--- a/latest/NRB.docx
+++ b/latest/NRB.docx
@@ -117,7 +117,7 @@
         <w:pStyle w:val="FirstParagraph"/>
       </w:pPr>
       <w:r>
-        <w:t xml:space="preserve">Not available yet</w:t>
+        <w:t xml:space="preserve">Not available, see previous versions of the document for its history.</w:t>
       </w:r>
     </w:p>
     <w:bookmarkEnd w:id="25"/>
@@ -151,7 +151,7 @@
         </w:numPr>
       </w:pPr>
       <w:r>
-        <w:t xml:space="preserve">Ake Rosenqvist, soloEO / Japan Aerospace Exploration Agency (JAXA), Japan</w:t>
+        <w:t xml:space="preserve">Ake Rosenqvist, soloEO / Japan Aerospace Exploration Agency, Japan</w:t>
       </w:r>
     </w:p>
     <w:p>
@@ -235,6 +235,18 @@
         </w:numPr>
       </w:pPr>
       <w:r>
+        <w:t xml:space="preserve">David Bekaert, Jet Propulsion Laboratory, USA</w:t>
+      </w:r>
+    </w:p>
+    <w:p>
+      <w:pPr>
+        <w:pStyle w:val="Compact"/>
+        <w:numPr>
+          <w:ilvl w:val="0"/>
+          <w:numId w:val="1001"/>
+        </w:numPr>
+      </w:pPr>
+      <w:r>
         <w:t xml:space="preserve">Virginia Brancato, Jet Propulsion Laboratory, USA</w:t>
       </w:r>
     </w:p>
@@ -271,6 +283,18 @@
         </w:numPr>
       </w:pPr>
       <w:r>
+        <w:t xml:space="preserve">Matt Garthwaite, CSIRO, Australia</w:t>
+      </w:r>
+    </w:p>
+    <w:p>
+      <w:pPr>
+        <w:pStyle w:val="Compact"/>
+        <w:numPr>
+          <w:ilvl w:val="0"/>
+          <w:numId w:val="1001"/>
+        </w:numPr>
+      </w:pPr>
+      <w:r>
         <w:t xml:space="preserve">Guillaume Hajduch, Collecte Localisation Satellites, France</w:t>
       </w:r>
     </w:p>
@@ -283,6 +307,18 @@
         </w:numPr>
       </w:pPr>
       <w:r>
+        <w:t xml:space="preserve">P.V. Jayasri, ISRO, India</w:t>
+      </w:r>
+    </w:p>
+    <w:p>
+      <w:pPr>
+        <w:pStyle w:val="Compact"/>
+        <w:numPr>
+          <w:ilvl w:val="0"/>
+          <w:numId w:val="1001"/>
+        </w:numPr>
+      </w:pPr>
+      <w:r>
         <w:t xml:space="preserve">Josef Kellndorfer, Earth Big Data, USA</w:t>
       </w:r>
     </w:p>
@@ -307,7 +343,7 @@
         </w:numPr>
       </w:pPr>
       <w:r>
-        <w:t xml:space="preserve">Adam Lewis, Geoscience Australia, Australia</w:t>
+        <w:t xml:space="preserve">Thomas Logan, Alaska Satellite Facility, USA</w:t>
       </w:r>
     </w:p>
     <w:p>
@@ -319,7 +355,7 @@
         </w:numPr>
       </w:pPr>
       <w:r>
-        <w:t xml:space="preserve">Thomas Logan, Alaska Satellite Facility, USA</w:t>
+        <w:t xml:space="preserve">Franz Meyer, Alaska Satellite Facility, USA</w:t>
       </w:r>
     </w:p>
     <w:p>
@@ -331,7 +367,7 @@
         </w:numPr>
       </w:pPr>
       <w:r>
-        <w:t xml:space="preserve">Franz Meyer, Alaska Satellite Facility, USA</w:t>
+        <w:t xml:space="preserve">Nuno Miranda, European Space Agency (ESA), Italy</w:t>
       </w:r>
     </w:p>
     <w:p>
@@ -343,7 +379,7 @@
         </w:numPr>
       </w:pPr>
       <w:r>
-        <w:t xml:space="preserve">Nuno Miranda, European Space Agency (ESA), Italy</w:t>
+        <w:t xml:space="preserve">Muriel Pinheiro, European Space Agency (ESA), Italy</w:t>
       </w:r>
     </w:p>
     <w:p>
@@ -355,7 +391,7 @@
         </w:numPr>
       </w:pPr>
       <w:r>
-        <w:t xml:space="preserve">Muriel Pinheiro, European Space Agency (ESA), Italy</w:t>
+        <w:t xml:space="preserve">Marko Repse, Sinergise, Slovenia</w:t>
       </w:r>
     </w:p>
     <w:p>
@@ -367,7 +403,7 @@
         </w:numPr>
       </w:pPr>
       <w:r>
-        <w:t xml:space="preserve">Marko Repse, Sinergise, Slovenia</w:t>
+        <w:t xml:space="preserve">HariPriya Sakethapuram, ISRO, India</w:t>
       </w:r>
     </w:p>
     <w:p>
@@ -379,7 +415,7 @@
         </w:numPr>
       </w:pPr>
       <w:r>
-        <w:t xml:space="preserve">HariPriya Sakethapuram, ISRO, India</w:t>
+        <w:t xml:space="preserve">Gustavo H. X. Shiroma, Jet Propulsion Laboratory, USA</w:t>
       </w:r>
     </w:p>
     <w:p>
@@ -403,7 +439,7 @@
         </w:numPr>
       </w:pPr>
       <w:r>
-        <w:t xml:space="preserve">Gustavo Shiroma, Jet Propulsion Laboratory, USA</w:t>
+        <w:t xml:space="preserve">Scott Staniewicz, Jet Propulsion Laboratory, USA</w:t>
       </w:r>
     </w:p>
     <w:p>
@@ -439,7 +475,7 @@
         </w:numPr>
       </w:pPr>
       <w:r>
-        <w:t xml:space="preserve">Antonio Valentino, RHEA for European Space Agency (ESA), Italy</w:t>
+        <w:t xml:space="preserve">Antonio Valentino, Starion for European Space Agency (ESA), Italy</w:t>
       </w:r>
     </w:p>
     <w:p>
@@ -464,6 +500,18 @@
       </w:pPr>
       <w:r>
         <w:t xml:space="preserve">Fang Yuan, Digital Earth Africa, Australia</w:t>
+      </w:r>
+    </w:p>
+    <w:p>
+      <w:pPr>
+        <w:pStyle w:val="Compact"/>
+        <w:numPr>
+          <w:ilvl w:val="0"/>
+          <w:numId w:val="1001"/>
+        </w:numPr>
+      </w:pPr>
+      <w:r>
+        <w:t xml:space="preserve">Francesco De Zan, Delta-Phi Remote Sensing GmbH, Germany</w:t>
       </w:r>
     </w:p>
     <w:p>
@@ -1371,7 +1419,7 @@
         <w:t xml:space="preserve">suitability of the dataset, and must meet the requirements listed below.</w:t>
       </w:r>
     </w:p>
-    <w:bookmarkStart w:id="34" w:name="sec:meta.metadata-traceability-sar"/>
+    <w:bookmarkStart w:id="34" w:name="sec:meta-trcsar"/>
     <w:p>
       <w:pPr>
         <w:pStyle w:val="berschrift4"/>
@@ -1403,7 +1451,7 @@
         <w:rPr>
           <w:rStyle w:val="VerbatimChar"/>
         </w:rPr>
-        <w:t xml:space="preserve">meta.metadata-traceability-sar</w:t>
+        <w:t xml:space="preserve">meta-trcsar</w:t>
       </w:r>
     </w:p>
     <w:bookmarkStart w:id="31" w:name="threshold-requirements"/>
@@ -1466,7 +1514,7 @@
       <w:r>
         <w:t xml:space="preserve">“</w:t>
       </w:r>
-      <w:hyperlink w:anchor="X96f5cf0495ba802547027bd915355aff9549cc2">
+      <w:hyperlink w:anchor="sec:rcm-rmasar">
         <w:r>
           <w:rPr>
             <w:rStyle w:val="Hyperlink"/>
@@ -1560,7 +1608,7 @@
     </w:p>
     <w:bookmarkEnd w:id="33"/>
     <w:bookmarkEnd w:id="34"/>
-    <w:bookmarkStart w:id="38" w:name="X395b65d2d68dbeeea9cb452c7d813188d36eeff"/>
+    <w:bookmarkStart w:id="38" w:name="sec:meta-mrdsar"/>
     <w:p>
       <w:pPr>
         <w:pStyle w:val="berschrift4"/>
@@ -1592,7 +1640,7 @@
         <w:rPr>
           <w:rStyle w:val="VerbatimChar"/>
         </w:rPr>
-        <w:t xml:space="preserve">meta.metadata-machine-readability-sar</w:t>
+        <w:t xml:space="preserve">meta-mrdsar</w:t>
       </w:r>
     </w:p>
     <w:bookmarkStart w:id="35" w:name="threshold-requirements-1"/>
@@ -1697,7 +1745,7 @@
     </w:p>
     <w:bookmarkEnd w:id="37"/>
     <w:bookmarkEnd w:id="38"/>
-    <w:bookmarkStart w:id="42" w:name="sec:meta.metadata-product-type-sar"/>
+    <w:bookmarkStart w:id="42" w:name="sec:meta-prdtyp"/>
     <w:p>
       <w:pPr>
         <w:pStyle w:val="berschrift4"/>
@@ -1729,7 +1777,7 @@
         <w:rPr>
           <w:rStyle w:val="VerbatimChar"/>
         </w:rPr>
-        <w:t xml:space="preserve">meta.metadata-product-type-sar</w:t>
+        <w:t xml:space="preserve">meta-prdtyp</w:t>
       </w:r>
     </w:p>
     <w:bookmarkStart w:id="39" w:name="threshold-requirements-2"/>
@@ -1837,7 +1885,7 @@
     </w:p>
     <w:bookmarkEnd w:id="41"/>
     <w:bookmarkEnd w:id="42"/>
-    <w:bookmarkStart w:id="46" w:name="sec:meta.metadata-pfs-url"/>
+    <w:bookmarkStart w:id="46" w:name="sec:meta-pfsurl"/>
     <w:p>
       <w:pPr>
         <w:pStyle w:val="berschrift4"/>
@@ -1869,7 +1917,7 @@
         <w:rPr>
           <w:rStyle w:val="VerbatimChar"/>
         </w:rPr>
-        <w:t xml:space="preserve">meta.metadata-pfs-url</w:t>
+        <w:t xml:space="preserve">meta-pfsurl</w:t>
       </w:r>
     </w:p>
     <w:bookmarkStart w:id="43" w:name="threshold-requirements-3"/>
@@ -1977,7 +2025,7 @@
     </w:p>
     <w:bookmarkEnd w:id="45"/>
     <w:bookmarkEnd w:id="46"/>
-    <w:bookmarkStart w:id="50" w:name="sec:meta.metadata-time-sar"/>
+    <w:bookmarkStart w:id="50" w:name="sec:meta-timsar"/>
     <w:p>
       <w:pPr>
         <w:pStyle w:val="berschrift4"/>
@@ -2009,7 +2057,7 @@
         <w:rPr>
           <w:rStyle w:val="VerbatimChar"/>
         </w:rPr>
-        <w:t xml:space="preserve">meta.metadata-time-sar</w:t>
+        <w:t xml:space="preserve">meta-timsar</w:t>
       </w:r>
     </w:p>
     <w:bookmarkStart w:id="47" w:name="threshold-requirements-4"/>
@@ -2043,7 +2091,7 @@
       <w:r>
         <w:t xml:space="preserve">“</w:t>
       </w:r>
-      <w:hyperlink w:anchor="sec:pxl.per-pixel-acquisition-id">
+      <w:hyperlink w:anchor="sec:pxl-ppacqd">
         <w:r>
           <w:rPr>
             <w:rStyle w:val="Hyperlink"/>
@@ -2191,7 +2239,7 @@
         <w:t xml:space="preserve">This may be one or mutliple acquisitions.</w:t>
       </w:r>
     </w:p>
-    <w:bookmarkStart w:id="55" w:name="sec:src.metadata-acquisition-id"/>
+    <w:bookmarkStart w:id="55" w:name="sec:src-acqid"/>
     <w:p>
       <w:pPr>
         <w:pStyle w:val="berschrift4"/>
@@ -2223,7 +2271,7 @@
         <w:rPr>
           <w:rStyle w:val="VerbatimChar"/>
         </w:rPr>
-        <w:t xml:space="preserve">src.metadata-acquisition-id</w:t>
+        <w:t xml:space="preserve">src-acqid</w:t>
       </w:r>
     </w:p>
     <w:bookmarkStart w:id="52" w:name="threshold-requirements-5"/>
@@ -2331,7 +2379,7 @@
     </w:p>
     <w:bookmarkEnd w:id="54"/>
     <w:bookmarkEnd w:id="55"/>
-    <w:bookmarkStart w:id="59" w:name="sec:src.metadata-data-access-source"/>
+    <w:bookmarkStart w:id="59" w:name="sec:src-dacsrc"/>
     <w:p>
       <w:pPr>
         <w:pStyle w:val="berschrift4"/>
@@ -2363,7 +2411,7 @@
         <w:rPr>
           <w:rStyle w:val="VerbatimChar"/>
         </w:rPr>
-        <w:t xml:space="preserve">src.metadata-data-access-source</w:t>
+        <w:t xml:space="preserve">src-dacsrc</w:t>
       </w:r>
     </w:p>
     <w:bookmarkStart w:id="56" w:name="threshold-requirements-6"/>
@@ -2468,7 +2516,7 @@
     </w:p>
     <w:bookmarkEnd w:id="58"/>
     <w:bookmarkEnd w:id="59"/>
-    <w:bookmarkStart w:id="64" w:name="sec:src.metadata-instrument-sar"/>
+    <w:bookmarkStart w:id="64" w:name="sec:src-inssar"/>
     <w:p>
       <w:pPr>
         <w:pStyle w:val="berschrift4"/>
@@ -2500,7 +2548,7 @@
         <w:rPr>
           <w:rStyle w:val="VerbatimChar"/>
         </w:rPr>
-        <w:t xml:space="preserve">src.metadata-instrument-sar</w:t>
+        <w:t xml:space="preserve">src-inssar</w:t>
       </w:r>
     </w:p>
     <w:bookmarkStart w:id="60" w:name="threshold-requirements-7"/>
@@ -2646,7 +2694,7 @@
     </w:p>
     <w:bookmarkEnd w:id="63"/>
     <w:bookmarkEnd w:id="64"/>
-    <w:bookmarkStart w:id="68" w:name="sec:src.metadata-time-source"/>
+    <w:bookmarkStart w:id="68" w:name="sec:src-timsrc"/>
     <w:p>
       <w:pPr>
         <w:pStyle w:val="berschrift4"/>
@@ -2678,7 +2726,7 @@
         <w:rPr>
           <w:rStyle w:val="VerbatimChar"/>
         </w:rPr>
-        <w:t xml:space="preserve">src.metadata-time-source</w:t>
+        <w:t xml:space="preserve">src-timsrc</w:t>
       </w:r>
     </w:p>
     <w:bookmarkStart w:id="65" w:name="threshold-requirements-8"/>
@@ -2786,7 +2834,7 @@
     </w:p>
     <w:bookmarkEnd w:id="67"/>
     <w:bookmarkEnd w:id="68"/>
-    <w:bookmarkStart w:id="72" w:name="X388564888c1c6fa2a0a60a2518ddf0e462cce33"/>
+    <w:bookmarkStart w:id="72" w:name="sec:src-acqpar"/>
     <w:p>
       <w:pPr>
         <w:pStyle w:val="berschrift4"/>
@@ -2818,7 +2866,7 @@
         <w:rPr>
           <w:rStyle w:val="VerbatimChar"/>
         </w:rPr>
-        <w:t xml:space="preserve">src.metadata-acquisition-parameters-sar</w:t>
+        <w:t xml:space="preserve">src-acqpar</w:t>
       </w:r>
     </w:p>
     <w:bookmarkStart w:id="69" w:name="threshold-requirements-9"/>
@@ -2998,7 +3046,7 @@
     </w:p>
     <w:bookmarkEnd w:id="71"/>
     <w:bookmarkEnd w:id="72"/>
-    <w:bookmarkStart w:id="77" w:name="sec:src.metadata-orbit"/>
+    <w:bookmarkStart w:id="77" w:name="sec:src-orbit"/>
     <w:p>
       <w:pPr>
         <w:pStyle w:val="berschrift4"/>
@@ -3030,7 +3078,7 @@
         <w:rPr>
           <w:rStyle w:val="VerbatimChar"/>
         </w:rPr>
-        <w:t xml:space="preserve">src.metadata-orbit</w:t>
+        <w:t xml:space="preserve">src-orbit</w:t>
       </w:r>
     </w:p>
     <w:bookmarkStart w:id="74" w:name="threshold-requirements-10"/>
@@ -3201,7 +3249,7 @@
     </w:p>
     <w:bookmarkEnd w:id="76"/>
     <w:bookmarkEnd w:id="77"/>
-    <w:bookmarkStart w:id="81" w:name="sec:src.metadata-processing-parameters"/>
+    <w:bookmarkStart w:id="81" w:name="sec:src-prcpar"/>
     <w:p>
       <w:pPr>
         <w:pStyle w:val="berschrift4"/>
@@ -3233,7 +3281,7 @@
         <w:rPr>
           <w:rStyle w:val="VerbatimChar"/>
         </w:rPr>
-        <w:t xml:space="preserve">src.metadata-processing-parameters</w:t>
+        <w:t xml:space="preserve">src-prcpar</w:t>
       </w:r>
     </w:p>
     <w:bookmarkStart w:id="78" w:name="threshold-requirements-11"/>
@@ -3422,7 +3470,7 @@
     </w:p>
     <w:bookmarkEnd w:id="80"/>
     <w:bookmarkEnd w:id="81"/>
-    <w:bookmarkStart w:id="85" w:name="sec:src.metadata-image-attributes-sar"/>
+    <w:bookmarkStart w:id="85" w:name="sec:src-imgatt"/>
     <w:p>
       <w:pPr>
         <w:pStyle w:val="berschrift4"/>
@@ -3454,7 +3502,7 @@
         <w:rPr>
           <w:rStyle w:val="VerbatimChar"/>
         </w:rPr>
-        <w:t xml:space="preserve">src.metadata-image-attributes-sar</w:t>
+        <w:t xml:space="preserve">src-imgatt</w:t>
       </w:r>
     </w:p>
     <w:bookmarkStart w:id="82" w:name="threshold-requirements-12"/>
@@ -3643,7 +3691,7 @@
     </w:p>
     <w:bookmarkEnd w:id="84"/>
     <w:bookmarkEnd w:id="85"/>
-    <w:bookmarkStart w:id="89" w:name="sec:src.metadata-sensor-calibration-sar"/>
+    <w:bookmarkStart w:id="89" w:name="sec:src-scasar"/>
     <w:p>
       <w:pPr>
         <w:pStyle w:val="berschrift4"/>
@@ -3675,7 +3723,7 @@
         <w:rPr>
           <w:rStyle w:val="VerbatimChar"/>
         </w:rPr>
-        <w:t xml:space="preserve">src.metadata-sensor-calibration-sar</w:t>
+        <w:t xml:space="preserve">src-scasar</w:t>
       </w:r>
     </w:p>
     <w:bookmarkStart w:id="86" w:name="threshold-requirements-13"/>
@@ -3789,7 +3837,7 @@
     </w:p>
     <w:bookmarkEnd w:id="88"/>
     <w:bookmarkEnd w:id="89"/>
-    <w:bookmarkStart w:id="93" w:name="sec:src.metadata-performance-indicators"/>
+    <w:bookmarkStart w:id="93" w:name="sec:src-prfind"/>
     <w:p>
       <w:pPr>
         <w:pStyle w:val="berschrift4"/>
@@ -3821,7 +3869,7 @@
         <w:rPr>
           <w:rStyle w:val="VerbatimChar"/>
         </w:rPr>
-        <w:t xml:space="preserve">src.metadata-performance-indicators</w:t>
+        <w:t xml:space="preserve">src-prfind</w:t>
       </w:r>
     </w:p>
     <w:bookmarkStart w:id="90" w:name="threshold-requirements-14"/>
@@ -4032,7 +4080,7 @@
     </w:p>
     <w:bookmarkEnd w:id="92"/>
     <w:bookmarkEnd w:id="93"/>
-    <w:bookmarkStart w:id="97" w:name="Xfba7a12354a19b5faae5bafbe3d48cff22204af"/>
+    <w:bookmarkStart w:id="97" w:name="sec:src-polcal"/>
     <w:p>
       <w:pPr>
         <w:pStyle w:val="berschrift4"/>
@@ -4064,7 +4112,7 @@
         <w:rPr>
           <w:rStyle w:val="VerbatimChar"/>
         </w:rPr>
-        <w:t xml:space="preserve">src.metadata-polarimetric-calibration-matrices</w:t>
+        <w:t xml:space="preserve">src-polcal</w:t>
       </w:r>
     </w:p>
     <w:bookmarkStart w:id="94" w:name="threshold-requirements-15"/>
@@ -4172,7 +4220,7 @@
     </w:p>
     <w:bookmarkEnd w:id="96"/>
     <w:bookmarkEnd w:id="97"/>
-    <w:bookmarkStart w:id="101" w:name="X5b1ceaf4a0f14a39998a160329b697f4fdfe671"/>
+    <w:bookmarkStart w:id="101" w:name="sec:src-mfrang"/>
     <w:p>
       <w:pPr>
         <w:pStyle w:val="berschrift4"/>
@@ -4204,7 +4252,7 @@
         <w:rPr>
           <w:rStyle w:val="VerbatimChar"/>
         </w:rPr>
-        <w:t xml:space="preserve">src.metadata-mean-faraday-rotation-angle</w:t>
+        <w:t xml:space="preserve">src-mfrang</w:t>
       </w:r>
     </w:p>
     <w:bookmarkStart w:id="98" w:name="threshold-requirements-16"/>
@@ -4312,7 +4360,7 @@
     </w:p>
     <w:bookmarkEnd w:id="100"/>
     <w:bookmarkEnd w:id="101"/>
-    <w:bookmarkStart w:id="105" w:name="sec:src.metadata-ionosphere-indicator"/>
+    <w:bookmarkStart w:id="105" w:name="sec:src-ionind"/>
     <w:p>
       <w:pPr>
         <w:pStyle w:val="berschrift4"/>
@@ -4344,7 +4392,7 @@
         <w:rPr>
           <w:rStyle w:val="VerbatimChar"/>
         </w:rPr>
-        <w:t xml:space="preserve">src.metadata-ionosphere-indicator</w:t>
+        <w:t xml:space="preserve">src-ionind</w:t>
       </w:r>
     </w:p>
     <w:bookmarkStart w:id="102" w:name="threshold-requirements-17"/>
@@ -4490,7 +4538,7 @@
         <w:t xml:space="preserve">Information related to the CEOS-ARD product generation procedure and geographic parameters.</w:t>
       </w:r>
     </w:p>
-    <w:bookmarkStart w:id="110" w:name="sec:prd.metadata-data-access-product"/>
+    <w:bookmarkStart w:id="110" w:name="sec:prd-dacprd"/>
     <w:p>
       <w:pPr>
         <w:pStyle w:val="berschrift4"/>
@@ -4522,7 +4570,7 @@
         <w:rPr>
           <w:rStyle w:val="VerbatimChar"/>
         </w:rPr>
-        <w:t xml:space="preserve">prd.metadata-data-access-product</w:t>
+        <w:t xml:space="preserve">prd-dacprd</w:t>
       </w:r>
     </w:p>
     <w:bookmarkStart w:id="107" w:name="threshold-requirements-18"/>
@@ -4675,7 +4723,7 @@
     </w:p>
     <w:bookmarkEnd w:id="109"/>
     <w:bookmarkEnd w:id="110"/>
-    <w:bookmarkStart w:id="114" w:name="sec:prd.metadata-auxiliary-data"/>
+    <w:bookmarkStart w:id="114" w:name="sec:prd-auxdat"/>
     <w:p>
       <w:pPr>
         <w:pStyle w:val="berschrift4"/>
@@ -4707,7 +4755,7 @@
         <w:rPr>
           <w:rStyle w:val="VerbatimChar"/>
         </w:rPr>
-        <w:t xml:space="preserve">prd.metadata-auxiliary-data</w:t>
+        <w:t xml:space="preserve">prd-auxdat</w:t>
       </w:r>
     </w:p>
     <w:bookmarkStart w:id="111" w:name="threshold-requirements-19"/>
@@ -4835,7 +4883,7 @@
     </w:p>
     <w:bookmarkEnd w:id="113"/>
     <w:bookmarkEnd w:id="114"/>
-    <w:bookmarkStart w:id="118" w:name="sec:prd.metadata-sample-spacing"/>
+    <w:bookmarkStart w:id="118" w:name="sec:prd-smpspc"/>
     <w:p>
       <w:pPr>
         <w:pStyle w:val="berschrift4"/>
@@ -4867,7 +4915,7 @@
         <w:rPr>
           <w:rStyle w:val="VerbatimChar"/>
         </w:rPr>
-        <w:t xml:space="preserve">prd.metadata-sample-spacing</w:t>
+        <w:t xml:space="preserve">prd-smpspc</w:t>
       </w:r>
     </w:p>
     <w:bookmarkStart w:id="115" w:name="threshold-requirements-20"/>
@@ -4999,7 +5047,7 @@
     </w:p>
     <w:bookmarkEnd w:id="117"/>
     <w:bookmarkEnd w:id="118"/>
-    <w:bookmarkStart w:id="122" w:name="sec:prd.metadata-enl"/>
+    <w:bookmarkStart w:id="122" w:name="sec:prd-enl"/>
     <w:p>
       <w:pPr>
         <w:pStyle w:val="berschrift4"/>
@@ -5031,7 +5079,7 @@
         <w:rPr>
           <w:rStyle w:val="VerbatimChar"/>
         </w:rPr>
-        <w:t xml:space="preserve">prd.metadata-enl</w:t>
+        <w:t xml:space="preserve">prd-enl</w:t>
       </w:r>
     </w:p>
     <w:bookmarkStart w:id="119" w:name="threshold-requirements-21"/>
@@ -5139,7 +5187,7 @@
     </w:p>
     <w:bookmarkEnd w:id="121"/>
     <w:bookmarkEnd w:id="122"/>
-    <w:bookmarkStart w:id="126" w:name="sec:prd.metadata-resolution"/>
+    <w:bookmarkStart w:id="126" w:name="sec:prd-resol"/>
     <w:p>
       <w:pPr>
         <w:pStyle w:val="berschrift4"/>
@@ -5171,7 +5219,7 @@
         <w:rPr>
           <w:rStyle w:val="VerbatimChar"/>
         </w:rPr>
-        <w:t xml:space="preserve">prd.metadata-resolution</w:t>
+        <w:t xml:space="preserve">prd-resol</w:t>
       </w:r>
     </w:p>
     <w:bookmarkStart w:id="123" w:name="threshold-requirements-22"/>
@@ -5303,7 +5351,7 @@
     </w:p>
     <w:bookmarkEnd w:id="125"/>
     <w:bookmarkEnd w:id="126"/>
-    <w:bookmarkStart w:id="130" w:name="sec:prd.metadata-speckle-filtering"/>
+    <w:bookmarkStart w:id="130" w:name="sec:prd-spkflt"/>
     <w:p>
       <w:pPr>
         <w:pStyle w:val="berschrift4"/>
@@ -5335,7 +5383,7 @@
         <w:rPr>
           <w:rStyle w:val="VerbatimChar"/>
         </w:rPr>
-        <w:t xml:space="preserve">prd.metadata-speckle-filtering</w:t>
+        <w:t xml:space="preserve">prd-spkflt</w:t>
       </w:r>
     </w:p>
     <w:bookmarkStart w:id="127" w:name="threshold-requirements-23"/>
@@ -5511,7 +5559,7 @@
     </w:p>
     <w:bookmarkEnd w:id="129"/>
     <w:bookmarkEnd w:id="130"/>
-    <w:bookmarkStart w:id="134" w:name="sec:prd.metadata-geo-bbox"/>
+    <w:bookmarkStart w:id="134" w:name="sec:prd-geobx"/>
     <w:p>
       <w:pPr>
         <w:pStyle w:val="berschrift4"/>
@@ -5543,7 +5591,7 @@
         <w:rPr>
           <w:rStyle w:val="VerbatimChar"/>
         </w:rPr>
-        <w:t xml:space="preserve">prd.metadata-geo-bbox</w:t>
+        <w:t xml:space="preserve">prd-geobx</w:t>
       </w:r>
     </w:p>
     <w:bookmarkStart w:id="131" w:name="threshold-requirements-24"/>
@@ -5571,7 +5619,7 @@
       <w:r>
         <w:t xml:space="preserve">“</w:t>
       </w:r>
-      <w:hyperlink w:anchor="sec:prd.metadata-crs">
+      <w:hyperlink w:anchor="sec:prd-crs">
         <w:r>
           <w:rPr>
             <w:rStyle w:val="Hyperlink"/>
@@ -5694,7 +5742,7 @@
     </w:p>
     <w:bookmarkEnd w:id="133"/>
     <w:bookmarkEnd w:id="134"/>
-    <w:bookmarkStart w:id="138" w:name="sec:prd.metadata-geo-area"/>
+    <w:bookmarkStart w:id="138" w:name="sec:prd-geoare"/>
     <w:p>
       <w:pPr>
         <w:pStyle w:val="berschrift4"/>
@@ -5726,7 +5774,7 @@
         <w:rPr>
           <w:rStyle w:val="VerbatimChar"/>
         </w:rPr>
-        <w:t xml:space="preserve">prd.metadata-geo-area</w:t>
+        <w:t xml:space="preserve">prd-geoare</w:t>
       </w:r>
     </w:p>
     <w:bookmarkStart w:id="135" w:name="threshold-requirements-25"/>
@@ -5834,7 +5882,7 @@
     </w:p>
     <w:bookmarkEnd w:id="137"/>
     <w:bookmarkEnd w:id="138"/>
-    <w:bookmarkStart w:id="142" w:name="sec:prd.metadata-image-size"/>
+    <w:bookmarkStart w:id="142" w:name="sec:prd-imgsiz"/>
     <w:p>
       <w:pPr>
         <w:pStyle w:val="berschrift4"/>
@@ -5866,7 +5914,7 @@
         <w:rPr>
           <w:rStyle w:val="VerbatimChar"/>
         </w:rPr>
-        <w:t xml:space="preserve">prd.metadata-image-size</w:t>
+        <w:t xml:space="preserve">prd-imgsiz</w:t>
       </w:r>
     </w:p>
     <w:bookmarkStart w:id="139" w:name="threshold-requirements-26"/>
@@ -6022,7 +6070,7 @@
     </w:p>
     <w:bookmarkEnd w:id="141"/>
     <w:bookmarkEnd w:id="142"/>
-    <w:bookmarkStart w:id="146" w:name="Xec46cf7db597e44ff2abc275345728e361b06e7"/>
+    <w:bookmarkStart w:id="146" w:name="sec:prd-pxconv"/>
     <w:p>
       <w:pPr>
         <w:pStyle w:val="berschrift4"/>
@@ -6054,7 +6102,7 @@
         <w:rPr>
           <w:rStyle w:val="VerbatimChar"/>
         </w:rPr>
-        <w:t xml:space="preserve">prd.metadata-pixel-coordinate-convention</w:t>
+        <w:t xml:space="preserve">prd-pxconv</w:t>
       </w:r>
     </w:p>
     <w:bookmarkStart w:id="143" w:name="threshold-requirements-27"/>
@@ -6168,7 +6216,7 @@
     </w:p>
     <w:bookmarkEnd w:id="145"/>
     <w:bookmarkEnd w:id="146"/>
-    <w:bookmarkStart w:id="150" w:name="sec:prd.metadata-crs"/>
+    <w:bookmarkStart w:id="150" w:name="sec:prd-crs"/>
     <w:p>
       <w:pPr>
         <w:pStyle w:val="berschrift4"/>
@@ -6200,7 +6248,7 @@
         <w:rPr>
           <w:rStyle w:val="VerbatimChar"/>
         </w:rPr>
-        <w:t xml:space="preserve">prd.metadata-crs</w:t>
+        <w:t xml:space="preserve">prd-crs</w:t>
       </w:r>
     </w:p>
     <w:bookmarkStart w:id="147" w:name="threshold-requirements-28"/>
@@ -6314,7 +6362,7 @@
     </w:p>
     <w:bookmarkEnd w:id="149"/>
     <w:bookmarkEnd w:id="150"/>
-    <w:bookmarkStart w:id="154" w:name="sec:prd.metadata-orbit-reference-nrb-pol"/>
+    <w:bookmarkStart w:id="154" w:name="sec:prd-orbnrp"/>
     <w:p>
       <w:pPr>
         <w:pStyle w:val="berschrift4"/>
@@ -6346,7 +6394,7 @@
         <w:rPr>
           <w:rStyle w:val="VerbatimChar"/>
         </w:rPr>
-        <w:t xml:space="preserve">prd.metadata-orbit-reference-nrb-pol</w:t>
+        <w:t xml:space="preserve">prd-orbnrp</w:t>
       </w:r>
     </w:p>
     <w:p>
@@ -6367,7 +6415,7 @@
         </w:rPr>
         <w:t xml:space="preserve">“</w:t>
       </w:r>
-      <w:hyperlink w:anchor="sec:rcm.measurements-flattened-phase">
+      <w:hyperlink w:anchor="sec:rcm-fltphs">
         <w:r>
           <w:rPr>
             <w:rStyle w:val="Hyperlink"/>
@@ -6543,7 +6591,7 @@
         <w:t xml:space="preserve">Per-pixel metadata should allow users to discriminate between (choose) observations on the basis of their individual suitability for applications.</w:t>
       </w:r>
     </w:p>
-    <w:bookmarkStart w:id="159" w:name="sec:pxl.cloud-optimized-formats"/>
+    <w:bookmarkStart w:id="159" w:name="sec:pxl-cldopt"/>
     <w:p>
       <w:pPr>
         <w:pStyle w:val="berschrift4"/>
@@ -6575,7 +6623,7 @@
         <w:rPr>
           <w:rStyle w:val="VerbatimChar"/>
         </w:rPr>
-        <w:t xml:space="preserve">pxl.cloud-optimized-formats</w:t>
+        <w:t xml:space="preserve">pxl-cldopt</w:t>
       </w:r>
     </w:p>
     <w:bookmarkStart w:id="156" w:name="threshold-requirements-30"/>
@@ -6683,7 +6731,7 @@
     </w:p>
     <w:bookmarkEnd w:id="158"/>
     <w:bookmarkEnd w:id="159"/>
-    <w:bookmarkStart w:id="163" w:name="sec:pxl.metadata-machine-readability-sar"/>
+    <w:bookmarkStart w:id="163" w:name="sec:pxl-mrdsar"/>
     <w:p>
       <w:pPr>
         <w:pStyle w:val="berschrift4"/>
@@ -6715,7 +6763,7 @@
         <w:rPr>
           <w:rStyle w:val="VerbatimChar"/>
         </w:rPr>
-        <w:t xml:space="preserve">pxl.metadata-machine-readability-sar</w:t>
+        <w:t xml:space="preserve">pxl-mrdsar</w:t>
       </w:r>
     </w:p>
     <w:bookmarkStart w:id="160" w:name="threshold-requirements-31"/>
@@ -6820,7 +6868,7 @@
     </w:p>
     <w:bookmarkEnd w:id="162"/>
     <w:bookmarkEnd w:id="163"/>
-    <w:bookmarkStart w:id="167" w:name="sec:pxl.per-pixel-data-mask"/>
+    <w:bookmarkStart w:id="167" w:name="sec:pxl-ppmask"/>
     <w:p>
       <w:pPr>
         <w:pStyle w:val="berschrift4"/>
@@ -6852,7 +6900,7 @@
         <w:rPr>
           <w:rStyle w:val="VerbatimChar"/>
         </w:rPr>
-        <w:t xml:space="preserve">pxl.per-pixel-data-mask</w:t>
+        <w:t xml:space="preserve">pxl-ppmask</w:t>
       </w:r>
     </w:p>
     <w:bookmarkStart w:id="164" w:name="threshold-requirements-32"/>
@@ -7145,7 +7193,7 @@
     </w:p>
     <w:bookmarkEnd w:id="166"/>
     <w:bookmarkEnd w:id="167"/>
-    <w:bookmarkStart w:id="171" w:name="sec:pxl.per-pixel-scattering-area"/>
+    <w:bookmarkStart w:id="171" w:name="sec:pxl-ppscta"/>
     <w:p>
       <w:pPr>
         <w:pStyle w:val="berschrift4"/>
@@ -7177,7 +7225,7 @@
         <w:rPr>
           <w:rStyle w:val="VerbatimChar"/>
         </w:rPr>
-        <w:t xml:space="preserve">pxl.per-pixel-scattering-area</w:t>
+        <w:t xml:space="preserve">pxl-ppscta</w:t>
       </w:r>
     </w:p>
     <w:p>
@@ -7451,7 +7499,7 @@
     </w:p>
     <w:bookmarkEnd w:id="170"/>
     <w:bookmarkEnd w:id="171"/>
-    <w:bookmarkStart w:id="175" w:name="sec:pxl.per-pixel-local-incident-angle"/>
+    <w:bookmarkStart w:id="175" w:name="sec:pxl-pplia"/>
     <w:p>
       <w:pPr>
         <w:pStyle w:val="berschrift4"/>
@@ -7483,7 +7531,7 @@
         <w:rPr>
           <w:rStyle w:val="VerbatimChar"/>
         </w:rPr>
-        <w:t xml:space="preserve">pxl.per-pixel-local-incident-angle</w:t>
+        <w:t xml:space="preserve">pxl-pplia</w:t>
       </w:r>
     </w:p>
     <w:bookmarkStart w:id="172" w:name="threshold-requirements-34"/>
@@ -7679,7 +7727,7 @@
     </w:p>
     <w:bookmarkEnd w:id="174"/>
     <w:bookmarkEnd w:id="175"/>
-    <w:bookmarkStart w:id="179" w:name="X42862d8fb19a6b32ebc3398b92b86f6abe50bf3"/>
+    <w:bookmarkStart w:id="179" w:name="sec:pxl-ppelia"/>
     <w:p>
       <w:pPr>
         <w:pStyle w:val="berschrift4"/>
@@ -7711,7 +7759,7 @@
         <w:rPr>
           <w:rStyle w:val="VerbatimChar"/>
         </w:rPr>
-        <w:t xml:space="preserve">pxl.per-pixel-ellipsoidal-incident-angle</w:t>
+        <w:t xml:space="preserve">pxl-ppelia</w:t>
       </w:r>
     </w:p>
     <w:bookmarkStart w:id="176" w:name="threshold-requirements-35"/>
@@ -7919,7 +7967,7 @@
     </w:p>
     <w:bookmarkEnd w:id="178"/>
     <w:bookmarkEnd w:id="179"/>
-    <w:bookmarkStart w:id="183" w:name="sec:pxl.per-pixel-noise-power"/>
+    <w:bookmarkStart w:id="183" w:name="sec:pxl-ppnspw"/>
     <w:p>
       <w:pPr>
         <w:pStyle w:val="berschrift4"/>
@@ -7951,7 +7999,7 @@
         <w:rPr>
           <w:rStyle w:val="VerbatimChar"/>
         </w:rPr>
-        <w:t xml:space="preserve">pxl.per-pixel-noise-power</w:t>
+        <w:t xml:space="preserve">pxl-ppnspw</w:t>
       </w:r>
     </w:p>
     <w:bookmarkStart w:id="180" w:name="threshold-requirements-36"/>
@@ -8253,7 +8301,7 @@
     </w:p>
     <w:bookmarkEnd w:id="182"/>
     <w:bookmarkEnd w:id="183"/>
-    <w:bookmarkStart w:id="187" w:name="sec:pxl.per-pixel-gamma-sigma-ratio"/>
+    <w:bookmarkStart w:id="187" w:name="sec:pxl-ppgmsg"/>
     <w:p>
       <w:pPr>
         <w:pStyle w:val="berschrift4"/>
@@ -8285,7 +8333,7 @@
         <w:rPr>
           <w:rStyle w:val="VerbatimChar"/>
         </w:rPr>
-        <w:t xml:space="preserve">pxl.per-pixel-gamma-sigma-ratio</w:t>
+        <w:t xml:space="preserve">pxl-ppgmsg</w:t>
       </w:r>
     </w:p>
     <w:bookmarkStart w:id="184" w:name="threshold-requirements-37"/>
@@ -8526,7 +8574,7 @@
     </w:p>
     <w:bookmarkEnd w:id="186"/>
     <w:bookmarkEnd w:id="187"/>
-    <w:bookmarkStart w:id="191" w:name="sec:pxl.per-pixel-acquisition-id"/>
+    <w:bookmarkStart w:id="191" w:name="sec:pxl-ppacqd"/>
     <w:p>
       <w:pPr>
         <w:pStyle w:val="berschrift4"/>
@@ -8558,7 +8606,7 @@
         <w:rPr>
           <w:rStyle w:val="VerbatimChar"/>
         </w:rPr>
-        <w:t xml:space="preserve">pxl.per-pixel-acquisition-id</w:t>
+        <w:t xml:space="preserve">pxl-ppacqd</w:t>
       </w:r>
     </w:p>
     <w:bookmarkStart w:id="188" w:name="threshold-requirements-38"/>
@@ -8600,7 +8648,7 @@
       <w:r>
         <w:t xml:space="preserve">“</w:t>
       </w:r>
-      <w:hyperlink w:anchor="sec:src.metadata-acquisition-id">
+      <w:hyperlink w:anchor="sec:src-acqid">
         <w:r>
           <w:rPr>
             <w:rStyle w:val="Hyperlink"/>
@@ -8790,7 +8838,7 @@
     </w:p>
     <w:bookmarkEnd w:id="190"/>
     <w:bookmarkEnd w:id="191"/>
-    <w:bookmarkStart w:id="195" w:name="sec:pxl.per-pixel-dem"/>
+    <w:bookmarkStart w:id="195" w:name="sec:pxl-ppdem"/>
     <w:p>
       <w:pPr>
         <w:pStyle w:val="berschrift4"/>
@@ -8822,7 +8870,7 @@
         <w:rPr>
           <w:rStyle w:val="VerbatimChar"/>
         </w:rPr>
-        <w:t xml:space="preserve">pxl.per-pixel-dem</w:t>
+        <w:t xml:space="preserve">pxl-ppdem</w:t>
       </w:r>
     </w:p>
     <w:bookmarkStart w:id="192" w:name="threshold-requirements-39"/>
@@ -9044,7 +9092,7 @@
         <w:t xml:space="preserve">The requirements below must be met for all pixels/samples/observations in a collection.</w:t>
       </w:r>
     </w:p>
-    <w:bookmarkStart w:id="200" w:name="sec:rcm.cloud-optimized-formats"/>
+    <w:bookmarkStart w:id="200" w:name="sec:rcm-cldopt"/>
     <w:p>
       <w:pPr>
         <w:pStyle w:val="berschrift4"/>
@@ -9076,7 +9124,7 @@
         <w:rPr>
           <w:rStyle w:val="VerbatimChar"/>
         </w:rPr>
-        <w:t xml:space="preserve">rcm.cloud-optimized-formats</w:t>
+        <w:t xml:space="preserve">rcm-cldopt</w:t>
       </w:r>
     </w:p>
     <w:bookmarkStart w:id="197" w:name="threshold-requirements-40"/>
@@ -9184,7 +9232,7 @@
     </w:p>
     <w:bookmarkEnd w:id="199"/>
     <w:bookmarkEnd w:id="200"/>
-    <w:bookmarkStart w:id="204" w:name="sec:rcm.measurements-backscatter-nrb"/>
+    <w:bookmarkStart w:id="204" w:name="sec:rcm-bsnrb"/>
     <w:p>
       <w:pPr>
         <w:pStyle w:val="berschrift4"/>
@@ -9216,7 +9264,7 @@
         <w:rPr>
           <w:rStyle w:val="VerbatimChar"/>
         </w:rPr>
-        <w:t xml:space="preserve">rcm.measurements-backscatter-nrb</w:t>
+        <w:t xml:space="preserve">rcm-bsnrb</w:t>
       </w:r>
     </w:p>
     <w:bookmarkStart w:id="201" w:name="threshold-requirements-41"/>
@@ -9464,7 +9512,7 @@
     </w:p>
     <w:bookmarkEnd w:id="203"/>
     <w:bookmarkEnd w:id="204"/>
-    <w:bookmarkStart w:id="208" w:name="sec:rcm.metadata-scaling-conversion"/>
+    <w:bookmarkStart w:id="208" w:name="sec:rcm-sclcnv"/>
     <w:p>
       <w:pPr>
         <w:pStyle w:val="berschrift4"/>
@@ -9496,7 +9544,7 @@
         <w:rPr>
           <w:rStyle w:val="VerbatimChar"/>
         </w:rPr>
-        <w:t xml:space="preserve">rcm.metadata-scaling-conversion</w:t>
+        <w:t xml:space="preserve">rcm-sclcnv</w:t>
       </w:r>
     </w:p>
     <w:bookmarkStart w:id="205" w:name="threshold-requirements-42"/>
@@ -9601,7 +9649,7 @@
     </w:p>
     <w:bookmarkEnd w:id="207"/>
     <w:bookmarkEnd w:id="208"/>
-    <w:bookmarkStart w:id="212" w:name="sec:rcm.metadata-noise-removal"/>
+    <w:bookmarkStart w:id="212" w:name="sec:rcm-nzrmvl"/>
     <w:p>
       <w:pPr>
         <w:pStyle w:val="berschrift4"/>
@@ -9633,7 +9681,7 @@
         <w:rPr>
           <w:rStyle w:val="VerbatimChar"/>
         </w:rPr>
-        <w:t xml:space="preserve">rcm.metadata-noise-removal</w:t>
+        <w:t xml:space="preserve">rcm-nzrmvl</w:t>
       </w:r>
     </w:p>
     <w:bookmarkStart w:id="209" w:name="threshold-requirements-43"/>
@@ -9767,7 +9815,7 @@
     </w:p>
     <w:bookmarkEnd w:id="211"/>
     <w:bookmarkEnd w:id="212"/>
-    <w:bookmarkStart w:id="216" w:name="Xb88bc7c96e2b484b86bc3560a2c054b7bf2b073"/>
+    <w:bookmarkStart w:id="216" w:name="sec:rcm-rtalgo"/>
     <w:p>
       <w:pPr>
         <w:pStyle w:val="berschrift4"/>
@@ -9799,7 +9847,7 @@
         <w:rPr>
           <w:rStyle w:val="VerbatimChar"/>
         </w:rPr>
-        <w:t xml:space="preserve">rcm.corrections-radiometric-terrain-algo</w:t>
+        <w:t xml:space="preserve">rcm-rtalgo</w:t>
       </w:r>
     </w:p>
     <w:bookmarkStart w:id="213" w:name="threshold-requirements-44"/>
@@ -9999,7 +10047,7 @@
     </w:p>
     <w:bookmarkEnd w:id="215"/>
     <w:bookmarkEnd w:id="216"/>
-    <w:bookmarkStart w:id="220" w:name="X96f5cf0495ba802547027bd915355aff9549cc2"/>
+    <w:bookmarkStart w:id="220" w:name="sec:rcm-rmasar"/>
     <w:p>
       <w:pPr>
         <w:pStyle w:val="berschrift4"/>
@@ -10031,7 +10079,7 @@
         <w:rPr>
           <w:rStyle w:val="VerbatimChar"/>
         </w:rPr>
-        <w:t xml:space="preserve">rcm.metadata-radiometric-accuracy-sar</w:t>
+        <w:t xml:space="preserve">rcm-rmasar</w:t>
       </w:r>
     </w:p>
     <w:bookmarkStart w:id="217" w:name="threshold-requirements-45"/>
@@ -10188,7 +10236,7 @@
     </w:p>
     <w:bookmarkEnd w:id="219"/>
     <w:bookmarkEnd w:id="220"/>
-    <w:bookmarkStart w:id="224" w:name="sec:rcm.measurements-flattened-phase"/>
+    <w:bookmarkStart w:id="224" w:name="sec:rcm-fltphs"/>
     <w:p>
       <w:pPr>
         <w:pStyle w:val="berschrift4"/>
@@ -10220,7 +10268,7 @@
         <w:rPr>
           <w:rStyle w:val="VerbatimChar"/>
         </w:rPr>
-        <w:t xml:space="preserve">rcm.measurements-flattened-phase</w:t>
+        <w:t xml:space="preserve">rcm-fltphs</w:t>
       </w:r>
     </w:p>
     <w:p>
@@ -10580,7 +10628,7 @@
         <w:t xml:space="preserve">This section specifies any geometric correction requirements that must be met in order for the data to be analysis ready.</w:t>
       </w:r>
     </w:p>
-    <w:bookmarkStart w:id="229" w:name="X20bf532dfcc73429023dc2f9b692bfe29adce2f"/>
+    <w:bookmarkStart w:id="229" w:name="sec:gcor-gmcalg"/>
     <w:p>
       <w:pPr>
         <w:pStyle w:val="berschrift4"/>
@@ -10612,7 +10660,7 @@
         <w:rPr>
           <w:rStyle w:val="VerbatimChar"/>
         </w:rPr>
-        <w:t xml:space="preserve">gcor.metadata-geometric-correction-algorithm</w:t>
+        <w:t xml:space="preserve">gcor-gmcalg</w:t>
       </w:r>
     </w:p>
     <w:bookmarkStart w:id="226" w:name="threshold-requirements-47"/>
@@ -10788,7 +10836,7 @@
     </w:p>
     <w:bookmarkEnd w:id="228"/>
     <w:bookmarkEnd w:id="229"/>
-    <w:bookmarkStart w:id="233" w:name="sec:gcor.corrections-dem"/>
+    <w:bookmarkStart w:id="233" w:name="sec:gcor-cordem"/>
     <w:p>
       <w:pPr>
         <w:pStyle w:val="berschrift4"/>
@@ -10820,7 +10868,7 @@
         <w:rPr>
           <w:rStyle w:val="VerbatimChar"/>
         </w:rPr>
-        <w:t xml:space="preserve">gcor.corrections-dem</w:t>
+        <w:t xml:space="preserve">gcor-cordem</w:t>
       </w:r>
     </w:p>
     <w:p>
@@ -10999,7 +11047,7 @@
     </w:p>
     <w:bookmarkEnd w:id="232"/>
     <w:bookmarkEnd w:id="233"/>
-    <w:bookmarkStart w:id="237" w:name="X46df8ce20020c0edaf0af6f0a3dbcb83bfe4482"/>
+    <w:bookmarkStart w:id="237" w:name="sec:gcor-geoacr"/>
     <w:p>
       <w:pPr>
         <w:pStyle w:val="berschrift4"/>
@@ -11031,7 +11079,7 @@
         <w:rPr>
           <w:rStyle w:val="VerbatimChar"/>
         </w:rPr>
-        <w:t xml:space="preserve">gcor.corrections-geometric-accuracy-radar</w:t>
+        <w:t xml:space="preserve">gcor-geoacr</w:t>
       </w:r>
     </w:p>
     <w:bookmarkStart w:id="234" w:name="threshold-requirements-49"/>
@@ -11220,7 +11268,7 @@
     </w:p>
     <w:bookmarkEnd w:id="236"/>
     <w:bookmarkEnd w:id="237"/>
-    <w:bookmarkStart w:id="241" w:name="Xb9d365b28d724b5a0f0e58b4c1a94a1d3251d14"/>
+    <w:bookmarkStart w:id="241" w:name="sec:gcor-georfa"/>
     <w:p>
       <w:pPr>
         <w:pStyle w:val="berschrift4"/>
@@ -11252,7 +11300,7 @@
         <w:rPr>
           <w:rStyle w:val="VerbatimChar"/>
         </w:rPr>
-        <w:t xml:space="preserve">gcor.corrections-geometric-refined-accuracy</w:t>
+        <w:t xml:space="preserve">gcor-georfa</w:t>
       </w:r>
     </w:p>
     <w:bookmarkStart w:id="238" w:name="threshold-requirements-50"/>
@@ -11295,7 +11343,7 @@
       <w:r>
         <w:t xml:space="preserve">“</w:t>
       </w:r>
-      <w:hyperlink w:anchor="X46df8ce20020c0edaf0af6f0a3dbcb83bfe4482">
+      <w:hyperlink w:anchor="sec:gcor-geoacr">
         <w:r>
           <w:rPr>
             <w:rStyle w:val="Hyperlink"/>
@@ -11396,7 +11444,7 @@
     </w:p>
     <w:bookmarkEnd w:id="240"/>
     <w:bookmarkEnd w:id="241"/>
-    <w:bookmarkStart w:id="245" w:name="sec:gcor.corrections-gridding-convention"/>
+    <w:bookmarkStart w:id="245" w:name="sec:gcor-gridcv"/>
     <w:p>
       <w:pPr>
         <w:pStyle w:val="berschrift4"/>
@@ -11428,7 +11476,7 @@
         <w:rPr>
           <w:rStyle w:val="VerbatimChar"/>
         </w:rPr>
-        <w:t xml:space="preserve">gcor.corrections-gridding-convention</w:t>
+        <w:t xml:space="preserve">gcor-gridcv</w:t>
       </w:r>
     </w:p>
     <w:bookmarkStart w:id="242" w:name="threshold-requirements-51"/>
@@ -11617,6 +11665,327 @@
       </w:pPr>
       <w:r>
         <w:t xml:space="preserve">General Metadata</w:t>
+      </w:r>
+    </w:p>
+    <w:tbl>
+      <w:tblPr>
+        <w:tblStyle w:val="Table"/>
+        <w:tblW w:type="auto" w:w="0"/>
+        <w:tblLook w:firstRow="1" w:lastRow="0" w:firstColumn="0" w:lastColumn="0" w:noHBand="0" w:noVBand="0" w:val="0020"/>
+      </w:tblPr>
+      <w:tblGrid>
+        <w:gridCol w:w="1980"/>
+        <w:gridCol w:w="1980"/>
+        <w:gridCol w:w="1980"/>
+        <w:gridCol w:w="1980"/>
+      </w:tblGrid>
+      <w:tr>
+        <w:trPr>
+          <w:tblHeader w:val="on"/>
+        </w:trPr>
+        <w:tc>
+          <w:tcPr/>
+          <w:p>
+            <w:pPr>
+              <w:pStyle w:val="Compact"/>
+            </w:pPr>
+            <w:r>
+              <w:t xml:space="preserve">Requirement ID</w:t>
+            </w:r>
+          </w:p>
+        </w:tc>
+        <w:tc>
+          <w:tcPr/>
+          <w:p>
+            <w:pPr>
+              <w:pStyle w:val="Compact"/>
+            </w:pPr>
+            <w:r>
+              <w:t xml:space="preserve">Requirement Title</w:t>
+            </w:r>
+          </w:p>
+        </w:tc>
+        <w:tc>
+          <w:tcPr/>
+          <w:p>
+            <w:pPr>
+              <w:pStyle w:val="Compact"/>
+              <w:jc w:val="center"/>
+            </w:pPr>
+            <w:r>
+              <w:t xml:space="preserve">Threshold</w:t>
+            </w:r>
+          </w:p>
+        </w:tc>
+        <w:tc>
+          <w:tcPr/>
+          <w:p>
+            <w:pPr>
+              <w:pStyle w:val="Compact"/>
+              <w:jc w:val="center"/>
+            </w:pPr>
+            <w:r>
+              <w:t xml:space="preserve">Goal</w:t>
+            </w:r>
+          </w:p>
+        </w:tc>
+      </w:tr>
+      <w:tr>
+        <w:tc>
+          <w:tcPr/>
+          <w:p>
+            <w:pPr>
+              <w:pStyle w:val="Compact"/>
+            </w:pPr>
+            <w:r>
+              <w:rPr>
+                <w:rStyle w:val="VerbatimChar"/>
+              </w:rPr>
+              <w:t xml:space="preserve">meta-trcsar</w:t>
+            </w:r>
+          </w:p>
+        </w:tc>
+        <w:tc>
+          <w:tcPr/>
+          <w:p>
+            <w:pPr>
+              <w:pStyle w:val="Compact"/>
+            </w:pPr>
+            <w:r>
+              <w:t xml:space="preserve">Traceability</w:t>
+            </w:r>
+          </w:p>
+        </w:tc>
+        <w:tc>
+          <w:tcPr/>
+          <w:p>
+            <w:pPr>
+              <w:pStyle w:val="Compact"/>
+              <w:jc w:val="center"/>
+            </w:pPr>
+            <w:r>
+              <w:rPr>
+                <w:i/>
+                <w:iCs/>
+              </w:rPr>
+              <w:t xml:space="preserve">not required</w:t>
+            </w:r>
+          </w:p>
+        </w:tc>
+        <w:tc>
+          <w:tcPr/>
+          <w:p>
+            <w:pPr>
+              <w:pStyle w:val="Compact"/>
+            </w:pPr>
+          </w:p>
+        </w:tc>
+      </w:tr>
+      <w:tr>
+        <w:tc>
+          <w:tcPr/>
+          <w:p>
+            <w:pPr>
+              <w:pStyle w:val="Compact"/>
+            </w:pPr>
+            <w:r>
+              <w:rPr>
+                <w:rStyle w:val="VerbatimChar"/>
+              </w:rPr>
+              <w:t xml:space="preserve">meta-mrdsar</w:t>
+            </w:r>
+          </w:p>
+        </w:tc>
+        <w:tc>
+          <w:tcPr/>
+          <w:p>
+            <w:pPr>
+              <w:pStyle w:val="Compact"/>
+            </w:pPr>
+            <w:r>
+              <w:t xml:space="preserve">Metadata Machine Readability</w:t>
+            </w:r>
+          </w:p>
+        </w:tc>
+        <w:tc>
+          <w:tcPr/>
+          <w:p>
+            <w:pPr>
+              <w:pStyle w:val="Compact"/>
+            </w:pPr>
+          </w:p>
+        </w:tc>
+        <w:tc>
+          <w:tcPr/>
+          <w:p>
+            <w:pPr>
+              <w:pStyle w:val="Compact"/>
+            </w:pPr>
+          </w:p>
+        </w:tc>
+      </w:tr>
+      <w:tr>
+        <w:tc>
+          <w:tcPr/>
+          <w:p>
+            <w:pPr>
+              <w:pStyle w:val="Compact"/>
+            </w:pPr>
+            <w:r>
+              <w:rPr>
+                <w:rStyle w:val="VerbatimChar"/>
+              </w:rPr>
+              <w:t xml:space="preserve">meta-prdtyp</w:t>
+            </w:r>
+          </w:p>
+        </w:tc>
+        <w:tc>
+          <w:tcPr/>
+          <w:p>
+            <w:pPr>
+              <w:pStyle w:val="Compact"/>
+            </w:pPr>
+            <w:r>
+              <w:t xml:space="preserve">Product Type</w:t>
+            </w:r>
+          </w:p>
+        </w:tc>
+        <w:tc>
+          <w:tcPr/>
+          <w:p>
+            <w:pPr>
+              <w:pStyle w:val="Compact"/>
+            </w:pPr>
+          </w:p>
+        </w:tc>
+        <w:tc>
+          <w:tcPr/>
+          <w:p>
+            <w:pPr>
+              <w:pStyle w:val="Compact"/>
+              <w:jc w:val="center"/>
+            </w:pPr>
+            <w:r>
+              <w:rPr>
+                <w:i/>
+                <w:iCs/>
+              </w:rPr>
+              <w:t xml:space="preserve">as threshold</w:t>
+            </w:r>
+          </w:p>
+        </w:tc>
+      </w:tr>
+      <w:tr>
+        <w:tc>
+          <w:tcPr/>
+          <w:p>
+            <w:pPr>
+              <w:pStyle w:val="Compact"/>
+            </w:pPr>
+            <w:r>
+              <w:rPr>
+                <w:rStyle w:val="VerbatimChar"/>
+              </w:rPr>
+              <w:t xml:space="preserve">meta-pfsurl</w:t>
+            </w:r>
+          </w:p>
+        </w:tc>
+        <w:tc>
+          <w:tcPr/>
+          <w:p>
+            <w:pPr>
+              <w:pStyle w:val="Compact"/>
+            </w:pPr>
+            <w:r>
+              <w:t xml:space="preserve">Document Identifier</w:t>
+            </w:r>
+          </w:p>
+        </w:tc>
+        <w:tc>
+          <w:tcPr/>
+          <w:p>
+            <w:pPr>
+              <w:pStyle w:val="Compact"/>
+            </w:pPr>
+          </w:p>
+        </w:tc>
+        <w:tc>
+          <w:tcPr/>
+          <w:p>
+            <w:pPr>
+              <w:pStyle w:val="Compact"/>
+              <w:jc w:val="center"/>
+            </w:pPr>
+            <w:r>
+              <w:rPr>
+                <w:i/>
+                <w:iCs/>
+              </w:rPr>
+              <w:t xml:space="preserve">as threshold</w:t>
+            </w:r>
+          </w:p>
+        </w:tc>
+      </w:tr>
+      <w:tr>
+        <w:tc>
+          <w:tcPr/>
+          <w:p>
+            <w:pPr>
+              <w:pStyle w:val="Compact"/>
+            </w:pPr>
+            <w:r>
+              <w:rPr>
+                <w:rStyle w:val="VerbatimChar"/>
+              </w:rPr>
+              <w:t xml:space="preserve">meta-timsar</w:t>
+            </w:r>
+          </w:p>
+        </w:tc>
+        <w:tc>
+          <w:tcPr/>
+          <w:p>
+            <w:pPr>
+              <w:pStyle w:val="Compact"/>
+            </w:pPr>
+            <w:r>
+              <w:t xml:space="preserve">Data Collection Time</w:t>
+            </w:r>
+          </w:p>
+        </w:tc>
+        <w:tc>
+          <w:tcPr/>
+          <w:p>
+            <w:pPr>
+              <w:pStyle w:val="Compact"/>
+            </w:pPr>
+          </w:p>
+        </w:tc>
+        <w:tc>
+          <w:tcPr/>
+          <w:p>
+            <w:pPr>
+              <w:pStyle w:val="Compact"/>
+              <w:jc w:val="center"/>
+            </w:pPr>
+            <w:r>
+              <w:rPr>
+                <w:i/>
+                <w:iCs/>
+              </w:rPr>
+              <w:t xml:space="preserve">as threshold</w:t>
+            </w:r>
+          </w:p>
+        </w:tc>
+      </w:tr>
+    </w:tbl>
+    <w:bookmarkEnd w:id="248"/>
+    <w:bookmarkStart w:id="249" w:name="source-metadata"/>
+    <w:p>
+      <w:pPr>
+        <w:pStyle w:val="berschrift3"/>
+      </w:pPr>
+      <w:r>
+        <w:t xml:space="preserve">Source Metadata</w:t>
       </w:r>
     </w:p>
     <w:tbl>
@@ -11694,7 +12063,7 @@
               <w:rPr>
                 <w:rStyle w:val="VerbatimChar"/>
               </w:rPr>
-              <w:t xml:space="preserve">meta.metadata-traceability-sar</w:t>
+              <w:t xml:space="preserve">src-acqid</w:t>
             </w:r>
           </w:p>
         </w:tc>
@@ -11705,7 +12074,375 @@
               <w:pStyle w:val="Compact"/>
             </w:pPr>
             <w:r>
-              <w:t xml:space="preserve">Traceability</w:t>
+              <w:t xml:space="preserve">Acquisition ID</w:t>
+            </w:r>
+          </w:p>
+        </w:tc>
+        <w:tc>
+          <w:tcPr/>
+          <w:p>
+            <w:pPr>
+              <w:pStyle w:val="Compact"/>
+            </w:pPr>
+          </w:p>
+        </w:tc>
+        <w:tc>
+          <w:tcPr/>
+          <w:p>
+            <w:pPr>
+              <w:pStyle w:val="Compact"/>
+              <w:jc w:val="center"/>
+            </w:pPr>
+            <w:r>
+              <w:rPr>
+                <w:i/>
+                <w:iCs/>
+              </w:rPr>
+              <w:t xml:space="preserve">as threshold</w:t>
+            </w:r>
+          </w:p>
+        </w:tc>
+      </w:tr>
+      <w:tr>
+        <w:tc>
+          <w:tcPr/>
+          <w:p>
+            <w:pPr>
+              <w:pStyle w:val="Compact"/>
+            </w:pPr>
+            <w:r>
+              <w:rPr>
+                <w:rStyle w:val="VerbatimChar"/>
+              </w:rPr>
+              <w:t xml:space="preserve">src-dacsrc</w:t>
+            </w:r>
+          </w:p>
+        </w:tc>
+        <w:tc>
+          <w:tcPr/>
+          <w:p>
+            <w:pPr>
+              <w:pStyle w:val="Compact"/>
+            </w:pPr>
+            <w:r>
+              <w:t xml:space="preserve">Source Data Access</w:t>
+            </w:r>
+          </w:p>
+        </w:tc>
+        <w:tc>
+          <w:tcPr/>
+          <w:p>
+            <w:pPr>
+              <w:pStyle w:val="Compact"/>
+            </w:pPr>
+          </w:p>
+        </w:tc>
+        <w:tc>
+          <w:tcPr/>
+          <w:p>
+            <w:pPr>
+              <w:pStyle w:val="Compact"/>
+            </w:pPr>
+          </w:p>
+        </w:tc>
+      </w:tr>
+      <w:tr>
+        <w:tc>
+          <w:tcPr/>
+          <w:p>
+            <w:pPr>
+              <w:pStyle w:val="Compact"/>
+            </w:pPr>
+            <w:r>
+              <w:rPr>
+                <w:rStyle w:val="VerbatimChar"/>
+              </w:rPr>
+              <w:t xml:space="preserve">src-inssar</w:t>
+            </w:r>
+          </w:p>
+        </w:tc>
+        <w:tc>
+          <w:tcPr/>
+          <w:p>
+            <w:pPr>
+              <w:pStyle w:val="Compact"/>
+            </w:pPr>
+            <w:r>
+              <w:t xml:space="preserve">Instrument</w:t>
+            </w:r>
+          </w:p>
+        </w:tc>
+        <w:tc>
+          <w:tcPr/>
+          <w:p>
+            <w:pPr>
+              <w:pStyle w:val="Compact"/>
+            </w:pPr>
+          </w:p>
+        </w:tc>
+        <w:tc>
+          <w:tcPr/>
+          <w:p>
+            <w:pPr>
+              <w:pStyle w:val="Compact"/>
+            </w:pPr>
+          </w:p>
+        </w:tc>
+      </w:tr>
+      <w:tr>
+        <w:tc>
+          <w:tcPr/>
+          <w:p>
+            <w:pPr>
+              <w:pStyle w:val="Compact"/>
+            </w:pPr>
+            <w:r>
+              <w:rPr>
+                <w:rStyle w:val="VerbatimChar"/>
+              </w:rPr>
+              <w:t xml:space="preserve">src-timsrc</w:t>
+            </w:r>
+          </w:p>
+        </w:tc>
+        <w:tc>
+          <w:tcPr/>
+          <w:p>
+            <w:pPr>
+              <w:pStyle w:val="Compact"/>
+            </w:pPr>
+            <w:r>
+              <w:t xml:space="preserve">Source Data Acquisition Time</w:t>
+            </w:r>
+          </w:p>
+        </w:tc>
+        <w:tc>
+          <w:tcPr/>
+          <w:p>
+            <w:pPr>
+              <w:pStyle w:val="Compact"/>
+            </w:pPr>
+          </w:p>
+        </w:tc>
+        <w:tc>
+          <w:tcPr/>
+          <w:p>
+            <w:pPr>
+              <w:pStyle w:val="Compact"/>
+              <w:jc w:val="center"/>
+            </w:pPr>
+            <w:r>
+              <w:rPr>
+                <w:i/>
+                <w:iCs/>
+              </w:rPr>
+              <w:t xml:space="preserve">as threshold</w:t>
+            </w:r>
+          </w:p>
+        </w:tc>
+      </w:tr>
+      <w:tr>
+        <w:tc>
+          <w:tcPr/>
+          <w:p>
+            <w:pPr>
+              <w:pStyle w:val="Compact"/>
+            </w:pPr>
+            <w:r>
+              <w:rPr>
+                <w:rStyle w:val="VerbatimChar"/>
+              </w:rPr>
+              <w:t xml:space="preserve">src-acqpar</w:t>
+            </w:r>
+          </w:p>
+        </w:tc>
+        <w:tc>
+          <w:tcPr/>
+          <w:p>
+            <w:pPr>
+              <w:pStyle w:val="Compact"/>
+            </w:pPr>
+            <w:r>
+              <w:t xml:space="preserve">Source Data Acquisition Parameters</w:t>
+            </w:r>
+          </w:p>
+        </w:tc>
+        <w:tc>
+          <w:tcPr/>
+          <w:p>
+            <w:pPr>
+              <w:pStyle w:val="Compact"/>
+            </w:pPr>
+          </w:p>
+        </w:tc>
+        <w:tc>
+          <w:tcPr/>
+          <w:p>
+            <w:pPr>
+              <w:pStyle w:val="Compact"/>
+              <w:jc w:val="center"/>
+            </w:pPr>
+            <w:r>
+              <w:rPr>
+                <w:i/>
+                <w:iCs/>
+              </w:rPr>
+              <w:t xml:space="preserve">as threshold</w:t>
+            </w:r>
+          </w:p>
+        </w:tc>
+      </w:tr>
+      <w:tr>
+        <w:tc>
+          <w:tcPr/>
+          <w:p>
+            <w:pPr>
+              <w:pStyle w:val="Compact"/>
+            </w:pPr>
+            <w:r>
+              <w:rPr>
+                <w:rStyle w:val="VerbatimChar"/>
+              </w:rPr>
+              <w:t xml:space="preserve">src-orbit</w:t>
+            </w:r>
+          </w:p>
+        </w:tc>
+        <w:tc>
+          <w:tcPr/>
+          <w:p>
+            <w:pPr>
+              <w:pStyle w:val="Compact"/>
+            </w:pPr>
+            <w:r>
+              <w:t xml:space="preserve">Source Data Orbit Information</w:t>
+            </w:r>
+          </w:p>
+        </w:tc>
+        <w:tc>
+          <w:tcPr/>
+          <w:p>
+            <w:pPr>
+              <w:pStyle w:val="Compact"/>
+            </w:pPr>
+          </w:p>
+        </w:tc>
+        <w:tc>
+          <w:tcPr/>
+          <w:p>
+            <w:pPr>
+              <w:pStyle w:val="Compact"/>
+            </w:pPr>
+          </w:p>
+        </w:tc>
+      </w:tr>
+      <w:tr>
+        <w:tc>
+          <w:tcPr/>
+          <w:p>
+            <w:pPr>
+              <w:pStyle w:val="Compact"/>
+            </w:pPr>
+            <w:r>
+              <w:rPr>
+                <w:rStyle w:val="VerbatimChar"/>
+              </w:rPr>
+              <w:t xml:space="preserve">src-prcpar</w:t>
+            </w:r>
+          </w:p>
+        </w:tc>
+        <w:tc>
+          <w:tcPr/>
+          <w:p>
+            <w:pPr>
+              <w:pStyle w:val="Compact"/>
+            </w:pPr>
+            <w:r>
+              <w:t xml:space="preserve">Source Data Processing Parameters</w:t>
+            </w:r>
+          </w:p>
+        </w:tc>
+        <w:tc>
+          <w:tcPr/>
+          <w:p>
+            <w:pPr>
+              <w:pStyle w:val="Compact"/>
+            </w:pPr>
+          </w:p>
+        </w:tc>
+        <w:tc>
+          <w:tcPr/>
+          <w:p>
+            <w:pPr>
+              <w:pStyle w:val="Compact"/>
+            </w:pPr>
+          </w:p>
+        </w:tc>
+      </w:tr>
+      <w:tr>
+        <w:tc>
+          <w:tcPr/>
+          <w:p>
+            <w:pPr>
+              <w:pStyle w:val="Compact"/>
+            </w:pPr>
+            <w:r>
+              <w:rPr>
+                <w:rStyle w:val="VerbatimChar"/>
+              </w:rPr>
+              <w:t xml:space="preserve">src-imgatt</w:t>
+            </w:r>
+          </w:p>
+        </w:tc>
+        <w:tc>
+          <w:tcPr/>
+          <w:p>
+            <w:pPr>
+              <w:pStyle w:val="Compact"/>
+            </w:pPr>
+            <w:r>
+              <w:t xml:space="preserve">Source Data Image Attributes</w:t>
+            </w:r>
+          </w:p>
+        </w:tc>
+        <w:tc>
+          <w:tcPr/>
+          <w:p>
+            <w:pPr>
+              <w:pStyle w:val="Compact"/>
+            </w:pPr>
+          </w:p>
+        </w:tc>
+        <w:tc>
+          <w:tcPr/>
+          <w:p>
+            <w:pPr>
+              <w:pStyle w:val="Compact"/>
+            </w:pPr>
+          </w:p>
+        </w:tc>
+      </w:tr>
+      <w:tr>
+        <w:tc>
+          <w:tcPr/>
+          <w:p>
+            <w:pPr>
+              <w:pStyle w:val="Compact"/>
+            </w:pPr>
+            <w:r>
+              <w:rPr>
+                <w:rStyle w:val="VerbatimChar"/>
+              </w:rPr>
+              <w:t xml:space="preserve">src-scasar</w:t>
+            </w:r>
+          </w:p>
+        </w:tc>
+        <w:tc>
+          <w:tcPr/>
+          <w:p>
+            <w:pPr>
+              <w:pStyle w:val="Compact"/>
+            </w:pPr>
+            <w:r>
+              <w:t xml:space="preserve">Sensor Calibration</w:t>
             </w:r>
           </w:p>
         </w:tc>
@@ -11745,7 +12482,7 @@
               <w:rPr>
                 <w:rStyle w:val="VerbatimChar"/>
               </w:rPr>
-              <w:t xml:space="preserve">meta.metadata-machine-readability-sar</w:t>
+              <w:t xml:space="preserve">src-prfind</w:t>
             </w:r>
           </w:p>
         </w:tc>
@@ -11756,7 +12493,7 @@
               <w:pStyle w:val="Compact"/>
             </w:pPr>
             <w:r>
-              <w:t xml:space="preserve">Metadata Machine Readability</w:t>
+              <w:t xml:space="preserve">Performance Indicators</w:t>
             </w:r>
           </w:p>
         </w:tc>
@@ -11788,7 +12525,7 @@
               <w:rPr>
                 <w:rStyle w:val="VerbatimChar"/>
               </w:rPr>
-              <w:t xml:space="preserve">meta.metadata-product-type-sar</w:t>
+              <w:t xml:space="preserve">src-polcal</w:t>
             </w:r>
           </w:p>
         </w:tc>
@@ -11799,16 +12536,8 @@
               <w:pStyle w:val="Compact"/>
             </w:pPr>
             <w:r>
-              <w:t xml:space="preserve">Product Type</w:t>
+              <w:t xml:space="preserve">Polarimetric Calibration Matrices</w:t>
             </w:r>
-          </w:p>
-        </w:tc>
-        <w:tc>
-          <w:tcPr/>
-          <w:p>
-            <w:pPr>
-              <w:pStyle w:val="Compact"/>
-            </w:pPr>
           </w:p>
         </w:tc>
         <w:tc>
@@ -11823,8 +12552,16 @@
                 <w:i/>
                 <w:iCs/>
               </w:rPr>
-              <w:t xml:space="preserve">as threshold</w:t>
+              <w:t xml:space="preserve">not required</w:t>
             </w:r>
+          </w:p>
+        </w:tc>
+        <w:tc>
+          <w:tcPr/>
+          <w:p>
+            <w:pPr>
+              <w:pStyle w:val="Compact"/>
+            </w:pPr>
           </w:p>
         </w:tc>
       </w:tr>
@@ -11839,7 +12576,7 @@
               <w:rPr>
                 <w:rStyle w:val="VerbatimChar"/>
               </w:rPr>
-              <w:t xml:space="preserve">meta.metadata-pfs-url</w:t>
+              <w:t xml:space="preserve">src-mfrang</w:t>
             </w:r>
           </w:p>
         </w:tc>
@@ -11850,16 +12587,8 @@
               <w:pStyle w:val="Compact"/>
             </w:pPr>
             <w:r>
-              <w:t xml:space="preserve">Document Identifier</w:t>
+              <w:t xml:space="preserve">Mean Faraday Rotation Angle</w:t>
             </w:r>
-          </w:p>
-        </w:tc>
-        <w:tc>
-          <w:tcPr/>
-          <w:p>
-            <w:pPr>
-              <w:pStyle w:val="Compact"/>
-            </w:pPr>
           </w:p>
         </w:tc>
         <w:tc>
@@ -11874,8 +12603,16 @@
                 <w:i/>
                 <w:iCs/>
               </w:rPr>
-              <w:t xml:space="preserve">as threshold</w:t>
+              <w:t xml:space="preserve">not required</w:t>
             </w:r>
+          </w:p>
+        </w:tc>
+        <w:tc>
+          <w:tcPr/>
+          <w:p>
+            <w:pPr>
+              <w:pStyle w:val="Compact"/>
+            </w:pPr>
           </w:p>
         </w:tc>
       </w:tr>
@@ -11890,7 +12627,7 @@
               <w:rPr>
                 <w:rStyle w:val="VerbatimChar"/>
               </w:rPr>
-              <w:t xml:space="preserve">meta.metadata-time-sar</w:t>
+              <w:t xml:space="preserve">src-ionind</w:t>
             </w:r>
           </w:p>
         </w:tc>
@@ -11901,16 +12638,8 @@
               <w:pStyle w:val="Compact"/>
             </w:pPr>
             <w:r>
-              <w:t xml:space="preserve">Data Collection Time</w:t>
+              <w:t xml:space="preserve">Ionosphere Indicator</w:t>
             </w:r>
-          </w:p>
-        </w:tc>
-        <w:tc>
-          <w:tcPr/>
-          <w:p>
-            <w:pPr>
-              <w:pStyle w:val="Compact"/>
-            </w:pPr>
           </w:p>
         </w:tc>
         <w:tc>
@@ -11925,20 +12654,28 @@
                 <w:i/>
                 <w:iCs/>
               </w:rPr>
-              <w:t xml:space="preserve">as threshold</w:t>
+              <w:t xml:space="preserve">not required</w:t>
             </w:r>
+          </w:p>
+        </w:tc>
+        <w:tc>
+          <w:tcPr/>
+          <w:p>
+            <w:pPr>
+              <w:pStyle w:val="Compact"/>
+            </w:pPr>
           </w:p>
         </w:tc>
       </w:tr>
     </w:tbl>
-    <w:bookmarkEnd w:id="248"/>
-    <w:bookmarkStart w:id="249" w:name="source-metadata"/>
+    <w:bookmarkEnd w:id="249"/>
+    <w:bookmarkStart w:id="250" w:name="product-metadata"/>
     <w:p>
       <w:pPr>
         <w:pStyle w:val="berschrift3"/>
       </w:pPr>
       <w:r>
-        <w:t xml:space="preserve">Source Metadata</w:t>
+        <w:t xml:space="preserve">Product Metadata</w:t>
       </w:r>
     </w:p>
     <w:tbl>
@@ -12016,7 +12753,7 @@
               <w:rPr>
                 <w:rStyle w:val="VerbatimChar"/>
               </w:rPr>
-              <w:t xml:space="preserve">src.metadata-acquisition-id</w:t>
+              <w:t xml:space="preserve">prd-dacprd</w:t>
             </w:r>
           </w:p>
         </w:tc>
@@ -12027,7 +12764,101 @@
               <w:pStyle w:val="Compact"/>
             </w:pPr>
             <w:r>
-              <w:t xml:space="preserve">Acquisition ID</w:t>
+              <w:t xml:space="preserve">Product Data Access</w:t>
+            </w:r>
+          </w:p>
+        </w:tc>
+        <w:tc>
+          <w:tcPr/>
+          <w:p>
+            <w:pPr>
+              <w:pStyle w:val="Compact"/>
+            </w:pPr>
+          </w:p>
+        </w:tc>
+        <w:tc>
+          <w:tcPr/>
+          <w:p>
+            <w:pPr>
+              <w:pStyle w:val="Compact"/>
+            </w:pPr>
+          </w:p>
+        </w:tc>
+      </w:tr>
+      <w:tr>
+        <w:tc>
+          <w:tcPr/>
+          <w:p>
+            <w:pPr>
+              <w:pStyle w:val="Compact"/>
+            </w:pPr>
+            <w:r>
+              <w:rPr>
+                <w:rStyle w:val="VerbatimChar"/>
+              </w:rPr>
+              <w:t xml:space="preserve">prd-auxdat</w:t>
+            </w:r>
+          </w:p>
+        </w:tc>
+        <w:tc>
+          <w:tcPr/>
+          <w:p>
+            <w:pPr>
+              <w:pStyle w:val="Compact"/>
+            </w:pPr>
+            <w:r>
+              <w:t xml:space="preserve">Auxiliary Data</w:t>
+            </w:r>
+          </w:p>
+        </w:tc>
+        <w:tc>
+          <w:tcPr/>
+          <w:p>
+            <w:pPr>
+              <w:pStyle w:val="Compact"/>
+              <w:jc w:val="center"/>
+            </w:pPr>
+            <w:r>
+              <w:rPr>
+                <w:i/>
+                <w:iCs/>
+              </w:rPr>
+              <w:t xml:space="preserve">not required</w:t>
+            </w:r>
+          </w:p>
+        </w:tc>
+        <w:tc>
+          <w:tcPr/>
+          <w:p>
+            <w:pPr>
+              <w:pStyle w:val="Compact"/>
+            </w:pPr>
+          </w:p>
+        </w:tc>
+      </w:tr>
+      <w:tr>
+        <w:tc>
+          <w:tcPr/>
+          <w:p>
+            <w:pPr>
+              <w:pStyle w:val="Compact"/>
+            </w:pPr>
+            <w:r>
+              <w:rPr>
+                <w:rStyle w:val="VerbatimChar"/>
+              </w:rPr>
+              <w:t xml:space="preserve">prd-smpspc</w:t>
+            </w:r>
+          </w:p>
+        </w:tc>
+        <w:tc>
+          <w:tcPr/>
+          <w:p>
+            <w:pPr>
+              <w:pStyle w:val="Compact"/>
+            </w:pPr>
+            <w:r>
+              <w:t xml:space="preserve">Product Sample Spacing</w:t>
             </w:r>
           </w:p>
         </w:tc>
@@ -12067,7 +12898,7 @@
               <w:rPr>
                 <w:rStyle w:val="VerbatimChar"/>
               </w:rPr>
-              <w:t xml:space="preserve">src.metadata-data-access-source</w:t>
+              <w:t xml:space="preserve">prd-enl</w:t>
             </w:r>
           </w:p>
         </w:tc>
@@ -12078,7 +12909,7 @@
               <w:pStyle w:val="Compact"/>
             </w:pPr>
             <w:r>
-              <w:t xml:space="preserve">Source Data Access</w:t>
+              <w:t xml:space="preserve">Product Equivalent Number of Looks</w:t>
             </w:r>
           </w:p>
         </w:tc>
@@ -12087,7 +12918,15 @@
           <w:p>
             <w:pPr>
               <w:pStyle w:val="Compact"/>
-            </w:pPr>
+              <w:jc w:val="center"/>
+            </w:pPr>
+            <w:r>
+              <w:rPr>
+                <w:i/>
+                <w:iCs/>
+              </w:rPr>
+              <w:t xml:space="preserve">not required</w:t>
+            </w:r>
           </w:p>
         </w:tc>
         <w:tc>
@@ -12110,7 +12949,7 @@
               <w:rPr>
                 <w:rStyle w:val="VerbatimChar"/>
               </w:rPr>
-              <w:t xml:space="preserve">src.metadata-instrument-sar</w:t>
+              <w:t xml:space="preserve">prd-resol</w:t>
             </w:r>
           </w:p>
         </w:tc>
@@ -12121,7 +12960,7 @@
               <w:pStyle w:val="Compact"/>
             </w:pPr>
             <w:r>
-              <w:t xml:space="preserve">Instrument</w:t>
+              <w:t xml:space="preserve">Product Resolution</w:t>
             </w:r>
           </w:p>
         </w:tc>
@@ -12130,7 +12969,15 @@
           <w:p>
             <w:pPr>
               <w:pStyle w:val="Compact"/>
-            </w:pPr>
+              <w:jc w:val="center"/>
+            </w:pPr>
+            <w:r>
+              <w:rPr>
+                <w:i/>
+                <w:iCs/>
+              </w:rPr>
+              <w:t xml:space="preserve">not required</w:t>
+            </w:r>
           </w:p>
         </w:tc>
         <w:tc>
@@ -12153,7 +13000,7 @@
               <w:rPr>
                 <w:rStyle w:val="VerbatimChar"/>
               </w:rPr>
-              <w:t xml:space="preserve">src.metadata-time-source</w:t>
+              <w:t xml:space="preserve">prd-spkflt</w:t>
             </w:r>
           </w:p>
         </w:tc>
@@ -12164,7 +13011,7 @@
               <w:pStyle w:val="Compact"/>
             </w:pPr>
             <w:r>
-              <w:t xml:space="preserve">Source Data Acquisition Time</w:t>
+              <w:t xml:space="preserve">Product Filtering</w:t>
             </w:r>
           </w:p>
         </w:tc>
@@ -12204,7 +13051,7 @@
               <w:rPr>
                 <w:rStyle w:val="VerbatimChar"/>
               </w:rPr>
-              <w:t xml:space="preserve">src.metadata-acquisition-parameters-sar</w:t>
+              <w:t xml:space="preserve">prd-geobx</w:t>
             </w:r>
           </w:p>
         </w:tc>
@@ -12215,7 +13062,7 @@
               <w:pStyle w:val="Compact"/>
             </w:pPr>
             <w:r>
-              <w:t xml:space="preserve">Source Data Acquisition Parameters</w:t>
+              <w:t xml:space="preserve">Product Bounding Box</w:t>
             </w:r>
           </w:p>
         </w:tc>
@@ -12255,7 +13102,7 @@
               <w:rPr>
                 <w:rStyle w:val="VerbatimChar"/>
               </w:rPr>
-              <w:t xml:space="preserve">src.metadata-orbit</w:t>
+              <w:t xml:space="preserve">prd-geoare</w:t>
             </w:r>
           </w:p>
         </w:tc>
@@ -12266,7 +13113,7 @@
               <w:pStyle w:val="Compact"/>
             </w:pPr>
             <w:r>
-              <w:t xml:space="preserve">Source Data Orbit Information</w:t>
+              <w:t xml:space="preserve">Product Geographical Extent</w:t>
             </w:r>
           </w:p>
         </w:tc>
@@ -12283,7 +13130,15 @@
           <w:p>
             <w:pPr>
               <w:pStyle w:val="Compact"/>
-            </w:pPr>
+              <w:jc w:val="center"/>
+            </w:pPr>
+            <w:r>
+              <w:rPr>
+                <w:i/>
+                <w:iCs/>
+              </w:rPr>
+              <w:t xml:space="preserve">as threshold</w:t>
+            </w:r>
           </w:p>
         </w:tc>
       </w:tr>
@@ -12298,7 +13153,7 @@
               <w:rPr>
                 <w:rStyle w:val="VerbatimChar"/>
               </w:rPr>
-              <w:t xml:space="preserve">src.metadata-processing-parameters</w:t>
+              <w:t xml:space="preserve">prd-imgsiz</w:t>
             </w:r>
           </w:p>
         </w:tc>
@@ -12309,7 +13164,7 @@
               <w:pStyle w:val="Compact"/>
             </w:pPr>
             <w:r>
-              <w:t xml:space="preserve">Source Data Processing Parameters</w:t>
+              <w:t xml:space="preserve">Product Image Size</w:t>
             </w:r>
           </w:p>
         </w:tc>
@@ -12326,7 +13181,15 @@
           <w:p>
             <w:pPr>
               <w:pStyle w:val="Compact"/>
-            </w:pPr>
+              <w:jc w:val="center"/>
+            </w:pPr>
+            <w:r>
+              <w:rPr>
+                <w:i/>
+                <w:iCs/>
+              </w:rPr>
+              <w:t xml:space="preserve">as threshold</w:t>
+            </w:r>
           </w:p>
         </w:tc>
       </w:tr>
@@ -12341,7 +13204,7 @@
               <w:rPr>
                 <w:rStyle w:val="VerbatimChar"/>
               </w:rPr>
-              <w:t xml:space="preserve">src.metadata-image-attributes-sar</w:t>
+              <w:t xml:space="preserve">prd-pxconv</w:t>
             </w:r>
           </w:p>
         </w:tc>
@@ -12352,7 +13215,7 @@
               <w:pStyle w:val="Compact"/>
             </w:pPr>
             <w:r>
-              <w:t xml:space="preserve">Source Data Image Attributes</w:t>
+              <w:t xml:space="preserve">Product Pixel Coordinate Convention</w:t>
             </w:r>
           </w:p>
         </w:tc>
@@ -12369,7 +13232,15 @@
           <w:p>
             <w:pPr>
               <w:pStyle w:val="Compact"/>
-            </w:pPr>
+              <w:jc w:val="center"/>
+            </w:pPr>
+            <w:r>
+              <w:rPr>
+                <w:i/>
+                <w:iCs/>
+              </w:rPr>
+              <w:t xml:space="preserve">as threshold</w:t>
+            </w:r>
           </w:p>
         </w:tc>
       </w:tr>
@@ -12384,7 +13255,7 @@
               <w:rPr>
                 <w:rStyle w:val="VerbatimChar"/>
               </w:rPr>
-              <w:t xml:space="preserve">src.metadata-sensor-calibration-sar</w:t>
+              <w:t xml:space="preserve">prd-crs</w:t>
             </w:r>
           </w:p>
         </w:tc>
@@ -12395,7 +13266,58 @@
               <w:pStyle w:val="Compact"/>
             </w:pPr>
             <w:r>
-              <w:t xml:space="preserve">Sensor Calibration</w:t>
+              <w:t xml:space="preserve">Product Coordinate Reference System</w:t>
+            </w:r>
+          </w:p>
+        </w:tc>
+        <w:tc>
+          <w:tcPr/>
+          <w:p>
+            <w:pPr>
+              <w:pStyle w:val="Compact"/>
+            </w:pPr>
+          </w:p>
+        </w:tc>
+        <w:tc>
+          <w:tcPr/>
+          <w:p>
+            <w:pPr>
+              <w:pStyle w:val="Compact"/>
+              <w:jc w:val="center"/>
+            </w:pPr>
+            <w:r>
+              <w:rPr>
+                <w:i/>
+                <w:iCs/>
+              </w:rPr>
+              <w:t xml:space="preserve">as threshold</w:t>
+            </w:r>
+          </w:p>
+        </w:tc>
+      </w:tr>
+      <w:tr>
+        <w:tc>
+          <w:tcPr/>
+          <w:p>
+            <w:pPr>
+              <w:pStyle w:val="Compact"/>
+            </w:pPr>
+            <w:r>
+              <w:rPr>
+                <w:rStyle w:val="VerbatimChar"/>
+              </w:rPr>
+              <w:t xml:space="preserve">prd-orbnrp</w:t>
+            </w:r>
+          </w:p>
+        </w:tc>
+        <w:tc>
+          <w:tcPr/>
+          <w:p>
+            <w:pPr>
+              <w:pStyle w:val="Compact"/>
+            </w:pPr>
+            <w:r>
+              <w:t xml:space="preserve">Reference Orbit</w:t>
             </w:r>
           </w:p>
         </w:tc>
@@ -12424,6 +13346,80 @@
           </w:p>
         </w:tc>
       </w:tr>
+    </w:tbl>
+    <w:bookmarkEnd w:id="250"/>
+    <w:bookmarkStart w:id="251" w:name="per-pixel-metadata"/>
+    <w:p>
+      <w:pPr>
+        <w:pStyle w:val="berschrift3"/>
+      </w:pPr>
+      <w:r>
+        <w:t xml:space="preserve">Per-Pixel Metadata</w:t>
+      </w:r>
+    </w:p>
+    <w:tbl>
+      <w:tblPr>
+        <w:tblStyle w:val="Table"/>
+        <w:tblW w:type="auto" w:w="0"/>
+        <w:tblLook w:firstRow="1" w:lastRow="0" w:firstColumn="0" w:lastColumn="0" w:noHBand="0" w:noVBand="0" w:val="0020"/>
+      </w:tblPr>
+      <w:tblGrid>
+        <w:gridCol w:w="1980"/>
+        <w:gridCol w:w="1980"/>
+        <w:gridCol w:w="1980"/>
+        <w:gridCol w:w="1980"/>
+      </w:tblGrid>
+      <w:tr>
+        <w:trPr>
+          <w:tblHeader w:val="on"/>
+        </w:trPr>
+        <w:tc>
+          <w:tcPr/>
+          <w:p>
+            <w:pPr>
+              <w:pStyle w:val="Compact"/>
+            </w:pPr>
+            <w:r>
+              <w:t xml:space="preserve">Requirement ID</w:t>
+            </w:r>
+          </w:p>
+        </w:tc>
+        <w:tc>
+          <w:tcPr/>
+          <w:p>
+            <w:pPr>
+              <w:pStyle w:val="Compact"/>
+            </w:pPr>
+            <w:r>
+              <w:t xml:space="preserve">Requirement Title</w:t>
+            </w:r>
+          </w:p>
+        </w:tc>
+        <w:tc>
+          <w:tcPr/>
+          <w:p>
+            <w:pPr>
+              <w:pStyle w:val="Compact"/>
+              <w:jc w:val="center"/>
+            </w:pPr>
+            <w:r>
+              <w:t xml:space="preserve">Threshold</w:t>
+            </w:r>
+          </w:p>
+        </w:tc>
+        <w:tc>
+          <w:tcPr/>
+          <w:p>
+            <w:pPr>
+              <w:pStyle w:val="Compact"/>
+              <w:jc w:val="center"/>
+            </w:pPr>
+            <w:r>
+              <w:t xml:space="preserve">Goal</w:t>
+            </w:r>
+          </w:p>
+        </w:tc>
+      </w:tr>
       <w:tr>
         <w:tc>
           <w:tcPr/>
@@ -12435,7 +13431,7 @@
               <w:rPr>
                 <w:rStyle w:val="VerbatimChar"/>
               </w:rPr>
-              <w:t xml:space="preserve">src.metadata-performance-indicators</w:t>
+              <w:t xml:space="preserve">pxl-cldopt</w:t>
             </w:r>
           </w:p>
         </w:tc>
@@ -12446,50 +13442,7 @@
               <w:pStyle w:val="Compact"/>
             </w:pPr>
             <w:r>
-              <w:t xml:space="preserve">Performance Indicators</w:t>
-            </w:r>
-          </w:p>
-        </w:tc>
-        <w:tc>
-          <w:tcPr/>
-          <w:p>
-            <w:pPr>
-              <w:pStyle w:val="Compact"/>
-            </w:pPr>
-          </w:p>
-        </w:tc>
-        <w:tc>
-          <w:tcPr/>
-          <w:p>
-            <w:pPr>
-              <w:pStyle w:val="Compact"/>
-            </w:pPr>
-          </w:p>
-        </w:tc>
-      </w:tr>
-      <w:tr>
-        <w:tc>
-          <w:tcPr/>
-          <w:p>
-            <w:pPr>
-              <w:pStyle w:val="Compact"/>
-            </w:pPr>
-            <w:r>
-              <w:rPr>
-                <w:rStyle w:val="VerbatimChar"/>
-              </w:rPr>
-              <w:t xml:space="preserve">src.metadata-polarimetric-calibration-matrices</w:t>
-            </w:r>
-          </w:p>
-        </w:tc>
-        <w:tc>
-          <w:tcPr/>
-          <w:p>
-            <w:pPr>
-              <w:pStyle w:val="Compact"/>
-            </w:pPr>
-            <w:r>
-              <w:t xml:space="preserve">Polarimetric Calibration Matrices</w:t>
+              <w:t xml:space="preserve">Cloud Optimized Formats</w:t>
             </w:r>
           </w:p>
         </w:tc>
@@ -12529,7 +13482,7 @@
               <w:rPr>
                 <w:rStyle w:val="VerbatimChar"/>
               </w:rPr>
-              <w:t xml:space="preserve">src.metadata-mean-faraday-rotation-angle</w:t>
+              <w:t xml:space="preserve">pxl-mrdsar</w:t>
             </w:r>
           </w:p>
         </w:tc>
@@ -12540,7 +13493,93 @@
               <w:pStyle w:val="Compact"/>
             </w:pPr>
             <w:r>
-              <w:t xml:space="preserve">Mean Faraday Rotation Angle</w:t>
+              <w:t xml:space="preserve">Metadata Machine Readability</w:t>
+            </w:r>
+          </w:p>
+        </w:tc>
+        <w:tc>
+          <w:tcPr/>
+          <w:p>
+            <w:pPr>
+              <w:pStyle w:val="Compact"/>
+            </w:pPr>
+          </w:p>
+        </w:tc>
+        <w:tc>
+          <w:tcPr/>
+          <w:p>
+            <w:pPr>
+              <w:pStyle w:val="Compact"/>
+            </w:pPr>
+          </w:p>
+        </w:tc>
+      </w:tr>
+      <w:tr>
+        <w:tc>
+          <w:tcPr/>
+          <w:p>
+            <w:pPr>
+              <w:pStyle w:val="Compact"/>
+            </w:pPr>
+            <w:r>
+              <w:rPr>
+                <w:rStyle w:val="VerbatimChar"/>
+              </w:rPr>
+              <w:t xml:space="preserve">pxl-ppmask</w:t>
+            </w:r>
+          </w:p>
+        </w:tc>
+        <w:tc>
+          <w:tcPr/>
+          <w:p>
+            <w:pPr>
+              <w:pStyle w:val="Compact"/>
+            </w:pPr>
+            <w:r>
+              <w:t xml:space="preserve">Data Mask Image</w:t>
+            </w:r>
+          </w:p>
+        </w:tc>
+        <w:tc>
+          <w:tcPr/>
+          <w:p>
+            <w:pPr>
+              <w:pStyle w:val="Compact"/>
+            </w:pPr>
+          </w:p>
+        </w:tc>
+        <w:tc>
+          <w:tcPr/>
+          <w:p>
+            <w:pPr>
+              <w:pStyle w:val="Compact"/>
+            </w:pPr>
+          </w:p>
+        </w:tc>
+      </w:tr>
+      <w:tr>
+        <w:tc>
+          <w:tcPr/>
+          <w:p>
+            <w:pPr>
+              <w:pStyle w:val="Compact"/>
+            </w:pPr>
+            <w:r>
+              <w:rPr>
+                <w:rStyle w:val="VerbatimChar"/>
+              </w:rPr>
+              <w:t xml:space="preserve">pxl-ppscta</w:t>
+            </w:r>
+          </w:p>
+        </w:tc>
+        <w:tc>
+          <w:tcPr/>
+          <w:p>
+            <w:pPr>
+              <w:pStyle w:val="Compact"/>
+            </w:pPr>
+            <w:r>
+              <w:t xml:space="preserve">Scattering Area Image</w:t>
             </w:r>
           </w:p>
         </w:tc>
@@ -12580,7 +13619,7 @@
               <w:rPr>
                 <w:rStyle w:val="VerbatimChar"/>
               </w:rPr>
-              <w:t xml:space="preserve">src.metadata-ionosphere-indicator</w:t>
+              <w:t xml:space="preserve">pxl-pplia</w:t>
             </w:r>
           </w:p>
         </w:tc>
@@ -12591,7 +13630,58 @@
               <w:pStyle w:val="Compact"/>
             </w:pPr>
             <w:r>
-              <w:t xml:space="preserve">Ionosphere Indicator</w:t>
+              <w:t xml:space="preserve">Local Incident Angle Image</w:t>
+            </w:r>
+          </w:p>
+        </w:tc>
+        <w:tc>
+          <w:tcPr/>
+          <w:p>
+            <w:pPr>
+              <w:pStyle w:val="Compact"/>
+            </w:pPr>
+          </w:p>
+        </w:tc>
+        <w:tc>
+          <w:tcPr/>
+          <w:p>
+            <w:pPr>
+              <w:pStyle w:val="Compact"/>
+              <w:jc w:val="center"/>
+            </w:pPr>
+            <w:r>
+              <w:rPr>
+                <w:i/>
+                <w:iCs/>
+              </w:rPr>
+              <w:t xml:space="preserve">as threshold</w:t>
+            </w:r>
+          </w:p>
+        </w:tc>
+      </w:tr>
+      <w:tr>
+        <w:tc>
+          <w:tcPr/>
+          <w:p>
+            <w:pPr>
+              <w:pStyle w:val="Compact"/>
+            </w:pPr>
+            <w:r>
+              <w:rPr>
+                <w:rStyle w:val="VerbatimChar"/>
+              </w:rPr>
+              <w:t xml:space="preserve">pxl-ppelia</w:t>
+            </w:r>
+          </w:p>
+        </w:tc>
+        <w:tc>
+          <w:tcPr/>
+          <w:p>
+            <w:pPr>
+              <w:pStyle w:val="Compact"/>
+            </w:pPr>
+            <w:r>
+              <w:t xml:space="preserve">Ellipsoidal Incident Angle Image</w:t>
             </w:r>
           </w:p>
         </w:tc>
@@ -12620,15 +13710,211 @@
           </w:p>
         </w:tc>
       </w:tr>
+      <w:tr>
+        <w:tc>
+          <w:tcPr/>
+          <w:p>
+            <w:pPr>
+              <w:pStyle w:val="Compact"/>
+            </w:pPr>
+            <w:r>
+              <w:rPr>
+                <w:rStyle w:val="VerbatimChar"/>
+              </w:rPr>
+              <w:t xml:space="preserve">pxl-ppnspw</w:t>
+            </w:r>
+          </w:p>
+        </w:tc>
+        <w:tc>
+          <w:tcPr/>
+          <w:p>
+            <w:pPr>
+              <w:pStyle w:val="Compact"/>
+            </w:pPr>
+            <w:r>
+              <w:t xml:space="preserve">Noise Power Image</w:t>
+            </w:r>
+          </w:p>
+        </w:tc>
+        <w:tc>
+          <w:tcPr/>
+          <w:p>
+            <w:pPr>
+              <w:pStyle w:val="Compact"/>
+              <w:jc w:val="center"/>
+            </w:pPr>
+            <w:r>
+              <w:rPr>
+                <w:i/>
+                <w:iCs/>
+              </w:rPr>
+              <w:t xml:space="preserve">not required</w:t>
+            </w:r>
+          </w:p>
+        </w:tc>
+        <w:tc>
+          <w:tcPr/>
+          <w:p>
+            <w:pPr>
+              <w:pStyle w:val="Compact"/>
+            </w:pPr>
+          </w:p>
+        </w:tc>
+      </w:tr>
+      <w:tr>
+        <w:tc>
+          <w:tcPr/>
+          <w:p>
+            <w:pPr>
+              <w:pStyle w:val="Compact"/>
+            </w:pPr>
+            <w:r>
+              <w:rPr>
+                <w:rStyle w:val="VerbatimChar"/>
+              </w:rPr>
+              <w:t xml:space="preserve">pxl-ppgmsg</w:t>
+            </w:r>
+          </w:p>
+        </w:tc>
+        <w:tc>
+          <w:tcPr/>
+          <w:p>
+            <w:pPr>
+              <w:pStyle w:val="Compact"/>
+            </w:pPr>
+            <w:r>
+              <w:t xml:space="preserve">Gamma-to-Sigma Ratio Image</w:t>
+            </w:r>
+          </w:p>
+        </w:tc>
+        <w:tc>
+          <w:tcPr/>
+          <w:p>
+            <w:pPr>
+              <w:pStyle w:val="Compact"/>
+              <w:jc w:val="center"/>
+            </w:pPr>
+            <w:r>
+              <w:rPr>
+                <w:i/>
+                <w:iCs/>
+              </w:rPr>
+              <w:t xml:space="preserve">not required</w:t>
+            </w:r>
+          </w:p>
+        </w:tc>
+        <w:tc>
+          <w:tcPr/>
+          <w:p>
+            <w:pPr>
+              <w:pStyle w:val="Compact"/>
+            </w:pPr>
+          </w:p>
+        </w:tc>
+      </w:tr>
+      <w:tr>
+        <w:tc>
+          <w:tcPr/>
+          <w:p>
+            <w:pPr>
+              <w:pStyle w:val="Compact"/>
+            </w:pPr>
+            <w:r>
+              <w:rPr>
+                <w:rStyle w:val="VerbatimChar"/>
+              </w:rPr>
+              <w:t xml:space="preserve">pxl-ppacqd</w:t>
+            </w:r>
+          </w:p>
+        </w:tc>
+        <w:tc>
+          <w:tcPr/>
+          <w:p>
+            <w:pPr>
+              <w:pStyle w:val="Compact"/>
+            </w:pPr>
+            <w:r>
+              <w:t xml:space="preserve">Acquisition ID Image</w:t>
+            </w:r>
+          </w:p>
+        </w:tc>
+        <w:tc>
+          <w:tcPr/>
+          <w:p>
+            <w:pPr>
+              <w:pStyle w:val="Compact"/>
+            </w:pPr>
+          </w:p>
+        </w:tc>
+        <w:tc>
+          <w:tcPr/>
+          <w:p>
+            <w:pPr>
+              <w:pStyle w:val="Compact"/>
+            </w:pPr>
+          </w:p>
+        </w:tc>
+      </w:tr>
+      <w:tr>
+        <w:tc>
+          <w:tcPr/>
+          <w:p>
+            <w:pPr>
+              <w:pStyle w:val="Compact"/>
+            </w:pPr>
+            <w:r>
+              <w:rPr>
+                <w:rStyle w:val="VerbatimChar"/>
+              </w:rPr>
+              <w:t xml:space="preserve">pxl-ppdem</w:t>
+            </w:r>
+          </w:p>
+        </w:tc>
+        <w:tc>
+          <w:tcPr/>
+          <w:p>
+            <w:pPr>
+              <w:pStyle w:val="Compact"/>
+            </w:pPr>
+            <w:r>
+              <w:t xml:space="preserve">Per-Pixel DEM</w:t>
+            </w:r>
+          </w:p>
+        </w:tc>
+        <w:tc>
+          <w:tcPr/>
+          <w:p>
+            <w:pPr>
+              <w:pStyle w:val="Compact"/>
+              <w:jc w:val="center"/>
+            </w:pPr>
+            <w:r>
+              <w:rPr>
+                <w:i/>
+                <w:iCs/>
+              </w:rPr>
+              <w:t xml:space="preserve">not required</w:t>
+            </w:r>
+          </w:p>
+        </w:tc>
+        <w:tc>
+          <w:tcPr/>
+          <w:p>
+            <w:pPr>
+              <w:pStyle w:val="Compact"/>
+            </w:pPr>
+          </w:p>
+        </w:tc>
+      </w:tr>
     </w:tbl>
-    <w:bookmarkEnd w:id="249"/>
-    <w:bookmarkStart w:id="250" w:name="product-metadata"/>
+    <w:bookmarkEnd w:id="251"/>
+    <w:bookmarkStart w:id="252" w:name="radiometrically-corrected-measurements"/>
     <w:p>
       <w:pPr>
         <w:pStyle w:val="berschrift3"/>
       </w:pPr>
       <w:r>
-        <w:t xml:space="preserve">Product Metadata</w:t>
+        <w:t xml:space="preserve">Radiometrically Corrected Measurements</w:t>
       </w:r>
     </w:p>
     <w:tbl>
@@ -12706,7 +13992,7 @@
               <w:rPr>
                 <w:rStyle w:val="VerbatimChar"/>
               </w:rPr>
-              <w:t xml:space="preserve">prd.metadata-data-access-product</w:t>
+              <w:t xml:space="preserve">rcm-cldopt</w:t>
             </w:r>
           </w:p>
         </w:tc>
@@ -12717,50 +14003,7 @@
               <w:pStyle w:val="Compact"/>
             </w:pPr>
             <w:r>
-              <w:t xml:space="preserve">Product Data Access</w:t>
-            </w:r>
-          </w:p>
-        </w:tc>
-        <w:tc>
-          <w:tcPr/>
-          <w:p>
-            <w:pPr>
-              <w:pStyle w:val="Compact"/>
-            </w:pPr>
-          </w:p>
-        </w:tc>
-        <w:tc>
-          <w:tcPr/>
-          <w:p>
-            <w:pPr>
-              <w:pStyle w:val="Compact"/>
-            </w:pPr>
-          </w:p>
-        </w:tc>
-      </w:tr>
-      <w:tr>
-        <w:tc>
-          <w:tcPr/>
-          <w:p>
-            <w:pPr>
-              <w:pStyle w:val="Compact"/>
-            </w:pPr>
-            <w:r>
-              <w:rPr>
-                <w:rStyle w:val="VerbatimChar"/>
-              </w:rPr>
-              <w:t xml:space="preserve">prd.metadata-auxiliary-data</w:t>
-            </w:r>
-          </w:p>
-        </w:tc>
-        <w:tc>
-          <w:tcPr/>
-          <w:p>
-            <w:pPr>
-              <w:pStyle w:val="Compact"/>
-            </w:pPr>
-            <w:r>
-              <w:t xml:space="preserve">Auxiliary Data</w:t>
+              <w:t xml:space="preserve">Cloud Optimized Formats</w:t>
             </w:r>
           </w:p>
         </w:tc>
@@ -12800,7 +14043,7 @@
               <w:rPr>
                 <w:rStyle w:val="VerbatimChar"/>
               </w:rPr>
-              <w:t xml:space="preserve">prd.metadata-sample-spacing</w:t>
+              <w:t xml:space="preserve">rcm-bsnrb</w:t>
             </w:r>
           </w:p>
         </w:tc>
@@ -12811,7 +14054,7 @@
               <w:pStyle w:val="Compact"/>
             </w:pPr>
             <w:r>
-              <w:t xml:space="preserve">Product Sample Spacing</w:t>
+              <w:t xml:space="preserve">Backscatter Measurements (NRB)</w:t>
             </w:r>
           </w:p>
         </w:tc>
@@ -12851,7 +14094,7 @@
               <w:rPr>
                 <w:rStyle w:val="VerbatimChar"/>
               </w:rPr>
-              <w:t xml:space="preserve">prd.metadata-enl</w:t>
+              <w:t xml:space="preserve">rcm-sclcnv</w:t>
             </w:r>
           </w:p>
         </w:tc>
@@ -12862,7 +14105,152 @@
               <w:pStyle w:val="Compact"/>
             </w:pPr>
             <w:r>
-              <w:t xml:space="preserve">Product Equivalent Number of Looks</w:t>
+              <w:t xml:space="preserve">Scaling Conversion</w:t>
+            </w:r>
+          </w:p>
+        </w:tc>
+        <w:tc>
+          <w:tcPr/>
+          <w:p>
+            <w:pPr>
+              <w:pStyle w:val="Compact"/>
+            </w:pPr>
+          </w:p>
+        </w:tc>
+        <w:tc>
+          <w:tcPr/>
+          <w:p>
+            <w:pPr>
+              <w:pStyle w:val="Compact"/>
+            </w:pPr>
+          </w:p>
+        </w:tc>
+      </w:tr>
+      <w:tr>
+        <w:tc>
+          <w:tcPr/>
+          <w:p>
+            <w:pPr>
+              <w:pStyle w:val="Compact"/>
+            </w:pPr>
+            <w:r>
+              <w:rPr>
+                <w:rStyle w:val="VerbatimChar"/>
+              </w:rPr>
+              <w:t xml:space="preserve">rcm-nzrmvl</w:t>
+            </w:r>
+          </w:p>
+        </w:tc>
+        <w:tc>
+          <w:tcPr/>
+          <w:p>
+            <w:pPr>
+              <w:pStyle w:val="Compact"/>
+            </w:pPr>
+            <w:r>
+              <w:t xml:space="preserve">Noise Removal</w:t>
+            </w:r>
+          </w:p>
+        </w:tc>
+        <w:tc>
+          <w:tcPr/>
+          <w:p>
+            <w:pPr>
+              <w:pStyle w:val="Compact"/>
+            </w:pPr>
+          </w:p>
+        </w:tc>
+        <w:tc>
+          <w:tcPr/>
+          <w:p>
+            <w:pPr>
+              <w:pStyle w:val="Compact"/>
+              <w:jc w:val="center"/>
+            </w:pPr>
+            <w:r>
+              <w:rPr>
+                <w:i/>
+                <w:iCs/>
+              </w:rPr>
+              <w:t xml:space="preserve">as threshold</w:t>
+            </w:r>
+          </w:p>
+        </w:tc>
+      </w:tr>
+      <w:tr>
+        <w:tc>
+          <w:tcPr/>
+          <w:p>
+            <w:pPr>
+              <w:pStyle w:val="Compact"/>
+            </w:pPr>
+            <w:r>
+              <w:rPr>
+                <w:rStyle w:val="VerbatimChar"/>
+              </w:rPr>
+              <w:t xml:space="preserve">rcm-rtalgo</w:t>
+            </w:r>
+          </w:p>
+        </w:tc>
+        <w:tc>
+          <w:tcPr/>
+          <w:p>
+            <w:pPr>
+              <w:pStyle w:val="Compact"/>
+            </w:pPr>
+            <w:r>
+              <w:t xml:space="preserve">Radiometric Terrain Correction Algorithm</w:t>
+            </w:r>
+          </w:p>
+        </w:tc>
+        <w:tc>
+          <w:tcPr/>
+          <w:p>
+            <w:pPr>
+              <w:pStyle w:val="Compact"/>
+            </w:pPr>
+          </w:p>
+        </w:tc>
+        <w:tc>
+          <w:tcPr/>
+          <w:p>
+            <w:pPr>
+              <w:pStyle w:val="Compact"/>
+              <w:jc w:val="center"/>
+            </w:pPr>
+            <w:r>
+              <w:rPr>
+                <w:i/>
+                <w:iCs/>
+              </w:rPr>
+              <w:t xml:space="preserve">as threshold</w:t>
+            </w:r>
+          </w:p>
+        </w:tc>
+      </w:tr>
+      <w:tr>
+        <w:tc>
+          <w:tcPr/>
+          <w:p>
+            <w:pPr>
+              <w:pStyle w:val="Compact"/>
+            </w:pPr>
+            <w:r>
+              <w:rPr>
+                <w:rStyle w:val="VerbatimChar"/>
+              </w:rPr>
+              <w:t xml:space="preserve">rcm-rmasar</w:t>
+            </w:r>
+          </w:p>
+        </w:tc>
+        <w:tc>
+          <w:tcPr/>
+          <w:p>
+            <w:pPr>
+              <w:pStyle w:val="Compact"/>
+            </w:pPr>
+            <w:r>
+              <w:t xml:space="preserve">Radiometric Accuracy</w:t>
             </w:r>
           </w:p>
         </w:tc>
@@ -12902,7 +14290,7 @@
               <w:rPr>
                 <w:rStyle w:val="VerbatimChar"/>
               </w:rPr>
-              <w:t xml:space="preserve">prd.metadata-resolution</w:t>
+              <w:t xml:space="preserve">rcm-fltphs</w:t>
             </w:r>
           </w:p>
         </w:tc>
@@ -12913,7 +14301,7 @@
               <w:pStyle w:val="Compact"/>
             </w:pPr>
             <w:r>
-              <w:t xml:space="preserve">Product Resolution</w:t>
+              <w:t xml:space="preserve">Flattened Phase</w:t>
             </w:r>
           </w:p>
         </w:tc>
@@ -12942,6 +14330,80 @@
           </w:p>
         </w:tc>
       </w:tr>
+    </w:tbl>
+    <w:bookmarkEnd w:id="252"/>
+    <w:bookmarkStart w:id="253" w:name="geometric-corrections"/>
+    <w:p>
+      <w:pPr>
+        <w:pStyle w:val="berschrift3"/>
+      </w:pPr>
+      <w:r>
+        <w:t xml:space="preserve">Geometric Corrections</w:t>
+      </w:r>
+    </w:p>
+    <w:tbl>
+      <w:tblPr>
+        <w:tblStyle w:val="Table"/>
+        <w:tblW w:type="auto" w:w="0"/>
+        <w:tblLook w:firstRow="1" w:lastRow="0" w:firstColumn="0" w:lastColumn="0" w:noHBand="0" w:noVBand="0" w:val="0020"/>
+      </w:tblPr>
+      <w:tblGrid>
+        <w:gridCol w:w="1980"/>
+        <w:gridCol w:w="1980"/>
+        <w:gridCol w:w="1980"/>
+        <w:gridCol w:w="1980"/>
+      </w:tblGrid>
+      <w:tr>
+        <w:trPr>
+          <w:tblHeader w:val="on"/>
+        </w:trPr>
+        <w:tc>
+          <w:tcPr/>
+          <w:p>
+            <w:pPr>
+              <w:pStyle w:val="Compact"/>
+            </w:pPr>
+            <w:r>
+              <w:t xml:space="preserve">Requirement ID</w:t>
+            </w:r>
+          </w:p>
+        </w:tc>
+        <w:tc>
+          <w:tcPr/>
+          <w:p>
+            <w:pPr>
+              <w:pStyle w:val="Compact"/>
+            </w:pPr>
+            <w:r>
+              <w:t xml:space="preserve">Requirement Title</w:t>
+            </w:r>
+          </w:p>
+        </w:tc>
+        <w:tc>
+          <w:tcPr/>
+          <w:p>
+            <w:pPr>
+              <w:pStyle w:val="Compact"/>
+              <w:jc w:val="center"/>
+            </w:pPr>
+            <w:r>
+              <w:t xml:space="preserve">Threshold</w:t>
+            </w:r>
+          </w:p>
+        </w:tc>
+        <w:tc>
+          <w:tcPr/>
+          <w:p>
+            <w:pPr>
+              <w:pStyle w:val="Compact"/>
+              <w:jc w:val="center"/>
+            </w:pPr>
+            <w:r>
+              <w:t xml:space="preserve">Goal</w:t>
+            </w:r>
+          </w:p>
+        </w:tc>
+      </w:tr>
       <w:tr>
         <w:tc>
           <w:tcPr/>
@@ -12953,7 +14415,7 @@
               <w:rPr>
                 <w:rStyle w:val="VerbatimChar"/>
               </w:rPr>
-              <w:t xml:space="preserve">prd.metadata-speckle-filtering</w:t>
+              <w:t xml:space="preserve">gcor-gmcalg</w:t>
             </w:r>
           </w:p>
         </w:tc>
@@ -12964,313 +14426,7 @@
               <w:pStyle w:val="Compact"/>
             </w:pPr>
             <w:r>
-              <w:t xml:space="preserve">Product Filtering</w:t>
-            </w:r>
-          </w:p>
-        </w:tc>
-        <w:tc>
-          <w:tcPr/>
-          <w:p>
-            <w:pPr>
-              <w:pStyle w:val="Compact"/>
-            </w:pPr>
-          </w:p>
-        </w:tc>
-        <w:tc>
-          <w:tcPr/>
-          <w:p>
-            <w:pPr>
-              <w:pStyle w:val="Compact"/>
-              <w:jc w:val="center"/>
-            </w:pPr>
-            <w:r>
-              <w:rPr>
-                <w:i/>
-                <w:iCs/>
-              </w:rPr>
-              <w:t xml:space="preserve">as threshold</w:t>
-            </w:r>
-          </w:p>
-        </w:tc>
-      </w:tr>
-      <w:tr>
-        <w:tc>
-          <w:tcPr/>
-          <w:p>
-            <w:pPr>
-              <w:pStyle w:val="Compact"/>
-            </w:pPr>
-            <w:r>
-              <w:rPr>
-                <w:rStyle w:val="VerbatimChar"/>
-              </w:rPr>
-              <w:t xml:space="preserve">prd.metadata-geo-bbox</w:t>
-            </w:r>
-          </w:p>
-        </w:tc>
-        <w:tc>
-          <w:tcPr/>
-          <w:p>
-            <w:pPr>
-              <w:pStyle w:val="Compact"/>
-            </w:pPr>
-            <w:r>
-              <w:t xml:space="preserve">Product Bounding Box</w:t>
-            </w:r>
-          </w:p>
-        </w:tc>
-        <w:tc>
-          <w:tcPr/>
-          <w:p>
-            <w:pPr>
-              <w:pStyle w:val="Compact"/>
-            </w:pPr>
-          </w:p>
-        </w:tc>
-        <w:tc>
-          <w:tcPr/>
-          <w:p>
-            <w:pPr>
-              <w:pStyle w:val="Compact"/>
-              <w:jc w:val="center"/>
-            </w:pPr>
-            <w:r>
-              <w:rPr>
-                <w:i/>
-                <w:iCs/>
-              </w:rPr>
-              <w:t xml:space="preserve">as threshold</w:t>
-            </w:r>
-          </w:p>
-        </w:tc>
-      </w:tr>
-      <w:tr>
-        <w:tc>
-          <w:tcPr/>
-          <w:p>
-            <w:pPr>
-              <w:pStyle w:val="Compact"/>
-            </w:pPr>
-            <w:r>
-              <w:rPr>
-                <w:rStyle w:val="VerbatimChar"/>
-              </w:rPr>
-              <w:t xml:space="preserve">prd.metadata-geo-area</w:t>
-            </w:r>
-          </w:p>
-        </w:tc>
-        <w:tc>
-          <w:tcPr/>
-          <w:p>
-            <w:pPr>
-              <w:pStyle w:val="Compact"/>
-            </w:pPr>
-            <w:r>
-              <w:t xml:space="preserve">Product Geographical Extent</w:t>
-            </w:r>
-          </w:p>
-        </w:tc>
-        <w:tc>
-          <w:tcPr/>
-          <w:p>
-            <w:pPr>
-              <w:pStyle w:val="Compact"/>
-            </w:pPr>
-          </w:p>
-        </w:tc>
-        <w:tc>
-          <w:tcPr/>
-          <w:p>
-            <w:pPr>
-              <w:pStyle w:val="Compact"/>
-              <w:jc w:val="center"/>
-            </w:pPr>
-            <w:r>
-              <w:rPr>
-                <w:i/>
-                <w:iCs/>
-              </w:rPr>
-              <w:t xml:space="preserve">as threshold</w:t>
-            </w:r>
-          </w:p>
-        </w:tc>
-      </w:tr>
-      <w:tr>
-        <w:tc>
-          <w:tcPr/>
-          <w:p>
-            <w:pPr>
-              <w:pStyle w:val="Compact"/>
-            </w:pPr>
-            <w:r>
-              <w:rPr>
-                <w:rStyle w:val="VerbatimChar"/>
-              </w:rPr>
-              <w:t xml:space="preserve">prd.metadata-image-size</w:t>
-            </w:r>
-          </w:p>
-        </w:tc>
-        <w:tc>
-          <w:tcPr/>
-          <w:p>
-            <w:pPr>
-              <w:pStyle w:val="Compact"/>
-            </w:pPr>
-            <w:r>
-              <w:t xml:space="preserve">Product Image Size</w:t>
-            </w:r>
-          </w:p>
-        </w:tc>
-        <w:tc>
-          <w:tcPr/>
-          <w:p>
-            <w:pPr>
-              <w:pStyle w:val="Compact"/>
-            </w:pPr>
-          </w:p>
-        </w:tc>
-        <w:tc>
-          <w:tcPr/>
-          <w:p>
-            <w:pPr>
-              <w:pStyle w:val="Compact"/>
-              <w:jc w:val="center"/>
-            </w:pPr>
-            <w:r>
-              <w:rPr>
-                <w:i/>
-                <w:iCs/>
-              </w:rPr>
-              <w:t xml:space="preserve">as threshold</w:t>
-            </w:r>
-          </w:p>
-        </w:tc>
-      </w:tr>
-      <w:tr>
-        <w:tc>
-          <w:tcPr/>
-          <w:p>
-            <w:pPr>
-              <w:pStyle w:val="Compact"/>
-            </w:pPr>
-            <w:r>
-              <w:rPr>
-                <w:rStyle w:val="VerbatimChar"/>
-              </w:rPr>
-              <w:t xml:space="preserve">prd.metadata-pixel-coordinate-convention</w:t>
-            </w:r>
-          </w:p>
-        </w:tc>
-        <w:tc>
-          <w:tcPr/>
-          <w:p>
-            <w:pPr>
-              <w:pStyle w:val="Compact"/>
-            </w:pPr>
-            <w:r>
-              <w:t xml:space="preserve">Product Pixel Coordinate Convention</w:t>
-            </w:r>
-          </w:p>
-        </w:tc>
-        <w:tc>
-          <w:tcPr/>
-          <w:p>
-            <w:pPr>
-              <w:pStyle w:val="Compact"/>
-            </w:pPr>
-          </w:p>
-        </w:tc>
-        <w:tc>
-          <w:tcPr/>
-          <w:p>
-            <w:pPr>
-              <w:pStyle w:val="Compact"/>
-              <w:jc w:val="center"/>
-            </w:pPr>
-            <w:r>
-              <w:rPr>
-                <w:i/>
-                <w:iCs/>
-              </w:rPr>
-              <w:t xml:space="preserve">as threshold</w:t>
-            </w:r>
-          </w:p>
-        </w:tc>
-      </w:tr>
-      <w:tr>
-        <w:tc>
-          <w:tcPr/>
-          <w:p>
-            <w:pPr>
-              <w:pStyle w:val="Compact"/>
-            </w:pPr>
-            <w:r>
-              <w:rPr>
-                <w:rStyle w:val="VerbatimChar"/>
-              </w:rPr>
-              <w:t xml:space="preserve">prd.metadata-crs</w:t>
-            </w:r>
-          </w:p>
-        </w:tc>
-        <w:tc>
-          <w:tcPr/>
-          <w:p>
-            <w:pPr>
-              <w:pStyle w:val="Compact"/>
-            </w:pPr>
-            <w:r>
-              <w:t xml:space="preserve">Product Coordinate Reference System</w:t>
-            </w:r>
-          </w:p>
-        </w:tc>
-        <w:tc>
-          <w:tcPr/>
-          <w:p>
-            <w:pPr>
-              <w:pStyle w:val="Compact"/>
-            </w:pPr>
-          </w:p>
-        </w:tc>
-        <w:tc>
-          <w:tcPr/>
-          <w:p>
-            <w:pPr>
-              <w:pStyle w:val="Compact"/>
-              <w:jc w:val="center"/>
-            </w:pPr>
-            <w:r>
-              <w:rPr>
-                <w:i/>
-                <w:iCs/>
-              </w:rPr>
-              <w:t xml:space="preserve">as threshold</w:t>
-            </w:r>
-          </w:p>
-        </w:tc>
-      </w:tr>
-      <w:tr>
-        <w:tc>
-          <w:tcPr/>
-          <w:p>
-            <w:pPr>
-              <w:pStyle w:val="Compact"/>
-            </w:pPr>
-            <w:r>
-              <w:rPr>
-                <w:rStyle w:val="VerbatimChar"/>
-              </w:rPr>
-              <w:t xml:space="preserve">prd.metadata-orbit-reference-nrb-pol</w:t>
-            </w:r>
-          </w:p>
-        </w:tc>
-        <w:tc>
-          <w:tcPr/>
-          <w:p>
-            <w:pPr>
-              <w:pStyle w:val="Compact"/>
-            </w:pPr>
-            <w:r>
-              <w:t xml:space="preserve">Reference Orbit</w:t>
+              <w:t xml:space="preserve">Geometric Correction Algorithm</w:t>
             </w:r>
           </w:p>
         </w:tc>
@@ -13299,81 +14455,6 @@
           </w:p>
         </w:tc>
       </w:tr>
-    </w:tbl>
-    <w:bookmarkEnd w:id="250"/>
-    <w:bookmarkStart w:id="251" w:name="per-pixel-metadata"/>
-    <w:p>
-      <w:pPr>
-        <w:pStyle w:val="berschrift3"/>
-      </w:pPr>
-      <w:r>
-        <w:t xml:space="preserve">Per-Pixel Metadata</w:t>
-      </w:r>
-    </w:p>
-    <w:tbl>
-      <w:tblPr>
-        <w:tblStyle w:val="Table"/>
-        <w:tblW w:type="pct" w:w="5000"/>
-        <w:tblLayout w:type="fixed"/>
-        <w:tblLook w:firstRow="1" w:lastRow="0" w:firstColumn="0" w:lastColumn="0" w:noHBand="0" w:noVBand="0" w:val="0020"/>
-      </w:tblPr>
-      <w:tblGrid>
-        <w:gridCol w:w="2520"/>
-        <w:gridCol w:w="3060"/>
-        <w:gridCol w:w="1620"/>
-        <w:gridCol w:w="720"/>
-      </w:tblGrid>
-      <w:tr>
-        <w:trPr>
-          <w:tblHeader w:val="on"/>
-        </w:trPr>
-        <w:tc>
-          <w:tcPr/>
-          <w:p>
-            <w:pPr>
-              <w:pStyle w:val="Compact"/>
-            </w:pPr>
-            <w:r>
-              <w:t xml:space="preserve">Requirement ID</w:t>
-            </w:r>
-          </w:p>
-        </w:tc>
-        <w:tc>
-          <w:tcPr/>
-          <w:p>
-            <w:pPr>
-              <w:pStyle w:val="Compact"/>
-            </w:pPr>
-            <w:r>
-              <w:t xml:space="preserve">Requirement Title</w:t>
-            </w:r>
-          </w:p>
-        </w:tc>
-        <w:tc>
-          <w:tcPr/>
-          <w:p>
-            <w:pPr>
-              <w:pStyle w:val="Compact"/>
-              <w:jc w:val="center"/>
-            </w:pPr>
-            <w:r>
-              <w:t xml:space="preserve">Threshold</w:t>
-            </w:r>
-          </w:p>
-        </w:tc>
-        <w:tc>
-          <w:tcPr/>
-          <w:p>
-            <w:pPr>
-              <w:pStyle w:val="Compact"/>
-              <w:jc w:val="center"/>
-            </w:pPr>
-            <w:r>
-              <w:t xml:space="preserve">Goal</w:t>
-            </w:r>
-          </w:p>
-        </w:tc>
-      </w:tr>
       <w:tr>
         <w:tc>
           <w:tcPr/>
@@ -13385,7 +14466,7 @@
               <w:rPr>
                 <w:rStyle w:val="VerbatimChar"/>
               </w:rPr>
-              <w:t xml:space="preserve">pxl.cloud-optimized-formats</w:t>
+              <w:t xml:space="preserve">gcor-cordem</w:t>
             </w:r>
           </w:p>
         </w:tc>
@@ -13396,7 +14477,93 @@
               <w:pStyle w:val="Compact"/>
             </w:pPr>
             <w:r>
-              <w:t xml:space="preserve">Cloud Optimized Formats</w:t>
+              <w:t xml:space="preserve">Digital Elevation Model</w:t>
+            </w:r>
+          </w:p>
+        </w:tc>
+        <w:tc>
+          <w:tcPr/>
+          <w:p>
+            <w:pPr>
+              <w:pStyle w:val="Compact"/>
+            </w:pPr>
+          </w:p>
+        </w:tc>
+        <w:tc>
+          <w:tcPr/>
+          <w:p>
+            <w:pPr>
+              <w:pStyle w:val="Compact"/>
+            </w:pPr>
+          </w:p>
+        </w:tc>
+      </w:tr>
+      <w:tr>
+        <w:tc>
+          <w:tcPr/>
+          <w:p>
+            <w:pPr>
+              <w:pStyle w:val="Compact"/>
+            </w:pPr>
+            <w:r>
+              <w:rPr>
+                <w:rStyle w:val="VerbatimChar"/>
+              </w:rPr>
+              <w:t xml:space="preserve">gcor-geoacr</w:t>
+            </w:r>
+          </w:p>
+        </w:tc>
+        <w:tc>
+          <w:tcPr/>
+          <w:p>
+            <w:pPr>
+              <w:pStyle w:val="Compact"/>
+            </w:pPr>
+            <w:r>
+              <w:t xml:space="preserve">Geometric Accuracy</w:t>
+            </w:r>
+          </w:p>
+        </w:tc>
+        <w:tc>
+          <w:tcPr/>
+          <w:p>
+            <w:pPr>
+              <w:pStyle w:val="Compact"/>
+            </w:pPr>
+          </w:p>
+        </w:tc>
+        <w:tc>
+          <w:tcPr/>
+          <w:p>
+            <w:pPr>
+              <w:pStyle w:val="Compact"/>
+            </w:pPr>
+          </w:p>
+        </w:tc>
+      </w:tr>
+      <w:tr>
+        <w:tc>
+          <w:tcPr/>
+          <w:p>
+            <w:pPr>
+              <w:pStyle w:val="Compact"/>
+            </w:pPr>
+            <w:r>
+              <w:rPr>
+                <w:rStyle w:val="VerbatimChar"/>
+              </w:rPr>
+              <w:t xml:space="preserve">gcor-georfa</w:t>
+            </w:r>
+          </w:p>
+        </w:tc>
+        <w:tc>
+          <w:tcPr/>
+          <w:p>
+            <w:pPr>
+              <w:pStyle w:val="Compact"/>
+            </w:pPr>
+            <w:r>
+              <w:t xml:space="preserve">Geometric Refined Accuracy</w:t>
             </w:r>
           </w:p>
         </w:tc>
@@ -13436,1129 +14603,7 @@
               <w:rPr>
                 <w:rStyle w:val="VerbatimChar"/>
               </w:rPr>
-              <w:t xml:space="preserve">pxl.metadata-machine-readability-sar</w:t>
-            </w:r>
-          </w:p>
-        </w:tc>
-        <w:tc>
-          <w:tcPr/>
-          <w:p>
-            <w:pPr>
-              <w:pStyle w:val="Compact"/>
-            </w:pPr>
-            <w:r>
-              <w:t xml:space="preserve">Metadata Machine Readability</w:t>
-            </w:r>
-          </w:p>
-        </w:tc>
-        <w:tc>
-          <w:tcPr/>
-          <w:p>
-            <w:pPr>
-              <w:pStyle w:val="Compact"/>
-            </w:pPr>
-          </w:p>
-        </w:tc>
-        <w:tc>
-          <w:tcPr/>
-          <w:p>
-            <w:pPr>
-              <w:pStyle w:val="Compact"/>
-            </w:pPr>
-          </w:p>
-        </w:tc>
-      </w:tr>
-      <w:tr>
-        <w:tc>
-          <w:tcPr/>
-          <w:p>
-            <w:pPr>
-              <w:pStyle w:val="Compact"/>
-            </w:pPr>
-            <w:r>
-              <w:rPr>
-                <w:rStyle w:val="VerbatimChar"/>
-              </w:rPr>
-              <w:t xml:space="preserve">pxl.per-pixel-data-mask</w:t>
-            </w:r>
-          </w:p>
-        </w:tc>
-        <w:tc>
-          <w:tcPr/>
-          <w:p>
-            <w:pPr>
-              <w:pStyle w:val="Compact"/>
-            </w:pPr>
-            <w:r>
-              <w:t xml:space="preserve">Data Mask Image</w:t>
-            </w:r>
-          </w:p>
-        </w:tc>
-        <w:tc>
-          <w:tcPr/>
-          <w:p>
-            <w:pPr>
-              <w:pStyle w:val="Compact"/>
-            </w:pPr>
-          </w:p>
-        </w:tc>
-        <w:tc>
-          <w:tcPr/>
-          <w:p>
-            <w:pPr>
-              <w:pStyle w:val="Compact"/>
-            </w:pPr>
-          </w:p>
-        </w:tc>
-      </w:tr>
-      <w:tr>
-        <w:tc>
-          <w:tcPr/>
-          <w:p>
-            <w:pPr>
-              <w:pStyle w:val="Compact"/>
-            </w:pPr>
-            <w:r>
-              <w:rPr>
-                <w:rStyle w:val="VerbatimChar"/>
-              </w:rPr>
-              <w:t xml:space="preserve">pxl.per-pixel-scattering-area</w:t>
-            </w:r>
-          </w:p>
-        </w:tc>
-        <w:tc>
-          <w:tcPr/>
-          <w:p>
-            <w:pPr>
-              <w:pStyle w:val="Compact"/>
-            </w:pPr>
-            <w:r>
-              <w:t xml:space="preserve">Scattering Area Image</w:t>
-            </w:r>
-          </w:p>
-        </w:tc>
-        <w:tc>
-          <w:tcPr/>
-          <w:p>
-            <w:pPr>
-              <w:pStyle w:val="Compact"/>
-              <w:jc w:val="center"/>
-            </w:pPr>
-            <w:r>
-              <w:rPr>
-                <w:i/>
-                <w:iCs/>
-              </w:rPr>
-              <w:t xml:space="preserve">not required</w:t>
-            </w:r>
-          </w:p>
-        </w:tc>
-        <w:tc>
-          <w:tcPr/>
-          <w:p>
-            <w:pPr>
-              <w:pStyle w:val="Compact"/>
-            </w:pPr>
-          </w:p>
-        </w:tc>
-      </w:tr>
-      <w:tr>
-        <w:tc>
-          <w:tcPr/>
-          <w:p>
-            <w:pPr>
-              <w:pStyle w:val="Compact"/>
-            </w:pPr>
-            <w:r>
-              <w:rPr>
-                <w:rStyle w:val="VerbatimChar"/>
-              </w:rPr>
-              <w:t xml:space="preserve">pxl.per-pixel-local-incident-angle</w:t>
-            </w:r>
-          </w:p>
-        </w:tc>
-        <w:tc>
-          <w:tcPr/>
-          <w:p>
-            <w:pPr>
-              <w:pStyle w:val="Compact"/>
-            </w:pPr>
-            <w:r>
-              <w:t xml:space="preserve">Local Incident Angle Image</w:t>
-            </w:r>
-          </w:p>
-        </w:tc>
-        <w:tc>
-          <w:tcPr/>
-          <w:p>
-            <w:pPr>
-              <w:pStyle w:val="Compact"/>
-            </w:pPr>
-          </w:p>
-        </w:tc>
-        <w:tc>
-          <w:tcPr/>
-          <w:p>
-            <w:pPr>
-              <w:pStyle w:val="Compact"/>
-              <w:jc w:val="center"/>
-            </w:pPr>
-            <w:r>
-              <w:rPr>
-                <w:i/>
-                <w:iCs/>
-              </w:rPr>
-              <w:t xml:space="preserve">as threshold</w:t>
-            </w:r>
-          </w:p>
-        </w:tc>
-      </w:tr>
-      <w:tr>
-        <w:tc>
-          <w:tcPr/>
-          <w:p>
-            <w:pPr>
-              <w:pStyle w:val="Compact"/>
-            </w:pPr>
-            <w:r>
-              <w:rPr>
-                <w:rStyle w:val="VerbatimChar"/>
-              </w:rPr>
-              <w:t xml:space="preserve">pxl.per-pixel-ellipsoidal-incident-angle</w:t>
-            </w:r>
-          </w:p>
-        </w:tc>
-        <w:tc>
-          <w:tcPr/>
-          <w:p>
-            <w:pPr>
-              <w:pStyle w:val="Compact"/>
-            </w:pPr>
-            <w:r>
-              <w:t xml:space="preserve">Ellipsoidal Incident Angle Image</w:t>
-            </w:r>
-          </w:p>
-        </w:tc>
-        <w:tc>
-          <w:tcPr/>
-          <w:p>
-            <w:pPr>
-              <w:pStyle w:val="Compact"/>
-              <w:jc w:val="center"/>
-            </w:pPr>
-            <w:r>
-              <w:rPr>
-                <w:i/>
-                <w:iCs/>
-              </w:rPr>
-              <w:t xml:space="preserve">not required</w:t>
-            </w:r>
-          </w:p>
-        </w:tc>
-        <w:tc>
-          <w:tcPr/>
-          <w:p>
-            <w:pPr>
-              <w:pStyle w:val="Compact"/>
-            </w:pPr>
-          </w:p>
-        </w:tc>
-      </w:tr>
-      <w:tr>
-        <w:tc>
-          <w:tcPr/>
-          <w:p>
-            <w:pPr>
-              <w:pStyle w:val="Compact"/>
-            </w:pPr>
-            <w:r>
-              <w:rPr>
-                <w:rStyle w:val="VerbatimChar"/>
-              </w:rPr>
-              <w:t xml:space="preserve">pxl.per-pixel-noise-power</w:t>
-            </w:r>
-          </w:p>
-        </w:tc>
-        <w:tc>
-          <w:tcPr/>
-          <w:p>
-            <w:pPr>
-              <w:pStyle w:val="Compact"/>
-            </w:pPr>
-            <w:r>
-              <w:t xml:space="preserve">Noise Power Image</w:t>
-            </w:r>
-          </w:p>
-        </w:tc>
-        <w:tc>
-          <w:tcPr/>
-          <w:p>
-            <w:pPr>
-              <w:pStyle w:val="Compact"/>
-              <w:jc w:val="center"/>
-            </w:pPr>
-            <w:r>
-              <w:rPr>
-                <w:i/>
-                <w:iCs/>
-              </w:rPr>
-              <w:t xml:space="preserve">not required</w:t>
-            </w:r>
-          </w:p>
-        </w:tc>
-        <w:tc>
-          <w:tcPr/>
-          <w:p>
-            <w:pPr>
-              <w:pStyle w:val="Compact"/>
-            </w:pPr>
-          </w:p>
-        </w:tc>
-      </w:tr>
-      <w:tr>
-        <w:tc>
-          <w:tcPr/>
-          <w:p>
-            <w:pPr>
-              <w:pStyle w:val="Compact"/>
-            </w:pPr>
-            <w:r>
-              <w:rPr>
-                <w:rStyle w:val="VerbatimChar"/>
-              </w:rPr>
-              <w:t xml:space="preserve">pxl.per-pixel-gamma-sigma-ratio</w:t>
-            </w:r>
-          </w:p>
-        </w:tc>
-        <w:tc>
-          <w:tcPr/>
-          <w:p>
-            <w:pPr>
-              <w:pStyle w:val="Compact"/>
-            </w:pPr>
-            <w:r>
-              <w:t xml:space="preserve">Gamma-to-Sigma Ratio Image</w:t>
-            </w:r>
-          </w:p>
-        </w:tc>
-        <w:tc>
-          <w:tcPr/>
-          <w:p>
-            <w:pPr>
-              <w:pStyle w:val="Compact"/>
-              <w:jc w:val="center"/>
-            </w:pPr>
-            <w:r>
-              <w:rPr>
-                <w:i/>
-                <w:iCs/>
-              </w:rPr>
-              <w:t xml:space="preserve">not required</w:t>
-            </w:r>
-          </w:p>
-        </w:tc>
-        <w:tc>
-          <w:tcPr/>
-          <w:p>
-            <w:pPr>
-              <w:pStyle w:val="Compact"/>
-            </w:pPr>
-          </w:p>
-        </w:tc>
-      </w:tr>
-      <w:tr>
-        <w:tc>
-          <w:tcPr/>
-          <w:p>
-            <w:pPr>
-              <w:pStyle w:val="Compact"/>
-            </w:pPr>
-            <w:r>
-              <w:rPr>
-                <w:rStyle w:val="VerbatimChar"/>
-              </w:rPr>
-              <w:t xml:space="preserve">pxl.per-pixel-acquisition-id</w:t>
-            </w:r>
-          </w:p>
-        </w:tc>
-        <w:tc>
-          <w:tcPr/>
-          <w:p>
-            <w:pPr>
-              <w:pStyle w:val="Compact"/>
-            </w:pPr>
-            <w:r>
-              <w:t xml:space="preserve">Acquisition ID Image</w:t>
-            </w:r>
-          </w:p>
-        </w:tc>
-        <w:tc>
-          <w:tcPr/>
-          <w:p>
-            <w:pPr>
-              <w:pStyle w:val="Compact"/>
-            </w:pPr>
-          </w:p>
-        </w:tc>
-        <w:tc>
-          <w:tcPr/>
-          <w:p>
-            <w:pPr>
-              <w:pStyle w:val="Compact"/>
-            </w:pPr>
-          </w:p>
-        </w:tc>
-      </w:tr>
-      <w:tr>
-        <w:tc>
-          <w:tcPr/>
-          <w:p>
-            <w:pPr>
-              <w:pStyle w:val="Compact"/>
-            </w:pPr>
-            <w:r>
-              <w:rPr>
-                <w:rStyle w:val="VerbatimChar"/>
-              </w:rPr>
-              <w:t xml:space="preserve">pxl.per-pixel-dem</w:t>
-            </w:r>
-          </w:p>
-        </w:tc>
-        <w:tc>
-          <w:tcPr/>
-          <w:p>
-            <w:pPr>
-              <w:pStyle w:val="Compact"/>
-            </w:pPr>
-            <w:r>
-              <w:t xml:space="preserve">Per-Pixel DEM</w:t>
-            </w:r>
-          </w:p>
-        </w:tc>
-        <w:tc>
-          <w:tcPr/>
-          <w:p>
-            <w:pPr>
-              <w:pStyle w:val="Compact"/>
-              <w:jc w:val="center"/>
-            </w:pPr>
-            <w:r>
-              <w:rPr>
-                <w:i/>
-                <w:iCs/>
-              </w:rPr>
-              <w:t xml:space="preserve">not required</w:t>
-            </w:r>
-          </w:p>
-        </w:tc>
-        <w:tc>
-          <w:tcPr/>
-          <w:p>
-            <w:pPr>
-              <w:pStyle w:val="Compact"/>
-            </w:pPr>
-          </w:p>
-        </w:tc>
-      </w:tr>
-    </w:tbl>
-    <w:bookmarkEnd w:id="251"/>
-    <w:bookmarkStart w:id="252" w:name="radiometrically-corrected-measurements"/>
-    <w:p>
-      <w:pPr>
-        <w:pStyle w:val="berschrift3"/>
-      </w:pPr>
-      <w:r>
-        <w:t xml:space="preserve">Radiometrically Corrected Measurements</w:t>
-      </w:r>
-    </w:p>
-    <w:tbl>
-      <w:tblPr>
-        <w:tblStyle w:val="Table"/>
-        <w:tblW w:type="pct" w:w="5000"/>
-        <w:tblLayout w:type="fixed"/>
-        <w:tblLook w:firstRow="1" w:lastRow="0" w:firstColumn="0" w:lastColumn="0" w:noHBand="0" w:noVBand="0" w:val="0020"/>
-      </w:tblPr>
-      <w:tblGrid>
-        <w:gridCol w:w="2520"/>
-        <w:gridCol w:w="3060"/>
-        <w:gridCol w:w="1620"/>
-        <w:gridCol w:w="720"/>
-      </w:tblGrid>
-      <w:tr>
-        <w:trPr>
-          <w:tblHeader w:val="on"/>
-        </w:trPr>
-        <w:tc>
-          <w:tcPr/>
-          <w:p>
-            <w:pPr>
-              <w:pStyle w:val="Compact"/>
-            </w:pPr>
-            <w:r>
-              <w:t xml:space="preserve">Requirement ID</w:t>
-            </w:r>
-          </w:p>
-        </w:tc>
-        <w:tc>
-          <w:tcPr/>
-          <w:p>
-            <w:pPr>
-              <w:pStyle w:val="Compact"/>
-            </w:pPr>
-            <w:r>
-              <w:t xml:space="preserve">Requirement Title</w:t>
-            </w:r>
-          </w:p>
-        </w:tc>
-        <w:tc>
-          <w:tcPr/>
-          <w:p>
-            <w:pPr>
-              <w:pStyle w:val="Compact"/>
-              <w:jc w:val="center"/>
-            </w:pPr>
-            <w:r>
-              <w:t xml:space="preserve">Threshold</w:t>
-            </w:r>
-          </w:p>
-        </w:tc>
-        <w:tc>
-          <w:tcPr/>
-          <w:p>
-            <w:pPr>
-              <w:pStyle w:val="Compact"/>
-              <w:jc w:val="center"/>
-            </w:pPr>
-            <w:r>
-              <w:t xml:space="preserve">Goal</w:t>
-            </w:r>
-          </w:p>
-        </w:tc>
-      </w:tr>
-      <w:tr>
-        <w:tc>
-          <w:tcPr/>
-          <w:p>
-            <w:pPr>
-              <w:pStyle w:val="Compact"/>
-            </w:pPr>
-            <w:r>
-              <w:rPr>
-                <w:rStyle w:val="VerbatimChar"/>
-              </w:rPr>
-              <w:t xml:space="preserve">rcm.cloud-optimized-formats</w:t>
-            </w:r>
-          </w:p>
-        </w:tc>
-        <w:tc>
-          <w:tcPr/>
-          <w:p>
-            <w:pPr>
-              <w:pStyle w:val="Compact"/>
-            </w:pPr>
-            <w:r>
-              <w:t xml:space="preserve">Cloud Optimized Formats</w:t>
-            </w:r>
-          </w:p>
-        </w:tc>
-        <w:tc>
-          <w:tcPr/>
-          <w:p>
-            <w:pPr>
-              <w:pStyle w:val="Compact"/>
-              <w:jc w:val="center"/>
-            </w:pPr>
-            <w:r>
-              <w:rPr>
-                <w:i/>
-                <w:iCs/>
-              </w:rPr>
-              <w:t xml:space="preserve">not required</w:t>
-            </w:r>
-          </w:p>
-        </w:tc>
-        <w:tc>
-          <w:tcPr/>
-          <w:p>
-            <w:pPr>
-              <w:pStyle w:val="Compact"/>
-            </w:pPr>
-          </w:p>
-        </w:tc>
-      </w:tr>
-      <w:tr>
-        <w:tc>
-          <w:tcPr/>
-          <w:p>
-            <w:pPr>
-              <w:pStyle w:val="Compact"/>
-            </w:pPr>
-            <w:r>
-              <w:rPr>
-                <w:rStyle w:val="VerbatimChar"/>
-              </w:rPr>
-              <w:t xml:space="preserve">rcm.measurements-backscatter-nrb</w:t>
-            </w:r>
-          </w:p>
-        </w:tc>
-        <w:tc>
-          <w:tcPr/>
-          <w:p>
-            <w:pPr>
-              <w:pStyle w:val="Compact"/>
-            </w:pPr>
-            <w:r>
-              <w:t xml:space="preserve">Backscatter Measurements (NRB)</w:t>
-            </w:r>
-          </w:p>
-        </w:tc>
-        <w:tc>
-          <w:tcPr/>
-          <w:p>
-            <w:pPr>
-              <w:pStyle w:val="Compact"/>
-            </w:pPr>
-          </w:p>
-        </w:tc>
-        <w:tc>
-          <w:tcPr/>
-          <w:p>
-            <w:pPr>
-              <w:pStyle w:val="Compact"/>
-              <w:jc w:val="center"/>
-            </w:pPr>
-            <w:r>
-              <w:rPr>
-                <w:i/>
-                <w:iCs/>
-              </w:rPr>
-              <w:t xml:space="preserve">as threshold</w:t>
-            </w:r>
-          </w:p>
-        </w:tc>
-      </w:tr>
-      <w:tr>
-        <w:tc>
-          <w:tcPr/>
-          <w:p>
-            <w:pPr>
-              <w:pStyle w:val="Compact"/>
-            </w:pPr>
-            <w:r>
-              <w:rPr>
-                <w:rStyle w:val="VerbatimChar"/>
-              </w:rPr>
-              <w:t xml:space="preserve">rcm.metadata-scaling-conversion</w:t>
-            </w:r>
-          </w:p>
-        </w:tc>
-        <w:tc>
-          <w:tcPr/>
-          <w:p>
-            <w:pPr>
-              <w:pStyle w:val="Compact"/>
-            </w:pPr>
-            <w:r>
-              <w:t xml:space="preserve">Scaling Conversion</w:t>
-            </w:r>
-          </w:p>
-        </w:tc>
-        <w:tc>
-          <w:tcPr/>
-          <w:p>
-            <w:pPr>
-              <w:pStyle w:val="Compact"/>
-            </w:pPr>
-          </w:p>
-        </w:tc>
-        <w:tc>
-          <w:tcPr/>
-          <w:p>
-            <w:pPr>
-              <w:pStyle w:val="Compact"/>
-            </w:pPr>
-          </w:p>
-        </w:tc>
-      </w:tr>
-      <w:tr>
-        <w:tc>
-          <w:tcPr/>
-          <w:p>
-            <w:pPr>
-              <w:pStyle w:val="Compact"/>
-            </w:pPr>
-            <w:r>
-              <w:rPr>
-                <w:rStyle w:val="VerbatimChar"/>
-              </w:rPr>
-              <w:t xml:space="preserve">rcm.metadata-noise-removal</w:t>
-            </w:r>
-          </w:p>
-        </w:tc>
-        <w:tc>
-          <w:tcPr/>
-          <w:p>
-            <w:pPr>
-              <w:pStyle w:val="Compact"/>
-            </w:pPr>
-            <w:r>
-              <w:t xml:space="preserve">Noise Removal</w:t>
-            </w:r>
-          </w:p>
-        </w:tc>
-        <w:tc>
-          <w:tcPr/>
-          <w:p>
-            <w:pPr>
-              <w:pStyle w:val="Compact"/>
-            </w:pPr>
-          </w:p>
-        </w:tc>
-        <w:tc>
-          <w:tcPr/>
-          <w:p>
-            <w:pPr>
-              <w:pStyle w:val="Compact"/>
-              <w:jc w:val="center"/>
-            </w:pPr>
-            <w:r>
-              <w:rPr>
-                <w:i/>
-                <w:iCs/>
-              </w:rPr>
-              <w:t xml:space="preserve">as threshold</w:t>
-            </w:r>
-          </w:p>
-        </w:tc>
-      </w:tr>
-      <w:tr>
-        <w:tc>
-          <w:tcPr/>
-          <w:p>
-            <w:pPr>
-              <w:pStyle w:val="Compact"/>
-            </w:pPr>
-            <w:r>
-              <w:rPr>
-                <w:rStyle w:val="VerbatimChar"/>
-              </w:rPr>
-              <w:t xml:space="preserve">rcm.corrections-radiometric-terrain-algo</w:t>
-            </w:r>
-          </w:p>
-        </w:tc>
-        <w:tc>
-          <w:tcPr/>
-          <w:p>
-            <w:pPr>
-              <w:pStyle w:val="Compact"/>
-            </w:pPr>
-            <w:r>
-              <w:t xml:space="preserve">Radiometric Terrain Correction Algorithm</w:t>
-            </w:r>
-          </w:p>
-        </w:tc>
-        <w:tc>
-          <w:tcPr/>
-          <w:p>
-            <w:pPr>
-              <w:pStyle w:val="Compact"/>
-            </w:pPr>
-          </w:p>
-        </w:tc>
-        <w:tc>
-          <w:tcPr/>
-          <w:p>
-            <w:pPr>
-              <w:pStyle w:val="Compact"/>
-              <w:jc w:val="center"/>
-            </w:pPr>
-            <w:r>
-              <w:rPr>
-                <w:i/>
-                <w:iCs/>
-              </w:rPr>
-              <w:t xml:space="preserve">as threshold</w:t>
-            </w:r>
-          </w:p>
-        </w:tc>
-      </w:tr>
-      <w:tr>
-        <w:tc>
-          <w:tcPr/>
-          <w:p>
-            <w:pPr>
-              <w:pStyle w:val="Compact"/>
-            </w:pPr>
-            <w:r>
-              <w:rPr>
-                <w:rStyle w:val="VerbatimChar"/>
-              </w:rPr>
-              <w:t xml:space="preserve">rcm.metadata-radiometric-accuracy-sar</w:t>
-            </w:r>
-          </w:p>
-        </w:tc>
-        <w:tc>
-          <w:tcPr/>
-          <w:p>
-            <w:pPr>
-              <w:pStyle w:val="Compact"/>
-            </w:pPr>
-            <w:r>
-              <w:t xml:space="preserve">Radiometric Accuracy</w:t>
-            </w:r>
-          </w:p>
-        </w:tc>
-        <w:tc>
-          <w:tcPr/>
-          <w:p>
-            <w:pPr>
-              <w:pStyle w:val="Compact"/>
-              <w:jc w:val="center"/>
-            </w:pPr>
-            <w:r>
-              <w:rPr>
-                <w:i/>
-                <w:iCs/>
-              </w:rPr>
-              <w:t xml:space="preserve">not required</w:t>
-            </w:r>
-          </w:p>
-        </w:tc>
-        <w:tc>
-          <w:tcPr/>
-          <w:p>
-            <w:pPr>
-              <w:pStyle w:val="Compact"/>
-            </w:pPr>
-          </w:p>
-        </w:tc>
-      </w:tr>
-      <w:tr>
-        <w:tc>
-          <w:tcPr/>
-          <w:p>
-            <w:pPr>
-              <w:pStyle w:val="Compact"/>
-            </w:pPr>
-            <w:r>
-              <w:rPr>
-                <w:rStyle w:val="VerbatimChar"/>
-              </w:rPr>
-              <w:t xml:space="preserve">rcm.measurements-flattened-phase</w:t>
-            </w:r>
-          </w:p>
-        </w:tc>
-        <w:tc>
-          <w:tcPr/>
-          <w:p>
-            <w:pPr>
-              <w:pStyle w:val="Compact"/>
-            </w:pPr>
-            <w:r>
-              <w:t xml:space="preserve">Flattened Phase</w:t>
-            </w:r>
-          </w:p>
-        </w:tc>
-        <w:tc>
-          <w:tcPr/>
-          <w:p>
-            <w:pPr>
-              <w:pStyle w:val="Compact"/>
-              <w:jc w:val="center"/>
-            </w:pPr>
-            <w:r>
-              <w:rPr>
-                <w:i/>
-                <w:iCs/>
-              </w:rPr>
-              <w:t xml:space="preserve">not required</w:t>
-            </w:r>
-          </w:p>
-        </w:tc>
-        <w:tc>
-          <w:tcPr/>
-          <w:p>
-            <w:pPr>
-              <w:pStyle w:val="Compact"/>
-            </w:pPr>
-          </w:p>
-        </w:tc>
-      </w:tr>
-    </w:tbl>
-    <w:bookmarkEnd w:id="252"/>
-    <w:bookmarkStart w:id="253" w:name="geometric-corrections"/>
-    <w:p>
-      <w:pPr>
-        <w:pStyle w:val="berschrift3"/>
-      </w:pPr>
-      <w:r>
-        <w:t xml:space="preserve">Geometric Corrections</w:t>
-      </w:r>
-    </w:p>
-    <w:tbl>
-      <w:tblPr>
-        <w:tblStyle w:val="Table"/>
-        <w:tblW w:type="pct" w:w="5000"/>
-        <w:tblLayout w:type="fixed"/>
-        <w:tblLook w:firstRow="1" w:lastRow="0" w:firstColumn="0" w:lastColumn="0" w:noHBand="0" w:noVBand="0" w:val="0020"/>
-      </w:tblPr>
-      <w:tblGrid>
-        <w:gridCol w:w="2520"/>
-        <w:gridCol w:w="3060"/>
-        <w:gridCol w:w="1620"/>
-        <w:gridCol w:w="720"/>
-      </w:tblGrid>
-      <w:tr>
-        <w:trPr>
-          <w:tblHeader w:val="on"/>
-        </w:trPr>
-        <w:tc>
-          <w:tcPr/>
-          <w:p>
-            <w:pPr>
-              <w:pStyle w:val="Compact"/>
-            </w:pPr>
-            <w:r>
-              <w:t xml:space="preserve">Requirement ID</w:t>
-            </w:r>
-          </w:p>
-        </w:tc>
-        <w:tc>
-          <w:tcPr/>
-          <w:p>
-            <w:pPr>
-              <w:pStyle w:val="Compact"/>
-            </w:pPr>
-            <w:r>
-              <w:t xml:space="preserve">Requirement Title</w:t>
-            </w:r>
-          </w:p>
-        </w:tc>
-        <w:tc>
-          <w:tcPr/>
-          <w:p>
-            <w:pPr>
-              <w:pStyle w:val="Compact"/>
-              <w:jc w:val="center"/>
-            </w:pPr>
-            <w:r>
-              <w:t xml:space="preserve">Threshold</w:t>
-            </w:r>
-          </w:p>
-        </w:tc>
-        <w:tc>
-          <w:tcPr/>
-          <w:p>
-            <w:pPr>
-              <w:pStyle w:val="Compact"/>
-              <w:jc w:val="center"/>
-            </w:pPr>
-            <w:r>
-              <w:t xml:space="preserve">Goal</w:t>
-            </w:r>
-          </w:p>
-        </w:tc>
-      </w:tr>
-      <w:tr>
-        <w:tc>
-          <w:tcPr/>
-          <w:p>
-            <w:pPr>
-              <w:pStyle w:val="Compact"/>
-            </w:pPr>
-            <w:r>
-              <w:rPr>
-                <w:rStyle w:val="VerbatimChar"/>
-              </w:rPr>
-              <w:t xml:space="preserve">gcor.metadata-geometric-correction-algorithm</w:t>
-            </w:r>
-          </w:p>
-        </w:tc>
-        <w:tc>
-          <w:tcPr/>
-          <w:p>
-            <w:pPr>
-              <w:pStyle w:val="Compact"/>
-            </w:pPr>
-            <w:r>
-              <w:t xml:space="preserve">Geometric Correction Algorithm</w:t>
-            </w:r>
-          </w:p>
-        </w:tc>
-        <w:tc>
-          <w:tcPr/>
-          <w:p>
-            <w:pPr>
-              <w:pStyle w:val="Compact"/>
-              <w:jc w:val="center"/>
-            </w:pPr>
-            <w:r>
-              <w:rPr>
-                <w:i/>
-                <w:iCs/>
-              </w:rPr>
-              <w:t xml:space="preserve">not required</w:t>
-            </w:r>
-          </w:p>
-        </w:tc>
-        <w:tc>
-          <w:tcPr/>
-          <w:p>
-            <w:pPr>
-              <w:pStyle w:val="Compact"/>
-            </w:pPr>
-          </w:p>
-        </w:tc>
-      </w:tr>
-      <w:tr>
-        <w:tc>
-          <w:tcPr/>
-          <w:p>
-            <w:pPr>
-              <w:pStyle w:val="Compact"/>
-            </w:pPr>
-            <w:r>
-              <w:rPr>
-                <w:rStyle w:val="VerbatimChar"/>
-              </w:rPr>
-              <w:t xml:space="preserve">gcor.corrections-dem</w:t>
-            </w:r>
-          </w:p>
-        </w:tc>
-        <w:tc>
-          <w:tcPr/>
-          <w:p>
-            <w:pPr>
-              <w:pStyle w:val="Compact"/>
-            </w:pPr>
-            <w:r>
-              <w:t xml:space="preserve">Digital Elevation Model</w:t>
-            </w:r>
-          </w:p>
-        </w:tc>
-        <w:tc>
-          <w:tcPr/>
-          <w:p>
-            <w:pPr>
-              <w:pStyle w:val="Compact"/>
-            </w:pPr>
-          </w:p>
-        </w:tc>
-        <w:tc>
-          <w:tcPr/>
-          <w:p>
-            <w:pPr>
-              <w:pStyle w:val="Compact"/>
-            </w:pPr>
-          </w:p>
-        </w:tc>
-      </w:tr>
-      <w:tr>
-        <w:tc>
-          <w:tcPr/>
-          <w:p>
-            <w:pPr>
-              <w:pStyle w:val="Compact"/>
-            </w:pPr>
-            <w:r>
-              <w:rPr>
-                <w:rStyle w:val="VerbatimChar"/>
-              </w:rPr>
-              <w:t xml:space="preserve">gcor.corrections-geometric-accuracy-radar</w:t>
-            </w:r>
-          </w:p>
-        </w:tc>
-        <w:tc>
-          <w:tcPr/>
-          <w:p>
-            <w:pPr>
-              <w:pStyle w:val="Compact"/>
-            </w:pPr>
-            <w:r>
-              <w:t xml:space="preserve">Geometric Accuracy</w:t>
-            </w:r>
-          </w:p>
-        </w:tc>
-        <w:tc>
-          <w:tcPr/>
-          <w:p>
-            <w:pPr>
-              <w:pStyle w:val="Compact"/>
-            </w:pPr>
-          </w:p>
-        </w:tc>
-        <w:tc>
-          <w:tcPr/>
-          <w:p>
-            <w:pPr>
-              <w:pStyle w:val="Compact"/>
-            </w:pPr>
-          </w:p>
-        </w:tc>
-      </w:tr>
-      <w:tr>
-        <w:tc>
-          <w:tcPr/>
-          <w:p>
-            <w:pPr>
-              <w:pStyle w:val="Compact"/>
-            </w:pPr>
-            <w:r>
-              <w:rPr>
-                <w:rStyle w:val="VerbatimChar"/>
-              </w:rPr>
-              <w:t xml:space="preserve">gcor.corrections-geometric-refined-accuracy</w:t>
-            </w:r>
-          </w:p>
-        </w:tc>
-        <w:tc>
-          <w:tcPr/>
-          <w:p>
-            <w:pPr>
-              <w:pStyle w:val="Compact"/>
-            </w:pPr>
-            <w:r>
-              <w:t xml:space="preserve">Geometric Refined Accuracy</w:t>
-            </w:r>
-          </w:p>
-        </w:tc>
-        <w:tc>
-          <w:tcPr/>
-          <w:p>
-            <w:pPr>
-              <w:pStyle w:val="Compact"/>
-              <w:jc w:val="center"/>
-            </w:pPr>
-            <w:r>
-              <w:rPr>
-                <w:i/>
-                <w:iCs/>
-              </w:rPr>
-              <w:t xml:space="preserve">not required</w:t>
-            </w:r>
-          </w:p>
-        </w:tc>
-        <w:tc>
-          <w:tcPr/>
-          <w:p>
-            <w:pPr>
-              <w:pStyle w:val="Compact"/>
-            </w:pPr>
-          </w:p>
-        </w:tc>
-      </w:tr>
-      <w:tr>
-        <w:tc>
-          <w:tcPr/>
-          <w:p>
-            <w:pPr>
-              <w:pStyle w:val="Compact"/>
-            </w:pPr>
-            <w:r>
-              <w:rPr>
-                <w:rStyle w:val="VerbatimChar"/>
-              </w:rPr>
-              <w:t xml:space="preserve">gcor.corrections-gridding-convention</w:t>
+              <w:t xml:space="preserve">gcor-gridcv</w:t>
             </w:r>
           </w:p>
         </w:tc>
@@ -15871,24 +15916,7 @@
         <w:pStyle w:val="FirstParagraph"/>
       </w:pPr>
       <w:r>
-        <w:t xml:space="preserve">InSAR analysis capabilities from CEOS-ARD SAR products are enabled with GSLC products, which is also the case when the Flattened Phase per-pixel data (Section </w:t>
-      </w:r>
-      <w:r>
-        <w:t xml:space="preserve">“</w:t>
-      </w:r>
-      <w:hyperlink w:anchor="sec:rcm.measurements-flattened-phase">
-        <w:r>
-          <w:rPr>
-            <w:rStyle w:val="Hyperlink"/>
-          </w:rPr>
-          <w:t xml:space="preserve">Radiometrically Corrected Measurements: Flattened Phase</w:t>
-        </w:r>
-      </w:hyperlink>
-      <w:r>
-        <w:t xml:space="preserve">”</w:t>
-      </w:r>
-      <w:r>
-        <w:t xml:space="preserve">) are included in the NRB or POL products. This is made possible since the simulated topographic phase relative to a given reference orbit has been subtracted.</w:t>
+        <w:t xml:space="preserve">InSAR analysis capabilities from CEOS-ARD SAR products are enabled with GSLC products, which is also the case when the Flattened Phase per-pixel data are included in the NRB or POL products. This is made possible since the simulated topographic phase relative to a given reference orbit has been subtracted.</w:t>
       </w:r>
     </w:p>
     <w:p>
@@ -16950,24 +16978,7 @@
         <w:pStyle w:val="Textkrper"/>
       </w:pPr>
       <w:r>
-        <w:t xml:space="preserve">GSLC can also be saved as a NRB product by including the Flattened Phase per-pixel data (Section </w:t>
-      </w:r>
-      <w:r>
-        <w:t xml:space="preserve">“</w:t>
-      </w:r>
-      <w:hyperlink w:anchor="sec:rcm.measurements-flattened-phase">
-        <w:r>
-          <w:rPr>
-            <w:rStyle w:val="Hyperlink"/>
-          </w:rPr>
-          <w:t xml:space="preserve">Radiometrically Corrected Measurements: Flattened Phase</w:t>
-        </w:r>
-      </w:hyperlink>
-      <w:r>
-        <w:t xml:space="preserve">”</w:t>
-      </w:r>
-      <w:r>
-        <w:t xml:space="preserve">) as follows:</w:t>
+        <w:t xml:space="preserve">GSLC can also be saved as a NRB product by including the Flattened Phase per-pixel data as follows:</w:t>
       </w:r>
     </w:p>
     <w:p>

--- a/latest/NRB.docx
+++ b/latest/NRB.docx
@@ -49,7 +49,7 @@
         </w:drawing>
       </w:r>
     </w:p>
-    <w:bookmarkStart w:id="299" w:name="Xf322761420ba12cd249c8be342647b2908c150a"/>
+    <w:bookmarkStart w:id="300" w:name="Xf322761420ba12cd249c8be342647b2908c150a"/>
     <w:p>
       <w:pPr>
         <w:pStyle w:val="berschrift1"/>
@@ -103,7 +103,7 @@
       </w:hyperlink>
     </w:p>
     <w:bookmarkEnd w:id="24"/>
-    <w:bookmarkStart w:id="25" w:name="document-history"/>
+    <w:bookmarkStart w:id="26" w:name="document-history"/>
     <w:p>
       <w:pPr>
         <w:pStyle w:val="berschrift2"/>
@@ -112,16 +112,264 @@
         <w:t xml:space="preserve">Document History</w:t>
       </w:r>
     </w:p>
+    <w:bookmarkStart w:id="25" w:name="patch"/>
+    <w:p>
+      <w:pPr>
+        <w:pStyle w:val="berschrift3"/>
+      </w:pPr>
+      <w:r>
+        <w:t xml:space="preserve">2026-03-26 (PATCH)</w:t>
+      </w:r>
+    </w:p>
+    <w:p>
+      <w:pPr>
+        <w:pStyle w:val="Compact"/>
+        <w:numPr>
+          <w:ilvl w:val="0"/>
+          <w:numId w:val="1001"/>
+        </w:numPr>
+      </w:pPr>
+      <w:r>
+        <w:t xml:space="preserve">The Combined SAR PFS has been split into separate PFS per product type</w:t>
+      </w:r>
+    </w:p>
+    <w:p>
+      <w:pPr>
+        <w:pStyle w:val="Compact"/>
+        <w:numPr>
+          <w:ilvl w:val="0"/>
+          <w:numId w:val="1001"/>
+        </w:numPr>
+      </w:pPr>
+      <w:r>
+        <w:t xml:space="preserve">Restructured the document; various minor editorial changes; removed empty, irrelevant, or unused parts - many of the changes resulted from the split</w:t>
+      </w:r>
+    </w:p>
+    <w:p>
+      <w:pPr>
+        <w:pStyle w:val="Compact"/>
+        <w:numPr>
+          <w:ilvl w:val="0"/>
+          <w:numId w:val="1001"/>
+        </w:numPr>
+      </w:pPr>
+      <w:r>
+        <w:t xml:space="preserve">Document history has ben reset. Check the previous versions for details</w:t>
+      </w:r>
+    </w:p>
+    <w:p>
+      <w:pPr>
+        <w:pStyle w:val="Compact"/>
+        <w:numPr>
+          <w:ilvl w:val="0"/>
+          <w:numId w:val="1001"/>
+        </w:numPr>
+      </w:pPr>
+      <w:r>
+        <w:t xml:space="preserve">Numerical identifiers were rotated and are deprecated; new textual identifiers have been added</w:t>
+      </w:r>
+    </w:p>
+    <w:p>
+      <w:pPr>
+        <w:pStyle w:val="Compact"/>
+        <w:numPr>
+          <w:ilvl w:val="0"/>
+          <w:numId w:val="1001"/>
+        </w:numPr>
+      </w:pPr>
+      <w:r>
+        <w:t xml:space="preserve">The requirement</w:t>
+      </w:r>
+      <w:r>
+        <w:t xml:space="preserve"> </w:t>
+      </w:r>
+      <w:r>
+        <w:t xml:space="preserve">“Cloud optimized file formats are recommended.”</w:t>
+      </w:r>
+      <w:r>
+        <w:t xml:space="preserve"> </w:t>
+      </w:r>
+      <w:r>
+        <w:t xml:space="preserve">has been moved from the category description to a separate requirement.</w:t>
+      </w:r>
+    </w:p>
+    <w:p>
+      <w:pPr>
+        <w:pStyle w:val="Compact"/>
+        <w:numPr>
+          <w:ilvl w:val="0"/>
+          <w:numId w:val="1001"/>
+        </w:numPr>
+      </w:pPr>
+      <w:r>
+        <w:t xml:space="preserve">Requirement</w:t>
+      </w:r>
+      <w:r>
+        <w:t xml:space="preserve"> </w:t>
+      </w:r>
+      <w:r>
+        <w:t xml:space="preserve">“Document identifier”</w:t>
+      </w:r>
+      <w:r>
+        <w:t xml:space="preserve">: Removed the trailing</w:t>
+      </w:r>
+      <w:r>
+        <w:t xml:space="preserve"> </w:t>
+      </w:r>
+      <w:r>
+        <w:t xml:space="preserve">“for Synthetic Aperture Radar”</w:t>
+      </w:r>
+      <w:r>
+        <w:t xml:space="preserve">.</w:t>
+      </w:r>
+    </w:p>
+    <w:p>
+      <w:pPr>
+        <w:pStyle w:val="Compact"/>
+        <w:numPr>
+          <w:ilvl w:val="0"/>
+          <w:numId w:val="1001"/>
+        </w:numPr>
+      </w:pPr>
+      <w:r>
+        <w:t xml:space="preserve">The subcategories for Source and Product metadata have been flattened into top-level categories</w:t>
+      </w:r>
+    </w:p>
+    <w:p>
+      <w:pPr>
+        <w:pStyle w:val="Compact"/>
+        <w:numPr>
+          <w:ilvl w:val="0"/>
+          <w:numId w:val="1001"/>
+        </w:numPr>
+      </w:pPr>
+      <w:r>
+        <w:t xml:space="preserve">Requirement</w:t>
+      </w:r>
+      <w:r>
+        <w:t xml:space="preserve"> </w:t>
+      </w:r>
+      <w:r>
+        <w:t xml:space="preserve">“CEOS-ARD Product Data Attributes”</w:t>
+      </w:r>
+      <w:r>
+        <w:t xml:space="preserve"> </w:t>
+      </w:r>
+      <w:r>
+        <w:t xml:space="preserve">renamed to</w:t>
+      </w:r>
+      <w:r>
+        <w:t xml:space="preserve"> </w:t>
+      </w:r>
+      <w:r>
+        <w:t xml:space="preserve">“Product Metadata”</w:t>
+      </w:r>
+      <w:r>
+        <w:t xml:space="preserve">; Requirement</w:t>
+      </w:r>
+      <w:r>
+        <w:t xml:space="preserve"> </w:t>
+      </w:r>
+      <w:r>
+        <w:t xml:space="preserve">“Source Data Attributes”</w:t>
+      </w:r>
+      <w:r>
+        <w:t xml:space="preserve"> </w:t>
+      </w:r>
+      <w:r>
+        <w:t xml:space="preserve">renamed to</w:t>
+      </w:r>
+      <w:r>
+        <w:t xml:space="preserve"> </w:t>
+      </w:r>
+      <w:r>
+        <w:t xml:space="preserve">“Source Metadata”</w:t>
+      </w:r>
+      <w:r>
+        <w:t xml:space="preserve">. Adapted descriptions accordingly.</w:t>
+      </w:r>
+    </w:p>
+    <w:p>
+      <w:pPr>
+        <w:pStyle w:val="Compact"/>
+        <w:numPr>
+          <w:ilvl w:val="0"/>
+          <w:numId w:val="1001"/>
+        </w:numPr>
+      </w:pPr>
+      <w:r>
+        <w:t xml:space="preserve">Requirement</w:t>
+      </w:r>
+      <w:r>
+        <w:t xml:space="preserve"> </w:t>
+      </w:r>
+      <w:r>
+        <w:t xml:space="preserve">“Source Data Attributes”</w:t>
+      </w:r>
+      <w:r>
+        <w:t xml:space="preserve">: Moved the information about sequential acquisition identifiers to a new threshold requirement</w:t>
+      </w:r>
+      <w:r>
+        <w:t xml:space="preserve"> </w:t>
+      </w:r>
+      <w:r>
+        <w:t xml:space="preserve">“Acquisition ID”</w:t>
+      </w:r>
+      <w:r>
+        <w:t xml:space="preserve">. Adapted category description accordingly.</w:t>
+      </w:r>
+    </w:p>
+    <w:p>
+      <w:pPr>
+        <w:pStyle w:val="Compact"/>
+        <w:numPr>
+          <w:ilvl w:val="0"/>
+          <w:numId w:val="1001"/>
+        </w:numPr>
+      </w:pPr>
+      <w:r>
+        <w:t xml:space="preserve">Annex has been reformatted and updated as required by the split</w:t>
+      </w:r>
+    </w:p>
     <w:p>
       <w:pPr>
         <w:pStyle w:val="FirstParagraph"/>
       </w:pPr>
       <w:r>
-        <w:t xml:space="preserve">Not available, see previous versions of the document for its history.</w:t>
+        <w:rPr>
+          <w:b/>
+          <w:bCs/>
+        </w:rPr>
+        <w:t xml:space="preserve">Justification:</w:t>
+      </w:r>
+      <w:r>
+        <w:t xml:space="preserve"> </w:t>
+      </w:r>
+      <w:r>
+        <w:t xml:space="preserve">Migration to the new CEOS-ARD building block.</w:t>
+      </w:r>
+    </w:p>
+    <w:p>
+      <w:pPr>
+        <w:pStyle w:val="Textkrper"/>
+      </w:pPr>
+      <w:r>
+        <w:rPr>
+          <w:b/>
+          <w:bCs/>
+        </w:rPr>
+        <w:t xml:space="preserve">Editor:</w:t>
+      </w:r>
+      <w:r>
+        <w:t xml:space="preserve"> </w:t>
+      </w:r>
+      <w:r>
+        <w:t xml:space="preserve">Matthias Mohr</w:t>
       </w:r>
     </w:p>
     <w:bookmarkEnd w:id="25"/>
-    <w:bookmarkStart w:id="26" w:name="contributing-authors"/>
+    <w:bookmarkEnd w:id="26"/>
+    <w:bookmarkStart w:id="27" w:name="contributing-authors"/>
     <w:p>
       <w:pPr>
         <w:pStyle w:val="berschrift2"/>
@@ -135,7 +383,7 @@
         <w:pStyle w:val="Compact"/>
         <w:numPr>
           <w:ilvl w:val="0"/>
-          <w:numId w:val="1001"/>
+          <w:numId w:val="1002"/>
         </w:numPr>
       </w:pPr>
       <w:r>
@@ -147,7 +395,7 @@
         <w:pStyle w:val="Compact"/>
         <w:numPr>
           <w:ilvl w:val="0"/>
-          <w:numId w:val="1001"/>
+          <w:numId w:val="1002"/>
         </w:numPr>
       </w:pPr>
       <w:r>
@@ -159,7 +407,7 @@
         <w:pStyle w:val="Compact"/>
         <w:numPr>
           <w:ilvl w:val="0"/>
-          <w:numId w:val="1001"/>
+          <w:numId w:val="1002"/>
         </w:numPr>
       </w:pPr>
       <w:r>
@@ -171,7 +419,7 @@
         <w:pStyle w:val="Compact"/>
         <w:numPr>
           <w:ilvl w:val="0"/>
-          <w:numId w:val="1001"/>
+          <w:numId w:val="1002"/>
         </w:numPr>
       </w:pPr>
       <w:r>
@@ -183,7 +431,7 @@
         <w:pStyle w:val="Compact"/>
         <w:numPr>
           <w:ilvl w:val="0"/>
-          <w:numId w:val="1001"/>
+          <w:numId w:val="1002"/>
         </w:numPr>
       </w:pPr>
       <w:r>
@@ -195,7 +443,7 @@
         <w:pStyle w:val="Compact"/>
         <w:numPr>
           <w:ilvl w:val="0"/>
-          <w:numId w:val="1001"/>
+          <w:numId w:val="1002"/>
         </w:numPr>
       </w:pPr>
       <w:r>
@@ -207,7 +455,7 @@
         <w:pStyle w:val="Compact"/>
         <w:numPr>
           <w:ilvl w:val="0"/>
-          <w:numId w:val="1001"/>
+          <w:numId w:val="1002"/>
         </w:numPr>
       </w:pPr>
       <w:r>
@@ -219,7 +467,7 @@
         <w:pStyle w:val="Compact"/>
         <w:numPr>
           <w:ilvl w:val="0"/>
-          <w:numId w:val="1001"/>
+          <w:numId w:val="1002"/>
         </w:numPr>
       </w:pPr>
       <w:r>
@@ -231,7 +479,7 @@
         <w:pStyle w:val="Compact"/>
         <w:numPr>
           <w:ilvl w:val="0"/>
-          <w:numId w:val="1001"/>
+          <w:numId w:val="1002"/>
         </w:numPr>
       </w:pPr>
       <w:r>
@@ -243,7 +491,7 @@
         <w:pStyle w:val="Compact"/>
         <w:numPr>
           <w:ilvl w:val="0"/>
-          <w:numId w:val="1001"/>
+          <w:numId w:val="1002"/>
         </w:numPr>
       </w:pPr>
       <w:r>
@@ -255,7 +503,7 @@
         <w:pStyle w:val="Compact"/>
         <w:numPr>
           <w:ilvl w:val="0"/>
-          <w:numId w:val="1001"/>
+          <w:numId w:val="1002"/>
         </w:numPr>
       </w:pPr>
       <w:r>
@@ -267,7 +515,7 @@
         <w:pStyle w:val="Compact"/>
         <w:numPr>
           <w:ilvl w:val="0"/>
-          <w:numId w:val="1001"/>
+          <w:numId w:val="1002"/>
         </w:numPr>
       </w:pPr>
       <w:r>
@@ -279,7 +527,7 @@
         <w:pStyle w:val="Compact"/>
         <w:numPr>
           <w:ilvl w:val="0"/>
-          <w:numId w:val="1001"/>
+          <w:numId w:val="1002"/>
         </w:numPr>
       </w:pPr>
       <w:r>
@@ -291,7 +539,7 @@
         <w:pStyle w:val="Compact"/>
         <w:numPr>
           <w:ilvl w:val="0"/>
-          <w:numId w:val="1001"/>
+          <w:numId w:val="1002"/>
         </w:numPr>
       </w:pPr>
       <w:r>
@@ -303,7 +551,7 @@
         <w:pStyle w:val="Compact"/>
         <w:numPr>
           <w:ilvl w:val="0"/>
-          <w:numId w:val="1001"/>
+          <w:numId w:val="1002"/>
         </w:numPr>
       </w:pPr>
       <w:r>
@@ -315,7 +563,7 @@
         <w:pStyle w:val="Compact"/>
         <w:numPr>
           <w:ilvl w:val="0"/>
-          <w:numId w:val="1001"/>
+          <w:numId w:val="1002"/>
         </w:numPr>
       </w:pPr>
       <w:r>
@@ -327,7 +575,7 @@
         <w:pStyle w:val="Compact"/>
         <w:numPr>
           <w:ilvl w:val="0"/>
-          <w:numId w:val="1001"/>
+          <w:numId w:val="1002"/>
         </w:numPr>
       </w:pPr>
       <w:r>
@@ -339,7 +587,7 @@
         <w:pStyle w:val="Compact"/>
         <w:numPr>
           <w:ilvl w:val="0"/>
-          <w:numId w:val="1001"/>
+          <w:numId w:val="1002"/>
         </w:numPr>
       </w:pPr>
       <w:r>
@@ -351,7 +599,7 @@
         <w:pStyle w:val="Compact"/>
         <w:numPr>
           <w:ilvl w:val="0"/>
-          <w:numId w:val="1001"/>
+          <w:numId w:val="1002"/>
         </w:numPr>
       </w:pPr>
       <w:r>
@@ -363,7 +611,7 @@
         <w:pStyle w:val="Compact"/>
         <w:numPr>
           <w:ilvl w:val="0"/>
-          <w:numId w:val="1001"/>
+          <w:numId w:val="1002"/>
         </w:numPr>
       </w:pPr>
       <w:r>
@@ -375,7 +623,7 @@
         <w:pStyle w:val="Compact"/>
         <w:numPr>
           <w:ilvl w:val="0"/>
-          <w:numId w:val="1001"/>
+          <w:numId w:val="1002"/>
         </w:numPr>
       </w:pPr>
       <w:r>
@@ -387,7 +635,7 @@
         <w:pStyle w:val="Compact"/>
         <w:numPr>
           <w:ilvl w:val="0"/>
-          <w:numId w:val="1001"/>
+          <w:numId w:val="1002"/>
         </w:numPr>
       </w:pPr>
       <w:r>
@@ -399,7 +647,7 @@
         <w:pStyle w:val="Compact"/>
         <w:numPr>
           <w:ilvl w:val="0"/>
-          <w:numId w:val="1001"/>
+          <w:numId w:val="1002"/>
         </w:numPr>
       </w:pPr>
       <w:r>
@@ -411,7 +659,7 @@
         <w:pStyle w:val="Compact"/>
         <w:numPr>
           <w:ilvl w:val="0"/>
-          <w:numId w:val="1001"/>
+          <w:numId w:val="1002"/>
         </w:numPr>
       </w:pPr>
       <w:r>
@@ -423,7 +671,7 @@
         <w:pStyle w:val="Compact"/>
         <w:numPr>
           <w:ilvl w:val="0"/>
-          <w:numId w:val="1001"/>
+          <w:numId w:val="1002"/>
         </w:numPr>
       </w:pPr>
       <w:r>
@@ -435,7 +683,7 @@
         <w:pStyle w:val="Compact"/>
         <w:numPr>
           <w:ilvl w:val="0"/>
-          <w:numId w:val="1001"/>
+          <w:numId w:val="1002"/>
         </w:numPr>
       </w:pPr>
       <w:r>
@@ -447,7 +695,7 @@
         <w:pStyle w:val="Compact"/>
         <w:numPr>
           <w:ilvl w:val="0"/>
-          <w:numId w:val="1001"/>
+          <w:numId w:val="1002"/>
         </w:numPr>
       </w:pPr>
       <w:r>
@@ -459,7 +707,7 @@
         <w:pStyle w:val="Compact"/>
         <w:numPr>
           <w:ilvl w:val="0"/>
-          <w:numId w:val="1001"/>
+          <w:numId w:val="1002"/>
         </w:numPr>
       </w:pPr>
       <w:r>
@@ -471,7 +719,7 @@
         <w:pStyle w:val="Compact"/>
         <w:numPr>
           <w:ilvl w:val="0"/>
-          <w:numId w:val="1001"/>
+          <w:numId w:val="1002"/>
         </w:numPr>
       </w:pPr>
       <w:r>
@@ -483,7 +731,7 @@
         <w:pStyle w:val="Compact"/>
         <w:numPr>
           <w:ilvl w:val="0"/>
-          <w:numId w:val="1001"/>
+          <w:numId w:val="1002"/>
         </w:numPr>
       </w:pPr>
       <w:r>
@@ -495,7 +743,7 @@
         <w:pStyle w:val="Compact"/>
         <w:numPr>
           <w:ilvl w:val="0"/>
-          <w:numId w:val="1001"/>
+          <w:numId w:val="1002"/>
         </w:numPr>
       </w:pPr>
       <w:r>
@@ -507,7 +755,7 @@
         <w:pStyle w:val="Compact"/>
         <w:numPr>
           <w:ilvl w:val="0"/>
-          <w:numId w:val="1001"/>
+          <w:numId w:val="1002"/>
         </w:numPr>
       </w:pPr>
       <w:r>
@@ -519,8 +767,8 @@
         <w:br w:type="page"/>
       </w:r>
     </w:p>
-    <w:bookmarkEnd w:id="26"/>
-    <w:bookmarkStart w:id="27" w:name="ceos-analysis-ready-data-definition"/>
+    <w:bookmarkEnd w:id="27"/>
+    <w:bookmarkStart w:id="28" w:name="ceos-analysis-ready-data-definition"/>
     <w:p>
       <w:pPr>
         <w:pStyle w:val="berschrift2"/>
@@ -537,8 +785,8 @@
         <w:t xml:space="preserve">CEOS Analysis Ready Data (CEOS-ARD) are satellite data that have been processed to a minimum set of requirements and organized into a form that allows immediate analysis with a minimum of additional user effort and interoperability both through time and with other datasets.</w:t>
       </w:r>
     </w:p>
-    <w:bookmarkEnd w:id="27"/>
-    <w:bookmarkStart w:id="28" w:name="description"/>
+    <w:bookmarkEnd w:id="28"/>
+    <w:bookmarkStart w:id="29" w:name="description"/>
     <w:p>
       <w:pPr>
         <w:pStyle w:val="berschrift2"/>
@@ -601,8 +849,8 @@
         <w:t xml:space="preserve">Data collected by Synthetic Aperture Radar sensors</w:t>
       </w:r>
     </w:p>
-    <w:bookmarkEnd w:id="28"/>
-    <w:bookmarkStart w:id="29" w:name="background"/>
+    <w:bookmarkEnd w:id="29"/>
+    <w:bookmarkStart w:id="30" w:name="background"/>
     <w:p>
       <w:pPr>
         <w:pStyle w:val="berschrift2"/>
@@ -760,8 +1008,8 @@
         <w:br w:type="page"/>
       </w:r>
     </w:p>
-    <w:bookmarkEnd w:id="29"/>
-    <w:bookmarkStart w:id="30" w:name="definitions-and-abbreviations"/>
+    <w:bookmarkEnd w:id="30"/>
+    <w:bookmarkStart w:id="31" w:name="definitions-and-abbreviations"/>
     <w:p>
       <w:pPr>
         <w:pStyle w:val="berschrift2"/>
@@ -1309,8 +1557,8 @@
         <w:br w:type="page"/>
       </w:r>
     </w:p>
-    <w:bookmarkEnd w:id="30"/>
-    <w:bookmarkStart w:id="247" w:name="requirements"/>
+    <w:bookmarkEnd w:id="31"/>
+    <w:bookmarkStart w:id="248" w:name="requirements"/>
     <w:p>
       <w:pPr>
         <w:pStyle w:val="berschrift2"/>
@@ -1365,7 +1613,7 @@
         <w:t xml:space="preserve">Instead, use the textual identifier that is provided below the title.</w:t>
       </w:r>
     </w:p>
-    <w:bookmarkStart w:id="51" w:name="sec:meta"/>
+    <w:bookmarkStart w:id="52" w:name="sec:meta"/>
     <w:p>
       <w:pPr>
         <w:pStyle w:val="berschrift3"/>
@@ -1419,7 +1667,7 @@
         <w:t xml:space="preserve">suitability of the dataset, and must meet the requirements listed below.</w:t>
       </w:r>
     </w:p>
-    <w:bookmarkStart w:id="34" w:name="sec:meta-trcsar"/>
+    <w:bookmarkStart w:id="35" w:name="sec:meta-trcsar"/>
     <w:p>
       <w:pPr>
         <w:pStyle w:val="berschrift4"/>
@@ -1454,7 +1702,7 @@
         <w:t xml:space="preserve">meta-trcsar</w:t>
       </w:r>
     </w:p>
-    <w:bookmarkStart w:id="31" w:name="threshold-requirements"/>
+    <w:bookmarkStart w:id="32" w:name="threshold-requirements"/>
     <w:p>
       <w:pPr>
         <w:pStyle w:val="berschrift5"/>
@@ -1474,8 +1722,8 @@
         <w:t xml:space="preserve"> </w:t>
       </w:r>
     </w:p>
-    <w:bookmarkEnd w:id="31"/>
-    <w:bookmarkStart w:id="32" w:name="goal-requirements"/>
+    <w:bookmarkEnd w:id="32"/>
+    <w:bookmarkStart w:id="33" w:name="goal-requirements"/>
     <w:p>
       <w:pPr>
         <w:pStyle w:val="berschrift5"/>
@@ -1505,7 +1753,7 @@
         <w:pStyle w:val="Compact"/>
         <w:numPr>
           <w:ilvl w:val="0"/>
-          <w:numId w:val="1002"/>
+          <w:numId w:val="1003"/>
         </w:numPr>
       </w:pPr>
       <w:r>
@@ -1534,15 +1782,15 @@
         <w:pStyle w:val="Compact"/>
         <w:numPr>
           <w:ilvl w:val="0"/>
-          <w:numId w:val="1002"/>
+          <w:numId w:val="1003"/>
         </w:numPr>
       </w:pPr>
       <w:r>
         <w:t xml:space="preserve">Information on traceability should be available in the metadata as a single DOI landing page.</w:t>
       </w:r>
     </w:p>
-    <w:bookmarkEnd w:id="32"/>
-    <w:bookmarkStart w:id="33" w:name="assessment"/>
+    <w:bookmarkEnd w:id="33"/>
+    <w:bookmarkStart w:id="34" w:name="assessment"/>
     <w:p>
       <w:pPr>
         <w:pStyle w:val="berschrift5"/>
@@ -1556,7 +1804,7 @@
         <w:pStyle w:val="Compact"/>
         <w:numPr>
           <w:ilvl w:val="0"/>
-          <w:numId w:val="1003"/>
+          <w:numId w:val="1004"/>
         </w:numPr>
       </w:pPr>
       <w:r>
@@ -1568,7 +1816,7 @@
         <w:pStyle w:val="Compact"/>
         <w:numPr>
           <w:ilvl w:val="0"/>
-          <w:numId w:val="1003"/>
+          <w:numId w:val="1004"/>
         </w:numPr>
       </w:pPr>
       <w:r>
@@ -1580,7 +1828,7 @@
         <w:pStyle w:val="Compact"/>
         <w:numPr>
           <w:ilvl w:val="0"/>
-          <w:numId w:val="1003"/>
+          <w:numId w:val="1004"/>
         </w:numPr>
       </w:pPr>
       <w:r>
@@ -1592,7 +1840,7 @@
         <w:pStyle w:val="Compact"/>
         <w:numPr>
           <w:ilvl w:val="0"/>
-          <w:numId w:val="1003"/>
+          <w:numId w:val="1004"/>
         </w:numPr>
       </w:pPr>
       <w:r>
@@ -1606,9 +1854,9 @@
         </w:pict>
       </w:r>
     </w:p>
-    <w:bookmarkEnd w:id="33"/>
     <w:bookmarkEnd w:id="34"/>
-    <w:bookmarkStart w:id="38" w:name="sec:meta-mrdsar"/>
+    <w:bookmarkEnd w:id="35"/>
+    <w:bookmarkStart w:id="39" w:name="sec:meta-mrdsar"/>
     <w:p>
       <w:pPr>
         <w:pStyle w:val="berschrift4"/>
@@ -1643,7 +1891,7 @@
         <w:t xml:space="preserve">meta-mrdsar</w:t>
       </w:r>
     </w:p>
-    <w:bookmarkStart w:id="35" w:name="threshold-requirements-1"/>
+    <w:bookmarkStart w:id="36" w:name="threshold-requirements-1"/>
     <w:p>
       <w:pPr>
         <w:pStyle w:val="berschrift5"/>
@@ -1660,8 +1908,8 @@
         <w:t xml:space="preserve">Metadata is provided in a structure that enables a computer algorithm to be used to consistently and automatically identify and extract each component/variable/layer for further use.</w:t>
       </w:r>
     </w:p>
-    <w:bookmarkEnd w:id="35"/>
-    <w:bookmarkStart w:id="36" w:name="goal-requirements-1"/>
+    <w:bookmarkEnd w:id="36"/>
+    <w:bookmarkStart w:id="37" w:name="goal-requirements-1"/>
     <w:p>
       <w:pPr>
         <w:pStyle w:val="berschrift5"/>
@@ -1678,8 +1926,8 @@
         <w:t xml:space="preserve">As threshold, but metadata is formatted in accordance with CEOS-ARD SAR Metadata Specifications, v.1.1, or in a community endorsed standard that facilitates machine-readability, such as ISO 19115-2, Climate and Forecast (CF) convention, the Attribute Convention for Data Discovery (ACDD), etc.</w:t>
       </w:r>
     </w:p>
-    <w:bookmarkEnd w:id="36"/>
-    <w:bookmarkStart w:id="37" w:name="assessment-1"/>
+    <w:bookmarkEnd w:id="37"/>
+    <w:bookmarkStart w:id="38" w:name="assessment-1"/>
     <w:p>
       <w:pPr>
         <w:pStyle w:val="berschrift5"/>
@@ -1693,7 +1941,7 @@
         <w:pStyle w:val="Compact"/>
         <w:numPr>
           <w:ilvl w:val="0"/>
-          <w:numId w:val="1004"/>
+          <w:numId w:val="1005"/>
         </w:numPr>
       </w:pPr>
       <w:r>
@@ -1705,7 +1953,7 @@
         <w:pStyle w:val="Compact"/>
         <w:numPr>
           <w:ilvl w:val="0"/>
-          <w:numId w:val="1004"/>
+          <w:numId w:val="1005"/>
         </w:numPr>
       </w:pPr>
       <w:r>
@@ -1717,7 +1965,7 @@
         <w:pStyle w:val="Compact"/>
         <w:numPr>
           <w:ilvl w:val="0"/>
-          <w:numId w:val="1004"/>
+          <w:numId w:val="1005"/>
         </w:numPr>
       </w:pPr>
       <w:r>
@@ -1729,7 +1977,7 @@
         <w:pStyle w:val="Compact"/>
         <w:numPr>
           <w:ilvl w:val="0"/>
-          <w:numId w:val="1004"/>
+          <w:numId w:val="1005"/>
         </w:numPr>
       </w:pPr>
       <w:r>
@@ -1743,9 +1991,9 @@
         </w:pict>
       </w:r>
     </w:p>
-    <w:bookmarkEnd w:id="37"/>
     <w:bookmarkEnd w:id="38"/>
-    <w:bookmarkStart w:id="42" w:name="sec:meta-prdtyp"/>
+    <w:bookmarkEnd w:id="39"/>
+    <w:bookmarkStart w:id="43" w:name="sec:meta-prdtyp"/>
     <w:p>
       <w:pPr>
         <w:pStyle w:val="berschrift4"/>
@@ -1780,7 +2028,7 @@
         <w:t xml:space="preserve">meta-prdtyp</w:t>
       </w:r>
     </w:p>
-    <w:bookmarkStart w:id="39" w:name="threshold-requirements-2"/>
+    <w:bookmarkStart w:id="40" w:name="threshold-requirements-2"/>
     <w:p>
       <w:pPr>
         <w:pStyle w:val="berschrift5"/>
@@ -1797,8 +2045,8 @@
         <w:t xml:space="preserve">CEOS-ARD product type name – or names in case of compliance with more than one product type – and, if required by the data provider, copyright.</w:t>
       </w:r>
     </w:p>
-    <w:bookmarkEnd w:id="39"/>
-    <w:bookmarkStart w:id="40" w:name="goal-requirements-2"/>
+    <w:bookmarkEnd w:id="40"/>
+    <w:bookmarkStart w:id="41" w:name="goal-requirements-2"/>
     <w:p>
       <w:pPr>
         <w:pStyle w:val="berschrift5"/>
@@ -1818,8 +2066,8 @@
         <w:t xml:space="preserve"> </w:t>
       </w:r>
     </w:p>
-    <w:bookmarkEnd w:id="40"/>
-    <w:bookmarkStart w:id="41" w:name="assessment-2"/>
+    <w:bookmarkEnd w:id="41"/>
+    <w:bookmarkStart w:id="42" w:name="assessment-2"/>
     <w:p>
       <w:pPr>
         <w:pStyle w:val="berschrift5"/>
@@ -1833,7 +2081,7 @@
         <w:pStyle w:val="Compact"/>
         <w:numPr>
           <w:ilvl w:val="0"/>
-          <w:numId w:val="1005"/>
+          <w:numId w:val="1006"/>
         </w:numPr>
       </w:pPr>
       <w:r>
@@ -1845,7 +2093,7 @@
         <w:pStyle w:val="Compact"/>
         <w:numPr>
           <w:ilvl w:val="0"/>
-          <w:numId w:val="1005"/>
+          <w:numId w:val="1006"/>
         </w:numPr>
       </w:pPr>
       <w:r>
@@ -1857,7 +2105,7 @@
         <w:pStyle w:val="Compact"/>
         <w:numPr>
           <w:ilvl w:val="0"/>
-          <w:numId w:val="1005"/>
+          <w:numId w:val="1006"/>
         </w:numPr>
       </w:pPr>
       <w:r>
@@ -1869,7 +2117,7 @@
         <w:pStyle w:val="Compact"/>
         <w:numPr>
           <w:ilvl w:val="0"/>
-          <w:numId w:val="1005"/>
+          <w:numId w:val="1006"/>
         </w:numPr>
       </w:pPr>
       <w:r>
@@ -1883,9 +2131,9 @@
         </w:pict>
       </w:r>
     </w:p>
-    <w:bookmarkEnd w:id="41"/>
     <w:bookmarkEnd w:id="42"/>
-    <w:bookmarkStart w:id="46" w:name="sec:meta-pfsurl"/>
+    <w:bookmarkEnd w:id="43"/>
+    <w:bookmarkStart w:id="47" w:name="sec:meta-pfsurl"/>
     <w:p>
       <w:pPr>
         <w:pStyle w:val="berschrift4"/>
@@ -1920,7 +2168,7 @@
         <w:t xml:space="preserve">meta-pfsurl</w:t>
       </w:r>
     </w:p>
-    <w:bookmarkStart w:id="43" w:name="threshold-requirements-3"/>
+    <w:bookmarkStart w:id="44" w:name="threshold-requirements-3"/>
     <w:p>
       <w:pPr>
         <w:pStyle w:val="berschrift5"/>
@@ -1937,8 +2185,8 @@
         <w:t xml:space="preserve">Reference to CEOS-ARD PFS document as URL.</w:t>
       </w:r>
     </w:p>
-    <w:bookmarkEnd w:id="43"/>
-    <w:bookmarkStart w:id="44" w:name="goal-requirements-3"/>
+    <w:bookmarkEnd w:id="44"/>
+    <w:bookmarkStart w:id="45" w:name="goal-requirements-3"/>
     <w:p>
       <w:pPr>
         <w:pStyle w:val="berschrift5"/>
@@ -1958,8 +2206,8 @@
         <w:t xml:space="preserve"> </w:t>
       </w:r>
     </w:p>
-    <w:bookmarkEnd w:id="44"/>
-    <w:bookmarkStart w:id="45" w:name="assessment-3"/>
+    <w:bookmarkEnd w:id="45"/>
+    <w:bookmarkStart w:id="46" w:name="assessment-3"/>
     <w:p>
       <w:pPr>
         <w:pStyle w:val="berschrift5"/>
@@ -1973,7 +2221,7 @@
         <w:pStyle w:val="Compact"/>
         <w:numPr>
           <w:ilvl w:val="0"/>
-          <w:numId w:val="1006"/>
+          <w:numId w:val="1007"/>
         </w:numPr>
       </w:pPr>
       <w:r>
@@ -1985,7 +2233,7 @@
         <w:pStyle w:val="Compact"/>
         <w:numPr>
           <w:ilvl w:val="0"/>
-          <w:numId w:val="1006"/>
+          <w:numId w:val="1007"/>
         </w:numPr>
       </w:pPr>
       <w:r>
@@ -1997,7 +2245,7 @@
         <w:pStyle w:val="Compact"/>
         <w:numPr>
           <w:ilvl w:val="0"/>
-          <w:numId w:val="1006"/>
+          <w:numId w:val="1007"/>
         </w:numPr>
       </w:pPr>
       <w:r>
@@ -2009,7 +2257,7 @@
         <w:pStyle w:val="Compact"/>
         <w:numPr>
           <w:ilvl w:val="0"/>
-          <w:numId w:val="1006"/>
+          <w:numId w:val="1007"/>
         </w:numPr>
       </w:pPr>
       <w:r>
@@ -2023,9 +2271,9 @@
         </w:pict>
       </w:r>
     </w:p>
-    <w:bookmarkEnd w:id="45"/>
     <w:bookmarkEnd w:id="46"/>
-    <w:bookmarkStart w:id="50" w:name="sec:meta-timsar"/>
+    <w:bookmarkEnd w:id="47"/>
+    <w:bookmarkStart w:id="51" w:name="sec:meta-timsar"/>
     <w:p>
       <w:pPr>
         <w:pStyle w:val="berschrift4"/>
@@ -2060,7 +2308,7 @@
         <w:t xml:space="preserve">meta-timsar</w:t>
       </w:r>
     </w:p>
-    <w:bookmarkStart w:id="47" w:name="threshold-requirements-4"/>
+    <w:bookmarkStart w:id="48" w:name="threshold-requirements-4"/>
     <w:p>
       <w:pPr>
         <w:pStyle w:val="berschrift5"/>
@@ -2109,8 +2357,8 @@
         <w:t xml:space="preserve">is provided with the product.</w:t>
       </w:r>
     </w:p>
-    <w:bookmarkEnd w:id="47"/>
-    <w:bookmarkStart w:id="48" w:name="goal-requirements-4"/>
+    <w:bookmarkEnd w:id="48"/>
+    <w:bookmarkStart w:id="49" w:name="goal-requirements-4"/>
     <w:p>
       <w:pPr>
         <w:pStyle w:val="berschrift5"/>
@@ -2130,8 +2378,8 @@
         <w:t xml:space="preserve"> </w:t>
       </w:r>
     </w:p>
-    <w:bookmarkEnd w:id="48"/>
-    <w:bookmarkStart w:id="49" w:name="assessment-4"/>
+    <w:bookmarkEnd w:id="49"/>
+    <w:bookmarkStart w:id="50" w:name="assessment-4"/>
     <w:p>
       <w:pPr>
         <w:pStyle w:val="berschrift5"/>
@@ -2145,7 +2393,7 @@
         <w:pStyle w:val="Compact"/>
         <w:numPr>
           <w:ilvl w:val="0"/>
-          <w:numId w:val="1007"/>
+          <w:numId w:val="1008"/>
         </w:numPr>
       </w:pPr>
       <w:r>
@@ -2157,7 +2405,7 @@
         <w:pStyle w:val="Compact"/>
         <w:numPr>
           <w:ilvl w:val="0"/>
-          <w:numId w:val="1007"/>
+          <w:numId w:val="1008"/>
         </w:numPr>
       </w:pPr>
       <w:r>
@@ -2169,7 +2417,7 @@
         <w:pStyle w:val="Compact"/>
         <w:numPr>
           <w:ilvl w:val="0"/>
-          <w:numId w:val="1007"/>
+          <w:numId w:val="1008"/>
         </w:numPr>
       </w:pPr>
       <w:r>
@@ -2181,17 +2429,17 @@
         <w:pStyle w:val="Compact"/>
         <w:numPr>
           <w:ilvl w:val="0"/>
-          <w:numId w:val="1007"/>
+          <w:numId w:val="1008"/>
         </w:numPr>
       </w:pPr>
       <w:r>
         <w:t xml:space="preserve">Recommended Requirement Modification:</w:t>
       </w:r>
     </w:p>
-    <w:bookmarkEnd w:id="49"/>
     <w:bookmarkEnd w:id="50"/>
     <w:bookmarkEnd w:id="51"/>
-    <w:bookmarkStart w:id="106" w:name="sec:src"/>
+    <w:bookmarkEnd w:id="52"/>
+    <w:bookmarkStart w:id="107" w:name="sec:src"/>
     <w:p>
       <w:pPr>
         <w:pStyle w:val="berschrift3"/>
@@ -2239,7 +2487,7 @@
         <w:t xml:space="preserve">This may be one or mutliple acquisitions.</w:t>
       </w:r>
     </w:p>
-    <w:bookmarkStart w:id="55" w:name="sec:src-acqid"/>
+    <w:bookmarkStart w:id="56" w:name="sec:src-acqid"/>
     <w:p>
       <w:pPr>
         <w:pStyle w:val="berschrift4"/>
@@ -2274,7 +2522,7 @@
         <w:t xml:space="preserve">src-acqid</w:t>
       </w:r>
     </w:p>
-    <w:bookmarkStart w:id="52" w:name="threshold-requirements-5"/>
+    <w:bookmarkStart w:id="53" w:name="threshold-requirements-5"/>
     <w:p>
       <w:pPr>
         <w:pStyle w:val="berschrift5"/>
@@ -2291,8 +2539,8 @@
         <w:t xml:space="preserve">Each acquisition is identified through a sequential identifier in the metadata, e.g. acqID = 1, 2, 3.</w:t>
       </w:r>
     </w:p>
-    <w:bookmarkEnd w:id="52"/>
-    <w:bookmarkStart w:id="53" w:name="goal-requirements-5"/>
+    <w:bookmarkEnd w:id="53"/>
+    <w:bookmarkStart w:id="54" w:name="goal-requirements-5"/>
     <w:p>
       <w:pPr>
         <w:pStyle w:val="berschrift5"/>
@@ -2312,8 +2560,8 @@
         <w:t xml:space="preserve"> </w:t>
       </w:r>
     </w:p>
-    <w:bookmarkEnd w:id="53"/>
-    <w:bookmarkStart w:id="54" w:name="assessment-5"/>
+    <w:bookmarkEnd w:id="54"/>
+    <w:bookmarkStart w:id="55" w:name="assessment-5"/>
     <w:p>
       <w:pPr>
         <w:pStyle w:val="berschrift5"/>
@@ -2327,7 +2575,7 @@
         <w:pStyle w:val="Compact"/>
         <w:numPr>
           <w:ilvl w:val="0"/>
-          <w:numId w:val="1008"/>
+          <w:numId w:val="1009"/>
         </w:numPr>
       </w:pPr>
       <w:r>
@@ -2339,7 +2587,7 @@
         <w:pStyle w:val="Compact"/>
         <w:numPr>
           <w:ilvl w:val="0"/>
-          <w:numId w:val="1008"/>
+          <w:numId w:val="1009"/>
         </w:numPr>
       </w:pPr>
       <w:r>
@@ -2351,7 +2599,7 @@
         <w:pStyle w:val="Compact"/>
         <w:numPr>
           <w:ilvl w:val="0"/>
-          <w:numId w:val="1008"/>
+          <w:numId w:val="1009"/>
         </w:numPr>
       </w:pPr>
       <w:r>
@@ -2363,7 +2611,7 @@
         <w:pStyle w:val="Compact"/>
         <w:numPr>
           <w:ilvl w:val="0"/>
-          <w:numId w:val="1008"/>
+          <w:numId w:val="1009"/>
         </w:numPr>
       </w:pPr>
       <w:r>
@@ -2377,9 +2625,9 @@
         </w:pict>
       </w:r>
     </w:p>
-    <w:bookmarkEnd w:id="54"/>
     <w:bookmarkEnd w:id="55"/>
-    <w:bookmarkStart w:id="59" w:name="sec:src-dacsrc"/>
+    <w:bookmarkEnd w:id="56"/>
+    <w:bookmarkStart w:id="60" w:name="sec:src-dacsrc"/>
     <w:p>
       <w:pPr>
         <w:pStyle w:val="berschrift4"/>
@@ -2414,7 +2662,7 @@
         <w:t xml:space="preserve">src-dacsrc</w:t>
       </w:r>
     </w:p>
-    <w:bookmarkStart w:id="56" w:name="threshold-requirements-6"/>
+    <w:bookmarkStart w:id="57" w:name="threshold-requirements-6"/>
     <w:p>
       <w:pPr>
         <w:pStyle w:val="berschrift5"/>
@@ -2431,8 +2679,8 @@
         <w:t xml:space="preserve">The metadata identifies the location from where the source data can be retrieved, expressed as a URL or DOI.</w:t>
       </w:r>
     </w:p>
-    <w:bookmarkEnd w:id="56"/>
-    <w:bookmarkStart w:id="57" w:name="goal-requirements-6"/>
+    <w:bookmarkEnd w:id="57"/>
+    <w:bookmarkStart w:id="58" w:name="goal-requirements-6"/>
     <w:p>
       <w:pPr>
         <w:pStyle w:val="berschrift5"/>
@@ -2449,8 +2697,8 @@
         <w:t xml:space="preserve">The metadata identifies an online location from where the data can be consistently and reliably retrieved by a computer algorithm without any manual intervention being required.</w:t>
       </w:r>
     </w:p>
-    <w:bookmarkEnd w:id="57"/>
-    <w:bookmarkStart w:id="58" w:name="assessment-6"/>
+    <w:bookmarkEnd w:id="58"/>
+    <w:bookmarkStart w:id="59" w:name="assessment-6"/>
     <w:p>
       <w:pPr>
         <w:pStyle w:val="berschrift5"/>
@@ -2464,7 +2712,7 @@
         <w:pStyle w:val="Compact"/>
         <w:numPr>
           <w:ilvl w:val="0"/>
-          <w:numId w:val="1009"/>
+          <w:numId w:val="1010"/>
         </w:numPr>
       </w:pPr>
       <w:r>
@@ -2476,7 +2724,7 @@
         <w:pStyle w:val="Compact"/>
         <w:numPr>
           <w:ilvl w:val="0"/>
-          <w:numId w:val="1009"/>
+          <w:numId w:val="1010"/>
         </w:numPr>
       </w:pPr>
       <w:r>
@@ -2488,7 +2736,7 @@
         <w:pStyle w:val="Compact"/>
         <w:numPr>
           <w:ilvl w:val="0"/>
-          <w:numId w:val="1009"/>
+          <w:numId w:val="1010"/>
         </w:numPr>
       </w:pPr>
       <w:r>
@@ -2500,7 +2748,7 @@
         <w:pStyle w:val="Compact"/>
         <w:numPr>
           <w:ilvl w:val="0"/>
-          <w:numId w:val="1009"/>
+          <w:numId w:val="1010"/>
         </w:numPr>
       </w:pPr>
       <w:r>
@@ -2514,9 +2762,9 @@
         </w:pict>
       </w:r>
     </w:p>
-    <w:bookmarkEnd w:id="58"/>
     <w:bookmarkEnd w:id="59"/>
-    <w:bookmarkStart w:id="64" w:name="sec:src-inssar"/>
+    <w:bookmarkEnd w:id="60"/>
+    <w:bookmarkStart w:id="65" w:name="sec:src-inssar"/>
     <w:p>
       <w:pPr>
         <w:pStyle w:val="berschrift4"/>
@@ -2551,7 +2799,7 @@
         <w:t xml:space="preserve">src-inssar</w:t>
       </w:r>
     </w:p>
-    <w:bookmarkStart w:id="60" w:name="threshold-requirements-7"/>
+    <w:bookmarkStart w:id="61" w:name="threshold-requirements-7"/>
     <w:p>
       <w:pPr>
         <w:pStyle w:val="berschrift5"/>
@@ -2573,7 +2821,7 @@
         <w:pStyle w:val="Compact"/>
         <w:numPr>
           <w:ilvl w:val="0"/>
-          <w:numId w:val="1010"/>
+          <w:numId w:val="1011"/>
         </w:numPr>
       </w:pPr>
       <w:r>
@@ -2585,15 +2833,15 @@
         <w:pStyle w:val="Compact"/>
         <w:numPr>
           <w:ilvl w:val="0"/>
-          <w:numId w:val="1010"/>
+          <w:numId w:val="1011"/>
         </w:numPr>
       </w:pPr>
       <w:r>
         <w:t xml:space="preserve">Instrument name</w:t>
       </w:r>
     </w:p>
-    <w:bookmarkEnd w:id="60"/>
-    <w:bookmarkStart w:id="62" w:name="goal-requirements-7"/>
+    <w:bookmarkEnd w:id="61"/>
+    <w:bookmarkStart w:id="63" w:name="goal-requirements-7"/>
     <w:p>
       <w:pPr>
         <w:pStyle w:val="berschrift5"/>
@@ -2612,7 +2860,7 @@
       <w:r>
         <w:t xml:space="preserve"> </w:t>
       </w:r>
-      <w:hyperlink r:id="rId61">
+      <w:hyperlink r:id="rId62">
         <w:r>
           <w:rPr>
             <w:rStyle w:val="Hyperlink"/>
@@ -2627,8 +2875,8 @@
         <w:t xml:space="preserve">record.</w:t>
       </w:r>
     </w:p>
-    <w:bookmarkEnd w:id="62"/>
-    <w:bookmarkStart w:id="63" w:name="assessment-7"/>
+    <w:bookmarkEnd w:id="63"/>
+    <w:bookmarkStart w:id="64" w:name="assessment-7"/>
     <w:p>
       <w:pPr>
         <w:pStyle w:val="berschrift5"/>
@@ -2642,7 +2890,7 @@
         <w:pStyle w:val="Compact"/>
         <w:numPr>
           <w:ilvl w:val="0"/>
-          <w:numId w:val="1011"/>
+          <w:numId w:val="1012"/>
         </w:numPr>
       </w:pPr>
       <w:r>
@@ -2654,7 +2902,7 @@
         <w:pStyle w:val="Compact"/>
         <w:numPr>
           <w:ilvl w:val="0"/>
-          <w:numId w:val="1011"/>
+          <w:numId w:val="1012"/>
         </w:numPr>
       </w:pPr>
       <w:r>
@@ -2666,7 +2914,7 @@
         <w:pStyle w:val="Compact"/>
         <w:numPr>
           <w:ilvl w:val="0"/>
-          <w:numId w:val="1011"/>
+          <w:numId w:val="1012"/>
         </w:numPr>
       </w:pPr>
       <w:r>
@@ -2678,7 +2926,7 @@
         <w:pStyle w:val="Compact"/>
         <w:numPr>
           <w:ilvl w:val="0"/>
-          <w:numId w:val="1011"/>
+          <w:numId w:val="1012"/>
         </w:numPr>
       </w:pPr>
       <w:r>
@@ -2692,9 +2940,9 @@
         </w:pict>
       </w:r>
     </w:p>
-    <w:bookmarkEnd w:id="63"/>
     <w:bookmarkEnd w:id="64"/>
-    <w:bookmarkStart w:id="68" w:name="sec:src-timsrc"/>
+    <w:bookmarkEnd w:id="65"/>
+    <w:bookmarkStart w:id="69" w:name="sec:src-timsrc"/>
     <w:p>
       <w:pPr>
         <w:pStyle w:val="berschrift4"/>
@@ -2729,7 +2977,7 @@
         <w:t xml:space="preserve">src-timsrc</w:t>
       </w:r>
     </w:p>
-    <w:bookmarkStart w:id="65" w:name="threshold-requirements-8"/>
+    <w:bookmarkStart w:id="66" w:name="threshold-requirements-8"/>
     <w:p>
       <w:pPr>
         <w:pStyle w:val="berschrift5"/>
@@ -2746,8 +2994,8 @@
         <w:t xml:space="preserve">The start date and time of source data is identified in the metadata, expressed in UTC in date and time, at least to the second.</w:t>
       </w:r>
     </w:p>
-    <w:bookmarkEnd w:id="65"/>
-    <w:bookmarkStart w:id="66" w:name="goal-requirements-8"/>
+    <w:bookmarkEnd w:id="66"/>
+    <w:bookmarkStart w:id="67" w:name="goal-requirements-8"/>
     <w:p>
       <w:pPr>
         <w:pStyle w:val="berschrift5"/>
@@ -2767,8 +3015,8 @@
         <w:t xml:space="preserve"> </w:t>
       </w:r>
     </w:p>
-    <w:bookmarkEnd w:id="66"/>
-    <w:bookmarkStart w:id="67" w:name="assessment-8"/>
+    <w:bookmarkEnd w:id="67"/>
+    <w:bookmarkStart w:id="68" w:name="assessment-8"/>
     <w:p>
       <w:pPr>
         <w:pStyle w:val="berschrift5"/>
@@ -2782,7 +3030,7 @@
         <w:pStyle w:val="Compact"/>
         <w:numPr>
           <w:ilvl w:val="0"/>
-          <w:numId w:val="1012"/>
+          <w:numId w:val="1013"/>
         </w:numPr>
       </w:pPr>
       <w:r>
@@ -2794,7 +3042,7 @@
         <w:pStyle w:val="Compact"/>
         <w:numPr>
           <w:ilvl w:val="0"/>
-          <w:numId w:val="1012"/>
+          <w:numId w:val="1013"/>
         </w:numPr>
       </w:pPr>
       <w:r>
@@ -2806,7 +3054,7 @@
         <w:pStyle w:val="Compact"/>
         <w:numPr>
           <w:ilvl w:val="0"/>
-          <w:numId w:val="1012"/>
+          <w:numId w:val="1013"/>
         </w:numPr>
       </w:pPr>
       <w:r>
@@ -2818,7 +3066,7 @@
         <w:pStyle w:val="Compact"/>
         <w:numPr>
           <w:ilvl w:val="0"/>
-          <w:numId w:val="1012"/>
+          <w:numId w:val="1013"/>
         </w:numPr>
       </w:pPr>
       <w:r>
@@ -2832,9 +3080,9 @@
         </w:pict>
       </w:r>
     </w:p>
-    <w:bookmarkEnd w:id="67"/>
     <w:bookmarkEnd w:id="68"/>
-    <w:bookmarkStart w:id="72" w:name="sec:src-acqpar"/>
+    <w:bookmarkEnd w:id="69"/>
+    <w:bookmarkStart w:id="73" w:name="sec:src-acqpar"/>
     <w:p>
       <w:pPr>
         <w:pStyle w:val="berschrift4"/>
@@ -2869,7 +3117,7 @@
         <w:t xml:space="preserve">src-acqpar</w:t>
       </w:r>
     </w:p>
-    <w:bookmarkStart w:id="69" w:name="threshold-requirements-9"/>
+    <w:bookmarkStart w:id="70" w:name="threshold-requirements-9"/>
     <w:p>
       <w:pPr>
         <w:pStyle w:val="berschrift5"/>
@@ -2891,7 +3139,7 @@
         <w:pStyle w:val="Compact"/>
         <w:numPr>
           <w:ilvl w:val="0"/>
-          <w:numId w:val="1013"/>
+          <w:numId w:val="1014"/>
         </w:numPr>
       </w:pPr>
       <w:r>
@@ -2903,7 +3151,7 @@
         <w:pStyle w:val="Compact"/>
         <w:numPr>
           <w:ilvl w:val="0"/>
-          <w:numId w:val="1013"/>
+          <w:numId w:val="1014"/>
         </w:numPr>
       </w:pPr>
       <w:r>
@@ -2915,7 +3163,7 @@
         <w:pStyle w:val="Compact"/>
         <w:numPr>
           <w:ilvl w:val="0"/>
-          <w:numId w:val="1013"/>
+          <w:numId w:val="1014"/>
         </w:numPr>
       </w:pPr>
       <w:r>
@@ -2927,7 +3175,7 @@
         <w:pStyle w:val="Compact"/>
         <w:numPr>
           <w:ilvl w:val="0"/>
-          <w:numId w:val="1013"/>
+          <w:numId w:val="1014"/>
         </w:numPr>
       </w:pPr>
       <w:r>
@@ -2939,7 +3187,7 @@
         <w:pStyle w:val="Compact"/>
         <w:numPr>
           <w:ilvl w:val="0"/>
-          <w:numId w:val="1013"/>
+          <w:numId w:val="1014"/>
         </w:numPr>
       </w:pPr>
       <w:r>
@@ -2951,15 +3199,15 @@
         <w:pStyle w:val="Compact"/>
         <w:numPr>
           <w:ilvl w:val="0"/>
-          <w:numId w:val="1013"/>
+          <w:numId w:val="1014"/>
         </w:numPr>
       </w:pPr>
       <w:r>
         <w:t xml:space="preserve">Beam ID (i.e., beam mode mnemonic)</w:t>
       </w:r>
     </w:p>
-    <w:bookmarkEnd w:id="69"/>
-    <w:bookmarkStart w:id="70" w:name="goal-requirements-9"/>
+    <w:bookmarkEnd w:id="70"/>
+    <w:bookmarkStart w:id="71" w:name="goal-requirements-9"/>
     <w:p>
       <w:pPr>
         <w:pStyle w:val="berschrift5"/>
@@ -2979,8 +3227,8 @@
         <w:t xml:space="preserve"> </w:t>
       </w:r>
     </w:p>
-    <w:bookmarkEnd w:id="70"/>
-    <w:bookmarkStart w:id="71" w:name="assessment-9"/>
+    <w:bookmarkEnd w:id="71"/>
+    <w:bookmarkStart w:id="72" w:name="assessment-9"/>
     <w:p>
       <w:pPr>
         <w:pStyle w:val="berschrift5"/>
@@ -2994,7 +3242,7 @@
         <w:pStyle w:val="Compact"/>
         <w:numPr>
           <w:ilvl w:val="0"/>
-          <w:numId w:val="1014"/>
+          <w:numId w:val="1015"/>
         </w:numPr>
       </w:pPr>
       <w:r>
@@ -3006,7 +3254,7 @@
         <w:pStyle w:val="Compact"/>
         <w:numPr>
           <w:ilvl w:val="0"/>
-          <w:numId w:val="1014"/>
+          <w:numId w:val="1015"/>
         </w:numPr>
       </w:pPr>
       <w:r>
@@ -3018,7 +3266,7 @@
         <w:pStyle w:val="Compact"/>
         <w:numPr>
           <w:ilvl w:val="0"/>
-          <w:numId w:val="1014"/>
+          <w:numId w:val="1015"/>
         </w:numPr>
       </w:pPr>
       <w:r>
@@ -3030,7 +3278,7 @@
         <w:pStyle w:val="Compact"/>
         <w:numPr>
           <w:ilvl w:val="0"/>
-          <w:numId w:val="1014"/>
+          <w:numId w:val="1015"/>
         </w:numPr>
       </w:pPr>
       <w:r>
@@ -3044,9 +3292,9 @@
         </w:pict>
       </w:r>
     </w:p>
-    <w:bookmarkEnd w:id="71"/>
     <w:bookmarkEnd w:id="72"/>
-    <w:bookmarkStart w:id="77" w:name="sec:src-orbit"/>
+    <w:bookmarkEnd w:id="73"/>
+    <w:bookmarkStart w:id="78" w:name="sec:src-orbit"/>
     <w:p>
       <w:pPr>
         <w:pStyle w:val="berschrift4"/>
@@ -3081,7 +3329,7 @@
         <w:t xml:space="preserve">src-orbit</w:t>
       </w:r>
     </w:p>
-    <w:bookmarkStart w:id="74" w:name="threshold-requirements-10"/>
+    <w:bookmarkStart w:id="75" w:name="threshold-requirements-10"/>
     <w:p>
       <w:pPr>
         <w:pStyle w:val="berschrift5"/>
@@ -3103,7 +3351,7 @@
         <w:pStyle w:val="Compact"/>
         <w:numPr>
           <w:ilvl w:val="0"/>
-          <w:numId w:val="1015"/>
+          <w:numId w:val="1016"/>
         </w:numPr>
       </w:pPr>
       <w:r>
@@ -3113,23 +3361,23 @@
         <w:rPr>
           <w:rStyle w:val="Funotenzeichen"/>
         </w:rPr>
-        <w:footnoteReference w:id="73"/>
-      </w:r>
-    </w:p>
-    <w:p>
-      <w:pPr>
-        <w:pStyle w:val="Compact"/>
-        <w:numPr>
-          <w:ilvl w:val="0"/>
-          <w:numId w:val="1015"/>
+        <w:footnoteReference w:id="74"/>
+      </w:r>
+    </w:p>
+    <w:p>
+      <w:pPr>
+        <w:pStyle w:val="Compact"/>
+        <w:numPr>
+          <w:ilvl w:val="0"/>
+          <w:numId w:val="1016"/>
         </w:numPr>
       </w:pPr>
       <w:r>
         <w:t xml:space="preserve">Orbit data source (e.g., predicted, definite, precise, downlinked, etc.)</w:t>
       </w:r>
     </w:p>
-    <w:bookmarkEnd w:id="74"/>
-    <w:bookmarkStart w:id="75" w:name="goal-requirements-10"/>
+    <w:bookmarkEnd w:id="75"/>
+    <w:bookmarkStart w:id="76" w:name="goal-requirements-10"/>
     <w:p>
       <w:pPr>
         <w:pStyle w:val="berschrift5"/>
@@ -3151,7 +3399,7 @@
         <w:pStyle w:val="Compact"/>
         <w:numPr>
           <w:ilvl w:val="0"/>
-          <w:numId w:val="1016"/>
+          <w:numId w:val="1017"/>
         </w:numPr>
       </w:pPr>
       <w:r>
@@ -3163,7 +3411,7 @@
         <w:pStyle w:val="Compact"/>
         <w:numPr>
           <w:ilvl w:val="0"/>
-          <w:numId w:val="1016"/>
+          <w:numId w:val="1017"/>
         </w:numPr>
       </w:pPr>
       <w:r>
@@ -3175,15 +3423,15 @@
         <w:pStyle w:val="Compact"/>
         <w:numPr>
           <w:ilvl w:val="0"/>
-          <w:numId w:val="1016"/>
+          <w:numId w:val="1017"/>
         </w:numPr>
       </w:pPr>
       <w:r>
         <w:t xml:space="preserve">Platform (mean) altitude</w:t>
       </w:r>
     </w:p>
-    <w:bookmarkEnd w:id="75"/>
-    <w:bookmarkStart w:id="76" w:name="assessment-10"/>
+    <w:bookmarkEnd w:id="76"/>
+    <w:bookmarkStart w:id="77" w:name="assessment-10"/>
     <w:p>
       <w:pPr>
         <w:pStyle w:val="berschrift5"/>
@@ -3197,7 +3445,7 @@
         <w:pStyle w:val="Compact"/>
         <w:numPr>
           <w:ilvl w:val="0"/>
-          <w:numId w:val="1017"/>
+          <w:numId w:val="1018"/>
         </w:numPr>
       </w:pPr>
       <w:r>
@@ -3209,7 +3457,7 @@
         <w:pStyle w:val="Compact"/>
         <w:numPr>
           <w:ilvl w:val="0"/>
-          <w:numId w:val="1017"/>
+          <w:numId w:val="1018"/>
         </w:numPr>
       </w:pPr>
       <w:r>
@@ -3221,7 +3469,7 @@
         <w:pStyle w:val="Compact"/>
         <w:numPr>
           <w:ilvl w:val="0"/>
-          <w:numId w:val="1017"/>
+          <w:numId w:val="1018"/>
         </w:numPr>
       </w:pPr>
       <w:r>
@@ -3233,7 +3481,7 @@
         <w:pStyle w:val="Compact"/>
         <w:numPr>
           <w:ilvl w:val="0"/>
-          <w:numId w:val="1017"/>
+          <w:numId w:val="1018"/>
         </w:numPr>
       </w:pPr>
       <w:r>
@@ -3247,9 +3495,9 @@
         </w:pict>
       </w:r>
     </w:p>
-    <w:bookmarkEnd w:id="76"/>
     <w:bookmarkEnd w:id="77"/>
-    <w:bookmarkStart w:id="81" w:name="sec:src-prcpar"/>
+    <w:bookmarkEnd w:id="78"/>
+    <w:bookmarkStart w:id="82" w:name="sec:src-prcpar"/>
     <w:p>
       <w:pPr>
         <w:pStyle w:val="berschrift4"/>
@@ -3284,7 +3532,7 @@
         <w:t xml:space="preserve">src-prcpar</w:t>
       </w:r>
     </w:p>
-    <w:bookmarkStart w:id="78" w:name="threshold-requirements-11"/>
+    <w:bookmarkStart w:id="79" w:name="threshold-requirements-11"/>
     <w:p>
       <w:pPr>
         <w:pStyle w:val="berschrift5"/>
@@ -3306,7 +3554,7 @@
         <w:pStyle w:val="Compact"/>
         <w:numPr>
           <w:ilvl w:val="0"/>
-          <w:numId w:val="1018"/>
+          <w:numId w:val="1019"/>
         </w:numPr>
       </w:pPr>
       <w:r>
@@ -3318,7 +3566,7 @@
         <w:pStyle w:val="Compact"/>
         <w:numPr>
           <w:ilvl w:val="0"/>
-          <w:numId w:val="1018"/>
+          <w:numId w:val="1019"/>
         </w:numPr>
       </w:pPr>
       <w:r>
@@ -3330,7 +3578,7 @@
         <w:pStyle w:val="Compact"/>
         <w:numPr>
           <w:ilvl w:val="0"/>
-          <w:numId w:val="1018"/>
+          <w:numId w:val="1019"/>
         </w:numPr>
       </w:pPr>
       <w:r>
@@ -3342,7 +3590,7 @@
         <w:pStyle w:val="Compact"/>
         <w:numPr>
           <w:ilvl w:val="0"/>
-          <w:numId w:val="1018"/>
+          <w:numId w:val="1019"/>
         </w:numPr>
       </w:pPr>
       <w:r>
@@ -3354,7 +3602,7 @@
         <w:pStyle w:val="Compact"/>
         <w:numPr>
           <w:ilvl w:val="0"/>
-          <w:numId w:val="1018"/>
+          <w:numId w:val="1019"/>
         </w:numPr>
       </w:pPr>
       <w:r>
@@ -3366,7 +3614,7 @@
         <w:pStyle w:val="Compact"/>
         <w:numPr>
           <w:ilvl w:val="0"/>
-          <w:numId w:val="1018"/>
+          <w:numId w:val="1019"/>
         </w:numPr>
       </w:pPr>
       <w:r>
@@ -3378,15 +3626,15 @@
         <w:pStyle w:val="Compact"/>
         <w:numPr>
           <w:ilvl w:val="0"/>
-          <w:numId w:val="1018"/>
+          <w:numId w:val="1019"/>
         </w:numPr>
       </w:pPr>
       <w:r>
         <w:t xml:space="preserve">Range number of looks (separate values for each beam, as necessary)</w:t>
       </w:r>
     </w:p>
-    <w:bookmarkEnd w:id="78"/>
-    <w:bookmarkStart w:id="79" w:name="goal-requirements-11"/>
+    <w:bookmarkEnd w:id="79"/>
+    <w:bookmarkStart w:id="80" w:name="goal-requirements-11"/>
     <w:p>
       <w:pPr>
         <w:pStyle w:val="berschrift5"/>
@@ -3403,8 +3651,8 @@
         <w:t xml:space="preserve">As threshold, plus additional relevant processing parameters, e.g., range- and azimuth look bandwidth and LUT applied.</w:t>
       </w:r>
     </w:p>
-    <w:bookmarkEnd w:id="79"/>
-    <w:bookmarkStart w:id="80" w:name="assessment-11"/>
+    <w:bookmarkEnd w:id="80"/>
+    <w:bookmarkStart w:id="81" w:name="assessment-11"/>
     <w:p>
       <w:pPr>
         <w:pStyle w:val="berschrift5"/>
@@ -3418,7 +3666,7 @@
         <w:pStyle w:val="Compact"/>
         <w:numPr>
           <w:ilvl w:val="0"/>
-          <w:numId w:val="1019"/>
+          <w:numId w:val="1020"/>
         </w:numPr>
       </w:pPr>
       <w:r>
@@ -3430,7 +3678,7 @@
         <w:pStyle w:val="Compact"/>
         <w:numPr>
           <w:ilvl w:val="0"/>
-          <w:numId w:val="1019"/>
+          <w:numId w:val="1020"/>
         </w:numPr>
       </w:pPr>
       <w:r>
@@ -3442,7 +3690,7 @@
         <w:pStyle w:val="Compact"/>
         <w:numPr>
           <w:ilvl w:val="0"/>
-          <w:numId w:val="1019"/>
+          <w:numId w:val="1020"/>
         </w:numPr>
       </w:pPr>
       <w:r>
@@ -3454,7 +3702,7 @@
         <w:pStyle w:val="Compact"/>
         <w:numPr>
           <w:ilvl w:val="0"/>
-          <w:numId w:val="1019"/>
+          <w:numId w:val="1020"/>
         </w:numPr>
       </w:pPr>
       <w:r>
@@ -3468,9 +3716,9 @@
         </w:pict>
       </w:r>
     </w:p>
-    <w:bookmarkEnd w:id="80"/>
     <w:bookmarkEnd w:id="81"/>
-    <w:bookmarkStart w:id="85" w:name="sec:src-imgatt"/>
+    <w:bookmarkEnd w:id="82"/>
+    <w:bookmarkStart w:id="86" w:name="sec:src-imgatt"/>
     <w:p>
       <w:pPr>
         <w:pStyle w:val="berschrift4"/>
@@ -3505,7 +3753,7 @@
         <w:t xml:space="preserve">src-imgatt</w:t>
       </w:r>
     </w:p>
-    <w:bookmarkStart w:id="82" w:name="threshold-requirements-12"/>
+    <w:bookmarkStart w:id="83" w:name="threshold-requirements-12"/>
     <w:p>
       <w:pPr>
         <w:pStyle w:val="berschrift5"/>
@@ -3527,7 +3775,7 @@
         <w:pStyle w:val="Compact"/>
         <w:numPr>
           <w:ilvl w:val="0"/>
-          <w:numId w:val="1020"/>
+          <w:numId w:val="1021"/>
         </w:numPr>
       </w:pPr>
       <w:r>
@@ -3539,7 +3787,7 @@
         <w:pStyle w:val="Compact"/>
         <w:numPr>
           <w:ilvl w:val="0"/>
-          <w:numId w:val="1020"/>
+          <w:numId w:val="1021"/>
         </w:numPr>
       </w:pPr>
       <w:r>
@@ -3551,7 +3799,7 @@
         <w:pStyle w:val="Compact"/>
         <w:numPr>
           <w:ilvl w:val="0"/>
-          <w:numId w:val="1020"/>
+          <w:numId w:val="1021"/>
         </w:numPr>
       </w:pPr>
       <w:r>
@@ -3563,7 +3811,7 @@
         <w:pStyle w:val="Compact"/>
         <w:numPr>
           <w:ilvl w:val="0"/>
-          <w:numId w:val="1020"/>
+          <w:numId w:val="1021"/>
         </w:numPr>
       </w:pPr>
       <w:r>
@@ -3575,7 +3823,7 @@
         <w:pStyle w:val="Compact"/>
         <w:numPr>
           <w:ilvl w:val="0"/>
-          <w:numId w:val="1020"/>
+          <w:numId w:val="1021"/>
         </w:numPr>
       </w:pPr>
       <w:r>
@@ -3587,7 +3835,7 @@
         <w:pStyle w:val="Compact"/>
         <w:numPr>
           <w:ilvl w:val="0"/>
-          <w:numId w:val="1020"/>
+          <w:numId w:val="1021"/>
         </w:numPr>
       </w:pPr>
       <w:r>
@@ -3599,15 +3847,15 @@
         <w:pStyle w:val="Compact"/>
         <w:numPr>
           <w:ilvl w:val="0"/>
-          <w:numId w:val="1020"/>
+          <w:numId w:val="1021"/>
         </w:numPr>
       </w:pPr>
       <w:r>
         <w:t xml:space="preserve">Far range incident angle</w:t>
       </w:r>
     </w:p>
-    <w:bookmarkEnd w:id="82"/>
-    <w:bookmarkStart w:id="83" w:name="goal-requirements-12"/>
+    <w:bookmarkEnd w:id="83"/>
+    <w:bookmarkStart w:id="84" w:name="goal-requirements-12"/>
     <w:p>
       <w:pPr>
         <w:pStyle w:val="berschrift5"/>
@@ -3624,8 +3872,8 @@
         <w:t xml:space="preserve">Geometry of the image footprint expressed in WGS84 in a standardised format (e.g., WKT).</w:t>
       </w:r>
     </w:p>
-    <w:bookmarkEnd w:id="83"/>
-    <w:bookmarkStart w:id="84" w:name="assessment-12"/>
+    <w:bookmarkEnd w:id="84"/>
+    <w:bookmarkStart w:id="85" w:name="assessment-12"/>
     <w:p>
       <w:pPr>
         <w:pStyle w:val="berschrift5"/>
@@ -3639,7 +3887,7 @@
         <w:pStyle w:val="Compact"/>
         <w:numPr>
           <w:ilvl w:val="0"/>
-          <w:numId w:val="1021"/>
+          <w:numId w:val="1022"/>
         </w:numPr>
       </w:pPr>
       <w:r>
@@ -3651,7 +3899,7 @@
         <w:pStyle w:val="Compact"/>
         <w:numPr>
           <w:ilvl w:val="0"/>
-          <w:numId w:val="1021"/>
+          <w:numId w:val="1022"/>
         </w:numPr>
       </w:pPr>
       <w:r>
@@ -3663,7 +3911,7 @@
         <w:pStyle w:val="Compact"/>
         <w:numPr>
           <w:ilvl w:val="0"/>
-          <w:numId w:val="1021"/>
+          <w:numId w:val="1022"/>
         </w:numPr>
       </w:pPr>
       <w:r>
@@ -3675,7 +3923,7 @@
         <w:pStyle w:val="Compact"/>
         <w:numPr>
           <w:ilvl w:val="0"/>
-          <w:numId w:val="1021"/>
+          <w:numId w:val="1022"/>
         </w:numPr>
       </w:pPr>
       <w:r>
@@ -3689,9 +3937,9 @@
         </w:pict>
       </w:r>
     </w:p>
-    <w:bookmarkEnd w:id="84"/>
     <w:bookmarkEnd w:id="85"/>
-    <w:bookmarkStart w:id="89" w:name="sec:src-scasar"/>
+    <w:bookmarkEnd w:id="86"/>
+    <w:bookmarkStart w:id="90" w:name="sec:src-scasar"/>
     <w:p>
       <w:pPr>
         <w:pStyle w:val="berschrift4"/>
@@ -3726,7 +3974,7 @@
         <w:t xml:space="preserve">src-scasar</w:t>
       </w:r>
     </w:p>
-    <w:bookmarkStart w:id="86" w:name="threshold-requirements-13"/>
+    <w:bookmarkStart w:id="87" w:name="threshold-requirements-13"/>
     <w:p>
       <w:pPr>
         <w:pStyle w:val="berschrift5"/>
@@ -3746,8 +3994,8 @@
         <w:t xml:space="preserve"> </w:t>
       </w:r>
     </w:p>
-    <w:bookmarkEnd w:id="86"/>
-    <w:bookmarkStart w:id="87" w:name="goal-requirements-13"/>
+    <w:bookmarkEnd w:id="87"/>
+    <w:bookmarkStart w:id="88" w:name="goal-requirements-13"/>
     <w:p>
       <w:pPr>
         <w:pStyle w:val="berschrift5"/>
@@ -3770,8 +4018,8 @@
         <w:t xml:space="preserve">Ideally this would support machine-to-machine access.</w:t>
       </w:r>
     </w:p>
-    <w:bookmarkEnd w:id="87"/>
-    <w:bookmarkStart w:id="88" w:name="assessment-13"/>
+    <w:bookmarkEnd w:id="88"/>
+    <w:bookmarkStart w:id="89" w:name="assessment-13"/>
     <w:p>
       <w:pPr>
         <w:pStyle w:val="berschrift5"/>
@@ -3785,7 +4033,7 @@
         <w:pStyle w:val="Compact"/>
         <w:numPr>
           <w:ilvl w:val="0"/>
-          <w:numId w:val="1022"/>
+          <w:numId w:val="1023"/>
         </w:numPr>
       </w:pPr>
       <w:r>
@@ -3797,7 +4045,7 @@
         <w:pStyle w:val="Compact"/>
         <w:numPr>
           <w:ilvl w:val="0"/>
-          <w:numId w:val="1022"/>
+          <w:numId w:val="1023"/>
         </w:numPr>
       </w:pPr>
       <w:r>
@@ -3809,7 +4057,7 @@
         <w:pStyle w:val="Compact"/>
         <w:numPr>
           <w:ilvl w:val="0"/>
-          <w:numId w:val="1022"/>
+          <w:numId w:val="1023"/>
         </w:numPr>
       </w:pPr>
       <w:r>
@@ -3821,7 +4069,7 @@
         <w:pStyle w:val="Compact"/>
         <w:numPr>
           <w:ilvl w:val="0"/>
-          <w:numId w:val="1022"/>
+          <w:numId w:val="1023"/>
         </w:numPr>
       </w:pPr>
       <w:r>
@@ -3835,9 +4083,9 @@
         </w:pict>
       </w:r>
     </w:p>
-    <w:bookmarkEnd w:id="88"/>
     <w:bookmarkEnd w:id="89"/>
-    <w:bookmarkStart w:id="93" w:name="sec:src-prfind"/>
+    <w:bookmarkEnd w:id="90"/>
+    <w:bookmarkStart w:id="94" w:name="sec:src-prfind"/>
     <w:p>
       <w:pPr>
         <w:pStyle w:val="berschrift4"/>
@@ -3872,7 +4120,7 @@
         <w:t xml:space="preserve">src-prfind</w:t>
       </w:r>
     </w:p>
-    <w:bookmarkStart w:id="90" w:name="threshold-requirements-14"/>
+    <w:bookmarkStart w:id="91" w:name="threshold-requirements-14"/>
     <w:p>
       <w:pPr>
         <w:pStyle w:val="berschrift5"/>
@@ -3995,8 +4243,8 @@
         <w:t xml:space="preserve">Values do not need to be estimated individually for each product, but may be estimated once for each acquisition mode, and annotated on all products.</w:t>
       </w:r>
     </w:p>
-    <w:bookmarkEnd w:id="90"/>
-    <w:bookmarkStart w:id="91" w:name="goal-requirements-14"/>
+    <w:bookmarkEnd w:id="91"/>
+    <w:bookmarkStart w:id="92" w:name="goal-requirements-14"/>
     <w:p>
       <w:pPr>
         <w:pStyle w:val="berschrift5"/>
@@ -4013,8 +4261,8 @@
         <w:t xml:space="preserve">Provide additional relevant performance indicators (e.g., ENL, PSLR, ISLR, and performance reference DOI or URL).</w:t>
       </w:r>
     </w:p>
-    <w:bookmarkEnd w:id="91"/>
-    <w:bookmarkStart w:id="92" w:name="assessment-14"/>
+    <w:bookmarkEnd w:id="92"/>
+    <w:bookmarkStart w:id="93" w:name="assessment-14"/>
     <w:p>
       <w:pPr>
         <w:pStyle w:val="berschrift5"/>
@@ -4028,7 +4276,7 @@
         <w:pStyle w:val="Compact"/>
         <w:numPr>
           <w:ilvl w:val="0"/>
-          <w:numId w:val="1023"/>
+          <w:numId w:val="1024"/>
         </w:numPr>
       </w:pPr>
       <w:r>
@@ -4040,7 +4288,7 @@
         <w:pStyle w:val="Compact"/>
         <w:numPr>
           <w:ilvl w:val="0"/>
-          <w:numId w:val="1023"/>
+          <w:numId w:val="1024"/>
         </w:numPr>
       </w:pPr>
       <w:r>
@@ -4052,7 +4300,7 @@
         <w:pStyle w:val="Compact"/>
         <w:numPr>
           <w:ilvl w:val="0"/>
-          <w:numId w:val="1023"/>
+          <w:numId w:val="1024"/>
         </w:numPr>
       </w:pPr>
       <w:r>
@@ -4064,7 +4312,7 @@
         <w:pStyle w:val="Compact"/>
         <w:numPr>
           <w:ilvl w:val="0"/>
-          <w:numId w:val="1023"/>
+          <w:numId w:val="1024"/>
         </w:numPr>
       </w:pPr>
       <w:r>
@@ -4078,9 +4326,9 @@
         </w:pict>
       </w:r>
     </w:p>
-    <w:bookmarkEnd w:id="92"/>
     <w:bookmarkEnd w:id="93"/>
-    <w:bookmarkStart w:id="97" w:name="sec:src-polcal"/>
+    <w:bookmarkEnd w:id="94"/>
+    <w:bookmarkStart w:id="98" w:name="sec:src-polcal"/>
     <w:p>
       <w:pPr>
         <w:pStyle w:val="berschrift4"/>
@@ -4115,7 +4363,7 @@
         <w:t xml:space="preserve">src-polcal</w:t>
       </w:r>
     </w:p>
-    <w:bookmarkStart w:id="94" w:name="threshold-requirements-15"/>
+    <w:bookmarkStart w:id="95" w:name="threshold-requirements-15"/>
     <w:p>
       <w:pPr>
         <w:pStyle w:val="berschrift5"/>
@@ -4135,8 +4383,8 @@
         <w:t xml:space="preserve"> </w:t>
       </w:r>
     </w:p>
-    <w:bookmarkEnd w:id="94"/>
-    <w:bookmarkStart w:id="95" w:name="goal-requirements-15"/>
+    <w:bookmarkEnd w:id="95"/>
+    <w:bookmarkStart w:id="96" w:name="goal-requirements-15"/>
     <w:p>
       <w:pPr>
         <w:pStyle w:val="berschrift5"/>
@@ -4153,8 +4401,8 @@
         <w:t xml:space="preserve">The complex-valued polarimetric distortion matrices with the channel imbalance and the cross-talk applied for the polarimetric calibration.</w:t>
       </w:r>
     </w:p>
-    <w:bookmarkEnd w:id="95"/>
-    <w:bookmarkStart w:id="96" w:name="assessment-15"/>
+    <w:bookmarkEnd w:id="96"/>
+    <w:bookmarkStart w:id="97" w:name="assessment-15"/>
     <w:p>
       <w:pPr>
         <w:pStyle w:val="berschrift5"/>
@@ -4168,7 +4416,7 @@
         <w:pStyle w:val="Compact"/>
         <w:numPr>
           <w:ilvl w:val="0"/>
-          <w:numId w:val="1024"/>
+          <w:numId w:val="1025"/>
         </w:numPr>
       </w:pPr>
       <w:r>
@@ -4180,7 +4428,7 @@
         <w:pStyle w:val="Compact"/>
         <w:numPr>
           <w:ilvl w:val="0"/>
-          <w:numId w:val="1024"/>
+          <w:numId w:val="1025"/>
         </w:numPr>
       </w:pPr>
       <w:r>
@@ -4192,7 +4440,7 @@
         <w:pStyle w:val="Compact"/>
         <w:numPr>
           <w:ilvl w:val="0"/>
-          <w:numId w:val="1024"/>
+          <w:numId w:val="1025"/>
         </w:numPr>
       </w:pPr>
       <w:r>
@@ -4204,7 +4452,7 @@
         <w:pStyle w:val="Compact"/>
         <w:numPr>
           <w:ilvl w:val="0"/>
-          <w:numId w:val="1024"/>
+          <w:numId w:val="1025"/>
         </w:numPr>
       </w:pPr>
       <w:r>
@@ -4218,9 +4466,9 @@
         </w:pict>
       </w:r>
     </w:p>
-    <w:bookmarkEnd w:id="96"/>
     <w:bookmarkEnd w:id="97"/>
-    <w:bookmarkStart w:id="101" w:name="sec:src-mfrang"/>
+    <w:bookmarkEnd w:id="98"/>
+    <w:bookmarkStart w:id="102" w:name="sec:src-mfrang"/>
     <w:p>
       <w:pPr>
         <w:pStyle w:val="berschrift4"/>
@@ -4255,7 +4503,7 @@
         <w:t xml:space="preserve">src-mfrang</w:t>
       </w:r>
     </w:p>
-    <w:bookmarkStart w:id="98" w:name="threshold-requirements-16"/>
+    <w:bookmarkStart w:id="99" w:name="threshold-requirements-16"/>
     <w:p>
       <w:pPr>
         <w:pStyle w:val="berschrift5"/>
@@ -4275,8 +4523,8 @@
         <w:t xml:space="preserve"> </w:t>
       </w:r>
     </w:p>
-    <w:bookmarkEnd w:id="98"/>
-    <w:bookmarkStart w:id="99" w:name="goal-requirements-16"/>
+    <w:bookmarkEnd w:id="99"/>
+    <w:bookmarkStart w:id="100" w:name="goal-requirements-16"/>
     <w:p>
       <w:pPr>
         <w:pStyle w:val="berschrift5"/>
@@ -4293,8 +4541,8 @@
         <w:t xml:space="preserve">The mean Faraday rotation angle estimated from the polarimetric data and/or from models with reference to the method or paper used to derive the estimate.</w:t>
       </w:r>
     </w:p>
-    <w:bookmarkEnd w:id="99"/>
-    <w:bookmarkStart w:id="100" w:name="assessment-16"/>
+    <w:bookmarkEnd w:id="100"/>
+    <w:bookmarkStart w:id="101" w:name="assessment-16"/>
     <w:p>
       <w:pPr>
         <w:pStyle w:val="berschrift5"/>
@@ -4308,7 +4556,7 @@
         <w:pStyle w:val="Compact"/>
         <w:numPr>
           <w:ilvl w:val="0"/>
-          <w:numId w:val="1025"/>
+          <w:numId w:val="1026"/>
         </w:numPr>
       </w:pPr>
       <w:r>
@@ -4320,7 +4568,7 @@
         <w:pStyle w:val="Compact"/>
         <w:numPr>
           <w:ilvl w:val="0"/>
-          <w:numId w:val="1025"/>
+          <w:numId w:val="1026"/>
         </w:numPr>
       </w:pPr>
       <w:r>
@@ -4332,7 +4580,7 @@
         <w:pStyle w:val="Compact"/>
         <w:numPr>
           <w:ilvl w:val="0"/>
-          <w:numId w:val="1025"/>
+          <w:numId w:val="1026"/>
         </w:numPr>
       </w:pPr>
       <w:r>
@@ -4344,7 +4592,7 @@
         <w:pStyle w:val="Compact"/>
         <w:numPr>
           <w:ilvl w:val="0"/>
-          <w:numId w:val="1025"/>
+          <w:numId w:val="1026"/>
         </w:numPr>
       </w:pPr>
       <w:r>
@@ -4358,9 +4606,9 @@
         </w:pict>
       </w:r>
     </w:p>
-    <w:bookmarkEnd w:id="100"/>
     <w:bookmarkEnd w:id="101"/>
-    <w:bookmarkStart w:id="105" w:name="sec:src-ionind"/>
+    <w:bookmarkEnd w:id="102"/>
+    <w:bookmarkStart w:id="106" w:name="sec:src-ionind"/>
     <w:p>
       <w:pPr>
         <w:pStyle w:val="berschrift4"/>
@@ -4395,7 +4643,7 @@
         <w:t xml:space="preserve">src-ionind</w:t>
       </w:r>
     </w:p>
-    <w:bookmarkStart w:id="102" w:name="threshold-requirements-17"/>
+    <w:bookmarkStart w:id="103" w:name="threshold-requirements-17"/>
     <w:p>
       <w:pPr>
         <w:pStyle w:val="berschrift5"/>
@@ -4415,8 +4663,8 @@
         <w:t xml:space="preserve"> </w:t>
       </w:r>
     </w:p>
-    <w:bookmarkEnd w:id="102"/>
-    <w:bookmarkStart w:id="103" w:name="goal-requirements-17"/>
+    <w:bookmarkEnd w:id="103"/>
+    <w:bookmarkStart w:id="104" w:name="goal-requirements-17"/>
     <w:p>
       <w:pPr>
         <w:pStyle w:val="berschrift5"/>
@@ -4451,8 +4699,8 @@
         <w:t xml:space="preserve">Significant impact would imply that the ionospheric impact on the backscatter exceeds the radiometric calibration requirement or goal for the imagery.</w:t>
       </w:r>
     </w:p>
-    <w:bookmarkEnd w:id="103"/>
-    <w:bookmarkStart w:id="104" w:name="assessment-17"/>
+    <w:bookmarkEnd w:id="104"/>
+    <w:bookmarkStart w:id="105" w:name="assessment-17"/>
     <w:p>
       <w:pPr>
         <w:pStyle w:val="berschrift5"/>
@@ -4466,7 +4714,7 @@
         <w:pStyle w:val="Compact"/>
         <w:numPr>
           <w:ilvl w:val="0"/>
-          <w:numId w:val="1026"/>
+          <w:numId w:val="1027"/>
         </w:numPr>
       </w:pPr>
       <w:r>
@@ -4478,7 +4726,7 @@
         <w:pStyle w:val="Compact"/>
         <w:numPr>
           <w:ilvl w:val="0"/>
-          <w:numId w:val="1026"/>
+          <w:numId w:val="1027"/>
         </w:numPr>
       </w:pPr>
       <w:r>
@@ -4490,7 +4738,7 @@
         <w:pStyle w:val="Compact"/>
         <w:numPr>
           <w:ilvl w:val="0"/>
-          <w:numId w:val="1026"/>
+          <w:numId w:val="1027"/>
         </w:numPr>
       </w:pPr>
       <w:r>
@@ -4502,17 +4750,17 @@
         <w:pStyle w:val="Compact"/>
         <w:numPr>
           <w:ilvl w:val="0"/>
-          <w:numId w:val="1026"/>
+          <w:numId w:val="1027"/>
         </w:numPr>
       </w:pPr>
       <w:r>
         <w:t xml:space="preserve">Recommended Requirement Modification:</w:t>
       </w:r>
     </w:p>
-    <w:bookmarkEnd w:id="104"/>
     <w:bookmarkEnd w:id="105"/>
     <w:bookmarkEnd w:id="106"/>
-    <w:bookmarkStart w:id="155" w:name="sec:prd"/>
+    <w:bookmarkEnd w:id="107"/>
+    <w:bookmarkStart w:id="156" w:name="sec:prd"/>
     <w:p>
       <w:pPr>
         <w:pStyle w:val="berschrift3"/>
@@ -4538,7 +4786,7 @@
         <w:t xml:space="preserve">Information related to the CEOS-ARD product generation procedure and geographic parameters.</w:t>
       </w:r>
     </w:p>
-    <w:bookmarkStart w:id="110" w:name="sec:prd-dacprd"/>
+    <w:bookmarkStart w:id="111" w:name="sec:prd-dacprd"/>
     <w:p>
       <w:pPr>
         <w:pStyle w:val="berschrift4"/>
@@ -4573,7 +4821,7 @@
         <w:t xml:space="preserve">prd-dacprd</w:t>
       </w:r>
     </w:p>
-    <w:bookmarkStart w:id="107" w:name="threshold-requirements-18"/>
+    <w:bookmarkStart w:id="108" w:name="threshold-requirements-18"/>
     <w:p>
       <w:pPr>
         <w:pStyle w:val="berschrift5"/>
@@ -4595,7 +4843,7 @@
         <w:pStyle w:val="Compact"/>
         <w:numPr>
           <w:ilvl w:val="0"/>
-          <w:numId w:val="1027"/>
+          <w:numId w:val="1028"/>
         </w:numPr>
       </w:pPr>
       <w:r>
@@ -4607,7 +4855,7 @@
         <w:pStyle w:val="Compact"/>
         <w:numPr>
           <w:ilvl w:val="0"/>
-          <w:numId w:val="1027"/>
+          <w:numId w:val="1028"/>
         </w:numPr>
       </w:pPr>
       <w:r>
@@ -4619,7 +4867,7 @@
         <w:pStyle w:val="Compact"/>
         <w:numPr>
           <w:ilvl w:val="0"/>
-          <w:numId w:val="1027"/>
+          <w:numId w:val="1028"/>
         </w:numPr>
       </w:pPr>
       <w:r>
@@ -4631,15 +4879,15 @@
         <w:pStyle w:val="Compact"/>
         <w:numPr>
           <w:ilvl w:val="0"/>
-          <w:numId w:val="1027"/>
+          <w:numId w:val="1028"/>
         </w:numPr>
       </w:pPr>
       <w:r>
         <w:t xml:space="preserve">Location from where CEOS-ARD product can be retrieved, expressed as a URL or DOI.</w:t>
       </w:r>
     </w:p>
-    <w:bookmarkEnd w:id="107"/>
-    <w:bookmarkStart w:id="108" w:name="goal-requirements-18"/>
+    <w:bookmarkEnd w:id="108"/>
+    <w:bookmarkStart w:id="109" w:name="goal-requirements-18"/>
     <w:p>
       <w:pPr>
         <w:pStyle w:val="berschrift5"/>
@@ -4656,8 +4904,8 @@
         <w:t xml:space="preserve">The metadata identifies an online location from where the data can be consistently and reliably retrieved by a computer algorithm without any manual intervention being required.</w:t>
       </w:r>
     </w:p>
-    <w:bookmarkEnd w:id="108"/>
-    <w:bookmarkStart w:id="109" w:name="assessment-18"/>
+    <w:bookmarkEnd w:id="109"/>
+    <w:bookmarkStart w:id="110" w:name="assessment-18"/>
     <w:p>
       <w:pPr>
         <w:pStyle w:val="berschrift5"/>
@@ -4671,7 +4919,7 @@
         <w:pStyle w:val="Compact"/>
         <w:numPr>
           <w:ilvl w:val="0"/>
-          <w:numId w:val="1028"/>
+          <w:numId w:val="1029"/>
         </w:numPr>
       </w:pPr>
       <w:r>
@@ -4683,7 +4931,7 @@
         <w:pStyle w:val="Compact"/>
         <w:numPr>
           <w:ilvl w:val="0"/>
-          <w:numId w:val="1028"/>
+          <w:numId w:val="1029"/>
         </w:numPr>
       </w:pPr>
       <w:r>
@@ -4695,7 +4943,7 @@
         <w:pStyle w:val="Compact"/>
         <w:numPr>
           <w:ilvl w:val="0"/>
-          <w:numId w:val="1028"/>
+          <w:numId w:val="1029"/>
         </w:numPr>
       </w:pPr>
       <w:r>
@@ -4707,7 +4955,7 @@
         <w:pStyle w:val="Compact"/>
         <w:numPr>
           <w:ilvl w:val="0"/>
-          <w:numId w:val="1028"/>
+          <w:numId w:val="1029"/>
         </w:numPr>
       </w:pPr>
       <w:r>
@@ -4721,9 +4969,9 @@
         </w:pict>
       </w:r>
     </w:p>
-    <w:bookmarkEnd w:id="109"/>
     <w:bookmarkEnd w:id="110"/>
-    <w:bookmarkStart w:id="114" w:name="sec:prd-auxdat"/>
+    <w:bookmarkEnd w:id="111"/>
+    <w:bookmarkStart w:id="115" w:name="sec:prd-auxdat"/>
     <w:p>
       <w:pPr>
         <w:pStyle w:val="berschrift4"/>
@@ -4758,7 +5006,7 @@
         <w:t xml:space="preserve">prd-auxdat</w:t>
       </w:r>
     </w:p>
-    <w:bookmarkStart w:id="111" w:name="threshold-requirements-19"/>
+    <w:bookmarkStart w:id="112" w:name="threshold-requirements-19"/>
     <w:p>
       <w:pPr>
         <w:pStyle w:val="berschrift5"/>
@@ -4778,8 +5026,8 @@
         <w:t xml:space="preserve"> </w:t>
       </w:r>
     </w:p>
-    <w:bookmarkEnd w:id="111"/>
-    <w:bookmarkStart w:id="112" w:name="goal-requirements-19"/>
+    <w:bookmarkEnd w:id="112"/>
+    <w:bookmarkStart w:id="113" w:name="goal-requirements-19"/>
     <w:p>
       <w:pPr>
         <w:pStyle w:val="berschrift5"/>
@@ -4809,15 +5057,15 @@
         <w:pStyle w:val="Compact"/>
         <w:numPr>
           <w:ilvl w:val="0"/>
-          <w:numId w:val="1029"/>
+          <w:numId w:val="1030"/>
         </w:numPr>
       </w:pPr>
       <w:r>
         <w:t xml:space="preserve">Auxiliary data includes DEMs, etc., and any additional data sources used in the generation of the product.</w:t>
       </w:r>
     </w:p>
-    <w:bookmarkEnd w:id="112"/>
-    <w:bookmarkStart w:id="113" w:name="assessment-19"/>
+    <w:bookmarkEnd w:id="113"/>
+    <w:bookmarkStart w:id="114" w:name="assessment-19"/>
     <w:p>
       <w:pPr>
         <w:pStyle w:val="berschrift5"/>
@@ -4831,7 +5079,7 @@
         <w:pStyle w:val="Compact"/>
         <w:numPr>
           <w:ilvl w:val="0"/>
-          <w:numId w:val="1030"/>
+          <w:numId w:val="1031"/>
         </w:numPr>
       </w:pPr>
       <w:r>
@@ -4843,7 +5091,7 @@
         <w:pStyle w:val="Compact"/>
         <w:numPr>
           <w:ilvl w:val="0"/>
-          <w:numId w:val="1030"/>
+          <w:numId w:val="1031"/>
         </w:numPr>
       </w:pPr>
       <w:r>
@@ -4855,7 +5103,7 @@
         <w:pStyle w:val="Compact"/>
         <w:numPr>
           <w:ilvl w:val="0"/>
-          <w:numId w:val="1030"/>
+          <w:numId w:val="1031"/>
         </w:numPr>
       </w:pPr>
       <w:r>
@@ -4867,7 +5115,7 @@
         <w:pStyle w:val="Compact"/>
         <w:numPr>
           <w:ilvl w:val="0"/>
-          <w:numId w:val="1030"/>
+          <w:numId w:val="1031"/>
         </w:numPr>
       </w:pPr>
       <w:r>
@@ -4881,9 +5129,9 @@
         </w:pict>
       </w:r>
     </w:p>
-    <w:bookmarkEnd w:id="113"/>
     <w:bookmarkEnd w:id="114"/>
-    <w:bookmarkStart w:id="118" w:name="sec:prd-smpspc"/>
+    <w:bookmarkEnd w:id="115"/>
+    <w:bookmarkStart w:id="119" w:name="sec:prd-smpspc"/>
     <w:p>
       <w:pPr>
         <w:pStyle w:val="berschrift4"/>
@@ -4918,7 +5166,7 @@
         <w:t xml:space="preserve">prd-smpspc</w:t>
       </w:r>
     </w:p>
-    <w:bookmarkStart w:id="115" w:name="threshold-requirements-20"/>
+    <w:bookmarkStart w:id="116" w:name="threshold-requirements-20"/>
     <w:p>
       <w:pPr>
         <w:pStyle w:val="berschrift5"/>
@@ -4940,7 +5188,7 @@
         <w:pStyle w:val="Compact"/>
         <w:numPr>
           <w:ilvl w:val="0"/>
-          <w:numId w:val="1031"/>
+          <w:numId w:val="1032"/>
         </w:numPr>
       </w:pPr>
       <w:r>
@@ -4952,15 +5200,15 @@
         <w:pStyle w:val="Compact"/>
         <w:numPr>
           <w:ilvl w:val="0"/>
-          <w:numId w:val="1031"/>
+          <w:numId w:val="1032"/>
         </w:numPr>
       </w:pPr>
       <w:r>
         <w:t xml:space="preserve">Line (row) spacing</w:t>
       </w:r>
     </w:p>
-    <w:bookmarkEnd w:id="115"/>
-    <w:bookmarkStart w:id="116" w:name="goal-requirements-20"/>
+    <w:bookmarkEnd w:id="116"/>
+    <w:bookmarkStart w:id="117" w:name="goal-requirements-20"/>
     <w:p>
       <w:pPr>
         <w:pStyle w:val="berschrift5"/>
@@ -4980,8 +5228,8 @@
         <w:t xml:space="preserve"> </w:t>
       </w:r>
     </w:p>
-    <w:bookmarkEnd w:id="116"/>
-    <w:bookmarkStart w:id="117" w:name="assessment-20"/>
+    <w:bookmarkEnd w:id="117"/>
+    <w:bookmarkStart w:id="118" w:name="assessment-20"/>
     <w:p>
       <w:pPr>
         <w:pStyle w:val="berschrift5"/>
@@ -4995,7 +5243,7 @@
         <w:pStyle w:val="Compact"/>
         <w:numPr>
           <w:ilvl w:val="0"/>
-          <w:numId w:val="1032"/>
+          <w:numId w:val="1033"/>
         </w:numPr>
       </w:pPr>
       <w:r>
@@ -5007,7 +5255,7 @@
         <w:pStyle w:val="Compact"/>
         <w:numPr>
           <w:ilvl w:val="0"/>
-          <w:numId w:val="1032"/>
+          <w:numId w:val="1033"/>
         </w:numPr>
       </w:pPr>
       <w:r>
@@ -5019,7 +5267,7 @@
         <w:pStyle w:val="Compact"/>
         <w:numPr>
           <w:ilvl w:val="0"/>
-          <w:numId w:val="1032"/>
+          <w:numId w:val="1033"/>
         </w:numPr>
       </w:pPr>
       <w:r>
@@ -5031,7 +5279,7 @@
         <w:pStyle w:val="Compact"/>
         <w:numPr>
           <w:ilvl w:val="0"/>
-          <w:numId w:val="1032"/>
+          <w:numId w:val="1033"/>
         </w:numPr>
       </w:pPr>
       <w:r>
@@ -5045,9 +5293,9 @@
         </w:pict>
       </w:r>
     </w:p>
-    <w:bookmarkEnd w:id="117"/>
     <w:bookmarkEnd w:id="118"/>
-    <w:bookmarkStart w:id="122" w:name="sec:prd-enl"/>
+    <w:bookmarkEnd w:id="119"/>
+    <w:bookmarkStart w:id="123" w:name="sec:prd-enl"/>
     <w:p>
       <w:pPr>
         <w:pStyle w:val="berschrift4"/>
@@ -5082,7 +5330,7 @@
         <w:t xml:space="preserve">prd-enl</w:t>
       </w:r>
     </w:p>
-    <w:bookmarkStart w:id="119" w:name="threshold-requirements-21"/>
+    <w:bookmarkStart w:id="120" w:name="threshold-requirements-21"/>
     <w:p>
       <w:pPr>
         <w:pStyle w:val="berschrift5"/>
@@ -5102,8 +5350,8 @@
         <w:t xml:space="preserve"> </w:t>
       </w:r>
     </w:p>
-    <w:bookmarkEnd w:id="119"/>
-    <w:bookmarkStart w:id="120" w:name="goal-requirements-21"/>
+    <w:bookmarkEnd w:id="120"/>
+    <w:bookmarkStart w:id="121" w:name="goal-requirements-21"/>
     <w:p>
       <w:pPr>
         <w:pStyle w:val="berschrift5"/>
@@ -5120,8 +5368,8 @@
         <w:t xml:space="preserve">Equivalent Number of Looks (ENL)</w:t>
       </w:r>
     </w:p>
-    <w:bookmarkEnd w:id="120"/>
-    <w:bookmarkStart w:id="121" w:name="assessment-21"/>
+    <w:bookmarkEnd w:id="121"/>
+    <w:bookmarkStart w:id="122" w:name="assessment-21"/>
     <w:p>
       <w:pPr>
         <w:pStyle w:val="berschrift5"/>
@@ -5135,7 +5383,7 @@
         <w:pStyle w:val="Compact"/>
         <w:numPr>
           <w:ilvl w:val="0"/>
-          <w:numId w:val="1033"/>
+          <w:numId w:val="1034"/>
         </w:numPr>
       </w:pPr>
       <w:r>
@@ -5147,7 +5395,7 @@
         <w:pStyle w:val="Compact"/>
         <w:numPr>
           <w:ilvl w:val="0"/>
-          <w:numId w:val="1033"/>
+          <w:numId w:val="1034"/>
         </w:numPr>
       </w:pPr>
       <w:r>
@@ -5159,7 +5407,7 @@
         <w:pStyle w:val="Compact"/>
         <w:numPr>
           <w:ilvl w:val="0"/>
-          <w:numId w:val="1033"/>
+          <w:numId w:val="1034"/>
         </w:numPr>
       </w:pPr>
       <w:r>
@@ -5171,7 +5419,7 @@
         <w:pStyle w:val="Compact"/>
         <w:numPr>
           <w:ilvl w:val="0"/>
-          <w:numId w:val="1033"/>
+          <w:numId w:val="1034"/>
         </w:numPr>
       </w:pPr>
       <w:r>
@@ -5185,9 +5433,9 @@
         </w:pict>
       </w:r>
     </w:p>
-    <w:bookmarkEnd w:id="121"/>
     <w:bookmarkEnd w:id="122"/>
-    <w:bookmarkStart w:id="126" w:name="sec:prd-resol"/>
+    <w:bookmarkEnd w:id="123"/>
+    <w:bookmarkStart w:id="127" w:name="sec:prd-resol"/>
     <w:p>
       <w:pPr>
         <w:pStyle w:val="berschrift4"/>
@@ -5222,7 +5470,7 @@
         <w:t xml:space="preserve">prd-resol</w:t>
       </w:r>
     </w:p>
-    <w:bookmarkStart w:id="123" w:name="threshold-requirements-22"/>
+    <w:bookmarkStart w:id="124" w:name="threshold-requirements-22"/>
     <w:p>
       <w:pPr>
         <w:pStyle w:val="berschrift5"/>
@@ -5242,8 +5490,8 @@
         <w:t xml:space="preserve"> </w:t>
       </w:r>
     </w:p>
-    <w:bookmarkEnd w:id="123"/>
-    <w:bookmarkStart w:id="124" w:name="goal-requirements-22"/>
+    <w:bookmarkEnd w:id="124"/>
+    <w:bookmarkStart w:id="125" w:name="goal-requirements-22"/>
     <w:p>
       <w:pPr>
         <w:pStyle w:val="berschrift5"/>
@@ -5265,7 +5513,7 @@
         <w:pStyle w:val="Compact"/>
         <w:numPr>
           <w:ilvl w:val="0"/>
-          <w:numId w:val="1034"/>
+          <w:numId w:val="1035"/>
         </w:numPr>
       </w:pPr>
       <w:r>
@@ -5277,15 +5525,15 @@
         <w:pStyle w:val="Compact"/>
         <w:numPr>
           <w:ilvl w:val="0"/>
-          <w:numId w:val="1034"/>
+          <w:numId w:val="1035"/>
         </w:numPr>
       </w:pPr>
       <w:r>
         <w:t xml:space="preserve">Rows</w:t>
       </w:r>
     </w:p>
-    <w:bookmarkEnd w:id="124"/>
-    <w:bookmarkStart w:id="125" w:name="assessment-22"/>
+    <w:bookmarkEnd w:id="125"/>
+    <w:bookmarkStart w:id="126" w:name="assessment-22"/>
     <w:p>
       <w:pPr>
         <w:pStyle w:val="berschrift5"/>
@@ -5299,7 +5547,7 @@
         <w:pStyle w:val="Compact"/>
         <w:numPr>
           <w:ilvl w:val="0"/>
-          <w:numId w:val="1035"/>
+          <w:numId w:val="1036"/>
         </w:numPr>
       </w:pPr>
       <w:r>
@@ -5311,7 +5559,7 @@
         <w:pStyle w:val="Compact"/>
         <w:numPr>
           <w:ilvl w:val="0"/>
-          <w:numId w:val="1035"/>
+          <w:numId w:val="1036"/>
         </w:numPr>
       </w:pPr>
       <w:r>
@@ -5323,7 +5571,7 @@
         <w:pStyle w:val="Compact"/>
         <w:numPr>
           <w:ilvl w:val="0"/>
-          <w:numId w:val="1035"/>
+          <w:numId w:val="1036"/>
         </w:numPr>
       </w:pPr>
       <w:r>
@@ -5335,7 +5583,7 @@
         <w:pStyle w:val="Compact"/>
         <w:numPr>
           <w:ilvl w:val="0"/>
-          <w:numId w:val="1035"/>
+          <w:numId w:val="1036"/>
         </w:numPr>
       </w:pPr>
       <w:r>
@@ -5349,9 +5597,9 @@
         </w:pict>
       </w:r>
     </w:p>
-    <w:bookmarkEnd w:id="125"/>
     <w:bookmarkEnd w:id="126"/>
-    <w:bookmarkStart w:id="130" w:name="sec:prd-spkflt"/>
+    <w:bookmarkEnd w:id="127"/>
+    <w:bookmarkStart w:id="131" w:name="sec:prd-spkflt"/>
     <w:p>
       <w:pPr>
         <w:pStyle w:val="berschrift4"/>
@@ -5386,7 +5634,7 @@
         <w:t xml:space="preserve">prd-spkflt</w:t>
       </w:r>
     </w:p>
-    <w:bookmarkStart w:id="127" w:name="threshold-requirements-23"/>
+    <w:bookmarkStart w:id="128" w:name="threshold-requirements-23"/>
     <w:p>
       <w:pPr>
         <w:pStyle w:val="berschrift5"/>
@@ -5416,7 +5664,7 @@
         <w:pStyle w:val="Compact"/>
         <w:numPr>
           <w:ilvl w:val="0"/>
-          <w:numId w:val="1036"/>
+          <w:numId w:val="1037"/>
         </w:numPr>
       </w:pPr>
       <w:r>
@@ -5428,7 +5676,7 @@
         <w:pStyle w:val="Compact"/>
         <w:numPr>
           <w:ilvl w:val="0"/>
-          <w:numId w:val="1036"/>
+          <w:numId w:val="1037"/>
         </w:numPr>
       </w:pPr>
       <w:r>
@@ -5440,7 +5688,7 @@
         <w:pStyle w:val="Compact"/>
         <w:numPr>
           <w:ilvl w:val="1"/>
-          <w:numId w:val="1037"/>
+          <w:numId w:val="1038"/>
         </w:numPr>
       </w:pPr>
       <w:r>
@@ -5452,7 +5700,7 @@
         <w:pStyle w:val="Compact"/>
         <w:numPr>
           <w:ilvl w:val="1"/>
-          <w:numId w:val="1037"/>
+          <w:numId w:val="1038"/>
         </w:numPr>
       </w:pPr>
       <w:r>
@@ -5464,15 +5712,15 @@
         <w:pStyle w:val="Compact"/>
         <w:numPr>
           <w:ilvl w:val="1"/>
-          <w:numId w:val="1037"/>
+          <w:numId w:val="1038"/>
         </w:numPr>
       </w:pPr>
       <w:r>
         <w:t xml:space="preserve">Any other parameters defining the speckle filter used</w:t>
       </w:r>
     </w:p>
-    <w:bookmarkEnd w:id="127"/>
-    <w:bookmarkStart w:id="128" w:name="goal-requirements-23"/>
+    <w:bookmarkEnd w:id="128"/>
+    <w:bookmarkStart w:id="129" w:name="goal-requirements-23"/>
     <w:p>
       <w:pPr>
         <w:pStyle w:val="berschrift5"/>
@@ -5492,8 +5740,8 @@
         <w:t xml:space="preserve"> </w:t>
       </w:r>
     </w:p>
-    <w:bookmarkEnd w:id="128"/>
-    <w:bookmarkStart w:id="129" w:name="assessment-23"/>
+    <w:bookmarkEnd w:id="129"/>
+    <w:bookmarkStart w:id="130" w:name="assessment-23"/>
     <w:p>
       <w:pPr>
         <w:pStyle w:val="berschrift5"/>
@@ -5507,7 +5755,7 @@
         <w:pStyle w:val="Compact"/>
         <w:numPr>
           <w:ilvl w:val="0"/>
-          <w:numId w:val="1038"/>
+          <w:numId w:val="1039"/>
         </w:numPr>
       </w:pPr>
       <w:r>
@@ -5519,7 +5767,7 @@
         <w:pStyle w:val="Compact"/>
         <w:numPr>
           <w:ilvl w:val="0"/>
-          <w:numId w:val="1038"/>
+          <w:numId w:val="1039"/>
         </w:numPr>
       </w:pPr>
       <w:r>
@@ -5531,7 +5779,7 @@
         <w:pStyle w:val="Compact"/>
         <w:numPr>
           <w:ilvl w:val="0"/>
-          <w:numId w:val="1038"/>
+          <w:numId w:val="1039"/>
         </w:numPr>
       </w:pPr>
       <w:r>
@@ -5543,7 +5791,7 @@
         <w:pStyle w:val="Compact"/>
         <w:numPr>
           <w:ilvl w:val="0"/>
-          <w:numId w:val="1038"/>
+          <w:numId w:val="1039"/>
         </w:numPr>
       </w:pPr>
       <w:r>
@@ -5557,9 +5805,9 @@
         </w:pict>
       </w:r>
     </w:p>
-    <w:bookmarkEnd w:id="129"/>
     <w:bookmarkEnd w:id="130"/>
-    <w:bookmarkStart w:id="134" w:name="sec:prd-geobx"/>
+    <w:bookmarkEnd w:id="131"/>
+    <w:bookmarkStart w:id="135" w:name="sec:prd-geobx"/>
     <w:p>
       <w:pPr>
         <w:pStyle w:val="berschrift4"/>
@@ -5594,7 +5842,7 @@
         <w:t xml:space="preserve">prd-geobx</w:t>
       </w:r>
     </w:p>
-    <w:bookmarkStart w:id="131" w:name="threshold-requirements-24"/>
+    <w:bookmarkStart w:id="132" w:name="threshold-requirements-24"/>
     <w:p>
       <w:pPr>
         <w:pStyle w:val="berschrift5"/>
@@ -5647,15 +5895,15 @@
         <w:pStyle w:val="Compact"/>
         <w:numPr>
           <w:ilvl w:val="0"/>
-          <w:numId w:val="1039"/>
+          <w:numId w:val="1040"/>
         </w:numPr>
       </w:pPr>
       <w:r>
         <w:t xml:space="preserve">Four corners of the product file are recommended for scenes crossing the Antemeridian, or the North or the South Pole.</w:t>
       </w:r>
     </w:p>
-    <w:bookmarkEnd w:id="131"/>
-    <w:bookmarkStart w:id="132" w:name="goal-requirements-24"/>
+    <w:bookmarkEnd w:id="132"/>
+    <w:bookmarkStart w:id="133" w:name="goal-requirements-24"/>
     <w:p>
       <w:pPr>
         <w:pStyle w:val="berschrift5"/>
@@ -5675,8 +5923,8 @@
         <w:t xml:space="preserve"> </w:t>
       </w:r>
     </w:p>
-    <w:bookmarkEnd w:id="132"/>
-    <w:bookmarkStart w:id="133" w:name="assessment-24"/>
+    <w:bookmarkEnd w:id="133"/>
+    <w:bookmarkStart w:id="134" w:name="assessment-24"/>
     <w:p>
       <w:pPr>
         <w:pStyle w:val="berschrift5"/>
@@ -5690,7 +5938,7 @@
         <w:pStyle w:val="Compact"/>
         <w:numPr>
           <w:ilvl w:val="0"/>
-          <w:numId w:val="1040"/>
+          <w:numId w:val="1041"/>
         </w:numPr>
       </w:pPr>
       <w:r>
@@ -5702,7 +5950,7 @@
         <w:pStyle w:val="Compact"/>
         <w:numPr>
           <w:ilvl w:val="0"/>
-          <w:numId w:val="1040"/>
+          <w:numId w:val="1041"/>
         </w:numPr>
       </w:pPr>
       <w:r>
@@ -5714,7 +5962,7 @@
         <w:pStyle w:val="Compact"/>
         <w:numPr>
           <w:ilvl w:val="0"/>
-          <w:numId w:val="1040"/>
+          <w:numId w:val="1041"/>
         </w:numPr>
       </w:pPr>
       <w:r>
@@ -5726,7 +5974,7 @@
         <w:pStyle w:val="Compact"/>
         <w:numPr>
           <w:ilvl w:val="0"/>
-          <w:numId w:val="1040"/>
+          <w:numId w:val="1041"/>
         </w:numPr>
       </w:pPr>
       <w:r>
@@ -5740,9 +5988,9 @@
         </w:pict>
       </w:r>
     </w:p>
-    <w:bookmarkEnd w:id="133"/>
     <w:bookmarkEnd w:id="134"/>
-    <w:bookmarkStart w:id="138" w:name="sec:prd-geoare"/>
+    <w:bookmarkEnd w:id="135"/>
+    <w:bookmarkStart w:id="139" w:name="sec:prd-geoare"/>
     <w:p>
       <w:pPr>
         <w:pStyle w:val="berschrift4"/>
@@ -5777,7 +6025,7 @@
         <w:t xml:space="preserve">prd-geoare</w:t>
       </w:r>
     </w:p>
-    <w:bookmarkStart w:id="135" w:name="threshold-requirements-25"/>
+    <w:bookmarkStart w:id="136" w:name="threshold-requirements-25"/>
     <w:p>
       <w:pPr>
         <w:pStyle w:val="berschrift5"/>
@@ -5794,8 +6042,8 @@
         <w:t xml:space="preserve">The geometry of the SAR image footprint expressed in WGS84, in a standardised format (e.g., WKT Polygon).</w:t>
       </w:r>
     </w:p>
-    <w:bookmarkEnd w:id="135"/>
-    <w:bookmarkStart w:id="136" w:name="goal-requirements-25"/>
+    <w:bookmarkEnd w:id="136"/>
+    <w:bookmarkStart w:id="137" w:name="goal-requirements-25"/>
     <w:p>
       <w:pPr>
         <w:pStyle w:val="berschrift5"/>
@@ -5815,8 +6063,8 @@
         <w:t xml:space="preserve"> </w:t>
       </w:r>
     </w:p>
-    <w:bookmarkEnd w:id="136"/>
-    <w:bookmarkStart w:id="137" w:name="assessment-25"/>
+    <w:bookmarkEnd w:id="137"/>
+    <w:bookmarkStart w:id="138" w:name="assessment-25"/>
     <w:p>
       <w:pPr>
         <w:pStyle w:val="berschrift5"/>
@@ -5830,7 +6078,7 @@
         <w:pStyle w:val="Compact"/>
         <w:numPr>
           <w:ilvl w:val="0"/>
-          <w:numId w:val="1041"/>
+          <w:numId w:val="1042"/>
         </w:numPr>
       </w:pPr>
       <w:r>
@@ -5842,7 +6090,7 @@
         <w:pStyle w:val="Compact"/>
         <w:numPr>
           <w:ilvl w:val="0"/>
-          <w:numId w:val="1041"/>
+          <w:numId w:val="1042"/>
         </w:numPr>
       </w:pPr>
       <w:r>
@@ -5854,7 +6102,7 @@
         <w:pStyle w:val="Compact"/>
         <w:numPr>
           <w:ilvl w:val="0"/>
-          <w:numId w:val="1041"/>
+          <w:numId w:val="1042"/>
         </w:numPr>
       </w:pPr>
       <w:r>
@@ -5866,7 +6114,7 @@
         <w:pStyle w:val="Compact"/>
         <w:numPr>
           <w:ilvl w:val="0"/>
-          <w:numId w:val="1041"/>
+          <w:numId w:val="1042"/>
         </w:numPr>
       </w:pPr>
       <w:r>
@@ -5880,9 +6128,9 @@
         </w:pict>
       </w:r>
     </w:p>
-    <w:bookmarkEnd w:id="137"/>
     <w:bookmarkEnd w:id="138"/>
-    <w:bookmarkStart w:id="142" w:name="sec:prd-imgsiz"/>
+    <w:bookmarkEnd w:id="139"/>
+    <w:bookmarkStart w:id="143" w:name="sec:prd-imgsiz"/>
     <w:p>
       <w:pPr>
         <w:pStyle w:val="berschrift4"/>
@@ -5917,7 +6165,7 @@
         <w:t xml:space="preserve">prd-imgsiz</w:t>
       </w:r>
     </w:p>
-    <w:bookmarkStart w:id="139" w:name="threshold-requirements-26"/>
+    <w:bookmarkStart w:id="140" w:name="threshold-requirements-26"/>
     <w:p>
       <w:pPr>
         <w:pStyle w:val="berschrift5"/>
@@ -5939,7 +6187,7 @@
         <w:pStyle w:val="Compact"/>
         <w:numPr>
           <w:ilvl w:val="0"/>
-          <w:numId w:val="1042"/>
+          <w:numId w:val="1043"/>
         </w:numPr>
       </w:pPr>
       <w:r>
@@ -5951,7 +6199,7 @@
         <w:pStyle w:val="Compact"/>
         <w:numPr>
           <w:ilvl w:val="0"/>
-          <w:numId w:val="1042"/>
+          <w:numId w:val="1043"/>
         </w:numPr>
       </w:pPr>
       <w:r>
@@ -5963,7 +6211,7 @@
         <w:pStyle w:val="Compact"/>
         <w:numPr>
           <w:ilvl w:val="0"/>
-          <w:numId w:val="1042"/>
+          <w:numId w:val="1043"/>
         </w:numPr>
       </w:pPr>
       <w:r>
@@ -5975,15 +6223,15 @@
         <w:pStyle w:val="Compact"/>
         <w:numPr>
           <w:ilvl w:val="0"/>
-          <w:numId w:val="1042"/>
+          <w:numId w:val="1043"/>
         </w:numPr>
       </w:pPr>
       <w:r>
         <w:t xml:space="preserve">Number of no-data border pixels (if applicable)</w:t>
       </w:r>
     </w:p>
-    <w:bookmarkEnd w:id="139"/>
-    <w:bookmarkStart w:id="140" w:name="goal-requirements-26"/>
+    <w:bookmarkEnd w:id="140"/>
+    <w:bookmarkStart w:id="141" w:name="goal-requirements-26"/>
     <w:p>
       <w:pPr>
         <w:pStyle w:val="berschrift5"/>
@@ -6003,8 +6251,8 @@
         <w:t xml:space="preserve"> </w:t>
       </w:r>
     </w:p>
-    <w:bookmarkEnd w:id="140"/>
-    <w:bookmarkStart w:id="141" w:name="assessment-26"/>
+    <w:bookmarkEnd w:id="141"/>
+    <w:bookmarkStart w:id="142" w:name="assessment-26"/>
     <w:p>
       <w:pPr>
         <w:pStyle w:val="berschrift5"/>
@@ -6018,7 +6266,7 @@
         <w:pStyle w:val="Compact"/>
         <w:numPr>
           <w:ilvl w:val="0"/>
-          <w:numId w:val="1043"/>
+          <w:numId w:val="1044"/>
         </w:numPr>
       </w:pPr>
       <w:r>
@@ -6030,7 +6278,7 @@
         <w:pStyle w:val="Compact"/>
         <w:numPr>
           <w:ilvl w:val="0"/>
-          <w:numId w:val="1043"/>
+          <w:numId w:val="1044"/>
         </w:numPr>
       </w:pPr>
       <w:r>
@@ -6042,7 +6290,7 @@
         <w:pStyle w:val="Compact"/>
         <w:numPr>
           <w:ilvl w:val="0"/>
-          <w:numId w:val="1043"/>
+          <w:numId w:val="1044"/>
         </w:numPr>
       </w:pPr>
       <w:r>
@@ -6054,7 +6302,7 @@
         <w:pStyle w:val="Compact"/>
         <w:numPr>
           <w:ilvl w:val="0"/>
-          <w:numId w:val="1043"/>
+          <w:numId w:val="1044"/>
         </w:numPr>
       </w:pPr>
       <w:r>
@@ -6068,9 +6316,9 @@
         </w:pict>
       </w:r>
     </w:p>
-    <w:bookmarkEnd w:id="141"/>
     <w:bookmarkEnd w:id="142"/>
-    <w:bookmarkStart w:id="146" w:name="sec:prd-pxconv"/>
+    <w:bookmarkEnd w:id="143"/>
+    <w:bookmarkStart w:id="147" w:name="sec:prd-pxconv"/>
     <w:p>
       <w:pPr>
         <w:pStyle w:val="berschrift4"/>
@@ -6105,7 +6353,7 @@
         <w:t xml:space="preserve">prd-pxconv</w:t>
       </w:r>
     </w:p>
-    <w:bookmarkStart w:id="143" w:name="threshold-requirements-27"/>
+    <w:bookmarkStart w:id="144" w:name="threshold-requirements-27"/>
     <w:p>
       <w:pPr>
         <w:pStyle w:val="berschrift5"/>
@@ -6128,8 +6376,8 @@
         <w:t xml:space="preserve">Values are [pixel centre, pixel ULC or pixel LLC].</w:t>
       </w:r>
     </w:p>
-    <w:bookmarkEnd w:id="143"/>
-    <w:bookmarkStart w:id="144" w:name="goal-requirements-27"/>
+    <w:bookmarkEnd w:id="144"/>
+    <w:bookmarkStart w:id="145" w:name="goal-requirements-27"/>
     <w:p>
       <w:pPr>
         <w:pStyle w:val="berschrift5"/>
@@ -6149,8 +6397,8 @@
         <w:t xml:space="preserve"> </w:t>
       </w:r>
     </w:p>
-    <w:bookmarkEnd w:id="144"/>
-    <w:bookmarkStart w:id="145" w:name="assessment-27"/>
+    <w:bookmarkEnd w:id="145"/>
+    <w:bookmarkStart w:id="146" w:name="assessment-27"/>
     <w:p>
       <w:pPr>
         <w:pStyle w:val="berschrift5"/>
@@ -6164,7 +6412,7 @@
         <w:pStyle w:val="Compact"/>
         <w:numPr>
           <w:ilvl w:val="0"/>
-          <w:numId w:val="1044"/>
+          <w:numId w:val="1045"/>
         </w:numPr>
       </w:pPr>
       <w:r>
@@ -6176,7 +6424,7 @@
         <w:pStyle w:val="Compact"/>
         <w:numPr>
           <w:ilvl w:val="0"/>
-          <w:numId w:val="1044"/>
+          <w:numId w:val="1045"/>
         </w:numPr>
       </w:pPr>
       <w:r>
@@ -6188,7 +6436,7 @@
         <w:pStyle w:val="Compact"/>
         <w:numPr>
           <w:ilvl w:val="0"/>
-          <w:numId w:val="1044"/>
+          <w:numId w:val="1045"/>
         </w:numPr>
       </w:pPr>
       <w:r>
@@ -6200,7 +6448,7 @@
         <w:pStyle w:val="Compact"/>
         <w:numPr>
           <w:ilvl w:val="0"/>
-          <w:numId w:val="1044"/>
+          <w:numId w:val="1045"/>
         </w:numPr>
       </w:pPr>
       <w:r>
@@ -6214,9 +6462,9 @@
         </w:pict>
       </w:r>
     </w:p>
-    <w:bookmarkEnd w:id="145"/>
     <w:bookmarkEnd w:id="146"/>
-    <w:bookmarkStart w:id="150" w:name="sec:prd-crs"/>
+    <w:bookmarkEnd w:id="147"/>
+    <w:bookmarkStart w:id="151" w:name="sec:prd-crs"/>
     <w:p>
       <w:pPr>
         <w:pStyle w:val="berschrift4"/>
@@ -6251,7 +6499,7 @@
         <w:t xml:space="preserve">prd-crs</w:t>
       </w:r>
     </w:p>
-    <w:bookmarkStart w:id="147" w:name="threshold-requirements-28"/>
+    <w:bookmarkStart w:id="148" w:name="threshold-requirements-28"/>
     <w:p>
       <w:pPr>
         <w:pStyle w:val="berschrift5"/>
@@ -6274,8 +6522,8 @@
         <w:t xml:space="preserve">Indicate EPSG code, if defined for the CRS.</w:t>
       </w:r>
     </w:p>
-    <w:bookmarkEnd w:id="147"/>
-    <w:bookmarkStart w:id="148" w:name="goal-requirements-28"/>
+    <w:bookmarkEnd w:id="148"/>
+    <w:bookmarkStart w:id="149" w:name="goal-requirements-28"/>
     <w:p>
       <w:pPr>
         <w:pStyle w:val="berschrift5"/>
@@ -6295,8 +6543,8 @@
         <w:t xml:space="preserve"> </w:t>
       </w:r>
     </w:p>
-    <w:bookmarkEnd w:id="148"/>
-    <w:bookmarkStart w:id="149" w:name="assessment-28"/>
+    <w:bookmarkEnd w:id="149"/>
+    <w:bookmarkStart w:id="150" w:name="assessment-28"/>
     <w:p>
       <w:pPr>
         <w:pStyle w:val="berschrift5"/>
@@ -6310,7 +6558,7 @@
         <w:pStyle w:val="Compact"/>
         <w:numPr>
           <w:ilvl w:val="0"/>
-          <w:numId w:val="1045"/>
+          <w:numId w:val="1046"/>
         </w:numPr>
       </w:pPr>
       <w:r>
@@ -6322,7 +6570,7 @@
         <w:pStyle w:val="Compact"/>
         <w:numPr>
           <w:ilvl w:val="0"/>
-          <w:numId w:val="1045"/>
+          <w:numId w:val="1046"/>
         </w:numPr>
       </w:pPr>
       <w:r>
@@ -6334,7 +6582,7 @@
         <w:pStyle w:val="Compact"/>
         <w:numPr>
           <w:ilvl w:val="0"/>
-          <w:numId w:val="1045"/>
+          <w:numId w:val="1046"/>
         </w:numPr>
       </w:pPr>
       <w:r>
@@ -6346,7 +6594,7 @@
         <w:pStyle w:val="Compact"/>
         <w:numPr>
           <w:ilvl w:val="0"/>
-          <w:numId w:val="1045"/>
+          <w:numId w:val="1046"/>
         </w:numPr>
       </w:pPr>
       <w:r>
@@ -6360,9 +6608,9 @@
         </w:pict>
       </w:r>
     </w:p>
-    <w:bookmarkEnd w:id="149"/>
     <w:bookmarkEnd w:id="150"/>
-    <w:bookmarkStart w:id="154" w:name="sec:prd-orbnrp"/>
+    <w:bookmarkEnd w:id="151"/>
+    <w:bookmarkStart w:id="155" w:name="sec:prd-orbnrp"/>
     <w:p>
       <w:pPr>
         <w:pStyle w:val="berschrift4"/>
@@ -6440,7 +6688,7 @@
         <w:t xml:space="preserve">) is provided.</w:t>
       </w:r>
     </w:p>
-    <w:bookmarkStart w:id="151" w:name="threshold-requirements-29"/>
+    <w:bookmarkStart w:id="152" w:name="threshold-requirements-29"/>
     <w:p>
       <w:pPr>
         <w:pStyle w:val="berschrift5"/>
@@ -6460,8 +6708,8 @@
         <w:t xml:space="preserve"> </w:t>
       </w:r>
     </w:p>
-    <w:bookmarkEnd w:id="151"/>
-    <w:bookmarkStart w:id="152" w:name="goal-requirements-29"/>
+    <w:bookmarkEnd w:id="152"/>
+    <w:bookmarkStart w:id="153" w:name="goal-requirements-29"/>
     <w:p>
       <w:pPr>
         <w:pStyle w:val="berschrift5"/>
@@ -6492,8 +6740,8 @@
         <w:t xml:space="preserve">Provide scene-centred perpendicular baseline for the for the source data relative to the reference orbit used (for approximate use only).</w:t>
       </w:r>
     </w:p>
-    <w:bookmarkEnd w:id="152"/>
-    <w:bookmarkStart w:id="153" w:name="assessment-29"/>
+    <w:bookmarkEnd w:id="153"/>
+    <w:bookmarkStart w:id="154" w:name="assessment-29"/>
     <w:p>
       <w:pPr>
         <w:pStyle w:val="berschrift5"/>
@@ -6507,7 +6755,7 @@
         <w:pStyle w:val="Compact"/>
         <w:numPr>
           <w:ilvl w:val="0"/>
-          <w:numId w:val="1046"/>
+          <w:numId w:val="1047"/>
         </w:numPr>
       </w:pPr>
       <w:r>
@@ -6519,7 +6767,7 @@
         <w:pStyle w:val="Compact"/>
         <w:numPr>
           <w:ilvl w:val="0"/>
-          <w:numId w:val="1046"/>
+          <w:numId w:val="1047"/>
         </w:numPr>
       </w:pPr>
       <w:r>
@@ -6531,7 +6779,7 @@
         <w:pStyle w:val="Compact"/>
         <w:numPr>
           <w:ilvl w:val="0"/>
-          <w:numId w:val="1046"/>
+          <w:numId w:val="1047"/>
         </w:numPr>
       </w:pPr>
       <w:r>
@@ -6543,17 +6791,17 @@
         <w:pStyle w:val="Compact"/>
         <w:numPr>
           <w:ilvl w:val="0"/>
-          <w:numId w:val="1046"/>
+          <w:numId w:val="1047"/>
         </w:numPr>
       </w:pPr>
       <w:r>
         <w:t xml:space="preserve">Recommended Requirement Modification:</w:t>
       </w:r>
     </w:p>
-    <w:bookmarkEnd w:id="153"/>
     <w:bookmarkEnd w:id="154"/>
     <w:bookmarkEnd w:id="155"/>
-    <w:bookmarkStart w:id="196" w:name="sec:pxl"/>
+    <w:bookmarkEnd w:id="156"/>
+    <w:bookmarkStart w:id="197" w:name="sec:pxl"/>
     <w:p>
       <w:pPr>
         <w:pStyle w:val="berschrift3"/>
@@ -6591,7 +6839,7 @@
         <w:t xml:space="preserve">Per-pixel metadata should allow users to discriminate between (choose) observations on the basis of their individual suitability for applications.</w:t>
       </w:r>
     </w:p>
-    <w:bookmarkStart w:id="159" w:name="sec:pxl-cldopt"/>
+    <w:bookmarkStart w:id="160" w:name="sec:pxl-cldopt"/>
     <w:p>
       <w:pPr>
         <w:pStyle w:val="berschrift4"/>
@@ -6626,7 +6874,7 @@
         <w:t xml:space="preserve">pxl-cldopt</w:t>
       </w:r>
     </w:p>
-    <w:bookmarkStart w:id="156" w:name="threshold-requirements-30"/>
+    <w:bookmarkStart w:id="157" w:name="threshold-requirements-30"/>
     <w:p>
       <w:pPr>
         <w:pStyle w:val="berschrift5"/>
@@ -6646,8 +6894,8 @@
         <w:t xml:space="preserve"> </w:t>
       </w:r>
     </w:p>
-    <w:bookmarkEnd w:id="156"/>
-    <w:bookmarkStart w:id="157" w:name="goal-requirements-30"/>
+    <w:bookmarkEnd w:id="157"/>
+    <w:bookmarkStart w:id="158" w:name="goal-requirements-30"/>
     <w:p>
       <w:pPr>
         <w:pStyle w:val="berschrift5"/>
@@ -6664,8 +6912,8 @@
         <w:t xml:space="preserve">All files are provided using cloud-optimized file formats.</w:t>
       </w:r>
     </w:p>
-    <w:bookmarkEnd w:id="157"/>
-    <w:bookmarkStart w:id="158" w:name="assessment-30"/>
+    <w:bookmarkEnd w:id="158"/>
+    <w:bookmarkStart w:id="159" w:name="assessment-30"/>
     <w:p>
       <w:pPr>
         <w:pStyle w:val="berschrift5"/>
@@ -6679,7 +6927,7 @@
         <w:pStyle w:val="Compact"/>
         <w:numPr>
           <w:ilvl w:val="0"/>
-          <w:numId w:val="1047"/>
+          <w:numId w:val="1048"/>
         </w:numPr>
       </w:pPr>
       <w:r>
@@ -6691,7 +6939,7 @@
         <w:pStyle w:val="Compact"/>
         <w:numPr>
           <w:ilvl w:val="0"/>
-          <w:numId w:val="1047"/>
+          <w:numId w:val="1048"/>
         </w:numPr>
       </w:pPr>
       <w:r>
@@ -6703,7 +6951,7 @@
         <w:pStyle w:val="Compact"/>
         <w:numPr>
           <w:ilvl w:val="0"/>
-          <w:numId w:val="1047"/>
+          <w:numId w:val="1048"/>
         </w:numPr>
       </w:pPr>
       <w:r>
@@ -6715,7 +6963,7 @@
         <w:pStyle w:val="Compact"/>
         <w:numPr>
           <w:ilvl w:val="0"/>
-          <w:numId w:val="1047"/>
+          <w:numId w:val="1048"/>
         </w:numPr>
       </w:pPr>
       <w:r>
@@ -6729,9 +6977,9 @@
         </w:pict>
       </w:r>
     </w:p>
-    <w:bookmarkEnd w:id="158"/>
     <w:bookmarkEnd w:id="159"/>
-    <w:bookmarkStart w:id="163" w:name="sec:pxl-mrdsar"/>
+    <w:bookmarkEnd w:id="160"/>
+    <w:bookmarkStart w:id="164" w:name="sec:pxl-mrdsar"/>
     <w:p>
       <w:pPr>
         <w:pStyle w:val="berschrift4"/>
@@ -6766,7 +7014,7 @@
         <w:t xml:space="preserve">pxl-mrdsar</w:t>
       </w:r>
     </w:p>
-    <w:bookmarkStart w:id="160" w:name="threshold-requirements-31"/>
+    <w:bookmarkStart w:id="161" w:name="threshold-requirements-31"/>
     <w:p>
       <w:pPr>
         <w:pStyle w:val="berschrift5"/>
@@ -6783,8 +7031,8 @@
         <w:t xml:space="preserve">Metadata is provided in a structure that enables a computer algorithm to be used to consistently and automatically identify and extract each component/variable/layer for further use.</w:t>
       </w:r>
     </w:p>
-    <w:bookmarkEnd w:id="160"/>
-    <w:bookmarkStart w:id="161" w:name="goal-requirements-31"/>
+    <w:bookmarkEnd w:id="161"/>
+    <w:bookmarkStart w:id="162" w:name="goal-requirements-31"/>
     <w:p>
       <w:pPr>
         <w:pStyle w:val="berschrift5"/>
@@ -6801,8 +7049,8 @@
         <w:t xml:space="preserve">As threshold, but metadata is formatted in accordance with CEOS-ARD SAR Metadata Specifications, v.1.1, or in a community endorsed standard that facilitates machine-readability, such as ISO 19115-2, Climate and Forecast (CF) convention, the Attribute Convention for Data Discovery (ACDD), etc.</w:t>
       </w:r>
     </w:p>
-    <w:bookmarkEnd w:id="161"/>
-    <w:bookmarkStart w:id="162" w:name="assessment-31"/>
+    <w:bookmarkEnd w:id="162"/>
+    <w:bookmarkStart w:id="163" w:name="assessment-31"/>
     <w:p>
       <w:pPr>
         <w:pStyle w:val="berschrift5"/>
@@ -6816,7 +7064,7 @@
         <w:pStyle w:val="Compact"/>
         <w:numPr>
           <w:ilvl w:val="0"/>
-          <w:numId w:val="1048"/>
+          <w:numId w:val="1049"/>
         </w:numPr>
       </w:pPr>
       <w:r>
@@ -6828,7 +7076,7 @@
         <w:pStyle w:val="Compact"/>
         <w:numPr>
           <w:ilvl w:val="0"/>
-          <w:numId w:val="1048"/>
+          <w:numId w:val="1049"/>
         </w:numPr>
       </w:pPr>
       <w:r>
@@ -6840,7 +7088,7 @@
         <w:pStyle w:val="Compact"/>
         <w:numPr>
           <w:ilvl w:val="0"/>
-          <w:numId w:val="1048"/>
+          <w:numId w:val="1049"/>
         </w:numPr>
       </w:pPr>
       <w:r>
@@ -6852,7 +7100,7 @@
         <w:pStyle w:val="Compact"/>
         <w:numPr>
           <w:ilvl w:val="0"/>
-          <w:numId w:val="1048"/>
+          <w:numId w:val="1049"/>
         </w:numPr>
       </w:pPr>
       <w:r>
@@ -6866,9 +7114,9 @@
         </w:pict>
       </w:r>
     </w:p>
-    <w:bookmarkEnd w:id="162"/>
     <w:bookmarkEnd w:id="163"/>
-    <w:bookmarkStart w:id="167" w:name="sec:pxl-ppmask"/>
+    <w:bookmarkEnd w:id="164"/>
+    <w:bookmarkStart w:id="168" w:name="sec:pxl-ppmask"/>
     <w:p>
       <w:pPr>
         <w:pStyle w:val="berschrift4"/>
@@ -6903,7 +7151,7 @@
         <w:t xml:space="preserve">pxl-ppmask</w:t>
       </w:r>
     </w:p>
-    <w:bookmarkStart w:id="164" w:name="threshold-requirements-32"/>
+    <w:bookmarkStart w:id="165" w:name="threshold-requirements-32"/>
     <w:p>
       <w:pPr>
         <w:pStyle w:val="berschrift5"/>
@@ -6925,7 +7173,7 @@
         <w:pStyle w:val="Compact"/>
         <w:numPr>
           <w:ilvl w:val="0"/>
-          <w:numId w:val="1049"/>
+          <w:numId w:val="1050"/>
         </w:numPr>
       </w:pPr>
       <w:r>
@@ -6937,7 +7185,7 @@
         <w:pStyle w:val="Compact"/>
         <w:numPr>
           <w:ilvl w:val="0"/>
-          <w:numId w:val="1049"/>
+          <w:numId w:val="1050"/>
         </w:numPr>
       </w:pPr>
       <w:r>
@@ -6949,7 +7197,7 @@
         <w:pStyle w:val="Compact"/>
         <w:numPr>
           <w:ilvl w:val="0"/>
-          <w:numId w:val="1049"/>
+          <w:numId w:val="1050"/>
         </w:numPr>
       </w:pPr>
       <w:r>
@@ -6969,7 +7217,7 @@
         <w:pStyle w:val="Compact"/>
         <w:numPr>
           <w:ilvl w:val="0"/>
-          <w:numId w:val="1050"/>
+          <w:numId w:val="1051"/>
         </w:numPr>
       </w:pPr>
       <w:r>
@@ -6981,7 +7229,7 @@
         <w:pStyle w:val="Compact"/>
         <w:numPr>
           <w:ilvl w:val="0"/>
-          <w:numId w:val="1050"/>
+          <w:numId w:val="1051"/>
         </w:numPr>
       </w:pPr>
       <w:r>
@@ -6993,7 +7241,7 @@
         <w:pStyle w:val="Compact"/>
         <w:numPr>
           <w:ilvl w:val="0"/>
-          <w:numId w:val="1050"/>
+          <w:numId w:val="1051"/>
         </w:numPr>
       </w:pPr>
       <w:r>
@@ -7005,7 +7253,7 @@
         <w:pStyle w:val="Compact"/>
         <w:numPr>
           <w:ilvl w:val="0"/>
-          <w:numId w:val="1050"/>
+          <w:numId w:val="1051"/>
         </w:numPr>
       </w:pPr>
       <w:r>
@@ -7017,7 +7265,7 @@
         <w:pStyle w:val="Compact"/>
         <w:numPr>
           <w:ilvl w:val="0"/>
-          <w:numId w:val="1050"/>
+          <w:numId w:val="1051"/>
         </w:numPr>
       </w:pPr>
       <w:r>
@@ -7029,15 +7277,15 @@
         <w:pStyle w:val="Compact"/>
         <w:numPr>
           <w:ilvl w:val="0"/>
-          <w:numId w:val="1050"/>
+          <w:numId w:val="1051"/>
         </w:numPr>
       </w:pPr>
       <w:r>
         <w:t xml:space="preserve">Bit Value Representation</w:t>
       </w:r>
     </w:p>
-    <w:bookmarkEnd w:id="164"/>
-    <w:bookmarkStart w:id="165" w:name="goal-requirements-32"/>
+    <w:bookmarkEnd w:id="165"/>
+    <w:bookmarkStart w:id="166" w:name="goal-requirements-32"/>
     <w:p>
       <w:pPr>
         <w:pStyle w:val="berschrift5"/>
@@ -7059,7 +7307,7 @@
         <w:pStyle w:val="Compact"/>
         <w:numPr>
           <w:ilvl w:val="0"/>
-          <w:numId w:val="1051"/>
+          <w:numId w:val="1052"/>
         </w:numPr>
       </w:pPr>
       <w:r>
@@ -7071,7 +7319,7 @@
         <w:pStyle w:val="Compact"/>
         <w:numPr>
           <w:ilvl w:val="0"/>
-          <w:numId w:val="1051"/>
+          <w:numId w:val="1052"/>
         </w:numPr>
       </w:pPr>
       <w:r>
@@ -7083,7 +7331,7 @@
         <w:pStyle w:val="Compact"/>
         <w:numPr>
           <w:ilvl w:val="0"/>
-          <w:numId w:val="1051"/>
+          <w:numId w:val="1052"/>
         </w:numPr>
       </w:pPr>
       <w:r>
@@ -7095,7 +7343,7 @@
         <w:pStyle w:val="Compact"/>
         <w:numPr>
           <w:ilvl w:val="0"/>
-          <w:numId w:val="1051"/>
+          <w:numId w:val="1052"/>
         </w:numPr>
       </w:pPr>
       <w:r>
@@ -7107,7 +7355,7 @@
         <w:pStyle w:val="Compact"/>
         <w:numPr>
           <w:ilvl w:val="0"/>
-          <w:numId w:val="1051"/>
+          <w:numId w:val="1052"/>
         </w:numPr>
       </w:pPr>
       <w:r>
@@ -7119,15 +7367,15 @@
         <w:pStyle w:val="Compact"/>
         <w:numPr>
           <w:ilvl w:val="0"/>
-          <w:numId w:val="1051"/>
+          <w:numId w:val="1052"/>
         </w:numPr>
       </w:pPr>
       <w:r>
         <w:t xml:space="preserve">DEM gap filling (i.e., interpolated DEM over gaps)</w:t>
       </w:r>
     </w:p>
-    <w:bookmarkEnd w:id="165"/>
-    <w:bookmarkStart w:id="166" w:name="assessment-32"/>
+    <w:bookmarkEnd w:id="166"/>
+    <w:bookmarkStart w:id="167" w:name="assessment-32"/>
     <w:p>
       <w:pPr>
         <w:pStyle w:val="berschrift5"/>
@@ -7141,7 +7389,7 @@
         <w:pStyle w:val="Compact"/>
         <w:numPr>
           <w:ilvl w:val="0"/>
-          <w:numId w:val="1052"/>
+          <w:numId w:val="1053"/>
         </w:numPr>
       </w:pPr>
       <w:r>
@@ -7153,7 +7401,7 @@
         <w:pStyle w:val="Compact"/>
         <w:numPr>
           <w:ilvl w:val="0"/>
-          <w:numId w:val="1052"/>
+          <w:numId w:val="1053"/>
         </w:numPr>
       </w:pPr>
       <w:r>
@@ -7165,7 +7413,7 @@
         <w:pStyle w:val="Compact"/>
         <w:numPr>
           <w:ilvl w:val="0"/>
-          <w:numId w:val="1052"/>
+          <w:numId w:val="1053"/>
         </w:numPr>
       </w:pPr>
       <w:r>
@@ -7177,7 +7425,7 @@
         <w:pStyle w:val="Compact"/>
         <w:numPr>
           <w:ilvl w:val="0"/>
-          <w:numId w:val="1052"/>
+          <w:numId w:val="1053"/>
         </w:numPr>
       </w:pPr>
       <w:r>
@@ -7191,9 +7439,9 @@
         </w:pict>
       </w:r>
     </w:p>
-    <w:bookmarkEnd w:id="166"/>
     <w:bookmarkEnd w:id="167"/>
-    <w:bookmarkStart w:id="171" w:name="sec:pxl-ppscta"/>
+    <w:bookmarkEnd w:id="168"/>
+    <w:bookmarkStart w:id="172" w:name="sec:pxl-ppscta"/>
     <w:p>
       <w:pPr>
         <w:pStyle w:val="berschrift4"/>
@@ -7240,7 +7488,7 @@
         <w:t xml:space="preserve">Usage: Recommended for scenes that include land areas.</w:t>
       </w:r>
     </w:p>
-    <w:bookmarkStart w:id="168" w:name="threshold-requirements-33"/>
+    <w:bookmarkStart w:id="169" w:name="threshold-requirements-33"/>
     <w:p>
       <w:pPr>
         <w:pStyle w:val="berschrift5"/>
@@ -7260,8 +7508,8 @@
         <w:t xml:space="preserve"> </w:t>
       </w:r>
     </w:p>
-    <w:bookmarkEnd w:id="168"/>
-    <w:bookmarkStart w:id="169" w:name="goal-requirements-33"/>
+    <w:bookmarkEnd w:id="169"/>
+    <w:bookmarkStart w:id="170" w:name="goal-requirements-33"/>
     <w:p>
       <w:pPr>
         <w:pStyle w:val="berschrift5"/>
@@ -7377,7 +7625,7 @@
         <w:pStyle w:val="Compact"/>
         <w:numPr>
           <w:ilvl w:val="0"/>
-          <w:numId w:val="1053"/>
+          <w:numId w:val="1054"/>
         </w:numPr>
       </w:pPr>
       <w:r>
@@ -7389,7 +7637,7 @@
         <w:pStyle w:val="Compact"/>
         <w:numPr>
           <w:ilvl w:val="0"/>
-          <w:numId w:val="1053"/>
+          <w:numId w:val="1054"/>
         </w:numPr>
       </w:pPr>
       <w:r>
@@ -7401,7 +7649,7 @@
         <w:pStyle w:val="Compact"/>
         <w:numPr>
           <w:ilvl w:val="0"/>
-          <w:numId w:val="1053"/>
+          <w:numId w:val="1054"/>
         </w:numPr>
       </w:pPr>
       <w:r>
@@ -7413,7 +7661,7 @@
         <w:pStyle w:val="Compact"/>
         <w:numPr>
           <w:ilvl w:val="0"/>
-          <w:numId w:val="1053"/>
+          <w:numId w:val="1054"/>
         </w:numPr>
       </w:pPr>
       <w:r>
@@ -7425,15 +7673,15 @@
         <w:pStyle w:val="Compact"/>
         <w:numPr>
           <w:ilvl w:val="0"/>
-          <w:numId w:val="1053"/>
+          <w:numId w:val="1054"/>
         </w:numPr>
       </w:pPr>
       <w:r>
         <w:t xml:space="preserve">Byte Order</w:t>
       </w:r>
     </w:p>
-    <w:bookmarkEnd w:id="169"/>
-    <w:bookmarkStart w:id="170" w:name="assessment-33"/>
+    <w:bookmarkEnd w:id="170"/>
+    <w:bookmarkStart w:id="171" w:name="assessment-33"/>
     <w:p>
       <w:pPr>
         <w:pStyle w:val="berschrift5"/>
@@ -7447,7 +7695,7 @@
         <w:pStyle w:val="Compact"/>
         <w:numPr>
           <w:ilvl w:val="0"/>
-          <w:numId w:val="1054"/>
+          <w:numId w:val="1055"/>
         </w:numPr>
       </w:pPr>
       <w:r>
@@ -7459,7 +7707,7 @@
         <w:pStyle w:val="Compact"/>
         <w:numPr>
           <w:ilvl w:val="0"/>
-          <w:numId w:val="1054"/>
+          <w:numId w:val="1055"/>
         </w:numPr>
       </w:pPr>
       <w:r>
@@ -7471,7 +7719,7 @@
         <w:pStyle w:val="Compact"/>
         <w:numPr>
           <w:ilvl w:val="0"/>
-          <w:numId w:val="1054"/>
+          <w:numId w:val="1055"/>
         </w:numPr>
       </w:pPr>
       <w:r>
@@ -7483,7 +7731,7 @@
         <w:pStyle w:val="Compact"/>
         <w:numPr>
           <w:ilvl w:val="0"/>
-          <w:numId w:val="1054"/>
+          <w:numId w:val="1055"/>
         </w:numPr>
       </w:pPr>
       <w:r>
@@ -7497,9 +7745,9 @@
         </w:pict>
       </w:r>
     </w:p>
-    <w:bookmarkEnd w:id="170"/>
     <w:bookmarkEnd w:id="171"/>
-    <w:bookmarkStart w:id="175" w:name="sec:pxl-pplia"/>
+    <w:bookmarkEnd w:id="172"/>
+    <w:bookmarkStart w:id="176" w:name="sec:pxl-pplia"/>
     <w:p>
       <w:pPr>
         <w:pStyle w:val="berschrift4"/>
@@ -7534,7 +7782,7 @@
         <w:t xml:space="preserve">pxl-pplia</w:t>
       </w:r>
     </w:p>
-    <w:bookmarkStart w:id="172" w:name="threshold-requirements-34"/>
+    <w:bookmarkStart w:id="173" w:name="threshold-requirements-34"/>
     <w:p>
       <w:pPr>
         <w:pStyle w:val="berschrift5"/>
@@ -7564,7 +7812,7 @@
         <w:pStyle w:val="Compact"/>
         <w:numPr>
           <w:ilvl w:val="0"/>
-          <w:numId w:val="1055"/>
+          <w:numId w:val="1056"/>
         </w:numPr>
       </w:pPr>
       <w:r>
@@ -7576,7 +7824,7 @@
         <w:pStyle w:val="Compact"/>
         <w:numPr>
           <w:ilvl w:val="0"/>
-          <w:numId w:val="1055"/>
+          <w:numId w:val="1056"/>
         </w:numPr>
       </w:pPr>
       <w:r>
@@ -7588,7 +7836,7 @@
         <w:pStyle w:val="Compact"/>
         <w:numPr>
           <w:ilvl w:val="0"/>
-          <w:numId w:val="1055"/>
+          <w:numId w:val="1056"/>
         </w:numPr>
       </w:pPr>
       <w:r>
@@ -7600,7 +7848,7 @@
         <w:pStyle w:val="Compact"/>
         <w:numPr>
           <w:ilvl w:val="0"/>
-          <w:numId w:val="1055"/>
+          <w:numId w:val="1056"/>
         </w:numPr>
       </w:pPr>
       <w:r>
@@ -7612,7 +7860,7 @@
         <w:pStyle w:val="Compact"/>
         <w:numPr>
           <w:ilvl w:val="0"/>
-          <w:numId w:val="1055"/>
+          <w:numId w:val="1056"/>
         </w:numPr>
       </w:pPr>
       <w:r>
@@ -7632,15 +7880,15 @@
         <w:pStyle w:val="Compact"/>
         <w:numPr>
           <w:ilvl w:val="0"/>
-          <w:numId w:val="1056"/>
+          <w:numId w:val="1057"/>
         </w:numPr>
       </w:pPr>
       <w:r>
         <w:t xml:space="preserve">For maritime ORB scenes when no land areas are covered, a geoid model could be used for the calculation of the local incident angle.</w:t>
       </w:r>
     </w:p>
-    <w:bookmarkEnd w:id="172"/>
-    <w:bookmarkStart w:id="173" w:name="goal-requirements-34"/>
+    <w:bookmarkEnd w:id="173"/>
+    <w:bookmarkStart w:id="174" w:name="goal-requirements-34"/>
     <w:p>
       <w:pPr>
         <w:pStyle w:val="berschrift5"/>
@@ -7660,8 +7908,8 @@
         <w:t xml:space="preserve"> </w:t>
       </w:r>
     </w:p>
-    <w:bookmarkEnd w:id="173"/>
-    <w:bookmarkStart w:id="174" w:name="assessment-34"/>
+    <w:bookmarkEnd w:id="174"/>
+    <w:bookmarkStart w:id="175" w:name="assessment-34"/>
     <w:p>
       <w:pPr>
         <w:pStyle w:val="berschrift5"/>
@@ -7675,7 +7923,7 @@
         <w:pStyle w:val="Compact"/>
         <w:numPr>
           <w:ilvl w:val="0"/>
-          <w:numId w:val="1057"/>
+          <w:numId w:val="1058"/>
         </w:numPr>
       </w:pPr>
       <w:r>
@@ -7687,7 +7935,7 @@
         <w:pStyle w:val="Compact"/>
         <w:numPr>
           <w:ilvl w:val="0"/>
-          <w:numId w:val="1057"/>
+          <w:numId w:val="1058"/>
         </w:numPr>
       </w:pPr>
       <w:r>
@@ -7699,7 +7947,7 @@
         <w:pStyle w:val="Compact"/>
         <w:numPr>
           <w:ilvl w:val="0"/>
-          <w:numId w:val="1057"/>
+          <w:numId w:val="1058"/>
         </w:numPr>
       </w:pPr>
       <w:r>
@@ -7711,7 +7959,7 @@
         <w:pStyle w:val="Compact"/>
         <w:numPr>
           <w:ilvl w:val="0"/>
-          <w:numId w:val="1057"/>
+          <w:numId w:val="1058"/>
         </w:numPr>
       </w:pPr>
       <w:r>
@@ -7725,9 +7973,9 @@
         </w:pict>
       </w:r>
     </w:p>
-    <w:bookmarkEnd w:id="174"/>
     <w:bookmarkEnd w:id="175"/>
-    <w:bookmarkStart w:id="179" w:name="sec:pxl-ppelia"/>
+    <w:bookmarkEnd w:id="176"/>
+    <w:bookmarkStart w:id="180" w:name="sec:pxl-ppelia"/>
     <w:p>
       <w:pPr>
         <w:pStyle w:val="berschrift4"/>
@@ -7762,7 +8010,7 @@
         <w:t xml:space="preserve">pxl-ppelia</w:t>
       </w:r>
     </w:p>
-    <w:bookmarkStart w:id="176" w:name="threshold-requirements-35"/>
+    <w:bookmarkStart w:id="177" w:name="threshold-requirements-35"/>
     <w:p>
       <w:pPr>
         <w:pStyle w:val="berschrift5"/>
@@ -7782,8 +8030,8 @@
         <w:t xml:space="preserve"> </w:t>
       </w:r>
     </w:p>
-    <w:bookmarkEnd w:id="176"/>
-    <w:bookmarkStart w:id="177" w:name="goal-requirements-35"/>
+    <w:bookmarkEnd w:id="177"/>
+    <w:bookmarkStart w:id="178" w:name="goal-requirements-35"/>
     <w:p>
       <w:pPr>
         <w:pStyle w:val="berschrift5"/>
@@ -7813,7 +8061,7 @@
         <w:pStyle w:val="Compact"/>
         <w:numPr>
           <w:ilvl w:val="0"/>
-          <w:numId w:val="1058"/>
+          <w:numId w:val="1059"/>
         </w:numPr>
       </w:pPr>
       <w:r>
@@ -7825,7 +8073,7 @@
         <w:pStyle w:val="Compact"/>
         <w:numPr>
           <w:ilvl w:val="0"/>
-          <w:numId w:val="1058"/>
+          <w:numId w:val="1059"/>
         </w:numPr>
       </w:pPr>
       <w:r>
@@ -7837,7 +8085,7 @@
         <w:pStyle w:val="Compact"/>
         <w:numPr>
           <w:ilvl w:val="0"/>
-          <w:numId w:val="1058"/>
+          <w:numId w:val="1059"/>
         </w:numPr>
       </w:pPr>
       <w:r>
@@ -7849,7 +8097,7 @@
         <w:pStyle w:val="Compact"/>
         <w:numPr>
           <w:ilvl w:val="0"/>
-          <w:numId w:val="1058"/>
+          <w:numId w:val="1059"/>
         </w:numPr>
       </w:pPr>
       <w:r>
@@ -7861,7 +8109,7 @@
         <w:pStyle w:val="Compact"/>
         <w:numPr>
           <w:ilvl w:val="0"/>
-          <w:numId w:val="1058"/>
+          <w:numId w:val="1059"/>
         </w:numPr>
       </w:pPr>
       <w:r>
@@ -7873,7 +8121,7 @@
         <w:pStyle w:val="Compact"/>
         <w:numPr>
           <w:ilvl w:val="0"/>
-          <w:numId w:val="1058"/>
+          <w:numId w:val="1059"/>
         </w:numPr>
       </w:pPr>
       <w:r>
@@ -7893,15 +8141,15 @@
         <w:pStyle w:val="Compact"/>
         <w:numPr>
           <w:ilvl w:val="0"/>
-          <w:numId w:val="1059"/>
+          <w:numId w:val="1060"/>
         </w:numPr>
       </w:pPr>
       <w:r>
         <w:t xml:space="preserve">For maritime ORB scenes when no land areas are covered, the ellipsoidal incident angle is nearly identical to the geoid based local incident angle.</w:t>
       </w:r>
     </w:p>
-    <w:bookmarkEnd w:id="177"/>
-    <w:bookmarkStart w:id="178" w:name="assessment-35"/>
+    <w:bookmarkEnd w:id="178"/>
+    <w:bookmarkStart w:id="179" w:name="assessment-35"/>
     <w:p>
       <w:pPr>
         <w:pStyle w:val="berschrift5"/>
@@ -7915,7 +8163,7 @@
         <w:pStyle w:val="Compact"/>
         <w:numPr>
           <w:ilvl w:val="0"/>
-          <w:numId w:val="1060"/>
+          <w:numId w:val="1061"/>
         </w:numPr>
       </w:pPr>
       <w:r>
@@ -7927,7 +8175,7 @@
         <w:pStyle w:val="Compact"/>
         <w:numPr>
           <w:ilvl w:val="0"/>
-          <w:numId w:val="1060"/>
+          <w:numId w:val="1061"/>
         </w:numPr>
       </w:pPr>
       <w:r>
@@ -7939,7 +8187,7 @@
         <w:pStyle w:val="Compact"/>
         <w:numPr>
           <w:ilvl w:val="0"/>
-          <w:numId w:val="1060"/>
+          <w:numId w:val="1061"/>
         </w:numPr>
       </w:pPr>
       <w:r>
@@ -7951,7 +8199,7 @@
         <w:pStyle w:val="Compact"/>
         <w:numPr>
           <w:ilvl w:val="0"/>
-          <w:numId w:val="1060"/>
+          <w:numId w:val="1061"/>
         </w:numPr>
       </w:pPr>
       <w:r>
@@ -7965,9 +8213,9 @@
         </w:pict>
       </w:r>
     </w:p>
-    <w:bookmarkEnd w:id="178"/>
     <w:bookmarkEnd w:id="179"/>
-    <w:bookmarkStart w:id="183" w:name="sec:pxl-ppnspw"/>
+    <w:bookmarkEnd w:id="180"/>
+    <w:bookmarkStart w:id="184" w:name="sec:pxl-ppnspw"/>
     <w:p>
       <w:pPr>
         <w:pStyle w:val="berschrift4"/>
@@ -8002,7 +8250,7 @@
         <w:t xml:space="preserve">pxl-ppnspw</w:t>
       </w:r>
     </w:p>
-    <w:bookmarkStart w:id="180" w:name="threshold-requirements-36"/>
+    <w:bookmarkStart w:id="181" w:name="threshold-requirements-36"/>
     <w:p>
       <w:pPr>
         <w:pStyle w:val="berschrift5"/>
@@ -8022,8 +8270,8 @@
         <w:t xml:space="preserve"> </w:t>
       </w:r>
     </w:p>
-    <w:bookmarkEnd w:id="180"/>
-    <w:bookmarkStart w:id="181" w:name="goal-requirements-36"/>
+    <w:bookmarkEnd w:id="181"/>
+    <w:bookmarkStart w:id="182" w:name="goal-requirements-36"/>
     <w:p>
       <w:pPr>
         <w:pStyle w:val="berschrift5"/>
@@ -8179,7 +8427,7 @@
         <w:pStyle w:val="Compact"/>
         <w:numPr>
           <w:ilvl w:val="0"/>
-          <w:numId w:val="1061"/>
+          <w:numId w:val="1062"/>
         </w:numPr>
       </w:pPr>
       <w:r>
@@ -8191,7 +8439,7 @@
         <w:pStyle w:val="Compact"/>
         <w:numPr>
           <w:ilvl w:val="0"/>
-          <w:numId w:val="1061"/>
+          <w:numId w:val="1062"/>
         </w:numPr>
       </w:pPr>
       <w:r>
@@ -8203,7 +8451,7 @@
         <w:pStyle w:val="Compact"/>
         <w:numPr>
           <w:ilvl w:val="0"/>
-          <w:numId w:val="1061"/>
+          <w:numId w:val="1062"/>
         </w:numPr>
       </w:pPr>
       <w:r>
@@ -8215,7 +8463,7 @@
         <w:pStyle w:val="Compact"/>
         <w:numPr>
           <w:ilvl w:val="0"/>
-          <w:numId w:val="1061"/>
+          <w:numId w:val="1062"/>
         </w:numPr>
       </w:pPr>
       <w:r>
@@ -8227,15 +8475,15 @@
         <w:pStyle w:val="Compact"/>
         <w:numPr>
           <w:ilvl w:val="0"/>
-          <w:numId w:val="1061"/>
+          <w:numId w:val="1062"/>
         </w:numPr>
       </w:pPr>
       <w:r>
         <w:t xml:space="preserve">Byte Order</w:t>
       </w:r>
     </w:p>
-    <w:bookmarkEnd w:id="181"/>
-    <w:bookmarkStart w:id="182" w:name="assessment-36"/>
+    <w:bookmarkEnd w:id="182"/>
+    <w:bookmarkStart w:id="183" w:name="assessment-36"/>
     <w:p>
       <w:pPr>
         <w:pStyle w:val="berschrift5"/>
@@ -8249,7 +8497,7 @@
         <w:pStyle w:val="Compact"/>
         <w:numPr>
           <w:ilvl w:val="0"/>
-          <w:numId w:val="1062"/>
+          <w:numId w:val="1063"/>
         </w:numPr>
       </w:pPr>
       <w:r>
@@ -8261,7 +8509,7 @@
         <w:pStyle w:val="Compact"/>
         <w:numPr>
           <w:ilvl w:val="0"/>
-          <w:numId w:val="1062"/>
+          <w:numId w:val="1063"/>
         </w:numPr>
       </w:pPr>
       <w:r>
@@ -8273,7 +8521,7 @@
         <w:pStyle w:val="Compact"/>
         <w:numPr>
           <w:ilvl w:val="0"/>
-          <w:numId w:val="1062"/>
+          <w:numId w:val="1063"/>
         </w:numPr>
       </w:pPr>
       <w:r>
@@ -8285,7 +8533,7 @@
         <w:pStyle w:val="Compact"/>
         <w:numPr>
           <w:ilvl w:val="0"/>
-          <w:numId w:val="1062"/>
+          <w:numId w:val="1063"/>
         </w:numPr>
       </w:pPr>
       <w:r>
@@ -8299,9 +8547,9 @@
         </w:pict>
       </w:r>
     </w:p>
-    <w:bookmarkEnd w:id="182"/>
     <w:bookmarkEnd w:id="183"/>
-    <w:bookmarkStart w:id="187" w:name="sec:pxl-ppgmsg"/>
+    <w:bookmarkEnd w:id="184"/>
+    <w:bookmarkStart w:id="188" w:name="sec:pxl-ppgmsg"/>
     <w:p>
       <w:pPr>
         <w:pStyle w:val="berschrift4"/>
@@ -8336,7 +8584,7 @@
         <w:t xml:space="preserve">pxl-ppgmsg</w:t>
       </w:r>
     </w:p>
-    <w:bookmarkStart w:id="184" w:name="threshold-requirements-37"/>
+    <w:bookmarkStart w:id="185" w:name="threshold-requirements-37"/>
     <w:p>
       <w:pPr>
         <w:pStyle w:val="berschrift5"/>
@@ -8356,8 +8604,8 @@
         <w:t xml:space="preserve"> </w:t>
       </w:r>
     </w:p>
-    <w:bookmarkEnd w:id="184"/>
-    <w:bookmarkStart w:id="185" w:name="goal-requirements-37"/>
+    <w:bookmarkEnd w:id="185"/>
+    <w:bookmarkStart w:id="186" w:name="goal-requirements-37"/>
     <w:p>
       <w:pPr>
         <w:pStyle w:val="berschrift5"/>
@@ -8452,7 +8700,7 @@
         <w:pStyle w:val="Compact"/>
         <w:numPr>
           <w:ilvl w:val="0"/>
-          <w:numId w:val="1063"/>
+          <w:numId w:val="1064"/>
         </w:numPr>
       </w:pPr>
       <w:r>
@@ -8464,7 +8712,7 @@
         <w:pStyle w:val="Compact"/>
         <w:numPr>
           <w:ilvl w:val="0"/>
-          <w:numId w:val="1063"/>
+          <w:numId w:val="1064"/>
         </w:numPr>
       </w:pPr>
       <w:r>
@@ -8476,7 +8724,7 @@
         <w:pStyle w:val="Compact"/>
         <w:numPr>
           <w:ilvl w:val="0"/>
-          <w:numId w:val="1063"/>
+          <w:numId w:val="1064"/>
         </w:numPr>
       </w:pPr>
       <w:r>
@@ -8488,7 +8736,7 @@
         <w:pStyle w:val="Compact"/>
         <w:numPr>
           <w:ilvl w:val="0"/>
-          <w:numId w:val="1063"/>
+          <w:numId w:val="1064"/>
         </w:numPr>
       </w:pPr>
       <w:r>
@@ -8500,15 +8748,15 @@
         <w:pStyle w:val="Compact"/>
         <w:numPr>
           <w:ilvl w:val="0"/>
-          <w:numId w:val="1063"/>
+          <w:numId w:val="1064"/>
         </w:numPr>
       </w:pPr>
       <w:r>
         <w:t xml:space="preserve">Byte Order</w:t>
       </w:r>
     </w:p>
-    <w:bookmarkEnd w:id="185"/>
-    <w:bookmarkStart w:id="186" w:name="assessment-37"/>
+    <w:bookmarkEnd w:id="186"/>
+    <w:bookmarkStart w:id="187" w:name="assessment-37"/>
     <w:p>
       <w:pPr>
         <w:pStyle w:val="berschrift5"/>
@@ -8522,7 +8770,7 @@
         <w:pStyle w:val="Compact"/>
         <w:numPr>
           <w:ilvl w:val="0"/>
-          <w:numId w:val="1064"/>
+          <w:numId w:val="1065"/>
         </w:numPr>
       </w:pPr>
       <w:r>
@@ -8534,7 +8782,7 @@
         <w:pStyle w:val="Compact"/>
         <w:numPr>
           <w:ilvl w:val="0"/>
-          <w:numId w:val="1064"/>
+          <w:numId w:val="1065"/>
         </w:numPr>
       </w:pPr>
       <w:r>
@@ -8546,7 +8794,7 @@
         <w:pStyle w:val="Compact"/>
         <w:numPr>
           <w:ilvl w:val="0"/>
-          <w:numId w:val="1064"/>
+          <w:numId w:val="1065"/>
         </w:numPr>
       </w:pPr>
       <w:r>
@@ -8558,7 +8806,7 @@
         <w:pStyle w:val="Compact"/>
         <w:numPr>
           <w:ilvl w:val="0"/>
-          <w:numId w:val="1064"/>
+          <w:numId w:val="1065"/>
         </w:numPr>
       </w:pPr>
       <w:r>
@@ -8572,9 +8820,9 @@
         </w:pict>
       </w:r>
     </w:p>
-    <w:bookmarkEnd w:id="186"/>
     <w:bookmarkEnd w:id="187"/>
-    <w:bookmarkStart w:id="191" w:name="sec:pxl-ppacqd"/>
+    <w:bookmarkEnd w:id="188"/>
+    <w:bookmarkStart w:id="192" w:name="sec:pxl-ppacqd"/>
     <w:p>
       <w:pPr>
         <w:pStyle w:val="berschrift4"/>
@@ -8609,7 +8857,7 @@
         <w:t xml:space="preserve">pxl-ppacqd</w:t>
       </w:r>
     </w:p>
-    <w:bookmarkStart w:id="188" w:name="threshold-requirements-38"/>
+    <w:bookmarkStart w:id="189" w:name="threshold-requirements-38"/>
     <w:p>
       <w:pPr>
         <w:pStyle w:val="berschrift5"/>
@@ -8698,7 +8946,7 @@
         <w:pStyle w:val="Compact"/>
         <w:numPr>
           <w:ilvl w:val="0"/>
-          <w:numId w:val="1065"/>
+          <w:numId w:val="1066"/>
         </w:numPr>
       </w:pPr>
       <w:r>
@@ -8710,7 +8958,7 @@
         <w:pStyle w:val="Compact"/>
         <w:numPr>
           <w:ilvl w:val="0"/>
-          <w:numId w:val="1065"/>
+          <w:numId w:val="1066"/>
         </w:numPr>
       </w:pPr>
       <w:r>
@@ -8722,7 +8970,7 @@
         <w:pStyle w:val="Compact"/>
         <w:numPr>
           <w:ilvl w:val="0"/>
-          <w:numId w:val="1065"/>
+          <w:numId w:val="1066"/>
         </w:numPr>
       </w:pPr>
       <w:r>
@@ -8734,7 +8982,7 @@
         <w:pStyle w:val="Compact"/>
         <w:numPr>
           <w:ilvl w:val="0"/>
-          <w:numId w:val="1065"/>
+          <w:numId w:val="1066"/>
         </w:numPr>
       </w:pPr>
       <w:r>
@@ -8746,15 +8994,15 @@
         <w:pStyle w:val="Compact"/>
         <w:numPr>
           <w:ilvl w:val="0"/>
-          <w:numId w:val="1065"/>
+          <w:numId w:val="1066"/>
         </w:numPr>
       </w:pPr>
       <w:r>
         <w:t xml:space="preserve">Byte Order</w:t>
       </w:r>
     </w:p>
-    <w:bookmarkEnd w:id="188"/>
-    <w:bookmarkStart w:id="189" w:name="goal-requirements-38"/>
+    <w:bookmarkEnd w:id="189"/>
+    <w:bookmarkStart w:id="190" w:name="goal-requirements-38"/>
     <w:p>
       <w:pPr>
         <w:pStyle w:val="berschrift5"/>
@@ -8771,8 +9019,8 @@
         <w:t xml:space="preserve">In case of image composites, the sources for each pixel are uniquely identified.</w:t>
       </w:r>
     </w:p>
-    <w:bookmarkEnd w:id="189"/>
-    <w:bookmarkStart w:id="190" w:name="assessment-38"/>
+    <w:bookmarkEnd w:id="190"/>
+    <w:bookmarkStart w:id="191" w:name="assessment-38"/>
     <w:p>
       <w:pPr>
         <w:pStyle w:val="berschrift5"/>
@@ -8786,7 +9034,7 @@
         <w:pStyle w:val="Compact"/>
         <w:numPr>
           <w:ilvl w:val="0"/>
-          <w:numId w:val="1066"/>
+          <w:numId w:val="1067"/>
         </w:numPr>
       </w:pPr>
       <w:r>
@@ -8798,7 +9046,7 @@
         <w:pStyle w:val="Compact"/>
         <w:numPr>
           <w:ilvl w:val="0"/>
-          <w:numId w:val="1066"/>
+          <w:numId w:val="1067"/>
         </w:numPr>
       </w:pPr>
       <w:r>
@@ -8810,7 +9058,7 @@
         <w:pStyle w:val="Compact"/>
         <w:numPr>
           <w:ilvl w:val="0"/>
-          <w:numId w:val="1066"/>
+          <w:numId w:val="1067"/>
         </w:numPr>
       </w:pPr>
       <w:r>
@@ -8822,7 +9070,7 @@
         <w:pStyle w:val="Compact"/>
         <w:numPr>
           <w:ilvl w:val="0"/>
-          <w:numId w:val="1066"/>
+          <w:numId w:val="1067"/>
         </w:numPr>
       </w:pPr>
       <w:r>
@@ -8836,9 +9084,9 @@
         </w:pict>
       </w:r>
     </w:p>
-    <w:bookmarkEnd w:id="190"/>
     <w:bookmarkEnd w:id="191"/>
-    <w:bookmarkStart w:id="195" w:name="sec:pxl-ppdem"/>
+    <w:bookmarkEnd w:id="192"/>
+    <w:bookmarkStart w:id="196" w:name="sec:pxl-ppdem"/>
     <w:p>
       <w:pPr>
         <w:pStyle w:val="berschrift4"/>
@@ -8873,7 +9121,7 @@
         <w:t xml:space="preserve">pxl-ppdem</w:t>
       </w:r>
     </w:p>
-    <w:bookmarkStart w:id="192" w:name="threshold-requirements-39"/>
+    <w:bookmarkStart w:id="193" w:name="threshold-requirements-39"/>
     <w:p>
       <w:pPr>
         <w:pStyle w:val="berschrift5"/>
@@ -8893,8 +9141,8 @@
         <w:t xml:space="preserve"> </w:t>
       </w:r>
     </w:p>
-    <w:bookmarkEnd w:id="192"/>
-    <w:bookmarkStart w:id="193" w:name="goal-requirements-39"/>
+    <w:bookmarkEnd w:id="193"/>
+    <w:bookmarkStart w:id="194" w:name="goal-requirements-39"/>
     <w:p>
       <w:pPr>
         <w:pStyle w:val="berschrift5"/>
@@ -8932,7 +9180,7 @@
         <w:pStyle w:val="Compact"/>
         <w:numPr>
           <w:ilvl w:val="0"/>
-          <w:numId w:val="1067"/>
+          <w:numId w:val="1068"/>
         </w:numPr>
       </w:pPr>
       <w:r>
@@ -8944,7 +9192,7 @@
         <w:pStyle w:val="Compact"/>
         <w:numPr>
           <w:ilvl w:val="0"/>
-          <w:numId w:val="1067"/>
+          <w:numId w:val="1068"/>
         </w:numPr>
       </w:pPr>
       <w:r>
@@ -8956,7 +9204,7 @@
         <w:pStyle w:val="Compact"/>
         <w:numPr>
           <w:ilvl w:val="0"/>
-          <w:numId w:val="1067"/>
+          <w:numId w:val="1068"/>
         </w:numPr>
       </w:pPr>
       <w:r>
@@ -8968,7 +9216,7 @@
         <w:pStyle w:val="Compact"/>
         <w:numPr>
           <w:ilvl w:val="0"/>
-          <w:numId w:val="1067"/>
+          <w:numId w:val="1068"/>
         </w:numPr>
       </w:pPr>
       <w:r>
@@ -8980,15 +9228,15 @@
         <w:pStyle w:val="Compact"/>
         <w:numPr>
           <w:ilvl w:val="0"/>
-          <w:numId w:val="1067"/>
+          <w:numId w:val="1068"/>
         </w:numPr>
       </w:pPr>
       <w:r>
         <w:t xml:space="preserve">Byte Order</w:t>
       </w:r>
     </w:p>
-    <w:bookmarkEnd w:id="193"/>
-    <w:bookmarkStart w:id="194" w:name="assessment-39"/>
+    <w:bookmarkEnd w:id="194"/>
+    <w:bookmarkStart w:id="195" w:name="assessment-39"/>
     <w:p>
       <w:pPr>
         <w:pStyle w:val="berschrift5"/>
@@ -9002,7 +9250,7 @@
         <w:pStyle w:val="Compact"/>
         <w:numPr>
           <w:ilvl w:val="0"/>
-          <w:numId w:val="1068"/>
+          <w:numId w:val="1069"/>
         </w:numPr>
       </w:pPr>
       <w:r>
@@ -9014,7 +9262,7 @@
         <w:pStyle w:val="Compact"/>
         <w:numPr>
           <w:ilvl w:val="0"/>
-          <w:numId w:val="1068"/>
+          <w:numId w:val="1069"/>
         </w:numPr>
       </w:pPr>
       <w:r>
@@ -9026,7 +9274,7 @@
         <w:pStyle w:val="Compact"/>
         <w:numPr>
           <w:ilvl w:val="0"/>
-          <w:numId w:val="1068"/>
+          <w:numId w:val="1069"/>
         </w:numPr>
       </w:pPr>
       <w:r>
@@ -9038,17 +9286,17 @@
         <w:pStyle w:val="Compact"/>
         <w:numPr>
           <w:ilvl w:val="0"/>
-          <w:numId w:val="1068"/>
+          <w:numId w:val="1069"/>
         </w:numPr>
       </w:pPr>
       <w:r>
         <w:t xml:space="preserve">Recommended Requirement Modification:</w:t>
       </w:r>
     </w:p>
-    <w:bookmarkEnd w:id="194"/>
     <w:bookmarkEnd w:id="195"/>
     <w:bookmarkEnd w:id="196"/>
-    <w:bookmarkStart w:id="225" w:name="sec:rcm"/>
+    <w:bookmarkEnd w:id="197"/>
+    <w:bookmarkStart w:id="226" w:name="sec:rcm"/>
     <w:p>
       <w:pPr>
         <w:pStyle w:val="berschrift3"/>
@@ -9092,7 +9340,7 @@
         <w:t xml:space="preserve">The requirements below must be met for all pixels/samples/observations in a collection.</w:t>
       </w:r>
     </w:p>
-    <w:bookmarkStart w:id="200" w:name="sec:rcm-cldopt"/>
+    <w:bookmarkStart w:id="201" w:name="sec:rcm-cldopt"/>
     <w:p>
       <w:pPr>
         <w:pStyle w:val="berschrift4"/>
@@ -9127,7 +9375,7 @@
         <w:t xml:space="preserve">rcm-cldopt</w:t>
       </w:r>
     </w:p>
-    <w:bookmarkStart w:id="197" w:name="threshold-requirements-40"/>
+    <w:bookmarkStart w:id="198" w:name="threshold-requirements-40"/>
     <w:p>
       <w:pPr>
         <w:pStyle w:val="berschrift5"/>
@@ -9147,8 +9395,8 @@
         <w:t xml:space="preserve"> </w:t>
       </w:r>
     </w:p>
-    <w:bookmarkEnd w:id="197"/>
-    <w:bookmarkStart w:id="198" w:name="goal-requirements-40"/>
+    <w:bookmarkEnd w:id="198"/>
+    <w:bookmarkStart w:id="199" w:name="goal-requirements-40"/>
     <w:p>
       <w:pPr>
         <w:pStyle w:val="berschrift5"/>
@@ -9165,8 +9413,8 @@
         <w:t xml:space="preserve">All files are provided using cloud-optimized file formats.</w:t>
       </w:r>
     </w:p>
-    <w:bookmarkEnd w:id="198"/>
-    <w:bookmarkStart w:id="199" w:name="assessment-40"/>
+    <w:bookmarkEnd w:id="199"/>
+    <w:bookmarkStart w:id="200" w:name="assessment-40"/>
     <w:p>
       <w:pPr>
         <w:pStyle w:val="berschrift5"/>
@@ -9180,7 +9428,7 @@
         <w:pStyle w:val="Compact"/>
         <w:numPr>
           <w:ilvl w:val="0"/>
-          <w:numId w:val="1069"/>
+          <w:numId w:val="1070"/>
         </w:numPr>
       </w:pPr>
       <w:r>
@@ -9192,7 +9440,7 @@
         <w:pStyle w:val="Compact"/>
         <w:numPr>
           <w:ilvl w:val="0"/>
-          <w:numId w:val="1069"/>
+          <w:numId w:val="1070"/>
         </w:numPr>
       </w:pPr>
       <w:r>
@@ -9204,7 +9452,7 @@
         <w:pStyle w:val="Compact"/>
         <w:numPr>
           <w:ilvl w:val="0"/>
-          <w:numId w:val="1069"/>
+          <w:numId w:val="1070"/>
         </w:numPr>
       </w:pPr>
       <w:r>
@@ -9216,7 +9464,7 @@
         <w:pStyle w:val="Compact"/>
         <w:numPr>
           <w:ilvl w:val="0"/>
-          <w:numId w:val="1069"/>
+          <w:numId w:val="1070"/>
         </w:numPr>
       </w:pPr>
       <w:r>
@@ -9230,9 +9478,9 @@
         </w:pict>
       </w:r>
     </w:p>
-    <w:bookmarkEnd w:id="199"/>
     <w:bookmarkEnd w:id="200"/>
-    <w:bookmarkStart w:id="204" w:name="sec:rcm-bsnrb"/>
+    <w:bookmarkEnd w:id="201"/>
+    <w:bookmarkStart w:id="205" w:name="sec:rcm-bsnrb"/>
     <w:p>
       <w:pPr>
         <w:pStyle w:val="berschrift4"/>
@@ -9267,7 +9515,7 @@
         <w:t xml:space="preserve">rcm-bsnrb</w:t>
       </w:r>
     </w:p>
-    <w:bookmarkStart w:id="201" w:name="threshold-requirements-41"/>
+    <w:bookmarkStart w:id="202" w:name="threshold-requirements-41"/>
     <w:p>
       <w:pPr>
         <w:pStyle w:val="berschrift5"/>
@@ -9325,7 +9573,7 @@
         <w:pStyle w:val="Compact"/>
         <w:numPr>
           <w:ilvl w:val="0"/>
-          <w:numId w:val="1070"/>
+          <w:numId w:val="1071"/>
         </w:numPr>
       </w:pPr>
       <w:r>
@@ -9337,7 +9585,7 @@
         <w:pStyle w:val="Compact"/>
         <w:numPr>
           <w:ilvl w:val="0"/>
-          <w:numId w:val="1070"/>
+          <w:numId w:val="1071"/>
         </w:numPr>
       </w:pPr>
       <w:r>
@@ -9349,7 +9597,7 @@
         <w:pStyle w:val="Compact"/>
         <w:numPr>
           <w:ilvl w:val="0"/>
-          <w:numId w:val="1070"/>
+          <w:numId w:val="1071"/>
         </w:numPr>
       </w:pPr>
       <w:r>
@@ -9361,7 +9609,7 @@
         <w:pStyle w:val="Compact"/>
         <w:numPr>
           <w:ilvl w:val="0"/>
-          <w:numId w:val="1070"/>
+          <w:numId w:val="1071"/>
         </w:numPr>
       </w:pPr>
       <w:r>
@@ -9373,7 +9621,7 @@
         <w:pStyle w:val="Compact"/>
         <w:numPr>
           <w:ilvl w:val="0"/>
-          <w:numId w:val="1070"/>
+          <w:numId w:val="1071"/>
         </w:numPr>
       </w:pPr>
       <w:r>
@@ -9385,7 +9633,7 @@
         <w:pStyle w:val="Compact"/>
         <w:numPr>
           <w:ilvl w:val="0"/>
-          <w:numId w:val="1070"/>
+          <w:numId w:val="1071"/>
         </w:numPr>
       </w:pPr>
       <w:r>
@@ -9397,7 +9645,7 @@
         <w:pStyle w:val="Compact"/>
         <w:numPr>
           <w:ilvl w:val="0"/>
-          <w:numId w:val="1070"/>
+          <w:numId w:val="1071"/>
         </w:numPr>
       </w:pPr>
       <w:r>
@@ -9417,15 +9665,15 @@
         <w:pStyle w:val="Compact"/>
         <w:numPr>
           <w:ilvl w:val="0"/>
-          <w:numId w:val="1071"/>
+          <w:numId w:val="1072"/>
         </w:numPr>
       </w:pPr>
       <w:r>
         <w:t xml:space="preserve">Transformation to the logarithm decibel scale is not required or desired as this step can be easily completed by the user if necessary.</w:t>
       </w:r>
     </w:p>
-    <w:bookmarkEnd w:id="201"/>
-    <w:bookmarkStart w:id="202" w:name="goal-requirements-41"/>
+    <w:bookmarkEnd w:id="202"/>
+    <w:bookmarkStart w:id="203" w:name="goal-requirements-41"/>
     <w:p>
       <w:pPr>
         <w:pStyle w:val="berschrift5"/>
@@ -9445,8 +9693,8 @@
         <w:t xml:space="preserve"> </w:t>
       </w:r>
     </w:p>
-    <w:bookmarkEnd w:id="202"/>
-    <w:bookmarkStart w:id="203" w:name="assessment-41"/>
+    <w:bookmarkEnd w:id="203"/>
+    <w:bookmarkStart w:id="204" w:name="assessment-41"/>
     <w:p>
       <w:pPr>
         <w:pStyle w:val="berschrift5"/>
@@ -9460,7 +9708,7 @@
         <w:pStyle w:val="Compact"/>
         <w:numPr>
           <w:ilvl w:val="0"/>
-          <w:numId w:val="1072"/>
+          <w:numId w:val="1073"/>
         </w:numPr>
       </w:pPr>
       <w:r>
@@ -9472,7 +9720,7 @@
         <w:pStyle w:val="Compact"/>
         <w:numPr>
           <w:ilvl w:val="0"/>
-          <w:numId w:val="1072"/>
+          <w:numId w:val="1073"/>
         </w:numPr>
       </w:pPr>
       <w:r>
@@ -9484,7 +9732,7 @@
         <w:pStyle w:val="Compact"/>
         <w:numPr>
           <w:ilvl w:val="0"/>
-          <w:numId w:val="1072"/>
+          <w:numId w:val="1073"/>
         </w:numPr>
       </w:pPr>
       <w:r>
@@ -9496,7 +9744,7 @@
         <w:pStyle w:val="Compact"/>
         <w:numPr>
           <w:ilvl w:val="0"/>
-          <w:numId w:val="1072"/>
+          <w:numId w:val="1073"/>
         </w:numPr>
       </w:pPr>
       <w:r>
@@ -9510,9 +9758,9 @@
         </w:pict>
       </w:r>
     </w:p>
-    <w:bookmarkEnd w:id="203"/>
     <w:bookmarkEnd w:id="204"/>
-    <w:bookmarkStart w:id="208" w:name="sec:rcm-sclcnv"/>
+    <w:bookmarkEnd w:id="205"/>
+    <w:bookmarkStart w:id="209" w:name="sec:rcm-sclcnv"/>
     <w:p>
       <w:pPr>
         <w:pStyle w:val="berschrift4"/>
@@ -9547,7 +9795,7 @@
         <w:t xml:space="preserve">rcm-sclcnv</w:t>
       </w:r>
     </w:p>
-    <w:bookmarkStart w:id="205" w:name="threshold-requirements-42"/>
+    <w:bookmarkStart w:id="206" w:name="threshold-requirements-42"/>
     <w:p>
       <w:pPr>
         <w:pStyle w:val="berschrift5"/>
@@ -9564,8 +9812,8 @@
         <w:t xml:space="preserve">If applicable, indicate the equation to convert pixel linear amplitude/power to logarithmic decibel scale, including, if applicable, the associated calibration (dB offset) factor, and/or the equation used to convert compressed data (int8/int16/float16) to float32.</w:t>
       </w:r>
     </w:p>
-    <w:bookmarkEnd w:id="205"/>
-    <w:bookmarkStart w:id="206" w:name="goal-requirements-42"/>
+    <w:bookmarkEnd w:id="206"/>
+    <w:bookmarkStart w:id="207" w:name="goal-requirements-42"/>
     <w:p>
       <w:pPr>
         <w:pStyle w:val="berschrift5"/>
@@ -9582,8 +9830,8 @@
         <w:t xml:space="preserve">As threshold, but use of float32.</w:t>
       </w:r>
     </w:p>
-    <w:bookmarkEnd w:id="206"/>
-    <w:bookmarkStart w:id="207" w:name="assessment-42"/>
+    <w:bookmarkEnd w:id="207"/>
+    <w:bookmarkStart w:id="208" w:name="assessment-42"/>
     <w:p>
       <w:pPr>
         <w:pStyle w:val="berschrift5"/>
@@ -9597,7 +9845,7 @@
         <w:pStyle w:val="Compact"/>
         <w:numPr>
           <w:ilvl w:val="0"/>
-          <w:numId w:val="1073"/>
+          <w:numId w:val="1074"/>
         </w:numPr>
       </w:pPr>
       <w:r>
@@ -9609,7 +9857,7 @@
         <w:pStyle w:val="Compact"/>
         <w:numPr>
           <w:ilvl w:val="0"/>
-          <w:numId w:val="1073"/>
+          <w:numId w:val="1074"/>
         </w:numPr>
       </w:pPr>
       <w:r>
@@ -9621,7 +9869,7 @@
         <w:pStyle w:val="Compact"/>
         <w:numPr>
           <w:ilvl w:val="0"/>
-          <w:numId w:val="1073"/>
+          <w:numId w:val="1074"/>
         </w:numPr>
       </w:pPr>
       <w:r>
@@ -9633,7 +9881,7 @@
         <w:pStyle w:val="Compact"/>
         <w:numPr>
           <w:ilvl w:val="0"/>
-          <w:numId w:val="1073"/>
+          <w:numId w:val="1074"/>
         </w:numPr>
       </w:pPr>
       <w:r>
@@ -9647,9 +9895,9 @@
         </w:pict>
       </w:r>
     </w:p>
-    <w:bookmarkEnd w:id="207"/>
     <w:bookmarkEnd w:id="208"/>
-    <w:bookmarkStart w:id="212" w:name="sec:rcm-nzrmvl"/>
+    <w:bookmarkEnd w:id="209"/>
+    <w:bookmarkStart w:id="213" w:name="sec:rcm-nzrmvl"/>
     <w:p>
       <w:pPr>
         <w:pStyle w:val="berschrift4"/>
@@ -9684,7 +9932,7 @@
         <w:t xml:space="preserve">rcm-nzrmvl</w:t>
       </w:r>
     </w:p>
-    <w:bookmarkStart w:id="209" w:name="threshold-requirements-43"/>
+    <w:bookmarkStart w:id="210" w:name="threshold-requirements-43"/>
     <w:p>
       <w:pPr>
         <w:pStyle w:val="berschrift5"/>
@@ -9720,15 +9968,15 @@
         <w:pStyle w:val="Compact"/>
         <w:numPr>
           <w:ilvl w:val="0"/>
-          <w:numId w:val="1074"/>
+          <w:numId w:val="1075"/>
         </w:numPr>
       </w:pPr>
       <w:r>
         <w:t xml:space="preserve">Thermal noise removal and image border noise removal to remove overall scene noise and scene edge artefacts, respectively.</w:t>
       </w:r>
     </w:p>
-    <w:bookmarkEnd w:id="209"/>
-    <w:bookmarkStart w:id="210" w:name="goal-requirements-43"/>
+    <w:bookmarkEnd w:id="210"/>
+    <w:bookmarkStart w:id="211" w:name="goal-requirements-43"/>
     <w:p>
       <w:pPr>
         <w:pStyle w:val="berschrift5"/>
@@ -9748,8 +9996,8 @@
         <w:t xml:space="preserve"> </w:t>
       </w:r>
     </w:p>
-    <w:bookmarkEnd w:id="210"/>
-    <w:bookmarkStart w:id="211" w:name="assessment-43"/>
+    <w:bookmarkEnd w:id="211"/>
+    <w:bookmarkStart w:id="212" w:name="assessment-43"/>
     <w:p>
       <w:pPr>
         <w:pStyle w:val="berschrift5"/>
@@ -9763,7 +10011,7 @@
         <w:pStyle w:val="Compact"/>
         <w:numPr>
           <w:ilvl w:val="0"/>
-          <w:numId w:val="1075"/>
+          <w:numId w:val="1076"/>
         </w:numPr>
       </w:pPr>
       <w:r>
@@ -9775,7 +10023,7 @@
         <w:pStyle w:val="Compact"/>
         <w:numPr>
           <w:ilvl w:val="0"/>
-          <w:numId w:val="1075"/>
+          <w:numId w:val="1076"/>
         </w:numPr>
       </w:pPr>
       <w:r>
@@ -9787,7 +10035,7 @@
         <w:pStyle w:val="Compact"/>
         <w:numPr>
           <w:ilvl w:val="0"/>
-          <w:numId w:val="1075"/>
+          <w:numId w:val="1076"/>
         </w:numPr>
       </w:pPr>
       <w:r>
@@ -9799,7 +10047,7 @@
         <w:pStyle w:val="Compact"/>
         <w:numPr>
           <w:ilvl w:val="0"/>
-          <w:numId w:val="1075"/>
+          <w:numId w:val="1076"/>
         </w:numPr>
       </w:pPr>
       <w:r>
@@ -9813,9 +10061,9 @@
         </w:pict>
       </w:r>
     </w:p>
-    <w:bookmarkEnd w:id="211"/>
     <w:bookmarkEnd w:id="212"/>
-    <w:bookmarkStart w:id="216" w:name="sec:rcm-rtalgo"/>
+    <w:bookmarkEnd w:id="213"/>
+    <w:bookmarkStart w:id="217" w:name="sec:rcm-rtalgo"/>
     <w:p>
       <w:pPr>
         <w:pStyle w:val="berschrift4"/>
@@ -9850,7 +10098,7 @@
         <w:t xml:space="preserve">rcm-rtalgo</w:t>
       </w:r>
     </w:p>
-    <w:bookmarkStart w:id="213" w:name="threshold-requirements-44"/>
+    <w:bookmarkStart w:id="214" w:name="threshold-requirements-44"/>
     <w:p>
       <w:pPr>
         <w:pStyle w:val="berschrift5"/>
@@ -9908,7 +10156,7 @@
         <w:pStyle w:val="Compact"/>
         <w:numPr>
           <w:ilvl w:val="0"/>
-          <w:numId w:val="1076"/>
+          <w:numId w:val="1077"/>
         </w:numPr>
       </w:pPr>
       <w:r>
@@ -9920,7 +10168,7 @@
         <w:pStyle w:val="Compact"/>
         <w:numPr>
           <w:ilvl w:val="0"/>
-          <w:numId w:val="1076"/>
+          <w:numId w:val="1077"/>
         </w:numPr>
       </w:pPr>
       <w:r>
@@ -9932,7 +10180,7 @@
         <w:pStyle w:val="Compact"/>
         <w:numPr>
           <w:ilvl w:val="0"/>
-          <w:numId w:val="1076"/>
+          <w:numId w:val="1077"/>
         </w:numPr>
       </w:pPr>
       <w:r>
@@ -9952,15 +10200,15 @@
         <w:pStyle w:val="Compact"/>
         <w:numPr>
           <w:ilvl w:val="0"/>
-          <w:numId w:val="1077"/>
+          <w:numId w:val="1078"/>
         </w:numPr>
       </w:pPr>
       <w:r>
         <w:t xml:space="preserve">Examples of technical documentation include an Algorithm, Theoretical Basis Document, product user guide, etc.</w:t>
       </w:r>
     </w:p>
-    <w:bookmarkEnd w:id="213"/>
-    <w:bookmarkStart w:id="214" w:name="goal-requirements-44"/>
+    <w:bookmarkEnd w:id="214"/>
+    <w:bookmarkStart w:id="215" w:name="goal-requirements-44"/>
     <w:p>
       <w:pPr>
         <w:pStyle w:val="berschrift5"/>
@@ -9980,8 +10228,8 @@
         <w:t xml:space="preserve"> </w:t>
       </w:r>
     </w:p>
-    <w:bookmarkEnd w:id="214"/>
-    <w:bookmarkStart w:id="215" w:name="assessment-44"/>
+    <w:bookmarkEnd w:id="215"/>
+    <w:bookmarkStart w:id="216" w:name="assessment-44"/>
     <w:p>
       <w:pPr>
         <w:pStyle w:val="berschrift5"/>
@@ -9995,7 +10243,7 @@
         <w:pStyle w:val="Compact"/>
         <w:numPr>
           <w:ilvl w:val="0"/>
-          <w:numId w:val="1078"/>
+          <w:numId w:val="1079"/>
         </w:numPr>
       </w:pPr>
       <w:r>
@@ -10007,7 +10255,7 @@
         <w:pStyle w:val="Compact"/>
         <w:numPr>
           <w:ilvl w:val="0"/>
-          <w:numId w:val="1078"/>
+          <w:numId w:val="1079"/>
         </w:numPr>
       </w:pPr>
       <w:r>
@@ -10019,7 +10267,7 @@
         <w:pStyle w:val="Compact"/>
         <w:numPr>
           <w:ilvl w:val="0"/>
-          <w:numId w:val="1078"/>
+          <w:numId w:val="1079"/>
         </w:numPr>
       </w:pPr>
       <w:r>
@@ -10031,7 +10279,7 @@
         <w:pStyle w:val="Compact"/>
         <w:numPr>
           <w:ilvl w:val="0"/>
-          <w:numId w:val="1078"/>
+          <w:numId w:val="1079"/>
         </w:numPr>
       </w:pPr>
       <w:r>
@@ -10045,9 +10293,9 @@
         </w:pict>
       </w:r>
     </w:p>
-    <w:bookmarkEnd w:id="215"/>
     <w:bookmarkEnd w:id="216"/>
-    <w:bookmarkStart w:id="220" w:name="sec:rcm-rmasar"/>
+    <w:bookmarkEnd w:id="217"/>
+    <w:bookmarkStart w:id="221" w:name="sec:rcm-rmasar"/>
     <w:p>
       <w:pPr>
         <w:pStyle w:val="berschrift4"/>
@@ -10082,7 +10330,7 @@
         <w:t xml:space="preserve">rcm-rmasar</w:t>
       </w:r>
     </w:p>
-    <w:bookmarkStart w:id="217" w:name="threshold-requirements-45"/>
+    <w:bookmarkStart w:id="218" w:name="threshold-requirements-45"/>
     <w:p>
       <w:pPr>
         <w:pStyle w:val="berschrift5"/>
@@ -10102,8 +10350,8 @@
         <w:t xml:space="preserve"> </w:t>
       </w:r>
     </w:p>
-    <w:bookmarkEnd w:id="217"/>
-    <w:bookmarkStart w:id="218" w:name="goal-requirements-45"/>
+    <w:bookmarkEnd w:id="218"/>
+    <w:bookmarkStart w:id="219" w:name="goal-requirements-45"/>
     <w:p>
       <w:pPr>
         <w:pStyle w:val="berschrift5"/>
@@ -10169,8 +10417,8 @@
         <w:t xml:space="preserve">SI traceability is achieved.</w:t>
       </w:r>
     </w:p>
-    <w:bookmarkEnd w:id="218"/>
-    <w:bookmarkStart w:id="219" w:name="assessment-45"/>
+    <w:bookmarkEnd w:id="219"/>
+    <w:bookmarkStart w:id="220" w:name="assessment-45"/>
     <w:p>
       <w:pPr>
         <w:pStyle w:val="berschrift5"/>
@@ -10184,7 +10432,7 @@
         <w:pStyle w:val="Compact"/>
         <w:numPr>
           <w:ilvl w:val="0"/>
-          <w:numId w:val="1079"/>
+          <w:numId w:val="1080"/>
         </w:numPr>
       </w:pPr>
       <w:r>
@@ -10196,7 +10444,7 @@
         <w:pStyle w:val="Compact"/>
         <w:numPr>
           <w:ilvl w:val="0"/>
-          <w:numId w:val="1079"/>
+          <w:numId w:val="1080"/>
         </w:numPr>
       </w:pPr>
       <w:r>
@@ -10208,7 +10456,7 @@
         <w:pStyle w:val="Compact"/>
         <w:numPr>
           <w:ilvl w:val="0"/>
-          <w:numId w:val="1079"/>
+          <w:numId w:val="1080"/>
         </w:numPr>
       </w:pPr>
       <w:r>
@@ -10220,7 +10468,7 @@
         <w:pStyle w:val="Compact"/>
         <w:numPr>
           <w:ilvl w:val="0"/>
-          <w:numId w:val="1079"/>
+          <w:numId w:val="1080"/>
         </w:numPr>
       </w:pPr>
       <w:r>
@@ -10234,9 +10482,9 @@
         </w:pict>
       </w:r>
     </w:p>
-    <w:bookmarkEnd w:id="219"/>
     <w:bookmarkEnd w:id="220"/>
-    <w:bookmarkStart w:id="224" w:name="sec:rcm-fltphs"/>
+    <w:bookmarkEnd w:id="221"/>
+    <w:bookmarkStart w:id="225" w:name="sec:rcm-fltphs"/>
     <w:p>
       <w:pPr>
         <w:pStyle w:val="berschrift4"/>
@@ -10283,7 +10531,7 @@
         <w:t xml:space="preserve">Usage: Alternative to GSLC product for NRB and POL products</w:t>
       </w:r>
     </w:p>
-    <w:bookmarkStart w:id="221" w:name="threshold-requirements-46"/>
+    <w:bookmarkStart w:id="222" w:name="threshold-requirements-46"/>
     <w:p>
       <w:pPr>
         <w:pStyle w:val="berschrift5"/>
@@ -10303,8 +10551,8 @@
         <w:t xml:space="preserve"> </w:t>
       </w:r>
     </w:p>
-    <w:bookmarkEnd w:id="221"/>
-    <w:bookmarkStart w:id="222" w:name="goal-requirements-46"/>
+    <w:bookmarkEnd w:id="222"/>
+    <w:bookmarkStart w:id="223" w:name="goal-requirements-46"/>
     <w:p>
       <w:pPr>
         <w:pStyle w:val="berschrift5"/>
@@ -10460,7 +10708,7 @@
         <w:pStyle w:val="Compact"/>
         <w:numPr>
           <w:ilvl w:val="0"/>
-          <w:numId w:val="1080"/>
+          <w:numId w:val="1081"/>
         </w:numPr>
       </w:pPr>
       <w:r>
@@ -10472,7 +10720,7 @@
         <w:pStyle w:val="Compact"/>
         <w:numPr>
           <w:ilvl w:val="0"/>
-          <w:numId w:val="1080"/>
+          <w:numId w:val="1081"/>
         </w:numPr>
       </w:pPr>
       <w:r>
@@ -10484,7 +10732,7 @@
         <w:pStyle w:val="Compact"/>
         <w:numPr>
           <w:ilvl w:val="0"/>
-          <w:numId w:val="1080"/>
+          <w:numId w:val="1081"/>
         </w:numPr>
       </w:pPr>
       <w:r>
@@ -10496,7 +10744,7 @@
         <w:pStyle w:val="Compact"/>
         <w:numPr>
           <w:ilvl w:val="0"/>
-          <w:numId w:val="1080"/>
+          <w:numId w:val="1081"/>
         </w:numPr>
       </w:pPr>
       <w:r>
@@ -10508,7 +10756,7 @@
         <w:pStyle w:val="Compact"/>
         <w:numPr>
           <w:ilvl w:val="0"/>
-          <w:numId w:val="1080"/>
+          <w:numId w:val="1081"/>
         </w:numPr>
       </w:pPr>
       <w:r>
@@ -10520,7 +10768,7 @@
         <w:pStyle w:val="Compact"/>
         <w:numPr>
           <w:ilvl w:val="0"/>
-          <w:numId w:val="1080"/>
+          <w:numId w:val="1081"/>
         </w:numPr>
       </w:pPr>
       <w:r>
@@ -10535,8 +10783,8 @@
         <w:t xml:space="preserve">In case of polarimetric data, indicate the reference polarization.</w:t>
       </w:r>
     </w:p>
-    <w:bookmarkEnd w:id="222"/>
-    <w:bookmarkStart w:id="223" w:name="assessment-46"/>
+    <w:bookmarkEnd w:id="223"/>
+    <w:bookmarkStart w:id="224" w:name="assessment-46"/>
     <w:p>
       <w:pPr>
         <w:pStyle w:val="berschrift5"/>
@@ -10550,7 +10798,7 @@
         <w:pStyle w:val="Compact"/>
         <w:numPr>
           <w:ilvl w:val="0"/>
-          <w:numId w:val="1081"/>
+          <w:numId w:val="1082"/>
         </w:numPr>
       </w:pPr>
       <w:r>
@@ -10562,7 +10810,7 @@
         <w:pStyle w:val="Compact"/>
         <w:numPr>
           <w:ilvl w:val="0"/>
-          <w:numId w:val="1081"/>
+          <w:numId w:val="1082"/>
         </w:numPr>
       </w:pPr>
       <w:r>
@@ -10574,7 +10822,7 @@
         <w:pStyle w:val="Compact"/>
         <w:numPr>
           <w:ilvl w:val="0"/>
-          <w:numId w:val="1081"/>
+          <w:numId w:val="1082"/>
         </w:numPr>
       </w:pPr>
       <w:r>
@@ -10586,17 +10834,17 @@
         <w:pStyle w:val="Compact"/>
         <w:numPr>
           <w:ilvl w:val="0"/>
-          <w:numId w:val="1081"/>
+          <w:numId w:val="1082"/>
         </w:numPr>
       </w:pPr>
       <w:r>
         <w:t xml:space="preserve">Recommended Requirement Modification:</w:t>
       </w:r>
     </w:p>
-    <w:bookmarkEnd w:id="223"/>
     <w:bookmarkEnd w:id="224"/>
     <w:bookmarkEnd w:id="225"/>
-    <w:bookmarkStart w:id="246" w:name="sec:gcor"/>
+    <w:bookmarkEnd w:id="226"/>
+    <w:bookmarkStart w:id="247" w:name="sec:gcor"/>
     <w:p>
       <w:pPr>
         <w:pStyle w:val="berschrift3"/>
@@ -10628,7 +10876,7 @@
         <w:t xml:space="preserve">This section specifies any geometric correction requirements that must be met in order for the data to be analysis ready.</w:t>
       </w:r>
     </w:p>
-    <w:bookmarkStart w:id="229" w:name="sec:gcor-gmcalg"/>
+    <w:bookmarkStart w:id="230" w:name="sec:gcor-gmcalg"/>
     <w:p>
       <w:pPr>
         <w:pStyle w:val="berschrift4"/>
@@ -10663,7 +10911,7 @@
         <w:t xml:space="preserve">gcor-gmcalg</w:t>
       </w:r>
     </w:p>
-    <w:bookmarkStart w:id="226" w:name="threshold-requirements-47"/>
+    <w:bookmarkStart w:id="227" w:name="threshold-requirements-47"/>
     <w:p>
       <w:pPr>
         <w:pStyle w:val="berschrift5"/>
@@ -10683,8 +10931,8 @@
         <w:t xml:space="preserve"> </w:t>
       </w:r>
     </w:p>
-    <w:bookmarkEnd w:id="226"/>
-    <w:bookmarkStart w:id="227" w:name="goal-requirements-47"/>
+    <w:bookmarkEnd w:id="227"/>
+    <w:bookmarkStart w:id="228" w:name="goal-requirements-47"/>
     <w:p>
       <w:pPr>
         <w:pStyle w:val="berschrift5"/>
@@ -10706,7 +10954,7 @@
         <w:pStyle w:val="Compact"/>
         <w:numPr>
           <w:ilvl w:val="0"/>
-          <w:numId w:val="1082"/>
+          <w:numId w:val="1083"/>
         </w:numPr>
       </w:pPr>
       <w:r>
@@ -10718,7 +10966,7 @@
         <w:pStyle w:val="Compact"/>
         <w:numPr>
           <w:ilvl w:val="0"/>
-          <w:numId w:val="1082"/>
+          <w:numId w:val="1083"/>
         </w:numPr>
       </w:pPr>
       <w:r>
@@ -10730,7 +10978,7 @@
         <w:pStyle w:val="Compact"/>
         <w:numPr>
           <w:ilvl w:val="0"/>
-          <w:numId w:val="1082"/>
+          <w:numId w:val="1083"/>
         </w:numPr>
       </w:pPr>
       <w:r>
@@ -10742,7 +10990,7 @@
         <w:pStyle w:val="Compact"/>
         <w:numPr>
           <w:ilvl w:val="0"/>
-          <w:numId w:val="1082"/>
+          <w:numId w:val="1083"/>
         </w:numPr>
       </w:pPr>
       <w:r>
@@ -10762,15 +11010,15 @@
         <w:pStyle w:val="Compact"/>
         <w:numPr>
           <w:ilvl w:val="0"/>
-          <w:numId w:val="1083"/>
+          <w:numId w:val="1084"/>
         </w:numPr>
       </w:pPr>
       <w:r>
         <w:t xml:space="preserve">Examples of technical documentation can include e.g., an Algorithm Theoretical Basis Document (ATBD) or a product user guide.</w:t>
       </w:r>
     </w:p>
-    <w:bookmarkEnd w:id="227"/>
-    <w:bookmarkStart w:id="228" w:name="assessment-47"/>
+    <w:bookmarkEnd w:id="228"/>
+    <w:bookmarkStart w:id="229" w:name="assessment-47"/>
     <w:p>
       <w:pPr>
         <w:pStyle w:val="berschrift5"/>
@@ -10784,7 +11032,7 @@
         <w:pStyle w:val="Compact"/>
         <w:numPr>
           <w:ilvl w:val="0"/>
-          <w:numId w:val="1084"/>
+          <w:numId w:val="1085"/>
         </w:numPr>
       </w:pPr>
       <w:r>
@@ -10796,7 +11044,7 @@
         <w:pStyle w:val="Compact"/>
         <w:numPr>
           <w:ilvl w:val="0"/>
-          <w:numId w:val="1084"/>
+          <w:numId w:val="1085"/>
         </w:numPr>
       </w:pPr>
       <w:r>
@@ -10808,7 +11056,7 @@
         <w:pStyle w:val="Compact"/>
         <w:numPr>
           <w:ilvl w:val="0"/>
-          <w:numId w:val="1084"/>
+          <w:numId w:val="1085"/>
         </w:numPr>
       </w:pPr>
       <w:r>
@@ -10820,7 +11068,7 @@
         <w:pStyle w:val="Compact"/>
         <w:numPr>
           <w:ilvl w:val="0"/>
-          <w:numId w:val="1084"/>
+          <w:numId w:val="1085"/>
         </w:numPr>
       </w:pPr>
       <w:r>
@@ -10834,9 +11082,9 @@
         </w:pict>
       </w:r>
     </w:p>
-    <w:bookmarkEnd w:id="228"/>
     <w:bookmarkEnd w:id="229"/>
-    <w:bookmarkStart w:id="233" w:name="sec:gcor-cordem"/>
+    <w:bookmarkEnd w:id="230"/>
+    <w:bookmarkStart w:id="234" w:name="sec:gcor-cordem"/>
     <w:p>
       <w:pPr>
         <w:pStyle w:val="berschrift4"/>
@@ -10883,7 +11131,7 @@
         <w:t xml:space="preserve">Usage: For products including land areas.</w:t>
       </w:r>
     </w:p>
-    <w:bookmarkStart w:id="230" w:name="threshold-requirements-48"/>
+    <w:bookmarkStart w:id="231" w:name="threshold-requirements-48"/>
     <w:p>
       <w:pPr>
         <w:pStyle w:val="berschrift5"/>
@@ -10897,7 +11145,7 @@
         <w:pStyle w:val="Compact"/>
         <w:numPr>
           <w:ilvl w:val="0"/>
-          <w:numId w:val="1085"/>
+          <w:numId w:val="1086"/>
         </w:numPr>
       </w:pPr>
       <w:r>
@@ -10909,7 +11157,7 @@
         <w:pStyle w:val="Compact"/>
         <w:numPr>
           <w:ilvl w:val="0"/>
-          <w:numId w:val="1085"/>
+          <w:numId w:val="1086"/>
         </w:numPr>
       </w:pPr>
       <w:r>
@@ -10921,15 +11169,15 @@
         <w:pStyle w:val="Compact"/>
         <w:numPr>
           <w:ilvl w:val="0"/>
-          <w:numId w:val="1085"/>
+          <w:numId w:val="1086"/>
         </w:numPr>
       </w:pPr>
       <w:r>
         <w:t xml:space="preserve">Provide reference to Earth Gravitational Model (EGM) used for geometric correction.</w:t>
       </w:r>
     </w:p>
-    <w:bookmarkEnd w:id="230"/>
-    <w:bookmarkStart w:id="231" w:name="goal-requirements-48"/>
+    <w:bookmarkEnd w:id="231"/>
+    <w:bookmarkStart w:id="232" w:name="goal-requirements-48"/>
     <w:p>
       <w:pPr>
         <w:pStyle w:val="berschrift5"/>
@@ -10943,7 +11191,7 @@
         <w:pStyle w:val="Compact"/>
         <w:numPr>
           <w:ilvl w:val="0"/>
-          <w:numId w:val="1086"/>
+          <w:numId w:val="1087"/>
         </w:numPr>
       </w:pPr>
       <w:r>
@@ -10961,7 +11209,7 @@
         <w:pStyle w:val="Compact"/>
         <w:numPr>
           <w:ilvl w:val="0"/>
-          <w:numId w:val="1086"/>
+          <w:numId w:val="1087"/>
         </w:numPr>
       </w:pPr>
       <w:r>
@@ -10973,15 +11221,15 @@
         <w:pStyle w:val="Compact"/>
         <w:numPr>
           <w:ilvl w:val="0"/>
-          <w:numId w:val="1086"/>
+          <w:numId w:val="1087"/>
         </w:numPr>
       </w:pPr>
       <w:r>
         <w:t xml:space="preserve">Method used for resampling the EGM.</w:t>
       </w:r>
     </w:p>
-    <w:bookmarkEnd w:id="231"/>
-    <w:bookmarkStart w:id="232" w:name="assessment-48"/>
+    <w:bookmarkEnd w:id="232"/>
+    <w:bookmarkStart w:id="233" w:name="assessment-48"/>
     <w:p>
       <w:pPr>
         <w:pStyle w:val="berschrift5"/>
@@ -10995,7 +11243,7 @@
         <w:pStyle w:val="Compact"/>
         <w:numPr>
           <w:ilvl w:val="0"/>
-          <w:numId w:val="1087"/>
+          <w:numId w:val="1088"/>
         </w:numPr>
       </w:pPr>
       <w:r>
@@ -11007,7 +11255,7 @@
         <w:pStyle w:val="Compact"/>
         <w:numPr>
           <w:ilvl w:val="0"/>
-          <w:numId w:val="1087"/>
+          <w:numId w:val="1088"/>
         </w:numPr>
       </w:pPr>
       <w:r>
@@ -11019,7 +11267,7 @@
         <w:pStyle w:val="Compact"/>
         <w:numPr>
           <w:ilvl w:val="0"/>
-          <w:numId w:val="1087"/>
+          <w:numId w:val="1088"/>
         </w:numPr>
       </w:pPr>
       <w:r>
@@ -11031,7 +11279,7 @@
         <w:pStyle w:val="Compact"/>
         <w:numPr>
           <w:ilvl w:val="0"/>
-          <w:numId w:val="1087"/>
+          <w:numId w:val="1088"/>
         </w:numPr>
       </w:pPr>
       <w:r>
@@ -11045,9 +11293,9 @@
         </w:pict>
       </w:r>
     </w:p>
-    <w:bookmarkEnd w:id="232"/>
     <w:bookmarkEnd w:id="233"/>
-    <w:bookmarkStart w:id="237" w:name="sec:gcor-geoacr"/>
+    <w:bookmarkEnd w:id="234"/>
+    <w:bookmarkStart w:id="238" w:name="sec:gcor-geoacr"/>
     <w:p>
       <w:pPr>
         <w:pStyle w:val="berschrift4"/>
@@ -11082,7 +11330,7 @@
         <w:t xml:space="preserve">gcor-geoacr</w:t>
       </w:r>
     </w:p>
-    <w:bookmarkStart w:id="234" w:name="threshold-requirements-49"/>
+    <w:bookmarkStart w:id="235" w:name="threshold-requirements-49"/>
     <w:p>
       <w:pPr>
         <w:pStyle w:val="berschrift5"/>
@@ -11156,7 +11404,7 @@
         <w:pStyle w:val="Compact"/>
         <w:numPr>
           <w:ilvl w:val="0"/>
-          <w:numId w:val="1088"/>
+          <w:numId w:val="1089"/>
         </w:numPr>
       </w:pPr>
       <w:r>
@@ -11168,15 +11416,15 @@
         <w:pStyle w:val="Compact"/>
         <w:numPr>
           <w:ilvl w:val="0"/>
-          <w:numId w:val="1088"/>
+          <w:numId w:val="1089"/>
         </w:numPr>
       </w:pPr>
       <w:r>
         <w:t xml:space="preserve">The ALE is not typically assessed for every processed image, but through an ALE assessment by the data processing team characterizing all or (usually a subset) of the generated products.</w:t>
       </w:r>
     </w:p>
-    <w:bookmarkEnd w:id="234"/>
-    <w:bookmarkStart w:id="235" w:name="goal-requirements-49"/>
+    <w:bookmarkEnd w:id="235"/>
+    <w:bookmarkStart w:id="236" w:name="goal-requirements-49"/>
     <w:p>
       <w:pPr>
         <w:pStyle w:val="berschrift5"/>
@@ -11201,8 +11449,8 @@
         <w:t xml:space="preserve">Provide documentation of estimates of ALE as DOI or URL.</w:t>
       </w:r>
     </w:p>
-    <w:bookmarkEnd w:id="235"/>
-    <w:bookmarkStart w:id="236" w:name="assessment-49"/>
+    <w:bookmarkEnd w:id="236"/>
+    <w:bookmarkStart w:id="237" w:name="assessment-49"/>
     <w:p>
       <w:pPr>
         <w:pStyle w:val="berschrift5"/>
@@ -11216,7 +11464,7 @@
         <w:pStyle w:val="Compact"/>
         <w:numPr>
           <w:ilvl w:val="0"/>
-          <w:numId w:val="1089"/>
+          <w:numId w:val="1090"/>
         </w:numPr>
       </w:pPr>
       <w:r>
@@ -11228,7 +11476,7 @@
         <w:pStyle w:val="Compact"/>
         <w:numPr>
           <w:ilvl w:val="0"/>
-          <w:numId w:val="1089"/>
+          <w:numId w:val="1090"/>
         </w:numPr>
       </w:pPr>
       <w:r>
@@ -11240,7 +11488,7 @@
         <w:pStyle w:val="Compact"/>
         <w:numPr>
           <w:ilvl w:val="0"/>
-          <w:numId w:val="1089"/>
+          <w:numId w:val="1090"/>
         </w:numPr>
       </w:pPr>
       <w:r>
@@ -11252,7 +11500,7 @@
         <w:pStyle w:val="Compact"/>
         <w:numPr>
           <w:ilvl w:val="0"/>
-          <w:numId w:val="1089"/>
+          <w:numId w:val="1090"/>
         </w:numPr>
       </w:pPr>
       <w:r>
@@ -11266,9 +11514,9 @@
         </w:pict>
       </w:r>
     </w:p>
-    <w:bookmarkEnd w:id="236"/>
     <w:bookmarkEnd w:id="237"/>
-    <w:bookmarkStart w:id="241" w:name="sec:gcor-georfa"/>
+    <w:bookmarkEnd w:id="238"/>
+    <w:bookmarkStart w:id="242" w:name="sec:gcor-georfa"/>
     <w:p>
       <w:pPr>
         <w:pStyle w:val="berschrift4"/>
@@ -11303,7 +11551,7 @@
         <w:t xml:space="preserve">gcor-georfa</w:t>
       </w:r>
     </w:p>
-    <w:bookmarkStart w:id="238" w:name="threshold-requirements-50"/>
+    <w:bookmarkStart w:id="239" w:name="threshold-requirements-50"/>
     <w:p>
       <w:pPr>
         <w:pStyle w:val="berschrift5"/>
@@ -11323,8 +11571,8 @@
         <w:t xml:space="preserve"> </w:t>
       </w:r>
     </w:p>
-    <w:bookmarkEnd w:id="238"/>
-    <w:bookmarkStart w:id="239" w:name="goal-requirements-50"/>
+    <w:bookmarkEnd w:id="239"/>
+    <w:bookmarkStart w:id="240" w:name="goal-requirements-50"/>
     <w:p>
       <w:pPr>
         <w:pStyle w:val="berschrift5"/>
@@ -11377,8 +11625,8 @@
         <w:t xml:space="preserve">Methodology used (name and reference), quality flag, geometric standard deviation values should be provided.</w:t>
       </w:r>
     </w:p>
-    <w:bookmarkEnd w:id="239"/>
-    <w:bookmarkStart w:id="240" w:name="assessment-50"/>
+    <w:bookmarkEnd w:id="240"/>
+    <w:bookmarkStart w:id="241" w:name="assessment-50"/>
     <w:p>
       <w:pPr>
         <w:pStyle w:val="berschrift5"/>
@@ -11392,7 +11640,7 @@
         <w:pStyle w:val="Compact"/>
         <w:numPr>
           <w:ilvl w:val="0"/>
-          <w:numId w:val="1090"/>
+          <w:numId w:val="1091"/>
         </w:numPr>
       </w:pPr>
       <w:r>
@@ -11404,7 +11652,7 @@
         <w:pStyle w:val="Compact"/>
         <w:numPr>
           <w:ilvl w:val="0"/>
-          <w:numId w:val="1090"/>
+          <w:numId w:val="1091"/>
         </w:numPr>
       </w:pPr>
       <w:r>
@@ -11416,7 +11664,7 @@
         <w:pStyle w:val="Compact"/>
         <w:numPr>
           <w:ilvl w:val="0"/>
-          <w:numId w:val="1090"/>
+          <w:numId w:val="1091"/>
         </w:numPr>
       </w:pPr>
       <w:r>
@@ -11428,7 +11676,7 @@
         <w:pStyle w:val="Compact"/>
         <w:numPr>
           <w:ilvl w:val="0"/>
-          <w:numId w:val="1090"/>
+          <w:numId w:val="1091"/>
         </w:numPr>
       </w:pPr>
       <w:r>
@@ -11442,9 +11690,9 @@
         </w:pict>
       </w:r>
     </w:p>
-    <w:bookmarkEnd w:id="240"/>
     <w:bookmarkEnd w:id="241"/>
-    <w:bookmarkStart w:id="245" w:name="sec:gcor-gridcv"/>
+    <w:bookmarkEnd w:id="242"/>
+    <w:bookmarkStart w:id="246" w:name="sec:gcor-gridcv"/>
     <w:p>
       <w:pPr>
         <w:pStyle w:val="berschrift4"/>
@@ -11479,7 +11727,7 @@
         <w:t xml:space="preserve">gcor-gridcv</w:t>
       </w:r>
     </w:p>
-    <w:bookmarkStart w:id="242" w:name="threshold-requirements-51"/>
+    <w:bookmarkStart w:id="243" w:name="threshold-requirements-51"/>
     <w:p>
       <w:pPr>
         <w:pStyle w:val="berschrift5"/>
@@ -11527,15 +11775,15 @@
         <w:pStyle w:val="Compact"/>
         <w:numPr>
           <w:ilvl w:val="0"/>
-          <w:numId w:val="1091"/>
+          <w:numId w:val="1092"/>
         </w:numPr>
       </w:pPr>
       <w:r>
         <w:t xml:space="preserve">If a product hierarchy of resolutions exists (or is planned), the multiple resolutions should nest within each other (e.g., 12.5m, 25m, 50m, 100m, etc.), and not be disjoint.</w:t>
       </w:r>
     </w:p>
-    <w:bookmarkEnd w:id="242"/>
-    <w:bookmarkStart w:id="243" w:name="goal-requirements-51"/>
+    <w:bookmarkEnd w:id="243"/>
+    <w:bookmarkStart w:id="244" w:name="goal-requirements-51"/>
     <w:p>
       <w:pPr>
         <w:pStyle w:val="berschrift5"/>
@@ -11582,8 +11830,8 @@
         <w:t xml:space="preserve">For products presented in geographic coordinates (latitude and longitude), the origin should be set to an integer multiple of samples in relation to the closest integer degree.</w:t>
       </w:r>
     </w:p>
-    <w:bookmarkEnd w:id="243"/>
-    <w:bookmarkStart w:id="244" w:name="assessment-51"/>
+    <w:bookmarkEnd w:id="244"/>
+    <w:bookmarkStart w:id="245" w:name="assessment-51"/>
     <w:p>
       <w:pPr>
         <w:pStyle w:val="berschrift5"/>
@@ -11597,7 +11845,7 @@
         <w:pStyle w:val="Compact"/>
         <w:numPr>
           <w:ilvl w:val="0"/>
-          <w:numId w:val="1092"/>
+          <w:numId w:val="1093"/>
         </w:numPr>
       </w:pPr>
       <w:r>
@@ -11609,7 +11857,7 @@
         <w:pStyle w:val="Compact"/>
         <w:numPr>
           <w:ilvl w:val="0"/>
-          <w:numId w:val="1092"/>
+          <w:numId w:val="1093"/>
         </w:numPr>
       </w:pPr>
       <w:r>
@@ -11621,7 +11869,7 @@
         <w:pStyle w:val="Compact"/>
         <w:numPr>
           <w:ilvl w:val="0"/>
-          <w:numId w:val="1092"/>
+          <w:numId w:val="1093"/>
         </w:numPr>
       </w:pPr>
       <w:r>
@@ -11633,7 +11881,7 @@
         <w:pStyle w:val="Compact"/>
         <w:numPr>
           <w:ilvl w:val="0"/>
-          <w:numId w:val="1092"/>
+          <w:numId w:val="1093"/>
         </w:numPr>
       </w:pPr>
       <w:r>
@@ -11645,11 +11893,11 @@
         <w:br w:type="page"/>
       </w:r>
     </w:p>
-    <w:bookmarkEnd w:id="244"/>
     <w:bookmarkEnd w:id="245"/>
     <w:bookmarkEnd w:id="246"/>
     <w:bookmarkEnd w:id="247"/>
-    <w:bookmarkStart w:id="254" w:name="summary-self-assessment-table"/>
+    <w:bookmarkEnd w:id="248"/>
+    <w:bookmarkStart w:id="255" w:name="summary-self-assessment-table"/>
     <w:p>
       <w:pPr>
         <w:pStyle w:val="berschrift2"/>
@@ -11658,7 +11906,7 @@
         <w:t xml:space="preserve">Summary Self-Assessment Table</w:t>
       </w:r>
     </w:p>
-    <w:bookmarkStart w:id="248" w:name="general-metadata"/>
+    <w:bookmarkStart w:id="249" w:name="general-metadata"/>
     <w:p>
       <w:pPr>
         <w:pStyle w:val="berschrift3"/>
@@ -11978,8 +12226,8 @@
         </w:tc>
       </w:tr>
     </w:tbl>
-    <w:bookmarkEnd w:id="248"/>
-    <w:bookmarkStart w:id="249" w:name="source-metadata"/>
+    <w:bookmarkEnd w:id="249"/>
+    <w:bookmarkStart w:id="250" w:name="source-metadata"/>
     <w:p>
       <w:pPr>
         <w:pStyle w:val="berschrift3"/>
@@ -12668,8 +12916,8 @@
         </w:tc>
       </w:tr>
     </w:tbl>
-    <w:bookmarkEnd w:id="249"/>
-    <w:bookmarkStart w:id="250" w:name="product-metadata"/>
+    <w:bookmarkEnd w:id="250"/>
+    <w:bookmarkStart w:id="251" w:name="product-metadata"/>
     <w:p>
       <w:pPr>
         <w:pStyle w:val="berschrift3"/>
@@ -13347,8 +13595,8 @@
         </w:tc>
       </w:tr>
     </w:tbl>
-    <w:bookmarkEnd w:id="250"/>
-    <w:bookmarkStart w:id="251" w:name="per-pixel-metadata"/>
+    <w:bookmarkEnd w:id="251"/>
+    <w:bookmarkStart w:id="252" w:name="per-pixel-metadata"/>
     <w:p>
       <w:pPr>
         <w:pStyle w:val="berschrift3"/>
@@ -13907,8 +14155,8 @@
         </w:tc>
       </w:tr>
     </w:tbl>
-    <w:bookmarkEnd w:id="251"/>
-    <w:bookmarkStart w:id="252" w:name="radiometrically-corrected-measurements"/>
+    <w:bookmarkEnd w:id="252"/>
+    <w:bookmarkStart w:id="253" w:name="radiometrically-corrected-measurements"/>
     <w:p>
       <w:pPr>
         <w:pStyle w:val="berschrift3"/>
@@ -14331,8 +14579,8 @@
         </w:tc>
       </w:tr>
     </w:tbl>
-    <w:bookmarkEnd w:id="252"/>
-    <w:bookmarkStart w:id="253" w:name="geometric-corrections"/>
+    <w:bookmarkEnd w:id="253"/>
+    <w:bookmarkStart w:id="254" w:name="geometric-corrections"/>
     <w:p>
       <w:pPr>
         <w:pStyle w:val="berschrift3"/>
@@ -14641,9 +14889,9 @@
         <w:br w:type="page"/>
       </w:r>
     </w:p>
-    <w:bookmarkEnd w:id="253"/>
     <w:bookmarkEnd w:id="254"/>
-    <w:bookmarkStart w:id="259" w:name="introduction"/>
+    <w:bookmarkEnd w:id="255"/>
+    <w:bookmarkStart w:id="260" w:name="introduction"/>
     <w:p>
       <w:pPr>
         <w:pStyle w:val="berschrift2"/>
@@ -14672,7 +14920,7 @@
         <w:t xml:space="preserve">This Guidance material does not replace or override the specifications.</w:t>
       </w:r>
     </w:p>
-    <w:bookmarkStart w:id="255" w:name="sec:intro-what-are-ceos-ard-products"/>
+    <w:bookmarkStart w:id="256" w:name="sec:intro-what-are-ceos-ard-products"/>
     <w:p>
       <w:pPr>
         <w:pStyle w:val="berschrift3"/>
@@ -14731,8 +14979,8 @@
         <w:t xml:space="preserve">for other types of satellite products.</w:t>
       </w:r>
     </w:p>
-    <w:bookmarkEnd w:id="255"/>
-    <w:bookmarkStart w:id="257" w:name="sec:intro-when-is-a-product-ceos-ard"/>
+    <w:bookmarkEnd w:id="256"/>
+    <w:bookmarkStart w:id="258" w:name="sec:intro-when-is-a-product-ceos-ard"/>
     <w:p>
       <w:pPr>
         <w:pStyle w:val="berschrift3"/>
@@ -14754,7 +15002,7 @@
         <w:pStyle w:val="Compact"/>
         <w:numPr>
           <w:ilvl w:val="0"/>
-          <w:numId w:val="1093"/>
+          <w:numId w:val="1094"/>
         </w:numPr>
       </w:pPr>
       <w:r>
@@ -14766,7 +15014,7 @@
         <w:pStyle w:val="Compact"/>
         <w:numPr>
           <w:ilvl w:val="0"/>
-          <w:numId w:val="1093"/>
+          <w:numId w:val="1094"/>
         </w:numPr>
       </w:pPr>
       <w:r>
@@ -14783,7 +15031,7 @@
       <w:r>
         <w:t xml:space="preserve"> </w:t>
       </w:r>
-      <w:hyperlink r:id="rId256">
+      <w:hyperlink r:id="rId257">
         <w:r>
           <w:rPr>
             <w:rStyle w:val="Hyperlink"/>
@@ -14803,8 +15051,8 @@
         <w:t xml:space="preserve">A product can continue to use CEOS-ARD branding as long as its generation and distribution remain consistent with the peer-reviewed assessment.</w:t>
       </w:r>
     </w:p>
-    <w:bookmarkEnd w:id="257"/>
-    <w:bookmarkStart w:id="258" w:name="sec:intro-difference-threshold-goal"/>
+    <w:bookmarkEnd w:id="258"/>
+    <w:bookmarkStart w:id="259" w:name="sec:intro-difference-threshold-goal"/>
     <w:p>
       <w:pPr>
         <w:pStyle w:val="berschrift3"/>
@@ -15007,9 +15255,9 @@
         <w:br w:type="page"/>
       </w:r>
     </w:p>
-    <w:bookmarkEnd w:id="258"/>
     <w:bookmarkEnd w:id="259"/>
-    <w:bookmarkStart w:id="276" w:name="references"/>
+    <w:bookmarkEnd w:id="260"/>
+    <w:bookmarkStart w:id="277" w:name="references"/>
     <w:p>
       <w:pPr>
         <w:pStyle w:val="berschrift2"/>
@@ -15018,8 +15266,8 @@
         <w:t xml:space="preserve">References</w:t>
       </w:r>
     </w:p>
-    <w:bookmarkStart w:id="275" w:name="refs"/>
-    <w:bookmarkStart w:id="260" w:name="ref-iso19115_2_2009"/>
+    <w:bookmarkStart w:id="276" w:name="refs"/>
+    <w:bookmarkStart w:id="261" w:name="ref-iso19115_2_2009"/>
     <w:p>
       <w:pPr>
         <w:pStyle w:val="Literaturverzeichnis"/>
@@ -15046,8 +15294,8 @@
         <w:t xml:space="preserve">Standard. Geneva, CH: International Organization for Standardization.</w:t>
       </w:r>
     </w:p>
-    <w:bookmarkEnd w:id="260"/>
-    <w:bookmarkStart w:id="262" w:name="ref-lee2009"/>
+    <w:bookmarkEnd w:id="261"/>
+    <w:bookmarkStart w:id="263" w:name="ref-lee2009"/>
     <w:p>
       <w:pPr>
         <w:pStyle w:val="Literaturverzeichnis"/>
@@ -15080,7 +15328,7 @@
       <w:r>
         <w:t xml:space="preserve"> </w:t>
       </w:r>
-      <w:hyperlink r:id="rId261">
+      <w:hyperlink r:id="rId262">
         <w:r>
           <w:rPr>
             <w:rStyle w:val="Hyperlink"/>
@@ -15092,8 +15340,8 @@
         <w:t xml:space="preserve">.</w:t>
       </w:r>
     </w:p>
-    <w:bookmarkEnd w:id="262"/>
-    <w:bookmarkStart w:id="264" w:name="ref-raney2012"/>
+    <w:bookmarkEnd w:id="263"/>
+    <w:bookmarkStart w:id="265" w:name="ref-raney2012"/>
     <w:p>
       <w:pPr>
         <w:pStyle w:val="Literaturverzeichnis"/>
@@ -15126,7 +15374,7 @@
       <w:r>
         <w:t xml:space="preserve"> </w:t>
       </w:r>
-      <w:hyperlink r:id="rId263">
+      <w:hyperlink r:id="rId264">
         <w:r>
           <w:rPr>
             <w:rStyle w:val="Hyperlink"/>
@@ -15138,8 +15386,8 @@
         <w:t xml:space="preserve">.</w:t>
       </w:r>
     </w:p>
-    <w:bookmarkEnd w:id="264"/>
-    <w:bookmarkStart w:id="266" w:name="ref-shiroma2022"/>
+    <w:bookmarkEnd w:id="265"/>
+    <w:bookmarkStart w:id="267" w:name="ref-shiroma2022"/>
     <w:p>
       <w:pPr>
         <w:pStyle w:val="Literaturverzeichnis"/>
@@ -15172,7 +15420,7 @@
       <w:r>
         <w:t xml:space="preserve"> </w:t>
       </w:r>
-      <w:hyperlink r:id="rId265">
+      <w:hyperlink r:id="rId266">
         <w:r>
           <w:rPr>
             <w:rStyle w:val="Hyperlink"/>
@@ -15184,8 +15432,8 @@
         <w:t xml:space="preserve">.</w:t>
       </w:r>
     </w:p>
-    <w:bookmarkEnd w:id="266"/>
-    <w:bookmarkStart w:id="268" w:name="ref-small2011"/>
+    <w:bookmarkEnd w:id="267"/>
+    <w:bookmarkStart w:id="269" w:name="ref-small2011"/>
     <w:p>
       <w:pPr>
         <w:pStyle w:val="Literaturverzeichnis"/>
@@ -15218,7 +15466,7 @@
       <w:r>
         <w:t xml:space="preserve"> </w:t>
       </w:r>
-      <w:hyperlink r:id="rId267">
+      <w:hyperlink r:id="rId268">
         <w:r>
           <w:rPr>
             <w:rStyle w:val="Hyperlink"/>
@@ -15230,8 +15478,8 @@
         <w:t xml:space="preserve">.</w:t>
       </w:r>
     </w:p>
-    <w:bookmarkEnd w:id="268"/>
-    <w:bookmarkStart w:id="270" w:name="ref-yamaguchi2011"/>
+    <w:bookmarkEnd w:id="269"/>
+    <w:bookmarkStart w:id="271" w:name="ref-yamaguchi2011"/>
     <w:p>
       <w:pPr>
         <w:pStyle w:val="Literaturverzeichnis"/>
@@ -15264,7 +15512,7 @@
       <w:r>
         <w:t xml:space="preserve"> </w:t>
       </w:r>
-      <w:hyperlink r:id="rId269">
+      <w:hyperlink r:id="rId270">
         <w:r>
           <w:rPr>
             <w:rStyle w:val="Hyperlink"/>
@@ -15276,8 +15524,8 @@
         <w:t xml:space="preserve">.</w:t>
       </w:r>
     </w:p>
-    <w:bookmarkEnd w:id="270"/>
-    <w:bookmarkStart w:id="272" w:name="ref-zebker2017"/>
+    <w:bookmarkEnd w:id="271"/>
+    <w:bookmarkStart w:id="273" w:name="ref-zebker2017"/>
     <w:p>
       <w:pPr>
         <w:pStyle w:val="Literaturverzeichnis"/>
@@ -15310,7 +15558,7 @@
       <w:r>
         <w:t xml:space="preserve"> </w:t>
       </w:r>
-      <w:hyperlink r:id="rId271">
+      <w:hyperlink r:id="rId272">
         <w:r>
           <w:rPr>
             <w:rStyle w:val="Hyperlink"/>
@@ -15322,8 +15570,8 @@
         <w:t xml:space="preserve">.</w:t>
       </w:r>
     </w:p>
-    <w:bookmarkEnd w:id="272"/>
-    <w:bookmarkStart w:id="274" w:name="ref-zebker2010"/>
+    <w:bookmarkEnd w:id="273"/>
+    <w:bookmarkStart w:id="275" w:name="ref-zebker2010"/>
     <w:p>
       <w:pPr>
         <w:pStyle w:val="Literaturverzeichnis"/>
@@ -15356,7 +15604,7 @@
       <w:r>
         <w:t xml:space="preserve"> </w:t>
       </w:r>
-      <w:hyperlink r:id="rId273">
+      <w:hyperlink r:id="rId274">
         <w:r>
           <w:rPr>
             <w:rStyle w:val="Hyperlink"/>
@@ -15368,15 +15616,15 @@
         <w:t xml:space="preserve">.</w:t>
       </w:r>
     </w:p>
-    <w:bookmarkEnd w:id="274"/>
     <w:bookmarkEnd w:id="275"/>
+    <w:bookmarkEnd w:id="276"/>
     <w:p>
       <w:r>
         <w:br w:type="page"/>
       </w:r>
     </w:p>
-    <w:bookmarkEnd w:id="276"/>
-    <w:bookmarkStart w:id="298" w:name="annexes"/>
+    <w:bookmarkEnd w:id="277"/>
+    <w:bookmarkStart w:id="299" w:name="annexes"/>
     <w:p>
       <w:pPr>
         <w:pStyle w:val="berschrift2"/>
@@ -15385,7 +15633,7 @@
         <w:t xml:space="preserve">Annexes</w:t>
       </w:r>
     </w:p>
-    <w:bookmarkStart w:id="278" w:name="sec:annex-sar-general-processing-roadmap"/>
+    <w:bookmarkStart w:id="279" w:name="sec:annex-sar-general-processing-roadmap"/>
     <w:p>
       <w:pPr>
         <w:pStyle w:val="berschrift3"/>
@@ -15407,7 +15655,7 @@
         <w:pStyle w:val="Compact"/>
         <w:numPr>
           <w:ilvl w:val="0"/>
-          <w:numId w:val="1094"/>
+          <w:numId w:val="1095"/>
         </w:numPr>
       </w:pPr>
       <w:r>
@@ -15419,7 +15667,7 @@
         <w:pStyle w:val="Compact"/>
         <w:numPr>
           <w:ilvl w:val="0"/>
-          <w:numId w:val="1094"/>
+          <w:numId w:val="1095"/>
         </w:numPr>
       </w:pPr>
       <w:r>
@@ -15431,7 +15679,7 @@
         <w:pStyle w:val="Compact"/>
         <w:numPr>
           <w:ilvl w:val="0"/>
-          <w:numId w:val="1094"/>
+          <w:numId w:val="1095"/>
         </w:numPr>
       </w:pPr>
       <w:r>
@@ -15460,7 +15708,7 @@
         <w:pStyle w:val="Compact"/>
         <w:numPr>
           <w:ilvl w:val="0"/>
-          <w:numId w:val="1094"/>
+          <w:numId w:val="1095"/>
         </w:numPr>
       </w:pPr>
       <w:r>
@@ -15506,7 +15754,7 @@
         <w:pStyle w:val="Compact"/>
         <w:numPr>
           <w:ilvl w:val="0"/>
-          <w:numId w:val="1094"/>
+          <w:numId w:val="1095"/>
         </w:numPr>
       </w:pPr>
       <w:r>
@@ -15538,7 +15786,7 @@
         <w:pStyle w:val="Compact"/>
         <w:numPr>
           <w:ilvl w:val="0"/>
-          <w:numId w:val="1094"/>
+          <w:numId w:val="1095"/>
         </w:numPr>
       </w:pPr>
       <w:r>
@@ -15604,7 +15852,7 @@
         <w:pStyle w:val="Compact"/>
         <w:numPr>
           <w:ilvl w:val="0"/>
-          <w:numId w:val="1094"/>
+          <w:numId w:val="1095"/>
         </w:numPr>
       </w:pPr>
       <w:r>
@@ -15616,7 +15864,7 @@
         <w:pStyle w:val="Compact"/>
         <w:numPr>
           <w:ilvl w:val="0"/>
-          <w:numId w:val="1094"/>
+          <w:numId w:val="1095"/>
         </w:numPr>
       </w:pPr>
       <w:r>
@@ -15628,7 +15876,7 @@
         <w:pStyle w:val="Compact"/>
         <w:numPr>
           <w:ilvl w:val="0"/>
-          <w:numId w:val="1094"/>
+          <w:numId w:val="1095"/>
         </w:numPr>
       </w:pPr>
       <w:r>
@@ -15657,7 +15905,7 @@
         <w:t xml:space="preserve">lists possible sequential steps and existing software tools (e.g., Gamma software (GAMMA, 2018)) and scripting tasks that can be used to form the CEOS-ARD SAR processing roadmap.</w:t>
       </w:r>
     </w:p>
-    <w:bookmarkStart w:id="277" w:name="tbl:sar-general-processing-roadmap-tbl1"/>
+    <w:bookmarkStart w:id="278" w:name="tbl:sar-general-processing-roadmap-tbl1"/>
     <w:p>
       <w:pPr>
         <w:pStyle w:val="TableCaption"/>
@@ -15900,9 +16148,9 @@
         </w:tc>
       </w:tr>
     </w:tbl>
-    <w:bookmarkEnd w:id="277"/>
     <w:bookmarkEnd w:id="278"/>
-    <w:bookmarkStart w:id="290" w:name="sec:annex-sar-topographic-phase-removal"/>
+    <w:bookmarkEnd w:id="279"/>
+    <w:bookmarkStart w:id="291" w:name="sec:annex-sar-topographic-phase-removal"/>
     <w:p>
       <w:pPr>
         <w:pStyle w:val="berschrift3"/>
@@ -16163,7 +16411,7 @@
       <w:pPr>
         <w:pStyle w:val="Textkrper"/>
       </w:pPr>
-      <w:bookmarkStart w:id="279" w:name="eq:sar-topographic-phase-removal-eq1"/>
+      <w:bookmarkStart w:id="280" w:name="eq:sar-topographic-phase-removal-eq1"/>
       <m:oMathPara>
         <m:oMathParaPr>
           <m:jc m:val="center"/>
@@ -16340,7 +16588,7 @@
           </m:d>
         </m:oMath>
       </m:oMathPara>
-      <w:bookmarkEnd w:id="279"/>
+      <w:bookmarkEnd w:id="280"/>
     </w:p>
     <w:p>
       <w:pPr>
@@ -16354,7 +16602,7 @@
       <w:pPr>
         <w:pStyle w:val="Textkrper"/>
       </w:pPr>
-      <w:bookmarkStart w:id="280" w:name="eq:sar-topographic-phase-removal-eq2"/>
+      <w:bookmarkStart w:id="281" w:name="eq:sar-topographic-phase-removal-eq2"/>
       <m:oMathPara>
         <m:oMathParaPr>
           <m:jc m:val="center"/>
@@ -16503,7 +16751,7 @@
           </m:d>
         </m:oMath>
       </m:oMathPara>
-      <w:bookmarkEnd w:id="280"/>
+      <w:bookmarkEnd w:id="281"/>
     </w:p>
     <w:p>
       <w:pPr>
@@ -16569,7 +16817,7 @@
         <w:pStyle w:val="Compact"/>
         <w:numPr>
           <w:ilvl w:val="0"/>
-          <w:numId w:val="1095"/>
+          <w:numId w:val="1096"/>
         </w:numPr>
       </w:pPr>
       <w:r>
@@ -16598,7 +16846,7 @@
         <w:pStyle w:val="Compact"/>
         <w:numPr>
           <w:ilvl w:val="0"/>
-          <w:numId w:val="1095"/>
+          <w:numId w:val="1096"/>
         </w:numPr>
       </w:pPr>
       <w:r>
@@ -16755,7 +17003,7 @@
       <w:pPr>
         <w:pStyle w:val="Textkrper"/>
       </w:pPr>
-      <w:bookmarkStart w:id="281" w:name="eq:sar-topographic-phase-removal-eq3"/>
+      <w:bookmarkStart w:id="282" w:name="eq:sar-topographic-phase-removal-eq3"/>
       <m:oMathPara>
         <m:oMathParaPr>
           <m:jc m:val="center"/>
@@ -16895,7 +17143,7 @@
           </m:d>
         </m:oMath>
       </m:oMathPara>
-      <w:bookmarkEnd w:id="281"/>
+      <w:bookmarkEnd w:id="282"/>
     </w:p>
     <w:p>
       <w:pPr>
@@ -17157,7 +17405,7 @@
       <w:pPr>
         <w:pStyle w:val="Textkrper"/>
       </w:pPr>
-      <w:bookmarkStart w:id="282" w:name="eq:sar-topographic-phase-removal-eq4"/>
+      <w:bookmarkStart w:id="283" w:name="eq:sar-topographic-phase-removal-eq4"/>
       <m:oMathPara>
         <m:oMathParaPr>
           <m:jc m:val="center"/>
@@ -17407,13 +17655,13 @@
           </m:d>
         </m:oMath>
       </m:oMathPara>
-      <w:bookmarkEnd w:id="282"/>
+      <w:bookmarkEnd w:id="283"/>
     </w:p>
     <w:p>
       <w:pPr>
         <w:pStyle w:val="FirstParagraph"/>
       </w:pPr>
-      <w:bookmarkStart w:id="283" w:name="eq:sar-topographic-phase-removal-eq5"/>
+      <w:bookmarkStart w:id="284" w:name="eq:sar-topographic-phase-removal-eq5"/>
       <m:oMathPara>
         <m:oMathParaPr>
           <m:jc m:val="center"/>
@@ -17663,7 +17911,7 @@
           </m:d>
         </m:oMath>
       </m:oMathPara>
-      <w:bookmarkEnd w:id="283"/>
+      <w:bookmarkEnd w:id="284"/>
     </w:p>
     <w:p>
       <w:pPr>
@@ -17677,7 +17925,7 @@
       <w:pPr>
         <w:pStyle w:val="Textkrper"/>
       </w:pPr>
-      <w:bookmarkStart w:id="284" w:name="eq:sar-topographic-phase-removal-eq6"/>
+      <w:bookmarkStart w:id="285" w:name="eq:sar-topographic-phase-removal-eq6"/>
       <m:oMathPara>
         <m:oMathParaPr>
           <m:jc m:val="center"/>
@@ -17839,7 +18087,7 @@
           </m:d>
         </m:oMath>
       </m:oMathPara>
-      <w:bookmarkEnd w:id="284"/>
+      <w:bookmarkEnd w:id="285"/>
     </w:p>
     <w:p>
       <w:pPr>
@@ -17864,7 +18112,7 @@
       <w:pPr>
         <w:pStyle w:val="Textkrper"/>
       </w:pPr>
-      <w:bookmarkStart w:id="285" w:name="eq:sar-topographic-phase-removal-eq7"/>
+      <w:bookmarkStart w:id="286" w:name="eq:sar-topographic-phase-removal-eq7"/>
       <m:oMathPara>
         <m:oMathParaPr>
           <m:jc m:val="center"/>
@@ -18178,13 +18426,13 @@
           </m:d>
         </m:oMath>
       </m:oMathPara>
-      <w:bookmarkEnd w:id="285"/>
+      <w:bookmarkEnd w:id="286"/>
     </w:p>
     <w:p>
       <w:pPr>
         <w:pStyle w:val="FirstParagraph"/>
       </w:pPr>
-      <w:bookmarkStart w:id="286" w:name="eq:sar-topographic-phase-removal-eq8"/>
+      <w:bookmarkStart w:id="287" w:name="eq:sar-topographic-phase-removal-eq8"/>
       <m:oMathPara>
         <m:oMathParaPr>
           <m:jc m:val="center"/>
@@ -18434,13 +18682,13 @@
           </m:d>
         </m:oMath>
       </m:oMathPara>
-      <w:bookmarkEnd w:id="286"/>
+      <w:bookmarkEnd w:id="287"/>
     </w:p>
     <w:p>
       <w:pPr>
         <w:pStyle w:val="FirstParagraph"/>
       </w:pPr>
-      <w:bookmarkStart w:id="287" w:name="eq:sar-topographic-phase-removal-eq9"/>
+      <w:bookmarkStart w:id="288" w:name="eq:sar-topographic-phase-removal-eq9"/>
       <m:oMathPara>
         <m:oMathParaPr>
           <m:jc m:val="center"/>
@@ -18613,7 +18861,7 @@
           </m:d>
         </m:oMath>
       </m:oMathPara>
-      <w:bookmarkEnd w:id="287"/>
+      <w:bookmarkEnd w:id="288"/>
     </w:p>
     <w:p>
       <w:pPr>
@@ -18699,7 +18947,7 @@
       <w:pPr>
         <w:pStyle w:val="Textkrper"/>
       </w:pPr>
-      <w:bookmarkStart w:id="288" w:name="eq:sar-topographic-phase-removal-eq10"/>
+      <w:bookmarkStart w:id="289" w:name="eq:sar-topographic-phase-removal-eq10"/>
       <m:oMathPara>
         <m:oMathParaPr>
           <m:jc m:val="center"/>
@@ -18955,7 +19203,7 @@
           </m:d>
         </m:oMath>
       </m:oMathPara>
-      <w:bookmarkEnd w:id="288"/>
+      <w:bookmarkEnd w:id="289"/>
     </w:p>
     <w:p>
       <w:pPr>
@@ -18969,7 +19217,7 @@
       <w:pPr>
         <w:pStyle w:val="Textkrper"/>
       </w:pPr>
-      <w:bookmarkStart w:id="289" w:name="eq:sar-topographic-phase-removal-eq11"/>
+      <w:bookmarkStart w:id="290" w:name="eq:sar-topographic-phase-removal-eq11"/>
       <m:oMathPara>
         <m:oMathParaPr>
           <m:jc m:val="center"/>
@@ -19135,10 +19383,10 @@
           </m:d>
         </m:oMath>
       </m:oMathPara>
-      <w:bookmarkEnd w:id="289"/>
-    </w:p>
-    <w:bookmarkEnd w:id="290"/>
-    <w:bookmarkStart w:id="297" w:name="sec:annex-sar-pol-covmat"/>
+      <w:bookmarkEnd w:id="290"/>
+    </w:p>
+    <w:bookmarkEnd w:id="291"/>
+    <w:bookmarkStart w:id="298" w:name="sec:annex-sar-pol-covmat"/>
     <w:p>
       <w:pPr>
         <w:pStyle w:val="berschrift3"/>
@@ -19199,7 +19447,7 @@
       <w:pPr>
         <w:pStyle w:val="Textkrper"/>
       </w:pPr>
-      <w:bookmarkStart w:id="291" w:name="eq:sar-pol-covmat-eq1"/>
+      <w:bookmarkStart w:id="292" w:name="eq:sar-pol-covmat-eq1"/>
       <m:oMathPara>
         <m:oMathParaPr>
           <m:jc m:val="center"/>
@@ -19681,7 +19929,7 @@
           </m:d>
         </m:oMath>
       </m:oMathPara>
-      <w:bookmarkEnd w:id="291"/>
+      <w:bookmarkEnd w:id="292"/>
     </w:p>
     <w:p>
       <w:pPr>
@@ -19707,7 +19955,7 @@
       <w:pPr>
         <w:pStyle w:val="Textkrper"/>
       </w:pPr>
-      <w:bookmarkStart w:id="292" w:name="eq:sar-pol-covmat-eq2"/>
+      <w:bookmarkStart w:id="293" w:name="eq:sar-pol-covmat-eq2"/>
       <m:oMathPara>
         <m:oMathParaPr>
           <m:jc m:val="center"/>
@@ -19929,13 +20177,13 @@
           </m:d>
         </m:oMath>
       </m:oMathPara>
-      <w:bookmarkEnd w:id="292"/>
+      <w:bookmarkEnd w:id="293"/>
     </w:p>
     <w:p>
       <w:pPr>
         <w:pStyle w:val="FirstParagraph"/>
       </w:pPr>
-      <w:bookmarkStart w:id="293" w:name="eq:sar-pol-covmat-eq3"/>
+      <w:bookmarkStart w:id="294" w:name="eq:sar-pol-covmat-eq3"/>
       <m:oMathPara>
         <m:oMathParaPr>
           <m:jc m:val="center"/>
@@ -20157,13 +20405,13 @@
           </m:d>
         </m:oMath>
       </m:oMathPara>
-      <w:bookmarkEnd w:id="293"/>
+      <w:bookmarkEnd w:id="294"/>
     </w:p>
     <w:p>
       <w:pPr>
         <w:pStyle w:val="FirstParagraph"/>
       </w:pPr>
-      <w:bookmarkStart w:id="294" w:name="eq:eq:sar-pol-covmat-eq4"/>
+      <w:bookmarkStart w:id="295" w:name="eq:eq:sar-pol-covmat-eq4"/>
       <m:oMathPara>
         <m:oMathParaPr>
           <m:jc m:val="center"/>
@@ -20385,7 +20633,7 @@
           </m:d>
         </m:oMath>
       </m:oMathPara>
-      <w:bookmarkEnd w:id="294"/>
+      <w:bookmarkEnd w:id="295"/>
     </w:p>
     <w:p>
       <w:pPr>
@@ -20512,7 +20760,7 @@
       <w:pPr>
         <w:pStyle w:val="Textkrper"/>
       </w:pPr>
-      <w:bookmarkStart w:id="295" w:name="eq:sar-pol-covmat-eq5"/>
+      <w:bookmarkStart w:id="296" w:name="eq:sar-pol-covmat-eq5"/>
       <m:oMathPara>
         <m:oMathParaPr>
           <m:jc m:val="center"/>
@@ -21044,7 +21292,7 @@
           </m:d>
         </m:oMath>
       </m:oMathPara>
-      <w:bookmarkEnd w:id="295"/>
+      <w:bookmarkEnd w:id="296"/>
     </w:p>
     <w:p>
       <w:pPr>
@@ -21069,7 +21317,7 @@
       <w:pPr>
         <w:pStyle w:val="Textkrper"/>
       </w:pPr>
-      <w:bookmarkStart w:id="296" w:name="eq:sar-pol-covmat-eq6"/>
+      <w:bookmarkStart w:id="297" w:name="eq:sar-pol-covmat-eq6"/>
       <m:oMathPara>
         <m:oMathParaPr>
           <m:jc m:val="center"/>
@@ -21348,11 +21596,11 @@
           </m:d>
         </m:oMath>
       </m:oMathPara>
-      <w:bookmarkEnd w:id="296"/>
-    </w:p>
-    <w:bookmarkEnd w:id="297"/>
+      <w:bookmarkEnd w:id="297"/>
+    </w:p>
     <w:bookmarkEnd w:id="298"/>
     <w:bookmarkEnd w:id="299"/>
+    <w:bookmarkEnd w:id="300"/>
     <w:sectPr>
       <w:headerReference r:id="rId11" w:type="even"/>
       <w:headerReference r:id="rId10" w:type="default"/>
@@ -21419,7 +21667,7 @@
       </w:r>
     </w:p>
   </w:footnote>
-  <w:footnote w:id="73">
+  <w:footnote w:id="74">
     <w:p>
       <w:pPr>
         <w:pStyle w:val="Funotentext"/>
@@ -21960,6 +22208,9 @@
     <w:abstractNumId w:val="991"/>
   </w:num>
   <w:num w:numId="1002">
+    <w:abstractNumId w:val="991"/>
+  </w:num>
+  <w:num w:numId="1003">
     <w:abstractNumId w:val="99411"/>
     <w:lvlOverride w:ilvl="0">
       <w:startOverride w:val="1"/>
@@ -21988,9 +22239,6 @@
     <w:lvlOverride w:ilvl="8">
       <w:startOverride w:val="1"/>
     </w:lvlOverride>
-  </w:num>
-  <w:num w:numId="1003">
-    <w:abstractNumId w:val="991"/>
   </w:num>
   <w:num w:numId="1004">
     <w:abstractNumId w:val="991"/>
@@ -22068,6 +22316,9 @@
     <w:abstractNumId w:val="991"/>
   </w:num>
   <w:num w:numId="1029">
+    <w:abstractNumId w:val="991"/>
+  </w:num>
+  <w:num w:numId="1030">
     <w:abstractNumId w:val="99411"/>
     <w:lvlOverride w:ilvl="0">
       <w:startOverride w:val="1"/>
@@ -22097,9 +22348,6 @@
       <w:startOverride w:val="1"/>
     </w:lvlOverride>
   </w:num>
-  <w:num w:numId="1030">
-    <w:abstractNumId w:val="991"/>
-  </w:num>
   <w:num w:numId="1031">
     <w:abstractNumId w:val="991"/>
   </w:num>
@@ -22125,6 +22373,9 @@
     <w:abstractNumId w:val="991"/>
   </w:num>
   <w:num w:numId="1039">
+    <w:abstractNumId w:val="991"/>
+  </w:num>
+  <w:num w:numId="1040">
     <w:abstractNumId w:val="99411"/>
     <w:lvlOverride w:ilvl="0">
       <w:startOverride w:val="1"/>
@@ -22153,9 +22404,6 @@
     <w:lvlOverride w:ilvl="8">
       <w:startOverride w:val="1"/>
     </w:lvlOverride>
-  </w:num>
-  <w:num w:numId="1040">
-    <w:abstractNumId w:val="991"/>
   </w:num>
   <w:num w:numId="1041">
     <w:abstractNumId w:val="991"/>
@@ -22203,6 +22451,9 @@
     <w:abstractNumId w:val="991"/>
   </w:num>
   <w:num w:numId="1056">
+    <w:abstractNumId w:val="991"/>
+  </w:num>
+  <w:num w:numId="1057">
     <w:abstractNumId w:val="99411"/>
     <w:lvlOverride w:ilvl="0">
       <w:startOverride w:val="1"/>
@@ -22232,13 +22483,13 @@
       <w:startOverride w:val="1"/>
     </w:lvlOverride>
   </w:num>
-  <w:num w:numId="1057">
-    <w:abstractNumId w:val="991"/>
-  </w:num>
   <w:num w:numId="1058">
     <w:abstractNumId w:val="991"/>
   </w:num>
   <w:num w:numId="1059">
+    <w:abstractNumId w:val="991"/>
+  </w:num>
+  <w:num w:numId="1060">
     <w:abstractNumId w:val="99411"/>
     <w:lvlOverride w:ilvl="0">
       <w:startOverride w:val="1"/>
@@ -22267,9 +22518,6 @@
     <w:lvlOverride w:ilvl="8">
       <w:startOverride w:val="1"/>
     </w:lvlOverride>
-  </w:num>
-  <w:num w:numId="1060">
-    <w:abstractNumId w:val="991"/>
   </w:num>
   <w:num w:numId="1061">
     <w:abstractNumId w:val="991"/>
@@ -22302,6 +22550,9 @@
     <w:abstractNumId w:val="991"/>
   </w:num>
   <w:num w:numId="1071">
+    <w:abstractNumId w:val="991"/>
+  </w:num>
+  <w:num w:numId="1072">
     <w:abstractNumId w:val="99411"/>
     <w:lvlOverride w:ilvl="0">
       <w:startOverride w:val="1"/>
@@ -22331,13 +22582,13 @@
       <w:startOverride w:val="1"/>
     </w:lvlOverride>
   </w:num>
-  <w:num w:numId="1072">
-    <w:abstractNumId w:val="991"/>
-  </w:num>
   <w:num w:numId="1073">
     <w:abstractNumId w:val="991"/>
   </w:num>
   <w:num w:numId="1074">
+    <w:abstractNumId w:val="991"/>
+  </w:num>
+  <w:num w:numId="1075">
     <w:abstractNumId w:val="99411"/>
     <w:lvlOverride w:ilvl="0">
       <w:startOverride w:val="1"/>
@@ -22367,13 +22618,13 @@
       <w:startOverride w:val="1"/>
     </w:lvlOverride>
   </w:num>
-  <w:num w:numId="1075">
-    <w:abstractNumId w:val="991"/>
-  </w:num>
   <w:num w:numId="1076">
     <w:abstractNumId w:val="991"/>
   </w:num>
   <w:num w:numId="1077">
+    <w:abstractNumId w:val="991"/>
+  </w:num>
+  <w:num w:numId="1078">
     <w:abstractNumId w:val="99411"/>
     <w:lvlOverride w:ilvl="0">
       <w:startOverride w:val="1"/>
@@ -22403,9 +22654,6 @@
       <w:startOverride w:val="1"/>
     </w:lvlOverride>
   </w:num>
-  <w:num w:numId="1078">
-    <w:abstractNumId w:val="991"/>
-  </w:num>
   <w:num w:numId="1079">
     <w:abstractNumId w:val="991"/>
   </w:num>
@@ -22419,6 +22667,9 @@
     <w:abstractNumId w:val="991"/>
   </w:num>
   <w:num w:numId="1083">
+    <w:abstractNumId w:val="991"/>
+  </w:num>
+  <w:num w:numId="1084">
     <w:abstractNumId w:val="99411"/>
     <w:lvlOverride w:ilvl="0">
       <w:startOverride w:val="1"/>
@@ -22448,9 +22699,6 @@
       <w:startOverride w:val="1"/>
     </w:lvlOverride>
   </w:num>
-  <w:num w:numId="1084">
-    <w:abstractNumId w:val="991"/>
-  </w:num>
   <w:num w:numId="1085">
     <w:abstractNumId w:val="991"/>
   </w:num>
@@ -22461,6 +22709,9 @@
     <w:abstractNumId w:val="991"/>
   </w:num>
   <w:num w:numId="1088">
+    <w:abstractNumId w:val="991"/>
+  </w:num>
+  <w:num w:numId="1089">
     <w:abstractNumId w:val="99411"/>
     <w:lvlOverride w:ilvl="0">
       <w:startOverride w:val="1"/>
@@ -22490,13 +22741,13 @@
       <w:startOverride w:val="1"/>
     </w:lvlOverride>
   </w:num>
-  <w:num w:numId="1089">
-    <w:abstractNumId w:val="991"/>
-  </w:num>
   <w:num w:numId="1090">
     <w:abstractNumId w:val="991"/>
   </w:num>
   <w:num w:numId="1091">
+    <w:abstractNumId w:val="991"/>
+  </w:num>
+  <w:num w:numId="1092">
     <w:abstractNumId w:val="99411"/>
     <w:lvlOverride w:ilvl="0">
       <w:startOverride w:val="1"/>
@@ -22526,9 +22777,6 @@
       <w:startOverride w:val="1"/>
     </w:lvlOverride>
   </w:num>
-  <w:num w:numId="1092">
-    <w:abstractNumId w:val="991"/>
-  </w:num>
   <w:num w:numId="1093">
     <w:abstractNumId w:val="991"/>
   </w:num>
@@ -22536,6 +22784,9 @@
     <w:abstractNumId w:val="991"/>
   </w:num>
   <w:num w:numId="1095">
+    <w:abstractNumId w:val="991"/>
+  </w:num>
+  <w:num w:numId="1096">
     <w:abstractNumId w:val="99411"/>
     <w:lvlOverride w:ilvl="0">
       <w:startOverride w:val="1"/>

--- a/latest/NRB.docx
+++ b/latest/NRB.docx
@@ -828,7 +828,7 @@
         <w:t xml:space="preserve"> </w:t>
       </w:r>
       <w:r>
-        <w:t xml:space="preserve">1.2-draft</w:t>
+        <w:t xml:space="preserve">1.1.0-draft</w:t>
       </w:r>
     </w:p>
     <w:p>

--- a/latest/NRB.docx
+++ b/latest/NRB.docx
@@ -1320,6 +1320,22 @@
       </w:pPr>
       <w:r>
         <w:t xml:space="preserve">Ocean Radar Backscatter</w:t>
+      </w:r>
+    </w:p>
+    <w:p>
+      <w:pPr>
+        <w:pStyle w:val="DefinitionTerm"/>
+      </w:pPr>
+      <w:r>
+        <w:t xml:space="preserve">PFS</w:t>
+      </w:r>
+    </w:p>
+    <w:p>
+      <w:pPr>
+        <w:pStyle w:val="Definition"/>
+      </w:pPr>
+      <w:r>
+        <w:t xml:space="preserve">Product Family Specification</w:t>
       </w:r>
     </w:p>
     <w:p>

--- a/latest/NRB.docx
+++ b/latest/NRB.docx
@@ -154,7 +154,7 @@
         </w:numPr>
       </w:pPr>
       <w:r>
-        <w:t xml:space="preserve">Document history has ben reset. Check the previous versions for details</w:t>
+        <w:t xml:space="preserve">Document history has been reset. Check the previous versions for details</w:t>
       </w:r>
     </w:p>
     <w:p>
@@ -346,7 +346,7 @@
         <w:t xml:space="preserve"> </w:t>
       </w:r>
       <w:r>
-        <w:t xml:space="preserve">Migration to the new CEOS-ARD building block.</w:t>
+        <w:t xml:space="preserve">Migration to building blocks.</w:t>
       </w:r>
     </w:p>
     <w:p>
@@ -1683,7 +1683,7 @@
         <w:t xml:space="preserve">suitability of the dataset, and must meet the requirements listed below.</w:t>
       </w:r>
     </w:p>
-    <w:bookmarkStart w:id="35" w:name="sec:meta-trcsar"/>
+    <w:bookmarkStart w:id="35" w:name="sec:meta-trace-sar"/>
     <w:p>
       <w:pPr>
         <w:pStyle w:val="berschrift4"/>
@@ -1715,7 +1715,7 @@
         <w:rPr>
           <w:rStyle w:val="VerbatimChar"/>
         </w:rPr>
-        <w:t xml:space="preserve">meta-trcsar</w:t>
+        <w:t xml:space="preserve">meta-trace-sar</w:t>
       </w:r>
     </w:p>
     <w:bookmarkStart w:id="32" w:name="threshold-requirements"/>
@@ -1778,7 +1778,7 @@
       <w:r>
         <w:t xml:space="preserve">“</w:t>
       </w:r>
-      <w:hyperlink w:anchor="sec:rcm-rmasar">
+      <w:hyperlink w:anchor="sec:rcm-radacc-sar">
         <w:r>
           <w:rPr>
             <w:rStyle w:val="Hyperlink"/>
@@ -1872,7 +1872,7 @@
     </w:p>
     <w:bookmarkEnd w:id="34"/>
     <w:bookmarkEnd w:id="35"/>
-    <w:bookmarkStart w:id="39" w:name="sec:meta-mrdsar"/>
+    <w:bookmarkStart w:id="39" w:name="sec:meta-memare-sar"/>
     <w:p>
       <w:pPr>
         <w:pStyle w:val="berschrift4"/>
@@ -1904,7 +1904,7 @@
         <w:rPr>
           <w:rStyle w:val="VerbatimChar"/>
         </w:rPr>
-        <w:t xml:space="preserve">meta-mrdsar</w:t>
+        <w:t xml:space="preserve">meta-memare-sar</w:t>
       </w:r>
     </w:p>
     <w:bookmarkStart w:id="36" w:name="threshold-requirements-1"/>
@@ -2009,7 +2009,7 @@
     </w:p>
     <w:bookmarkEnd w:id="38"/>
     <w:bookmarkEnd w:id="39"/>
-    <w:bookmarkStart w:id="43" w:name="sec:meta-prdtyp"/>
+    <w:bookmarkStart w:id="43" w:name="sec:meta-protype"/>
     <w:p>
       <w:pPr>
         <w:pStyle w:val="berschrift4"/>
@@ -2041,7 +2041,7 @@
         <w:rPr>
           <w:rStyle w:val="VerbatimChar"/>
         </w:rPr>
-        <w:t xml:space="preserve">meta-prdtyp</w:t>
+        <w:t xml:space="preserve">meta-protype</w:t>
       </w:r>
     </w:p>
     <w:bookmarkStart w:id="40" w:name="threshold-requirements-2"/>
@@ -2289,7 +2289,7 @@
     </w:p>
     <w:bookmarkEnd w:id="46"/>
     <w:bookmarkEnd w:id="47"/>
-    <w:bookmarkStart w:id="51" w:name="sec:meta-timsar"/>
+    <w:bookmarkStart w:id="51" w:name="sec:meta-time-sar"/>
     <w:p>
       <w:pPr>
         <w:pStyle w:val="berschrift4"/>
@@ -2321,7 +2321,7 @@
         <w:rPr>
           <w:rStyle w:val="VerbatimChar"/>
         </w:rPr>
-        <w:t xml:space="preserve">meta-timsar</w:t>
+        <w:t xml:space="preserve">meta-time-sar</w:t>
       </w:r>
     </w:p>
     <w:bookmarkStart w:id="48" w:name="threshold-requirements-4"/>
@@ -2355,7 +2355,7 @@
       <w:r>
         <w:t xml:space="preserve">“</w:t>
       </w:r>
-      <w:hyperlink w:anchor="sec:pxl-ppacqd">
+      <w:hyperlink w:anchor="sec:pxl-pacqid">
         <w:r>
           <w:rPr>
             <w:rStyle w:val="Hyperlink"/>
@@ -2503,7 +2503,7 @@
         <w:t xml:space="preserve">This may be one or mutliple acquisitions.</w:t>
       </w:r>
     </w:p>
-    <w:bookmarkStart w:id="56" w:name="sec:src-acqid"/>
+    <w:bookmarkStart w:id="56" w:name="sec:src-macqid"/>
     <w:p>
       <w:pPr>
         <w:pStyle w:val="berschrift4"/>
@@ -2535,7 +2535,7 @@
         <w:rPr>
           <w:rStyle w:val="VerbatimChar"/>
         </w:rPr>
-        <w:t xml:space="preserve">src-acqid</w:t>
+        <w:t xml:space="preserve">src-macqid</w:t>
       </w:r>
     </w:p>
     <w:bookmarkStart w:id="53" w:name="threshold-requirements-5"/>
@@ -2643,7 +2643,7 @@
     </w:p>
     <w:bookmarkEnd w:id="55"/>
     <w:bookmarkEnd w:id="56"/>
-    <w:bookmarkStart w:id="60" w:name="sec:src-dacsrc"/>
+    <w:bookmarkStart w:id="60" w:name="sec:src-daccess-src"/>
     <w:p>
       <w:pPr>
         <w:pStyle w:val="berschrift4"/>
@@ -2675,7 +2675,7 @@
         <w:rPr>
           <w:rStyle w:val="VerbatimChar"/>
         </w:rPr>
-        <w:t xml:space="preserve">src-dacsrc</w:t>
+        <w:t xml:space="preserve">src-daccess-src</w:t>
       </w:r>
     </w:p>
     <w:bookmarkStart w:id="57" w:name="threshold-requirements-6"/>
@@ -2780,7 +2780,7 @@
     </w:p>
     <w:bookmarkEnd w:id="59"/>
     <w:bookmarkEnd w:id="60"/>
-    <w:bookmarkStart w:id="65" w:name="sec:src-inssar"/>
+    <w:bookmarkStart w:id="65" w:name="sec:src-instru-sar"/>
     <w:p>
       <w:pPr>
         <w:pStyle w:val="berschrift4"/>
@@ -2812,7 +2812,7 @@
         <w:rPr>
           <w:rStyle w:val="VerbatimChar"/>
         </w:rPr>
-        <w:t xml:space="preserve">src-inssar</w:t>
+        <w:t xml:space="preserve">src-instru-sar</w:t>
       </w:r>
     </w:p>
     <w:bookmarkStart w:id="61" w:name="threshold-requirements-7"/>
@@ -2958,7 +2958,7 @@
     </w:p>
     <w:bookmarkEnd w:id="64"/>
     <w:bookmarkEnd w:id="65"/>
-    <w:bookmarkStart w:id="69" w:name="sec:src-timsrc"/>
+    <w:bookmarkStart w:id="69" w:name="sec:src-time-src"/>
     <w:p>
       <w:pPr>
         <w:pStyle w:val="berschrift4"/>
@@ -2990,7 +2990,7 @@
         <w:rPr>
           <w:rStyle w:val="VerbatimChar"/>
         </w:rPr>
-        <w:t xml:space="preserve">src-timsrc</w:t>
+        <w:t xml:space="preserve">src-time-src</w:t>
       </w:r>
     </w:p>
     <w:bookmarkStart w:id="66" w:name="threshold-requirements-8"/>
@@ -3513,7 +3513,7 @@
     </w:p>
     <w:bookmarkEnd w:id="77"/>
     <w:bookmarkEnd w:id="78"/>
-    <w:bookmarkStart w:id="82" w:name="sec:src-prcpar"/>
+    <w:bookmarkStart w:id="82" w:name="sec:src-propar"/>
     <w:p>
       <w:pPr>
         <w:pStyle w:val="berschrift4"/>
@@ -3545,7 +3545,7 @@
         <w:rPr>
           <w:rStyle w:val="VerbatimChar"/>
         </w:rPr>
-        <w:t xml:space="preserve">src-prcpar</w:t>
+        <w:t xml:space="preserve">src-propar</w:t>
       </w:r>
     </w:p>
     <w:bookmarkStart w:id="79" w:name="threshold-requirements-11"/>
@@ -3734,7 +3734,7 @@
     </w:p>
     <w:bookmarkEnd w:id="81"/>
     <w:bookmarkEnd w:id="82"/>
-    <w:bookmarkStart w:id="86" w:name="sec:src-imgatt"/>
+    <w:bookmarkStart w:id="86" w:name="sec:src-imgatt-sar"/>
     <w:p>
       <w:pPr>
         <w:pStyle w:val="berschrift4"/>
@@ -3766,7 +3766,7 @@
         <w:rPr>
           <w:rStyle w:val="VerbatimChar"/>
         </w:rPr>
-        <w:t xml:space="preserve">src-imgatt</w:t>
+        <w:t xml:space="preserve">src-imgatt-sar</w:t>
       </w:r>
     </w:p>
     <w:bookmarkStart w:id="83" w:name="threshold-requirements-12"/>
@@ -3955,7 +3955,7 @@
     </w:p>
     <w:bookmarkEnd w:id="85"/>
     <w:bookmarkEnd w:id="86"/>
-    <w:bookmarkStart w:id="90" w:name="sec:src-scasar"/>
+    <w:bookmarkStart w:id="90" w:name="sec:src-sencal-sar"/>
     <w:p>
       <w:pPr>
         <w:pStyle w:val="berschrift4"/>
@@ -3987,7 +3987,7 @@
         <w:rPr>
           <w:rStyle w:val="VerbatimChar"/>
         </w:rPr>
-        <w:t xml:space="preserve">src-scasar</w:t>
+        <w:t xml:space="preserve">src-sencal-sar</w:t>
       </w:r>
     </w:p>
     <w:bookmarkStart w:id="87" w:name="threshold-requirements-13"/>
@@ -4101,7 +4101,7 @@
     </w:p>
     <w:bookmarkEnd w:id="89"/>
     <w:bookmarkEnd w:id="90"/>
-    <w:bookmarkStart w:id="94" w:name="sec:src-prfind"/>
+    <w:bookmarkStart w:id="94" w:name="sec:src-perfind"/>
     <w:p>
       <w:pPr>
         <w:pStyle w:val="berschrift4"/>
@@ -4133,7 +4133,7 @@
         <w:rPr>
           <w:rStyle w:val="VerbatimChar"/>
         </w:rPr>
-        <w:t xml:space="preserve">src-prfind</w:t>
+        <w:t xml:space="preserve">src-perfind</w:t>
       </w:r>
     </w:p>
     <w:bookmarkStart w:id="91" w:name="threshold-requirements-14"/>
@@ -4344,7 +4344,7 @@
     </w:p>
     <w:bookmarkEnd w:id="93"/>
     <w:bookmarkEnd w:id="94"/>
-    <w:bookmarkStart w:id="98" w:name="sec:src-polcal"/>
+    <w:bookmarkStart w:id="98" w:name="sec:src-polcalm"/>
     <w:p>
       <w:pPr>
         <w:pStyle w:val="berschrift4"/>
@@ -4376,7 +4376,7 @@
         <w:rPr>
           <w:rStyle w:val="VerbatimChar"/>
         </w:rPr>
-        <w:t xml:space="preserve">src-polcal</w:t>
+        <w:t xml:space="preserve">src-polcalm</w:t>
       </w:r>
     </w:p>
     <w:bookmarkStart w:id="95" w:name="threshold-requirements-15"/>
@@ -4484,7 +4484,7 @@
     </w:p>
     <w:bookmarkEnd w:id="97"/>
     <w:bookmarkEnd w:id="98"/>
-    <w:bookmarkStart w:id="102" w:name="sec:src-mfrang"/>
+    <w:bookmarkStart w:id="102" w:name="sec:src-farotan"/>
     <w:p>
       <w:pPr>
         <w:pStyle w:val="berschrift4"/>
@@ -4516,7 +4516,7 @@
         <w:rPr>
           <w:rStyle w:val="VerbatimChar"/>
         </w:rPr>
-        <w:t xml:space="preserve">src-mfrang</w:t>
+        <w:t xml:space="preserve">src-farotan</w:t>
       </w:r>
     </w:p>
     <w:bookmarkStart w:id="99" w:name="threshold-requirements-16"/>
@@ -4802,7 +4802,7 @@
         <w:t xml:space="preserve">Information related to the CEOS-ARD product generation procedure and geographic parameters.</w:t>
       </w:r>
     </w:p>
-    <w:bookmarkStart w:id="111" w:name="sec:prd-dacprd"/>
+    <w:bookmarkStart w:id="111" w:name="sec:prd-daccess-prod"/>
     <w:p>
       <w:pPr>
         <w:pStyle w:val="berschrift4"/>
@@ -4834,7 +4834,7 @@
         <w:rPr>
           <w:rStyle w:val="VerbatimChar"/>
         </w:rPr>
-        <w:t xml:space="preserve">prd-dacprd</w:t>
+        <w:t xml:space="preserve">prd-daccess-prod</w:t>
       </w:r>
     </w:p>
     <w:bookmarkStart w:id="108" w:name="threshold-requirements-18"/>
@@ -4987,7 +4987,7 @@
     </w:p>
     <w:bookmarkEnd w:id="110"/>
     <w:bookmarkEnd w:id="111"/>
-    <w:bookmarkStart w:id="115" w:name="sec:prd-auxdat"/>
+    <w:bookmarkStart w:id="115" w:name="sec:prd-auxdat-sar"/>
     <w:p>
       <w:pPr>
         <w:pStyle w:val="berschrift4"/>
@@ -5019,7 +5019,7 @@
         <w:rPr>
           <w:rStyle w:val="VerbatimChar"/>
         </w:rPr>
-        <w:t xml:space="preserve">prd-auxdat</w:t>
+        <w:t xml:space="preserve">prd-auxdat-sar</w:t>
       </w:r>
     </w:p>
     <w:bookmarkStart w:id="112" w:name="threshold-requirements-19"/>
@@ -5065,7 +5065,7 @@
         <w:pStyle w:val="Textkrper"/>
       </w:pPr>
       <w:r>
-        <w:t xml:space="preserve">Notes:</w:t>
+        <w:t xml:space="preserve">Note:</w:t>
       </w:r>
     </w:p>
     <w:p>
@@ -5147,7 +5147,7 @@
     </w:p>
     <w:bookmarkEnd w:id="114"/>
     <w:bookmarkEnd w:id="115"/>
-    <w:bookmarkStart w:id="119" w:name="sec:prd-smpspc"/>
+    <w:bookmarkStart w:id="119" w:name="sec:prd-samspa"/>
     <w:p>
       <w:pPr>
         <w:pStyle w:val="berschrift4"/>
@@ -5179,7 +5179,7 @@
         <w:rPr>
           <w:rStyle w:val="VerbatimChar"/>
         </w:rPr>
-        <w:t xml:space="preserve">prd-smpspc</w:t>
+        <w:t xml:space="preserve">prd-samspa</w:t>
       </w:r>
     </w:p>
     <w:bookmarkStart w:id="116" w:name="threshold-requirements-20"/>
@@ -5615,7 +5615,7 @@
     </w:p>
     <w:bookmarkEnd w:id="126"/>
     <w:bookmarkEnd w:id="127"/>
-    <w:bookmarkStart w:id="131" w:name="sec:prd-spkflt"/>
+    <w:bookmarkStart w:id="131" w:name="sec:prd-spekfil"/>
     <w:p>
       <w:pPr>
         <w:pStyle w:val="berschrift4"/>
@@ -5647,7 +5647,7 @@
         <w:rPr>
           <w:rStyle w:val="VerbatimChar"/>
         </w:rPr>
-        <w:t xml:space="preserve">prd-spkflt</w:t>
+        <w:t xml:space="preserve">prd-spekfil</w:t>
       </w:r>
     </w:p>
     <w:bookmarkStart w:id="128" w:name="threshold-requirements-23"/>
@@ -5823,7 +5823,7 @@
     </w:p>
     <w:bookmarkEnd w:id="130"/>
     <w:bookmarkEnd w:id="131"/>
-    <w:bookmarkStart w:id="135" w:name="sec:prd-geobx"/>
+    <w:bookmarkStart w:id="135" w:name="sec:prd-geobbox"/>
     <w:p>
       <w:pPr>
         <w:pStyle w:val="berschrift4"/>
@@ -5855,7 +5855,7 @@
         <w:rPr>
           <w:rStyle w:val="VerbatimChar"/>
         </w:rPr>
-        <w:t xml:space="preserve">prd-geobx</w:t>
+        <w:t xml:space="preserve">prd-geobbox</w:t>
       </w:r>
     </w:p>
     <w:bookmarkStart w:id="132" w:name="threshold-requirements-24"/>
@@ -5883,7 +5883,7 @@
       <w:r>
         <w:t xml:space="preserve">“</w:t>
       </w:r>
-      <w:hyperlink w:anchor="sec:prd-crs">
+      <w:hyperlink w:anchor="sec:prd-crs-sar">
         <w:r>
           <w:rPr>
             <w:rStyle w:val="Hyperlink"/>
@@ -5903,7 +5903,7 @@
         <w:pStyle w:val="Textkrper"/>
       </w:pPr>
       <w:r>
-        <w:t xml:space="preserve">Notes:</w:t>
+        <w:t xml:space="preserve">Note:</w:t>
       </w:r>
     </w:p>
     <w:p>
@@ -6006,7 +6006,7 @@
     </w:p>
     <w:bookmarkEnd w:id="134"/>
     <w:bookmarkEnd w:id="135"/>
-    <w:bookmarkStart w:id="139" w:name="sec:prd-geoare"/>
+    <w:bookmarkStart w:id="139" w:name="sec:prd-geoarea-sar"/>
     <w:p>
       <w:pPr>
         <w:pStyle w:val="berschrift4"/>
@@ -6038,7 +6038,7 @@
         <w:rPr>
           <w:rStyle w:val="VerbatimChar"/>
         </w:rPr>
-        <w:t xml:space="preserve">prd-geoare</w:t>
+        <w:t xml:space="preserve">prd-geoarea-sar</w:t>
       </w:r>
     </w:p>
     <w:bookmarkStart w:id="136" w:name="threshold-requirements-25"/>
@@ -6146,7 +6146,7 @@
     </w:p>
     <w:bookmarkEnd w:id="138"/>
     <w:bookmarkEnd w:id="139"/>
-    <w:bookmarkStart w:id="143" w:name="sec:prd-imgsiz"/>
+    <w:bookmarkStart w:id="143" w:name="sec:prd-imgsize"/>
     <w:p>
       <w:pPr>
         <w:pStyle w:val="berschrift4"/>
@@ -6178,7 +6178,7 @@
         <w:rPr>
           <w:rStyle w:val="VerbatimChar"/>
         </w:rPr>
-        <w:t xml:space="preserve">prd-imgsiz</w:t>
+        <w:t xml:space="preserve">prd-imgsize</w:t>
       </w:r>
     </w:p>
     <w:bookmarkStart w:id="140" w:name="threshold-requirements-26"/>
@@ -6334,7 +6334,7 @@
     </w:p>
     <w:bookmarkEnd w:id="142"/>
     <w:bookmarkEnd w:id="143"/>
-    <w:bookmarkStart w:id="147" w:name="sec:prd-pxconv"/>
+    <w:bookmarkStart w:id="147" w:name="sec:prd-pixcoco"/>
     <w:p>
       <w:pPr>
         <w:pStyle w:val="berschrift4"/>
@@ -6366,7 +6366,7 @@
         <w:rPr>
           <w:rStyle w:val="VerbatimChar"/>
         </w:rPr>
-        <w:t xml:space="preserve">prd-pxconv</w:t>
+        <w:t xml:space="preserve">prd-pixcoco</w:t>
       </w:r>
     </w:p>
     <w:bookmarkStart w:id="144" w:name="threshold-requirements-27"/>
@@ -6480,7 +6480,7 @@
     </w:p>
     <w:bookmarkEnd w:id="146"/>
     <w:bookmarkEnd w:id="147"/>
-    <w:bookmarkStart w:id="151" w:name="sec:prd-crs"/>
+    <w:bookmarkStart w:id="151" w:name="sec:prd-crs-sar"/>
     <w:p>
       <w:pPr>
         <w:pStyle w:val="berschrift4"/>
@@ -6512,7 +6512,7 @@
         <w:rPr>
           <w:rStyle w:val="VerbatimChar"/>
         </w:rPr>
-        <w:t xml:space="preserve">prd-crs</w:t>
+        <w:t xml:space="preserve">prd-crs-sar</w:t>
       </w:r>
     </w:p>
     <w:bookmarkStart w:id="148" w:name="threshold-requirements-28"/>
@@ -6626,7 +6626,7 @@
     </w:p>
     <w:bookmarkEnd w:id="150"/>
     <w:bookmarkEnd w:id="151"/>
-    <w:bookmarkStart w:id="155" w:name="sec:prd-orbnrp"/>
+    <w:bookmarkStart w:id="155" w:name="sec:prd-reorbit-nrb-pol"/>
     <w:p>
       <w:pPr>
         <w:pStyle w:val="berschrift4"/>
@@ -6658,7 +6658,7 @@
         <w:rPr>
           <w:rStyle w:val="VerbatimChar"/>
         </w:rPr>
-        <w:t xml:space="preserve">prd-orbnrp</w:t>
+        <w:t xml:space="preserve">prd-reorbit-nrb-pol</w:t>
       </w:r>
     </w:p>
     <w:p>
@@ -6679,7 +6679,7 @@
         </w:rPr>
         <w:t xml:space="preserve">“</w:t>
       </w:r>
-      <w:hyperlink w:anchor="sec:rcm-fltphs">
+      <w:hyperlink w:anchor="sec:rcm-flapha">
         <w:r>
           <w:rPr>
             <w:rStyle w:val="Hyperlink"/>
@@ -6846,16 +6846,32 @@
         <w:t xml:space="preserve"> </w:t>
       </w:r>
       <w:r>
-        <w:t xml:space="preserve">Whether the metadata are provided in a single record relevant to all pixels or separately for each pixel is at the discretion of the data provider.</w:t>
-      </w:r>
-      <w:r>
-        <w:t xml:space="preserve"> </w:t>
-      </w:r>
-      <w:r>
-        <w:t xml:space="preserve">Per-pixel metadata should allow users to discriminate between (choose) observations on the basis of their individual suitability for applications.</w:t>
-      </w:r>
-    </w:p>
-    <w:bookmarkStart w:id="160" w:name="sec:pxl-cldopt"/>
+        <w:t xml:space="preserve">Whether the metadata is provided in a single record relevant to all pixels, or separately for each pixel, is at the discretion of the data provider.</w:t>
+      </w:r>
+      <w:r>
+        <w:t xml:space="preserve"> </w:t>
+      </w:r>
+      <w:r>
+        <w:t xml:space="preserve">Per-pixel metadata should allow users to</w:t>
+      </w:r>
+      <w:r>
+        <w:t xml:space="preserve"> </w:t>
+      </w:r>
+      <w:r>
+        <w:rPr>
+          <w:b/>
+          <w:bCs/>
+        </w:rPr>
+        <w:t xml:space="preserve">discriminate between</w:t>
+      </w:r>
+      <w:r>
+        <w:t xml:space="preserve"> </w:t>
+      </w:r>
+      <w:r>
+        <w:t xml:space="preserve">(choose) observations on the basis of their individual suitability for application.</w:t>
+      </w:r>
+    </w:p>
+    <w:bookmarkStart w:id="160" w:name="sec:pxl-cngform"/>
     <w:p>
       <w:pPr>
         <w:pStyle w:val="berschrift4"/>
@@ -6887,7 +6903,7 @@
         <w:rPr>
           <w:rStyle w:val="VerbatimChar"/>
         </w:rPr>
-        <w:t xml:space="preserve">pxl-cldopt</w:t>
+        <w:t xml:space="preserve">pxl-cngform</w:t>
       </w:r>
     </w:p>
     <w:bookmarkStart w:id="157" w:name="threshold-requirements-30"/>
@@ -6995,7 +7011,7 @@
     </w:p>
     <w:bookmarkEnd w:id="159"/>
     <w:bookmarkEnd w:id="160"/>
-    <w:bookmarkStart w:id="164" w:name="sec:pxl-mrdsar"/>
+    <w:bookmarkStart w:id="164" w:name="sec:pxl-memare-sar"/>
     <w:p>
       <w:pPr>
         <w:pStyle w:val="berschrift4"/>
@@ -7027,7 +7043,7 @@
         <w:rPr>
           <w:rStyle w:val="VerbatimChar"/>
         </w:rPr>
-        <w:t xml:space="preserve">pxl-mrdsar</w:t>
+        <w:t xml:space="preserve">pxl-memare-sar</w:t>
       </w:r>
     </w:p>
     <w:bookmarkStart w:id="161" w:name="threshold-requirements-31"/>
@@ -7132,7 +7148,7 @@
     </w:p>
     <w:bookmarkEnd w:id="163"/>
     <w:bookmarkEnd w:id="164"/>
-    <w:bookmarkStart w:id="168" w:name="sec:pxl-ppmask"/>
+    <w:bookmarkStart w:id="168" w:name="sec:pxl-damaski"/>
     <w:p>
       <w:pPr>
         <w:pStyle w:val="berschrift4"/>
@@ -7164,7 +7180,7 @@
         <w:rPr>
           <w:rStyle w:val="VerbatimChar"/>
         </w:rPr>
-        <w:t xml:space="preserve">pxl-ppmask</w:t>
+        <w:t xml:space="preserve">pxl-damaski</w:t>
       </w:r>
     </w:p>
     <w:bookmarkStart w:id="165" w:name="threshold-requirements-32"/>
@@ -7457,7 +7473,7 @@
     </w:p>
     <w:bookmarkEnd w:id="167"/>
     <w:bookmarkEnd w:id="168"/>
-    <w:bookmarkStart w:id="172" w:name="sec:pxl-ppscta"/>
+    <w:bookmarkStart w:id="172" w:name="sec:pxl-piscata"/>
     <w:p>
       <w:pPr>
         <w:pStyle w:val="berschrift4"/>
@@ -7489,7 +7505,7 @@
         <w:rPr>
           <w:rStyle w:val="VerbatimChar"/>
         </w:rPr>
-        <w:t xml:space="preserve">pxl-ppscta</w:t>
+        <w:t xml:space="preserve">pxl-piscata</w:t>
       </w:r>
     </w:p>
     <w:p>
@@ -7763,7 +7779,7 @@
     </w:p>
     <w:bookmarkEnd w:id="171"/>
     <w:bookmarkEnd w:id="172"/>
-    <w:bookmarkStart w:id="176" w:name="sec:pxl-pplia"/>
+    <w:bookmarkStart w:id="176" w:name="sec:pxl-ploinca"/>
     <w:p>
       <w:pPr>
         <w:pStyle w:val="berschrift4"/>
@@ -7795,7 +7811,7 @@
         <w:rPr>
           <w:rStyle w:val="VerbatimChar"/>
         </w:rPr>
-        <w:t xml:space="preserve">pxl-pplia</w:t>
+        <w:t xml:space="preserve">pxl-ploinca</w:t>
       </w:r>
     </w:p>
     <w:bookmarkStart w:id="173" w:name="threshold-requirements-34"/>
@@ -7888,7 +7904,7 @@
         <w:pStyle w:val="FirstParagraph"/>
       </w:pPr>
       <w:r>
-        <w:t xml:space="preserve">Notes:</w:t>
+        <w:t xml:space="preserve">Note:</w:t>
       </w:r>
     </w:p>
     <w:p>
@@ -7991,7 +8007,7 @@
     </w:p>
     <w:bookmarkEnd w:id="175"/>
     <w:bookmarkEnd w:id="176"/>
-    <w:bookmarkStart w:id="180" w:name="sec:pxl-ppelia"/>
+    <w:bookmarkStart w:id="180" w:name="sec:pxl-pelinca"/>
     <w:p>
       <w:pPr>
         <w:pStyle w:val="berschrift4"/>
@@ -8023,7 +8039,7 @@
         <w:rPr>
           <w:rStyle w:val="VerbatimChar"/>
         </w:rPr>
-        <w:t xml:space="preserve">pxl-ppelia</w:t>
+        <w:t xml:space="preserve">pxl-pelinca</w:t>
       </w:r>
     </w:p>
     <w:bookmarkStart w:id="177" w:name="threshold-requirements-35"/>
@@ -8149,7 +8165,7 @@
         <w:pStyle w:val="FirstParagraph"/>
       </w:pPr>
       <w:r>
-        <w:t xml:space="preserve">Notes:</w:t>
+        <w:t xml:space="preserve">Note:</w:t>
       </w:r>
     </w:p>
     <w:p>
@@ -8231,7 +8247,7 @@
     </w:p>
     <w:bookmarkEnd w:id="179"/>
     <w:bookmarkEnd w:id="180"/>
-    <w:bookmarkStart w:id="184" w:name="sec:pxl-ppnspw"/>
+    <w:bookmarkStart w:id="184" w:name="sec:pxl-pinopow"/>
     <w:p>
       <w:pPr>
         <w:pStyle w:val="berschrift4"/>
@@ -8263,7 +8279,7 @@
         <w:rPr>
           <w:rStyle w:val="VerbatimChar"/>
         </w:rPr>
-        <w:t xml:space="preserve">pxl-ppnspw</w:t>
+        <w:t xml:space="preserve">pxl-pinopow</w:t>
       </w:r>
     </w:p>
     <w:bookmarkStart w:id="181" w:name="threshold-requirements-36"/>
@@ -8565,7 +8581,7 @@
     </w:p>
     <w:bookmarkEnd w:id="183"/>
     <w:bookmarkEnd w:id="184"/>
-    <w:bookmarkStart w:id="188" w:name="sec:pxl-ppgmsg"/>
+    <w:bookmarkStart w:id="188" w:name="sec:pxl-gasiri"/>
     <w:p>
       <w:pPr>
         <w:pStyle w:val="berschrift4"/>
@@ -8597,7 +8613,7 @@
         <w:rPr>
           <w:rStyle w:val="VerbatimChar"/>
         </w:rPr>
-        <w:t xml:space="preserve">pxl-ppgmsg</w:t>
+        <w:t xml:space="preserve">pxl-gasiri</w:t>
       </w:r>
     </w:p>
     <w:bookmarkStart w:id="185" w:name="threshold-requirements-37"/>
@@ -8838,7 +8854,7 @@
     </w:p>
     <w:bookmarkEnd w:id="187"/>
     <w:bookmarkEnd w:id="188"/>
-    <w:bookmarkStart w:id="192" w:name="sec:pxl-ppacqd"/>
+    <w:bookmarkStart w:id="192" w:name="sec:pxl-pacqid"/>
     <w:p>
       <w:pPr>
         <w:pStyle w:val="berschrift4"/>
@@ -8870,7 +8886,7 @@
         <w:rPr>
           <w:rStyle w:val="VerbatimChar"/>
         </w:rPr>
-        <w:t xml:space="preserve">pxl-ppacqd</w:t>
+        <w:t xml:space="preserve">pxl-pacqid</w:t>
       </w:r>
     </w:p>
     <w:bookmarkStart w:id="189" w:name="threshold-requirements-38"/>
@@ -8912,7 +8928,7 @@
       <w:r>
         <w:t xml:space="preserve">“</w:t>
       </w:r>
-      <w:hyperlink w:anchor="sec:src-acqid">
+      <w:hyperlink w:anchor="sec:src-macqid">
         <w:r>
           <w:rPr>
             <w:rStyle w:val="Hyperlink"/>
@@ -9102,7 +9118,7 @@
     </w:p>
     <w:bookmarkEnd w:id="191"/>
     <w:bookmarkEnd w:id="192"/>
-    <w:bookmarkStart w:id="196" w:name="sec:pxl-ppdem"/>
+    <w:bookmarkStart w:id="196" w:name="sec:pxl-pidem"/>
     <w:p>
       <w:pPr>
         <w:pStyle w:val="berschrift4"/>
@@ -9134,7 +9150,7 @@
         <w:rPr>
           <w:rStyle w:val="VerbatimChar"/>
         </w:rPr>
-        <w:t xml:space="preserve">pxl-ppdem</w:t>
+        <w:t xml:space="preserve">pxl-pidem</w:t>
       </w:r>
     </w:p>
     <w:bookmarkStart w:id="193" w:name="threshold-requirements-39"/>
@@ -9356,7 +9372,7 @@
         <w:t xml:space="preserve">The requirements below must be met for all pixels/samples/observations in a collection.</w:t>
       </w:r>
     </w:p>
-    <w:bookmarkStart w:id="201" w:name="sec:rcm-cldopt"/>
+    <w:bookmarkStart w:id="201" w:name="sec:rcm-cngform"/>
     <w:p>
       <w:pPr>
         <w:pStyle w:val="berschrift4"/>
@@ -9388,7 +9404,7 @@
         <w:rPr>
           <w:rStyle w:val="VerbatimChar"/>
         </w:rPr>
-        <w:t xml:space="preserve">rcm-cldopt</w:t>
+        <w:t xml:space="preserve">rcm-cngform</w:t>
       </w:r>
     </w:p>
     <w:bookmarkStart w:id="198" w:name="threshold-requirements-40"/>
@@ -9496,7 +9512,7 @@
     </w:p>
     <w:bookmarkEnd w:id="200"/>
     <w:bookmarkEnd w:id="201"/>
-    <w:bookmarkStart w:id="205" w:name="sec:rcm-bsnrb"/>
+    <w:bookmarkStart w:id="205" w:name="sec:rcm-backsca-nrb"/>
     <w:p>
       <w:pPr>
         <w:pStyle w:val="berschrift4"/>
@@ -9528,7 +9544,7 @@
         <w:rPr>
           <w:rStyle w:val="VerbatimChar"/>
         </w:rPr>
-        <w:t xml:space="preserve">rcm-bsnrb</w:t>
+        <w:t xml:space="preserve">rcm-backsca-nrb</w:t>
       </w:r>
     </w:p>
     <w:bookmarkStart w:id="202" w:name="threshold-requirements-41"/>
@@ -9673,7 +9689,7 @@
         <w:pStyle w:val="FirstParagraph"/>
       </w:pPr>
       <w:r>
-        <w:t xml:space="preserve">Notes:</w:t>
+        <w:t xml:space="preserve">Note:</w:t>
       </w:r>
     </w:p>
     <w:p>
@@ -9776,7 +9792,7 @@
     </w:p>
     <w:bookmarkEnd w:id="204"/>
     <w:bookmarkEnd w:id="205"/>
-    <w:bookmarkStart w:id="209" w:name="sec:rcm-sclcnv"/>
+    <w:bookmarkStart w:id="209" w:name="sec:rcm-scaconv"/>
     <w:p>
       <w:pPr>
         <w:pStyle w:val="berschrift4"/>
@@ -9808,7 +9824,7 @@
         <w:rPr>
           <w:rStyle w:val="VerbatimChar"/>
         </w:rPr>
-        <w:t xml:space="preserve">rcm-sclcnv</w:t>
+        <w:t xml:space="preserve">rcm-scaconv</w:t>
       </w:r>
     </w:p>
     <w:bookmarkStart w:id="206" w:name="threshold-requirements-42"/>
@@ -9913,7 +9929,7 @@
     </w:p>
     <w:bookmarkEnd w:id="208"/>
     <w:bookmarkEnd w:id="209"/>
-    <w:bookmarkStart w:id="213" w:name="sec:rcm-nzrmvl"/>
+    <w:bookmarkStart w:id="213" w:name="sec:rcm-noiser"/>
     <w:p>
       <w:pPr>
         <w:pStyle w:val="berschrift4"/>
@@ -9945,7 +9961,7 @@
         <w:rPr>
           <w:rStyle w:val="VerbatimChar"/>
         </w:rPr>
-        <w:t xml:space="preserve">rcm-nzrmvl</w:t>
+        <w:t xml:space="preserve">rcm-noiser</w:t>
       </w:r>
     </w:p>
     <w:bookmarkStart w:id="210" w:name="threshold-requirements-43"/>
@@ -9976,7 +9992,7 @@
         <w:pStyle w:val="Textkrper"/>
       </w:pPr>
       <w:r>
-        <w:t xml:space="preserve">Notes:</w:t>
+        <w:t xml:space="preserve">Note:</w:t>
       </w:r>
     </w:p>
     <w:p>
@@ -10079,7 +10095,7 @@
     </w:p>
     <w:bookmarkEnd w:id="212"/>
     <w:bookmarkEnd w:id="213"/>
-    <w:bookmarkStart w:id="217" w:name="sec:rcm-rtalgo"/>
+    <w:bookmarkStart w:id="217" w:name="sec:rcm-radtalg"/>
     <w:p>
       <w:pPr>
         <w:pStyle w:val="berschrift4"/>
@@ -10111,7 +10127,7 @@
         <w:rPr>
           <w:rStyle w:val="VerbatimChar"/>
         </w:rPr>
-        <w:t xml:space="preserve">rcm-rtalgo</w:t>
+        <w:t xml:space="preserve">rcm-radtalg</w:t>
       </w:r>
     </w:p>
     <w:bookmarkStart w:id="214" w:name="threshold-requirements-44"/>
@@ -10208,7 +10224,7 @@
         <w:pStyle w:val="FirstParagraph"/>
       </w:pPr>
       <w:r>
-        <w:t xml:space="preserve">Notes:</w:t>
+        <w:t xml:space="preserve">Note:</w:t>
       </w:r>
     </w:p>
     <w:p>
@@ -10311,7 +10327,7 @@
     </w:p>
     <w:bookmarkEnd w:id="216"/>
     <w:bookmarkEnd w:id="217"/>
-    <w:bookmarkStart w:id="221" w:name="sec:rcm-rmasar"/>
+    <w:bookmarkStart w:id="221" w:name="sec:rcm-radacc-sar"/>
     <w:p>
       <w:pPr>
         <w:pStyle w:val="berschrift4"/>
@@ -10343,7 +10359,7 @@
         <w:rPr>
           <w:rStyle w:val="VerbatimChar"/>
         </w:rPr>
-        <w:t xml:space="preserve">rcm-rmasar</w:t>
+        <w:t xml:space="preserve">rcm-radacc-sar</w:t>
       </w:r>
     </w:p>
     <w:bookmarkStart w:id="218" w:name="threshold-requirements-45"/>
@@ -10500,7 +10516,7 @@
     </w:p>
     <w:bookmarkEnd w:id="220"/>
     <w:bookmarkEnd w:id="221"/>
-    <w:bookmarkStart w:id="225" w:name="sec:rcm-fltphs"/>
+    <w:bookmarkStart w:id="225" w:name="sec:rcm-flapha"/>
     <w:p>
       <w:pPr>
         <w:pStyle w:val="berschrift4"/>
@@ -10532,7 +10548,7 @@
         <w:rPr>
           <w:rStyle w:val="VerbatimChar"/>
         </w:rPr>
-        <w:t xml:space="preserve">rcm-fltphs</w:t>
+        <w:t xml:space="preserve">rcm-flapha</w:t>
       </w:r>
     </w:p>
     <w:p>
@@ -10892,7 +10908,7 @@
         <w:t xml:space="preserve">This section specifies any geometric correction requirements that must be met in order for the data to be analysis ready.</w:t>
       </w:r>
     </w:p>
-    <w:bookmarkStart w:id="230" w:name="sec:gcor-gmcalg"/>
+    <w:bookmarkStart w:id="230" w:name="sec:gcor-geocalg"/>
     <w:p>
       <w:pPr>
         <w:pStyle w:val="berschrift4"/>
@@ -10924,7 +10940,7 @@
         <w:rPr>
           <w:rStyle w:val="VerbatimChar"/>
         </w:rPr>
-        <w:t xml:space="preserve">gcor-gmcalg</w:t>
+        <w:t xml:space="preserve">gcor-geocalg</w:t>
       </w:r>
     </w:p>
     <w:bookmarkStart w:id="227" w:name="threshold-requirements-47"/>
@@ -11018,7 +11034,7 @@
         <w:pStyle w:val="FirstParagraph"/>
       </w:pPr>
       <w:r>
-        <w:t xml:space="preserve">Notes:</w:t>
+        <w:t xml:space="preserve">Note:</w:t>
       </w:r>
     </w:p>
     <w:p>
@@ -11100,7 +11116,7 @@
     </w:p>
     <w:bookmarkEnd w:id="229"/>
     <w:bookmarkEnd w:id="230"/>
-    <w:bookmarkStart w:id="234" w:name="sec:gcor-cordem"/>
+    <w:bookmarkStart w:id="234" w:name="sec:gcor-cdem"/>
     <w:p>
       <w:pPr>
         <w:pStyle w:val="berschrift4"/>
@@ -11132,7 +11148,7 @@
         <w:rPr>
           <w:rStyle w:val="VerbatimChar"/>
         </w:rPr>
-        <w:t xml:space="preserve">gcor-cordem</w:t>
+        <w:t xml:space="preserve">gcor-cdem</w:t>
       </w:r>
     </w:p>
     <w:p>
@@ -11311,7 +11327,7 @@
     </w:p>
     <w:bookmarkEnd w:id="233"/>
     <w:bookmarkEnd w:id="234"/>
-    <w:bookmarkStart w:id="238" w:name="sec:gcor-geoacr"/>
+    <w:bookmarkStart w:id="238" w:name="sec:gcor-geomacc-sar"/>
     <w:p>
       <w:pPr>
         <w:pStyle w:val="berschrift4"/>
@@ -11343,7 +11359,7 @@
         <w:rPr>
           <w:rStyle w:val="VerbatimChar"/>
         </w:rPr>
-        <w:t xml:space="preserve">gcor-geoacr</w:t>
+        <w:t xml:space="preserve">gcor-geomacc-sar</w:t>
       </w:r>
     </w:p>
     <w:bookmarkStart w:id="235" w:name="threshold-requirements-49"/>
@@ -11532,7 +11548,7 @@
     </w:p>
     <w:bookmarkEnd w:id="237"/>
     <w:bookmarkEnd w:id="238"/>
-    <w:bookmarkStart w:id="242" w:name="sec:gcor-georfa"/>
+    <w:bookmarkStart w:id="242" w:name="sec:gcor-georacc"/>
     <w:p>
       <w:pPr>
         <w:pStyle w:val="berschrift4"/>
@@ -11564,7 +11580,7 @@
         <w:rPr>
           <w:rStyle w:val="VerbatimChar"/>
         </w:rPr>
-        <w:t xml:space="preserve">gcor-georfa</w:t>
+        <w:t xml:space="preserve">gcor-georacc</w:t>
       </w:r>
     </w:p>
     <w:bookmarkStart w:id="239" w:name="threshold-requirements-50"/>
@@ -11607,7 +11623,7 @@
       <w:r>
         <w:t xml:space="preserve">“</w:t>
       </w:r>
-      <w:hyperlink w:anchor="sec:gcor-geoacr">
+      <w:hyperlink w:anchor="sec:gcor-geomacc-sar">
         <w:r>
           <w:rPr>
             <w:rStyle w:val="Hyperlink"/>
@@ -11708,7 +11724,7 @@
     </w:p>
     <w:bookmarkEnd w:id="241"/>
     <w:bookmarkEnd w:id="242"/>
-    <w:bookmarkStart w:id="246" w:name="sec:gcor-gridcv"/>
+    <w:bookmarkStart w:id="246" w:name="sec:gcor-gridconv"/>
     <w:p>
       <w:pPr>
         <w:pStyle w:val="berschrift4"/>
@@ -11740,7 +11756,7 @@
         <w:rPr>
           <w:rStyle w:val="VerbatimChar"/>
         </w:rPr>
-        <w:t xml:space="preserve">gcor-gridcv</w:t>
+        <w:t xml:space="preserve">gcor-gridconv</w:t>
       </w:r>
     </w:p>
     <w:bookmarkStart w:id="243" w:name="threshold-requirements-51"/>
@@ -11783,7 +11799,7 @@
         <w:pStyle w:val="Textkrper"/>
       </w:pPr>
       <w:r>
-        <w:t xml:space="preserve">Notes:</w:t>
+        <w:t xml:space="preserve">Note:</w:t>
       </w:r>
     </w:p>
     <w:p>
@@ -12005,7 +12021,7 @@
               <w:rPr>
                 <w:rStyle w:val="VerbatimChar"/>
               </w:rPr>
-              <w:t xml:space="preserve">meta-trcsar</w:t>
+              <w:t xml:space="preserve">meta-trace-sar</w:t>
             </w:r>
           </w:p>
         </w:tc>
@@ -12056,7 +12072,7 @@
               <w:rPr>
                 <w:rStyle w:val="VerbatimChar"/>
               </w:rPr>
-              <w:t xml:space="preserve">meta-mrdsar</w:t>
+              <w:t xml:space="preserve">meta-memare-sar</w:t>
             </w:r>
           </w:p>
         </w:tc>
@@ -12099,7 +12115,7 @@
               <w:rPr>
                 <w:rStyle w:val="VerbatimChar"/>
               </w:rPr>
-              <w:t xml:space="preserve">meta-prdtyp</w:t>
+              <w:t xml:space="preserve">meta-protype</w:t>
             </w:r>
           </w:p>
         </w:tc>
@@ -12201,7 +12217,7 @@
               <w:rPr>
                 <w:rStyle w:val="VerbatimChar"/>
               </w:rPr>
-              <w:t xml:space="preserve">meta-timsar</w:t>
+              <w:t xml:space="preserve">meta-time-sar</w:t>
             </w:r>
           </w:p>
         </w:tc>
@@ -12327,7 +12343,7 @@
               <w:rPr>
                 <w:rStyle w:val="VerbatimChar"/>
               </w:rPr>
-              <w:t xml:space="preserve">src-acqid</w:t>
+              <w:t xml:space="preserve">src-macqid</w:t>
             </w:r>
           </w:p>
         </w:tc>
@@ -12378,7 +12394,7 @@
               <w:rPr>
                 <w:rStyle w:val="VerbatimChar"/>
               </w:rPr>
-              <w:t xml:space="preserve">src-dacsrc</w:t>
+              <w:t xml:space="preserve">src-daccess-src</w:t>
             </w:r>
           </w:p>
         </w:tc>
@@ -12421,7 +12437,7 @@
               <w:rPr>
                 <w:rStyle w:val="VerbatimChar"/>
               </w:rPr>
-              <w:t xml:space="preserve">src-inssar</w:t>
+              <w:t xml:space="preserve">src-instru-sar</w:t>
             </w:r>
           </w:p>
         </w:tc>
@@ -12464,7 +12480,7 @@
               <w:rPr>
                 <w:rStyle w:val="VerbatimChar"/>
               </w:rPr>
-              <w:t xml:space="preserve">src-timsrc</w:t>
+              <w:t xml:space="preserve">src-time-src</w:t>
             </w:r>
           </w:p>
         </w:tc>
@@ -12609,7 +12625,7 @@
               <w:rPr>
                 <w:rStyle w:val="VerbatimChar"/>
               </w:rPr>
-              <w:t xml:space="preserve">src-prcpar</w:t>
+              <w:t xml:space="preserve">src-propar</w:t>
             </w:r>
           </w:p>
         </w:tc>
@@ -12652,7 +12668,7 @@
               <w:rPr>
                 <w:rStyle w:val="VerbatimChar"/>
               </w:rPr>
-              <w:t xml:space="preserve">src-imgatt</w:t>
+              <w:t xml:space="preserve">src-imgatt-sar</w:t>
             </w:r>
           </w:p>
         </w:tc>
@@ -12695,7 +12711,7 @@
               <w:rPr>
                 <w:rStyle w:val="VerbatimChar"/>
               </w:rPr>
-              <w:t xml:space="preserve">src-scasar</w:t>
+              <w:t xml:space="preserve">src-sencal-sar</w:t>
             </w:r>
           </w:p>
         </w:tc>
@@ -12746,7 +12762,7 @@
               <w:rPr>
                 <w:rStyle w:val="VerbatimChar"/>
               </w:rPr>
-              <w:t xml:space="preserve">src-prfind</w:t>
+              <w:t xml:space="preserve">src-perfind</w:t>
             </w:r>
           </w:p>
         </w:tc>
@@ -12789,7 +12805,7 @@
               <w:rPr>
                 <w:rStyle w:val="VerbatimChar"/>
               </w:rPr>
-              <w:t xml:space="preserve">src-polcal</w:t>
+              <w:t xml:space="preserve">src-polcalm</w:t>
             </w:r>
           </w:p>
         </w:tc>
@@ -12840,7 +12856,7 @@
               <w:rPr>
                 <w:rStyle w:val="VerbatimChar"/>
               </w:rPr>
-              <w:t xml:space="preserve">src-mfrang</w:t>
+              <w:t xml:space="preserve">src-farotan</w:t>
             </w:r>
           </w:p>
         </w:tc>
@@ -13017,7 +13033,7 @@
               <w:rPr>
                 <w:rStyle w:val="VerbatimChar"/>
               </w:rPr>
-              <w:t xml:space="preserve">prd-dacprd</w:t>
+              <w:t xml:space="preserve">prd-daccess-prod</w:t>
             </w:r>
           </w:p>
         </w:tc>
@@ -13060,7 +13076,7 @@
               <w:rPr>
                 <w:rStyle w:val="VerbatimChar"/>
               </w:rPr>
-              <w:t xml:space="preserve">prd-auxdat</w:t>
+              <w:t xml:space="preserve">prd-auxdat-sar</w:t>
             </w:r>
           </w:p>
         </w:tc>
@@ -13111,7 +13127,7 @@
               <w:rPr>
                 <w:rStyle w:val="VerbatimChar"/>
               </w:rPr>
-              <w:t xml:space="preserve">prd-smpspc</w:t>
+              <w:t xml:space="preserve">prd-samspa</w:t>
             </w:r>
           </w:p>
         </w:tc>
@@ -13264,7 +13280,7 @@
               <w:rPr>
                 <w:rStyle w:val="VerbatimChar"/>
               </w:rPr>
-              <w:t xml:space="preserve">prd-spkflt</w:t>
+              <w:t xml:space="preserve">prd-spekfil</w:t>
             </w:r>
           </w:p>
         </w:tc>
@@ -13315,7 +13331,7 @@
               <w:rPr>
                 <w:rStyle w:val="VerbatimChar"/>
               </w:rPr>
-              <w:t xml:space="preserve">prd-geobx</w:t>
+              <w:t xml:space="preserve">prd-geobbox</w:t>
             </w:r>
           </w:p>
         </w:tc>
@@ -13366,7 +13382,7 @@
               <w:rPr>
                 <w:rStyle w:val="VerbatimChar"/>
               </w:rPr>
-              <w:t xml:space="preserve">prd-geoare</w:t>
+              <w:t xml:space="preserve">prd-geoarea-sar</w:t>
             </w:r>
           </w:p>
         </w:tc>
@@ -13417,7 +13433,7 @@
               <w:rPr>
                 <w:rStyle w:val="VerbatimChar"/>
               </w:rPr>
-              <w:t xml:space="preserve">prd-imgsiz</w:t>
+              <w:t xml:space="preserve">prd-imgsize</w:t>
             </w:r>
           </w:p>
         </w:tc>
@@ -13468,7 +13484,7 @@
               <w:rPr>
                 <w:rStyle w:val="VerbatimChar"/>
               </w:rPr>
-              <w:t xml:space="preserve">prd-pxconv</w:t>
+              <w:t xml:space="preserve">prd-pixcoco</w:t>
             </w:r>
           </w:p>
         </w:tc>
@@ -13519,7 +13535,7 @@
               <w:rPr>
                 <w:rStyle w:val="VerbatimChar"/>
               </w:rPr>
-              <w:t xml:space="preserve">prd-crs</w:t>
+              <w:t xml:space="preserve">prd-crs-sar</w:t>
             </w:r>
           </w:p>
         </w:tc>
@@ -13570,7 +13586,7 @@
               <w:rPr>
                 <w:rStyle w:val="VerbatimChar"/>
               </w:rPr>
-              <w:t xml:space="preserve">prd-orbnrp</w:t>
+              <w:t xml:space="preserve">prd-reorbit-nrb-pol</w:t>
             </w:r>
           </w:p>
         </w:tc>
@@ -13695,7 +13711,7 @@
               <w:rPr>
                 <w:rStyle w:val="VerbatimChar"/>
               </w:rPr>
-              <w:t xml:space="preserve">pxl-cldopt</w:t>
+              <w:t xml:space="preserve">pxl-cngform</w:t>
             </w:r>
           </w:p>
         </w:tc>
@@ -13746,7 +13762,7 @@
               <w:rPr>
                 <w:rStyle w:val="VerbatimChar"/>
               </w:rPr>
-              <w:t xml:space="preserve">pxl-mrdsar</w:t>
+              <w:t xml:space="preserve">pxl-memare-sar</w:t>
             </w:r>
           </w:p>
         </w:tc>
@@ -13789,7 +13805,7 @@
               <w:rPr>
                 <w:rStyle w:val="VerbatimChar"/>
               </w:rPr>
-              <w:t xml:space="preserve">pxl-ppmask</w:t>
+              <w:t xml:space="preserve">pxl-damaski</w:t>
             </w:r>
           </w:p>
         </w:tc>
@@ -13832,7 +13848,7 @@
               <w:rPr>
                 <w:rStyle w:val="VerbatimChar"/>
               </w:rPr>
-              <w:t xml:space="preserve">pxl-ppscta</w:t>
+              <w:t xml:space="preserve">pxl-piscata</w:t>
             </w:r>
           </w:p>
         </w:tc>
@@ -13883,7 +13899,7 @@
               <w:rPr>
                 <w:rStyle w:val="VerbatimChar"/>
               </w:rPr>
-              <w:t xml:space="preserve">pxl-pplia</w:t>
+              <w:t xml:space="preserve">pxl-ploinca</w:t>
             </w:r>
           </w:p>
         </w:tc>
@@ -13934,7 +13950,7 @@
               <w:rPr>
                 <w:rStyle w:val="VerbatimChar"/>
               </w:rPr>
-              <w:t xml:space="preserve">pxl-ppelia</w:t>
+              <w:t xml:space="preserve">pxl-pelinca</w:t>
             </w:r>
           </w:p>
         </w:tc>
@@ -13985,7 +14001,7 @@
               <w:rPr>
                 <w:rStyle w:val="VerbatimChar"/>
               </w:rPr>
-              <w:t xml:space="preserve">pxl-ppnspw</w:t>
+              <w:t xml:space="preserve">pxl-pinopow</w:t>
             </w:r>
           </w:p>
         </w:tc>
@@ -14036,7 +14052,7 @@
               <w:rPr>
                 <w:rStyle w:val="VerbatimChar"/>
               </w:rPr>
-              <w:t xml:space="preserve">pxl-ppgmsg</w:t>
+              <w:t xml:space="preserve">pxl-gasiri</w:t>
             </w:r>
           </w:p>
         </w:tc>
@@ -14087,7 +14103,7 @@
               <w:rPr>
                 <w:rStyle w:val="VerbatimChar"/>
               </w:rPr>
-              <w:t xml:space="preserve">pxl-ppacqd</w:t>
+              <w:t xml:space="preserve">pxl-pacqid</w:t>
             </w:r>
           </w:p>
         </w:tc>
@@ -14130,7 +14146,7 @@
               <w:rPr>
                 <w:rStyle w:val="VerbatimChar"/>
               </w:rPr>
-              <w:t xml:space="preserve">pxl-ppdem</w:t>
+              <w:t xml:space="preserve">pxl-pidem</w:t>
             </w:r>
           </w:p>
         </w:tc>
@@ -14256,7 +14272,7 @@
               <w:rPr>
                 <w:rStyle w:val="VerbatimChar"/>
               </w:rPr>
-              <w:t xml:space="preserve">rcm-cldopt</w:t>
+              <w:t xml:space="preserve">rcm-cngform</w:t>
             </w:r>
           </w:p>
         </w:tc>
@@ -14307,7 +14323,7 @@
               <w:rPr>
                 <w:rStyle w:val="VerbatimChar"/>
               </w:rPr>
-              <w:t xml:space="preserve">rcm-bsnrb</w:t>
+              <w:t xml:space="preserve">rcm-backsca-nrb</w:t>
             </w:r>
           </w:p>
         </w:tc>
@@ -14358,7 +14374,7 @@
               <w:rPr>
                 <w:rStyle w:val="VerbatimChar"/>
               </w:rPr>
-              <w:t xml:space="preserve">rcm-sclcnv</w:t>
+              <w:t xml:space="preserve">rcm-scaconv</w:t>
             </w:r>
           </w:p>
         </w:tc>
@@ -14401,7 +14417,7 @@
               <w:rPr>
                 <w:rStyle w:val="VerbatimChar"/>
               </w:rPr>
-              <w:t xml:space="preserve">rcm-nzrmvl</w:t>
+              <w:t xml:space="preserve">rcm-noiser</w:t>
             </w:r>
           </w:p>
         </w:tc>
@@ -14452,7 +14468,7 @@
               <w:rPr>
                 <w:rStyle w:val="VerbatimChar"/>
               </w:rPr>
-              <w:t xml:space="preserve">rcm-rtalgo</w:t>
+              <w:t xml:space="preserve">rcm-radtalg</w:t>
             </w:r>
           </w:p>
         </w:tc>
@@ -14503,7 +14519,7 @@
               <w:rPr>
                 <w:rStyle w:val="VerbatimChar"/>
               </w:rPr>
-              <w:t xml:space="preserve">rcm-rmasar</w:t>
+              <w:t xml:space="preserve">rcm-radacc-sar</w:t>
             </w:r>
           </w:p>
         </w:tc>
@@ -14554,7 +14570,7 @@
               <w:rPr>
                 <w:rStyle w:val="VerbatimChar"/>
               </w:rPr>
-              <w:t xml:space="preserve">rcm-fltphs</w:t>
+              <w:t xml:space="preserve">rcm-flapha</w:t>
             </w:r>
           </w:p>
         </w:tc>
@@ -14679,7 +14695,7 @@
               <w:rPr>
                 <w:rStyle w:val="VerbatimChar"/>
               </w:rPr>
-              <w:t xml:space="preserve">gcor-gmcalg</w:t>
+              <w:t xml:space="preserve">gcor-geocalg</w:t>
             </w:r>
           </w:p>
         </w:tc>
@@ -14730,7 +14746,7 @@
               <w:rPr>
                 <w:rStyle w:val="VerbatimChar"/>
               </w:rPr>
-              <w:t xml:space="preserve">gcor-cordem</w:t>
+              <w:t xml:space="preserve">gcor-cdem</w:t>
             </w:r>
           </w:p>
         </w:tc>
@@ -14773,7 +14789,7 @@
               <w:rPr>
                 <w:rStyle w:val="VerbatimChar"/>
               </w:rPr>
-              <w:t xml:space="preserve">gcor-geoacr</w:t>
+              <w:t xml:space="preserve">gcor-geomacc-sar</w:t>
             </w:r>
           </w:p>
         </w:tc>
@@ -14816,7 +14832,7 @@
               <w:rPr>
                 <w:rStyle w:val="VerbatimChar"/>
               </w:rPr>
-              <w:t xml:space="preserve">gcor-georfa</w:t>
+              <w:t xml:space="preserve">gcor-georacc</w:t>
             </w:r>
           </w:p>
         </w:tc>
@@ -14867,7 +14883,7 @@
               <w:rPr>
                 <w:rStyle w:val="VerbatimChar"/>
               </w:rPr>
-              <w:t xml:space="preserve">gcor-gridcv</w:t>
+              <w:t xml:space="preserve">gcor-gridconv</w:t>
             </w:r>
           </w:p>
         </w:tc>

--- a/latest/NRB.docx
+++ b/latest/NRB.docx
@@ -49,7 +49,7 @@
         </w:drawing>
       </w:r>
     </w:p>
-    <w:bookmarkStart w:id="300" w:name="Xf322761420ba12cd249c8be342647b2908c150a"/>
+    <w:bookmarkStart w:id="302" w:name="Xf322761420ba12cd249c8be342647b2908c150a"/>
     <w:p>
       <w:pPr>
         <w:pStyle w:val="berschrift1"/>
@@ -66,12 +66,53 @@
         <w:t xml:space="preserve"> </w:t>
       </w:r>
     </w:p>
-    <w:bookmarkStart w:id="24" w:name="document-status"/>
+    <w:bookmarkStart w:id="24" w:name="draft-version"/>
     <w:p>
       <w:pPr>
         <w:pStyle w:val="berschrift2"/>
       </w:pPr>
       <w:r>
+        <w:t xml:space="preserve">Draft Version</w:t>
+      </w:r>
+    </w:p>
+    <w:p>
+      <w:pPr>
+        <w:pStyle w:val="FirstParagraph"/>
+      </w:pPr>
+      <w:r>
+        <w:t xml:space="preserve">This is a draft version.</w:t>
+      </w:r>
+      <w:r>
+        <w:t xml:space="preserve"> </w:t>
+      </w:r>
+      <w:r>
+        <w:t xml:space="preserve">Please visit the</w:t>
+      </w:r>
+      <w:r>
+        <w:t xml:space="preserve"> </w:t>
+      </w:r>
+      <w:hyperlink r:id="rId23">
+        <w:r>
+          <w:rPr>
+            <w:rStyle w:val="Hyperlink"/>
+          </w:rPr>
+          <w:t xml:space="preserve">CEOS-ARD website</w:t>
+        </w:r>
+      </w:hyperlink>
+      <w:r>
+        <w:t xml:space="preserve"> </w:t>
+      </w:r>
+      <w:r>
+        <w:t xml:space="preserve">for the latest endorsed version of this document.</w:t>
+      </w:r>
+    </w:p>
+    <w:bookmarkEnd w:id="24"/>
+    <w:bookmarkStart w:id="26" w:name="document-status"/>
+    <w:p>
+      <w:pPr>
+        <w:pStyle w:val="berschrift2"/>
+      </w:pPr>
+      <w:r>
         <w:t xml:space="preserve">Document Status</w:t>
       </w:r>
     </w:p>
@@ -93,7 +134,7 @@
       <w:r>
         <w:t xml:space="preserve"> </w:t>
       </w:r>
-      <w:hyperlink r:id="rId23">
+      <w:hyperlink r:id="rId25">
         <w:r>
           <w:rPr>
             <w:rStyle w:val="Hyperlink"/>
@@ -102,8 +143,8 @@
         </w:r>
       </w:hyperlink>
     </w:p>
-    <w:bookmarkEnd w:id="24"/>
-    <w:bookmarkStart w:id="26" w:name="document-history"/>
+    <w:bookmarkEnd w:id="26"/>
+    <w:bookmarkStart w:id="28" w:name="document-history"/>
     <w:p>
       <w:pPr>
         <w:pStyle w:val="berschrift2"/>
@@ -112,7 +153,7 @@
         <w:t xml:space="preserve">Document History</w:t>
       </w:r>
     </w:p>
-    <w:bookmarkStart w:id="25" w:name="patch"/>
+    <w:bookmarkStart w:id="27" w:name="patch"/>
     <w:p>
       <w:pPr>
         <w:pStyle w:val="berschrift3"/>
@@ -367,9 +408,9 @@
         <w:t xml:space="preserve">Matthias Mohr</w:t>
       </w:r>
     </w:p>
-    <w:bookmarkEnd w:id="25"/>
-    <w:bookmarkEnd w:id="26"/>
-    <w:bookmarkStart w:id="27" w:name="contributing-authors"/>
+    <w:bookmarkEnd w:id="27"/>
+    <w:bookmarkEnd w:id="28"/>
+    <w:bookmarkStart w:id="29" w:name="contributing-authors"/>
     <w:p>
       <w:pPr>
         <w:pStyle w:val="berschrift2"/>
@@ -767,8 +808,8 @@
         <w:br w:type="page"/>
       </w:r>
     </w:p>
-    <w:bookmarkEnd w:id="27"/>
-    <w:bookmarkStart w:id="28" w:name="ceos-analysis-ready-data-definition"/>
+    <w:bookmarkEnd w:id="29"/>
+    <w:bookmarkStart w:id="30" w:name="ceos-analysis-ready-data-definition"/>
     <w:p>
       <w:pPr>
         <w:pStyle w:val="berschrift2"/>
@@ -785,8 +826,8 @@
         <w:t xml:space="preserve">CEOS Analysis Ready Data (CEOS-ARD) are satellite data that have been processed to a minimum set of requirements and organized into a form that allows immediate analysis with a minimum of additional user effort and interoperability both through time and with other datasets.</w:t>
       </w:r>
     </w:p>
-    <w:bookmarkEnd w:id="28"/>
-    <w:bookmarkStart w:id="29" w:name="description"/>
+    <w:bookmarkEnd w:id="30"/>
+    <w:bookmarkStart w:id="31" w:name="description"/>
     <w:p>
       <w:pPr>
         <w:pStyle w:val="berschrift2"/>
@@ -849,8 +890,8 @@
         <w:t xml:space="preserve">Data collected by Synthetic Aperture Radar sensors</w:t>
       </w:r>
     </w:p>
-    <w:bookmarkEnd w:id="29"/>
-    <w:bookmarkStart w:id="30" w:name="background"/>
+    <w:bookmarkEnd w:id="31"/>
+    <w:bookmarkStart w:id="32" w:name="background"/>
     <w:p>
       <w:pPr>
         <w:pStyle w:val="berschrift2"/>
@@ -1008,8 +1049,8 @@
         <w:br w:type="page"/>
       </w:r>
     </w:p>
-    <w:bookmarkEnd w:id="30"/>
-    <w:bookmarkStart w:id="31" w:name="definitions-and-abbreviations"/>
+    <w:bookmarkEnd w:id="32"/>
+    <w:bookmarkStart w:id="33" w:name="definitions-and-abbreviations"/>
     <w:p>
       <w:pPr>
         <w:pStyle w:val="berschrift2"/>
@@ -1573,8 +1614,8 @@
         <w:br w:type="page"/>
       </w:r>
     </w:p>
-    <w:bookmarkEnd w:id="31"/>
-    <w:bookmarkStart w:id="248" w:name="requirements"/>
+    <w:bookmarkEnd w:id="33"/>
+    <w:bookmarkStart w:id="250" w:name="requirements"/>
     <w:p>
       <w:pPr>
         <w:pStyle w:val="berschrift2"/>
@@ -1629,7 +1670,7 @@
         <w:t xml:space="preserve">Instead, use the textual identifier that is provided below the title.</w:t>
       </w:r>
     </w:p>
-    <w:bookmarkStart w:id="52" w:name="sec:meta"/>
+    <w:bookmarkStart w:id="54" w:name="sec:meta"/>
     <w:p>
       <w:pPr>
         <w:pStyle w:val="berschrift3"/>
@@ -1683,7 +1724,7 @@
         <w:t xml:space="preserve">suitability of the dataset, and must meet the requirements listed below.</w:t>
       </w:r>
     </w:p>
-    <w:bookmarkStart w:id="35" w:name="sec:meta-trace-sar"/>
+    <w:bookmarkStart w:id="37" w:name="sec:meta-trace-sar"/>
     <w:p>
       <w:pPr>
         <w:pStyle w:val="berschrift4"/>
@@ -1718,7 +1759,7 @@
         <w:t xml:space="preserve">meta-trace-sar</w:t>
       </w:r>
     </w:p>
-    <w:bookmarkStart w:id="32" w:name="threshold-requirements"/>
+    <w:bookmarkStart w:id="34" w:name="threshold-requirements"/>
     <w:p>
       <w:pPr>
         <w:pStyle w:val="berschrift5"/>
@@ -1738,8 +1779,8 @@
         <w:t xml:space="preserve"> </w:t>
       </w:r>
     </w:p>
-    <w:bookmarkEnd w:id="32"/>
-    <w:bookmarkStart w:id="33" w:name="goal-requirements"/>
+    <w:bookmarkEnd w:id="34"/>
+    <w:bookmarkStart w:id="35" w:name="goal-requirements"/>
     <w:p>
       <w:pPr>
         <w:pStyle w:val="berschrift5"/>
@@ -1805,8 +1846,8 @@
         <w:t xml:space="preserve">Information on traceability should be available in the metadata as a single DOI landing page.</w:t>
       </w:r>
     </w:p>
-    <w:bookmarkEnd w:id="33"/>
-    <w:bookmarkStart w:id="34" w:name="assessment"/>
+    <w:bookmarkEnd w:id="35"/>
+    <w:bookmarkStart w:id="36" w:name="assessment"/>
     <w:p>
       <w:pPr>
         <w:pStyle w:val="berschrift5"/>
@@ -1870,9 +1911,9 @@
         </w:pict>
       </w:r>
     </w:p>
-    <w:bookmarkEnd w:id="34"/>
-    <w:bookmarkEnd w:id="35"/>
-    <w:bookmarkStart w:id="39" w:name="sec:meta-memare-sar"/>
+    <w:bookmarkEnd w:id="36"/>
+    <w:bookmarkEnd w:id="37"/>
+    <w:bookmarkStart w:id="41" w:name="sec:meta-memare-sar"/>
     <w:p>
       <w:pPr>
         <w:pStyle w:val="berschrift4"/>
@@ -1907,7 +1948,7 @@
         <w:t xml:space="preserve">meta-memare-sar</w:t>
       </w:r>
     </w:p>
-    <w:bookmarkStart w:id="36" w:name="threshold-requirements-1"/>
+    <w:bookmarkStart w:id="38" w:name="threshold-requirements-1"/>
     <w:p>
       <w:pPr>
         <w:pStyle w:val="berschrift5"/>
@@ -1924,8 +1965,8 @@
         <w:t xml:space="preserve">Metadata is provided in a structure that enables a computer algorithm to be used to consistently and automatically identify and extract each component/variable/layer for further use.</w:t>
       </w:r>
     </w:p>
-    <w:bookmarkEnd w:id="36"/>
-    <w:bookmarkStart w:id="37" w:name="goal-requirements-1"/>
+    <w:bookmarkEnd w:id="38"/>
+    <w:bookmarkStart w:id="39" w:name="goal-requirements-1"/>
     <w:p>
       <w:pPr>
         <w:pStyle w:val="berschrift5"/>
@@ -1942,8 +1983,8 @@
         <w:t xml:space="preserve">As threshold, but metadata is formatted in accordance with CEOS-ARD SAR Metadata Specifications, v.1.1, or in a community endorsed standard that facilitates machine-readability, such as ISO 19115-2, Climate and Forecast (CF) convention, the Attribute Convention for Data Discovery (ACDD), etc.</w:t>
       </w:r>
     </w:p>
-    <w:bookmarkEnd w:id="37"/>
-    <w:bookmarkStart w:id="38" w:name="assessment-1"/>
+    <w:bookmarkEnd w:id="39"/>
+    <w:bookmarkStart w:id="40" w:name="assessment-1"/>
     <w:p>
       <w:pPr>
         <w:pStyle w:val="berschrift5"/>
@@ -2007,9 +2048,9 @@
         </w:pict>
       </w:r>
     </w:p>
-    <w:bookmarkEnd w:id="38"/>
-    <w:bookmarkEnd w:id="39"/>
-    <w:bookmarkStart w:id="43" w:name="sec:meta-protype"/>
+    <w:bookmarkEnd w:id="40"/>
+    <w:bookmarkEnd w:id="41"/>
+    <w:bookmarkStart w:id="45" w:name="sec:meta-protype"/>
     <w:p>
       <w:pPr>
         <w:pStyle w:val="berschrift4"/>
@@ -2044,7 +2085,7 @@
         <w:t xml:space="preserve">meta-protype</w:t>
       </w:r>
     </w:p>
-    <w:bookmarkStart w:id="40" w:name="threshold-requirements-2"/>
+    <w:bookmarkStart w:id="42" w:name="threshold-requirements-2"/>
     <w:p>
       <w:pPr>
         <w:pStyle w:val="berschrift5"/>
@@ -2061,8 +2102,8 @@
         <w:t xml:space="preserve">CEOS-ARD product type name – or names in case of compliance with more than one product type – and, if required by the data provider, copyright.</w:t>
       </w:r>
     </w:p>
-    <w:bookmarkEnd w:id="40"/>
-    <w:bookmarkStart w:id="41" w:name="goal-requirements-2"/>
+    <w:bookmarkEnd w:id="42"/>
+    <w:bookmarkStart w:id="43" w:name="goal-requirements-2"/>
     <w:p>
       <w:pPr>
         <w:pStyle w:val="berschrift5"/>
@@ -2082,8 +2123,8 @@
         <w:t xml:space="preserve"> </w:t>
       </w:r>
     </w:p>
-    <w:bookmarkEnd w:id="41"/>
-    <w:bookmarkStart w:id="42" w:name="assessment-2"/>
+    <w:bookmarkEnd w:id="43"/>
+    <w:bookmarkStart w:id="44" w:name="assessment-2"/>
     <w:p>
       <w:pPr>
         <w:pStyle w:val="berschrift5"/>
@@ -2147,9 +2188,9 @@
         </w:pict>
       </w:r>
     </w:p>
-    <w:bookmarkEnd w:id="42"/>
-    <w:bookmarkEnd w:id="43"/>
-    <w:bookmarkStart w:id="47" w:name="sec:meta-pfsurl"/>
+    <w:bookmarkEnd w:id="44"/>
+    <w:bookmarkEnd w:id="45"/>
+    <w:bookmarkStart w:id="49" w:name="sec:meta-pfsurl"/>
     <w:p>
       <w:pPr>
         <w:pStyle w:val="berschrift4"/>
@@ -2184,7 +2225,7 @@
         <w:t xml:space="preserve">meta-pfsurl</w:t>
       </w:r>
     </w:p>
-    <w:bookmarkStart w:id="44" w:name="threshold-requirements-3"/>
+    <w:bookmarkStart w:id="46" w:name="threshold-requirements-3"/>
     <w:p>
       <w:pPr>
         <w:pStyle w:val="berschrift5"/>
@@ -2201,8 +2242,8 @@
         <w:t xml:space="preserve">Reference to CEOS-ARD PFS document as URL.</w:t>
       </w:r>
     </w:p>
-    <w:bookmarkEnd w:id="44"/>
-    <w:bookmarkStart w:id="45" w:name="goal-requirements-3"/>
+    <w:bookmarkEnd w:id="46"/>
+    <w:bookmarkStart w:id="47" w:name="goal-requirements-3"/>
     <w:p>
       <w:pPr>
         <w:pStyle w:val="berschrift5"/>
@@ -2222,8 +2263,8 @@
         <w:t xml:space="preserve"> </w:t>
       </w:r>
     </w:p>
-    <w:bookmarkEnd w:id="45"/>
-    <w:bookmarkStart w:id="46" w:name="assessment-3"/>
+    <w:bookmarkEnd w:id="47"/>
+    <w:bookmarkStart w:id="48" w:name="assessment-3"/>
     <w:p>
       <w:pPr>
         <w:pStyle w:val="berschrift5"/>
@@ -2287,9 +2328,9 @@
         </w:pict>
       </w:r>
     </w:p>
-    <w:bookmarkEnd w:id="46"/>
-    <w:bookmarkEnd w:id="47"/>
-    <w:bookmarkStart w:id="51" w:name="sec:meta-time-sar"/>
+    <w:bookmarkEnd w:id="48"/>
+    <w:bookmarkEnd w:id="49"/>
+    <w:bookmarkStart w:id="53" w:name="sec:meta-time-sar"/>
     <w:p>
       <w:pPr>
         <w:pStyle w:val="berschrift4"/>
@@ -2324,7 +2365,7 @@
         <w:t xml:space="preserve">meta-time-sar</w:t>
       </w:r>
     </w:p>
-    <w:bookmarkStart w:id="48" w:name="threshold-requirements-4"/>
+    <w:bookmarkStart w:id="50" w:name="threshold-requirements-4"/>
     <w:p>
       <w:pPr>
         <w:pStyle w:val="berschrift5"/>
@@ -2373,8 +2414,8 @@
         <w:t xml:space="preserve">is provided with the product.</w:t>
       </w:r>
     </w:p>
-    <w:bookmarkEnd w:id="48"/>
-    <w:bookmarkStart w:id="49" w:name="goal-requirements-4"/>
+    <w:bookmarkEnd w:id="50"/>
+    <w:bookmarkStart w:id="51" w:name="goal-requirements-4"/>
     <w:p>
       <w:pPr>
         <w:pStyle w:val="berschrift5"/>
@@ -2394,8 +2435,8 @@
         <w:t xml:space="preserve"> </w:t>
       </w:r>
     </w:p>
-    <w:bookmarkEnd w:id="49"/>
-    <w:bookmarkStart w:id="50" w:name="assessment-4"/>
+    <w:bookmarkEnd w:id="51"/>
+    <w:bookmarkStart w:id="52" w:name="assessment-4"/>
     <w:p>
       <w:pPr>
         <w:pStyle w:val="berschrift5"/>
@@ -2452,10 +2493,10 @@
         <w:t xml:space="preserve">Recommended Requirement Modification:</w:t>
       </w:r>
     </w:p>
-    <w:bookmarkEnd w:id="50"/>
-    <w:bookmarkEnd w:id="51"/>
     <w:bookmarkEnd w:id="52"/>
-    <w:bookmarkStart w:id="107" w:name="sec:src"/>
+    <w:bookmarkEnd w:id="53"/>
+    <w:bookmarkEnd w:id="54"/>
+    <w:bookmarkStart w:id="109" w:name="sec:src"/>
     <w:p>
       <w:pPr>
         <w:pStyle w:val="berschrift3"/>
@@ -2503,7 +2544,7 @@
         <w:t xml:space="preserve">This may be one or mutliple acquisitions.</w:t>
       </w:r>
     </w:p>
-    <w:bookmarkStart w:id="56" w:name="sec:src-macqid"/>
+    <w:bookmarkStart w:id="58" w:name="sec:src-macqid"/>
     <w:p>
       <w:pPr>
         <w:pStyle w:val="berschrift4"/>
@@ -2538,7 +2579,7 @@
         <w:t xml:space="preserve">src-macqid</w:t>
       </w:r>
     </w:p>
-    <w:bookmarkStart w:id="53" w:name="threshold-requirements-5"/>
+    <w:bookmarkStart w:id="55" w:name="threshold-requirements-5"/>
     <w:p>
       <w:pPr>
         <w:pStyle w:val="berschrift5"/>
@@ -2555,8 +2596,8 @@
         <w:t xml:space="preserve">Each acquisition is identified through a sequential identifier in the metadata, e.g. acqID = 1, 2, 3.</w:t>
       </w:r>
     </w:p>
-    <w:bookmarkEnd w:id="53"/>
-    <w:bookmarkStart w:id="54" w:name="goal-requirements-5"/>
+    <w:bookmarkEnd w:id="55"/>
+    <w:bookmarkStart w:id="56" w:name="goal-requirements-5"/>
     <w:p>
       <w:pPr>
         <w:pStyle w:val="berschrift5"/>
@@ -2576,8 +2617,8 @@
         <w:t xml:space="preserve"> </w:t>
       </w:r>
     </w:p>
-    <w:bookmarkEnd w:id="54"/>
-    <w:bookmarkStart w:id="55" w:name="assessment-5"/>
+    <w:bookmarkEnd w:id="56"/>
+    <w:bookmarkStart w:id="57" w:name="assessment-5"/>
     <w:p>
       <w:pPr>
         <w:pStyle w:val="berschrift5"/>
@@ -2641,9 +2682,9 @@
         </w:pict>
       </w:r>
     </w:p>
-    <w:bookmarkEnd w:id="55"/>
-    <w:bookmarkEnd w:id="56"/>
-    <w:bookmarkStart w:id="60" w:name="sec:src-daccess-src"/>
+    <w:bookmarkEnd w:id="57"/>
+    <w:bookmarkEnd w:id="58"/>
+    <w:bookmarkStart w:id="62" w:name="sec:src-daccess-src"/>
     <w:p>
       <w:pPr>
         <w:pStyle w:val="berschrift4"/>
@@ -2678,7 +2719,7 @@
         <w:t xml:space="preserve">src-daccess-src</w:t>
       </w:r>
     </w:p>
-    <w:bookmarkStart w:id="57" w:name="threshold-requirements-6"/>
+    <w:bookmarkStart w:id="59" w:name="threshold-requirements-6"/>
     <w:p>
       <w:pPr>
         <w:pStyle w:val="berschrift5"/>
@@ -2695,8 +2736,8 @@
         <w:t xml:space="preserve">The metadata identifies the location from where the source data can be retrieved, expressed as a URL or DOI.</w:t>
       </w:r>
     </w:p>
-    <w:bookmarkEnd w:id="57"/>
-    <w:bookmarkStart w:id="58" w:name="goal-requirements-6"/>
+    <w:bookmarkEnd w:id="59"/>
+    <w:bookmarkStart w:id="60" w:name="goal-requirements-6"/>
     <w:p>
       <w:pPr>
         <w:pStyle w:val="berschrift5"/>
@@ -2713,8 +2754,8 @@
         <w:t xml:space="preserve">The metadata identifies an online location from where the data can be consistently and reliably retrieved by a computer algorithm without any manual intervention being required.</w:t>
       </w:r>
     </w:p>
-    <w:bookmarkEnd w:id="58"/>
-    <w:bookmarkStart w:id="59" w:name="assessment-6"/>
+    <w:bookmarkEnd w:id="60"/>
+    <w:bookmarkStart w:id="61" w:name="assessment-6"/>
     <w:p>
       <w:pPr>
         <w:pStyle w:val="berschrift5"/>
@@ -2778,9 +2819,9 @@
         </w:pict>
       </w:r>
     </w:p>
-    <w:bookmarkEnd w:id="59"/>
-    <w:bookmarkEnd w:id="60"/>
-    <w:bookmarkStart w:id="65" w:name="sec:src-instru-sar"/>
+    <w:bookmarkEnd w:id="61"/>
+    <w:bookmarkEnd w:id="62"/>
+    <w:bookmarkStart w:id="67" w:name="sec:src-instru-sar"/>
     <w:p>
       <w:pPr>
         <w:pStyle w:val="berschrift4"/>
@@ -2815,7 +2856,7 @@
         <w:t xml:space="preserve">src-instru-sar</w:t>
       </w:r>
     </w:p>
-    <w:bookmarkStart w:id="61" w:name="threshold-requirements-7"/>
+    <w:bookmarkStart w:id="63" w:name="threshold-requirements-7"/>
     <w:p>
       <w:pPr>
         <w:pStyle w:val="berschrift5"/>
@@ -2856,8 +2897,8 @@
         <w:t xml:space="preserve">Instrument name</w:t>
       </w:r>
     </w:p>
-    <w:bookmarkEnd w:id="61"/>
-    <w:bookmarkStart w:id="63" w:name="goal-requirements-7"/>
+    <w:bookmarkEnd w:id="63"/>
+    <w:bookmarkStart w:id="65" w:name="goal-requirements-7"/>
     <w:p>
       <w:pPr>
         <w:pStyle w:val="berschrift5"/>
@@ -2876,7 +2917,7 @@
       <w:r>
         <w:t xml:space="preserve"> </w:t>
       </w:r>
-      <w:hyperlink r:id="rId62">
+      <w:hyperlink r:id="rId64">
         <w:r>
           <w:rPr>
             <w:rStyle w:val="Hyperlink"/>
@@ -2891,8 +2932,8 @@
         <w:t xml:space="preserve">record.</w:t>
       </w:r>
     </w:p>
-    <w:bookmarkEnd w:id="63"/>
-    <w:bookmarkStart w:id="64" w:name="assessment-7"/>
+    <w:bookmarkEnd w:id="65"/>
+    <w:bookmarkStart w:id="66" w:name="assessment-7"/>
     <w:p>
       <w:pPr>
         <w:pStyle w:val="berschrift5"/>
@@ -2956,9 +2997,9 @@
         </w:pict>
       </w:r>
     </w:p>
-    <w:bookmarkEnd w:id="64"/>
-    <w:bookmarkEnd w:id="65"/>
-    <w:bookmarkStart w:id="69" w:name="sec:src-time-src"/>
+    <w:bookmarkEnd w:id="66"/>
+    <w:bookmarkEnd w:id="67"/>
+    <w:bookmarkStart w:id="71" w:name="sec:src-time-src"/>
     <w:p>
       <w:pPr>
         <w:pStyle w:val="berschrift4"/>
@@ -2993,7 +3034,7 @@
         <w:t xml:space="preserve">src-time-src</w:t>
       </w:r>
     </w:p>
-    <w:bookmarkStart w:id="66" w:name="threshold-requirements-8"/>
+    <w:bookmarkStart w:id="68" w:name="threshold-requirements-8"/>
     <w:p>
       <w:pPr>
         <w:pStyle w:val="berschrift5"/>
@@ -3010,8 +3051,8 @@
         <w:t xml:space="preserve">The start date and time of source data is identified in the metadata, expressed in UTC in date and time, at least to the second.</w:t>
       </w:r>
     </w:p>
-    <w:bookmarkEnd w:id="66"/>
-    <w:bookmarkStart w:id="67" w:name="goal-requirements-8"/>
+    <w:bookmarkEnd w:id="68"/>
+    <w:bookmarkStart w:id="69" w:name="goal-requirements-8"/>
     <w:p>
       <w:pPr>
         <w:pStyle w:val="berschrift5"/>
@@ -3031,8 +3072,8 @@
         <w:t xml:space="preserve"> </w:t>
       </w:r>
     </w:p>
-    <w:bookmarkEnd w:id="67"/>
-    <w:bookmarkStart w:id="68" w:name="assessment-8"/>
+    <w:bookmarkEnd w:id="69"/>
+    <w:bookmarkStart w:id="70" w:name="assessment-8"/>
     <w:p>
       <w:pPr>
         <w:pStyle w:val="berschrift5"/>
@@ -3096,9 +3137,9 @@
         </w:pict>
       </w:r>
     </w:p>
-    <w:bookmarkEnd w:id="68"/>
-    <w:bookmarkEnd w:id="69"/>
-    <w:bookmarkStart w:id="73" w:name="sec:src-acqpar"/>
+    <w:bookmarkEnd w:id="70"/>
+    <w:bookmarkEnd w:id="71"/>
+    <w:bookmarkStart w:id="75" w:name="sec:src-acqpar"/>
     <w:p>
       <w:pPr>
         <w:pStyle w:val="berschrift4"/>
@@ -3133,7 +3174,7 @@
         <w:t xml:space="preserve">src-acqpar</w:t>
       </w:r>
     </w:p>
-    <w:bookmarkStart w:id="70" w:name="threshold-requirements-9"/>
+    <w:bookmarkStart w:id="72" w:name="threshold-requirements-9"/>
     <w:p>
       <w:pPr>
         <w:pStyle w:val="berschrift5"/>
@@ -3222,8 +3263,8 @@
         <w:t xml:space="preserve">Beam ID (i.e., beam mode mnemonic)</w:t>
       </w:r>
     </w:p>
-    <w:bookmarkEnd w:id="70"/>
-    <w:bookmarkStart w:id="71" w:name="goal-requirements-9"/>
+    <w:bookmarkEnd w:id="72"/>
+    <w:bookmarkStart w:id="73" w:name="goal-requirements-9"/>
     <w:p>
       <w:pPr>
         <w:pStyle w:val="berschrift5"/>
@@ -3243,8 +3284,8 @@
         <w:t xml:space="preserve"> </w:t>
       </w:r>
     </w:p>
-    <w:bookmarkEnd w:id="71"/>
-    <w:bookmarkStart w:id="72" w:name="assessment-9"/>
+    <w:bookmarkEnd w:id="73"/>
+    <w:bookmarkStart w:id="74" w:name="assessment-9"/>
     <w:p>
       <w:pPr>
         <w:pStyle w:val="berschrift5"/>
@@ -3308,9 +3349,9 @@
         </w:pict>
       </w:r>
     </w:p>
-    <w:bookmarkEnd w:id="72"/>
-    <w:bookmarkEnd w:id="73"/>
-    <w:bookmarkStart w:id="78" w:name="sec:src-orbit"/>
+    <w:bookmarkEnd w:id="74"/>
+    <w:bookmarkEnd w:id="75"/>
+    <w:bookmarkStart w:id="80" w:name="sec:src-orbit"/>
     <w:p>
       <w:pPr>
         <w:pStyle w:val="berschrift4"/>
@@ -3345,7 +3386,7 @@
         <w:t xml:space="preserve">src-orbit</w:t>
       </w:r>
     </w:p>
-    <w:bookmarkStart w:id="75" w:name="threshold-requirements-10"/>
+    <w:bookmarkStart w:id="77" w:name="threshold-requirements-10"/>
     <w:p>
       <w:pPr>
         <w:pStyle w:val="berschrift5"/>
@@ -3377,7 +3418,7 @@
         <w:rPr>
           <w:rStyle w:val="Funotenzeichen"/>
         </w:rPr>
-        <w:footnoteReference w:id="74"/>
+        <w:footnoteReference w:id="76"/>
       </w:r>
     </w:p>
     <w:p>
@@ -3392,8 +3433,8 @@
         <w:t xml:space="preserve">Orbit data source (e.g., predicted, definite, precise, downlinked, etc.)</w:t>
       </w:r>
     </w:p>
-    <w:bookmarkEnd w:id="75"/>
-    <w:bookmarkStart w:id="76" w:name="goal-requirements-10"/>
+    <w:bookmarkEnd w:id="77"/>
+    <w:bookmarkStart w:id="78" w:name="goal-requirements-10"/>
     <w:p>
       <w:pPr>
         <w:pStyle w:val="berschrift5"/>
@@ -3446,8 +3487,8 @@
         <w:t xml:space="preserve">Platform (mean) altitude</w:t>
       </w:r>
     </w:p>
-    <w:bookmarkEnd w:id="76"/>
-    <w:bookmarkStart w:id="77" w:name="assessment-10"/>
+    <w:bookmarkEnd w:id="78"/>
+    <w:bookmarkStart w:id="79" w:name="assessment-10"/>
     <w:p>
       <w:pPr>
         <w:pStyle w:val="berschrift5"/>
@@ -3511,9 +3552,9 @@
         </w:pict>
       </w:r>
     </w:p>
-    <w:bookmarkEnd w:id="77"/>
-    <w:bookmarkEnd w:id="78"/>
-    <w:bookmarkStart w:id="82" w:name="sec:src-propar"/>
+    <w:bookmarkEnd w:id="79"/>
+    <w:bookmarkEnd w:id="80"/>
+    <w:bookmarkStart w:id="84" w:name="sec:src-propar"/>
     <w:p>
       <w:pPr>
         <w:pStyle w:val="berschrift4"/>
@@ -3548,7 +3589,7 @@
         <w:t xml:space="preserve">src-propar</w:t>
       </w:r>
     </w:p>
-    <w:bookmarkStart w:id="79" w:name="threshold-requirements-11"/>
+    <w:bookmarkStart w:id="81" w:name="threshold-requirements-11"/>
     <w:p>
       <w:pPr>
         <w:pStyle w:val="berschrift5"/>
@@ -3649,8 +3690,8 @@
         <w:t xml:space="preserve">Range number of looks (separate values for each beam, as necessary)</w:t>
       </w:r>
     </w:p>
-    <w:bookmarkEnd w:id="79"/>
-    <w:bookmarkStart w:id="80" w:name="goal-requirements-11"/>
+    <w:bookmarkEnd w:id="81"/>
+    <w:bookmarkStart w:id="82" w:name="goal-requirements-11"/>
     <w:p>
       <w:pPr>
         <w:pStyle w:val="berschrift5"/>
@@ -3667,8 +3708,8 @@
         <w:t xml:space="preserve">As threshold, plus additional relevant processing parameters, e.g., range- and azimuth look bandwidth and LUT applied.</w:t>
       </w:r>
     </w:p>
-    <w:bookmarkEnd w:id="80"/>
-    <w:bookmarkStart w:id="81" w:name="assessment-11"/>
+    <w:bookmarkEnd w:id="82"/>
+    <w:bookmarkStart w:id="83" w:name="assessment-11"/>
     <w:p>
       <w:pPr>
         <w:pStyle w:val="berschrift5"/>
@@ -3732,9 +3773,9 @@
         </w:pict>
       </w:r>
     </w:p>
-    <w:bookmarkEnd w:id="81"/>
-    <w:bookmarkEnd w:id="82"/>
-    <w:bookmarkStart w:id="86" w:name="sec:src-imgatt-sar"/>
+    <w:bookmarkEnd w:id="83"/>
+    <w:bookmarkEnd w:id="84"/>
+    <w:bookmarkStart w:id="88" w:name="sec:src-imgatt-sar"/>
     <w:p>
       <w:pPr>
         <w:pStyle w:val="berschrift4"/>
@@ -3769,7 +3810,7 @@
         <w:t xml:space="preserve">src-imgatt-sar</w:t>
       </w:r>
     </w:p>
-    <w:bookmarkStart w:id="83" w:name="threshold-requirements-12"/>
+    <w:bookmarkStart w:id="85" w:name="threshold-requirements-12"/>
     <w:p>
       <w:pPr>
         <w:pStyle w:val="berschrift5"/>
@@ -3870,8 +3911,8 @@
         <w:t xml:space="preserve">Far range incident angle</w:t>
       </w:r>
     </w:p>
-    <w:bookmarkEnd w:id="83"/>
-    <w:bookmarkStart w:id="84" w:name="goal-requirements-12"/>
+    <w:bookmarkEnd w:id="85"/>
+    <w:bookmarkStart w:id="86" w:name="goal-requirements-12"/>
     <w:p>
       <w:pPr>
         <w:pStyle w:val="berschrift5"/>
@@ -3888,8 +3929,8 @@
         <w:t xml:space="preserve">Geometry of the image footprint expressed in WGS84 in a standardised format (e.g., WKT).</w:t>
       </w:r>
     </w:p>
-    <w:bookmarkEnd w:id="84"/>
-    <w:bookmarkStart w:id="85" w:name="assessment-12"/>
+    <w:bookmarkEnd w:id="86"/>
+    <w:bookmarkStart w:id="87" w:name="assessment-12"/>
     <w:p>
       <w:pPr>
         <w:pStyle w:val="berschrift5"/>
@@ -3953,9 +3994,9 @@
         </w:pict>
       </w:r>
     </w:p>
-    <w:bookmarkEnd w:id="85"/>
-    <w:bookmarkEnd w:id="86"/>
-    <w:bookmarkStart w:id="90" w:name="sec:src-sencal-sar"/>
+    <w:bookmarkEnd w:id="87"/>
+    <w:bookmarkEnd w:id="88"/>
+    <w:bookmarkStart w:id="92" w:name="sec:src-sencal-sar"/>
     <w:p>
       <w:pPr>
         <w:pStyle w:val="berschrift4"/>
@@ -3990,7 +4031,7 @@
         <w:t xml:space="preserve">src-sencal-sar</w:t>
       </w:r>
     </w:p>
-    <w:bookmarkStart w:id="87" w:name="threshold-requirements-13"/>
+    <w:bookmarkStart w:id="89" w:name="threshold-requirements-13"/>
     <w:p>
       <w:pPr>
         <w:pStyle w:val="berschrift5"/>
@@ -4010,8 +4051,8 @@
         <w:t xml:space="preserve"> </w:t>
       </w:r>
     </w:p>
-    <w:bookmarkEnd w:id="87"/>
-    <w:bookmarkStart w:id="88" w:name="goal-requirements-13"/>
+    <w:bookmarkEnd w:id="89"/>
+    <w:bookmarkStart w:id="90" w:name="goal-requirements-13"/>
     <w:p>
       <w:pPr>
         <w:pStyle w:val="berschrift5"/>
@@ -4034,8 +4075,8 @@
         <w:t xml:space="preserve">Ideally this would support machine-to-machine access.</w:t>
       </w:r>
     </w:p>
-    <w:bookmarkEnd w:id="88"/>
-    <w:bookmarkStart w:id="89" w:name="assessment-13"/>
+    <w:bookmarkEnd w:id="90"/>
+    <w:bookmarkStart w:id="91" w:name="assessment-13"/>
     <w:p>
       <w:pPr>
         <w:pStyle w:val="berschrift5"/>
@@ -4099,9 +4140,9 @@
         </w:pict>
       </w:r>
     </w:p>
-    <w:bookmarkEnd w:id="89"/>
-    <w:bookmarkEnd w:id="90"/>
-    <w:bookmarkStart w:id="94" w:name="sec:src-perfind"/>
+    <w:bookmarkEnd w:id="91"/>
+    <w:bookmarkEnd w:id="92"/>
+    <w:bookmarkStart w:id="96" w:name="sec:src-perfind"/>
     <w:p>
       <w:pPr>
         <w:pStyle w:val="berschrift4"/>
@@ -4136,7 +4177,7 @@
         <w:t xml:space="preserve">src-perfind</w:t>
       </w:r>
     </w:p>
-    <w:bookmarkStart w:id="91" w:name="threshold-requirements-14"/>
+    <w:bookmarkStart w:id="93" w:name="threshold-requirements-14"/>
     <w:p>
       <w:pPr>
         <w:pStyle w:val="berschrift5"/>
@@ -4259,8 +4300,8 @@
         <w:t xml:space="preserve">Values do not need to be estimated individually for each product, but may be estimated once for each acquisition mode, and annotated on all products.</w:t>
       </w:r>
     </w:p>
-    <w:bookmarkEnd w:id="91"/>
-    <w:bookmarkStart w:id="92" w:name="goal-requirements-14"/>
+    <w:bookmarkEnd w:id="93"/>
+    <w:bookmarkStart w:id="94" w:name="goal-requirements-14"/>
     <w:p>
       <w:pPr>
         <w:pStyle w:val="berschrift5"/>
@@ -4277,8 +4318,8 @@
         <w:t xml:space="preserve">Provide additional relevant performance indicators (e.g., ENL, PSLR, ISLR, and performance reference DOI or URL).</w:t>
       </w:r>
     </w:p>
-    <w:bookmarkEnd w:id="92"/>
-    <w:bookmarkStart w:id="93" w:name="assessment-14"/>
+    <w:bookmarkEnd w:id="94"/>
+    <w:bookmarkStart w:id="95" w:name="assessment-14"/>
     <w:p>
       <w:pPr>
         <w:pStyle w:val="berschrift5"/>
@@ -4342,9 +4383,9 @@
         </w:pict>
       </w:r>
     </w:p>
-    <w:bookmarkEnd w:id="93"/>
-    <w:bookmarkEnd w:id="94"/>
-    <w:bookmarkStart w:id="98" w:name="sec:src-polcalm"/>
+    <w:bookmarkEnd w:id="95"/>
+    <w:bookmarkEnd w:id="96"/>
+    <w:bookmarkStart w:id="100" w:name="sec:src-polcalm"/>
     <w:p>
       <w:pPr>
         <w:pStyle w:val="berschrift4"/>
@@ -4379,7 +4420,7 @@
         <w:t xml:space="preserve">src-polcalm</w:t>
       </w:r>
     </w:p>
-    <w:bookmarkStart w:id="95" w:name="threshold-requirements-15"/>
+    <w:bookmarkStart w:id="97" w:name="threshold-requirements-15"/>
     <w:p>
       <w:pPr>
         <w:pStyle w:val="berschrift5"/>
@@ -4399,8 +4440,8 @@
         <w:t xml:space="preserve"> </w:t>
       </w:r>
     </w:p>
-    <w:bookmarkEnd w:id="95"/>
-    <w:bookmarkStart w:id="96" w:name="goal-requirements-15"/>
+    <w:bookmarkEnd w:id="97"/>
+    <w:bookmarkStart w:id="98" w:name="goal-requirements-15"/>
     <w:p>
       <w:pPr>
         <w:pStyle w:val="berschrift5"/>
@@ -4417,8 +4458,8 @@
         <w:t xml:space="preserve">The complex-valued polarimetric distortion matrices with the channel imbalance and the cross-talk applied for the polarimetric calibration.</w:t>
       </w:r>
     </w:p>
-    <w:bookmarkEnd w:id="96"/>
-    <w:bookmarkStart w:id="97" w:name="assessment-15"/>
+    <w:bookmarkEnd w:id="98"/>
+    <w:bookmarkStart w:id="99" w:name="assessment-15"/>
     <w:p>
       <w:pPr>
         <w:pStyle w:val="berschrift5"/>
@@ -4482,9 +4523,9 @@
         </w:pict>
       </w:r>
     </w:p>
-    <w:bookmarkEnd w:id="97"/>
-    <w:bookmarkEnd w:id="98"/>
-    <w:bookmarkStart w:id="102" w:name="sec:src-farotan"/>
+    <w:bookmarkEnd w:id="99"/>
+    <w:bookmarkEnd w:id="100"/>
+    <w:bookmarkStart w:id="104" w:name="sec:src-farotan"/>
     <w:p>
       <w:pPr>
         <w:pStyle w:val="berschrift4"/>
@@ -4519,7 +4560,7 @@
         <w:t xml:space="preserve">src-farotan</w:t>
       </w:r>
     </w:p>
-    <w:bookmarkStart w:id="99" w:name="threshold-requirements-16"/>
+    <w:bookmarkStart w:id="101" w:name="threshold-requirements-16"/>
     <w:p>
       <w:pPr>
         <w:pStyle w:val="berschrift5"/>
@@ -4539,8 +4580,8 @@
         <w:t xml:space="preserve"> </w:t>
       </w:r>
     </w:p>
-    <w:bookmarkEnd w:id="99"/>
-    <w:bookmarkStart w:id="100" w:name="goal-requirements-16"/>
+    <w:bookmarkEnd w:id="101"/>
+    <w:bookmarkStart w:id="102" w:name="goal-requirements-16"/>
     <w:p>
       <w:pPr>
         <w:pStyle w:val="berschrift5"/>
@@ -4557,8 +4598,8 @@
         <w:t xml:space="preserve">The mean Faraday rotation angle estimated from the polarimetric data and/or from models with reference to the method or paper used to derive the estimate.</w:t>
       </w:r>
     </w:p>
-    <w:bookmarkEnd w:id="100"/>
-    <w:bookmarkStart w:id="101" w:name="assessment-16"/>
+    <w:bookmarkEnd w:id="102"/>
+    <w:bookmarkStart w:id="103" w:name="assessment-16"/>
     <w:p>
       <w:pPr>
         <w:pStyle w:val="berschrift5"/>
@@ -4622,9 +4663,9 @@
         </w:pict>
       </w:r>
     </w:p>
-    <w:bookmarkEnd w:id="101"/>
-    <w:bookmarkEnd w:id="102"/>
-    <w:bookmarkStart w:id="106" w:name="sec:src-ionind"/>
+    <w:bookmarkEnd w:id="103"/>
+    <w:bookmarkEnd w:id="104"/>
+    <w:bookmarkStart w:id="108" w:name="sec:src-ionind"/>
     <w:p>
       <w:pPr>
         <w:pStyle w:val="berschrift4"/>
@@ -4659,7 +4700,7 @@
         <w:t xml:space="preserve">src-ionind</w:t>
       </w:r>
     </w:p>
-    <w:bookmarkStart w:id="103" w:name="threshold-requirements-17"/>
+    <w:bookmarkStart w:id="105" w:name="threshold-requirements-17"/>
     <w:p>
       <w:pPr>
         <w:pStyle w:val="berschrift5"/>
@@ -4679,8 +4720,8 @@
         <w:t xml:space="preserve"> </w:t>
       </w:r>
     </w:p>
-    <w:bookmarkEnd w:id="103"/>
-    <w:bookmarkStart w:id="104" w:name="goal-requirements-17"/>
+    <w:bookmarkEnd w:id="105"/>
+    <w:bookmarkStart w:id="106" w:name="goal-requirements-17"/>
     <w:p>
       <w:pPr>
         <w:pStyle w:val="berschrift5"/>
@@ -4715,8 +4756,8 @@
         <w:t xml:space="preserve">Significant impact would imply that the ionospheric impact on the backscatter exceeds the radiometric calibration requirement or goal for the imagery.</w:t>
       </w:r>
     </w:p>
-    <w:bookmarkEnd w:id="104"/>
-    <w:bookmarkStart w:id="105" w:name="assessment-17"/>
+    <w:bookmarkEnd w:id="106"/>
+    <w:bookmarkStart w:id="107" w:name="assessment-17"/>
     <w:p>
       <w:pPr>
         <w:pStyle w:val="berschrift5"/>
@@ -4773,10 +4814,10 @@
         <w:t xml:space="preserve">Recommended Requirement Modification:</w:t>
       </w:r>
     </w:p>
-    <w:bookmarkEnd w:id="105"/>
-    <w:bookmarkEnd w:id="106"/>
     <w:bookmarkEnd w:id="107"/>
-    <w:bookmarkStart w:id="156" w:name="sec:prd"/>
+    <w:bookmarkEnd w:id="108"/>
+    <w:bookmarkEnd w:id="109"/>
+    <w:bookmarkStart w:id="158" w:name="sec:prd"/>
     <w:p>
       <w:pPr>
         <w:pStyle w:val="berschrift3"/>
@@ -4802,7 +4843,7 @@
         <w:t xml:space="preserve">Information related to the CEOS-ARD product generation procedure and geographic parameters.</w:t>
       </w:r>
     </w:p>
-    <w:bookmarkStart w:id="111" w:name="sec:prd-daccess-prod"/>
+    <w:bookmarkStart w:id="113" w:name="sec:prd-daccess-prod"/>
     <w:p>
       <w:pPr>
         <w:pStyle w:val="berschrift4"/>
@@ -4837,7 +4878,7 @@
         <w:t xml:space="preserve">prd-daccess-prod</w:t>
       </w:r>
     </w:p>
-    <w:bookmarkStart w:id="108" w:name="threshold-requirements-18"/>
+    <w:bookmarkStart w:id="110" w:name="threshold-requirements-18"/>
     <w:p>
       <w:pPr>
         <w:pStyle w:val="berschrift5"/>
@@ -4902,8 +4943,8 @@
         <w:t xml:space="preserve">Location from where CEOS-ARD product can be retrieved, expressed as a URL or DOI.</w:t>
       </w:r>
     </w:p>
-    <w:bookmarkEnd w:id="108"/>
-    <w:bookmarkStart w:id="109" w:name="goal-requirements-18"/>
+    <w:bookmarkEnd w:id="110"/>
+    <w:bookmarkStart w:id="111" w:name="goal-requirements-18"/>
     <w:p>
       <w:pPr>
         <w:pStyle w:val="berschrift5"/>
@@ -4920,8 +4961,8 @@
         <w:t xml:space="preserve">The metadata identifies an online location from where the data can be consistently and reliably retrieved by a computer algorithm without any manual intervention being required.</w:t>
       </w:r>
     </w:p>
-    <w:bookmarkEnd w:id="109"/>
-    <w:bookmarkStart w:id="110" w:name="assessment-18"/>
+    <w:bookmarkEnd w:id="111"/>
+    <w:bookmarkStart w:id="112" w:name="assessment-18"/>
     <w:p>
       <w:pPr>
         <w:pStyle w:val="berschrift5"/>
@@ -4985,9 +5026,9 @@
         </w:pict>
       </w:r>
     </w:p>
-    <w:bookmarkEnd w:id="110"/>
-    <w:bookmarkEnd w:id="111"/>
-    <w:bookmarkStart w:id="115" w:name="sec:prd-auxdat-sar"/>
+    <w:bookmarkEnd w:id="112"/>
+    <w:bookmarkEnd w:id="113"/>
+    <w:bookmarkStart w:id="117" w:name="sec:prd-auxdat-sar"/>
     <w:p>
       <w:pPr>
         <w:pStyle w:val="berschrift4"/>
@@ -5022,7 +5063,7 @@
         <w:t xml:space="preserve">prd-auxdat-sar</w:t>
       </w:r>
     </w:p>
-    <w:bookmarkStart w:id="112" w:name="threshold-requirements-19"/>
+    <w:bookmarkStart w:id="114" w:name="threshold-requirements-19"/>
     <w:p>
       <w:pPr>
         <w:pStyle w:val="berschrift5"/>
@@ -5042,8 +5083,8 @@
         <w:t xml:space="preserve"> </w:t>
       </w:r>
     </w:p>
-    <w:bookmarkEnd w:id="112"/>
-    <w:bookmarkStart w:id="113" w:name="goal-requirements-19"/>
+    <w:bookmarkEnd w:id="114"/>
+    <w:bookmarkStart w:id="115" w:name="goal-requirements-19"/>
     <w:p>
       <w:pPr>
         <w:pStyle w:val="berschrift5"/>
@@ -5080,8 +5121,8 @@
         <w:t xml:space="preserve">Auxiliary data includes DEMs, etc., and any additional data sources used in the generation of the product.</w:t>
       </w:r>
     </w:p>
-    <w:bookmarkEnd w:id="113"/>
-    <w:bookmarkStart w:id="114" w:name="assessment-19"/>
+    <w:bookmarkEnd w:id="115"/>
+    <w:bookmarkStart w:id="116" w:name="assessment-19"/>
     <w:p>
       <w:pPr>
         <w:pStyle w:val="berschrift5"/>
@@ -5145,9 +5186,9 @@
         </w:pict>
       </w:r>
     </w:p>
-    <w:bookmarkEnd w:id="114"/>
-    <w:bookmarkEnd w:id="115"/>
-    <w:bookmarkStart w:id="119" w:name="sec:prd-samspa"/>
+    <w:bookmarkEnd w:id="116"/>
+    <w:bookmarkEnd w:id="117"/>
+    <w:bookmarkStart w:id="121" w:name="sec:prd-samspa"/>
     <w:p>
       <w:pPr>
         <w:pStyle w:val="berschrift4"/>
@@ -5182,7 +5223,7 @@
         <w:t xml:space="preserve">prd-samspa</w:t>
       </w:r>
     </w:p>
-    <w:bookmarkStart w:id="116" w:name="threshold-requirements-20"/>
+    <w:bookmarkStart w:id="118" w:name="threshold-requirements-20"/>
     <w:p>
       <w:pPr>
         <w:pStyle w:val="berschrift5"/>
@@ -5223,8 +5264,8 @@
         <w:t xml:space="preserve">Line (row) spacing</w:t>
       </w:r>
     </w:p>
-    <w:bookmarkEnd w:id="116"/>
-    <w:bookmarkStart w:id="117" w:name="goal-requirements-20"/>
+    <w:bookmarkEnd w:id="118"/>
+    <w:bookmarkStart w:id="119" w:name="goal-requirements-20"/>
     <w:p>
       <w:pPr>
         <w:pStyle w:val="berschrift5"/>
@@ -5244,8 +5285,8 @@
         <w:t xml:space="preserve"> </w:t>
       </w:r>
     </w:p>
-    <w:bookmarkEnd w:id="117"/>
-    <w:bookmarkStart w:id="118" w:name="assessment-20"/>
+    <w:bookmarkEnd w:id="119"/>
+    <w:bookmarkStart w:id="120" w:name="assessment-20"/>
     <w:p>
       <w:pPr>
         <w:pStyle w:val="berschrift5"/>
@@ -5309,9 +5350,9 @@
         </w:pict>
       </w:r>
     </w:p>
-    <w:bookmarkEnd w:id="118"/>
-    <w:bookmarkEnd w:id="119"/>
-    <w:bookmarkStart w:id="123" w:name="sec:prd-enl"/>
+    <w:bookmarkEnd w:id="120"/>
+    <w:bookmarkEnd w:id="121"/>
+    <w:bookmarkStart w:id="125" w:name="sec:prd-enl"/>
     <w:p>
       <w:pPr>
         <w:pStyle w:val="berschrift4"/>
@@ -5346,7 +5387,7 @@
         <w:t xml:space="preserve">prd-enl</w:t>
       </w:r>
     </w:p>
-    <w:bookmarkStart w:id="120" w:name="threshold-requirements-21"/>
+    <w:bookmarkStart w:id="122" w:name="threshold-requirements-21"/>
     <w:p>
       <w:pPr>
         <w:pStyle w:val="berschrift5"/>
@@ -5366,8 +5407,8 @@
         <w:t xml:space="preserve"> </w:t>
       </w:r>
     </w:p>
-    <w:bookmarkEnd w:id="120"/>
-    <w:bookmarkStart w:id="121" w:name="goal-requirements-21"/>
+    <w:bookmarkEnd w:id="122"/>
+    <w:bookmarkStart w:id="123" w:name="goal-requirements-21"/>
     <w:p>
       <w:pPr>
         <w:pStyle w:val="berschrift5"/>
@@ -5384,8 +5425,8 @@
         <w:t xml:space="preserve">Equivalent Number of Looks (ENL)</w:t>
       </w:r>
     </w:p>
-    <w:bookmarkEnd w:id="121"/>
-    <w:bookmarkStart w:id="122" w:name="assessment-21"/>
+    <w:bookmarkEnd w:id="123"/>
+    <w:bookmarkStart w:id="124" w:name="assessment-21"/>
     <w:p>
       <w:pPr>
         <w:pStyle w:val="berschrift5"/>
@@ -5449,9 +5490,9 @@
         </w:pict>
       </w:r>
     </w:p>
-    <w:bookmarkEnd w:id="122"/>
-    <w:bookmarkEnd w:id="123"/>
-    <w:bookmarkStart w:id="127" w:name="sec:prd-resol"/>
+    <w:bookmarkEnd w:id="124"/>
+    <w:bookmarkEnd w:id="125"/>
+    <w:bookmarkStart w:id="129" w:name="sec:prd-resol"/>
     <w:p>
       <w:pPr>
         <w:pStyle w:val="berschrift4"/>
@@ -5486,7 +5527,7 @@
         <w:t xml:space="preserve">prd-resol</w:t>
       </w:r>
     </w:p>
-    <w:bookmarkStart w:id="124" w:name="threshold-requirements-22"/>
+    <w:bookmarkStart w:id="126" w:name="threshold-requirements-22"/>
     <w:p>
       <w:pPr>
         <w:pStyle w:val="berschrift5"/>
@@ -5506,8 +5547,8 @@
         <w:t xml:space="preserve"> </w:t>
       </w:r>
     </w:p>
-    <w:bookmarkEnd w:id="124"/>
-    <w:bookmarkStart w:id="125" w:name="goal-requirements-22"/>
+    <w:bookmarkEnd w:id="126"/>
+    <w:bookmarkStart w:id="127" w:name="goal-requirements-22"/>
     <w:p>
       <w:pPr>
         <w:pStyle w:val="berschrift5"/>
@@ -5548,8 +5589,8 @@
         <w:t xml:space="preserve">Rows</w:t>
       </w:r>
     </w:p>
-    <w:bookmarkEnd w:id="125"/>
-    <w:bookmarkStart w:id="126" w:name="assessment-22"/>
+    <w:bookmarkEnd w:id="127"/>
+    <w:bookmarkStart w:id="128" w:name="assessment-22"/>
     <w:p>
       <w:pPr>
         <w:pStyle w:val="berschrift5"/>
@@ -5613,9 +5654,9 @@
         </w:pict>
       </w:r>
     </w:p>
-    <w:bookmarkEnd w:id="126"/>
-    <w:bookmarkEnd w:id="127"/>
-    <w:bookmarkStart w:id="131" w:name="sec:prd-spekfil"/>
+    <w:bookmarkEnd w:id="128"/>
+    <w:bookmarkEnd w:id="129"/>
+    <w:bookmarkStart w:id="133" w:name="sec:prd-spekfil"/>
     <w:p>
       <w:pPr>
         <w:pStyle w:val="berschrift4"/>
@@ -5650,7 +5691,7 @@
         <w:t xml:space="preserve">prd-spekfil</w:t>
       </w:r>
     </w:p>
-    <w:bookmarkStart w:id="128" w:name="threshold-requirements-23"/>
+    <w:bookmarkStart w:id="130" w:name="threshold-requirements-23"/>
     <w:p>
       <w:pPr>
         <w:pStyle w:val="berschrift5"/>
@@ -5735,8 +5776,8 @@
         <w:t xml:space="preserve">Any other parameters defining the speckle filter used</w:t>
       </w:r>
     </w:p>
-    <w:bookmarkEnd w:id="128"/>
-    <w:bookmarkStart w:id="129" w:name="goal-requirements-23"/>
+    <w:bookmarkEnd w:id="130"/>
+    <w:bookmarkStart w:id="131" w:name="goal-requirements-23"/>
     <w:p>
       <w:pPr>
         <w:pStyle w:val="berschrift5"/>
@@ -5756,8 +5797,8 @@
         <w:t xml:space="preserve"> </w:t>
       </w:r>
     </w:p>
-    <w:bookmarkEnd w:id="129"/>
-    <w:bookmarkStart w:id="130" w:name="assessment-23"/>
+    <w:bookmarkEnd w:id="131"/>
+    <w:bookmarkStart w:id="132" w:name="assessment-23"/>
     <w:p>
       <w:pPr>
         <w:pStyle w:val="berschrift5"/>
@@ -5821,9 +5862,9 @@
         </w:pict>
       </w:r>
     </w:p>
-    <w:bookmarkEnd w:id="130"/>
-    <w:bookmarkEnd w:id="131"/>
-    <w:bookmarkStart w:id="135" w:name="sec:prd-geobbox"/>
+    <w:bookmarkEnd w:id="132"/>
+    <w:bookmarkEnd w:id="133"/>
+    <w:bookmarkStart w:id="137" w:name="sec:prd-geobbox"/>
     <w:p>
       <w:pPr>
         <w:pStyle w:val="berschrift4"/>
@@ -5858,7 +5899,7 @@
         <w:t xml:space="preserve">prd-geobbox</w:t>
       </w:r>
     </w:p>
-    <w:bookmarkStart w:id="132" w:name="threshold-requirements-24"/>
+    <w:bookmarkStart w:id="134" w:name="threshold-requirements-24"/>
     <w:p>
       <w:pPr>
         <w:pStyle w:val="berschrift5"/>
@@ -5918,8 +5959,8 @@
         <w:t xml:space="preserve">Four corners of the product file are recommended for scenes crossing the Antemeridian, or the North or the South Pole.</w:t>
       </w:r>
     </w:p>
-    <w:bookmarkEnd w:id="132"/>
-    <w:bookmarkStart w:id="133" w:name="goal-requirements-24"/>
+    <w:bookmarkEnd w:id="134"/>
+    <w:bookmarkStart w:id="135" w:name="goal-requirements-24"/>
     <w:p>
       <w:pPr>
         <w:pStyle w:val="berschrift5"/>
@@ -5939,8 +5980,8 @@
         <w:t xml:space="preserve"> </w:t>
       </w:r>
     </w:p>
-    <w:bookmarkEnd w:id="133"/>
-    <w:bookmarkStart w:id="134" w:name="assessment-24"/>
+    <w:bookmarkEnd w:id="135"/>
+    <w:bookmarkStart w:id="136" w:name="assessment-24"/>
     <w:p>
       <w:pPr>
         <w:pStyle w:val="berschrift5"/>
@@ -6004,9 +6045,9 @@
         </w:pict>
       </w:r>
     </w:p>
-    <w:bookmarkEnd w:id="134"/>
-    <w:bookmarkEnd w:id="135"/>
-    <w:bookmarkStart w:id="139" w:name="sec:prd-geoarea-sar"/>
+    <w:bookmarkEnd w:id="136"/>
+    <w:bookmarkEnd w:id="137"/>
+    <w:bookmarkStart w:id="141" w:name="sec:prd-geoarea-sar"/>
     <w:p>
       <w:pPr>
         <w:pStyle w:val="berschrift4"/>
@@ -6041,7 +6082,7 @@
         <w:t xml:space="preserve">prd-geoarea-sar</w:t>
       </w:r>
     </w:p>
-    <w:bookmarkStart w:id="136" w:name="threshold-requirements-25"/>
+    <w:bookmarkStart w:id="138" w:name="threshold-requirements-25"/>
     <w:p>
       <w:pPr>
         <w:pStyle w:val="berschrift5"/>
@@ -6058,8 +6099,8 @@
         <w:t xml:space="preserve">The geometry of the SAR image footprint expressed in WGS84, in a standardised format (e.g., WKT Polygon).</w:t>
       </w:r>
     </w:p>
-    <w:bookmarkEnd w:id="136"/>
-    <w:bookmarkStart w:id="137" w:name="goal-requirements-25"/>
+    <w:bookmarkEnd w:id="138"/>
+    <w:bookmarkStart w:id="139" w:name="goal-requirements-25"/>
     <w:p>
       <w:pPr>
         <w:pStyle w:val="berschrift5"/>
@@ -6079,8 +6120,8 @@
         <w:t xml:space="preserve"> </w:t>
       </w:r>
     </w:p>
-    <w:bookmarkEnd w:id="137"/>
-    <w:bookmarkStart w:id="138" w:name="assessment-25"/>
+    <w:bookmarkEnd w:id="139"/>
+    <w:bookmarkStart w:id="140" w:name="assessment-25"/>
     <w:p>
       <w:pPr>
         <w:pStyle w:val="berschrift5"/>
@@ -6144,9 +6185,9 @@
         </w:pict>
       </w:r>
     </w:p>
-    <w:bookmarkEnd w:id="138"/>
-    <w:bookmarkEnd w:id="139"/>
-    <w:bookmarkStart w:id="143" w:name="sec:prd-imgsize"/>
+    <w:bookmarkEnd w:id="140"/>
+    <w:bookmarkEnd w:id="141"/>
+    <w:bookmarkStart w:id="145" w:name="sec:prd-imgsize"/>
     <w:p>
       <w:pPr>
         <w:pStyle w:val="berschrift4"/>
@@ -6181,7 +6222,7 @@
         <w:t xml:space="preserve">prd-imgsize</w:t>
       </w:r>
     </w:p>
-    <w:bookmarkStart w:id="140" w:name="threshold-requirements-26"/>
+    <w:bookmarkStart w:id="142" w:name="threshold-requirements-26"/>
     <w:p>
       <w:pPr>
         <w:pStyle w:val="berschrift5"/>
@@ -6246,8 +6287,8 @@
         <w:t xml:space="preserve">Number of no-data border pixels (if applicable)</w:t>
       </w:r>
     </w:p>
-    <w:bookmarkEnd w:id="140"/>
-    <w:bookmarkStart w:id="141" w:name="goal-requirements-26"/>
+    <w:bookmarkEnd w:id="142"/>
+    <w:bookmarkStart w:id="143" w:name="goal-requirements-26"/>
     <w:p>
       <w:pPr>
         <w:pStyle w:val="berschrift5"/>
@@ -6267,8 +6308,8 @@
         <w:t xml:space="preserve"> </w:t>
       </w:r>
     </w:p>
-    <w:bookmarkEnd w:id="141"/>
-    <w:bookmarkStart w:id="142" w:name="assessment-26"/>
+    <w:bookmarkEnd w:id="143"/>
+    <w:bookmarkStart w:id="144" w:name="assessment-26"/>
     <w:p>
       <w:pPr>
         <w:pStyle w:val="berschrift5"/>
@@ -6332,9 +6373,9 @@
         </w:pict>
       </w:r>
     </w:p>
-    <w:bookmarkEnd w:id="142"/>
-    <w:bookmarkEnd w:id="143"/>
-    <w:bookmarkStart w:id="147" w:name="sec:prd-pixcoco"/>
+    <w:bookmarkEnd w:id="144"/>
+    <w:bookmarkEnd w:id="145"/>
+    <w:bookmarkStart w:id="149" w:name="sec:prd-pixcoco"/>
     <w:p>
       <w:pPr>
         <w:pStyle w:val="berschrift4"/>
@@ -6369,7 +6410,7 @@
         <w:t xml:space="preserve">prd-pixcoco</w:t>
       </w:r>
     </w:p>
-    <w:bookmarkStart w:id="144" w:name="threshold-requirements-27"/>
+    <w:bookmarkStart w:id="146" w:name="threshold-requirements-27"/>
     <w:p>
       <w:pPr>
         <w:pStyle w:val="berschrift5"/>
@@ -6392,8 +6433,8 @@
         <w:t xml:space="preserve">Values are [pixel centre, pixel ULC or pixel LLC].</w:t>
       </w:r>
     </w:p>
-    <w:bookmarkEnd w:id="144"/>
-    <w:bookmarkStart w:id="145" w:name="goal-requirements-27"/>
+    <w:bookmarkEnd w:id="146"/>
+    <w:bookmarkStart w:id="147" w:name="goal-requirements-27"/>
     <w:p>
       <w:pPr>
         <w:pStyle w:val="berschrift5"/>
@@ -6413,8 +6454,8 @@
         <w:t xml:space="preserve"> </w:t>
       </w:r>
     </w:p>
-    <w:bookmarkEnd w:id="145"/>
-    <w:bookmarkStart w:id="146" w:name="assessment-27"/>
+    <w:bookmarkEnd w:id="147"/>
+    <w:bookmarkStart w:id="148" w:name="assessment-27"/>
     <w:p>
       <w:pPr>
         <w:pStyle w:val="berschrift5"/>
@@ -6478,9 +6519,9 @@
         </w:pict>
       </w:r>
     </w:p>
-    <w:bookmarkEnd w:id="146"/>
-    <w:bookmarkEnd w:id="147"/>
-    <w:bookmarkStart w:id="151" w:name="sec:prd-crs-sar"/>
+    <w:bookmarkEnd w:id="148"/>
+    <w:bookmarkEnd w:id="149"/>
+    <w:bookmarkStart w:id="153" w:name="sec:prd-crs-sar"/>
     <w:p>
       <w:pPr>
         <w:pStyle w:val="berschrift4"/>
@@ -6515,7 +6556,7 @@
         <w:t xml:space="preserve">prd-crs-sar</w:t>
       </w:r>
     </w:p>
-    <w:bookmarkStart w:id="148" w:name="threshold-requirements-28"/>
+    <w:bookmarkStart w:id="150" w:name="threshold-requirements-28"/>
     <w:p>
       <w:pPr>
         <w:pStyle w:val="berschrift5"/>
@@ -6538,8 +6579,8 @@
         <w:t xml:space="preserve">Indicate EPSG code, if defined for the CRS.</w:t>
       </w:r>
     </w:p>
-    <w:bookmarkEnd w:id="148"/>
-    <w:bookmarkStart w:id="149" w:name="goal-requirements-28"/>
+    <w:bookmarkEnd w:id="150"/>
+    <w:bookmarkStart w:id="151" w:name="goal-requirements-28"/>
     <w:p>
       <w:pPr>
         <w:pStyle w:val="berschrift5"/>
@@ -6559,8 +6600,8 @@
         <w:t xml:space="preserve"> </w:t>
       </w:r>
     </w:p>
-    <w:bookmarkEnd w:id="149"/>
-    <w:bookmarkStart w:id="150" w:name="assessment-28"/>
+    <w:bookmarkEnd w:id="151"/>
+    <w:bookmarkStart w:id="152" w:name="assessment-28"/>
     <w:p>
       <w:pPr>
         <w:pStyle w:val="berschrift5"/>
@@ -6624,9 +6665,9 @@
         </w:pict>
       </w:r>
     </w:p>
-    <w:bookmarkEnd w:id="150"/>
-    <w:bookmarkEnd w:id="151"/>
-    <w:bookmarkStart w:id="155" w:name="sec:prd-reorbit-nrb-pol"/>
+    <w:bookmarkEnd w:id="152"/>
+    <w:bookmarkEnd w:id="153"/>
+    <w:bookmarkStart w:id="157" w:name="sec:prd-reorbit-nrb-pol"/>
     <w:p>
       <w:pPr>
         <w:pStyle w:val="berschrift4"/>
@@ -6704,7 +6745,7 @@
         <w:t xml:space="preserve">) is provided.</w:t>
       </w:r>
     </w:p>
-    <w:bookmarkStart w:id="152" w:name="threshold-requirements-29"/>
+    <w:bookmarkStart w:id="154" w:name="threshold-requirements-29"/>
     <w:p>
       <w:pPr>
         <w:pStyle w:val="berschrift5"/>
@@ -6724,8 +6765,8 @@
         <w:t xml:space="preserve"> </w:t>
       </w:r>
     </w:p>
-    <w:bookmarkEnd w:id="152"/>
-    <w:bookmarkStart w:id="153" w:name="goal-requirements-29"/>
+    <w:bookmarkEnd w:id="154"/>
+    <w:bookmarkStart w:id="155" w:name="goal-requirements-29"/>
     <w:p>
       <w:pPr>
         <w:pStyle w:val="berschrift5"/>
@@ -6756,8 +6797,8 @@
         <w:t xml:space="preserve">Provide scene-centred perpendicular baseline for the for the source data relative to the reference orbit used (for approximate use only).</w:t>
       </w:r>
     </w:p>
-    <w:bookmarkEnd w:id="153"/>
-    <w:bookmarkStart w:id="154" w:name="assessment-29"/>
+    <w:bookmarkEnd w:id="155"/>
+    <w:bookmarkStart w:id="156" w:name="assessment-29"/>
     <w:p>
       <w:pPr>
         <w:pStyle w:val="berschrift5"/>
@@ -6814,10 +6855,10 @@
         <w:t xml:space="preserve">Recommended Requirement Modification:</w:t>
       </w:r>
     </w:p>
-    <w:bookmarkEnd w:id="154"/>
-    <w:bookmarkEnd w:id="155"/>
     <w:bookmarkEnd w:id="156"/>
-    <w:bookmarkStart w:id="197" w:name="sec:pxl"/>
+    <w:bookmarkEnd w:id="157"/>
+    <w:bookmarkEnd w:id="158"/>
+    <w:bookmarkStart w:id="199" w:name="sec:pxl"/>
     <w:p>
       <w:pPr>
         <w:pStyle w:val="berschrift3"/>
@@ -6871,7 +6912,7 @@
         <w:t xml:space="preserve">(choose) observations on the basis of their individual suitability for application.</w:t>
       </w:r>
     </w:p>
-    <w:bookmarkStart w:id="160" w:name="sec:pxl-cngform"/>
+    <w:bookmarkStart w:id="162" w:name="sec:pxl-cngform"/>
     <w:p>
       <w:pPr>
         <w:pStyle w:val="berschrift4"/>
@@ -6906,7 +6947,7 @@
         <w:t xml:space="preserve">pxl-cngform</w:t>
       </w:r>
     </w:p>
-    <w:bookmarkStart w:id="157" w:name="threshold-requirements-30"/>
+    <w:bookmarkStart w:id="159" w:name="threshold-requirements-30"/>
     <w:p>
       <w:pPr>
         <w:pStyle w:val="berschrift5"/>
@@ -6926,8 +6967,8 @@
         <w:t xml:space="preserve"> </w:t>
       </w:r>
     </w:p>
-    <w:bookmarkEnd w:id="157"/>
-    <w:bookmarkStart w:id="158" w:name="goal-requirements-30"/>
+    <w:bookmarkEnd w:id="159"/>
+    <w:bookmarkStart w:id="160" w:name="goal-requirements-30"/>
     <w:p>
       <w:pPr>
         <w:pStyle w:val="berschrift5"/>
@@ -6944,8 +6985,8 @@
         <w:t xml:space="preserve">All files are provided using cloud-optimized file formats.</w:t>
       </w:r>
     </w:p>
-    <w:bookmarkEnd w:id="158"/>
-    <w:bookmarkStart w:id="159" w:name="assessment-30"/>
+    <w:bookmarkEnd w:id="160"/>
+    <w:bookmarkStart w:id="161" w:name="assessment-30"/>
     <w:p>
       <w:pPr>
         <w:pStyle w:val="berschrift5"/>
@@ -7009,9 +7050,9 @@
         </w:pict>
       </w:r>
     </w:p>
-    <w:bookmarkEnd w:id="159"/>
-    <w:bookmarkEnd w:id="160"/>
-    <w:bookmarkStart w:id="164" w:name="sec:pxl-memare-sar"/>
+    <w:bookmarkEnd w:id="161"/>
+    <w:bookmarkEnd w:id="162"/>
+    <w:bookmarkStart w:id="166" w:name="sec:pxl-memare-sar"/>
     <w:p>
       <w:pPr>
         <w:pStyle w:val="berschrift4"/>
@@ -7046,7 +7087,7 @@
         <w:t xml:space="preserve">pxl-memare-sar</w:t>
       </w:r>
     </w:p>
-    <w:bookmarkStart w:id="161" w:name="threshold-requirements-31"/>
+    <w:bookmarkStart w:id="163" w:name="threshold-requirements-31"/>
     <w:p>
       <w:pPr>
         <w:pStyle w:val="berschrift5"/>
@@ -7063,8 +7104,8 @@
         <w:t xml:space="preserve">Metadata is provided in a structure that enables a computer algorithm to be used to consistently and automatically identify and extract each component/variable/layer for further use.</w:t>
       </w:r>
     </w:p>
-    <w:bookmarkEnd w:id="161"/>
-    <w:bookmarkStart w:id="162" w:name="goal-requirements-31"/>
+    <w:bookmarkEnd w:id="163"/>
+    <w:bookmarkStart w:id="164" w:name="goal-requirements-31"/>
     <w:p>
       <w:pPr>
         <w:pStyle w:val="berschrift5"/>
@@ -7081,8 +7122,8 @@
         <w:t xml:space="preserve">As threshold, but metadata is formatted in accordance with CEOS-ARD SAR Metadata Specifications, v.1.1, or in a community endorsed standard that facilitates machine-readability, such as ISO 19115-2, Climate and Forecast (CF) convention, the Attribute Convention for Data Discovery (ACDD), etc.</w:t>
       </w:r>
     </w:p>
-    <w:bookmarkEnd w:id="162"/>
-    <w:bookmarkStart w:id="163" w:name="assessment-31"/>
+    <w:bookmarkEnd w:id="164"/>
+    <w:bookmarkStart w:id="165" w:name="assessment-31"/>
     <w:p>
       <w:pPr>
         <w:pStyle w:val="berschrift5"/>
@@ -7146,9 +7187,9 @@
         </w:pict>
       </w:r>
     </w:p>
-    <w:bookmarkEnd w:id="163"/>
-    <w:bookmarkEnd w:id="164"/>
-    <w:bookmarkStart w:id="168" w:name="sec:pxl-damaski"/>
+    <w:bookmarkEnd w:id="165"/>
+    <w:bookmarkEnd w:id="166"/>
+    <w:bookmarkStart w:id="170" w:name="sec:pxl-damaski"/>
     <w:p>
       <w:pPr>
         <w:pStyle w:val="berschrift4"/>
@@ -7183,7 +7224,7 @@
         <w:t xml:space="preserve">pxl-damaski</w:t>
       </w:r>
     </w:p>
-    <w:bookmarkStart w:id="165" w:name="threshold-requirements-32"/>
+    <w:bookmarkStart w:id="167" w:name="threshold-requirements-32"/>
     <w:p>
       <w:pPr>
         <w:pStyle w:val="berschrift5"/>
@@ -7316,8 +7357,8 @@
         <w:t xml:space="preserve">Bit Value Representation</w:t>
       </w:r>
     </w:p>
-    <w:bookmarkEnd w:id="165"/>
-    <w:bookmarkStart w:id="166" w:name="goal-requirements-32"/>
+    <w:bookmarkEnd w:id="167"/>
+    <w:bookmarkStart w:id="168" w:name="goal-requirements-32"/>
     <w:p>
       <w:pPr>
         <w:pStyle w:val="berschrift5"/>
@@ -7406,8 +7447,8 @@
         <w:t xml:space="preserve">DEM gap filling (i.e., interpolated DEM over gaps)</w:t>
       </w:r>
     </w:p>
-    <w:bookmarkEnd w:id="166"/>
-    <w:bookmarkStart w:id="167" w:name="assessment-32"/>
+    <w:bookmarkEnd w:id="168"/>
+    <w:bookmarkStart w:id="169" w:name="assessment-32"/>
     <w:p>
       <w:pPr>
         <w:pStyle w:val="berschrift5"/>
@@ -7471,9 +7512,9 @@
         </w:pict>
       </w:r>
     </w:p>
-    <w:bookmarkEnd w:id="167"/>
-    <w:bookmarkEnd w:id="168"/>
-    <w:bookmarkStart w:id="172" w:name="sec:pxl-piscata"/>
+    <w:bookmarkEnd w:id="169"/>
+    <w:bookmarkEnd w:id="170"/>
+    <w:bookmarkStart w:id="174" w:name="sec:pxl-piscata"/>
     <w:p>
       <w:pPr>
         <w:pStyle w:val="berschrift4"/>
@@ -7520,7 +7561,7 @@
         <w:t xml:space="preserve">Usage: Recommended for scenes that include land areas.</w:t>
       </w:r>
     </w:p>
-    <w:bookmarkStart w:id="169" w:name="threshold-requirements-33"/>
+    <w:bookmarkStart w:id="171" w:name="threshold-requirements-33"/>
     <w:p>
       <w:pPr>
         <w:pStyle w:val="berschrift5"/>
@@ -7540,8 +7581,8 @@
         <w:t xml:space="preserve"> </w:t>
       </w:r>
     </w:p>
-    <w:bookmarkEnd w:id="169"/>
-    <w:bookmarkStart w:id="170" w:name="goal-requirements-33"/>
+    <w:bookmarkEnd w:id="171"/>
+    <w:bookmarkStart w:id="172" w:name="goal-requirements-33"/>
     <w:p>
       <w:pPr>
         <w:pStyle w:val="berschrift5"/>
@@ -7712,8 +7753,8 @@
         <w:t xml:space="preserve">Byte Order</w:t>
       </w:r>
     </w:p>
-    <w:bookmarkEnd w:id="170"/>
-    <w:bookmarkStart w:id="171" w:name="assessment-33"/>
+    <w:bookmarkEnd w:id="172"/>
+    <w:bookmarkStart w:id="173" w:name="assessment-33"/>
     <w:p>
       <w:pPr>
         <w:pStyle w:val="berschrift5"/>
@@ -7777,9 +7818,9 @@
         </w:pict>
       </w:r>
     </w:p>
-    <w:bookmarkEnd w:id="171"/>
-    <w:bookmarkEnd w:id="172"/>
-    <w:bookmarkStart w:id="176" w:name="sec:pxl-ploinca"/>
+    <w:bookmarkEnd w:id="173"/>
+    <w:bookmarkEnd w:id="174"/>
+    <w:bookmarkStart w:id="178" w:name="sec:pxl-ploinca"/>
     <w:p>
       <w:pPr>
         <w:pStyle w:val="berschrift4"/>
@@ -7814,7 +7855,7 @@
         <w:t xml:space="preserve">pxl-ploinca</w:t>
       </w:r>
     </w:p>
-    <w:bookmarkStart w:id="173" w:name="threshold-requirements-34"/>
+    <w:bookmarkStart w:id="175" w:name="threshold-requirements-34"/>
     <w:p>
       <w:pPr>
         <w:pStyle w:val="berschrift5"/>
@@ -7919,8 +7960,8 @@
         <w:t xml:space="preserve">For maritime ORB scenes when no land areas are covered, a geoid model could be used for the calculation of the local incident angle.</w:t>
       </w:r>
     </w:p>
-    <w:bookmarkEnd w:id="173"/>
-    <w:bookmarkStart w:id="174" w:name="goal-requirements-34"/>
+    <w:bookmarkEnd w:id="175"/>
+    <w:bookmarkStart w:id="176" w:name="goal-requirements-34"/>
     <w:p>
       <w:pPr>
         <w:pStyle w:val="berschrift5"/>
@@ -7940,8 +7981,8 @@
         <w:t xml:space="preserve"> </w:t>
       </w:r>
     </w:p>
-    <w:bookmarkEnd w:id="174"/>
-    <w:bookmarkStart w:id="175" w:name="assessment-34"/>
+    <w:bookmarkEnd w:id="176"/>
+    <w:bookmarkStart w:id="177" w:name="assessment-34"/>
     <w:p>
       <w:pPr>
         <w:pStyle w:val="berschrift5"/>
@@ -8005,9 +8046,9 @@
         </w:pict>
       </w:r>
     </w:p>
-    <w:bookmarkEnd w:id="175"/>
-    <w:bookmarkEnd w:id="176"/>
-    <w:bookmarkStart w:id="180" w:name="sec:pxl-pelinca"/>
+    <w:bookmarkEnd w:id="177"/>
+    <w:bookmarkEnd w:id="178"/>
+    <w:bookmarkStart w:id="182" w:name="sec:pxl-pelinca"/>
     <w:p>
       <w:pPr>
         <w:pStyle w:val="berschrift4"/>
@@ -8042,7 +8083,7 @@
         <w:t xml:space="preserve">pxl-pelinca</w:t>
       </w:r>
     </w:p>
-    <w:bookmarkStart w:id="177" w:name="threshold-requirements-35"/>
+    <w:bookmarkStart w:id="179" w:name="threshold-requirements-35"/>
     <w:p>
       <w:pPr>
         <w:pStyle w:val="berschrift5"/>
@@ -8062,8 +8103,8 @@
         <w:t xml:space="preserve"> </w:t>
       </w:r>
     </w:p>
-    <w:bookmarkEnd w:id="177"/>
-    <w:bookmarkStart w:id="178" w:name="goal-requirements-35"/>
+    <w:bookmarkEnd w:id="179"/>
+    <w:bookmarkStart w:id="180" w:name="goal-requirements-35"/>
     <w:p>
       <w:pPr>
         <w:pStyle w:val="berschrift5"/>
@@ -8180,8 +8221,8 @@
         <w:t xml:space="preserve">For maritime ORB scenes when no land areas are covered, the ellipsoidal incident angle is nearly identical to the geoid based local incident angle.</w:t>
       </w:r>
     </w:p>
-    <w:bookmarkEnd w:id="178"/>
-    <w:bookmarkStart w:id="179" w:name="assessment-35"/>
+    <w:bookmarkEnd w:id="180"/>
+    <w:bookmarkStart w:id="181" w:name="assessment-35"/>
     <w:p>
       <w:pPr>
         <w:pStyle w:val="berschrift5"/>
@@ -8245,9 +8286,9 @@
         </w:pict>
       </w:r>
     </w:p>
-    <w:bookmarkEnd w:id="179"/>
-    <w:bookmarkEnd w:id="180"/>
-    <w:bookmarkStart w:id="184" w:name="sec:pxl-pinopow"/>
+    <w:bookmarkEnd w:id="181"/>
+    <w:bookmarkEnd w:id="182"/>
+    <w:bookmarkStart w:id="186" w:name="sec:pxl-pinopow"/>
     <w:p>
       <w:pPr>
         <w:pStyle w:val="berschrift4"/>
@@ -8282,7 +8323,7 @@
         <w:t xml:space="preserve">pxl-pinopow</w:t>
       </w:r>
     </w:p>
-    <w:bookmarkStart w:id="181" w:name="threshold-requirements-36"/>
+    <w:bookmarkStart w:id="183" w:name="threshold-requirements-36"/>
     <w:p>
       <w:pPr>
         <w:pStyle w:val="berschrift5"/>
@@ -8302,8 +8343,8 @@
         <w:t xml:space="preserve"> </w:t>
       </w:r>
     </w:p>
-    <w:bookmarkEnd w:id="181"/>
-    <w:bookmarkStart w:id="182" w:name="goal-requirements-36"/>
+    <w:bookmarkEnd w:id="183"/>
+    <w:bookmarkStart w:id="184" w:name="goal-requirements-36"/>
     <w:p>
       <w:pPr>
         <w:pStyle w:val="berschrift5"/>
@@ -8514,8 +8555,8 @@
         <w:t xml:space="preserve">Byte Order</w:t>
       </w:r>
     </w:p>
-    <w:bookmarkEnd w:id="182"/>
-    <w:bookmarkStart w:id="183" w:name="assessment-36"/>
+    <w:bookmarkEnd w:id="184"/>
+    <w:bookmarkStart w:id="185" w:name="assessment-36"/>
     <w:p>
       <w:pPr>
         <w:pStyle w:val="berschrift5"/>
@@ -8579,9 +8620,9 @@
         </w:pict>
       </w:r>
     </w:p>
-    <w:bookmarkEnd w:id="183"/>
-    <w:bookmarkEnd w:id="184"/>
-    <w:bookmarkStart w:id="188" w:name="sec:pxl-gasiri"/>
+    <w:bookmarkEnd w:id="185"/>
+    <w:bookmarkEnd w:id="186"/>
+    <w:bookmarkStart w:id="190" w:name="sec:pxl-gasiri"/>
     <w:p>
       <w:pPr>
         <w:pStyle w:val="berschrift4"/>
@@ -8616,7 +8657,7 @@
         <w:t xml:space="preserve">pxl-gasiri</w:t>
       </w:r>
     </w:p>
-    <w:bookmarkStart w:id="185" w:name="threshold-requirements-37"/>
+    <w:bookmarkStart w:id="187" w:name="threshold-requirements-37"/>
     <w:p>
       <w:pPr>
         <w:pStyle w:val="berschrift5"/>
@@ -8636,8 +8677,8 @@
         <w:t xml:space="preserve"> </w:t>
       </w:r>
     </w:p>
-    <w:bookmarkEnd w:id="185"/>
-    <w:bookmarkStart w:id="186" w:name="goal-requirements-37"/>
+    <w:bookmarkEnd w:id="187"/>
+    <w:bookmarkStart w:id="188" w:name="goal-requirements-37"/>
     <w:p>
       <w:pPr>
         <w:pStyle w:val="berschrift5"/>
@@ -8787,8 +8828,8 @@
         <w:t xml:space="preserve">Byte Order</w:t>
       </w:r>
     </w:p>
-    <w:bookmarkEnd w:id="186"/>
-    <w:bookmarkStart w:id="187" w:name="assessment-37"/>
+    <w:bookmarkEnd w:id="188"/>
+    <w:bookmarkStart w:id="189" w:name="assessment-37"/>
     <w:p>
       <w:pPr>
         <w:pStyle w:val="berschrift5"/>
@@ -8852,9 +8893,9 @@
         </w:pict>
       </w:r>
     </w:p>
-    <w:bookmarkEnd w:id="187"/>
-    <w:bookmarkEnd w:id="188"/>
-    <w:bookmarkStart w:id="192" w:name="sec:pxl-pacqid"/>
+    <w:bookmarkEnd w:id="189"/>
+    <w:bookmarkEnd w:id="190"/>
+    <w:bookmarkStart w:id="194" w:name="sec:pxl-pacqid"/>
     <w:p>
       <w:pPr>
         <w:pStyle w:val="berschrift4"/>
@@ -8889,7 +8930,7 @@
         <w:t xml:space="preserve">pxl-pacqid</w:t>
       </w:r>
     </w:p>
-    <w:bookmarkStart w:id="189" w:name="threshold-requirements-38"/>
+    <w:bookmarkStart w:id="191" w:name="threshold-requirements-38"/>
     <w:p>
       <w:pPr>
         <w:pStyle w:val="berschrift5"/>
@@ -9033,8 +9074,8 @@
         <w:t xml:space="preserve">Byte Order</w:t>
       </w:r>
     </w:p>
-    <w:bookmarkEnd w:id="189"/>
-    <w:bookmarkStart w:id="190" w:name="goal-requirements-38"/>
+    <w:bookmarkEnd w:id="191"/>
+    <w:bookmarkStart w:id="192" w:name="goal-requirements-38"/>
     <w:p>
       <w:pPr>
         <w:pStyle w:val="berschrift5"/>
@@ -9051,8 +9092,8 @@
         <w:t xml:space="preserve">In case of image composites, the sources for each pixel are uniquely identified.</w:t>
       </w:r>
     </w:p>
-    <w:bookmarkEnd w:id="190"/>
-    <w:bookmarkStart w:id="191" w:name="assessment-38"/>
+    <w:bookmarkEnd w:id="192"/>
+    <w:bookmarkStart w:id="193" w:name="assessment-38"/>
     <w:p>
       <w:pPr>
         <w:pStyle w:val="berschrift5"/>
@@ -9116,9 +9157,9 @@
         </w:pict>
       </w:r>
     </w:p>
-    <w:bookmarkEnd w:id="191"/>
-    <w:bookmarkEnd w:id="192"/>
-    <w:bookmarkStart w:id="196" w:name="sec:pxl-pidem"/>
+    <w:bookmarkEnd w:id="193"/>
+    <w:bookmarkEnd w:id="194"/>
+    <w:bookmarkStart w:id="198" w:name="sec:pxl-pidem"/>
     <w:p>
       <w:pPr>
         <w:pStyle w:val="berschrift4"/>
@@ -9153,7 +9194,7 @@
         <w:t xml:space="preserve">pxl-pidem</w:t>
       </w:r>
     </w:p>
-    <w:bookmarkStart w:id="193" w:name="threshold-requirements-39"/>
+    <w:bookmarkStart w:id="195" w:name="threshold-requirements-39"/>
     <w:p>
       <w:pPr>
         <w:pStyle w:val="berschrift5"/>
@@ -9173,8 +9214,8 @@
         <w:t xml:space="preserve"> </w:t>
       </w:r>
     </w:p>
-    <w:bookmarkEnd w:id="193"/>
-    <w:bookmarkStart w:id="194" w:name="goal-requirements-39"/>
+    <w:bookmarkEnd w:id="195"/>
+    <w:bookmarkStart w:id="196" w:name="goal-requirements-39"/>
     <w:p>
       <w:pPr>
         <w:pStyle w:val="berschrift5"/>
@@ -9267,8 +9308,8 @@
         <w:t xml:space="preserve">Byte Order</w:t>
       </w:r>
     </w:p>
-    <w:bookmarkEnd w:id="194"/>
-    <w:bookmarkStart w:id="195" w:name="assessment-39"/>
+    <w:bookmarkEnd w:id="196"/>
+    <w:bookmarkStart w:id="197" w:name="assessment-39"/>
     <w:p>
       <w:pPr>
         <w:pStyle w:val="berschrift5"/>
@@ -9325,10 +9366,10 @@
         <w:t xml:space="preserve">Recommended Requirement Modification:</w:t>
       </w:r>
     </w:p>
-    <w:bookmarkEnd w:id="195"/>
-    <w:bookmarkEnd w:id="196"/>
     <w:bookmarkEnd w:id="197"/>
-    <w:bookmarkStart w:id="226" w:name="sec:rcm"/>
+    <w:bookmarkEnd w:id="198"/>
+    <w:bookmarkEnd w:id="199"/>
+    <w:bookmarkStart w:id="228" w:name="sec:rcm"/>
     <w:p>
       <w:pPr>
         <w:pStyle w:val="berschrift3"/>
@@ -9372,7 +9413,7 @@
         <w:t xml:space="preserve">The requirements below must be met for all pixels/samples/observations in a collection.</w:t>
       </w:r>
     </w:p>
-    <w:bookmarkStart w:id="201" w:name="sec:rcm-cngform"/>
+    <w:bookmarkStart w:id="203" w:name="sec:rcm-cngform"/>
     <w:p>
       <w:pPr>
         <w:pStyle w:val="berschrift4"/>
@@ -9407,7 +9448,7 @@
         <w:t xml:space="preserve">rcm-cngform</w:t>
       </w:r>
     </w:p>
-    <w:bookmarkStart w:id="198" w:name="threshold-requirements-40"/>
+    <w:bookmarkStart w:id="200" w:name="threshold-requirements-40"/>
     <w:p>
       <w:pPr>
         <w:pStyle w:val="berschrift5"/>
@@ -9427,8 +9468,8 @@
         <w:t xml:space="preserve"> </w:t>
       </w:r>
     </w:p>
-    <w:bookmarkEnd w:id="198"/>
-    <w:bookmarkStart w:id="199" w:name="goal-requirements-40"/>
+    <w:bookmarkEnd w:id="200"/>
+    <w:bookmarkStart w:id="201" w:name="goal-requirements-40"/>
     <w:p>
       <w:pPr>
         <w:pStyle w:val="berschrift5"/>
@@ -9445,8 +9486,8 @@
         <w:t xml:space="preserve">All files are provided using cloud-optimized file formats.</w:t>
       </w:r>
     </w:p>
-    <w:bookmarkEnd w:id="199"/>
-    <w:bookmarkStart w:id="200" w:name="assessment-40"/>
+    <w:bookmarkEnd w:id="201"/>
+    <w:bookmarkStart w:id="202" w:name="assessment-40"/>
     <w:p>
       <w:pPr>
         <w:pStyle w:val="berschrift5"/>
@@ -9510,9 +9551,9 @@
         </w:pict>
       </w:r>
     </w:p>
-    <w:bookmarkEnd w:id="200"/>
-    <w:bookmarkEnd w:id="201"/>
-    <w:bookmarkStart w:id="205" w:name="sec:rcm-backsca-nrb"/>
+    <w:bookmarkEnd w:id="202"/>
+    <w:bookmarkEnd w:id="203"/>
+    <w:bookmarkStart w:id="207" w:name="sec:rcm-backsca-nrb"/>
     <w:p>
       <w:pPr>
         <w:pStyle w:val="berschrift4"/>
@@ -9547,7 +9588,7 @@
         <w:t xml:space="preserve">rcm-backsca-nrb</w:t>
       </w:r>
     </w:p>
-    <w:bookmarkStart w:id="202" w:name="threshold-requirements-41"/>
+    <w:bookmarkStart w:id="204" w:name="threshold-requirements-41"/>
     <w:p>
       <w:pPr>
         <w:pStyle w:val="berschrift5"/>
@@ -9704,8 +9745,8 @@
         <w:t xml:space="preserve">Transformation to the logarithm decibel scale is not required or desired as this step can be easily completed by the user if necessary.</w:t>
       </w:r>
     </w:p>
-    <w:bookmarkEnd w:id="202"/>
-    <w:bookmarkStart w:id="203" w:name="goal-requirements-41"/>
+    <w:bookmarkEnd w:id="204"/>
+    <w:bookmarkStart w:id="205" w:name="goal-requirements-41"/>
     <w:p>
       <w:pPr>
         <w:pStyle w:val="berschrift5"/>
@@ -9725,8 +9766,8 @@
         <w:t xml:space="preserve"> </w:t>
       </w:r>
     </w:p>
-    <w:bookmarkEnd w:id="203"/>
-    <w:bookmarkStart w:id="204" w:name="assessment-41"/>
+    <w:bookmarkEnd w:id="205"/>
+    <w:bookmarkStart w:id="206" w:name="assessment-41"/>
     <w:p>
       <w:pPr>
         <w:pStyle w:val="berschrift5"/>
@@ -9790,9 +9831,9 @@
         </w:pict>
       </w:r>
     </w:p>
-    <w:bookmarkEnd w:id="204"/>
-    <w:bookmarkEnd w:id="205"/>
-    <w:bookmarkStart w:id="209" w:name="sec:rcm-scaconv"/>
+    <w:bookmarkEnd w:id="206"/>
+    <w:bookmarkEnd w:id="207"/>
+    <w:bookmarkStart w:id="211" w:name="sec:rcm-scaconv"/>
     <w:p>
       <w:pPr>
         <w:pStyle w:val="berschrift4"/>
@@ -9827,7 +9868,7 @@
         <w:t xml:space="preserve">rcm-scaconv</w:t>
       </w:r>
     </w:p>
-    <w:bookmarkStart w:id="206" w:name="threshold-requirements-42"/>
+    <w:bookmarkStart w:id="208" w:name="threshold-requirements-42"/>
     <w:p>
       <w:pPr>
         <w:pStyle w:val="berschrift5"/>
@@ -9844,8 +9885,8 @@
         <w:t xml:space="preserve">If applicable, indicate the equation to convert pixel linear amplitude/power to logarithmic decibel scale, including, if applicable, the associated calibration (dB offset) factor, and/or the equation used to convert compressed data (int8/int16/float16) to float32.</w:t>
       </w:r>
     </w:p>
-    <w:bookmarkEnd w:id="206"/>
-    <w:bookmarkStart w:id="207" w:name="goal-requirements-42"/>
+    <w:bookmarkEnd w:id="208"/>
+    <w:bookmarkStart w:id="209" w:name="goal-requirements-42"/>
     <w:p>
       <w:pPr>
         <w:pStyle w:val="berschrift5"/>
@@ -9862,8 +9903,8 @@
         <w:t xml:space="preserve">As threshold, but use of float32.</w:t>
       </w:r>
     </w:p>
-    <w:bookmarkEnd w:id="207"/>
-    <w:bookmarkStart w:id="208" w:name="assessment-42"/>
+    <w:bookmarkEnd w:id="209"/>
+    <w:bookmarkStart w:id="210" w:name="assessment-42"/>
     <w:p>
       <w:pPr>
         <w:pStyle w:val="berschrift5"/>
@@ -9927,9 +9968,9 @@
         </w:pict>
       </w:r>
     </w:p>
-    <w:bookmarkEnd w:id="208"/>
-    <w:bookmarkEnd w:id="209"/>
-    <w:bookmarkStart w:id="213" w:name="sec:rcm-noiser"/>
+    <w:bookmarkEnd w:id="210"/>
+    <w:bookmarkEnd w:id="211"/>
+    <w:bookmarkStart w:id="215" w:name="sec:rcm-noiser"/>
     <w:p>
       <w:pPr>
         <w:pStyle w:val="berschrift4"/>
@@ -9964,7 +10005,7 @@
         <w:t xml:space="preserve">rcm-noiser</w:t>
       </w:r>
     </w:p>
-    <w:bookmarkStart w:id="210" w:name="threshold-requirements-43"/>
+    <w:bookmarkStart w:id="212" w:name="threshold-requirements-43"/>
     <w:p>
       <w:pPr>
         <w:pStyle w:val="berschrift5"/>
@@ -10007,8 +10048,8 @@
         <w:t xml:space="preserve">Thermal noise removal and image border noise removal to remove overall scene noise and scene edge artefacts, respectively.</w:t>
       </w:r>
     </w:p>
-    <w:bookmarkEnd w:id="210"/>
-    <w:bookmarkStart w:id="211" w:name="goal-requirements-43"/>
+    <w:bookmarkEnd w:id="212"/>
+    <w:bookmarkStart w:id="213" w:name="goal-requirements-43"/>
     <w:p>
       <w:pPr>
         <w:pStyle w:val="berschrift5"/>
@@ -10028,8 +10069,8 @@
         <w:t xml:space="preserve"> </w:t>
       </w:r>
     </w:p>
-    <w:bookmarkEnd w:id="211"/>
-    <w:bookmarkStart w:id="212" w:name="assessment-43"/>
+    <w:bookmarkEnd w:id="213"/>
+    <w:bookmarkStart w:id="214" w:name="assessment-43"/>
     <w:p>
       <w:pPr>
         <w:pStyle w:val="berschrift5"/>
@@ -10093,9 +10134,9 @@
         </w:pict>
       </w:r>
     </w:p>
-    <w:bookmarkEnd w:id="212"/>
-    <w:bookmarkEnd w:id="213"/>
-    <w:bookmarkStart w:id="217" w:name="sec:rcm-radtalg"/>
+    <w:bookmarkEnd w:id="214"/>
+    <w:bookmarkEnd w:id="215"/>
+    <w:bookmarkStart w:id="219" w:name="sec:rcm-radtalg"/>
     <w:p>
       <w:pPr>
         <w:pStyle w:val="berschrift4"/>
@@ -10130,7 +10171,7 @@
         <w:t xml:space="preserve">rcm-radtalg</w:t>
       </w:r>
     </w:p>
-    <w:bookmarkStart w:id="214" w:name="threshold-requirements-44"/>
+    <w:bookmarkStart w:id="216" w:name="threshold-requirements-44"/>
     <w:p>
       <w:pPr>
         <w:pStyle w:val="berschrift5"/>
@@ -10239,8 +10280,8 @@
         <w:t xml:space="preserve">Examples of technical documentation include an Algorithm, Theoretical Basis Document, product user guide, etc.</w:t>
       </w:r>
     </w:p>
-    <w:bookmarkEnd w:id="214"/>
-    <w:bookmarkStart w:id="215" w:name="goal-requirements-44"/>
+    <w:bookmarkEnd w:id="216"/>
+    <w:bookmarkStart w:id="217" w:name="goal-requirements-44"/>
     <w:p>
       <w:pPr>
         <w:pStyle w:val="berschrift5"/>
@@ -10260,8 +10301,8 @@
         <w:t xml:space="preserve"> </w:t>
       </w:r>
     </w:p>
-    <w:bookmarkEnd w:id="215"/>
-    <w:bookmarkStart w:id="216" w:name="assessment-44"/>
+    <w:bookmarkEnd w:id="217"/>
+    <w:bookmarkStart w:id="218" w:name="assessment-44"/>
     <w:p>
       <w:pPr>
         <w:pStyle w:val="berschrift5"/>
@@ -10325,9 +10366,9 @@
         </w:pict>
       </w:r>
     </w:p>
-    <w:bookmarkEnd w:id="216"/>
-    <w:bookmarkEnd w:id="217"/>
-    <w:bookmarkStart w:id="221" w:name="sec:rcm-radacc-sar"/>
+    <w:bookmarkEnd w:id="218"/>
+    <w:bookmarkEnd w:id="219"/>
+    <w:bookmarkStart w:id="223" w:name="sec:rcm-radacc-sar"/>
     <w:p>
       <w:pPr>
         <w:pStyle w:val="berschrift4"/>
@@ -10362,7 +10403,7 @@
         <w:t xml:space="preserve">rcm-radacc-sar</w:t>
       </w:r>
     </w:p>
-    <w:bookmarkStart w:id="218" w:name="threshold-requirements-45"/>
+    <w:bookmarkStart w:id="220" w:name="threshold-requirements-45"/>
     <w:p>
       <w:pPr>
         <w:pStyle w:val="berschrift5"/>
@@ -10382,8 +10423,8 @@
         <w:t xml:space="preserve"> </w:t>
       </w:r>
     </w:p>
-    <w:bookmarkEnd w:id="218"/>
-    <w:bookmarkStart w:id="219" w:name="goal-requirements-45"/>
+    <w:bookmarkEnd w:id="220"/>
+    <w:bookmarkStart w:id="221" w:name="goal-requirements-45"/>
     <w:p>
       <w:pPr>
         <w:pStyle w:val="berschrift5"/>
@@ -10449,8 +10490,8 @@
         <w:t xml:space="preserve">SI traceability is achieved.</w:t>
       </w:r>
     </w:p>
-    <w:bookmarkEnd w:id="219"/>
-    <w:bookmarkStart w:id="220" w:name="assessment-45"/>
+    <w:bookmarkEnd w:id="221"/>
+    <w:bookmarkStart w:id="222" w:name="assessment-45"/>
     <w:p>
       <w:pPr>
         <w:pStyle w:val="berschrift5"/>
@@ -10514,9 +10555,9 @@
         </w:pict>
       </w:r>
     </w:p>
-    <w:bookmarkEnd w:id="220"/>
-    <w:bookmarkEnd w:id="221"/>
-    <w:bookmarkStart w:id="225" w:name="sec:rcm-flapha"/>
+    <w:bookmarkEnd w:id="222"/>
+    <w:bookmarkEnd w:id="223"/>
+    <w:bookmarkStart w:id="227" w:name="sec:rcm-flapha"/>
     <w:p>
       <w:pPr>
         <w:pStyle w:val="berschrift4"/>
@@ -10563,7 +10604,7 @@
         <w:t xml:space="preserve">Usage: Alternative to GSLC product for NRB and POL products</w:t>
       </w:r>
     </w:p>
-    <w:bookmarkStart w:id="222" w:name="threshold-requirements-46"/>
+    <w:bookmarkStart w:id="224" w:name="threshold-requirements-46"/>
     <w:p>
       <w:pPr>
         <w:pStyle w:val="berschrift5"/>
@@ -10583,8 +10624,8 @@
         <w:t xml:space="preserve"> </w:t>
       </w:r>
     </w:p>
-    <w:bookmarkEnd w:id="222"/>
-    <w:bookmarkStart w:id="223" w:name="goal-requirements-46"/>
+    <w:bookmarkEnd w:id="224"/>
+    <w:bookmarkStart w:id="225" w:name="goal-requirements-46"/>
     <w:p>
       <w:pPr>
         <w:pStyle w:val="berschrift5"/>
@@ -10815,8 +10856,8 @@
         <w:t xml:space="preserve">In case of polarimetric data, indicate the reference polarization.</w:t>
       </w:r>
     </w:p>
-    <w:bookmarkEnd w:id="223"/>
-    <w:bookmarkStart w:id="224" w:name="assessment-46"/>
+    <w:bookmarkEnd w:id="225"/>
+    <w:bookmarkStart w:id="226" w:name="assessment-46"/>
     <w:p>
       <w:pPr>
         <w:pStyle w:val="berschrift5"/>
@@ -10873,10 +10914,10 @@
         <w:t xml:space="preserve">Recommended Requirement Modification:</w:t>
       </w:r>
     </w:p>
-    <w:bookmarkEnd w:id="224"/>
-    <w:bookmarkEnd w:id="225"/>
     <w:bookmarkEnd w:id="226"/>
-    <w:bookmarkStart w:id="247" w:name="sec:gcor"/>
+    <w:bookmarkEnd w:id="227"/>
+    <w:bookmarkEnd w:id="228"/>
+    <w:bookmarkStart w:id="249" w:name="sec:gcor"/>
     <w:p>
       <w:pPr>
         <w:pStyle w:val="berschrift3"/>
@@ -10908,7 +10949,7 @@
         <w:t xml:space="preserve">This section specifies any geometric correction requirements that must be met in order for the data to be analysis ready.</w:t>
       </w:r>
     </w:p>
-    <w:bookmarkStart w:id="230" w:name="sec:gcor-geocalg"/>
+    <w:bookmarkStart w:id="232" w:name="sec:gcor-geocalg"/>
     <w:p>
       <w:pPr>
         <w:pStyle w:val="berschrift4"/>
@@ -10943,7 +10984,7 @@
         <w:t xml:space="preserve">gcor-geocalg</w:t>
       </w:r>
     </w:p>
-    <w:bookmarkStart w:id="227" w:name="threshold-requirements-47"/>
+    <w:bookmarkStart w:id="229" w:name="threshold-requirements-47"/>
     <w:p>
       <w:pPr>
         <w:pStyle w:val="berschrift5"/>
@@ -10963,8 +11004,8 @@
         <w:t xml:space="preserve"> </w:t>
       </w:r>
     </w:p>
-    <w:bookmarkEnd w:id="227"/>
-    <w:bookmarkStart w:id="228" w:name="goal-requirements-47"/>
+    <w:bookmarkEnd w:id="229"/>
+    <w:bookmarkStart w:id="230" w:name="goal-requirements-47"/>
     <w:p>
       <w:pPr>
         <w:pStyle w:val="berschrift5"/>
@@ -11049,8 +11090,8 @@
         <w:t xml:space="preserve">Examples of technical documentation can include e.g., an Algorithm Theoretical Basis Document (ATBD) or a product user guide.</w:t>
       </w:r>
     </w:p>
-    <w:bookmarkEnd w:id="228"/>
-    <w:bookmarkStart w:id="229" w:name="assessment-47"/>
+    <w:bookmarkEnd w:id="230"/>
+    <w:bookmarkStart w:id="231" w:name="assessment-47"/>
     <w:p>
       <w:pPr>
         <w:pStyle w:val="berschrift5"/>
@@ -11114,9 +11155,9 @@
         </w:pict>
       </w:r>
     </w:p>
-    <w:bookmarkEnd w:id="229"/>
-    <w:bookmarkEnd w:id="230"/>
-    <w:bookmarkStart w:id="234" w:name="sec:gcor-cdem"/>
+    <w:bookmarkEnd w:id="231"/>
+    <w:bookmarkEnd w:id="232"/>
+    <w:bookmarkStart w:id="236" w:name="sec:gcor-cdem"/>
     <w:p>
       <w:pPr>
         <w:pStyle w:val="berschrift4"/>
@@ -11163,7 +11204,7 @@
         <w:t xml:space="preserve">Usage: For products including land areas.</w:t>
       </w:r>
     </w:p>
-    <w:bookmarkStart w:id="231" w:name="threshold-requirements-48"/>
+    <w:bookmarkStart w:id="233" w:name="threshold-requirements-48"/>
     <w:p>
       <w:pPr>
         <w:pStyle w:val="berschrift5"/>
@@ -11208,8 +11249,8 @@
         <w:t xml:space="preserve">Provide reference to Earth Gravitational Model (EGM) used for geometric correction.</w:t>
       </w:r>
     </w:p>
-    <w:bookmarkEnd w:id="231"/>
-    <w:bookmarkStart w:id="232" w:name="goal-requirements-48"/>
+    <w:bookmarkEnd w:id="233"/>
+    <w:bookmarkStart w:id="234" w:name="goal-requirements-48"/>
     <w:p>
       <w:pPr>
         <w:pStyle w:val="berschrift5"/>
@@ -11260,8 +11301,8 @@
         <w:t xml:space="preserve">Method used for resampling the EGM.</w:t>
       </w:r>
     </w:p>
-    <w:bookmarkEnd w:id="232"/>
-    <w:bookmarkStart w:id="233" w:name="assessment-48"/>
+    <w:bookmarkEnd w:id="234"/>
+    <w:bookmarkStart w:id="235" w:name="assessment-48"/>
     <w:p>
       <w:pPr>
         <w:pStyle w:val="berschrift5"/>
@@ -11325,9 +11366,9 @@
         </w:pict>
       </w:r>
     </w:p>
-    <w:bookmarkEnd w:id="233"/>
-    <w:bookmarkEnd w:id="234"/>
-    <w:bookmarkStart w:id="238" w:name="sec:gcor-geomacc-sar"/>
+    <w:bookmarkEnd w:id="235"/>
+    <w:bookmarkEnd w:id="236"/>
+    <w:bookmarkStart w:id="240" w:name="sec:gcor-geomacc-sar"/>
     <w:p>
       <w:pPr>
         <w:pStyle w:val="berschrift4"/>
@@ -11362,7 +11403,7 @@
         <w:t xml:space="preserve">gcor-geomacc-sar</w:t>
       </w:r>
     </w:p>
-    <w:bookmarkStart w:id="235" w:name="threshold-requirements-49"/>
+    <w:bookmarkStart w:id="237" w:name="threshold-requirements-49"/>
     <w:p>
       <w:pPr>
         <w:pStyle w:val="berschrift5"/>
@@ -11455,8 +11496,8 @@
         <w:t xml:space="preserve">The ALE is not typically assessed for every processed image, but through an ALE assessment by the data processing team characterizing all or (usually a subset) of the generated products.</w:t>
       </w:r>
     </w:p>
-    <w:bookmarkEnd w:id="235"/>
-    <w:bookmarkStart w:id="236" w:name="goal-requirements-49"/>
+    <w:bookmarkEnd w:id="237"/>
+    <w:bookmarkStart w:id="238" w:name="goal-requirements-49"/>
     <w:p>
       <w:pPr>
         <w:pStyle w:val="berschrift5"/>
@@ -11481,8 +11522,8 @@
         <w:t xml:space="preserve">Provide documentation of estimates of ALE as DOI or URL.</w:t>
       </w:r>
     </w:p>
-    <w:bookmarkEnd w:id="236"/>
-    <w:bookmarkStart w:id="237" w:name="assessment-49"/>
+    <w:bookmarkEnd w:id="238"/>
+    <w:bookmarkStart w:id="239" w:name="assessment-49"/>
     <w:p>
       <w:pPr>
         <w:pStyle w:val="berschrift5"/>
@@ -11546,9 +11587,9 @@
         </w:pict>
       </w:r>
     </w:p>
-    <w:bookmarkEnd w:id="237"/>
-    <w:bookmarkEnd w:id="238"/>
-    <w:bookmarkStart w:id="242" w:name="sec:gcor-georacc"/>
+    <w:bookmarkEnd w:id="239"/>
+    <w:bookmarkEnd w:id="240"/>
+    <w:bookmarkStart w:id="244" w:name="sec:gcor-georacc"/>
     <w:p>
       <w:pPr>
         <w:pStyle w:val="berschrift4"/>
@@ -11583,7 +11624,7 @@
         <w:t xml:space="preserve">gcor-georacc</w:t>
       </w:r>
     </w:p>
-    <w:bookmarkStart w:id="239" w:name="threshold-requirements-50"/>
+    <w:bookmarkStart w:id="241" w:name="threshold-requirements-50"/>
     <w:p>
       <w:pPr>
         <w:pStyle w:val="berschrift5"/>
@@ -11603,8 +11644,8 @@
         <w:t xml:space="preserve"> </w:t>
       </w:r>
     </w:p>
-    <w:bookmarkEnd w:id="239"/>
-    <w:bookmarkStart w:id="240" w:name="goal-requirements-50"/>
+    <w:bookmarkEnd w:id="241"/>
+    <w:bookmarkStart w:id="242" w:name="goal-requirements-50"/>
     <w:p>
       <w:pPr>
         <w:pStyle w:val="berschrift5"/>
@@ -11657,8 +11698,8 @@
         <w:t xml:space="preserve">Methodology used (name and reference), quality flag, geometric standard deviation values should be provided.</w:t>
       </w:r>
     </w:p>
-    <w:bookmarkEnd w:id="240"/>
-    <w:bookmarkStart w:id="241" w:name="assessment-50"/>
+    <w:bookmarkEnd w:id="242"/>
+    <w:bookmarkStart w:id="243" w:name="assessment-50"/>
     <w:p>
       <w:pPr>
         <w:pStyle w:val="berschrift5"/>
@@ -11722,9 +11763,9 @@
         </w:pict>
       </w:r>
     </w:p>
-    <w:bookmarkEnd w:id="241"/>
-    <w:bookmarkEnd w:id="242"/>
-    <w:bookmarkStart w:id="246" w:name="sec:gcor-gridconv"/>
+    <w:bookmarkEnd w:id="243"/>
+    <w:bookmarkEnd w:id="244"/>
+    <w:bookmarkStart w:id="248" w:name="sec:gcor-gridconv"/>
     <w:p>
       <w:pPr>
         <w:pStyle w:val="berschrift4"/>
@@ -11759,7 +11800,7 @@
         <w:t xml:space="preserve">gcor-gridconv</w:t>
       </w:r>
     </w:p>
-    <w:bookmarkStart w:id="243" w:name="threshold-requirements-51"/>
+    <w:bookmarkStart w:id="245" w:name="threshold-requirements-51"/>
     <w:p>
       <w:pPr>
         <w:pStyle w:val="berschrift5"/>
@@ -11814,8 +11855,8 @@
         <w:t xml:space="preserve">If a product hierarchy of resolutions exists (or is planned), the multiple resolutions should nest within each other (e.g., 12.5m, 25m, 50m, 100m, etc.), and not be disjoint.</w:t>
       </w:r>
     </w:p>
-    <w:bookmarkEnd w:id="243"/>
-    <w:bookmarkStart w:id="244" w:name="goal-requirements-51"/>
+    <w:bookmarkEnd w:id="245"/>
+    <w:bookmarkStart w:id="246" w:name="goal-requirements-51"/>
     <w:p>
       <w:pPr>
         <w:pStyle w:val="berschrift5"/>
@@ -11862,8 +11903,8 @@
         <w:t xml:space="preserve">For products presented in geographic coordinates (latitude and longitude), the origin should be set to an integer multiple of samples in relation to the closest integer degree.</w:t>
       </w:r>
     </w:p>
-    <w:bookmarkEnd w:id="244"/>
-    <w:bookmarkStart w:id="245" w:name="assessment-51"/>
+    <w:bookmarkEnd w:id="246"/>
+    <w:bookmarkStart w:id="247" w:name="assessment-51"/>
     <w:p>
       <w:pPr>
         <w:pStyle w:val="berschrift5"/>
@@ -11925,11 +11966,11 @@
         <w:br w:type="page"/>
       </w:r>
     </w:p>
-    <w:bookmarkEnd w:id="245"/>
-    <w:bookmarkEnd w:id="246"/>
     <w:bookmarkEnd w:id="247"/>
     <w:bookmarkEnd w:id="248"/>
-    <w:bookmarkStart w:id="255" w:name="summary-self-assessment-table"/>
+    <w:bookmarkEnd w:id="249"/>
+    <w:bookmarkEnd w:id="250"/>
+    <w:bookmarkStart w:id="257" w:name="summary-self-assessment-table"/>
     <w:p>
       <w:pPr>
         <w:pStyle w:val="berschrift2"/>
@@ -11938,7 +11979,7 @@
         <w:t xml:space="preserve">Summary Self-Assessment Table</w:t>
       </w:r>
     </w:p>
-    <w:bookmarkStart w:id="249" w:name="general-metadata"/>
+    <w:bookmarkStart w:id="251" w:name="general-metadata"/>
     <w:p>
       <w:pPr>
         <w:pStyle w:val="berschrift3"/>
@@ -12258,8 +12299,8 @@
         </w:tc>
       </w:tr>
     </w:tbl>
-    <w:bookmarkEnd w:id="249"/>
-    <w:bookmarkStart w:id="250" w:name="source-metadata"/>
+    <w:bookmarkEnd w:id="251"/>
+    <w:bookmarkStart w:id="252" w:name="source-metadata"/>
     <w:p>
       <w:pPr>
         <w:pStyle w:val="berschrift3"/>
@@ -12948,8 +12989,8 @@
         </w:tc>
       </w:tr>
     </w:tbl>
-    <w:bookmarkEnd w:id="250"/>
-    <w:bookmarkStart w:id="251" w:name="product-metadata"/>
+    <w:bookmarkEnd w:id="252"/>
+    <w:bookmarkStart w:id="253" w:name="product-metadata"/>
     <w:p>
       <w:pPr>
         <w:pStyle w:val="berschrift3"/>
@@ -13627,8 +13668,8 @@
         </w:tc>
       </w:tr>
     </w:tbl>
-    <w:bookmarkEnd w:id="251"/>
-    <w:bookmarkStart w:id="252" w:name="per-pixel-metadata"/>
+    <w:bookmarkEnd w:id="253"/>
+    <w:bookmarkStart w:id="254" w:name="per-pixel-metadata"/>
     <w:p>
       <w:pPr>
         <w:pStyle w:val="berschrift3"/>
@@ -14187,8 +14228,8 @@
         </w:tc>
       </w:tr>
     </w:tbl>
-    <w:bookmarkEnd w:id="252"/>
-    <w:bookmarkStart w:id="253" w:name="radiometrically-corrected-measurements"/>
+    <w:bookmarkEnd w:id="254"/>
+    <w:bookmarkStart w:id="255" w:name="radiometrically-corrected-measurements"/>
     <w:p>
       <w:pPr>
         <w:pStyle w:val="berschrift3"/>
@@ -14611,8 +14652,8 @@
         </w:tc>
       </w:tr>
     </w:tbl>
-    <w:bookmarkEnd w:id="253"/>
-    <w:bookmarkStart w:id="254" w:name="geometric-corrections"/>
+    <w:bookmarkEnd w:id="255"/>
+    <w:bookmarkStart w:id="256" w:name="geometric-corrections"/>
     <w:p>
       <w:pPr>
         <w:pStyle w:val="berschrift3"/>
@@ -14921,9 +14962,9 @@
         <w:br w:type="page"/>
       </w:r>
     </w:p>
-    <w:bookmarkEnd w:id="254"/>
-    <w:bookmarkEnd w:id="255"/>
-    <w:bookmarkStart w:id="260" w:name="introduction"/>
+    <w:bookmarkEnd w:id="256"/>
+    <w:bookmarkEnd w:id="257"/>
+    <w:bookmarkStart w:id="262" w:name="introduction"/>
     <w:p>
       <w:pPr>
         <w:pStyle w:val="berschrift2"/>
@@ -14952,7 +14993,7 @@
         <w:t xml:space="preserve">This Guidance material does not replace or override the specifications.</w:t>
       </w:r>
     </w:p>
-    <w:bookmarkStart w:id="256" w:name="sec:intro-what-are-ceos-ard-products"/>
+    <w:bookmarkStart w:id="258" w:name="sec:intro-what-are-ceos-ard-products"/>
     <w:p>
       <w:pPr>
         <w:pStyle w:val="berschrift3"/>
@@ -15011,8 +15052,8 @@
         <w:t xml:space="preserve">for other types of satellite products.</w:t>
       </w:r>
     </w:p>
-    <w:bookmarkEnd w:id="256"/>
-    <w:bookmarkStart w:id="258" w:name="sec:intro-when-is-a-product-ceos-ard"/>
+    <w:bookmarkEnd w:id="258"/>
+    <w:bookmarkStart w:id="260" w:name="sec:intro-when-is-a-product-ceos-ard"/>
     <w:p>
       <w:pPr>
         <w:pStyle w:val="berschrift3"/>
@@ -15063,7 +15104,7 @@
       <w:r>
         <w:t xml:space="preserve"> </w:t>
       </w:r>
-      <w:hyperlink r:id="rId257">
+      <w:hyperlink r:id="rId259">
         <w:r>
           <w:rPr>
             <w:rStyle w:val="Hyperlink"/>
@@ -15083,8 +15124,8 @@
         <w:t xml:space="preserve">A product can continue to use CEOS-ARD branding as long as its generation and distribution remain consistent with the peer-reviewed assessment.</w:t>
       </w:r>
     </w:p>
-    <w:bookmarkEnd w:id="258"/>
-    <w:bookmarkStart w:id="259" w:name="sec:intro-difference-threshold-goal"/>
+    <w:bookmarkEnd w:id="260"/>
+    <w:bookmarkStart w:id="261" w:name="sec:intro-difference-threshold-goal"/>
     <w:p>
       <w:pPr>
         <w:pStyle w:val="berschrift3"/>
@@ -15287,9 +15328,9 @@
         <w:br w:type="page"/>
       </w:r>
     </w:p>
-    <w:bookmarkEnd w:id="259"/>
-    <w:bookmarkEnd w:id="260"/>
-    <w:bookmarkStart w:id="277" w:name="references"/>
+    <w:bookmarkEnd w:id="261"/>
+    <w:bookmarkEnd w:id="262"/>
+    <w:bookmarkStart w:id="279" w:name="references"/>
     <w:p>
       <w:pPr>
         <w:pStyle w:val="berschrift2"/>
@@ -15298,8 +15339,8 @@
         <w:t xml:space="preserve">References</w:t>
       </w:r>
     </w:p>
-    <w:bookmarkStart w:id="276" w:name="refs"/>
-    <w:bookmarkStart w:id="261" w:name="ref-iso19115_2_2009"/>
+    <w:bookmarkStart w:id="278" w:name="refs"/>
+    <w:bookmarkStart w:id="263" w:name="ref-iso19115_2_2009"/>
     <w:p>
       <w:pPr>
         <w:pStyle w:val="Literaturverzeichnis"/>
@@ -15326,8 +15367,8 @@
         <w:t xml:space="preserve">Standard. Geneva, CH: International Organization for Standardization.</w:t>
       </w:r>
     </w:p>
-    <w:bookmarkEnd w:id="261"/>
-    <w:bookmarkStart w:id="263" w:name="ref-lee2009"/>
+    <w:bookmarkEnd w:id="263"/>
+    <w:bookmarkStart w:id="265" w:name="ref-lee2009"/>
     <w:p>
       <w:pPr>
         <w:pStyle w:val="Literaturverzeichnis"/>
@@ -15360,7 +15401,7 @@
       <w:r>
         <w:t xml:space="preserve"> </w:t>
       </w:r>
-      <w:hyperlink r:id="rId262">
+      <w:hyperlink r:id="rId264">
         <w:r>
           <w:rPr>
             <w:rStyle w:val="Hyperlink"/>
@@ -15372,8 +15413,8 @@
         <w:t xml:space="preserve">.</w:t>
       </w:r>
     </w:p>
-    <w:bookmarkEnd w:id="263"/>
-    <w:bookmarkStart w:id="265" w:name="ref-raney2012"/>
+    <w:bookmarkEnd w:id="265"/>
+    <w:bookmarkStart w:id="267" w:name="ref-raney2012"/>
     <w:p>
       <w:pPr>
         <w:pStyle w:val="Literaturverzeichnis"/>
@@ -15406,7 +15447,7 @@
       <w:r>
         <w:t xml:space="preserve"> </w:t>
       </w:r>
-      <w:hyperlink r:id="rId264">
+      <w:hyperlink r:id="rId266">
         <w:r>
           <w:rPr>
             <w:rStyle w:val="Hyperlink"/>
@@ -15418,8 +15459,8 @@
         <w:t xml:space="preserve">.</w:t>
       </w:r>
     </w:p>
-    <w:bookmarkEnd w:id="265"/>
-    <w:bookmarkStart w:id="267" w:name="ref-shiroma2022"/>
+    <w:bookmarkEnd w:id="267"/>
+    <w:bookmarkStart w:id="269" w:name="ref-shiroma2022"/>
     <w:p>
       <w:pPr>
         <w:pStyle w:val="Literaturverzeichnis"/>
@@ -15452,7 +15493,7 @@
       <w:r>
         <w:t xml:space="preserve"> </w:t>
       </w:r>
-      <w:hyperlink r:id="rId266">
+      <w:hyperlink r:id="rId268">
         <w:r>
           <w:rPr>
             <w:rStyle w:val="Hyperlink"/>
@@ -15464,8 +15505,8 @@
         <w:t xml:space="preserve">.</w:t>
       </w:r>
     </w:p>
-    <w:bookmarkEnd w:id="267"/>
-    <w:bookmarkStart w:id="269" w:name="ref-small2011"/>
+    <w:bookmarkEnd w:id="269"/>
+    <w:bookmarkStart w:id="271" w:name="ref-small2011"/>
     <w:p>
       <w:pPr>
         <w:pStyle w:val="Literaturverzeichnis"/>
@@ -15498,7 +15539,7 @@
       <w:r>
         <w:t xml:space="preserve"> </w:t>
       </w:r>
-      <w:hyperlink r:id="rId268">
+      <w:hyperlink r:id="rId270">
         <w:r>
           <w:rPr>
             <w:rStyle w:val="Hyperlink"/>
@@ -15510,8 +15551,8 @@
         <w:t xml:space="preserve">.</w:t>
       </w:r>
     </w:p>
-    <w:bookmarkEnd w:id="269"/>
-    <w:bookmarkStart w:id="271" w:name="ref-yamaguchi2011"/>
+    <w:bookmarkEnd w:id="271"/>
+    <w:bookmarkStart w:id="273" w:name="ref-yamaguchi2011"/>
     <w:p>
       <w:pPr>
         <w:pStyle w:val="Literaturverzeichnis"/>
@@ -15544,7 +15585,7 @@
       <w:r>
         <w:t xml:space="preserve"> </w:t>
       </w:r>
-      <w:hyperlink r:id="rId270">
+      <w:hyperlink r:id="rId272">
         <w:r>
           <w:rPr>
             <w:rStyle w:val="Hyperlink"/>
@@ -15556,8 +15597,8 @@
         <w:t xml:space="preserve">.</w:t>
       </w:r>
     </w:p>
-    <w:bookmarkEnd w:id="271"/>
-    <w:bookmarkStart w:id="273" w:name="ref-zebker2017"/>
+    <w:bookmarkEnd w:id="273"/>
+    <w:bookmarkStart w:id="275" w:name="ref-zebker2017"/>
     <w:p>
       <w:pPr>
         <w:pStyle w:val="Literaturverzeichnis"/>
@@ -15590,7 +15631,7 @@
       <w:r>
         <w:t xml:space="preserve"> </w:t>
       </w:r>
-      <w:hyperlink r:id="rId272">
+      <w:hyperlink r:id="rId274">
         <w:r>
           <w:rPr>
             <w:rStyle w:val="Hyperlink"/>
@@ -15602,8 +15643,8 @@
         <w:t xml:space="preserve">.</w:t>
       </w:r>
     </w:p>
-    <w:bookmarkEnd w:id="273"/>
-    <w:bookmarkStart w:id="275" w:name="ref-zebker2010"/>
+    <w:bookmarkEnd w:id="275"/>
+    <w:bookmarkStart w:id="277" w:name="ref-zebker2010"/>
     <w:p>
       <w:pPr>
         <w:pStyle w:val="Literaturverzeichnis"/>
@@ -15636,7 +15677,7 @@
       <w:r>
         <w:t xml:space="preserve"> </w:t>
       </w:r>
-      <w:hyperlink r:id="rId274">
+      <w:hyperlink r:id="rId276">
         <w:r>
           <w:rPr>
             <w:rStyle w:val="Hyperlink"/>
@@ -15648,15 +15689,15 @@
         <w:t xml:space="preserve">.</w:t>
       </w:r>
     </w:p>
-    <w:bookmarkEnd w:id="275"/>
-    <w:bookmarkEnd w:id="276"/>
+    <w:bookmarkEnd w:id="277"/>
+    <w:bookmarkEnd w:id="278"/>
     <w:p>
       <w:r>
         <w:br w:type="page"/>
       </w:r>
     </w:p>
-    <w:bookmarkEnd w:id="277"/>
-    <w:bookmarkStart w:id="299" w:name="annexes"/>
+    <w:bookmarkEnd w:id="279"/>
+    <w:bookmarkStart w:id="301" w:name="annexes"/>
     <w:p>
       <w:pPr>
         <w:pStyle w:val="berschrift2"/>
@@ -15665,7 +15706,7 @@
         <w:t xml:space="preserve">Annexes</w:t>
       </w:r>
     </w:p>
-    <w:bookmarkStart w:id="279" w:name="sec:annex-sar-general-processing-roadmap"/>
+    <w:bookmarkStart w:id="281" w:name="sec:annex-sar-general-processing-roadmap"/>
     <w:p>
       <w:pPr>
         <w:pStyle w:val="berschrift3"/>
@@ -15937,7 +15978,7 @@
         <w:t xml:space="preserve">lists possible sequential steps and existing software tools (e.g., Gamma software (GAMMA, 2018)) and scripting tasks that can be used to form the CEOS-ARD SAR processing roadmap.</w:t>
       </w:r>
     </w:p>
-    <w:bookmarkStart w:id="278" w:name="tbl:sar-general-processing-roadmap-tbl1"/>
+    <w:bookmarkStart w:id="280" w:name="tbl:sar-general-processing-roadmap-tbl1"/>
     <w:p>
       <w:pPr>
         <w:pStyle w:val="TableCaption"/>
@@ -16180,9 +16221,9 @@
         </w:tc>
       </w:tr>
     </w:tbl>
-    <w:bookmarkEnd w:id="278"/>
-    <w:bookmarkEnd w:id="279"/>
-    <w:bookmarkStart w:id="291" w:name="sec:annex-sar-topographic-phase-removal"/>
+    <w:bookmarkEnd w:id="280"/>
+    <w:bookmarkEnd w:id="281"/>
+    <w:bookmarkStart w:id="293" w:name="sec:annex-sar-topographic-phase-removal"/>
     <w:p>
       <w:pPr>
         <w:pStyle w:val="berschrift3"/>
@@ -16443,7 +16484,7 @@
       <w:pPr>
         <w:pStyle w:val="Textkrper"/>
       </w:pPr>
-      <w:bookmarkStart w:id="280" w:name="eq:sar-topographic-phase-removal-eq1"/>
+      <w:bookmarkStart w:id="282" w:name="eq:sar-topographic-phase-removal-eq1"/>
       <m:oMathPara>
         <m:oMathParaPr>
           <m:jc m:val="center"/>
@@ -16620,7 +16661,7 @@
           </m:d>
         </m:oMath>
       </m:oMathPara>
-      <w:bookmarkEnd w:id="280"/>
+      <w:bookmarkEnd w:id="282"/>
     </w:p>
     <w:p>
       <w:pPr>
@@ -16634,7 +16675,7 @@
       <w:pPr>
         <w:pStyle w:val="Textkrper"/>
       </w:pPr>
-      <w:bookmarkStart w:id="281" w:name="eq:sar-topographic-phase-removal-eq2"/>
+      <w:bookmarkStart w:id="283" w:name="eq:sar-topographic-phase-removal-eq2"/>
       <m:oMathPara>
         <m:oMathParaPr>
           <m:jc m:val="center"/>
@@ -16783,7 +16824,7 @@
           </m:d>
         </m:oMath>
       </m:oMathPara>
-      <w:bookmarkEnd w:id="281"/>
+      <w:bookmarkEnd w:id="283"/>
     </w:p>
     <w:p>
       <w:pPr>
@@ -17035,7 +17076,7 @@
       <w:pPr>
         <w:pStyle w:val="Textkrper"/>
       </w:pPr>
-      <w:bookmarkStart w:id="282" w:name="eq:sar-topographic-phase-removal-eq3"/>
+      <w:bookmarkStart w:id="284" w:name="eq:sar-topographic-phase-removal-eq3"/>
       <m:oMathPara>
         <m:oMathParaPr>
           <m:jc m:val="center"/>
@@ -17175,7 +17216,7 @@
           </m:d>
         </m:oMath>
       </m:oMathPara>
-      <w:bookmarkEnd w:id="282"/>
+      <w:bookmarkEnd w:id="284"/>
     </w:p>
     <w:p>
       <w:pPr>
@@ -17437,7 +17478,7 @@
       <w:pPr>
         <w:pStyle w:val="Textkrper"/>
       </w:pPr>
-      <w:bookmarkStart w:id="283" w:name="eq:sar-topographic-phase-removal-eq4"/>
+      <w:bookmarkStart w:id="285" w:name="eq:sar-topographic-phase-removal-eq4"/>
       <m:oMathPara>
         <m:oMathParaPr>
           <m:jc m:val="center"/>
@@ -17687,13 +17728,13 @@
           </m:d>
         </m:oMath>
       </m:oMathPara>
-      <w:bookmarkEnd w:id="283"/>
+      <w:bookmarkEnd w:id="285"/>
     </w:p>
     <w:p>
       <w:pPr>
         <w:pStyle w:val="FirstParagraph"/>
       </w:pPr>
-      <w:bookmarkStart w:id="284" w:name="eq:sar-topographic-phase-removal-eq5"/>
+      <w:bookmarkStart w:id="286" w:name="eq:sar-topographic-phase-removal-eq5"/>
       <m:oMathPara>
         <m:oMathParaPr>
           <m:jc m:val="center"/>
@@ -17943,7 +17984,7 @@
           </m:d>
         </m:oMath>
       </m:oMathPara>
-      <w:bookmarkEnd w:id="284"/>
+      <w:bookmarkEnd w:id="286"/>
     </w:p>
     <w:p>
       <w:pPr>
@@ -17957,7 +17998,7 @@
       <w:pPr>
         <w:pStyle w:val="Textkrper"/>
       </w:pPr>
-      <w:bookmarkStart w:id="285" w:name="eq:sar-topographic-phase-removal-eq6"/>
+      <w:bookmarkStart w:id="287" w:name="eq:sar-topographic-phase-removal-eq6"/>
       <m:oMathPara>
         <m:oMathParaPr>
           <m:jc m:val="center"/>
@@ -18119,7 +18160,7 @@
           </m:d>
         </m:oMath>
       </m:oMathPara>
-      <w:bookmarkEnd w:id="285"/>
+      <w:bookmarkEnd w:id="287"/>
     </w:p>
     <w:p>
       <w:pPr>
@@ -18144,7 +18185,7 @@
       <w:pPr>
         <w:pStyle w:val="Textkrper"/>
       </w:pPr>
-      <w:bookmarkStart w:id="286" w:name="eq:sar-topographic-phase-removal-eq7"/>
+      <w:bookmarkStart w:id="288" w:name="eq:sar-topographic-phase-removal-eq7"/>
       <m:oMathPara>
         <m:oMathParaPr>
           <m:jc m:val="center"/>
@@ -18458,13 +18499,13 @@
           </m:d>
         </m:oMath>
       </m:oMathPara>
-      <w:bookmarkEnd w:id="286"/>
+      <w:bookmarkEnd w:id="288"/>
     </w:p>
     <w:p>
       <w:pPr>
         <w:pStyle w:val="FirstParagraph"/>
       </w:pPr>
-      <w:bookmarkStart w:id="287" w:name="eq:sar-topographic-phase-removal-eq8"/>
+      <w:bookmarkStart w:id="289" w:name="eq:sar-topographic-phase-removal-eq8"/>
       <m:oMathPara>
         <m:oMathParaPr>
           <m:jc m:val="center"/>
@@ -18714,13 +18755,13 @@
           </m:d>
         </m:oMath>
       </m:oMathPara>
-      <w:bookmarkEnd w:id="287"/>
+      <w:bookmarkEnd w:id="289"/>
     </w:p>
     <w:p>
       <w:pPr>
         <w:pStyle w:val="FirstParagraph"/>
       </w:pPr>
-      <w:bookmarkStart w:id="288" w:name="eq:sar-topographic-phase-removal-eq9"/>
+      <w:bookmarkStart w:id="290" w:name="eq:sar-topographic-phase-removal-eq9"/>
       <m:oMathPara>
         <m:oMathParaPr>
           <m:jc m:val="center"/>
@@ -18893,7 +18934,7 @@
           </m:d>
         </m:oMath>
       </m:oMathPara>
-      <w:bookmarkEnd w:id="288"/>
+      <w:bookmarkEnd w:id="290"/>
     </w:p>
     <w:p>
       <w:pPr>
@@ -18979,7 +19020,7 @@
       <w:pPr>
         <w:pStyle w:val="Textkrper"/>
       </w:pPr>
-      <w:bookmarkStart w:id="289" w:name="eq:sar-topographic-phase-removal-eq10"/>
+      <w:bookmarkStart w:id="291" w:name="eq:sar-topographic-phase-removal-eq10"/>
       <m:oMathPara>
         <m:oMathParaPr>
           <m:jc m:val="center"/>
@@ -19235,7 +19276,7 @@
           </m:d>
         </m:oMath>
       </m:oMathPara>
-      <w:bookmarkEnd w:id="289"/>
+      <w:bookmarkEnd w:id="291"/>
     </w:p>
     <w:p>
       <w:pPr>
@@ -19249,7 +19290,7 @@
       <w:pPr>
         <w:pStyle w:val="Textkrper"/>
       </w:pPr>
-      <w:bookmarkStart w:id="290" w:name="eq:sar-topographic-phase-removal-eq11"/>
+      <w:bookmarkStart w:id="292" w:name="eq:sar-topographic-phase-removal-eq11"/>
       <m:oMathPara>
         <m:oMathParaPr>
           <m:jc m:val="center"/>
@@ -19415,10 +19456,10 @@
           </m:d>
         </m:oMath>
       </m:oMathPara>
-      <w:bookmarkEnd w:id="290"/>
-    </w:p>
-    <w:bookmarkEnd w:id="291"/>
-    <w:bookmarkStart w:id="298" w:name="sec:annex-sar-pol-covmat"/>
+      <w:bookmarkEnd w:id="292"/>
+    </w:p>
+    <w:bookmarkEnd w:id="293"/>
+    <w:bookmarkStart w:id="300" w:name="sec:annex-sar-pol-covmat"/>
     <w:p>
       <w:pPr>
         <w:pStyle w:val="berschrift3"/>
@@ -19479,7 +19520,7 @@
       <w:pPr>
         <w:pStyle w:val="Textkrper"/>
       </w:pPr>
-      <w:bookmarkStart w:id="292" w:name="eq:sar-pol-covmat-eq1"/>
+      <w:bookmarkStart w:id="294" w:name="eq:sar-pol-covmat-eq1"/>
       <m:oMathPara>
         <m:oMathParaPr>
           <m:jc m:val="center"/>
@@ -19961,7 +20002,7 @@
           </m:d>
         </m:oMath>
       </m:oMathPara>
-      <w:bookmarkEnd w:id="292"/>
+      <w:bookmarkEnd w:id="294"/>
     </w:p>
     <w:p>
       <w:pPr>
@@ -19987,7 +20028,7 @@
       <w:pPr>
         <w:pStyle w:val="Textkrper"/>
       </w:pPr>
-      <w:bookmarkStart w:id="293" w:name="eq:sar-pol-covmat-eq2"/>
+      <w:bookmarkStart w:id="295" w:name="eq:sar-pol-covmat-eq2"/>
       <m:oMathPara>
         <m:oMathParaPr>
           <m:jc m:val="center"/>
@@ -20209,13 +20250,13 @@
           </m:d>
         </m:oMath>
       </m:oMathPara>
-      <w:bookmarkEnd w:id="293"/>
+      <w:bookmarkEnd w:id="295"/>
     </w:p>
     <w:p>
       <w:pPr>
         <w:pStyle w:val="FirstParagraph"/>
       </w:pPr>
-      <w:bookmarkStart w:id="294" w:name="eq:sar-pol-covmat-eq3"/>
+      <w:bookmarkStart w:id="296" w:name="eq:sar-pol-covmat-eq3"/>
       <m:oMathPara>
         <m:oMathParaPr>
           <m:jc m:val="center"/>
@@ -20437,13 +20478,13 @@
           </m:d>
         </m:oMath>
       </m:oMathPara>
-      <w:bookmarkEnd w:id="294"/>
+      <w:bookmarkEnd w:id="296"/>
     </w:p>
     <w:p>
       <w:pPr>
         <w:pStyle w:val="FirstParagraph"/>
       </w:pPr>
-      <w:bookmarkStart w:id="295" w:name="eq:eq:sar-pol-covmat-eq4"/>
+      <w:bookmarkStart w:id="297" w:name="eq:eq:sar-pol-covmat-eq4"/>
       <m:oMathPara>
         <m:oMathParaPr>
           <m:jc m:val="center"/>
@@ -20665,7 +20706,7 @@
           </m:d>
         </m:oMath>
       </m:oMathPara>
-      <w:bookmarkEnd w:id="295"/>
+      <w:bookmarkEnd w:id="297"/>
     </w:p>
     <w:p>
       <w:pPr>
@@ -20792,7 +20833,7 @@
       <w:pPr>
         <w:pStyle w:val="Textkrper"/>
       </w:pPr>
-      <w:bookmarkStart w:id="296" w:name="eq:sar-pol-covmat-eq5"/>
+      <w:bookmarkStart w:id="298" w:name="eq:sar-pol-covmat-eq5"/>
       <m:oMathPara>
         <m:oMathParaPr>
           <m:jc m:val="center"/>
@@ -21324,7 +21365,7 @@
           </m:d>
         </m:oMath>
       </m:oMathPara>
-      <w:bookmarkEnd w:id="296"/>
+      <w:bookmarkEnd w:id="298"/>
     </w:p>
     <w:p>
       <w:pPr>
@@ -21349,7 +21390,7 @@
       <w:pPr>
         <w:pStyle w:val="Textkrper"/>
       </w:pPr>
-      <w:bookmarkStart w:id="297" w:name="eq:sar-pol-covmat-eq6"/>
+      <w:bookmarkStart w:id="299" w:name="eq:sar-pol-covmat-eq6"/>
       <m:oMathPara>
         <m:oMathParaPr>
           <m:jc m:val="center"/>
@@ -21628,11 +21669,11 @@
           </m:d>
         </m:oMath>
       </m:oMathPara>
-      <w:bookmarkEnd w:id="297"/>
-    </w:p>
-    <w:bookmarkEnd w:id="298"/>
-    <w:bookmarkEnd w:id="299"/>
+      <w:bookmarkEnd w:id="299"/>
+    </w:p>
     <w:bookmarkEnd w:id="300"/>
+    <w:bookmarkEnd w:id="301"/>
+    <w:bookmarkEnd w:id="302"/>
     <w:sectPr>
       <w:headerReference r:id="rId11" w:type="even"/>
       <w:headerReference r:id="rId10" w:type="default"/>
@@ -21699,7 +21740,7 @@
       </w:r>
     </w:p>
   </w:footnote>
-  <w:footnote w:id="74">
+  <w:footnote w:id="76">
     <w:p>
       <w:pPr>
         <w:pStyle w:val="Funotentext"/>

--- a/latest/NRB.docx
+++ b/latest/NRB.docx
@@ -11,18 +11,18 @@
           <wp:inline>
             <wp:extent cx="5727700" cy="1381957"/>
             <wp:effectExtent b="0" l="0" r="0" t="0"/>
-            <wp:docPr descr="" title="" id="21" name="Picture"/>
+            <wp:docPr descr="" title="" id="24" name="Picture"/>
             <a:graphic>
               <a:graphicData uri="http://schemas.openxmlformats.org/drawingml/2006/picture">
                 <pic:pic>
                   <pic:nvPicPr>
-                    <pic:cNvPr descr="assets/CEOS_logo_colour_black_text_right.png" id="22" name="Picture"/>
+                    <pic:cNvPr descr="assets/CEOS_logo_colour_black_text_right.png" id="25" name="Picture"/>
                     <pic:cNvPicPr>
                       <a:picLocks noChangeArrowheads="1" noChangeAspect="1"/>
                     </pic:cNvPicPr>
                   </pic:nvPicPr>
                   <pic:blipFill>
-                    <a:blip r:embed="rId20"/>
+                    <a:blip r:embed="rId23"/>
                     <a:stretch>
                       <a:fillRect/>
                     </a:stretch>
@@ -49,7 +49,7 @@
         </w:drawing>
       </w:r>
     </w:p>
-    <w:bookmarkStart w:id="302" w:name="Xf322761420ba12cd249c8be342647b2908c150a"/>
+    <w:bookmarkStart w:id="305" w:name="Xf322761420ba12cd249c8be342647b2908c150a"/>
     <w:p>
       <w:pPr>
         <w:pStyle w:val="berschrift1"/>
@@ -66,7 +66,7 @@
         <w:t xml:space="preserve"> </w:t>
       </w:r>
     </w:p>
-    <w:bookmarkStart w:id="24" w:name="draft-version"/>
+    <w:bookmarkStart w:id="27" w:name="draft-version"/>
     <w:p>
       <w:pPr>
         <w:pStyle w:val="berschrift2"/>
@@ -91,7 +91,7 @@
       <w:r>
         <w:t xml:space="preserve"> </w:t>
       </w:r>
-      <w:hyperlink r:id="rId23">
+      <w:hyperlink r:id="rId26">
         <w:r>
           <w:rPr>
             <w:rStyle w:val="Hyperlink"/>
@@ -106,8 +106,8 @@
         <w:t xml:space="preserve">for the latest endorsed version of this document.</w:t>
       </w:r>
     </w:p>
-    <w:bookmarkEnd w:id="24"/>
-    <w:bookmarkStart w:id="26" w:name="document-status"/>
+    <w:bookmarkEnd w:id="27"/>
+    <w:bookmarkStart w:id="29" w:name="document-status"/>
     <w:p>
       <w:pPr>
         <w:pStyle w:val="berschrift2"/>
@@ -134,7 +134,7 @@
       <w:r>
         <w:t xml:space="preserve"> </w:t>
       </w:r>
-      <w:hyperlink r:id="rId25">
+      <w:hyperlink r:id="rId28">
         <w:r>
           <w:rPr>
             <w:rStyle w:val="Hyperlink"/>
@@ -143,8 +143,8 @@
         </w:r>
       </w:hyperlink>
     </w:p>
-    <w:bookmarkEnd w:id="26"/>
-    <w:bookmarkStart w:id="28" w:name="document-history"/>
+    <w:bookmarkEnd w:id="29"/>
+    <w:bookmarkStart w:id="31" w:name="document-history"/>
     <w:p>
       <w:pPr>
         <w:pStyle w:val="berschrift2"/>
@@ -153,7 +153,7 @@
         <w:t xml:space="preserve">Document History</w:t>
       </w:r>
     </w:p>
-    <w:bookmarkStart w:id="27" w:name="patch"/>
+    <w:bookmarkStart w:id="30" w:name="patch"/>
     <w:p>
       <w:pPr>
         <w:pStyle w:val="berschrift3"/>
@@ -252,16 +252,7 @@
         <w:t xml:space="preserve">“Document identifier”</w:t>
       </w:r>
       <w:r>
-        <w:t xml:space="preserve">: Removed the trailing</w:t>
-      </w:r>
-      <w:r>
-        <w:t xml:space="preserve"> </w:t>
-      </w:r>
-      <w:r>
-        <w:t xml:space="preserve">“for Synthetic Aperture Radar”</w:t>
-      </w:r>
-      <w:r>
-        <w:t xml:space="preserve">.</w:t>
+        <w:t xml:space="preserve">: Removed the trailing “for Synthetic Aperture Radar”.</w:t>
       </w:r>
     </w:p>
     <w:p>
@@ -297,16 +288,7 @@
         <w:t xml:space="preserve"> </w:t>
       </w:r>
       <w:r>
-        <w:t xml:space="preserve">renamed to</w:t>
-      </w:r>
-      <w:r>
-        <w:t xml:space="preserve"> </w:t>
-      </w:r>
-      <w:r>
-        <w:t xml:space="preserve">“Product Metadata”</w:t>
-      </w:r>
-      <w:r>
-        <w:t xml:space="preserve">; Requirement</w:t>
+        <w:t xml:space="preserve">renamed to “Product Metadata”; Requirement</w:t>
       </w:r>
       <w:r>
         <w:t xml:space="preserve"> </w:t>
@@ -318,16 +300,7 @@
         <w:t xml:space="preserve"> </w:t>
       </w:r>
       <w:r>
-        <w:t xml:space="preserve">renamed to</w:t>
-      </w:r>
-      <w:r>
-        <w:t xml:space="preserve"> </w:t>
-      </w:r>
-      <w:r>
-        <w:t xml:space="preserve">“Source Metadata”</w:t>
-      </w:r>
-      <w:r>
-        <w:t xml:space="preserve">. Adapted descriptions accordingly.</w:t>
+        <w:t xml:space="preserve">renamed to “Source Metadata”. Adapted descriptions accordingly.</w:t>
       </w:r>
     </w:p>
     <w:p>
@@ -348,16 +321,7 @@
         <w:t xml:space="preserve">“Source Data Attributes”</w:t>
       </w:r>
       <w:r>
-        <w:t xml:space="preserve">: Moved the information about sequential acquisition identifiers to a new threshold requirement</w:t>
-      </w:r>
-      <w:r>
-        <w:t xml:space="preserve"> </w:t>
-      </w:r>
-      <w:r>
-        <w:t xml:space="preserve">“Acquisition ID”</w:t>
-      </w:r>
-      <w:r>
-        <w:t xml:space="preserve">. Adapted category description accordingly.</w:t>
+        <w:t xml:space="preserve">: Moved the information about sequential acquisition identifiers to a new threshold requirement “Acquisition ID”. Adapted category description accordingly.</w:t>
       </w:r>
     </w:p>
     <w:p>
@@ -408,9 +372,9 @@
         <w:t xml:space="preserve">Matthias Mohr</w:t>
       </w:r>
     </w:p>
-    <w:bookmarkEnd w:id="27"/>
-    <w:bookmarkEnd w:id="28"/>
-    <w:bookmarkStart w:id="29" w:name="contributing-authors"/>
+    <w:bookmarkEnd w:id="30"/>
+    <w:bookmarkEnd w:id="31"/>
+    <w:bookmarkStart w:id="32" w:name="contributing-authors"/>
     <w:p>
       <w:pPr>
         <w:pStyle w:val="berschrift2"/>
@@ -808,8 +772,8 @@
         <w:br w:type="page"/>
       </w:r>
     </w:p>
-    <w:bookmarkEnd w:id="29"/>
-    <w:bookmarkStart w:id="30" w:name="ceos-analysis-ready-data-definition"/>
+    <w:bookmarkEnd w:id="32"/>
+    <w:bookmarkStart w:id="33" w:name="ceos-analysis-ready-data-definition"/>
     <w:p>
       <w:pPr>
         <w:pStyle w:val="berschrift2"/>
@@ -826,8 +790,8 @@
         <w:t xml:space="preserve">CEOS Analysis Ready Data (CEOS-ARD) are satellite data that have been processed to a minimum set of requirements and organized into a form that allows immediate analysis with a minimum of additional user effort and interoperability both through time and with other datasets.</w:t>
       </w:r>
     </w:p>
-    <w:bookmarkEnd w:id="30"/>
-    <w:bookmarkStart w:id="31" w:name="description"/>
+    <w:bookmarkEnd w:id="33"/>
+    <w:bookmarkStart w:id="34" w:name="description"/>
     <w:p>
       <w:pPr>
         <w:pStyle w:val="berschrift2"/>
@@ -890,8 +854,8 @@
         <w:t xml:space="preserve">Data collected by Synthetic Aperture Radar sensors</w:t>
       </w:r>
     </w:p>
-    <w:bookmarkEnd w:id="31"/>
-    <w:bookmarkStart w:id="32" w:name="background"/>
+    <w:bookmarkEnd w:id="34"/>
+    <w:bookmarkStart w:id="35" w:name="background"/>
     <w:p>
       <w:pPr>
         <w:pStyle w:val="berschrift2"/>
@@ -1023,19 +987,7 @@
         <w:t xml:space="preserve"> </w:t>
       </w:r>
       <w:r>
-        <w:t xml:space="preserve">However, as an option, a</w:t>
-      </w:r>
-      <w:r>
-        <w:t xml:space="preserve"> </w:t>
-      </w:r>
-      <w:r>
-        <w:t xml:space="preserve">“flattened”</w:t>
-      </w:r>
-      <w:r>
-        <w:t xml:space="preserve"> </w:t>
-      </w:r>
-      <w:r>
-        <w:t xml:space="preserve">phase data layer can be provided with an NRB product for enabling InSAR analysis.</w:t>
+        <w:t xml:space="preserve">However, as an option, a “flattened” phase data layer can be provided with an NRB product for enabling InSAR analysis.</w:t>
       </w:r>
       <w:r>
         <w:t xml:space="preserve"> </w:t>
@@ -1049,8 +1001,8 @@
         <w:br w:type="page"/>
       </w:r>
     </w:p>
-    <w:bookmarkEnd w:id="32"/>
-    <w:bookmarkStart w:id="33" w:name="definitions-and-abbreviations"/>
+    <w:bookmarkEnd w:id="35"/>
+    <w:bookmarkStart w:id="36" w:name="definitions-and-abbreviations"/>
     <w:p>
       <w:pPr>
         <w:pStyle w:val="berschrift2"/>
@@ -1614,8 +1566,8 @@
         <w:br w:type="page"/>
       </w:r>
     </w:p>
-    <w:bookmarkEnd w:id="33"/>
-    <w:bookmarkStart w:id="250" w:name="requirements"/>
+    <w:bookmarkEnd w:id="36"/>
+    <w:bookmarkStart w:id="253" w:name="requirements"/>
     <w:p>
       <w:pPr>
         <w:pStyle w:val="berschrift2"/>
@@ -1670,7 +1622,7 @@
         <w:t xml:space="preserve">Instead, use the textual identifier that is provided below the title.</w:t>
       </w:r>
     </w:p>
-    <w:bookmarkStart w:id="54" w:name="sec:meta"/>
+    <w:bookmarkStart w:id="57" w:name="sec:meta"/>
     <w:p>
       <w:pPr>
         <w:pStyle w:val="berschrift3"/>
@@ -1724,7 +1676,7 @@
         <w:t xml:space="preserve">suitability of the dataset, and must meet the requirements listed below.</w:t>
       </w:r>
     </w:p>
-    <w:bookmarkStart w:id="37" w:name="sec:meta-trace-sar"/>
+    <w:bookmarkStart w:id="40" w:name="sec:meta-trace-sar"/>
     <w:p>
       <w:pPr>
         <w:pStyle w:val="berschrift4"/>
@@ -1759,7 +1711,7 @@
         <w:t xml:space="preserve">meta-trace-sar</w:t>
       </w:r>
     </w:p>
-    <w:bookmarkStart w:id="34" w:name="threshold-requirements"/>
+    <w:bookmarkStart w:id="37" w:name="threshold-requirements"/>
     <w:p>
       <w:pPr>
         <w:pStyle w:val="berschrift5"/>
@@ -1779,8 +1731,8 @@
         <w:t xml:space="preserve"> </w:t>
       </w:r>
     </w:p>
-    <w:bookmarkEnd w:id="34"/>
-    <w:bookmarkStart w:id="35" w:name="goal-requirements"/>
+    <w:bookmarkEnd w:id="37"/>
+    <w:bookmarkStart w:id="38" w:name="goal-requirements"/>
     <w:p>
       <w:pPr>
         <w:pStyle w:val="berschrift5"/>
@@ -1846,8 +1798,8 @@
         <w:t xml:space="preserve">Information on traceability should be available in the metadata as a single DOI landing page.</w:t>
       </w:r>
     </w:p>
-    <w:bookmarkEnd w:id="35"/>
-    <w:bookmarkStart w:id="36" w:name="assessment"/>
+    <w:bookmarkEnd w:id="38"/>
+    <w:bookmarkStart w:id="39" w:name="assessment"/>
     <w:p>
       <w:pPr>
         <w:pStyle w:val="berschrift5"/>
@@ -1911,9 +1863,9 @@
         </w:pict>
       </w:r>
     </w:p>
-    <w:bookmarkEnd w:id="36"/>
-    <w:bookmarkEnd w:id="37"/>
-    <w:bookmarkStart w:id="41" w:name="sec:meta-memare-sar"/>
+    <w:bookmarkEnd w:id="39"/>
+    <w:bookmarkEnd w:id="40"/>
+    <w:bookmarkStart w:id="44" w:name="sec:meta-memare-sar"/>
     <w:p>
       <w:pPr>
         <w:pStyle w:val="berschrift4"/>
@@ -1948,7 +1900,7 @@
         <w:t xml:space="preserve">meta-memare-sar</w:t>
       </w:r>
     </w:p>
-    <w:bookmarkStart w:id="38" w:name="threshold-requirements-1"/>
+    <w:bookmarkStart w:id="41" w:name="threshold-requirements-1"/>
     <w:p>
       <w:pPr>
         <w:pStyle w:val="berschrift5"/>
@@ -1965,8 +1917,8 @@
         <w:t xml:space="preserve">Metadata is provided in a structure that enables a computer algorithm to be used to consistently and automatically identify and extract each component/variable/layer for further use.</w:t>
       </w:r>
     </w:p>
-    <w:bookmarkEnd w:id="38"/>
-    <w:bookmarkStart w:id="39" w:name="goal-requirements-1"/>
+    <w:bookmarkEnd w:id="41"/>
+    <w:bookmarkStart w:id="42" w:name="goal-requirements-1"/>
     <w:p>
       <w:pPr>
         <w:pStyle w:val="berschrift5"/>
@@ -1983,8 +1935,8 @@
         <w:t xml:space="preserve">As threshold, but metadata is formatted in accordance with CEOS-ARD SAR Metadata Specifications, v.1.1, or in a community endorsed standard that facilitates machine-readability, such as ISO 19115-2, Climate and Forecast (CF) convention, the Attribute Convention for Data Discovery (ACDD), etc.</w:t>
       </w:r>
     </w:p>
-    <w:bookmarkEnd w:id="39"/>
-    <w:bookmarkStart w:id="40" w:name="assessment-1"/>
+    <w:bookmarkEnd w:id="42"/>
+    <w:bookmarkStart w:id="43" w:name="assessment-1"/>
     <w:p>
       <w:pPr>
         <w:pStyle w:val="berschrift5"/>
@@ -2048,9 +2000,9 @@
         </w:pict>
       </w:r>
     </w:p>
-    <w:bookmarkEnd w:id="40"/>
-    <w:bookmarkEnd w:id="41"/>
-    <w:bookmarkStart w:id="45" w:name="sec:meta-protype"/>
+    <w:bookmarkEnd w:id="43"/>
+    <w:bookmarkEnd w:id="44"/>
+    <w:bookmarkStart w:id="48" w:name="sec:meta-protype"/>
     <w:p>
       <w:pPr>
         <w:pStyle w:val="berschrift4"/>
@@ -2085,7 +2037,7 @@
         <w:t xml:space="preserve">meta-protype</w:t>
       </w:r>
     </w:p>
-    <w:bookmarkStart w:id="42" w:name="threshold-requirements-2"/>
+    <w:bookmarkStart w:id="45" w:name="threshold-requirements-2"/>
     <w:p>
       <w:pPr>
         <w:pStyle w:val="berschrift5"/>
@@ -2102,8 +2054,8 @@
         <w:t xml:space="preserve">CEOS-ARD product type name – or names in case of compliance with more than one product type – and, if required by the data provider, copyright.</w:t>
       </w:r>
     </w:p>
-    <w:bookmarkEnd w:id="42"/>
-    <w:bookmarkStart w:id="43" w:name="goal-requirements-2"/>
+    <w:bookmarkEnd w:id="45"/>
+    <w:bookmarkStart w:id="46" w:name="goal-requirements-2"/>
     <w:p>
       <w:pPr>
         <w:pStyle w:val="berschrift5"/>
@@ -2123,8 +2075,8 @@
         <w:t xml:space="preserve"> </w:t>
       </w:r>
     </w:p>
-    <w:bookmarkEnd w:id="43"/>
-    <w:bookmarkStart w:id="44" w:name="assessment-2"/>
+    <w:bookmarkEnd w:id="46"/>
+    <w:bookmarkStart w:id="47" w:name="assessment-2"/>
     <w:p>
       <w:pPr>
         <w:pStyle w:val="berschrift5"/>
@@ -2188,9 +2140,9 @@
         </w:pict>
       </w:r>
     </w:p>
-    <w:bookmarkEnd w:id="44"/>
-    <w:bookmarkEnd w:id="45"/>
-    <w:bookmarkStart w:id="49" w:name="sec:meta-pfsurl"/>
+    <w:bookmarkEnd w:id="47"/>
+    <w:bookmarkEnd w:id="48"/>
+    <w:bookmarkStart w:id="52" w:name="sec:meta-pfsurl"/>
     <w:p>
       <w:pPr>
         <w:pStyle w:val="berschrift4"/>
@@ -2225,7 +2177,7 @@
         <w:t xml:space="preserve">meta-pfsurl</w:t>
       </w:r>
     </w:p>
-    <w:bookmarkStart w:id="46" w:name="threshold-requirements-3"/>
+    <w:bookmarkStart w:id="49" w:name="threshold-requirements-3"/>
     <w:p>
       <w:pPr>
         <w:pStyle w:val="berschrift5"/>
@@ -2242,8 +2194,8 @@
         <w:t xml:space="preserve">Reference to CEOS-ARD PFS document as URL.</w:t>
       </w:r>
     </w:p>
-    <w:bookmarkEnd w:id="46"/>
-    <w:bookmarkStart w:id="47" w:name="goal-requirements-3"/>
+    <w:bookmarkEnd w:id="49"/>
+    <w:bookmarkStart w:id="50" w:name="goal-requirements-3"/>
     <w:p>
       <w:pPr>
         <w:pStyle w:val="berschrift5"/>
@@ -2263,8 +2215,8 @@
         <w:t xml:space="preserve"> </w:t>
       </w:r>
     </w:p>
-    <w:bookmarkEnd w:id="47"/>
-    <w:bookmarkStart w:id="48" w:name="assessment-3"/>
+    <w:bookmarkEnd w:id="50"/>
+    <w:bookmarkStart w:id="51" w:name="assessment-3"/>
     <w:p>
       <w:pPr>
         <w:pStyle w:val="berschrift5"/>
@@ -2328,9 +2280,9 @@
         </w:pict>
       </w:r>
     </w:p>
-    <w:bookmarkEnd w:id="48"/>
-    <w:bookmarkEnd w:id="49"/>
-    <w:bookmarkStart w:id="53" w:name="sec:meta-time-sar"/>
+    <w:bookmarkEnd w:id="51"/>
+    <w:bookmarkEnd w:id="52"/>
+    <w:bookmarkStart w:id="56" w:name="sec:meta-time-sar"/>
     <w:p>
       <w:pPr>
         <w:pStyle w:val="berschrift4"/>
@@ -2365,7 +2317,7 @@
         <w:t xml:space="preserve">meta-time-sar</w:t>
       </w:r>
     </w:p>
-    <w:bookmarkStart w:id="50" w:name="threshold-requirements-4"/>
+    <w:bookmarkStart w:id="53" w:name="threshold-requirements-4"/>
     <w:p>
       <w:pPr>
         <w:pStyle w:val="berschrift5"/>
@@ -2414,8 +2366,8 @@
         <w:t xml:space="preserve">is provided with the product.</w:t>
       </w:r>
     </w:p>
-    <w:bookmarkEnd w:id="50"/>
-    <w:bookmarkStart w:id="51" w:name="goal-requirements-4"/>
+    <w:bookmarkEnd w:id="53"/>
+    <w:bookmarkStart w:id="54" w:name="goal-requirements-4"/>
     <w:p>
       <w:pPr>
         <w:pStyle w:val="berschrift5"/>
@@ -2435,8 +2387,8 @@
         <w:t xml:space="preserve"> </w:t>
       </w:r>
     </w:p>
-    <w:bookmarkEnd w:id="51"/>
-    <w:bookmarkStart w:id="52" w:name="assessment-4"/>
+    <w:bookmarkEnd w:id="54"/>
+    <w:bookmarkStart w:id="55" w:name="assessment-4"/>
     <w:p>
       <w:pPr>
         <w:pStyle w:val="berschrift5"/>
@@ -2493,10 +2445,10 @@
         <w:t xml:space="preserve">Recommended Requirement Modification:</w:t>
       </w:r>
     </w:p>
-    <w:bookmarkEnd w:id="52"/>
-    <w:bookmarkEnd w:id="53"/>
-    <w:bookmarkEnd w:id="54"/>
-    <w:bookmarkStart w:id="109" w:name="sec:src"/>
+    <w:bookmarkEnd w:id="55"/>
+    <w:bookmarkEnd w:id="56"/>
+    <w:bookmarkEnd w:id="57"/>
+    <w:bookmarkStart w:id="112" w:name="sec:src"/>
     <w:p>
       <w:pPr>
         <w:pStyle w:val="berschrift3"/>
@@ -2544,7 +2496,7 @@
         <w:t xml:space="preserve">This may be one or mutliple acquisitions.</w:t>
       </w:r>
     </w:p>
-    <w:bookmarkStart w:id="58" w:name="sec:src-macqid"/>
+    <w:bookmarkStart w:id="61" w:name="sec:src-macqid"/>
     <w:p>
       <w:pPr>
         <w:pStyle w:val="berschrift4"/>
@@ -2579,7 +2531,7 @@
         <w:t xml:space="preserve">src-macqid</w:t>
       </w:r>
     </w:p>
-    <w:bookmarkStart w:id="55" w:name="threshold-requirements-5"/>
+    <w:bookmarkStart w:id="58" w:name="threshold-requirements-5"/>
     <w:p>
       <w:pPr>
         <w:pStyle w:val="berschrift5"/>
@@ -2596,8 +2548,8 @@
         <w:t xml:space="preserve">Each acquisition is identified through a sequential identifier in the metadata, e.g. acqID = 1, 2, 3.</w:t>
       </w:r>
     </w:p>
-    <w:bookmarkEnd w:id="55"/>
-    <w:bookmarkStart w:id="56" w:name="goal-requirements-5"/>
+    <w:bookmarkEnd w:id="58"/>
+    <w:bookmarkStart w:id="59" w:name="goal-requirements-5"/>
     <w:p>
       <w:pPr>
         <w:pStyle w:val="berschrift5"/>
@@ -2617,8 +2569,8 @@
         <w:t xml:space="preserve"> </w:t>
       </w:r>
     </w:p>
-    <w:bookmarkEnd w:id="56"/>
-    <w:bookmarkStart w:id="57" w:name="assessment-5"/>
+    <w:bookmarkEnd w:id="59"/>
+    <w:bookmarkStart w:id="60" w:name="assessment-5"/>
     <w:p>
       <w:pPr>
         <w:pStyle w:val="berschrift5"/>
@@ -2682,9 +2634,9 @@
         </w:pict>
       </w:r>
     </w:p>
-    <w:bookmarkEnd w:id="57"/>
-    <w:bookmarkEnd w:id="58"/>
-    <w:bookmarkStart w:id="62" w:name="sec:src-daccess-src"/>
+    <w:bookmarkEnd w:id="60"/>
+    <w:bookmarkEnd w:id="61"/>
+    <w:bookmarkStart w:id="65" w:name="sec:src-daccess-src"/>
     <w:p>
       <w:pPr>
         <w:pStyle w:val="berschrift4"/>
@@ -2719,7 +2671,7 @@
         <w:t xml:space="preserve">src-daccess-src</w:t>
       </w:r>
     </w:p>
-    <w:bookmarkStart w:id="59" w:name="threshold-requirements-6"/>
+    <w:bookmarkStart w:id="62" w:name="threshold-requirements-6"/>
     <w:p>
       <w:pPr>
         <w:pStyle w:val="berschrift5"/>
@@ -2736,8 +2688,8 @@
         <w:t xml:space="preserve">The metadata identifies the location from where the source data can be retrieved, expressed as a URL or DOI.</w:t>
       </w:r>
     </w:p>
-    <w:bookmarkEnd w:id="59"/>
-    <w:bookmarkStart w:id="60" w:name="goal-requirements-6"/>
+    <w:bookmarkEnd w:id="62"/>
+    <w:bookmarkStart w:id="63" w:name="goal-requirements-6"/>
     <w:p>
       <w:pPr>
         <w:pStyle w:val="berschrift5"/>
@@ -2754,8 +2706,8 @@
         <w:t xml:space="preserve">The metadata identifies an online location from where the data can be consistently and reliably retrieved by a computer algorithm without any manual intervention being required.</w:t>
       </w:r>
     </w:p>
-    <w:bookmarkEnd w:id="60"/>
-    <w:bookmarkStart w:id="61" w:name="assessment-6"/>
+    <w:bookmarkEnd w:id="63"/>
+    <w:bookmarkStart w:id="64" w:name="assessment-6"/>
     <w:p>
       <w:pPr>
         <w:pStyle w:val="berschrift5"/>
@@ -2819,9 +2771,9 @@
         </w:pict>
       </w:r>
     </w:p>
-    <w:bookmarkEnd w:id="61"/>
-    <w:bookmarkEnd w:id="62"/>
-    <w:bookmarkStart w:id="67" w:name="sec:src-instru-sar"/>
+    <w:bookmarkEnd w:id="64"/>
+    <w:bookmarkEnd w:id="65"/>
+    <w:bookmarkStart w:id="70" w:name="sec:src-instru-sar"/>
     <w:p>
       <w:pPr>
         <w:pStyle w:val="berschrift4"/>
@@ -2856,7 +2808,7 @@
         <w:t xml:space="preserve">src-instru-sar</w:t>
       </w:r>
     </w:p>
-    <w:bookmarkStart w:id="63" w:name="threshold-requirements-7"/>
+    <w:bookmarkStart w:id="66" w:name="threshold-requirements-7"/>
     <w:p>
       <w:pPr>
         <w:pStyle w:val="berschrift5"/>
@@ -2897,8 +2849,8 @@
         <w:t xml:space="preserve">Instrument name</w:t>
       </w:r>
     </w:p>
-    <w:bookmarkEnd w:id="63"/>
-    <w:bookmarkStart w:id="65" w:name="goal-requirements-7"/>
+    <w:bookmarkEnd w:id="66"/>
+    <w:bookmarkStart w:id="68" w:name="goal-requirements-7"/>
     <w:p>
       <w:pPr>
         <w:pStyle w:val="berschrift5"/>
@@ -2917,7 +2869,7 @@
       <w:r>
         <w:t xml:space="preserve"> </w:t>
       </w:r>
-      <w:hyperlink r:id="rId64">
+      <w:hyperlink r:id="rId67">
         <w:r>
           <w:rPr>
             <w:rStyle w:val="Hyperlink"/>
@@ -2932,8 +2884,8 @@
         <w:t xml:space="preserve">record.</w:t>
       </w:r>
     </w:p>
-    <w:bookmarkEnd w:id="65"/>
-    <w:bookmarkStart w:id="66" w:name="assessment-7"/>
+    <w:bookmarkEnd w:id="68"/>
+    <w:bookmarkStart w:id="69" w:name="assessment-7"/>
     <w:p>
       <w:pPr>
         <w:pStyle w:val="berschrift5"/>
@@ -2997,9 +2949,9 @@
         </w:pict>
       </w:r>
     </w:p>
-    <w:bookmarkEnd w:id="66"/>
-    <w:bookmarkEnd w:id="67"/>
-    <w:bookmarkStart w:id="71" w:name="sec:src-time-src"/>
+    <w:bookmarkEnd w:id="69"/>
+    <w:bookmarkEnd w:id="70"/>
+    <w:bookmarkStart w:id="74" w:name="sec:src-time-src"/>
     <w:p>
       <w:pPr>
         <w:pStyle w:val="berschrift4"/>
@@ -3034,7 +2986,7 @@
         <w:t xml:space="preserve">src-time-src</w:t>
       </w:r>
     </w:p>
-    <w:bookmarkStart w:id="68" w:name="threshold-requirements-8"/>
+    <w:bookmarkStart w:id="71" w:name="threshold-requirements-8"/>
     <w:p>
       <w:pPr>
         <w:pStyle w:val="berschrift5"/>
@@ -3051,8 +3003,8 @@
         <w:t xml:space="preserve">The start date and time of source data is identified in the metadata, expressed in UTC in date and time, at least to the second.</w:t>
       </w:r>
     </w:p>
-    <w:bookmarkEnd w:id="68"/>
-    <w:bookmarkStart w:id="69" w:name="goal-requirements-8"/>
+    <w:bookmarkEnd w:id="71"/>
+    <w:bookmarkStart w:id="72" w:name="goal-requirements-8"/>
     <w:p>
       <w:pPr>
         <w:pStyle w:val="berschrift5"/>
@@ -3072,8 +3024,8 @@
         <w:t xml:space="preserve"> </w:t>
       </w:r>
     </w:p>
-    <w:bookmarkEnd w:id="69"/>
-    <w:bookmarkStart w:id="70" w:name="assessment-8"/>
+    <w:bookmarkEnd w:id="72"/>
+    <w:bookmarkStart w:id="73" w:name="assessment-8"/>
     <w:p>
       <w:pPr>
         <w:pStyle w:val="berschrift5"/>
@@ -3137,9 +3089,9 @@
         </w:pict>
       </w:r>
     </w:p>
-    <w:bookmarkEnd w:id="70"/>
-    <w:bookmarkEnd w:id="71"/>
-    <w:bookmarkStart w:id="75" w:name="sec:src-acqpar"/>
+    <w:bookmarkEnd w:id="73"/>
+    <w:bookmarkEnd w:id="74"/>
+    <w:bookmarkStart w:id="78" w:name="sec:src-acqpar"/>
     <w:p>
       <w:pPr>
         <w:pStyle w:val="berschrift4"/>
@@ -3174,7 +3126,7 @@
         <w:t xml:space="preserve">src-acqpar</w:t>
       </w:r>
     </w:p>
-    <w:bookmarkStart w:id="72" w:name="threshold-requirements-9"/>
+    <w:bookmarkStart w:id="75" w:name="threshold-requirements-9"/>
     <w:p>
       <w:pPr>
         <w:pStyle w:val="berschrift5"/>
@@ -3263,8 +3215,8 @@
         <w:t xml:space="preserve">Beam ID (i.e., beam mode mnemonic)</w:t>
       </w:r>
     </w:p>
-    <w:bookmarkEnd w:id="72"/>
-    <w:bookmarkStart w:id="73" w:name="goal-requirements-9"/>
+    <w:bookmarkEnd w:id="75"/>
+    <w:bookmarkStart w:id="76" w:name="goal-requirements-9"/>
     <w:p>
       <w:pPr>
         <w:pStyle w:val="berschrift5"/>
@@ -3284,8 +3236,8 @@
         <w:t xml:space="preserve"> </w:t>
       </w:r>
     </w:p>
-    <w:bookmarkEnd w:id="73"/>
-    <w:bookmarkStart w:id="74" w:name="assessment-9"/>
+    <w:bookmarkEnd w:id="76"/>
+    <w:bookmarkStart w:id="77" w:name="assessment-9"/>
     <w:p>
       <w:pPr>
         <w:pStyle w:val="berschrift5"/>
@@ -3349,9 +3301,9 @@
         </w:pict>
       </w:r>
     </w:p>
-    <w:bookmarkEnd w:id="74"/>
-    <w:bookmarkEnd w:id="75"/>
-    <w:bookmarkStart w:id="80" w:name="sec:src-orbit"/>
+    <w:bookmarkEnd w:id="77"/>
+    <w:bookmarkEnd w:id="78"/>
+    <w:bookmarkStart w:id="83" w:name="sec:src-orbit"/>
     <w:p>
       <w:pPr>
         <w:pStyle w:val="berschrift4"/>
@@ -3386,7 +3338,7 @@
         <w:t xml:space="preserve">src-orbit</w:t>
       </w:r>
     </w:p>
-    <w:bookmarkStart w:id="77" w:name="threshold-requirements-10"/>
+    <w:bookmarkStart w:id="80" w:name="threshold-requirements-10"/>
     <w:p>
       <w:pPr>
         <w:pStyle w:val="berschrift5"/>
@@ -3418,7 +3370,7 @@
         <w:rPr>
           <w:rStyle w:val="Funotenzeichen"/>
         </w:rPr>
-        <w:footnoteReference w:id="76"/>
+        <w:footnoteReference w:id="79"/>
       </w:r>
     </w:p>
     <w:p>
@@ -3433,8 +3385,8 @@
         <w:t xml:space="preserve">Orbit data source (e.g., predicted, definite, precise, downlinked, etc.)</w:t>
       </w:r>
     </w:p>
-    <w:bookmarkEnd w:id="77"/>
-    <w:bookmarkStart w:id="78" w:name="goal-requirements-10"/>
+    <w:bookmarkEnd w:id="80"/>
+    <w:bookmarkStart w:id="81" w:name="goal-requirements-10"/>
     <w:p>
       <w:pPr>
         <w:pStyle w:val="berschrift5"/>
@@ -3487,8 +3439,8 @@
         <w:t xml:space="preserve">Platform (mean) altitude</w:t>
       </w:r>
     </w:p>
-    <w:bookmarkEnd w:id="78"/>
-    <w:bookmarkStart w:id="79" w:name="assessment-10"/>
+    <w:bookmarkEnd w:id="81"/>
+    <w:bookmarkStart w:id="82" w:name="assessment-10"/>
     <w:p>
       <w:pPr>
         <w:pStyle w:val="berschrift5"/>
@@ -3552,9 +3504,9 @@
         </w:pict>
       </w:r>
     </w:p>
-    <w:bookmarkEnd w:id="79"/>
-    <w:bookmarkEnd w:id="80"/>
-    <w:bookmarkStart w:id="84" w:name="sec:src-propar"/>
+    <w:bookmarkEnd w:id="82"/>
+    <w:bookmarkEnd w:id="83"/>
+    <w:bookmarkStart w:id="87" w:name="sec:src-propar"/>
     <w:p>
       <w:pPr>
         <w:pStyle w:val="berschrift4"/>
@@ -3589,7 +3541,7 @@
         <w:t xml:space="preserve">src-propar</w:t>
       </w:r>
     </w:p>
-    <w:bookmarkStart w:id="81" w:name="threshold-requirements-11"/>
+    <w:bookmarkStart w:id="84" w:name="threshold-requirements-11"/>
     <w:p>
       <w:pPr>
         <w:pStyle w:val="berschrift5"/>
@@ -3690,8 +3642,8 @@
         <w:t xml:space="preserve">Range number of looks (separate values for each beam, as necessary)</w:t>
       </w:r>
     </w:p>
-    <w:bookmarkEnd w:id="81"/>
-    <w:bookmarkStart w:id="82" w:name="goal-requirements-11"/>
+    <w:bookmarkEnd w:id="84"/>
+    <w:bookmarkStart w:id="85" w:name="goal-requirements-11"/>
     <w:p>
       <w:pPr>
         <w:pStyle w:val="berschrift5"/>
@@ -3708,8 +3660,8 @@
         <w:t xml:space="preserve">As threshold, plus additional relevant processing parameters, e.g., range- and azimuth look bandwidth and LUT applied.</w:t>
       </w:r>
     </w:p>
-    <w:bookmarkEnd w:id="82"/>
-    <w:bookmarkStart w:id="83" w:name="assessment-11"/>
+    <w:bookmarkEnd w:id="85"/>
+    <w:bookmarkStart w:id="86" w:name="assessment-11"/>
     <w:p>
       <w:pPr>
         <w:pStyle w:val="berschrift5"/>
@@ -3773,9 +3725,9 @@
         </w:pict>
       </w:r>
     </w:p>
-    <w:bookmarkEnd w:id="83"/>
-    <w:bookmarkEnd w:id="84"/>
-    <w:bookmarkStart w:id="88" w:name="sec:src-imgatt-sar"/>
+    <w:bookmarkEnd w:id="86"/>
+    <w:bookmarkEnd w:id="87"/>
+    <w:bookmarkStart w:id="91" w:name="sec:src-imgatt-sar"/>
     <w:p>
       <w:pPr>
         <w:pStyle w:val="berschrift4"/>
@@ -3810,7 +3762,7 @@
         <w:t xml:space="preserve">src-imgatt-sar</w:t>
       </w:r>
     </w:p>
-    <w:bookmarkStart w:id="85" w:name="threshold-requirements-12"/>
+    <w:bookmarkStart w:id="88" w:name="threshold-requirements-12"/>
     <w:p>
       <w:pPr>
         <w:pStyle w:val="berschrift5"/>
@@ -3911,8 +3863,8 @@
         <w:t xml:space="preserve">Far range incident angle</w:t>
       </w:r>
     </w:p>
-    <w:bookmarkEnd w:id="85"/>
-    <w:bookmarkStart w:id="86" w:name="goal-requirements-12"/>
+    <w:bookmarkEnd w:id="88"/>
+    <w:bookmarkStart w:id="89" w:name="goal-requirements-12"/>
     <w:p>
       <w:pPr>
         <w:pStyle w:val="berschrift5"/>
@@ -3929,8 +3881,8 @@
         <w:t xml:space="preserve">Geometry of the image footprint expressed in WGS84 in a standardised format (e.g., WKT).</w:t>
       </w:r>
     </w:p>
-    <w:bookmarkEnd w:id="86"/>
-    <w:bookmarkStart w:id="87" w:name="assessment-12"/>
+    <w:bookmarkEnd w:id="89"/>
+    <w:bookmarkStart w:id="90" w:name="assessment-12"/>
     <w:p>
       <w:pPr>
         <w:pStyle w:val="berschrift5"/>
@@ -3994,9 +3946,9 @@
         </w:pict>
       </w:r>
     </w:p>
-    <w:bookmarkEnd w:id="87"/>
-    <w:bookmarkEnd w:id="88"/>
-    <w:bookmarkStart w:id="92" w:name="sec:src-sencal-sar"/>
+    <w:bookmarkEnd w:id="90"/>
+    <w:bookmarkEnd w:id="91"/>
+    <w:bookmarkStart w:id="95" w:name="sec:src-sencal-sar"/>
     <w:p>
       <w:pPr>
         <w:pStyle w:val="berschrift4"/>
@@ -4031,7 +3983,7 @@
         <w:t xml:space="preserve">src-sencal-sar</w:t>
       </w:r>
     </w:p>
-    <w:bookmarkStart w:id="89" w:name="threshold-requirements-13"/>
+    <w:bookmarkStart w:id="92" w:name="threshold-requirements-13"/>
     <w:p>
       <w:pPr>
         <w:pStyle w:val="berschrift5"/>
@@ -4051,8 +4003,8 @@
         <w:t xml:space="preserve"> </w:t>
       </w:r>
     </w:p>
-    <w:bookmarkEnd w:id="89"/>
-    <w:bookmarkStart w:id="90" w:name="goal-requirements-13"/>
+    <w:bookmarkEnd w:id="92"/>
+    <w:bookmarkStart w:id="93" w:name="goal-requirements-13"/>
     <w:p>
       <w:pPr>
         <w:pStyle w:val="berschrift5"/>
@@ -4075,8 +4027,8 @@
         <w:t xml:space="preserve">Ideally this would support machine-to-machine access.</w:t>
       </w:r>
     </w:p>
-    <w:bookmarkEnd w:id="90"/>
-    <w:bookmarkStart w:id="91" w:name="assessment-13"/>
+    <w:bookmarkEnd w:id="93"/>
+    <w:bookmarkStart w:id="94" w:name="assessment-13"/>
     <w:p>
       <w:pPr>
         <w:pStyle w:val="berschrift5"/>
@@ -4140,9 +4092,9 @@
         </w:pict>
       </w:r>
     </w:p>
-    <w:bookmarkEnd w:id="91"/>
-    <w:bookmarkEnd w:id="92"/>
-    <w:bookmarkStart w:id="96" w:name="sec:src-perfind"/>
+    <w:bookmarkEnd w:id="94"/>
+    <w:bookmarkEnd w:id="95"/>
+    <w:bookmarkStart w:id="99" w:name="sec:src-perfind"/>
     <w:p>
       <w:pPr>
         <w:pStyle w:val="berschrift4"/>
@@ -4177,7 +4129,7 @@
         <w:t xml:space="preserve">src-perfind</w:t>
       </w:r>
     </w:p>
-    <w:bookmarkStart w:id="93" w:name="threshold-requirements-14"/>
+    <w:bookmarkStart w:id="96" w:name="threshold-requirements-14"/>
     <w:p>
       <w:pPr>
         <w:pStyle w:val="berschrift5"/>
@@ -4300,8 +4252,8 @@
         <w:t xml:space="preserve">Values do not need to be estimated individually for each product, but may be estimated once for each acquisition mode, and annotated on all products.</w:t>
       </w:r>
     </w:p>
-    <w:bookmarkEnd w:id="93"/>
-    <w:bookmarkStart w:id="94" w:name="goal-requirements-14"/>
+    <w:bookmarkEnd w:id="96"/>
+    <w:bookmarkStart w:id="97" w:name="goal-requirements-14"/>
     <w:p>
       <w:pPr>
         <w:pStyle w:val="berschrift5"/>
@@ -4318,8 +4270,8 @@
         <w:t xml:space="preserve">Provide additional relevant performance indicators (e.g., ENL, PSLR, ISLR, and performance reference DOI or URL).</w:t>
       </w:r>
     </w:p>
-    <w:bookmarkEnd w:id="94"/>
-    <w:bookmarkStart w:id="95" w:name="assessment-14"/>
+    <w:bookmarkEnd w:id="97"/>
+    <w:bookmarkStart w:id="98" w:name="assessment-14"/>
     <w:p>
       <w:pPr>
         <w:pStyle w:val="berschrift5"/>
@@ -4383,9 +4335,9 @@
         </w:pict>
       </w:r>
     </w:p>
-    <w:bookmarkEnd w:id="95"/>
-    <w:bookmarkEnd w:id="96"/>
-    <w:bookmarkStart w:id="100" w:name="sec:src-polcalm"/>
+    <w:bookmarkEnd w:id="98"/>
+    <w:bookmarkEnd w:id="99"/>
+    <w:bookmarkStart w:id="103" w:name="sec:src-polcalm"/>
     <w:p>
       <w:pPr>
         <w:pStyle w:val="berschrift4"/>
@@ -4420,7 +4372,7 @@
         <w:t xml:space="preserve">src-polcalm</w:t>
       </w:r>
     </w:p>
-    <w:bookmarkStart w:id="97" w:name="threshold-requirements-15"/>
+    <w:bookmarkStart w:id="100" w:name="threshold-requirements-15"/>
     <w:p>
       <w:pPr>
         <w:pStyle w:val="berschrift5"/>
@@ -4440,8 +4392,8 @@
         <w:t xml:space="preserve"> </w:t>
       </w:r>
     </w:p>
-    <w:bookmarkEnd w:id="97"/>
-    <w:bookmarkStart w:id="98" w:name="goal-requirements-15"/>
+    <w:bookmarkEnd w:id="100"/>
+    <w:bookmarkStart w:id="101" w:name="goal-requirements-15"/>
     <w:p>
       <w:pPr>
         <w:pStyle w:val="berschrift5"/>
@@ -4458,8 +4410,8 @@
         <w:t xml:space="preserve">The complex-valued polarimetric distortion matrices with the channel imbalance and the cross-talk applied for the polarimetric calibration.</w:t>
       </w:r>
     </w:p>
-    <w:bookmarkEnd w:id="98"/>
-    <w:bookmarkStart w:id="99" w:name="assessment-15"/>
+    <w:bookmarkEnd w:id="101"/>
+    <w:bookmarkStart w:id="102" w:name="assessment-15"/>
     <w:p>
       <w:pPr>
         <w:pStyle w:val="berschrift5"/>
@@ -4523,9 +4475,9 @@
         </w:pict>
       </w:r>
     </w:p>
-    <w:bookmarkEnd w:id="99"/>
-    <w:bookmarkEnd w:id="100"/>
-    <w:bookmarkStart w:id="104" w:name="sec:src-farotan"/>
+    <w:bookmarkEnd w:id="102"/>
+    <w:bookmarkEnd w:id="103"/>
+    <w:bookmarkStart w:id="107" w:name="sec:src-farotan"/>
     <w:p>
       <w:pPr>
         <w:pStyle w:val="berschrift4"/>
@@ -4560,7 +4512,7 @@
         <w:t xml:space="preserve">src-farotan</w:t>
       </w:r>
     </w:p>
-    <w:bookmarkStart w:id="101" w:name="threshold-requirements-16"/>
+    <w:bookmarkStart w:id="104" w:name="threshold-requirements-16"/>
     <w:p>
       <w:pPr>
         <w:pStyle w:val="berschrift5"/>
@@ -4580,8 +4532,8 @@
         <w:t xml:space="preserve"> </w:t>
       </w:r>
     </w:p>
-    <w:bookmarkEnd w:id="101"/>
-    <w:bookmarkStart w:id="102" w:name="goal-requirements-16"/>
+    <w:bookmarkEnd w:id="104"/>
+    <w:bookmarkStart w:id="105" w:name="goal-requirements-16"/>
     <w:p>
       <w:pPr>
         <w:pStyle w:val="berschrift5"/>
@@ -4598,8 +4550,8 @@
         <w:t xml:space="preserve">The mean Faraday rotation angle estimated from the polarimetric data and/or from models with reference to the method or paper used to derive the estimate.</w:t>
       </w:r>
     </w:p>
-    <w:bookmarkEnd w:id="102"/>
-    <w:bookmarkStart w:id="103" w:name="assessment-16"/>
+    <w:bookmarkEnd w:id="105"/>
+    <w:bookmarkStart w:id="106" w:name="assessment-16"/>
     <w:p>
       <w:pPr>
         <w:pStyle w:val="berschrift5"/>
@@ -4663,9 +4615,9 @@
         </w:pict>
       </w:r>
     </w:p>
-    <w:bookmarkEnd w:id="103"/>
-    <w:bookmarkEnd w:id="104"/>
-    <w:bookmarkStart w:id="108" w:name="sec:src-ionind"/>
+    <w:bookmarkEnd w:id="106"/>
+    <w:bookmarkEnd w:id="107"/>
+    <w:bookmarkStart w:id="111" w:name="sec:src-ionind"/>
     <w:p>
       <w:pPr>
         <w:pStyle w:val="berschrift4"/>
@@ -4700,7 +4652,7 @@
         <w:t xml:space="preserve">src-ionind</w:t>
       </w:r>
     </w:p>
-    <w:bookmarkStart w:id="105" w:name="threshold-requirements-17"/>
+    <w:bookmarkStart w:id="108" w:name="threshold-requirements-17"/>
     <w:p>
       <w:pPr>
         <w:pStyle w:val="berschrift5"/>
@@ -4720,8 +4672,8 @@
         <w:t xml:space="preserve"> </w:t>
       </w:r>
     </w:p>
-    <w:bookmarkEnd w:id="105"/>
-    <w:bookmarkStart w:id="106" w:name="goal-requirements-17"/>
+    <w:bookmarkEnd w:id="108"/>
+    <w:bookmarkStart w:id="109" w:name="goal-requirements-17"/>
     <w:p>
       <w:pPr>
         <w:pStyle w:val="berschrift5"/>
@@ -4735,19 +4687,7 @@
         <w:pStyle w:val="FirstParagraph"/>
       </w:pPr>
       <w:r>
-        <w:t xml:space="preserve">Flag indicating whether the backscatter imagery is</w:t>
-      </w:r>
-      <w:r>
-        <w:t xml:space="preserve"> </w:t>
-      </w:r>
-      <w:r>
-        <w:t xml:space="preserve">“significantly impacted”</w:t>
-      </w:r>
-      <w:r>
-        <w:t xml:space="preserve"> </w:t>
-      </w:r>
-      <w:r>
-        <w:t xml:space="preserve">by the ionosphere (0 – false, 1 – true).</w:t>
+        <w:t xml:space="preserve">Flag indicating whether the backscatter imagery is “significantly impacted” by the ionosphere (0 – false, 1 – true).</w:t>
       </w:r>
       <w:r>
         <w:t xml:space="preserve"> </w:t>
@@ -4756,8 +4696,8 @@
         <w:t xml:space="preserve">Significant impact would imply that the ionospheric impact on the backscatter exceeds the radiometric calibration requirement or goal for the imagery.</w:t>
       </w:r>
     </w:p>
-    <w:bookmarkEnd w:id="106"/>
-    <w:bookmarkStart w:id="107" w:name="assessment-17"/>
+    <w:bookmarkEnd w:id="109"/>
+    <w:bookmarkStart w:id="110" w:name="assessment-17"/>
     <w:p>
       <w:pPr>
         <w:pStyle w:val="berschrift5"/>
@@ -4814,10 +4754,10 @@
         <w:t xml:space="preserve">Recommended Requirement Modification:</w:t>
       </w:r>
     </w:p>
-    <w:bookmarkEnd w:id="107"/>
-    <w:bookmarkEnd w:id="108"/>
-    <w:bookmarkEnd w:id="109"/>
-    <w:bookmarkStart w:id="158" w:name="sec:prd"/>
+    <w:bookmarkEnd w:id="110"/>
+    <w:bookmarkEnd w:id="111"/>
+    <w:bookmarkEnd w:id="112"/>
+    <w:bookmarkStart w:id="161" w:name="sec:prd"/>
     <w:p>
       <w:pPr>
         <w:pStyle w:val="berschrift3"/>
@@ -4843,7 +4783,7 @@
         <w:t xml:space="preserve">Information related to the CEOS-ARD product generation procedure and geographic parameters.</w:t>
       </w:r>
     </w:p>
-    <w:bookmarkStart w:id="113" w:name="sec:prd-daccess-prod"/>
+    <w:bookmarkStart w:id="116" w:name="sec:prd-daccess-prod"/>
     <w:p>
       <w:pPr>
         <w:pStyle w:val="berschrift4"/>
@@ -4878,7 +4818,7 @@
         <w:t xml:space="preserve">prd-daccess-prod</w:t>
       </w:r>
     </w:p>
-    <w:bookmarkStart w:id="110" w:name="threshold-requirements-18"/>
+    <w:bookmarkStart w:id="113" w:name="threshold-requirements-18"/>
     <w:p>
       <w:pPr>
         <w:pStyle w:val="berschrift5"/>
@@ -4943,8 +4883,8 @@
         <w:t xml:space="preserve">Location from where CEOS-ARD product can be retrieved, expressed as a URL or DOI.</w:t>
       </w:r>
     </w:p>
-    <w:bookmarkEnd w:id="110"/>
-    <w:bookmarkStart w:id="111" w:name="goal-requirements-18"/>
+    <w:bookmarkEnd w:id="113"/>
+    <w:bookmarkStart w:id="114" w:name="goal-requirements-18"/>
     <w:p>
       <w:pPr>
         <w:pStyle w:val="berschrift5"/>
@@ -4961,8 +4901,8 @@
         <w:t xml:space="preserve">The metadata identifies an online location from where the data can be consistently and reliably retrieved by a computer algorithm without any manual intervention being required.</w:t>
       </w:r>
     </w:p>
-    <w:bookmarkEnd w:id="111"/>
-    <w:bookmarkStart w:id="112" w:name="assessment-18"/>
+    <w:bookmarkEnd w:id="114"/>
+    <w:bookmarkStart w:id="115" w:name="assessment-18"/>
     <w:p>
       <w:pPr>
         <w:pStyle w:val="berschrift5"/>
@@ -5026,9 +4966,9 @@
         </w:pict>
       </w:r>
     </w:p>
-    <w:bookmarkEnd w:id="112"/>
-    <w:bookmarkEnd w:id="113"/>
-    <w:bookmarkStart w:id="117" w:name="sec:prd-auxdat-sar"/>
+    <w:bookmarkEnd w:id="115"/>
+    <w:bookmarkEnd w:id="116"/>
+    <w:bookmarkStart w:id="120" w:name="sec:prd-auxdat-sar"/>
     <w:p>
       <w:pPr>
         <w:pStyle w:val="berschrift4"/>
@@ -5063,7 +5003,7 @@
         <w:t xml:space="preserve">prd-auxdat-sar</w:t>
       </w:r>
     </w:p>
-    <w:bookmarkStart w:id="114" w:name="threshold-requirements-19"/>
+    <w:bookmarkStart w:id="117" w:name="threshold-requirements-19"/>
     <w:p>
       <w:pPr>
         <w:pStyle w:val="berschrift5"/>
@@ -5083,8 +5023,8 @@
         <w:t xml:space="preserve"> </w:t>
       </w:r>
     </w:p>
-    <w:bookmarkEnd w:id="114"/>
-    <w:bookmarkStart w:id="115" w:name="goal-requirements-19"/>
+    <w:bookmarkEnd w:id="117"/>
+    <w:bookmarkStart w:id="118" w:name="goal-requirements-19"/>
     <w:p>
       <w:pPr>
         <w:pStyle w:val="berschrift5"/>
@@ -5121,8 +5061,8 @@
         <w:t xml:space="preserve">Auxiliary data includes DEMs, etc., and any additional data sources used in the generation of the product.</w:t>
       </w:r>
     </w:p>
-    <w:bookmarkEnd w:id="115"/>
-    <w:bookmarkStart w:id="116" w:name="assessment-19"/>
+    <w:bookmarkEnd w:id="118"/>
+    <w:bookmarkStart w:id="119" w:name="assessment-19"/>
     <w:p>
       <w:pPr>
         <w:pStyle w:val="berschrift5"/>
@@ -5186,9 +5126,9 @@
         </w:pict>
       </w:r>
     </w:p>
-    <w:bookmarkEnd w:id="116"/>
-    <w:bookmarkEnd w:id="117"/>
-    <w:bookmarkStart w:id="121" w:name="sec:prd-samspa"/>
+    <w:bookmarkEnd w:id="119"/>
+    <w:bookmarkEnd w:id="120"/>
+    <w:bookmarkStart w:id="124" w:name="sec:prd-samspa"/>
     <w:p>
       <w:pPr>
         <w:pStyle w:val="berschrift4"/>
@@ -5223,7 +5163,7 @@
         <w:t xml:space="preserve">prd-samspa</w:t>
       </w:r>
     </w:p>
-    <w:bookmarkStart w:id="118" w:name="threshold-requirements-20"/>
+    <w:bookmarkStart w:id="121" w:name="threshold-requirements-20"/>
     <w:p>
       <w:pPr>
         <w:pStyle w:val="berschrift5"/>
@@ -5264,8 +5204,8 @@
         <w:t xml:space="preserve">Line (row) spacing</w:t>
       </w:r>
     </w:p>
-    <w:bookmarkEnd w:id="118"/>
-    <w:bookmarkStart w:id="119" w:name="goal-requirements-20"/>
+    <w:bookmarkEnd w:id="121"/>
+    <w:bookmarkStart w:id="122" w:name="goal-requirements-20"/>
     <w:p>
       <w:pPr>
         <w:pStyle w:val="berschrift5"/>
@@ -5285,8 +5225,8 @@
         <w:t xml:space="preserve"> </w:t>
       </w:r>
     </w:p>
-    <w:bookmarkEnd w:id="119"/>
-    <w:bookmarkStart w:id="120" w:name="assessment-20"/>
+    <w:bookmarkEnd w:id="122"/>
+    <w:bookmarkStart w:id="123" w:name="assessment-20"/>
     <w:p>
       <w:pPr>
         <w:pStyle w:val="berschrift5"/>
@@ -5350,9 +5290,9 @@
         </w:pict>
       </w:r>
     </w:p>
-    <w:bookmarkEnd w:id="120"/>
-    <w:bookmarkEnd w:id="121"/>
-    <w:bookmarkStart w:id="125" w:name="sec:prd-enl"/>
+    <w:bookmarkEnd w:id="123"/>
+    <w:bookmarkEnd w:id="124"/>
+    <w:bookmarkStart w:id="128" w:name="sec:prd-enl"/>
     <w:p>
       <w:pPr>
         <w:pStyle w:val="berschrift4"/>
@@ -5387,7 +5327,7 @@
         <w:t xml:space="preserve">prd-enl</w:t>
       </w:r>
     </w:p>
-    <w:bookmarkStart w:id="122" w:name="threshold-requirements-21"/>
+    <w:bookmarkStart w:id="125" w:name="threshold-requirements-21"/>
     <w:p>
       <w:pPr>
         <w:pStyle w:val="berschrift5"/>
@@ -5407,8 +5347,8 @@
         <w:t xml:space="preserve"> </w:t>
       </w:r>
     </w:p>
-    <w:bookmarkEnd w:id="122"/>
-    <w:bookmarkStart w:id="123" w:name="goal-requirements-21"/>
+    <w:bookmarkEnd w:id="125"/>
+    <w:bookmarkStart w:id="126" w:name="goal-requirements-21"/>
     <w:p>
       <w:pPr>
         <w:pStyle w:val="berschrift5"/>
@@ -5425,8 +5365,8 @@
         <w:t xml:space="preserve">Equivalent Number of Looks (ENL)</w:t>
       </w:r>
     </w:p>
-    <w:bookmarkEnd w:id="123"/>
-    <w:bookmarkStart w:id="124" w:name="assessment-21"/>
+    <w:bookmarkEnd w:id="126"/>
+    <w:bookmarkStart w:id="127" w:name="assessment-21"/>
     <w:p>
       <w:pPr>
         <w:pStyle w:val="berschrift5"/>
@@ -5490,9 +5430,9 @@
         </w:pict>
       </w:r>
     </w:p>
-    <w:bookmarkEnd w:id="124"/>
-    <w:bookmarkEnd w:id="125"/>
-    <w:bookmarkStart w:id="129" w:name="sec:prd-resol"/>
+    <w:bookmarkEnd w:id="127"/>
+    <w:bookmarkEnd w:id="128"/>
+    <w:bookmarkStart w:id="132" w:name="sec:prd-resol"/>
     <w:p>
       <w:pPr>
         <w:pStyle w:val="berschrift4"/>
@@ -5527,7 +5467,7 @@
         <w:t xml:space="preserve">prd-resol</w:t>
       </w:r>
     </w:p>
-    <w:bookmarkStart w:id="126" w:name="threshold-requirements-22"/>
+    <w:bookmarkStart w:id="129" w:name="threshold-requirements-22"/>
     <w:p>
       <w:pPr>
         <w:pStyle w:val="berschrift5"/>
@@ -5547,8 +5487,8 @@
         <w:t xml:space="preserve"> </w:t>
       </w:r>
     </w:p>
-    <w:bookmarkEnd w:id="126"/>
-    <w:bookmarkStart w:id="127" w:name="goal-requirements-22"/>
+    <w:bookmarkEnd w:id="129"/>
+    <w:bookmarkStart w:id="130" w:name="goal-requirements-22"/>
     <w:p>
       <w:pPr>
         <w:pStyle w:val="berschrift5"/>
@@ -5589,8 +5529,8 @@
         <w:t xml:space="preserve">Rows</w:t>
       </w:r>
     </w:p>
-    <w:bookmarkEnd w:id="127"/>
-    <w:bookmarkStart w:id="128" w:name="assessment-22"/>
+    <w:bookmarkEnd w:id="130"/>
+    <w:bookmarkStart w:id="131" w:name="assessment-22"/>
     <w:p>
       <w:pPr>
         <w:pStyle w:val="berschrift5"/>
@@ -5654,9 +5594,9 @@
         </w:pict>
       </w:r>
     </w:p>
-    <w:bookmarkEnd w:id="128"/>
-    <w:bookmarkEnd w:id="129"/>
-    <w:bookmarkStart w:id="133" w:name="sec:prd-spekfil"/>
+    <w:bookmarkEnd w:id="131"/>
+    <w:bookmarkEnd w:id="132"/>
+    <w:bookmarkStart w:id="136" w:name="sec:prd-spekfil"/>
     <w:p>
       <w:pPr>
         <w:pStyle w:val="berschrift4"/>
@@ -5691,7 +5631,7 @@
         <w:t xml:space="preserve">prd-spekfil</w:t>
       </w:r>
     </w:p>
-    <w:bookmarkStart w:id="130" w:name="threshold-requirements-23"/>
+    <w:bookmarkStart w:id="133" w:name="threshold-requirements-23"/>
     <w:p>
       <w:pPr>
         <w:pStyle w:val="berschrift5"/>
@@ -5776,8 +5716,8 @@
         <w:t xml:space="preserve">Any other parameters defining the speckle filter used</w:t>
       </w:r>
     </w:p>
-    <w:bookmarkEnd w:id="130"/>
-    <w:bookmarkStart w:id="131" w:name="goal-requirements-23"/>
+    <w:bookmarkEnd w:id="133"/>
+    <w:bookmarkStart w:id="134" w:name="goal-requirements-23"/>
     <w:p>
       <w:pPr>
         <w:pStyle w:val="berschrift5"/>
@@ -5797,8 +5737,8 @@
         <w:t xml:space="preserve"> </w:t>
       </w:r>
     </w:p>
-    <w:bookmarkEnd w:id="131"/>
-    <w:bookmarkStart w:id="132" w:name="assessment-23"/>
+    <w:bookmarkEnd w:id="134"/>
+    <w:bookmarkStart w:id="135" w:name="assessment-23"/>
     <w:p>
       <w:pPr>
         <w:pStyle w:val="berschrift5"/>
@@ -5862,9 +5802,9 @@
         </w:pict>
       </w:r>
     </w:p>
-    <w:bookmarkEnd w:id="132"/>
-    <w:bookmarkEnd w:id="133"/>
-    <w:bookmarkStart w:id="137" w:name="sec:prd-geobbox"/>
+    <w:bookmarkEnd w:id="135"/>
+    <w:bookmarkEnd w:id="136"/>
+    <w:bookmarkStart w:id="140" w:name="sec:prd-geobbox"/>
     <w:p>
       <w:pPr>
         <w:pStyle w:val="berschrift4"/>
@@ -5899,7 +5839,7 @@
         <w:t xml:space="preserve">prd-geobbox</w:t>
       </w:r>
     </w:p>
-    <w:bookmarkStart w:id="134" w:name="threshold-requirements-24"/>
+    <w:bookmarkStart w:id="137" w:name="threshold-requirements-24"/>
     <w:p>
       <w:pPr>
         <w:pStyle w:val="berschrift5"/>
@@ -5959,8 +5899,8 @@
         <w:t xml:space="preserve">Four corners of the product file are recommended for scenes crossing the Antemeridian, or the North or the South Pole.</w:t>
       </w:r>
     </w:p>
-    <w:bookmarkEnd w:id="134"/>
-    <w:bookmarkStart w:id="135" w:name="goal-requirements-24"/>
+    <w:bookmarkEnd w:id="137"/>
+    <w:bookmarkStart w:id="138" w:name="goal-requirements-24"/>
     <w:p>
       <w:pPr>
         <w:pStyle w:val="berschrift5"/>
@@ -5980,8 +5920,8 @@
         <w:t xml:space="preserve"> </w:t>
       </w:r>
     </w:p>
-    <w:bookmarkEnd w:id="135"/>
-    <w:bookmarkStart w:id="136" w:name="assessment-24"/>
+    <w:bookmarkEnd w:id="138"/>
+    <w:bookmarkStart w:id="139" w:name="assessment-24"/>
     <w:p>
       <w:pPr>
         <w:pStyle w:val="berschrift5"/>
@@ -6045,9 +5985,9 @@
         </w:pict>
       </w:r>
     </w:p>
-    <w:bookmarkEnd w:id="136"/>
-    <w:bookmarkEnd w:id="137"/>
-    <w:bookmarkStart w:id="141" w:name="sec:prd-geoarea-sar"/>
+    <w:bookmarkEnd w:id="139"/>
+    <w:bookmarkEnd w:id="140"/>
+    <w:bookmarkStart w:id="144" w:name="sec:prd-geoarea-sar"/>
     <w:p>
       <w:pPr>
         <w:pStyle w:val="berschrift4"/>
@@ -6082,7 +6022,7 @@
         <w:t xml:space="preserve">prd-geoarea-sar</w:t>
       </w:r>
     </w:p>
-    <w:bookmarkStart w:id="138" w:name="threshold-requirements-25"/>
+    <w:bookmarkStart w:id="141" w:name="threshold-requirements-25"/>
     <w:p>
       <w:pPr>
         <w:pStyle w:val="berschrift5"/>
@@ -6099,8 +6039,8 @@
         <w:t xml:space="preserve">The geometry of the SAR image footprint expressed in WGS84, in a standardised format (e.g., WKT Polygon).</w:t>
       </w:r>
     </w:p>
-    <w:bookmarkEnd w:id="138"/>
-    <w:bookmarkStart w:id="139" w:name="goal-requirements-25"/>
+    <w:bookmarkEnd w:id="141"/>
+    <w:bookmarkStart w:id="142" w:name="goal-requirements-25"/>
     <w:p>
       <w:pPr>
         <w:pStyle w:val="berschrift5"/>
@@ -6120,8 +6060,8 @@
         <w:t xml:space="preserve"> </w:t>
       </w:r>
     </w:p>
-    <w:bookmarkEnd w:id="139"/>
-    <w:bookmarkStart w:id="140" w:name="assessment-25"/>
+    <w:bookmarkEnd w:id="142"/>
+    <w:bookmarkStart w:id="143" w:name="assessment-25"/>
     <w:p>
       <w:pPr>
         <w:pStyle w:val="berschrift5"/>
@@ -6185,9 +6125,9 @@
         </w:pict>
       </w:r>
     </w:p>
-    <w:bookmarkEnd w:id="140"/>
-    <w:bookmarkEnd w:id="141"/>
-    <w:bookmarkStart w:id="145" w:name="sec:prd-imgsize"/>
+    <w:bookmarkEnd w:id="143"/>
+    <w:bookmarkEnd w:id="144"/>
+    <w:bookmarkStart w:id="148" w:name="sec:prd-imgsize"/>
     <w:p>
       <w:pPr>
         <w:pStyle w:val="berschrift4"/>
@@ -6222,7 +6162,7 @@
         <w:t xml:space="preserve">prd-imgsize</w:t>
       </w:r>
     </w:p>
-    <w:bookmarkStart w:id="142" w:name="threshold-requirements-26"/>
+    <w:bookmarkStart w:id="145" w:name="threshold-requirements-26"/>
     <w:p>
       <w:pPr>
         <w:pStyle w:val="berschrift5"/>
@@ -6287,8 +6227,8 @@
         <w:t xml:space="preserve">Number of no-data border pixels (if applicable)</w:t>
       </w:r>
     </w:p>
-    <w:bookmarkEnd w:id="142"/>
-    <w:bookmarkStart w:id="143" w:name="goal-requirements-26"/>
+    <w:bookmarkEnd w:id="145"/>
+    <w:bookmarkStart w:id="146" w:name="goal-requirements-26"/>
     <w:p>
       <w:pPr>
         <w:pStyle w:val="berschrift5"/>
@@ -6308,8 +6248,8 @@
         <w:t xml:space="preserve"> </w:t>
       </w:r>
     </w:p>
-    <w:bookmarkEnd w:id="143"/>
-    <w:bookmarkStart w:id="144" w:name="assessment-26"/>
+    <w:bookmarkEnd w:id="146"/>
+    <w:bookmarkStart w:id="147" w:name="assessment-26"/>
     <w:p>
       <w:pPr>
         <w:pStyle w:val="berschrift5"/>
@@ -6373,9 +6313,9 @@
         </w:pict>
       </w:r>
     </w:p>
-    <w:bookmarkEnd w:id="144"/>
-    <w:bookmarkEnd w:id="145"/>
-    <w:bookmarkStart w:id="149" w:name="sec:prd-pixcoco"/>
+    <w:bookmarkEnd w:id="147"/>
+    <w:bookmarkEnd w:id="148"/>
+    <w:bookmarkStart w:id="152" w:name="sec:prd-pixcoco"/>
     <w:p>
       <w:pPr>
         <w:pStyle w:val="berschrift4"/>
@@ -6410,7 +6350,7 @@
         <w:t xml:space="preserve">prd-pixcoco</w:t>
       </w:r>
     </w:p>
-    <w:bookmarkStart w:id="146" w:name="threshold-requirements-27"/>
+    <w:bookmarkStart w:id="149" w:name="threshold-requirements-27"/>
     <w:p>
       <w:pPr>
         <w:pStyle w:val="berschrift5"/>
@@ -6433,8 +6373,8 @@
         <w:t xml:space="preserve">Values are [pixel centre, pixel ULC or pixel LLC].</w:t>
       </w:r>
     </w:p>
-    <w:bookmarkEnd w:id="146"/>
-    <w:bookmarkStart w:id="147" w:name="goal-requirements-27"/>
+    <w:bookmarkEnd w:id="149"/>
+    <w:bookmarkStart w:id="150" w:name="goal-requirements-27"/>
     <w:p>
       <w:pPr>
         <w:pStyle w:val="berschrift5"/>
@@ -6454,8 +6394,8 @@
         <w:t xml:space="preserve"> </w:t>
       </w:r>
     </w:p>
-    <w:bookmarkEnd w:id="147"/>
-    <w:bookmarkStart w:id="148" w:name="assessment-27"/>
+    <w:bookmarkEnd w:id="150"/>
+    <w:bookmarkStart w:id="151" w:name="assessment-27"/>
     <w:p>
       <w:pPr>
         <w:pStyle w:val="berschrift5"/>
@@ -6519,9 +6459,9 @@
         </w:pict>
       </w:r>
     </w:p>
-    <w:bookmarkEnd w:id="148"/>
-    <w:bookmarkEnd w:id="149"/>
-    <w:bookmarkStart w:id="153" w:name="sec:prd-crs-sar"/>
+    <w:bookmarkEnd w:id="151"/>
+    <w:bookmarkEnd w:id="152"/>
+    <w:bookmarkStart w:id="156" w:name="sec:prd-crs-sar"/>
     <w:p>
       <w:pPr>
         <w:pStyle w:val="berschrift4"/>
@@ -6556,7 +6496,7 @@
         <w:t xml:space="preserve">prd-crs-sar</w:t>
       </w:r>
     </w:p>
-    <w:bookmarkStart w:id="150" w:name="threshold-requirements-28"/>
+    <w:bookmarkStart w:id="153" w:name="threshold-requirements-28"/>
     <w:p>
       <w:pPr>
         <w:pStyle w:val="berschrift5"/>
@@ -6579,8 +6519,8 @@
         <w:t xml:space="preserve">Indicate EPSG code, if defined for the CRS.</w:t>
       </w:r>
     </w:p>
-    <w:bookmarkEnd w:id="150"/>
-    <w:bookmarkStart w:id="151" w:name="goal-requirements-28"/>
+    <w:bookmarkEnd w:id="153"/>
+    <w:bookmarkStart w:id="154" w:name="goal-requirements-28"/>
     <w:p>
       <w:pPr>
         <w:pStyle w:val="berschrift5"/>
@@ -6600,8 +6540,8 @@
         <w:t xml:space="preserve"> </w:t>
       </w:r>
     </w:p>
-    <w:bookmarkEnd w:id="151"/>
-    <w:bookmarkStart w:id="152" w:name="assessment-28"/>
+    <w:bookmarkEnd w:id="154"/>
+    <w:bookmarkStart w:id="155" w:name="assessment-28"/>
     <w:p>
       <w:pPr>
         <w:pStyle w:val="berschrift5"/>
@@ -6665,9 +6605,9 @@
         </w:pict>
       </w:r>
     </w:p>
-    <w:bookmarkEnd w:id="152"/>
-    <w:bookmarkEnd w:id="153"/>
-    <w:bookmarkStart w:id="157" w:name="sec:prd-reorbit-nrb-pol"/>
+    <w:bookmarkEnd w:id="155"/>
+    <w:bookmarkEnd w:id="156"/>
+    <w:bookmarkStart w:id="160" w:name="sec:prd-reorbit-nrb-pol"/>
     <w:p>
       <w:pPr>
         <w:pStyle w:val="berschrift4"/>
@@ -6745,7 +6685,7 @@
         <w:t xml:space="preserve">) is provided.</w:t>
       </w:r>
     </w:p>
-    <w:bookmarkStart w:id="154" w:name="threshold-requirements-29"/>
+    <w:bookmarkStart w:id="157" w:name="threshold-requirements-29"/>
     <w:p>
       <w:pPr>
         <w:pStyle w:val="berschrift5"/>
@@ -6765,8 +6705,8 @@
         <w:t xml:space="preserve"> </w:t>
       </w:r>
     </w:p>
-    <w:bookmarkEnd w:id="154"/>
-    <w:bookmarkStart w:id="155" w:name="goal-requirements-29"/>
+    <w:bookmarkEnd w:id="157"/>
+    <w:bookmarkStart w:id="158" w:name="goal-requirements-29"/>
     <w:p>
       <w:pPr>
         <w:pStyle w:val="berschrift5"/>
@@ -6797,8 +6737,8 @@
         <w:t xml:space="preserve">Provide scene-centred perpendicular baseline for the for the source data relative to the reference orbit used (for approximate use only).</w:t>
       </w:r>
     </w:p>
-    <w:bookmarkEnd w:id="155"/>
-    <w:bookmarkStart w:id="156" w:name="assessment-29"/>
+    <w:bookmarkEnd w:id="158"/>
+    <w:bookmarkStart w:id="159" w:name="assessment-29"/>
     <w:p>
       <w:pPr>
         <w:pStyle w:val="berschrift5"/>
@@ -6855,10 +6795,10 @@
         <w:t xml:space="preserve">Recommended Requirement Modification:</w:t>
       </w:r>
     </w:p>
-    <w:bookmarkEnd w:id="156"/>
-    <w:bookmarkEnd w:id="157"/>
-    <w:bookmarkEnd w:id="158"/>
-    <w:bookmarkStart w:id="199" w:name="sec:pxl"/>
+    <w:bookmarkEnd w:id="159"/>
+    <w:bookmarkEnd w:id="160"/>
+    <w:bookmarkEnd w:id="161"/>
+    <w:bookmarkStart w:id="202" w:name="sec:pxl"/>
     <w:p>
       <w:pPr>
         <w:pStyle w:val="berschrift3"/>
@@ -6912,7 +6852,7 @@
         <w:t xml:space="preserve">(choose) observations on the basis of their individual suitability for application.</w:t>
       </w:r>
     </w:p>
-    <w:bookmarkStart w:id="162" w:name="sec:pxl-cngform"/>
+    <w:bookmarkStart w:id="165" w:name="sec:pxl-cngform"/>
     <w:p>
       <w:pPr>
         <w:pStyle w:val="berschrift4"/>
@@ -6947,7 +6887,7 @@
         <w:t xml:space="preserve">pxl-cngform</w:t>
       </w:r>
     </w:p>
-    <w:bookmarkStart w:id="159" w:name="threshold-requirements-30"/>
+    <w:bookmarkStart w:id="162" w:name="threshold-requirements-30"/>
     <w:p>
       <w:pPr>
         <w:pStyle w:val="berschrift5"/>
@@ -6967,8 +6907,8 @@
         <w:t xml:space="preserve"> </w:t>
       </w:r>
     </w:p>
-    <w:bookmarkEnd w:id="159"/>
-    <w:bookmarkStart w:id="160" w:name="goal-requirements-30"/>
+    <w:bookmarkEnd w:id="162"/>
+    <w:bookmarkStart w:id="163" w:name="goal-requirements-30"/>
     <w:p>
       <w:pPr>
         <w:pStyle w:val="berschrift5"/>
@@ -6985,8 +6925,8 @@
         <w:t xml:space="preserve">All files are provided using cloud-optimized file formats.</w:t>
       </w:r>
     </w:p>
-    <w:bookmarkEnd w:id="160"/>
-    <w:bookmarkStart w:id="161" w:name="assessment-30"/>
+    <w:bookmarkEnd w:id="163"/>
+    <w:bookmarkStart w:id="164" w:name="assessment-30"/>
     <w:p>
       <w:pPr>
         <w:pStyle w:val="berschrift5"/>
@@ -7050,9 +6990,9 @@
         </w:pict>
       </w:r>
     </w:p>
-    <w:bookmarkEnd w:id="161"/>
-    <w:bookmarkEnd w:id="162"/>
-    <w:bookmarkStart w:id="166" w:name="sec:pxl-memare-sar"/>
+    <w:bookmarkEnd w:id="164"/>
+    <w:bookmarkEnd w:id="165"/>
+    <w:bookmarkStart w:id="169" w:name="sec:pxl-memare-sar"/>
     <w:p>
       <w:pPr>
         <w:pStyle w:val="berschrift4"/>
@@ -7087,7 +7027,7 @@
         <w:t xml:space="preserve">pxl-memare-sar</w:t>
       </w:r>
     </w:p>
-    <w:bookmarkStart w:id="163" w:name="threshold-requirements-31"/>
+    <w:bookmarkStart w:id="166" w:name="threshold-requirements-31"/>
     <w:p>
       <w:pPr>
         <w:pStyle w:val="berschrift5"/>
@@ -7104,8 +7044,8 @@
         <w:t xml:space="preserve">Metadata is provided in a structure that enables a computer algorithm to be used to consistently and automatically identify and extract each component/variable/layer for further use.</w:t>
       </w:r>
     </w:p>
-    <w:bookmarkEnd w:id="163"/>
-    <w:bookmarkStart w:id="164" w:name="goal-requirements-31"/>
+    <w:bookmarkEnd w:id="166"/>
+    <w:bookmarkStart w:id="167" w:name="goal-requirements-31"/>
     <w:p>
       <w:pPr>
         <w:pStyle w:val="berschrift5"/>
@@ -7122,8 +7062,8 @@
         <w:t xml:space="preserve">As threshold, but metadata is formatted in accordance with CEOS-ARD SAR Metadata Specifications, v.1.1, or in a community endorsed standard that facilitates machine-readability, such as ISO 19115-2, Climate and Forecast (CF) convention, the Attribute Convention for Data Discovery (ACDD), etc.</w:t>
       </w:r>
     </w:p>
-    <w:bookmarkEnd w:id="164"/>
-    <w:bookmarkStart w:id="165" w:name="assessment-31"/>
+    <w:bookmarkEnd w:id="167"/>
+    <w:bookmarkStart w:id="168" w:name="assessment-31"/>
     <w:p>
       <w:pPr>
         <w:pStyle w:val="berschrift5"/>
@@ -7187,9 +7127,9 @@
         </w:pict>
       </w:r>
     </w:p>
-    <w:bookmarkEnd w:id="165"/>
-    <w:bookmarkEnd w:id="166"/>
-    <w:bookmarkStart w:id="170" w:name="sec:pxl-damaski"/>
+    <w:bookmarkEnd w:id="168"/>
+    <w:bookmarkEnd w:id="169"/>
+    <w:bookmarkStart w:id="173" w:name="sec:pxl-damaski"/>
     <w:p>
       <w:pPr>
         <w:pStyle w:val="berschrift4"/>
@@ -7224,7 +7164,7 @@
         <w:t xml:space="preserve">pxl-damaski</w:t>
       </w:r>
     </w:p>
-    <w:bookmarkStart w:id="167" w:name="threshold-requirements-32"/>
+    <w:bookmarkStart w:id="170" w:name="threshold-requirements-32"/>
     <w:p>
       <w:pPr>
         <w:pStyle w:val="berschrift5"/>
@@ -7357,8 +7297,8 @@
         <w:t xml:space="preserve">Bit Value Representation</w:t>
       </w:r>
     </w:p>
-    <w:bookmarkEnd w:id="167"/>
-    <w:bookmarkStart w:id="168" w:name="goal-requirements-32"/>
+    <w:bookmarkEnd w:id="170"/>
+    <w:bookmarkStart w:id="171" w:name="goal-requirements-32"/>
     <w:p>
       <w:pPr>
         <w:pStyle w:val="berschrift5"/>
@@ -7447,8 +7387,8 @@
         <w:t xml:space="preserve">DEM gap filling (i.e., interpolated DEM over gaps)</w:t>
       </w:r>
     </w:p>
-    <w:bookmarkEnd w:id="168"/>
-    <w:bookmarkStart w:id="169" w:name="assessment-32"/>
+    <w:bookmarkEnd w:id="171"/>
+    <w:bookmarkStart w:id="172" w:name="assessment-32"/>
     <w:p>
       <w:pPr>
         <w:pStyle w:val="berschrift5"/>
@@ -7512,9 +7452,9 @@
         </w:pict>
       </w:r>
     </w:p>
-    <w:bookmarkEnd w:id="169"/>
-    <w:bookmarkEnd w:id="170"/>
-    <w:bookmarkStart w:id="174" w:name="sec:pxl-piscata"/>
+    <w:bookmarkEnd w:id="172"/>
+    <w:bookmarkEnd w:id="173"/>
+    <w:bookmarkStart w:id="177" w:name="sec:pxl-piscata"/>
     <w:p>
       <w:pPr>
         <w:pStyle w:val="berschrift4"/>
@@ -7561,7 +7501,7 @@
         <w:t xml:space="preserve">Usage: Recommended for scenes that include land areas.</w:t>
       </w:r>
     </w:p>
-    <w:bookmarkStart w:id="171" w:name="threshold-requirements-33"/>
+    <w:bookmarkStart w:id="174" w:name="threshold-requirements-33"/>
     <w:p>
       <w:pPr>
         <w:pStyle w:val="berschrift5"/>
@@ -7581,8 +7521,8 @@
         <w:t xml:space="preserve"> </w:t>
       </w:r>
     </w:p>
-    <w:bookmarkEnd w:id="171"/>
-    <w:bookmarkStart w:id="172" w:name="goal-requirements-33"/>
+    <w:bookmarkEnd w:id="174"/>
+    <w:bookmarkStart w:id="175" w:name="goal-requirements-33"/>
     <w:p>
       <w:pPr>
         <w:pStyle w:val="berschrift5"/>
@@ -7753,8 +7693,8 @@
         <w:t xml:space="preserve">Byte Order</w:t>
       </w:r>
     </w:p>
-    <w:bookmarkEnd w:id="172"/>
-    <w:bookmarkStart w:id="173" w:name="assessment-33"/>
+    <w:bookmarkEnd w:id="175"/>
+    <w:bookmarkStart w:id="176" w:name="assessment-33"/>
     <w:p>
       <w:pPr>
         <w:pStyle w:val="berschrift5"/>
@@ -7818,9 +7758,9 @@
         </w:pict>
       </w:r>
     </w:p>
-    <w:bookmarkEnd w:id="173"/>
-    <w:bookmarkEnd w:id="174"/>
-    <w:bookmarkStart w:id="178" w:name="sec:pxl-ploinca"/>
+    <w:bookmarkEnd w:id="176"/>
+    <w:bookmarkEnd w:id="177"/>
+    <w:bookmarkStart w:id="181" w:name="sec:pxl-ploinca"/>
     <w:p>
       <w:pPr>
         <w:pStyle w:val="berschrift4"/>
@@ -7855,7 +7795,7 @@
         <w:t xml:space="preserve">pxl-ploinca</w:t>
       </w:r>
     </w:p>
-    <w:bookmarkStart w:id="175" w:name="threshold-requirements-34"/>
+    <w:bookmarkStart w:id="178" w:name="threshold-requirements-34"/>
     <w:p>
       <w:pPr>
         <w:pStyle w:val="berschrift5"/>
@@ -7960,8 +7900,8 @@
         <w:t xml:space="preserve">For maritime ORB scenes when no land areas are covered, a geoid model could be used for the calculation of the local incident angle.</w:t>
       </w:r>
     </w:p>
-    <w:bookmarkEnd w:id="175"/>
-    <w:bookmarkStart w:id="176" w:name="goal-requirements-34"/>
+    <w:bookmarkEnd w:id="178"/>
+    <w:bookmarkStart w:id="179" w:name="goal-requirements-34"/>
     <w:p>
       <w:pPr>
         <w:pStyle w:val="berschrift5"/>
@@ -7981,8 +7921,8 @@
         <w:t xml:space="preserve"> </w:t>
       </w:r>
     </w:p>
-    <w:bookmarkEnd w:id="176"/>
-    <w:bookmarkStart w:id="177" w:name="assessment-34"/>
+    <w:bookmarkEnd w:id="179"/>
+    <w:bookmarkStart w:id="180" w:name="assessment-34"/>
     <w:p>
       <w:pPr>
         <w:pStyle w:val="berschrift5"/>
@@ -8046,9 +7986,9 @@
         </w:pict>
       </w:r>
     </w:p>
-    <w:bookmarkEnd w:id="177"/>
-    <w:bookmarkEnd w:id="178"/>
-    <w:bookmarkStart w:id="182" w:name="sec:pxl-pelinca"/>
+    <w:bookmarkEnd w:id="180"/>
+    <w:bookmarkEnd w:id="181"/>
+    <w:bookmarkStart w:id="185" w:name="sec:pxl-pelinca"/>
     <w:p>
       <w:pPr>
         <w:pStyle w:val="berschrift4"/>
@@ -8083,7 +8023,7 @@
         <w:t xml:space="preserve">pxl-pelinca</w:t>
       </w:r>
     </w:p>
-    <w:bookmarkStart w:id="179" w:name="threshold-requirements-35"/>
+    <w:bookmarkStart w:id="182" w:name="threshold-requirements-35"/>
     <w:p>
       <w:pPr>
         <w:pStyle w:val="berschrift5"/>
@@ -8103,8 +8043,8 @@
         <w:t xml:space="preserve"> </w:t>
       </w:r>
     </w:p>
-    <w:bookmarkEnd w:id="179"/>
-    <w:bookmarkStart w:id="180" w:name="goal-requirements-35"/>
+    <w:bookmarkEnd w:id="182"/>
+    <w:bookmarkStart w:id="183" w:name="goal-requirements-35"/>
     <w:p>
       <w:pPr>
         <w:pStyle w:val="berschrift5"/>
@@ -8221,8 +8161,8 @@
         <w:t xml:space="preserve">For maritime ORB scenes when no land areas are covered, the ellipsoidal incident angle is nearly identical to the geoid based local incident angle.</w:t>
       </w:r>
     </w:p>
-    <w:bookmarkEnd w:id="180"/>
-    <w:bookmarkStart w:id="181" w:name="assessment-35"/>
+    <w:bookmarkEnd w:id="183"/>
+    <w:bookmarkStart w:id="184" w:name="assessment-35"/>
     <w:p>
       <w:pPr>
         <w:pStyle w:val="berschrift5"/>
@@ -8286,9 +8226,9 @@
         </w:pict>
       </w:r>
     </w:p>
-    <w:bookmarkEnd w:id="181"/>
-    <w:bookmarkEnd w:id="182"/>
-    <w:bookmarkStart w:id="186" w:name="sec:pxl-pinopow"/>
+    <w:bookmarkEnd w:id="184"/>
+    <w:bookmarkEnd w:id="185"/>
+    <w:bookmarkStart w:id="189" w:name="sec:pxl-pinopow"/>
     <w:p>
       <w:pPr>
         <w:pStyle w:val="berschrift4"/>
@@ -8323,7 +8263,7 @@
         <w:t xml:space="preserve">pxl-pinopow</w:t>
       </w:r>
     </w:p>
-    <w:bookmarkStart w:id="183" w:name="threshold-requirements-36"/>
+    <w:bookmarkStart w:id="186" w:name="threshold-requirements-36"/>
     <w:p>
       <w:pPr>
         <w:pStyle w:val="berschrift5"/>
@@ -8343,8 +8283,8 @@
         <w:t xml:space="preserve"> </w:t>
       </w:r>
     </w:p>
-    <w:bookmarkEnd w:id="183"/>
-    <w:bookmarkStart w:id="184" w:name="goal-requirements-36"/>
+    <w:bookmarkEnd w:id="186"/>
+    <w:bookmarkStart w:id="187" w:name="goal-requirements-36"/>
     <w:p>
       <w:pPr>
         <w:pStyle w:val="berschrift5"/>
@@ -8555,8 +8495,8 @@
         <w:t xml:space="preserve">Byte Order</w:t>
       </w:r>
     </w:p>
-    <w:bookmarkEnd w:id="184"/>
-    <w:bookmarkStart w:id="185" w:name="assessment-36"/>
+    <w:bookmarkEnd w:id="187"/>
+    <w:bookmarkStart w:id="188" w:name="assessment-36"/>
     <w:p>
       <w:pPr>
         <w:pStyle w:val="berschrift5"/>
@@ -8620,9 +8560,9 @@
         </w:pict>
       </w:r>
     </w:p>
-    <w:bookmarkEnd w:id="185"/>
-    <w:bookmarkEnd w:id="186"/>
-    <w:bookmarkStart w:id="190" w:name="sec:pxl-gasiri"/>
+    <w:bookmarkEnd w:id="188"/>
+    <w:bookmarkEnd w:id="189"/>
+    <w:bookmarkStart w:id="193" w:name="sec:pxl-gasiri"/>
     <w:p>
       <w:pPr>
         <w:pStyle w:val="berschrift4"/>
@@ -8657,7 +8597,7 @@
         <w:t xml:space="preserve">pxl-gasiri</w:t>
       </w:r>
     </w:p>
-    <w:bookmarkStart w:id="187" w:name="threshold-requirements-37"/>
+    <w:bookmarkStart w:id="190" w:name="threshold-requirements-37"/>
     <w:p>
       <w:pPr>
         <w:pStyle w:val="berschrift5"/>
@@ -8677,8 +8617,8 @@
         <w:t xml:space="preserve"> </w:t>
       </w:r>
     </w:p>
-    <w:bookmarkEnd w:id="187"/>
-    <w:bookmarkStart w:id="188" w:name="goal-requirements-37"/>
+    <w:bookmarkEnd w:id="190"/>
+    <w:bookmarkStart w:id="191" w:name="goal-requirements-37"/>
     <w:p>
       <w:pPr>
         <w:pStyle w:val="berschrift5"/>
@@ -8828,8 +8768,8 @@
         <w:t xml:space="preserve">Byte Order</w:t>
       </w:r>
     </w:p>
-    <w:bookmarkEnd w:id="188"/>
-    <w:bookmarkStart w:id="189" w:name="assessment-37"/>
+    <w:bookmarkEnd w:id="191"/>
+    <w:bookmarkStart w:id="192" w:name="assessment-37"/>
     <w:p>
       <w:pPr>
         <w:pStyle w:val="berschrift5"/>
@@ -8893,9 +8833,9 @@
         </w:pict>
       </w:r>
     </w:p>
-    <w:bookmarkEnd w:id="189"/>
-    <w:bookmarkEnd w:id="190"/>
-    <w:bookmarkStart w:id="194" w:name="sec:pxl-pacqid"/>
+    <w:bookmarkEnd w:id="192"/>
+    <w:bookmarkEnd w:id="193"/>
+    <w:bookmarkStart w:id="197" w:name="sec:pxl-pacqid"/>
     <w:p>
       <w:pPr>
         <w:pStyle w:val="berschrift4"/>
@@ -8930,7 +8870,7 @@
         <w:t xml:space="preserve">pxl-pacqid</w:t>
       </w:r>
     </w:p>
-    <w:bookmarkStart w:id="191" w:name="threshold-requirements-38"/>
+    <w:bookmarkStart w:id="194" w:name="threshold-requirements-38"/>
     <w:p>
       <w:pPr>
         <w:pStyle w:val="berschrift5"/>
@@ -8989,13 +8929,7 @@
         <w:pStyle w:val="Textkrper"/>
       </w:pPr>
       <w:r>
-        <w:t xml:space="preserve">In case of date, data represent (integer or fractional) day offset to reference observation date (in UTC). Date used as reference (</w:t>
-      </w:r>
-      <w:r>
-        <w:t xml:space="preserve">“Day 0”</w:t>
-      </w:r>
-      <w:r>
-        <w:t xml:space="preserve">) is provided in the metadata.</w:t>
+        <w:t xml:space="preserve">In case of date, data represent (integer or fractional) day offset to reference observation date (in UTC). Date used as reference (“Day 0”) is provided in the metadata.</w:t>
       </w:r>
     </w:p>
     <w:p>
@@ -9074,8 +9008,8 @@
         <w:t xml:space="preserve">Byte Order</w:t>
       </w:r>
     </w:p>
-    <w:bookmarkEnd w:id="191"/>
-    <w:bookmarkStart w:id="192" w:name="goal-requirements-38"/>
+    <w:bookmarkEnd w:id="194"/>
+    <w:bookmarkStart w:id="195" w:name="goal-requirements-38"/>
     <w:p>
       <w:pPr>
         <w:pStyle w:val="berschrift5"/>
@@ -9092,8 +9026,8 @@
         <w:t xml:space="preserve">In case of image composites, the sources for each pixel are uniquely identified.</w:t>
       </w:r>
     </w:p>
-    <w:bookmarkEnd w:id="192"/>
-    <w:bookmarkStart w:id="193" w:name="assessment-38"/>
+    <w:bookmarkEnd w:id="195"/>
+    <w:bookmarkStart w:id="196" w:name="assessment-38"/>
     <w:p>
       <w:pPr>
         <w:pStyle w:val="berschrift5"/>
@@ -9157,9 +9091,9 @@
         </w:pict>
       </w:r>
     </w:p>
-    <w:bookmarkEnd w:id="193"/>
-    <w:bookmarkEnd w:id="194"/>
-    <w:bookmarkStart w:id="198" w:name="sec:pxl-pidem"/>
+    <w:bookmarkEnd w:id="196"/>
+    <w:bookmarkEnd w:id="197"/>
+    <w:bookmarkStart w:id="201" w:name="sec:pxl-pidem"/>
     <w:p>
       <w:pPr>
         <w:pStyle w:val="berschrift4"/>
@@ -9194,7 +9128,7 @@
         <w:t xml:space="preserve">pxl-pidem</w:t>
       </w:r>
     </w:p>
-    <w:bookmarkStart w:id="195" w:name="threshold-requirements-39"/>
+    <w:bookmarkStart w:id="198" w:name="threshold-requirements-39"/>
     <w:p>
       <w:pPr>
         <w:pStyle w:val="berschrift5"/>
@@ -9214,8 +9148,8 @@
         <w:t xml:space="preserve"> </w:t>
       </w:r>
     </w:p>
-    <w:bookmarkEnd w:id="195"/>
-    <w:bookmarkStart w:id="196" w:name="goal-requirements-39"/>
+    <w:bookmarkEnd w:id="198"/>
+    <w:bookmarkStart w:id="199" w:name="goal-requirements-39"/>
     <w:p>
       <w:pPr>
         <w:pStyle w:val="berschrift5"/>
@@ -9308,8 +9242,8 @@
         <w:t xml:space="preserve">Byte Order</w:t>
       </w:r>
     </w:p>
-    <w:bookmarkEnd w:id="196"/>
-    <w:bookmarkStart w:id="197" w:name="assessment-39"/>
+    <w:bookmarkEnd w:id="199"/>
+    <w:bookmarkStart w:id="200" w:name="assessment-39"/>
     <w:p>
       <w:pPr>
         <w:pStyle w:val="berschrift5"/>
@@ -9366,10 +9300,10 @@
         <w:t xml:space="preserve">Recommended Requirement Modification:</w:t>
       </w:r>
     </w:p>
-    <w:bookmarkEnd w:id="197"/>
-    <w:bookmarkEnd w:id="198"/>
-    <w:bookmarkEnd w:id="199"/>
-    <w:bookmarkStart w:id="228" w:name="sec:rcm"/>
+    <w:bookmarkEnd w:id="200"/>
+    <w:bookmarkEnd w:id="201"/>
+    <w:bookmarkEnd w:id="202"/>
+    <w:bookmarkStart w:id="231" w:name="sec:rcm"/>
     <w:p>
       <w:pPr>
         <w:pStyle w:val="berschrift3"/>
@@ -9413,7 +9347,7 @@
         <w:t xml:space="preserve">The requirements below must be met for all pixels/samples/observations in a collection.</w:t>
       </w:r>
     </w:p>
-    <w:bookmarkStart w:id="203" w:name="sec:rcm-cngform"/>
+    <w:bookmarkStart w:id="206" w:name="sec:rcm-cngform"/>
     <w:p>
       <w:pPr>
         <w:pStyle w:val="berschrift4"/>
@@ -9448,7 +9382,7 @@
         <w:t xml:space="preserve">rcm-cngform</w:t>
       </w:r>
     </w:p>
-    <w:bookmarkStart w:id="200" w:name="threshold-requirements-40"/>
+    <w:bookmarkStart w:id="203" w:name="threshold-requirements-40"/>
     <w:p>
       <w:pPr>
         <w:pStyle w:val="berschrift5"/>
@@ -9468,8 +9402,8 @@
         <w:t xml:space="preserve"> </w:t>
       </w:r>
     </w:p>
-    <w:bookmarkEnd w:id="200"/>
-    <w:bookmarkStart w:id="201" w:name="goal-requirements-40"/>
+    <w:bookmarkEnd w:id="203"/>
+    <w:bookmarkStart w:id="204" w:name="goal-requirements-40"/>
     <w:p>
       <w:pPr>
         <w:pStyle w:val="berschrift5"/>
@@ -9486,8 +9420,8 @@
         <w:t xml:space="preserve">All files are provided using cloud-optimized file formats.</w:t>
       </w:r>
     </w:p>
-    <w:bookmarkEnd w:id="201"/>
-    <w:bookmarkStart w:id="202" w:name="assessment-40"/>
+    <w:bookmarkEnd w:id="204"/>
+    <w:bookmarkStart w:id="205" w:name="assessment-40"/>
     <w:p>
       <w:pPr>
         <w:pStyle w:val="berschrift5"/>
@@ -9551,9 +9485,9 @@
         </w:pict>
       </w:r>
     </w:p>
-    <w:bookmarkEnd w:id="202"/>
-    <w:bookmarkEnd w:id="203"/>
-    <w:bookmarkStart w:id="207" w:name="sec:rcm-backsca-nrb"/>
+    <w:bookmarkEnd w:id="205"/>
+    <w:bookmarkEnd w:id="206"/>
+    <w:bookmarkStart w:id="210" w:name="sec:rcm-backsca-nrb"/>
     <w:p>
       <w:pPr>
         <w:pStyle w:val="berschrift4"/>
@@ -9588,7 +9522,7 @@
         <w:t xml:space="preserve">rcm-backsca-nrb</w:t>
       </w:r>
     </w:p>
-    <w:bookmarkStart w:id="204" w:name="threshold-requirements-41"/>
+    <w:bookmarkStart w:id="207" w:name="threshold-requirements-41"/>
     <w:p>
       <w:pPr>
         <w:pStyle w:val="berschrift5"/>
@@ -9602,13 +9536,7 @@
         <w:pStyle w:val="FirstParagraph"/>
       </w:pPr>
       <w:r>
-        <w:t xml:space="preserve">“Terrain-flattened”</w:t>
-      </w:r>
-      <w:r>
-        <w:t xml:space="preserve"> </w:t>
-      </w:r>
-      <w:r>
-        <w:t xml:space="preserve">Radiometrically Terrain Corrected (RTC) Gamma-Nought backscatter coefficient (</w:t>
+        <w:t xml:space="preserve">“Terrain-flattened” Radiometrically Terrain Corrected (RTC) Gamma-Nought backscatter coefficient (</w:t>
       </w:r>
       <m:oMath>
         <m:sSubSup>
@@ -9745,8 +9673,8 @@
         <w:t xml:space="preserve">Transformation to the logarithm decibel scale is not required or desired as this step can be easily completed by the user if necessary.</w:t>
       </w:r>
     </w:p>
-    <w:bookmarkEnd w:id="204"/>
-    <w:bookmarkStart w:id="205" w:name="goal-requirements-41"/>
+    <w:bookmarkEnd w:id="207"/>
+    <w:bookmarkStart w:id="208" w:name="goal-requirements-41"/>
     <w:p>
       <w:pPr>
         <w:pStyle w:val="berschrift5"/>
@@ -9766,8 +9694,8 @@
         <w:t xml:space="preserve"> </w:t>
       </w:r>
     </w:p>
-    <w:bookmarkEnd w:id="205"/>
-    <w:bookmarkStart w:id="206" w:name="assessment-41"/>
+    <w:bookmarkEnd w:id="208"/>
+    <w:bookmarkStart w:id="209" w:name="assessment-41"/>
     <w:p>
       <w:pPr>
         <w:pStyle w:val="berschrift5"/>
@@ -9831,9 +9759,9 @@
         </w:pict>
       </w:r>
     </w:p>
-    <w:bookmarkEnd w:id="206"/>
-    <w:bookmarkEnd w:id="207"/>
-    <w:bookmarkStart w:id="211" w:name="sec:rcm-scaconv"/>
+    <w:bookmarkEnd w:id="209"/>
+    <w:bookmarkEnd w:id="210"/>
+    <w:bookmarkStart w:id="214" w:name="sec:rcm-scaconv"/>
     <w:p>
       <w:pPr>
         <w:pStyle w:val="berschrift4"/>
@@ -9868,7 +9796,7 @@
         <w:t xml:space="preserve">rcm-scaconv</w:t>
       </w:r>
     </w:p>
-    <w:bookmarkStart w:id="208" w:name="threshold-requirements-42"/>
+    <w:bookmarkStart w:id="211" w:name="threshold-requirements-42"/>
     <w:p>
       <w:pPr>
         <w:pStyle w:val="berschrift5"/>
@@ -9885,8 +9813,8 @@
         <w:t xml:space="preserve">If applicable, indicate the equation to convert pixel linear amplitude/power to logarithmic decibel scale, including, if applicable, the associated calibration (dB offset) factor, and/or the equation used to convert compressed data (int8/int16/float16) to float32.</w:t>
       </w:r>
     </w:p>
-    <w:bookmarkEnd w:id="208"/>
-    <w:bookmarkStart w:id="209" w:name="goal-requirements-42"/>
+    <w:bookmarkEnd w:id="211"/>
+    <w:bookmarkStart w:id="212" w:name="goal-requirements-42"/>
     <w:p>
       <w:pPr>
         <w:pStyle w:val="berschrift5"/>
@@ -9903,8 +9831,8 @@
         <w:t xml:space="preserve">As threshold, but use of float32.</w:t>
       </w:r>
     </w:p>
-    <w:bookmarkEnd w:id="209"/>
-    <w:bookmarkStart w:id="210" w:name="assessment-42"/>
+    <w:bookmarkEnd w:id="212"/>
+    <w:bookmarkStart w:id="213" w:name="assessment-42"/>
     <w:p>
       <w:pPr>
         <w:pStyle w:val="berschrift5"/>
@@ -9968,9 +9896,9 @@
         </w:pict>
       </w:r>
     </w:p>
-    <w:bookmarkEnd w:id="210"/>
-    <w:bookmarkEnd w:id="211"/>
-    <w:bookmarkStart w:id="215" w:name="sec:rcm-noiser"/>
+    <w:bookmarkEnd w:id="213"/>
+    <w:bookmarkEnd w:id="214"/>
+    <w:bookmarkStart w:id="218" w:name="sec:rcm-noiser"/>
     <w:p>
       <w:pPr>
         <w:pStyle w:val="berschrift4"/>
@@ -10005,7 +9933,7 @@
         <w:t xml:space="preserve">rcm-noiser</w:t>
       </w:r>
     </w:p>
-    <w:bookmarkStart w:id="212" w:name="threshold-requirements-43"/>
+    <w:bookmarkStart w:id="215" w:name="threshold-requirements-43"/>
     <w:p>
       <w:pPr>
         <w:pStyle w:val="berschrift5"/>
@@ -10048,8 +9976,8 @@
         <w:t xml:space="preserve">Thermal noise removal and image border noise removal to remove overall scene noise and scene edge artefacts, respectively.</w:t>
       </w:r>
     </w:p>
-    <w:bookmarkEnd w:id="212"/>
-    <w:bookmarkStart w:id="213" w:name="goal-requirements-43"/>
+    <w:bookmarkEnd w:id="215"/>
+    <w:bookmarkStart w:id="216" w:name="goal-requirements-43"/>
     <w:p>
       <w:pPr>
         <w:pStyle w:val="berschrift5"/>
@@ -10069,8 +9997,8 @@
         <w:t xml:space="preserve"> </w:t>
       </w:r>
     </w:p>
-    <w:bookmarkEnd w:id="213"/>
-    <w:bookmarkStart w:id="214" w:name="assessment-43"/>
+    <w:bookmarkEnd w:id="216"/>
+    <w:bookmarkStart w:id="217" w:name="assessment-43"/>
     <w:p>
       <w:pPr>
         <w:pStyle w:val="berschrift5"/>
@@ -10134,9 +10062,9 @@
         </w:pict>
       </w:r>
     </w:p>
-    <w:bookmarkEnd w:id="214"/>
-    <w:bookmarkEnd w:id="215"/>
-    <w:bookmarkStart w:id="219" w:name="sec:rcm-radtalg"/>
+    <w:bookmarkEnd w:id="217"/>
+    <w:bookmarkEnd w:id="218"/>
+    <w:bookmarkStart w:id="222" w:name="sec:rcm-radtalg"/>
     <w:p>
       <w:pPr>
         <w:pStyle w:val="berschrift4"/>
@@ -10171,7 +10099,7 @@
         <w:t xml:space="preserve">rcm-radtalg</w:t>
       </w:r>
     </w:p>
-    <w:bookmarkStart w:id="216" w:name="threshold-requirements-44"/>
+    <w:bookmarkStart w:id="219" w:name="threshold-requirements-44"/>
     <w:p>
       <w:pPr>
         <w:pStyle w:val="berschrift5"/>
@@ -10280,8 +10208,8 @@
         <w:t xml:space="preserve">Examples of technical documentation include an Algorithm, Theoretical Basis Document, product user guide, etc.</w:t>
       </w:r>
     </w:p>
-    <w:bookmarkEnd w:id="216"/>
-    <w:bookmarkStart w:id="217" w:name="goal-requirements-44"/>
+    <w:bookmarkEnd w:id="219"/>
+    <w:bookmarkStart w:id="220" w:name="goal-requirements-44"/>
     <w:p>
       <w:pPr>
         <w:pStyle w:val="berschrift5"/>
@@ -10301,8 +10229,8 @@
         <w:t xml:space="preserve"> </w:t>
       </w:r>
     </w:p>
-    <w:bookmarkEnd w:id="217"/>
-    <w:bookmarkStart w:id="218" w:name="assessment-44"/>
+    <w:bookmarkEnd w:id="220"/>
+    <w:bookmarkStart w:id="221" w:name="assessment-44"/>
     <w:p>
       <w:pPr>
         <w:pStyle w:val="berschrift5"/>
@@ -10366,9 +10294,9 @@
         </w:pict>
       </w:r>
     </w:p>
-    <w:bookmarkEnd w:id="218"/>
-    <w:bookmarkEnd w:id="219"/>
-    <w:bookmarkStart w:id="223" w:name="sec:rcm-radacc-sar"/>
+    <w:bookmarkEnd w:id="221"/>
+    <w:bookmarkEnd w:id="222"/>
+    <w:bookmarkStart w:id="226" w:name="sec:rcm-radacc-sar"/>
     <w:p>
       <w:pPr>
         <w:pStyle w:val="berschrift4"/>
@@ -10403,7 +10331,7 @@
         <w:t xml:space="preserve">rcm-radacc-sar</w:t>
       </w:r>
     </w:p>
-    <w:bookmarkStart w:id="220" w:name="threshold-requirements-45"/>
+    <w:bookmarkStart w:id="223" w:name="threshold-requirements-45"/>
     <w:p>
       <w:pPr>
         <w:pStyle w:val="berschrift5"/>
@@ -10423,8 +10351,8 @@
         <w:t xml:space="preserve"> </w:t>
       </w:r>
     </w:p>
-    <w:bookmarkEnd w:id="220"/>
-    <w:bookmarkStart w:id="221" w:name="goal-requirements-45"/>
+    <w:bookmarkEnd w:id="223"/>
+    <w:bookmarkStart w:id="224" w:name="goal-requirements-45"/>
     <w:p>
       <w:pPr>
         <w:pStyle w:val="berschrift5"/>
@@ -10490,8 +10418,8 @@
         <w:t xml:space="preserve">SI traceability is achieved.</w:t>
       </w:r>
     </w:p>
-    <w:bookmarkEnd w:id="221"/>
-    <w:bookmarkStart w:id="222" w:name="assessment-45"/>
+    <w:bookmarkEnd w:id="224"/>
+    <w:bookmarkStart w:id="225" w:name="assessment-45"/>
     <w:p>
       <w:pPr>
         <w:pStyle w:val="berschrift5"/>
@@ -10555,9 +10483,9 @@
         </w:pict>
       </w:r>
     </w:p>
-    <w:bookmarkEnd w:id="222"/>
-    <w:bookmarkEnd w:id="223"/>
-    <w:bookmarkStart w:id="227" w:name="sec:rcm-flapha"/>
+    <w:bookmarkEnd w:id="225"/>
+    <w:bookmarkEnd w:id="226"/>
+    <w:bookmarkStart w:id="230" w:name="sec:rcm-flapha"/>
     <w:p>
       <w:pPr>
         <w:pStyle w:val="berschrift4"/>
@@ -10604,7 +10532,7 @@
         <w:t xml:space="preserve">Usage: Alternative to GSLC product for NRB and POL products</w:t>
       </w:r>
     </w:p>
-    <w:bookmarkStart w:id="224" w:name="threshold-requirements-46"/>
+    <w:bookmarkStart w:id="227" w:name="threshold-requirements-46"/>
     <w:p>
       <w:pPr>
         <w:pStyle w:val="berschrift5"/>
@@ -10624,8 +10552,8 @@
         <w:t xml:space="preserve"> </w:t>
       </w:r>
     </w:p>
-    <w:bookmarkEnd w:id="224"/>
-    <w:bookmarkStart w:id="225" w:name="goal-requirements-46"/>
+    <w:bookmarkEnd w:id="227"/>
+    <w:bookmarkStart w:id="228" w:name="goal-requirements-46"/>
     <w:p>
       <w:pPr>
         <w:pStyle w:val="berschrift5"/>
@@ -10739,32 +10667,34 @@
             </m:rPr>
             <m:t>exp</m:t>
           </m:r>
-          <m:d>
-            <m:dPr>
-              <m:begChr m:val="("/>
-              <m:sepChr m:val=""/>
-              <m:endChr m:val=")"/>
-              <m:grow/>
-            </m:dPr>
-            <m:e>
-              <m:r>
-                <m:t>j</m:t>
-              </m:r>
-              <m:r>
-                <m:rPr>
-                  <m:sty m:val="p"/>
-                </m:rPr>
-                <m:t>⋅</m:t>
-              </m:r>
-              <m:r>
-                <m:rPr>
-                  <m:nor/>
-                  <m:sty m:val="p"/>
-                </m:rPr>
-                <m:t>FlattenPhase</m:t>
-              </m:r>
-            </m:e>
-          </m:d>
+          <m:r>
+            <m:rPr>
+              <m:sty m:val="p"/>
+            </m:rPr>
+            <m:t>(</m:t>
+          </m:r>
+          <m:r>
+            <m:t>j</m:t>
+          </m:r>
+          <m:r>
+            <m:rPr>
+              <m:sty m:val="p"/>
+            </m:rPr>
+            <m:t>⋅</m:t>
+          </m:r>
+          <m:r>
+            <m:rPr>
+              <m:nor/>
+              <m:sty m:val="p"/>
+            </m:rPr>
+            <m:t>FlattenPhase</m:t>
+          </m:r>
+          <m:r>
+            <m:rPr>
+              <m:sty m:val="p"/>
+            </m:rPr>
+            <m:t>)</m:t>
+          </m:r>
         </m:oMath>
       </m:oMathPara>
     </w:p>
@@ -10856,8 +10786,8 @@
         <w:t xml:space="preserve">In case of polarimetric data, indicate the reference polarization.</w:t>
       </w:r>
     </w:p>
-    <w:bookmarkEnd w:id="225"/>
-    <w:bookmarkStart w:id="226" w:name="assessment-46"/>
+    <w:bookmarkEnd w:id="228"/>
+    <w:bookmarkStart w:id="229" w:name="assessment-46"/>
     <w:p>
       <w:pPr>
         <w:pStyle w:val="berschrift5"/>
@@ -10914,10 +10844,10 @@
         <w:t xml:space="preserve">Recommended Requirement Modification:</w:t>
       </w:r>
     </w:p>
-    <w:bookmarkEnd w:id="226"/>
-    <w:bookmarkEnd w:id="227"/>
-    <w:bookmarkEnd w:id="228"/>
-    <w:bookmarkStart w:id="249" w:name="sec:gcor"/>
+    <w:bookmarkEnd w:id="229"/>
+    <w:bookmarkEnd w:id="230"/>
+    <w:bookmarkEnd w:id="231"/>
+    <w:bookmarkStart w:id="252" w:name="sec:gcor"/>
     <w:p>
       <w:pPr>
         <w:pStyle w:val="berschrift3"/>
@@ -10949,7 +10879,7 @@
         <w:t xml:space="preserve">This section specifies any geometric correction requirements that must be met in order for the data to be analysis ready.</w:t>
       </w:r>
     </w:p>
-    <w:bookmarkStart w:id="232" w:name="sec:gcor-geocalg"/>
+    <w:bookmarkStart w:id="235" w:name="sec:gcor-geocalg"/>
     <w:p>
       <w:pPr>
         <w:pStyle w:val="berschrift4"/>
@@ -10984,7 +10914,7 @@
         <w:t xml:space="preserve">gcor-geocalg</w:t>
       </w:r>
     </w:p>
-    <w:bookmarkStart w:id="229" w:name="threshold-requirements-47"/>
+    <w:bookmarkStart w:id="232" w:name="threshold-requirements-47"/>
     <w:p>
       <w:pPr>
         <w:pStyle w:val="berschrift5"/>
@@ -11004,8 +10934,8 @@
         <w:t xml:space="preserve"> </w:t>
       </w:r>
     </w:p>
-    <w:bookmarkEnd w:id="229"/>
-    <w:bookmarkStart w:id="230" w:name="goal-requirements-47"/>
+    <w:bookmarkEnd w:id="232"/>
+    <w:bookmarkStart w:id="233" w:name="goal-requirements-47"/>
     <w:p>
       <w:pPr>
         <w:pStyle w:val="berschrift5"/>
@@ -11090,8 +11020,8 @@
         <w:t xml:space="preserve">Examples of technical documentation can include e.g., an Algorithm Theoretical Basis Document (ATBD) or a product user guide.</w:t>
       </w:r>
     </w:p>
-    <w:bookmarkEnd w:id="230"/>
-    <w:bookmarkStart w:id="231" w:name="assessment-47"/>
+    <w:bookmarkEnd w:id="233"/>
+    <w:bookmarkStart w:id="234" w:name="assessment-47"/>
     <w:p>
       <w:pPr>
         <w:pStyle w:val="berschrift5"/>
@@ -11155,9 +11085,9 @@
         </w:pict>
       </w:r>
     </w:p>
-    <w:bookmarkEnd w:id="231"/>
-    <w:bookmarkEnd w:id="232"/>
-    <w:bookmarkStart w:id="236" w:name="sec:gcor-cdem"/>
+    <w:bookmarkEnd w:id="234"/>
+    <w:bookmarkEnd w:id="235"/>
+    <w:bookmarkStart w:id="239" w:name="sec:gcor-cdem"/>
     <w:p>
       <w:pPr>
         <w:pStyle w:val="berschrift4"/>
@@ -11204,7 +11134,7 @@
         <w:t xml:space="preserve">Usage: For products including land areas.</w:t>
       </w:r>
     </w:p>
-    <w:bookmarkStart w:id="233" w:name="threshold-requirements-48"/>
+    <w:bookmarkStart w:id="236" w:name="threshold-requirements-48"/>
     <w:p>
       <w:pPr>
         <w:pStyle w:val="berschrift5"/>
@@ -11249,8 +11179,8 @@
         <w:t xml:space="preserve">Provide reference to Earth Gravitational Model (EGM) used for geometric correction.</w:t>
       </w:r>
     </w:p>
-    <w:bookmarkEnd w:id="233"/>
-    <w:bookmarkStart w:id="234" w:name="goal-requirements-48"/>
+    <w:bookmarkEnd w:id="236"/>
+    <w:bookmarkStart w:id="237" w:name="goal-requirements-48"/>
     <w:p>
       <w:pPr>
         <w:pStyle w:val="berschrift5"/>
@@ -11301,8 +11231,8 @@
         <w:t xml:space="preserve">Method used for resampling the EGM.</w:t>
       </w:r>
     </w:p>
-    <w:bookmarkEnd w:id="234"/>
-    <w:bookmarkStart w:id="235" w:name="assessment-48"/>
+    <w:bookmarkEnd w:id="237"/>
+    <w:bookmarkStart w:id="238" w:name="assessment-48"/>
     <w:p>
       <w:pPr>
         <w:pStyle w:val="berschrift5"/>
@@ -11366,9 +11296,9 @@
         </w:pict>
       </w:r>
     </w:p>
-    <w:bookmarkEnd w:id="235"/>
-    <w:bookmarkEnd w:id="236"/>
-    <w:bookmarkStart w:id="240" w:name="sec:gcor-geomacc-sar"/>
+    <w:bookmarkEnd w:id="238"/>
+    <w:bookmarkEnd w:id="239"/>
+    <w:bookmarkStart w:id="243" w:name="sec:gcor-geomacc-sar"/>
     <w:p>
       <w:pPr>
         <w:pStyle w:val="berschrift4"/>
@@ -11403,7 +11333,7 @@
         <w:t xml:space="preserve">gcor-geomacc-sar</w:t>
       </w:r>
     </w:p>
-    <w:bookmarkStart w:id="237" w:name="threshold-requirements-49"/>
+    <w:bookmarkStart w:id="240" w:name="threshold-requirements-49"/>
     <w:p>
       <w:pPr>
         <w:pStyle w:val="berschrift5"/>
@@ -11433,19 +11363,7 @@
         <w:pStyle w:val="Textkrper"/>
       </w:pPr>
       <w:r>
-        <w:t xml:space="preserve">The end-to-end</w:t>
-      </w:r>
-      <w:r>
-        <w:t xml:space="preserve"> </w:t>
-      </w:r>
-      <w:r>
-        <w:t xml:space="preserve">“ARD”</w:t>
-      </w:r>
-      <w:r>
-        <w:t xml:space="preserve"> </w:t>
-      </w:r>
-      <w:r>
-        <w:t xml:space="preserve">ALE of the final CEOS-ARD product could be measured directly in the final image product in the chosen map projection, i.e., in the map coordinate directions: e.g., Northing and Easting (case B: ARD ALE).</w:t>
+        <w:t xml:space="preserve">The end-to-end “ARD” ALE of the final CEOS-ARD product could be measured directly in the final image product in the chosen map projection, i.e., in the map coordinate directions: e.g., Northing and Easting (case B: ARD ALE).</w:t>
       </w:r>
     </w:p>
     <w:p>
@@ -11496,8 +11414,8 @@
         <w:t xml:space="preserve">The ALE is not typically assessed for every processed image, but through an ALE assessment by the data processing team characterizing all or (usually a subset) of the generated products.</w:t>
       </w:r>
     </w:p>
-    <w:bookmarkEnd w:id="237"/>
-    <w:bookmarkStart w:id="238" w:name="goal-requirements-49"/>
+    <w:bookmarkEnd w:id="240"/>
+    <w:bookmarkStart w:id="241" w:name="goal-requirements-49"/>
     <w:p>
       <w:pPr>
         <w:pStyle w:val="berschrift5"/>
@@ -11522,8 +11440,8 @@
         <w:t xml:space="preserve">Provide documentation of estimates of ALE as DOI or URL.</w:t>
       </w:r>
     </w:p>
-    <w:bookmarkEnd w:id="238"/>
-    <w:bookmarkStart w:id="239" w:name="assessment-49"/>
+    <w:bookmarkEnd w:id="241"/>
+    <w:bookmarkStart w:id="242" w:name="assessment-49"/>
     <w:p>
       <w:pPr>
         <w:pStyle w:val="berschrift5"/>
@@ -11587,9 +11505,9 @@
         </w:pict>
       </w:r>
     </w:p>
-    <w:bookmarkEnd w:id="239"/>
-    <w:bookmarkEnd w:id="240"/>
-    <w:bookmarkStart w:id="244" w:name="sec:gcor-georacc"/>
+    <w:bookmarkEnd w:id="242"/>
+    <w:bookmarkEnd w:id="243"/>
+    <w:bookmarkStart w:id="247" w:name="sec:gcor-georacc"/>
     <w:p>
       <w:pPr>
         <w:pStyle w:val="berschrift4"/>
@@ -11624,7 +11542,7 @@
         <w:t xml:space="preserve">gcor-georacc</w:t>
       </w:r>
     </w:p>
-    <w:bookmarkStart w:id="241" w:name="threshold-requirements-50"/>
+    <w:bookmarkStart w:id="244" w:name="threshold-requirements-50"/>
     <w:p>
       <w:pPr>
         <w:pStyle w:val="berschrift5"/>
@@ -11644,8 +11562,8 @@
         <w:t xml:space="preserve"> </w:t>
       </w:r>
     </w:p>
-    <w:bookmarkEnd w:id="241"/>
-    <w:bookmarkStart w:id="242" w:name="goal-requirements-50"/>
+    <w:bookmarkEnd w:id="244"/>
+    <w:bookmarkStart w:id="245" w:name="goal-requirements-50"/>
     <w:p>
       <w:pPr>
         <w:pStyle w:val="berschrift5"/>
@@ -11698,8 +11616,8 @@
         <w:t xml:space="preserve">Methodology used (name and reference), quality flag, geometric standard deviation values should be provided.</w:t>
       </w:r>
     </w:p>
-    <w:bookmarkEnd w:id="242"/>
-    <w:bookmarkStart w:id="243" w:name="assessment-50"/>
+    <w:bookmarkEnd w:id="245"/>
+    <w:bookmarkStart w:id="246" w:name="assessment-50"/>
     <w:p>
       <w:pPr>
         <w:pStyle w:val="berschrift5"/>
@@ -11763,9 +11681,9 @@
         </w:pict>
       </w:r>
     </w:p>
-    <w:bookmarkEnd w:id="243"/>
-    <w:bookmarkEnd w:id="244"/>
-    <w:bookmarkStart w:id="248" w:name="sec:gcor-gridconv"/>
+    <w:bookmarkEnd w:id="246"/>
+    <w:bookmarkEnd w:id="247"/>
+    <w:bookmarkStart w:id="251" w:name="sec:gcor-gridconv"/>
     <w:p>
       <w:pPr>
         <w:pStyle w:val="berschrift4"/>
@@ -11800,7 +11718,7 @@
         <w:t xml:space="preserve">gcor-gridconv</w:t>
       </w:r>
     </w:p>
-    <w:bookmarkStart w:id="245" w:name="threshold-requirements-51"/>
+    <w:bookmarkStart w:id="248" w:name="threshold-requirements-51"/>
     <w:p>
       <w:pPr>
         <w:pStyle w:val="berschrift5"/>
@@ -11820,19 +11738,7 @@
         <w:t xml:space="preserve"> </w:t>
       </w:r>
       <w:r>
-        <w:t xml:space="preserve">This is typically accomplished via a</w:t>
-      </w:r>
-      <w:r>
-        <w:t xml:space="preserve"> </w:t>
-      </w:r>
-      <w:r>
-        <w:t xml:space="preserve">“snap to grid”</w:t>
-      </w:r>
-      <w:r>
-        <w:t xml:space="preserve"> </w:t>
-      </w:r>
-      <w:r>
-        <w:t xml:space="preserve">in relation to the most proximate grid tile in a global system.</w:t>
+        <w:t xml:space="preserve">This is typically accomplished via a “snap to grid” in relation to the most proximate grid tile in a global system.</w:t>
       </w:r>
     </w:p>
     <w:p>
@@ -11855,8 +11761,8 @@
         <w:t xml:space="preserve">If a product hierarchy of resolutions exists (or is planned), the multiple resolutions should nest within each other (e.g., 12.5m, 25m, 50m, 100m, etc.), and not be disjoint.</w:t>
       </w:r>
     </w:p>
-    <w:bookmarkEnd w:id="245"/>
-    <w:bookmarkStart w:id="246" w:name="goal-requirements-51"/>
+    <w:bookmarkEnd w:id="248"/>
+    <w:bookmarkStart w:id="249" w:name="goal-requirements-51"/>
     <w:p>
       <w:pPr>
         <w:pStyle w:val="berschrift5"/>
@@ -11886,13 +11792,7 @@
         <w:pStyle w:val="Textkrper"/>
       </w:pPr>
       <w:r>
-        <w:t xml:space="preserve">In the case of UTM/UPS coordinates, the upper left corner coordinates should be set to an integer multiple of sample intervals from a 100 km by 100 km grid tile of the Military Grid Reference System’s 100k coordinates (</w:t>
-      </w:r>
-      <w:r>
-        <w:t xml:space="preserve">“snap to grid”</w:t>
-      </w:r>
-      <w:r>
-        <w:t xml:space="preserve">).</w:t>
+        <w:t xml:space="preserve">In the case of UTM/UPS coordinates, the upper left corner coordinates should be set to an integer multiple of sample intervals from a 100 km by 100 km grid tile of the Military Grid Reference System’s 100k coordinates (“snap to grid”).</w:t>
       </w:r>
     </w:p>
     <w:p>
@@ -11903,8 +11803,8 @@
         <w:t xml:space="preserve">For products presented in geographic coordinates (latitude and longitude), the origin should be set to an integer multiple of samples in relation to the closest integer degree.</w:t>
       </w:r>
     </w:p>
-    <w:bookmarkEnd w:id="246"/>
-    <w:bookmarkStart w:id="247" w:name="assessment-51"/>
+    <w:bookmarkEnd w:id="249"/>
+    <w:bookmarkStart w:id="250" w:name="assessment-51"/>
     <w:p>
       <w:pPr>
         <w:pStyle w:val="berschrift5"/>
@@ -11966,11 +11866,11 @@
         <w:br w:type="page"/>
       </w:r>
     </w:p>
-    <w:bookmarkEnd w:id="247"/>
-    <w:bookmarkEnd w:id="248"/>
-    <w:bookmarkEnd w:id="249"/>
     <w:bookmarkEnd w:id="250"/>
-    <w:bookmarkStart w:id="257" w:name="summary-self-assessment-table"/>
+    <w:bookmarkEnd w:id="251"/>
+    <w:bookmarkEnd w:id="252"/>
+    <w:bookmarkEnd w:id="253"/>
+    <w:bookmarkStart w:id="260" w:name="summary-self-assessment-table"/>
     <w:p>
       <w:pPr>
         <w:pStyle w:val="berschrift2"/>
@@ -11979,7 +11879,7 @@
         <w:t xml:space="preserve">Summary Self-Assessment Table</w:t>
       </w:r>
     </w:p>
-    <w:bookmarkStart w:id="251" w:name="general-metadata"/>
+    <w:bookmarkStart w:id="254" w:name="general-metadata"/>
     <w:p>
       <w:pPr>
         <w:pStyle w:val="berschrift3"/>
@@ -12299,8 +12199,8 @@
         </w:tc>
       </w:tr>
     </w:tbl>
-    <w:bookmarkEnd w:id="251"/>
-    <w:bookmarkStart w:id="252" w:name="source-metadata"/>
+    <w:bookmarkEnd w:id="254"/>
+    <w:bookmarkStart w:id="255" w:name="source-metadata"/>
     <w:p>
       <w:pPr>
         <w:pStyle w:val="berschrift3"/>
@@ -12989,8 +12889,8 @@
         </w:tc>
       </w:tr>
     </w:tbl>
-    <w:bookmarkEnd w:id="252"/>
-    <w:bookmarkStart w:id="253" w:name="product-metadata"/>
+    <w:bookmarkEnd w:id="255"/>
+    <w:bookmarkStart w:id="256" w:name="product-metadata"/>
     <w:p>
       <w:pPr>
         <w:pStyle w:val="berschrift3"/>
@@ -13668,8 +13568,8 @@
         </w:tc>
       </w:tr>
     </w:tbl>
-    <w:bookmarkEnd w:id="253"/>
-    <w:bookmarkStart w:id="254" w:name="per-pixel-metadata"/>
+    <w:bookmarkEnd w:id="256"/>
+    <w:bookmarkStart w:id="257" w:name="per-pixel-metadata"/>
     <w:p>
       <w:pPr>
         <w:pStyle w:val="berschrift3"/>
@@ -14228,8 +14128,8 @@
         </w:tc>
       </w:tr>
     </w:tbl>
-    <w:bookmarkEnd w:id="254"/>
-    <w:bookmarkStart w:id="255" w:name="radiometrically-corrected-measurements"/>
+    <w:bookmarkEnd w:id="257"/>
+    <w:bookmarkStart w:id="258" w:name="radiometrically-corrected-measurements"/>
     <w:p>
       <w:pPr>
         <w:pStyle w:val="berschrift3"/>
@@ -14652,8 +14552,8 @@
         </w:tc>
       </w:tr>
     </w:tbl>
-    <w:bookmarkEnd w:id="255"/>
-    <w:bookmarkStart w:id="256" w:name="geometric-corrections"/>
+    <w:bookmarkEnd w:id="258"/>
+    <w:bookmarkStart w:id="259" w:name="geometric-corrections"/>
     <w:p>
       <w:pPr>
         <w:pStyle w:val="berschrift3"/>
@@ -14962,9 +14862,9 @@
         <w:br w:type="page"/>
       </w:r>
     </w:p>
-    <w:bookmarkEnd w:id="256"/>
-    <w:bookmarkEnd w:id="257"/>
-    <w:bookmarkStart w:id="262" w:name="introduction"/>
+    <w:bookmarkEnd w:id="259"/>
+    <w:bookmarkEnd w:id="260"/>
+    <w:bookmarkStart w:id="265" w:name="introduction"/>
     <w:p>
       <w:pPr>
         <w:pStyle w:val="berschrift2"/>
@@ -14993,7 +14893,7 @@
         <w:t xml:space="preserve">This Guidance material does not replace or override the specifications.</w:t>
       </w:r>
     </w:p>
-    <w:bookmarkStart w:id="258" w:name="sec:intro-what-are-ceos-ard-products"/>
+    <w:bookmarkStart w:id="261" w:name="sec:intro-what-are-ceos-ard-products"/>
     <w:p>
       <w:pPr>
         <w:pStyle w:val="berschrift3"/>
@@ -15052,8 +14952,8 @@
         <w:t xml:space="preserve">for other types of satellite products.</w:t>
       </w:r>
     </w:p>
-    <w:bookmarkEnd w:id="258"/>
-    <w:bookmarkStart w:id="260" w:name="sec:intro-when-is-a-product-ceos-ard"/>
+    <w:bookmarkEnd w:id="261"/>
+    <w:bookmarkStart w:id="263" w:name="sec:intro-when-is-a-product-ceos-ard"/>
     <w:p>
       <w:pPr>
         <w:pStyle w:val="berschrift3"/>
@@ -15104,7 +15004,7 @@
       <w:r>
         <w:t xml:space="preserve"> </w:t>
       </w:r>
-      <w:hyperlink r:id="rId259">
+      <w:hyperlink r:id="rId262">
         <w:r>
           <w:rPr>
             <w:rStyle w:val="Hyperlink"/>
@@ -15124,8 +15024,8 @@
         <w:t xml:space="preserve">A product can continue to use CEOS-ARD branding as long as its generation and distribution remain consistent with the peer-reviewed assessment.</w:t>
       </w:r>
     </w:p>
-    <w:bookmarkEnd w:id="260"/>
-    <w:bookmarkStart w:id="261" w:name="sec:intro-difference-threshold-goal"/>
+    <w:bookmarkEnd w:id="263"/>
+    <w:bookmarkStart w:id="264" w:name="sec:intro-difference-threshold-goal"/>
     <w:p>
       <w:pPr>
         <w:pStyle w:val="berschrift3"/>
@@ -15189,16 +15089,7 @@
         <w:t xml:space="preserve"> </w:t>
       </w:r>
       <w:r>
-        <w:t xml:space="preserve">(Desired) requirements (previously referred to as</w:t>
-      </w:r>
-      <w:r>
-        <w:t xml:space="preserve"> </w:t>
-      </w:r>
-      <w:r>
-        <w:t xml:space="preserve">“Target”</w:t>
-      </w:r>
-      <w:r>
-        <w:t xml:space="preserve">) are the ideal; where we would like to be.</w:t>
+        <w:t xml:space="preserve">(Desired) requirements (previously referred to as “Target”) are the ideal; where we would like to be.</w:t>
       </w:r>
       <w:r>
         <w:t xml:space="preserve"> </w:t>
@@ -15328,9 +15219,9 @@
         <w:br w:type="page"/>
       </w:r>
     </w:p>
-    <w:bookmarkEnd w:id="261"/>
-    <w:bookmarkEnd w:id="262"/>
-    <w:bookmarkStart w:id="279" w:name="references"/>
+    <w:bookmarkEnd w:id="264"/>
+    <w:bookmarkEnd w:id="265"/>
+    <w:bookmarkStart w:id="282" w:name="references"/>
     <w:p>
       <w:pPr>
         <w:pStyle w:val="berschrift2"/>
@@ -15339,8 +15230,8 @@
         <w:t xml:space="preserve">References</w:t>
       </w:r>
     </w:p>
-    <w:bookmarkStart w:id="278" w:name="refs"/>
-    <w:bookmarkStart w:id="263" w:name="ref-iso19115_2_2009"/>
+    <w:bookmarkStart w:id="281" w:name="refs"/>
+    <w:bookmarkStart w:id="266" w:name="ref-iso19115_2_2009"/>
     <w:p>
       <w:pPr>
         <w:pStyle w:val="Literaturverzeichnis"/>
@@ -15352,23 +15243,18 @@
         <w:t xml:space="preserve"> </w:t>
       </w:r>
       <w:r>
-        <w:t xml:space="preserve">“</w:t>
-      </w:r>
-      <w:r>
+        <w:rPr>
+          <w:i/>
+          <w:iCs/>
+        </w:rPr>
         <w:t xml:space="preserve">Geographic information — Metadata — Part 2: Extensions for imagery and gridded data</w:t>
       </w:r>
       <w:r>
-        <w:t xml:space="preserve">.”</w:t>
-      </w:r>
-      <w:r>
-        <w:t xml:space="preserve"> </w:t>
-      </w:r>
-      <w:r>
-        <w:t xml:space="preserve">Standard. Geneva, CH: International Organization for Standardization.</w:t>
-      </w:r>
-    </w:p>
-    <w:bookmarkEnd w:id="263"/>
-    <w:bookmarkStart w:id="265" w:name="ref-lee2009"/>
+        <w:t xml:space="preserve">. Standard. International Organization for Standardization.</w:t>
+      </w:r>
+    </w:p>
+    <w:bookmarkEnd w:id="266"/>
+    <w:bookmarkStart w:id="268" w:name="ref-lee2009"/>
     <w:p>
       <w:pPr>
         <w:pStyle w:val="Literaturverzeichnis"/>
@@ -15401,7 +15287,7 @@
       <w:r>
         <w:t xml:space="preserve"> </w:t>
       </w:r>
-      <w:hyperlink r:id="rId264">
+      <w:hyperlink r:id="rId267">
         <w:r>
           <w:rPr>
             <w:rStyle w:val="Hyperlink"/>
@@ -15413,8 +15299,8 @@
         <w:t xml:space="preserve">.</w:t>
       </w:r>
     </w:p>
-    <w:bookmarkEnd w:id="265"/>
-    <w:bookmarkStart w:id="267" w:name="ref-raney2012"/>
+    <w:bookmarkEnd w:id="268"/>
+    <w:bookmarkStart w:id="270" w:name="ref-raney2012"/>
     <w:p>
       <w:pPr>
         <w:pStyle w:val="Literaturverzeichnis"/>
@@ -15447,7 +15333,7 @@
       <w:r>
         <w:t xml:space="preserve"> </w:t>
       </w:r>
-      <w:hyperlink r:id="rId266">
+      <w:hyperlink r:id="rId269">
         <w:r>
           <w:rPr>
             <w:rStyle w:val="Hyperlink"/>
@@ -15459,8 +15345,8 @@
         <w:t xml:space="preserve">.</w:t>
       </w:r>
     </w:p>
-    <w:bookmarkEnd w:id="267"/>
-    <w:bookmarkStart w:id="269" w:name="ref-shiroma2022"/>
+    <w:bookmarkEnd w:id="270"/>
+    <w:bookmarkStart w:id="272" w:name="ref-shiroma2022"/>
     <w:p>
       <w:pPr>
         <w:pStyle w:val="Literaturverzeichnis"/>
@@ -15493,7 +15379,7 @@
       <w:r>
         <w:t xml:space="preserve"> </w:t>
       </w:r>
-      <w:hyperlink r:id="rId268">
+      <w:hyperlink r:id="rId271">
         <w:r>
           <w:rPr>
             <w:rStyle w:val="Hyperlink"/>
@@ -15505,8 +15391,8 @@
         <w:t xml:space="preserve">.</w:t>
       </w:r>
     </w:p>
-    <w:bookmarkEnd w:id="269"/>
-    <w:bookmarkStart w:id="271" w:name="ref-small2011"/>
+    <w:bookmarkEnd w:id="272"/>
+    <w:bookmarkStart w:id="274" w:name="ref-small2011"/>
     <w:p>
       <w:pPr>
         <w:pStyle w:val="Literaturverzeichnis"/>
@@ -15539,7 +15425,7 @@
       <w:r>
         <w:t xml:space="preserve"> </w:t>
       </w:r>
-      <w:hyperlink r:id="rId270">
+      <w:hyperlink r:id="rId273">
         <w:r>
           <w:rPr>
             <w:rStyle w:val="Hyperlink"/>
@@ -15551,8 +15437,8 @@
         <w:t xml:space="preserve">.</w:t>
       </w:r>
     </w:p>
-    <w:bookmarkEnd w:id="271"/>
-    <w:bookmarkStart w:id="273" w:name="ref-yamaguchi2011"/>
+    <w:bookmarkEnd w:id="274"/>
+    <w:bookmarkStart w:id="276" w:name="ref-yamaguchi2011"/>
     <w:p>
       <w:pPr>
         <w:pStyle w:val="Literaturverzeichnis"/>
@@ -15585,7 +15471,7 @@
       <w:r>
         <w:t xml:space="preserve"> </w:t>
       </w:r>
-      <w:hyperlink r:id="rId272">
+      <w:hyperlink r:id="rId275">
         <w:r>
           <w:rPr>
             <w:rStyle w:val="Hyperlink"/>
@@ -15597,8 +15483,8 @@
         <w:t xml:space="preserve">.</w:t>
       </w:r>
     </w:p>
-    <w:bookmarkEnd w:id="273"/>
-    <w:bookmarkStart w:id="275" w:name="ref-zebker2017"/>
+    <w:bookmarkEnd w:id="276"/>
+    <w:bookmarkStart w:id="278" w:name="ref-zebker2017"/>
     <w:p>
       <w:pPr>
         <w:pStyle w:val="Literaturverzeichnis"/>
@@ -15631,7 +15517,7 @@
       <w:r>
         <w:t xml:space="preserve"> </w:t>
       </w:r>
-      <w:hyperlink r:id="rId274">
+      <w:hyperlink r:id="rId277">
         <w:r>
           <w:rPr>
             <w:rStyle w:val="Hyperlink"/>
@@ -15643,8 +15529,8 @@
         <w:t xml:space="preserve">.</w:t>
       </w:r>
     </w:p>
-    <w:bookmarkEnd w:id="275"/>
-    <w:bookmarkStart w:id="277" w:name="ref-zebker2010"/>
+    <w:bookmarkEnd w:id="278"/>
+    <w:bookmarkStart w:id="280" w:name="ref-zebker2010"/>
     <w:p>
       <w:pPr>
         <w:pStyle w:val="Literaturverzeichnis"/>
@@ -15677,7 +15563,7 @@
       <w:r>
         <w:t xml:space="preserve"> </w:t>
       </w:r>
-      <w:hyperlink r:id="rId276">
+      <w:hyperlink r:id="rId279">
         <w:r>
           <w:rPr>
             <w:rStyle w:val="Hyperlink"/>
@@ -15689,15 +15575,15 @@
         <w:t xml:space="preserve">.</w:t>
       </w:r>
     </w:p>
-    <w:bookmarkEnd w:id="277"/>
-    <w:bookmarkEnd w:id="278"/>
+    <w:bookmarkEnd w:id="280"/>
+    <w:bookmarkEnd w:id="281"/>
     <w:p>
       <w:r>
         <w:br w:type="page"/>
       </w:r>
     </w:p>
-    <w:bookmarkEnd w:id="279"/>
-    <w:bookmarkStart w:id="301" w:name="annexes"/>
+    <w:bookmarkEnd w:id="282"/>
+    <w:bookmarkStart w:id="304" w:name="annexes"/>
     <w:p>
       <w:pPr>
         <w:pStyle w:val="berschrift2"/>
@@ -15706,7 +15592,7 @@
         <w:t xml:space="preserve">Annexes</w:t>
       </w:r>
     </w:p>
-    <w:bookmarkStart w:id="281" w:name="sec:annex-sar-general-processing-roadmap"/>
+    <w:bookmarkStart w:id="284" w:name="sec:annex-sar-general-processing-roadmap"/>
     <w:p>
       <w:pPr>
         <w:pStyle w:val="berschrift3"/>
@@ -15812,7 +15698,7 @@
           <w:rPr>
             <w:rStyle w:val="Hyperlink"/>
           </w:rPr>
-          <w:t xml:space="preserve">Shiroma, Lavalle, and Buckley 2022</w:t>
+          <w:t xml:space="preserve">Shiroma et al. 2022</w:t>
         </w:r>
       </w:hyperlink>
       <w:r>
@@ -15876,7 +15762,7 @@
           <w:rPr>
             <w:rStyle w:val="Hyperlink"/>
           </w:rPr>
-          <w:t xml:space="preserve">H. A. Zebker et al. 2010</w:t>
+          <w:t xml:space="preserve">Zebker et al. 2010</w:t>
         </w:r>
       </w:hyperlink>
       <w:r>
@@ -15890,7 +15776,7 @@
           <w:rPr>
             <w:rStyle w:val="Hyperlink"/>
           </w:rPr>
-          <w:t xml:space="preserve">H. Zebker 2017</w:t>
+          <w:t xml:space="preserve">Zebker 2017</w:t>
         </w:r>
       </w:hyperlink>
       <w:r>
@@ -15978,7 +15864,7 @@
         <w:t xml:space="preserve">lists possible sequential steps and existing software tools (e.g., Gamma software (GAMMA, 2018)) and scripting tasks that can be used to form the CEOS-ARD SAR processing roadmap.</w:t>
       </w:r>
     </w:p>
-    <w:bookmarkStart w:id="280" w:name="tbl:sar-general-processing-roadmap-tbl1"/>
+    <w:bookmarkStart w:id="283" w:name="tbl:sar-general-processing-roadmap-tbl1"/>
     <w:p>
       <w:pPr>
         <w:pStyle w:val="TableCaption"/>
@@ -16049,16 +15935,7 @@
               <w:jc w:val="left"/>
             </w:pPr>
             <w:r>
-              <w:t xml:space="preserve">Check xml date and delivered format. RADARSAT-2, pre EDOT (July 2015) replace. Post July 2015, check if</w:t>
-            </w:r>
-            <w:r>
-              <w:t xml:space="preserve"> </w:t>
-            </w:r>
-            <w:r>
-              <w:t xml:space="preserve">‘DEF’</w:t>
-            </w:r>
-            <w:r>
-              <w:t xml:space="preserve">, otherwise replace. (Gamma - RSAT2_vec)</w:t>
+              <w:t xml:space="preserve">Check xml date and delivered format. RADARSAT-2, pre EDOT (July 2015) replace. Post July 2015, check if ‘DEF’, otherwise replace. (Gamma - RSAT2_vec)</w:t>
             </w:r>
           </w:p>
         </w:tc>
@@ -16221,9 +16098,9 @@
         </w:tc>
       </w:tr>
     </w:tbl>
-    <w:bookmarkEnd w:id="280"/>
-    <w:bookmarkEnd w:id="281"/>
-    <w:bookmarkStart w:id="293" w:name="sec:annex-sar-topographic-phase-removal"/>
+    <w:bookmarkEnd w:id="283"/>
+    <w:bookmarkEnd w:id="284"/>
+    <w:bookmarkStart w:id="296" w:name="sec:annex-sar-topographic-phase-removal"/>
     <w:p>
       <w:pPr>
         <w:pStyle w:val="berschrift3"/>
@@ -16252,6 +16129,9 @@
       </w:r>
       <m:oMath>
         <m:r>
+          <m:rPr>
+            <m:sty m:val="p"/>
+          </m:rPr>
           <m:t>Δ</m:t>
         </m:r>
         <m:sSub>
@@ -16287,6 +16167,9 @@
       </w:r>
       <m:oMath>
         <m:r>
+          <m:rPr>
+            <m:sty m:val="p"/>
+          </m:rPr>
           <m:t>Δ</m:t>
         </m:r>
         <m:sSub>
@@ -16332,6 +16215,9 @@
       </w:r>
       <m:oMath>
         <m:r>
+          <m:rPr>
+            <m:sty m:val="p"/>
+          </m:rPr>
           <m:t>Δ</m:t>
         </m:r>
         <m:sSub>
@@ -16380,6 +16266,9 @@
       </w:r>
       <m:oMath>
         <m:r>
+          <m:rPr>
+            <m:sty m:val="p"/>
+          </m:rPr>
           <m:t>Δ</m:t>
         </m:r>
         <m:sSub>
@@ -16484,13 +16373,16 @@
       <w:pPr>
         <w:pStyle w:val="Textkrper"/>
       </w:pPr>
-      <w:bookmarkStart w:id="282" w:name="eq:sar-topographic-phase-removal-eq1"/>
+      <w:bookmarkStart w:id="285" w:name="eq:sar-topographic-phase-removal-eq1"/>
       <m:oMathPara>
         <m:oMathParaPr>
           <m:jc m:val="center"/>
         </m:oMathParaPr>
         <m:oMath>
           <m:r>
+            <m:rPr>
+              <m:sty m:val="p"/>
+            </m:rPr>
             <m:t>Δ</m:t>
           </m:r>
           <m:sSub>
@@ -16521,6 +16413,9 @@
             <m:t>=</m:t>
           </m:r>
           <m:r>
+            <m:rPr>
+              <m:sty m:val="p"/>
+            </m:rPr>
             <m:t>Δ</m:t>
           </m:r>
           <m:sSub>
@@ -16564,6 +16459,9 @@
             <m:t>+</m:t>
           </m:r>
           <m:r>
+            <m:rPr>
+              <m:sty m:val="p"/>
+            </m:rPr>
             <m:t>Δ</m:t>
           </m:r>
           <m:sSub>
@@ -16607,6 +16505,9 @@
             <m:t>+</m:t>
           </m:r>
           <m:r>
+            <m:rPr>
+              <m:sty m:val="p"/>
+            </m:rPr>
             <m:t>Δ</m:t>
           </m:r>
           <m:sSub>
@@ -16646,22 +16547,24 @@
           <m:r>
             <m:t>  </m:t>
           </m:r>
-          <m:d>
-            <m:dPr>
-              <m:begChr m:val="("/>
-              <m:sepChr m:val=""/>
-              <m:endChr m:val=")"/>
-              <m:grow/>
-            </m:dPr>
-            <m:e>
-              <m:r>
-                <m:t>1</m:t>
-              </m:r>
-            </m:e>
-          </m:d>
+          <m:r>
+            <m:rPr>
+              <m:sty m:val="p"/>
+            </m:rPr>
+            <m:t>(</m:t>
+          </m:r>
+          <m:r>
+            <m:t>1</m:t>
+          </m:r>
+          <m:r>
+            <m:rPr>
+              <m:sty m:val="p"/>
+            </m:rPr>
+            <m:t>)</m:t>
+          </m:r>
         </m:oMath>
       </m:oMathPara>
-      <w:bookmarkEnd w:id="282"/>
+      <w:bookmarkEnd w:id="285"/>
     </w:p>
     <w:p>
       <w:pPr>
@@ -16675,13 +16578,16 @@
       <w:pPr>
         <w:pStyle w:val="Textkrper"/>
       </w:pPr>
-      <w:bookmarkStart w:id="283" w:name="eq:sar-topographic-phase-removal-eq2"/>
+      <w:bookmarkStart w:id="286" w:name="eq:sar-topographic-phase-removal-eq2"/>
       <m:oMathPara>
         <m:oMathParaPr>
           <m:jc m:val="center"/>
         </m:oMathParaPr>
         <m:oMath>
           <m:r>
+            <m:rPr>
+              <m:sty m:val="p"/>
+            </m:rPr>
             <m:t>Δ</m:t>
           </m:r>
           <m:sSub>
@@ -16809,22 +16715,24 @@
           <m:r>
             <m:t>  </m:t>
           </m:r>
-          <m:d>
-            <m:dPr>
-              <m:begChr m:val="("/>
-              <m:sepChr m:val=""/>
-              <m:endChr m:val=")"/>
-              <m:grow/>
-            </m:dPr>
-            <m:e>
-              <m:r>
-                <m:t>2</m:t>
-              </m:r>
-            </m:e>
-          </m:d>
+          <m:r>
+            <m:rPr>
+              <m:sty m:val="p"/>
+            </m:rPr>
+            <m:t>(</m:t>
+          </m:r>
+          <m:r>
+            <m:t>2</m:t>
+          </m:r>
+          <m:r>
+            <m:rPr>
+              <m:sty m:val="p"/>
+            </m:rPr>
+            <m:t>)</m:t>
+          </m:r>
         </m:oMath>
       </m:oMathPara>
-      <w:bookmarkEnd w:id="283"/>
+      <w:bookmarkEnd w:id="286"/>
     </w:p>
     <w:p>
       <w:pPr>
@@ -16907,7 +16815,7 @@
           <w:rPr>
             <w:rStyle w:val="Hyperlink"/>
           </w:rPr>
-          <w:t xml:space="preserve">H. A. Zebker et al. 2010</w:t>
+          <w:t xml:space="preserve">Zebker et al. 2010</w:t>
         </w:r>
       </w:hyperlink>
       <w:r>
@@ -16938,6 +16846,9 @@
       </w:r>
       <m:oMath>
         <m:r>
+          <m:rPr>
+            <m:sty m:val="p"/>
+          </m:rPr>
           <m:t>Δ</m:t>
         </m:r>
         <m:sSub>
@@ -16990,6 +16901,9 @@
       </w:r>
       <m:oMath>
         <m:r>
+          <m:rPr>
+            <m:sty m:val="p"/>
+          </m:rPr>
           <m:t>Δ</m:t>
         </m:r>
         <m:sSub>
@@ -17076,7 +16990,7 @@
       <w:pPr>
         <w:pStyle w:val="Textkrper"/>
       </w:pPr>
-      <w:bookmarkStart w:id="284" w:name="eq:sar-topographic-phase-removal-eq3"/>
+      <w:bookmarkStart w:id="287" w:name="eq:sar-topographic-phase-removal-eq3"/>
       <m:oMathPara>
         <m:oMathParaPr>
           <m:jc m:val="center"/>
@@ -17158,6 +17072,9 @@
             <m:t>−</m:t>
           </m:r>
           <m:r>
+            <m:rPr>
+              <m:sty m:val="p"/>
+            </m:rPr>
             <m:t>Δ</m:t>
           </m:r>
           <m:sSub>
@@ -17201,22 +17118,24 @@
           <m:r>
             <m:t>  </m:t>
           </m:r>
-          <m:d>
-            <m:dPr>
-              <m:begChr m:val="("/>
-              <m:sepChr m:val=""/>
-              <m:endChr m:val=")"/>
-              <m:grow/>
-            </m:dPr>
-            <m:e>
-              <m:r>
-                <m:t>3</m:t>
-              </m:r>
-            </m:e>
-          </m:d>
+          <m:r>
+            <m:rPr>
+              <m:sty m:val="p"/>
+            </m:rPr>
+            <m:t>(</m:t>
+          </m:r>
+          <m:r>
+            <m:t>3</m:t>
+          </m:r>
+          <m:r>
+            <m:rPr>
+              <m:sty m:val="p"/>
+            </m:rPr>
+            <m:t>)</m:t>
+          </m:r>
         </m:oMath>
       </m:oMathPara>
-      <w:bookmarkEnd w:id="284"/>
+      <w:bookmarkEnd w:id="287"/>
     </w:p>
     <w:p>
       <w:pPr>
@@ -17281,7 +17200,7 @@
           <w:rPr>
             <w:rStyle w:val="Hyperlink"/>
           </w:rPr>
-          <w:t xml:space="preserve">H. A. Zebker et al. 2010</w:t>
+          <w:t xml:space="preserve">Zebker et al. 2010</w:t>
         </w:r>
       </w:hyperlink>
       <w:r>
@@ -17344,30 +17263,32 @@
             </m:rPr>
             <m:t>=</m:t>
           </m:r>
+          <m:r>
+            <m:rPr>
+              <m:sty m:val="p"/>
+            </m:rPr>
+            <m:t>|</m:t>
+          </m:r>
+          <m:r>
+            <m:t>G</m:t>
+          </m:r>
+          <m:r>
+            <m:t>S</m:t>
+          </m:r>
+          <m:r>
+            <m:t>L</m:t>
+          </m:r>
+          <m:r>
+            <m:t>C</m:t>
+          </m:r>
           <m:sSup>
             <m:e>
-              <m:d>
-                <m:dPr>
-                  <m:begChr m:val="|"/>
-                  <m:sepChr m:val=""/>
-                  <m:endChr m:val="|"/>
-                  <m:grow/>
-                </m:dPr>
-                <m:e>
-                  <m:r>
-                    <m:t>G</m:t>
-                  </m:r>
-                  <m:r>
-                    <m:t>S</m:t>
-                  </m:r>
-                  <m:r>
-                    <m:t>L</m:t>
-                  </m:r>
-                  <m:r>
-                    <m:t>C</m:t>
-                  </m:r>
-                </m:e>
-              </m:d>
+              <m:r>
+                <m:rPr>
+                  <m:sty m:val="p"/>
+                </m:rPr>
+                <m:t>|</m:t>
+              </m:r>
             </m:e>
             <m:sup>
               <m:r>
@@ -17425,28 +17346,30 @@
             </m:rPr>
             <m:t>arg</m:t>
           </m:r>
-          <m:d>
-            <m:dPr>
-              <m:begChr m:val="("/>
-              <m:sepChr m:val=""/>
-              <m:endChr m:val=")"/>
-              <m:grow/>
-            </m:dPr>
-            <m:e>
-              <m:r>
-                <m:t>G</m:t>
-              </m:r>
-              <m:r>
-                <m:t>S</m:t>
-              </m:r>
-              <m:r>
-                <m:t>L</m:t>
-              </m:r>
-              <m:r>
-                <m:t>C</m:t>
-              </m:r>
-            </m:e>
-          </m:d>
+          <m:r>
+            <m:rPr>
+              <m:sty m:val="p"/>
+            </m:rPr>
+            <m:t>(</m:t>
+          </m:r>
+          <m:r>
+            <m:t>G</m:t>
+          </m:r>
+          <m:r>
+            <m:t>S</m:t>
+          </m:r>
+          <m:r>
+            <m:t>L</m:t>
+          </m:r>
+          <m:r>
+            <m:t>C</m:t>
+          </m:r>
+          <m:r>
+            <m:rPr>
+              <m:sty m:val="p"/>
+            </m:rPr>
+            <m:t>)</m:t>
+          </m:r>
         </m:oMath>
       </m:oMathPara>
     </w:p>
@@ -17478,7 +17401,7 @@
       <w:pPr>
         <w:pStyle w:val="Textkrper"/>
       </w:pPr>
-      <w:bookmarkStart w:id="285" w:name="eq:sar-topographic-phase-removal-eq4"/>
+      <w:bookmarkStart w:id="288" w:name="eq:sar-topographic-phase-removal-eq4"/>
       <m:oMathPara>
         <m:oMathParaPr>
           <m:jc m:val="center"/>
@@ -17560,6 +17483,9 @@
             <m:t>−</m:t>
           </m:r>
           <m:r>
+            <m:rPr>
+              <m:sty m:val="p"/>
+            </m:rPr>
             <m:t>Δ</m:t>
           </m:r>
           <m:sSub>
@@ -17713,28 +17639,30 @@
           <m:r>
             <m:t>  </m:t>
           </m:r>
-          <m:d>
-            <m:dPr>
-              <m:begChr m:val="("/>
-              <m:sepChr m:val=""/>
-              <m:endChr m:val=")"/>
-              <m:grow/>
-            </m:dPr>
-            <m:e>
-              <m:r>
-                <m:t>4</m:t>
-              </m:r>
-            </m:e>
-          </m:d>
+          <m:r>
+            <m:rPr>
+              <m:sty m:val="p"/>
+            </m:rPr>
+            <m:t>(</m:t>
+          </m:r>
+          <m:r>
+            <m:t>4</m:t>
+          </m:r>
+          <m:r>
+            <m:rPr>
+              <m:sty m:val="p"/>
+            </m:rPr>
+            <m:t>)</m:t>
+          </m:r>
         </m:oMath>
       </m:oMathPara>
-      <w:bookmarkEnd w:id="285"/>
+      <w:bookmarkEnd w:id="288"/>
     </w:p>
     <w:p>
       <w:pPr>
         <w:pStyle w:val="FirstParagraph"/>
       </w:pPr>
-      <w:bookmarkStart w:id="286" w:name="eq:sar-topographic-phase-removal-eq5"/>
+      <w:bookmarkStart w:id="289" w:name="eq:sar-topographic-phase-removal-eq5"/>
       <m:oMathPara>
         <m:oMathParaPr>
           <m:jc m:val="center"/>
@@ -17816,6 +17744,9 @@
             <m:t>−</m:t>
           </m:r>
           <m:r>
+            <m:rPr>
+              <m:sty m:val="p"/>
+            </m:rPr>
             <m:t>Δ</m:t>
           </m:r>
           <m:sSub>
@@ -17969,22 +17900,24 @@
           <m:r>
             <m:t>  </m:t>
           </m:r>
-          <m:d>
-            <m:dPr>
-              <m:begChr m:val="("/>
-              <m:sepChr m:val=""/>
-              <m:endChr m:val=")"/>
-              <m:grow/>
-            </m:dPr>
-            <m:e>
-              <m:r>
-                <m:t>5</m:t>
-              </m:r>
-            </m:e>
-          </m:d>
+          <m:r>
+            <m:rPr>
+              <m:sty m:val="p"/>
+            </m:rPr>
+            <m:t>(</m:t>
+          </m:r>
+          <m:r>
+            <m:t>5</m:t>
+          </m:r>
+          <m:r>
+            <m:rPr>
+              <m:sty m:val="p"/>
+            </m:rPr>
+            <m:t>)</m:t>
+          </m:r>
         </m:oMath>
       </m:oMathPara>
-      <w:bookmarkEnd w:id="286"/>
+      <w:bookmarkEnd w:id="289"/>
     </w:p>
     <w:p>
       <w:pPr>
@@ -17998,13 +17931,16 @@
       <w:pPr>
         <w:pStyle w:val="Textkrper"/>
       </w:pPr>
-      <w:bookmarkStart w:id="287" w:name="eq:sar-topographic-phase-removal-eq6"/>
+      <w:bookmarkStart w:id="290" w:name="eq:sar-topographic-phase-removal-eq6"/>
       <m:oMathPara>
         <m:oMathParaPr>
           <m:jc m:val="center"/>
         </m:oMathParaPr>
         <m:oMath>
           <m:r>
+            <m:rPr>
+              <m:sty m:val="p"/>
+            </m:rPr>
             <m:t>Δ</m:t>
           </m:r>
           <m:sSub>
@@ -18145,22 +18081,24 @@
           <m:r>
             <m:t>  </m:t>
           </m:r>
-          <m:d>
-            <m:dPr>
-              <m:begChr m:val="("/>
-              <m:sepChr m:val=""/>
-              <m:endChr m:val=")"/>
-              <m:grow/>
-            </m:dPr>
-            <m:e>
-              <m:r>
-                <m:t>6</m:t>
-              </m:r>
-            </m:e>
-          </m:d>
+          <m:r>
+            <m:rPr>
+              <m:sty m:val="p"/>
+            </m:rPr>
+            <m:t>(</m:t>
+          </m:r>
+          <m:r>
+            <m:t>6</m:t>
+          </m:r>
+          <m:r>
+            <m:rPr>
+              <m:sty m:val="p"/>
+            </m:rPr>
+            <m:t>)</m:t>
+          </m:r>
         </m:oMath>
       </m:oMathPara>
-      <w:bookmarkEnd w:id="287"/>
+      <w:bookmarkEnd w:id="290"/>
     </w:p>
     <w:p>
       <w:pPr>
@@ -18185,13 +18123,16 @@
       <w:pPr>
         <w:pStyle w:val="Textkrper"/>
       </w:pPr>
-      <w:bookmarkStart w:id="288" w:name="eq:sar-topographic-phase-removal-eq7"/>
+      <w:bookmarkStart w:id="291" w:name="eq:sar-topographic-phase-removal-eq7"/>
       <m:oMathPara>
         <m:oMathParaPr>
           <m:jc m:val="center"/>
         </m:oMathParaPr>
         <m:oMath>
           <m:r>
+            <m:rPr>
+              <m:sty m:val="p"/>
+            </m:rPr>
             <m:t>Δ</m:t>
           </m:r>
           <m:sSub>
@@ -18247,273 +18188,43 @@
             </m:rPr>
             <m:t>=</m:t>
           </m:r>
-          <m:d>
-            <m:dPr>
-              <m:begChr m:val="("/>
-              <m:sepChr m:val=""/>
-              <m:endChr m:val=")"/>
-              <m:grow/>
-            </m:dPr>
+          <m:r>
+            <m:rPr>
+              <m:sty m:val="p"/>
+            </m:rPr>
+            <m:t>(</m:t>
+          </m:r>
+          <m:sSub>
             <m:e>
-              <m:sSub>
-                <m:e>
-                  <m:r>
-                    <m:t>φ</m:t>
-                  </m:r>
-                </m:e>
-                <m:sub>
-                  <m:r>
-                    <m:rPr>
-                      <m:nor/>
-                      <m:sty m:val="p"/>
-                    </m:rPr>
-                    <m:t>SLC</m:t>
-                  </m:r>
-                  <m:r>
-                    <m:rPr>
-                      <m:sty m:val="p"/>
-                    </m:rPr>
-                    <m:t>_</m:t>
-                  </m:r>
-                  <m:r>
-                    <m:t>1</m:t>
-                  </m:r>
-                </m:sub>
-              </m:sSub>
+              <m:r>
+                <m:t>φ</m:t>
+              </m:r>
+            </m:e>
+            <m:sub>
+              <m:r>
+                <m:rPr>
+                  <m:nor/>
+                  <m:sty m:val="p"/>
+                </m:rPr>
+                <m:t>SLC</m:t>
+              </m:r>
               <m:r>
                 <m:rPr>
                   <m:sty m:val="p"/>
                 </m:rPr>
-                <m:t>−</m:t>
-              </m:r>
-              <m:sSub>
-                <m:e>
-                  <m:r>
-                    <m:t>φ</m:t>
-                  </m:r>
-                </m:e>
-                <m:sub>
-                  <m:r>
-                    <m:rPr>
-                      <m:nor/>
-                      <m:sty m:val="p"/>
-                    </m:rPr>
-                    <m:t>DEM</m:t>
-                  </m:r>
-                  <m:r>
-                    <m:rPr>
-                      <m:sty m:val="p"/>
-                    </m:rPr>
-                    <m:t>_</m:t>
-                  </m:r>
-                  <m:r>
-                    <m:rPr>
-                      <m:nor/>
-                      <m:sty m:val="p"/>
-                    </m:rPr>
-                    <m:t>OrbRef</m:t>
-                  </m:r>
-                </m:sub>
-              </m:sSub>
-              <m:r>
-                <m:rPr>
-                  <m:sty m:val="p"/>
-                </m:rPr>
-                <m:t>−</m:t>
-              </m:r>
-              <m:sSub>
-                <m:e>
-                  <m:r>
-                    <m:t>φ</m:t>
-                  </m:r>
-                </m:e>
-                <m:sub>
-                  <m:r>
-                    <m:rPr>
-                      <m:nor/>
-                      <m:sty m:val="p"/>
-                    </m:rPr>
-                    <m:t>DEM</m:t>
-                  </m:r>
-                  <m:r>
-                    <m:rPr>
-                      <m:sty m:val="p"/>
-                    </m:rPr>
-                    <m:t>_</m:t>
-                  </m:r>
-                  <m:r>
-                    <m:rPr>
-                      <m:nor/>
-                      <m:sty m:val="p"/>
-                    </m:rPr>
-                    <m:t>SLC</m:t>
-                  </m:r>
-                  <m:r>
-                    <m:rPr>
-                      <m:sty m:val="p"/>
-                    </m:rPr>
-                    <m:t>_</m:t>
-                  </m:r>
-                  <m:r>
-                    <m:t>1</m:t>
-                  </m:r>
-                </m:sub>
-              </m:sSub>
-            </m:e>
-          </m:d>
+                <m:t>_</m:t>
+              </m:r>
+              <m:r>
+                <m:t>1</m:t>
+              </m:r>
+            </m:sub>
+          </m:sSub>
           <m:r>
             <m:rPr>
               <m:sty m:val="p"/>
             </m:rPr>
             <m:t>−</m:t>
           </m:r>
-          <m:d>
-            <m:dPr>
-              <m:begChr m:val="("/>
-              <m:sepChr m:val=""/>
-              <m:endChr m:val=")"/>
-              <m:grow/>
-            </m:dPr>
-            <m:e>
-              <m:sSub>
-                <m:e>
-                  <m:r>
-                    <m:t>φ</m:t>
-                  </m:r>
-                </m:e>
-                <m:sub>
-                  <m:r>
-                    <m:rPr>
-                      <m:nor/>
-                      <m:sty m:val="p"/>
-                    </m:rPr>
-                    <m:t>SLC</m:t>
-                  </m:r>
-                  <m:r>
-                    <m:rPr>
-                      <m:sty m:val="p"/>
-                    </m:rPr>
-                    <m:t>_</m:t>
-                  </m:r>
-                  <m:r>
-                    <m:t>2</m:t>
-                  </m:r>
-                </m:sub>
-              </m:sSub>
-              <m:r>
-                <m:rPr>
-                  <m:sty m:val="p"/>
-                </m:rPr>
-                <m:t>−</m:t>
-              </m:r>
-              <m:sSub>
-                <m:e>
-                  <m:r>
-                    <m:t>φ</m:t>
-                  </m:r>
-                </m:e>
-                <m:sub>
-                  <m:r>
-                    <m:rPr>
-                      <m:nor/>
-                      <m:sty m:val="p"/>
-                    </m:rPr>
-                    <m:t>DEM</m:t>
-                  </m:r>
-                  <m:r>
-                    <m:rPr>
-                      <m:sty m:val="p"/>
-                    </m:rPr>
-                    <m:t>_</m:t>
-                  </m:r>
-                  <m:r>
-                    <m:rPr>
-                      <m:nor/>
-                      <m:sty m:val="p"/>
-                    </m:rPr>
-                    <m:t>OrbRef</m:t>
-                  </m:r>
-                </m:sub>
-              </m:sSub>
-              <m:r>
-                <m:rPr>
-                  <m:sty m:val="p"/>
-                </m:rPr>
-                <m:t>−</m:t>
-              </m:r>
-              <m:sSub>
-                <m:e>
-                  <m:r>
-                    <m:t>φ</m:t>
-                  </m:r>
-                </m:e>
-                <m:sub>
-                  <m:r>
-                    <m:rPr>
-                      <m:nor/>
-                      <m:sty m:val="p"/>
-                    </m:rPr>
-                    <m:t>DEM</m:t>
-                  </m:r>
-                  <m:r>
-                    <m:rPr>
-                      <m:sty m:val="p"/>
-                    </m:rPr>
-                    <m:t>_</m:t>
-                  </m:r>
-                  <m:r>
-                    <m:rPr>
-                      <m:nor/>
-                      <m:sty m:val="p"/>
-                    </m:rPr>
-                    <m:t>SLC</m:t>
-                  </m:r>
-                  <m:r>
-                    <m:rPr>
-                      <m:sty m:val="p"/>
-                    </m:rPr>
-                    <m:t>_</m:t>
-                  </m:r>
-                  <m:r>
-                    <m:t>2</m:t>
-                  </m:r>
-                </m:sub>
-              </m:sSub>
-            </m:e>
-          </m:d>
-          <m:r>
-            <m:t>  </m:t>
-          </m:r>
-          <m:d>
-            <m:dPr>
-              <m:begChr m:val="("/>
-              <m:sepChr m:val=""/>
-              <m:endChr m:val=")"/>
-              <m:grow/>
-            </m:dPr>
-            <m:e>
-              <m:r>
-                <m:t>7</m:t>
-              </m:r>
-            </m:e>
-          </m:d>
-        </m:oMath>
-      </m:oMathPara>
-      <w:bookmarkEnd w:id="288"/>
-    </w:p>
-    <w:p>
-      <w:pPr>
-        <w:pStyle w:val="FirstParagraph"/>
-      </w:pPr>
-      <w:bookmarkStart w:id="289" w:name="eq:sar-topographic-phase-removal-eq8"/>
-      <m:oMathPara>
-        <m:oMathParaPr>
-          <m:jc m:val="center"/>
-        </m:oMathParaPr>
-        <m:oMath>
-          <m:r>
-            <m:t>Δ</m:t>
-          </m:r>
           <m:sSub>
             <m:e>
               <m:r>
@@ -18526,7 +18237,7 @@
                   <m:nor/>
                   <m:sty m:val="p"/>
                 </m:rPr>
-                <m:t>CARD</m:t>
+                <m:t>DEM</m:t>
               </m:r>
               <m:r>
                 <m:rPr>
@@ -18535,29 +18246,11 @@
                 <m:t>_</m:t>
               </m:r>
               <m:r>
-                <m:t>1</m:t>
-              </m:r>
-              <m:r>
-                <m:rPr>
-                  <m:sty m:val="p"/>
-                </m:rPr>
-                <m:t>−</m:t>
-              </m:r>
-              <m:r>
                 <m:rPr>
                   <m:nor/>
                   <m:sty m:val="p"/>
                 </m:rPr>
-                <m:t>CARD</m:t>
-              </m:r>
-              <m:r>
-                <m:rPr>
-                  <m:sty m:val="p"/>
-                </m:rPr>
-                <m:t>_</m:t>
-              </m:r>
-              <m:r>
-                <m:t>2</m:t>
+                <m:t>OrbRef</m:t>
               </m:r>
             </m:sub>
           </m:sSub>
@@ -18565,128 +18258,124 @@
             <m:rPr>
               <m:sty m:val="p"/>
             </m:rPr>
-            <m:t>=</m:t>
+            <m:t>−</m:t>
           </m:r>
-          <m:d>
-            <m:dPr>
-              <m:begChr m:val="("/>
-              <m:sepChr m:val=""/>
-              <m:endChr m:val=")"/>
-              <m:grow/>
-            </m:dPr>
+          <m:sSub>
             <m:e>
-              <m:sSub>
-                <m:e>
-                  <m:r>
-                    <m:t>φ</m:t>
-                  </m:r>
-                </m:e>
-                <m:sub>
-                  <m:r>
-                    <m:rPr>
-                      <m:nor/>
-                      <m:sty m:val="p"/>
-                    </m:rPr>
-                    <m:t>SLC</m:t>
-                  </m:r>
-                  <m:r>
-                    <m:rPr>
-                      <m:sty m:val="p"/>
-                    </m:rPr>
-                    <m:t>_</m:t>
-                  </m:r>
-                  <m:r>
-                    <m:t>1</m:t>
-                  </m:r>
-                </m:sub>
-              </m:sSub>
+              <m:r>
+                <m:t>φ</m:t>
+              </m:r>
+            </m:e>
+            <m:sub>
+              <m:r>
+                <m:rPr>
+                  <m:nor/>
+                  <m:sty m:val="p"/>
+                </m:rPr>
+                <m:t>DEM</m:t>
+              </m:r>
               <m:r>
                 <m:rPr>
                   <m:sty m:val="p"/>
                 </m:rPr>
-                <m:t>−</m:t>
-              </m:r>
-              <m:sSub>
-                <m:e>
-                  <m:r>
-                    <m:t>φ</m:t>
-                  </m:r>
-                </m:e>
-                <m:sub>
-                  <m:r>
-                    <m:rPr>
-                      <m:nor/>
-                      <m:sty m:val="p"/>
-                    </m:rPr>
-                    <m:t>SLC</m:t>
-                  </m:r>
-                  <m:r>
-                    <m:rPr>
-                      <m:sty m:val="p"/>
-                    </m:rPr>
-                    <m:t>_</m:t>
-                  </m:r>
-                  <m:r>
-                    <m:t>2</m:t>
-                  </m:r>
-                </m:sub>
-              </m:sSub>
-            </m:e>
-          </m:d>
+                <m:t>_</m:t>
+              </m:r>
+              <m:r>
+                <m:rPr>
+                  <m:nor/>
+                  <m:sty m:val="p"/>
+                </m:rPr>
+                <m:t>SLC</m:t>
+              </m:r>
+              <m:r>
+                <m:rPr>
+                  <m:sty m:val="p"/>
+                </m:rPr>
+                <m:t>_</m:t>
+              </m:r>
+              <m:r>
+                <m:t>1</m:t>
+              </m:r>
+            </m:sub>
+          </m:sSub>
+          <m:r>
+            <m:rPr>
+              <m:sty m:val="p"/>
+            </m:rPr>
+            <m:t>)</m:t>
+          </m:r>
           <m:r>
             <m:rPr>
               <m:sty m:val="p"/>
             </m:rPr>
             <m:t>−</m:t>
           </m:r>
-          <m:d>
-            <m:dPr>
-              <m:begChr m:val="("/>
-              <m:sepChr m:val=""/>
-              <m:endChr m:val=")"/>
-              <m:grow/>
-            </m:dPr>
+          <m:r>
+            <m:rPr>
+              <m:sty m:val="p"/>
+            </m:rPr>
+            <m:t>(</m:t>
+          </m:r>
+          <m:sSub>
             <m:e>
-              <m:sSub>
-                <m:e>
-                  <m:r>
-                    <m:t>φ</m:t>
-                  </m:r>
-                </m:e>
-                <m:sub>
-                  <m:r>
-                    <m:rPr>
-                      <m:nor/>
-                      <m:sty m:val="p"/>
-                    </m:rPr>
-                    <m:t>DEM</m:t>
-                  </m:r>
-                  <m:r>
-                    <m:rPr>
-                      <m:sty m:val="p"/>
-                    </m:rPr>
-                    <m:t>_</m:t>
-                  </m:r>
-                  <m:r>
-                    <m:rPr>
-                      <m:nor/>
-                      <m:sty m:val="p"/>
-                    </m:rPr>
-                    <m:t>SLC</m:t>
-                  </m:r>
-                  <m:r>
-                    <m:rPr>
-                      <m:sty m:val="p"/>
-                    </m:rPr>
-                    <m:t>_</m:t>
-                  </m:r>
-                  <m:r>
-                    <m:t>1</m:t>
-                  </m:r>
-                </m:sub>
-              </m:sSub>
+              <m:r>
+                <m:t>φ</m:t>
+              </m:r>
             </m:e>
-          </m:d>
+            <m:sub>
+              <m:r>
+                <m:rPr>
+                  <m:nor/>
+                  <m:sty m:val="p"/>
+                </m:rPr>
+                <m:t>SLC</m:t>
+              </m:r>
+              <m:r>
+                <m:rPr>
+                  <m:sty m:val="p"/>
+                </m:rPr>
+                <m:t>_</m:t>
+              </m:r>
+              <m:r>
+                <m:t>2</m:t>
+              </m:r>
+            </m:sub>
+          </m:sSub>
+          <m:r>
+            <m:rPr>
+              <m:sty m:val="p"/>
+            </m:rPr>
+            <m:t>−</m:t>
+          </m:r>
+          <m:sSub>
+            <m:e>
+              <m:r>
+                <m:t>φ</m:t>
+              </m:r>
+            </m:e>
+            <m:sub>
+              <m:r>
+                <m:rPr>
+                  <m:nor/>
+                  <m:sty m:val="p"/>
+                </m:rPr>
+                <m:t>DEM</m:t>
+              </m:r>
+              <m:r>
+                <m:rPr>
+                  <m:sty m:val="p"/>
+                </m:rPr>
+                <m:t>_</m:t>
+              </m:r>
+              <m:r>
+                <m:rPr>
+                  <m:nor/>
+                  <m:sty m:val="p"/>
+                </m:rPr>
+                <m:t>OrbRef</m:t>
+              </m:r>
+            </m:sub>
+          </m:sSub>
           <m:r>
             <m:rPr>
               <m:sty m:val="p"/>
@@ -18740,34 +18429,39 @@
           <m:r>
             <m:t>  </m:t>
           </m:r>
-          <m:d>
-            <m:dPr>
-              <m:begChr m:val="("/>
-              <m:sepChr m:val=""/>
-              <m:endChr m:val=")"/>
-              <m:grow/>
-            </m:dPr>
-            <m:e>
-              <m:r>
-                <m:t>8</m:t>
-              </m:r>
-            </m:e>
-          </m:d>
+          <m:r>
+            <m:rPr>
+              <m:sty m:val="p"/>
+            </m:rPr>
+            <m:t>(</m:t>
+          </m:r>
+          <m:r>
+            <m:t>7</m:t>
+          </m:r>
+          <m:r>
+            <m:rPr>
+              <m:sty m:val="p"/>
+            </m:rPr>
+            <m:t>)</m:t>
+          </m:r>
         </m:oMath>
       </m:oMathPara>
-      <w:bookmarkEnd w:id="289"/>
+      <w:bookmarkEnd w:id="291"/>
     </w:p>
     <w:p>
       <w:pPr>
         <w:pStyle w:val="FirstParagraph"/>
       </w:pPr>
-      <w:bookmarkStart w:id="290" w:name="eq:sar-topographic-phase-removal-eq9"/>
+      <w:bookmarkStart w:id="292" w:name="eq:sar-topographic-phase-removal-eq8"/>
       <m:oMathPara>
         <m:oMathParaPr>
           <m:jc m:val="center"/>
         </m:oMathParaPr>
         <m:oMath>
           <m:r>
+            <m:rPr>
+              <m:sty m:val="p"/>
+            </m:rPr>
             <m:t>Δ</m:t>
           </m:r>
           <m:sSub>
@@ -18824,6 +18518,274 @@
             <m:t>=</m:t>
           </m:r>
           <m:r>
+            <m:rPr>
+              <m:sty m:val="p"/>
+            </m:rPr>
+            <m:t>(</m:t>
+          </m:r>
+          <m:sSub>
+            <m:e>
+              <m:r>
+                <m:t>φ</m:t>
+              </m:r>
+            </m:e>
+            <m:sub>
+              <m:r>
+                <m:rPr>
+                  <m:nor/>
+                  <m:sty m:val="p"/>
+                </m:rPr>
+                <m:t>SLC</m:t>
+              </m:r>
+              <m:r>
+                <m:rPr>
+                  <m:sty m:val="p"/>
+                </m:rPr>
+                <m:t>_</m:t>
+              </m:r>
+              <m:r>
+                <m:t>1</m:t>
+              </m:r>
+            </m:sub>
+          </m:sSub>
+          <m:r>
+            <m:rPr>
+              <m:sty m:val="p"/>
+            </m:rPr>
+            <m:t>−</m:t>
+          </m:r>
+          <m:sSub>
+            <m:e>
+              <m:r>
+                <m:t>φ</m:t>
+              </m:r>
+            </m:e>
+            <m:sub>
+              <m:r>
+                <m:rPr>
+                  <m:nor/>
+                  <m:sty m:val="p"/>
+                </m:rPr>
+                <m:t>SLC</m:t>
+              </m:r>
+              <m:r>
+                <m:rPr>
+                  <m:sty m:val="p"/>
+                </m:rPr>
+                <m:t>_</m:t>
+              </m:r>
+              <m:r>
+                <m:t>2</m:t>
+              </m:r>
+            </m:sub>
+          </m:sSub>
+          <m:r>
+            <m:rPr>
+              <m:sty m:val="p"/>
+            </m:rPr>
+            <m:t>)</m:t>
+          </m:r>
+          <m:r>
+            <m:rPr>
+              <m:sty m:val="p"/>
+            </m:rPr>
+            <m:t>−</m:t>
+          </m:r>
+          <m:r>
+            <m:rPr>
+              <m:sty m:val="p"/>
+            </m:rPr>
+            <m:t>(</m:t>
+          </m:r>
+          <m:sSub>
+            <m:e>
+              <m:r>
+                <m:t>φ</m:t>
+              </m:r>
+            </m:e>
+            <m:sub>
+              <m:r>
+                <m:rPr>
+                  <m:nor/>
+                  <m:sty m:val="p"/>
+                </m:rPr>
+                <m:t>DEM</m:t>
+              </m:r>
+              <m:r>
+                <m:rPr>
+                  <m:sty m:val="p"/>
+                </m:rPr>
+                <m:t>_</m:t>
+              </m:r>
+              <m:r>
+                <m:rPr>
+                  <m:nor/>
+                  <m:sty m:val="p"/>
+                </m:rPr>
+                <m:t>SLC</m:t>
+              </m:r>
+              <m:r>
+                <m:rPr>
+                  <m:sty m:val="p"/>
+                </m:rPr>
+                <m:t>_</m:t>
+              </m:r>
+              <m:r>
+                <m:t>1</m:t>
+              </m:r>
+            </m:sub>
+          </m:sSub>
+          <m:r>
+            <m:rPr>
+              <m:sty m:val="p"/>
+            </m:rPr>
+            <m:t>)</m:t>
+          </m:r>
+          <m:r>
+            <m:rPr>
+              <m:sty m:val="p"/>
+            </m:rPr>
+            <m:t>−</m:t>
+          </m:r>
+          <m:sSub>
+            <m:e>
+              <m:r>
+                <m:t>φ</m:t>
+              </m:r>
+            </m:e>
+            <m:sub>
+              <m:r>
+                <m:rPr>
+                  <m:nor/>
+                  <m:sty m:val="p"/>
+                </m:rPr>
+                <m:t>DEM</m:t>
+              </m:r>
+              <m:r>
+                <m:rPr>
+                  <m:sty m:val="p"/>
+                </m:rPr>
+                <m:t>_</m:t>
+              </m:r>
+              <m:r>
+                <m:rPr>
+                  <m:nor/>
+                  <m:sty m:val="p"/>
+                </m:rPr>
+                <m:t>SLC</m:t>
+              </m:r>
+              <m:r>
+                <m:rPr>
+                  <m:sty m:val="p"/>
+                </m:rPr>
+                <m:t>_</m:t>
+              </m:r>
+              <m:r>
+                <m:t>2</m:t>
+              </m:r>
+            </m:sub>
+          </m:sSub>
+          <m:r>
+            <m:rPr>
+              <m:sty m:val="p"/>
+            </m:rPr>
+            <m:t>)</m:t>
+          </m:r>
+          <m:r>
+            <m:t>  </m:t>
+          </m:r>
+          <m:r>
+            <m:rPr>
+              <m:sty m:val="p"/>
+            </m:rPr>
+            <m:t>(</m:t>
+          </m:r>
+          <m:r>
+            <m:t>8</m:t>
+          </m:r>
+          <m:r>
+            <m:rPr>
+              <m:sty m:val="p"/>
+            </m:rPr>
+            <m:t>)</m:t>
+          </m:r>
+        </m:oMath>
+      </m:oMathPara>
+      <w:bookmarkEnd w:id="292"/>
+    </w:p>
+    <w:p>
+      <w:pPr>
+        <w:pStyle w:val="FirstParagraph"/>
+      </w:pPr>
+      <w:bookmarkStart w:id="293" w:name="eq:sar-topographic-phase-removal-eq9"/>
+      <m:oMathPara>
+        <m:oMathParaPr>
+          <m:jc m:val="center"/>
+        </m:oMathParaPr>
+        <m:oMath>
+          <m:r>
+            <m:rPr>
+              <m:sty m:val="p"/>
+            </m:rPr>
+            <m:t>Δ</m:t>
+          </m:r>
+          <m:sSub>
+            <m:e>
+              <m:r>
+                <m:t>φ</m:t>
+              </m:r>
+            </m:e>
+            <m:sub>
+              <m:r>
+                <m:rPr>
+                  <m:nor/>
+                  <m:sty m:val="p"/>
+                </m:rPr>
+                <m:t>CARD</m:t>
+              </m:r>
+              <m:r>
+                <m:rPr>
+                  <m:sty m:val="p"/>
+                </m:rPr>
+                <m:t>_</m:t>
+              </m:r>
+              <m:r>
+                <m:t>1</m:t>
+              </m:r>
+              <m:r>
+                <m:rPr>
+                  <m:sty m:val="p"/>
+                </m:rPr>
+                <m:t>−</m:t>
+              </m:r>
+              <m:r>
+                <m:rPr>
+                  <m:nor/>
+                  <m:sty m:val="p"/>
+                </m:rPr>
+                <m:t>CARD</m:t>
+              </m:r>
+              <m:r>
+                <m:rPr>
+                  <m:sty m:val="p"/>
+                </m:rPr>
+                <m:t>_</m:t>
+              </m:r>
+              <m:r>
+                <m:t>2</m:t>
+              </m:r>
+            </m:sub>
+          </m:sSub>
+          <m:r>
+            <m:rPr>
+              <m:sty m:val="p"/>
+            </m:rPr>
+            <m:t>=</m:t>
+          </m:r>
+          <m:r>
+            <m:rPr>
+              <m:sty m:val="p"/>
+            </m:rPr>
             <m:t>Δ</m:t>
           </m:r>
           <m:sSub>
@@ -18880,6 +18842,9 @@
             <m:t>−</m:t>
           </m:r>
           <m:r>
+            <m:rPr>
+              <m:sty m:val="p"/>
+            </m:rPr>
             <m:t>Δ</m:t>
           </m:r>
           <m:sSub>
@@ -18919,22 +18884,24 @@
           <m:r>
             <m:t>  </m:t>
           </m:r>
-          <m:d>
-            <m:dPr>
-              <m:begChr m:val="("/>
-              <m:sepChr m:val=""/>
-              <m:endChr m:val=")"/>
-              <m:grow/>
-            </m:dPr>
-            <m:e>
-              <m:r>
-                <m:t>9</m:t>
-              </m:r>
-            </m:e>
-          </m:d>
+          <m:r>
+            <m:rPr>
+              <m:sty m:val="p"/>
+            </m:rPr>
+            <m:t>(</m:t>
+          </m:r>
+          <m:r>
+            <m:t>9</m:t>
+          </m:r>
+          <m:r>
+            <m:rPr>
+              <m:sty m:val="p"/>
+            </m:rPr>
+            <m:t>)</m:t>
+          </m:r>
         </m:oMath>
       </m:oMathPara>
-      <w:bookmarkEnd w:id="290"/>
+      <w:bookmarkEnd w:id="293"/>
     </w:p>
     <w:p>
       <w:pPr>
@@ -18948,6 +18915,9 @@
       </w:r>
       <m:oMath>
         <m:r>
+          <m:rPr>
+            <m:sty m:val="p"/>
+          </m:rPr>
           <m:t>Δ</m:t>
         </m:r>
         <m:sSub>
@@ -19020,283 +18990,16 @@
       <w:pPr>
         <w:pStyle w:val="Textkrper"/>
       </w:pPr>
-      <w:bookmarkStart w:id="291" w:name="eq:sar-topographic-phase-removal-eq10"/>
+      <w:bookmarkStart w:id="294" w:name="eq:sar-topographic-phase-removal-eq10"/>
       <m:oMathPara>
         <m:oMathParaPr>
           <m:jc m:val="center"/>
         </m:oMathParaPr>
         <m:oMath>
           <m:r>
-            <m:t>Δ</m:t>
-          </m:r>
-          <m:sSub>
-            <m:e>
-              <m:r>
-                <m:t>φ</m:t>
-              </m:r>
-            </m:e>
-            <m:sub>
-              <m:r>
-                <m:rPr>
-                  <m:nor/>
-                  <m:sty m:val="p"/>
-                </m:rPr>
-                <m:t>CARD</m:t>
-              </m:r>
-              <m:r>
-                <m:rPr>
-                  <m:sty m:val="p"/>
-                </m:rPr>
-                <m:t>_</m:t>
-              </m:r>
-              <m:r>
-                <m:t>1</m:t>
-              </m:r>
-              <m:r>
-                <m:rPr>
-                  <m:sty m:val="p"/>
-                </m:rPr>
-                <m:t>−</m:t>
-              </m:r>
-              <m:r>
-                <m:rPr>
-                  <m:nor/>
-                  <m:sty m:val="p"/>
-                </m:rPr>
-                <m:t>CARD</m:t>
-              </m:r>
-              <m:r>
-                <m:rPr>
-                  <m:sty m:val="p"/>
-                </m:rPr>
-                <m:t>_</m:t>
-              </m:r>
-              <m:r>
-                <m:t>2</m:t>
-              </m:r>
-            </m:sub>
-          </m:sSub>
-          <m:r>
             <m:rPr>
               <m:sty m:val="p"/>
             </m:rPr>
-            <m:t>=</m:t>
-          </m:r>
-          <m:d>
-            <m:dPr>
-              <m:begChr m:val="("/>
-              <m:sepChr m:val=""/>
-              <m:endChr m:val=")"/>
-              <m:grow/>
-            </m:dPr>
-            <m:e>
-              <m:r>
-                <m:t>Δ</m:t>
-              </m:r>
-              <m:sSub>
-                <m:e>
-                  <m:r>
-                    <m:t>φ</m:t>
-                  </m:r>
-                </m:e>
-                <m:sub>
-                  <m:r>
-                    <m:rPr>
-                      <m:nor/>
-                      <m:sty m:val="p"/>
-                    </m:rPr>
-                    <m:t>Topo</m:t>
-                  </m:r>
-                  <m:r>
-                    <m:rPr>
-                      <m:sty m:val="p"/>
-                    </m:rPr>
-                    <m:t>_</m:t>
-                  </m:r>
-                  <m:r>
-                    <m:t>1</m:t>
-                  </m:r>
-                  <m:r>
-                    <m:rPr>
-                      <m:sty m:val="p"/>
-                    </m:rPr>
-                    <m:t>−</m:t>
-                  </m:r>
-                  <m:r>
-                    <m:t>2</m:t>
-                  </m:r>
-                </m:sub>
-              </m:sSub>
-              <m:r>
-                <m:rPr>
-                  <m:sty m:val="p"/>
-                </m:rPr>
-                <m:t>+</m:t>
-              </m:r>
-              <m:r>
-                <m:t>Δ</m:t>
-              </m:r>
-              <m:sSub>
-                <m:e>
-                  <m:r>
-                    <m:t>φ</m:t>
-                  </m:r>
-                </m:e>
-                <m:sub>
-                  <m:r>
-                    <m:rPr>
-                      <m:nor/>
-                      <m:sty m:val="p"/>
-                    </m:rPr>
-                    <m:t>Disp</m:t>
-                  </m:r>
-                  <m:r>
-                    <m:rPr>
-                      <m:sty m:val="p"/>
-                    </m:rPr>
-                    <m:t>_</m:t>
-                  </m:r>
-                  <m:r>
-                    <m:t>1</m:t>
-                  </m:r>
-                  <m:r>
-                    <m:rPr>
-                      <m:sty m:val="p"/>
-                    </m:rPr>
-                    <m:t>−</m:t>
-                  </m:r>
-                  <m:r>
-                    <m:t>2</m:t>
-                  </m:r>
-                </m:sub>
-              </m:sSub>
-              <m:r>
-                <m:rPr>
-                  <m:sty m:val="p"/>
-                </m:rPr>
-                <m:t>+</m:t>
-              </m:r>
-              <m:r>
-                <m:t>Δ</m:t>
-              </m:r>
-              <m:sSub>
-                <m:e>
-                  <m:r>
-                    <m:t>φ</m:t>
-                  </m:r>
-                </m:e>
-                <m:sub>
-                  <m:r>
-                    <m:rPr>
-                      <m:nor/>
-                      <m:sty m:val="p"/>
-                    </m:rPr>
-                    <m:t>Noise</m:t>
-                  </m:r>
-                  <m:r>
-                    <m:rPr>
-                      <m:sty m:val="p"/>
-                    </m:rPr>
-                    <m:t>_</m:t>
-                  </m:r>
-                  <m:r>
-                    <m:t>1</m:t>
-                  </m:r>
-                  <m:r>
-                    <m:rPr>
-                      <m:sty m:val="p"/>
-                    </m:rPr>
-                    <m:t>−</m:t>
-                  </m:r>
-                  <m:r>
-                    <m:t>2</m:t>
-                  </m:r>
-                </m:sub>
-              </m:sSub>
-            </m:e>
-          </m:d>
-          <m:r>
-            <m:rPr>
-              <m:sty m:val="p"/>
-            </m:rPr>
-            <m:t>−</m:t>
-          </m:r>
-          <m:r>
-            <m:t>Δ</m:t>
-          </m:r>
-          <m:sSub>
-            <m:e>
-              <m:r>
-                <m:t>φ</m:t>
-              </m:r>
-            </m:e>
-            <m:sub>
-              <m:r>
-                <m:rPr>
-                  <m:nor/>
-                  <m:sty m:val="p"/>
-                </m:rPr>
-                <m:t>Topo</m:t>
-              </m:r>
-              <m:r>
-                <m:rPr>
-                  <m:sty m:val="p"/>
-                </m:rPr>
-                <m:t>_</m:t>
-              </m:r>
-              <m:r>
-                <m:t>1</m:t>
-              </m:r>
-              <m:r>
-                <m:rPr>
-                  <m:sty m:val="p"/>
-                </m:rPr>
-                <m:t>−</m:t>
-              </m:r>
-              <m:r>
-                <m:t>2</m:t>
-              </m:r>
-            </m:sub>
-          </m:sSub>
-          <m:r>
-            <m:t>  </m:t>
-          </m:r>
-          <m:d>
-            <m:dPr>
-              <m:begChr m:val="("/>
-              <m:sepChr m:val=""/>
-              <m:endChr m:val=")"/>
-              <m:grow/>
-            </m:dPr>
-            <m:e>
-              <m:r>
-                <m:t>10</m:t>
-              </m:r>
-            </m:e>
-          </m:d>
-        </m:oMath>
-      </m:oMathPara>
-      <w:bookmarkEnd w:id="291"/>
-    </w:p>
-    <w:p>
-      <w:pPr>
-        <w:pStyle w:val="FirstParagraph"/>
-      </w:pPr>
-      <w:r>
-        <w:t xml:space="preserve">Consequently, the differential phase of two CEOS-ARD products doesn’t contain a topographic phase and is already unwrapped (at least over stable areas). It is only function of the surface displacement and of the noise term. Depending on the reference DEM and the satellite orbital state vector accuracies, some residual topographic phase could be present. Atmospheric (item 2.15) and ionospheric (item 2.16) phase corrections could be performed during the production of CEOS-ARD products, which reduces the differential phase noise in an InSAR analysis.</w:t>
-      </w:r>
-    </w:p>
-    <w:p>
-      <w:pPr>
-        <w:pStyle w:val="Textkrper"/>
-      </w:pPr>
-      <w:bookmarkStart w:id="292" w:name="eq:sar-topographic-phase-removal-eq11"/>
-      <m:oMathPara>
-        <m:oMathParaPr>
-          <m:jc m:val="center"/>
-        </m:oMathParaPr>
-        <m:oMath>
-          <m:r>
             <m:t>Δ</m:t>
           </m:r>
           <m:sSub>
@@ -19353,6 +19056,15 @@
             <m:t>=</m:t>
           </m:r>
           <m:r>
+            <m:rPr>
+              <m:sty m:val="p"/>
+            </m:rPr>
+            <m:t>(</m:t>
+          </m:r>
+          <m:r>
+            <m:rPr>
+              <m:sty m:val="p"/>
+            </m:rPr>
             <m:t>Δ</m:t>
           </m:r>
           <m:sSub>
@@ -19367,7 +19079,7 @@
                   <m:nor/>
                   <m:sty m:val="p"/>
                 </m:rPr>
-                <m:t>Disp</m:t>
+                <m:t>Topo</m:t>
               </m:r>
               <m:r>
                 <m:rPr>
@@ -19396,6 +19108,292 @@
             <m:t>+</m:t>
           </m:r>
           <m:r>
+            <m:rPr>
+              <m:sty m:val="p"/>
+            </m:rPr>
+            <m:t>Δ</m:t>
+          </m:r>
+          <m:sSub>
+            <m:e>
+              <m:r>
+                <m:t>φ</m:t>
+              </m:r>
+            </m:e>
+            <m:sub>
+              <m:r>
+                <m:rPr>
+                  <m:nor/>
+                  <m:sty m:val="p"/>
+                </m:rPr>
+                <m:t>Disp</m:t>
+              </m:r>
+              <m:r>
+                <m:rPr>
+                  <m:sty m:val="p"/>
+                </m:rPr>
+                <m:t>_</m:t>
+              </m:r>
+              <m:r>
+                <m:t>1</m:t>
+              </m:r>
+              <m:r>
+                <m:rPr>
+                  <m:sty m:val="p"/>
+                </m:rPr>
+                <m:t>−</m:t>
+              </m:r>
+              <m:r>
+                <m:t>2</m:t>
+              </m:r>
+            </m:sub>
+          </m:sSub>
+          <m:r>
+            <m:rPr>
+              <m:sty m:val="p"/>
+            </m:rPr>
+            <m:t>+</m:t>
+          </m:r>
+          <m:r>
+            <m:rPr>
+              <m:sty m:val="p"/>
+            </m:rPr>
+            <m:t>Δ</m:t>
+          </m:r>
+          <m:sSub>
+            <m:e>
+              <m:r>
+                <m:t>φ</m:t>
+              </m:r>
+            </m:e>
+            <m:sub>
+              <m:r>
+                <m:rPr>
+                  <m:nor/>
+                  <m:sty m:val="p"/>
+                </m:rPr>
+                <m:t>Noise</m:t>
+              </m:r>
+              <m:r>
+                <m:rPr>
+                  <m:sty m:val="p"/>
+                </m:rPr>
+                <m:t>_</m:t>
+              </m:r>
+              <m:r>
+                <m:t>1</m:t>
+              </m:r>
+              <m:r>
+                <m:rPr>
+                  <m:sty m:val="p"/>
+                </m:rPr>
+                <m:t>−</m:t>
+              </m:r>
+              <m:r>
+                <m:t>2</m:t>
+              </m:r>
+            </m:sub>
+          </m:sSub>
+          <m:r>
+            <m:rPr>
+              <m:sty m:val="p"/>
+            </m:rPr>
+            <m:t>)</m:t>
+          </m:r>
+          <m:r>
+            <m:rPr>
+              <m:sty m:val="p"/>
+            </m:rPr>
+            <m:t>−</m:t>
+          </m:r>
+          <m:r>
+            <m:rPr>
+              <m:sty m:val="p"/>
+            </m:rPr>
+            <m:t>Δ</m:t>
+          </m:r>
+          <m:sSub>
+            <m:e>
+              <m:r>
+                <m:t>φ</m:t>
+              </m:r>
+            </m:e>
+            <m:sub>
+              <m:r>
+                <m:rPr>
+                  <m:nor/>
+                  <m:sty m:val="p"/>
+                </m:rPr>
+                <m:t>Topo</m:t>
+              </m:r>
+              <m:r>
+                <m:rPr>
+                  <m:sty m:val="p"/>
+                </m:rPr>
+                <m:t>_</m:t>
+              </m:r>
+              <m:r>
+                <m:t>1</m:t>
+              </m:r>
+              <m:r>
+                <m:rPr>
+                  <m:sty m:val="p"/>
+                </m:rPr>
+                <m:t>−</m:t>
+              </m:r>
+              <m:r>
+                <m:t>2</m:t>
+              </m:r>
+            </m:sub>
+          </m:sSub>
+          <m:r>
+            <m:t>  </m:t>
+          </m:r>
+          <m:r>
+            <m:rPr>
+              <m:sty m:val="p"/>
+            </m:rPr>
+            <m:t>(</m:t>
+          </m:r>
+          <m:r>
+            <m:t>10</m:t>
+          </m:r>
+          <m:r>
+            <m:rPr>
+              <m:sty m:val="p"/>
+            </m:rPr>
+            <m:t>)</m:t>
+          </m:r>
+        </m:oMath>
+      </m:oMathPara>
+      <w:bookmarkEnd w:id="294"/>
+    </w:p>
+    <w:p>
+      <w:pPr>
+        <w:pStyle w:val="FirstParagraph"/>
+      </w:pPr>
+      <w:r>
+        <w:t xml:space="preserve">Consequently, the differential phase of two CEOS-ARD products doesn’t contain a topographic phase and is already unwrapped (at least over stable areas). It is only function of the surface displacement and of the noise term. Depending on the reference DEM and the satellite orbital state vector accuracies, some residual topographic phase could be present. Atmospheric (item 2.15) and ionospheric (item 2.16) phase corrections could be performed during the production of CEOS-ARD products, which reduces the differential phase noise in an InSAR analysis.</w:t>
+      </w:r>
+    </w:p>
+    <w:p>
+      <w:pPr>
+        <w:pStyle w:val="Textkrper"/>
+      </w:pPr>
+      <w:bookmarkStart w:id="295" w:name="eq:sar-topographic-phase-removal-eq11"/>
+      <m:oMathPara>
+        <m:oMathParaPr>
+          <m:jc m:val="center"/>
+        </m:oMathParaPr>
+        <m:oMath>
+          <m:r>
+            <m:rPr>
+              <m:sty m:val="p"/>
+            </m:rPr>
+            <m:t>Δ</m:t>
+          </m:r>
+          <m:sSub>
+            <m:e>
+              <m:r>
+                <m:t>φ</m:t>
+              </m:r>
+            </m:e>
+            <m:sub>
+              <m:r>
+                <m:rPr>
+                  <m:nor/>
+                  <m:sty m:val="p"/>
+                </m:rPr>
+                <m:t>CARD</m:t>
+              </m:r>
+              <m:r>
+                <m:rPr>
+                  <m:sty m:val="p"/>
+                </m:rPr>
+                <m:t>_</m:t>
+              </m:r>
+              <m:r>
+                <m:t>1</m:t>
+              </m:r>
+              <m:r>
+                <m:rPr>
+                  <m:sty m:val="p"/>
+                </m:rPr>
+                <m:t>−</m:t>
+              </m:r>
+              <m:r>
+                <m:rPr>
+                  <m:nor/>
+                  <m:sty m:val="p"/>
+                </m:rPr>
+                <m:t>CARD</m:t>
+              </m:r>
+              <m:r>
+                <m:rPr>
+                  <m:sty m:val="p"/>
+                </m:rPr>
+                <m:t>_</m:t>
+              </m:r>
+              <m:r>
+                <m:t>2</m:t>
+              </m:r>
+            </m:sub>
+          </m:sSub>
+          <m:r>
+            <m:rPr>
+              <m:sty m:val="p"/>
+            </m:rPr>
+            <m:t>=</m:t>
+          </m:r>
+          <m:r>
+            <m:rPr>
+              <m:sty m:val="p"/>
+            </m:rPr>
+            <m:t>Δ</m:t>
+          </m:r>
+          <m:sSub>
+            <m:e>
+              <m:r>
+                <m:t>φ</m:t>
+              </m:r>
+            </m:e>
+            <m:sub>
+              <m:r>
+                <m:rPr>
+                  <m:nor/>
+                  <m:sty m:val="p"/>
+                </m:rPr>
+                <m:t>Disp</m:t>
+              </m:r>
+              <m:r>
+                <m:rPr>
+                  <m:sty m:val="p"/>
+                </m:rPr>
+                <m:t>_</m:t>
+              </m:r>
+              <m:r>
+                <m:t>1</m:t>
+              </m:r>
+              <m:r>
+                <m:rPr>
+                  <m:sty m:val="p"/>
+                </m:rPr>
+                <m:t>−</m:t>
+              </m:r>
+              <m:r>
+                <m:t>2</m:t>
+              </m:r>
+            </m:sub>
+          </m:sSub>
+          <m:r>
+            <m:rPr>
+              <m:sty m:val="p"/>
+            </m:rPr>
+            <m:t>+</m:t>
+          </m:r>
+          <m:r>
+            <m:rPr>
+              <m:sty m:val="p"/>
+            </m:rPr>
             <m:t>Δ</m:t>
           </m:r>
           <m:sSub>
@@ -19441,25 +19439,27 @@
           <m:r>
             <m:t>  </m:t>
           </m:r>
-          <m:d>
-            <m:dPr>
-              <m:begChr m:val="("/>
-              <m:sepChr m:val=""/>
-              <m:endChr m:val=")"/>
-              <m:grow/>
-            </m:dPr>
-            <m:e>
-              <m:r>
-                <m:t>11</m:t>
-              </m:r>
-            </m:e>
-          </m:d>
+          <m:r>
+            <m:rPr>
+              <m:sty m:val="p"/>
+            </m:rPr>
+            <m:t>(</m:t>
+          </m:r>
+          <m:r>
+            <m:t>11</m:t>
+          </m:r>
+          <m:r>
+            <m:rPr>
+              <m:sty m:val="p"/>
+            </m:rPr>
+            <m:t>)</m:t>
+          </m:r>
         </m:oMath>
       </m:oMathPara>
-      <w:bookmarkEnd w:id="292"/>
-    </w:p>
-    <w:bookmarkEnd w:id="293"/>
-    <w:bookmarkStart w:id="300" w:name="sec:annex-sar-pol-covmat"/>
+      <w:bookmarkEnd w:id="295"/>
+    </w:p>
+    <w:bookmarkEnd w:id="296"/>
+    <w:bookmarkStart w:id="303" w:name="sec:annex-sar-pol-covmat"/>
     <w:p>
       <w:pPr>
         <w:pStyle w:val="berschrift3"/>
@@ -19520,7 +19520,7 @@
       <w:pPr>
         <w:pStyle w:val="Textkrper"/>
       </w:pPr>
-      <w:bookmarkStart w:id="294" w:name="eq:sar-pol-covmat-eq1"/>
+      <w:bookmarkStart w:id="297" w:name="eq:sar-pol-covmat-eq1"/>
       <m:oMathPara>
         <m:oMathParaPr>
           <m:jc m:val="center"/>
@@ -19573,30 +19573,32 @@
                 </m:mPr>
                 <m:mr>
                   <m:e>
+                    <m:r>
+                      <m:rPr>
+                        <m:sty m:val="p"/>
+                      </m:rPr>
+                      <m:t>|</m:t>
+                    </m:r>
+                    <m:r>
+                      <m:rPr>
+                        <m:sty m:val="b"/>
+                      </m:rPr>
+                      <m:t>H</m:t>
+                    </m:r>
+                    <m:r>
+                      <m:rPr>
+                        <m:sty m:val="b"/>
+                      </m:rPr>
+                      <m:t>H</m:t>
+                    </m:r>
                     <m:sSup>
                       <m:e>
-                        <m:d>
-                          <m:dPr>
-                            <m:begChr m:val="|"/>
-                            <m:sepChr m:val=""/>
-                            <m:endChr m:val="|"/>
-                            <m:grow/>
-                          </m:dPr>
-                          <m:e>
-                            <m:r>
-                              <m:rPr>
-                                <m:sty m:val="b"/>
-                              </m:rPr>
-                              <m:t>H</m:t>
-                            </m:r>
-                            <m:r>
-                              <m:rPr>
-                                <m:sty m:val="b"/>
-                              </m:rPr>
-                              <m:t>H</m:t>
-                            </m:r>
-                          </m:e>
-                        </m:d>
+                        <m:r>
+                          <m:rPr>
+                            <m:sty m:val="p"/>
+                          </m:rPr>
+                          <m:t>|</m:t>
+                        </m:r>
                       </m:e>
                       <m:sup>
                         <m:r>
@@ -19771,30 +19773,32 @@
                       </m:rPr>
                       <m:t>⋅</m:t>
                     </m:r>
+                    <m:r>
+                      <m:rPr>
+                        <m:sty m:val="p"/>
+                      </m:rPr>
+                      <m:t>|</m:t>
+                    </m:r>
+                    <m:r>
+                      <m:rPr>
+                        <m:sty m:val="b"/>
+                      </m:rPr>
+                      <m:t>H</m:t>
+                    </m:r>
+                    <m:r>
+                      <m:rPr>
+                        <m:sty m:val="b"/>
+                      </m:rPr>
+                      <m:t>V</m:t>
+                    </m:r>
                     <m:sSup>
                       <m:e>
-                        <m:d>
-                          <m:dPr>
-                            <m:begChr m:val="|"/>
-                            <m:sepChr m:val=""/>
-                            <m:endChr m:val="|"/>
-                            <m:grow/>
-                          </m:dPr>
-                          <m:e>
-                            <m:r>
-                              <m:rPr>
-                                <m:sty m:val="b"/>
-                              </m:rPr>
-                              <m:t>H</m:t>
-                            </m:r>
-                            <m:r>
-                              <m:rPr>
-                                <m:sty m:val="b"/>
-                              </m:rPr>
-                              <m:t>V</m:t>
-                            </m:r>
-                          </m:e>
-                        </m:d>
+                        <m:r>
+                          <m:rPr>
+                            <m:sty m:val="p"/>
+                          </m:rPr>
+                          <m:t>|</m:t>
+                        </m:r>
                       </m:e>
                       <m:sup>
                         <m:r>
@@ -19948,30 +19952,32 @@
                     </m:sSup>
                   </m:e>
                   <m:e>
+                    <m:r>
+                      <m:rPr>
+                        <m:sty m:val="p"/>
+                      </m:rPr>
+                      <m:t>|</m:t>
+                    </m:r>
+                    <m:r>
+                      <m:rPr>
+                        <m:sty m:val="b"/>
+                      </m:rPr>
+                      <m:t>V</m:t>
+                    </m:r>
+                    <m:r>
+                      <m:rPr>
+                        <m:sty m:val="b"/>
+                      </m:rPr>
+                      <m:t>V</m:t>
+                    </m:r>
                     <m:sSup>
                       <m:e>
-                        <m:d>
-                          <m:dPr>
-                            <m:begChr m:val="|"/>
-                            <m:sepChr m:val=""/>
-                            <m:endChr m:val="|"/>
-                            <m:grow/>
-                          </m:dPr>
-                          <m:e>
-                            <m:r>
-                              <m:rPr>
-                                <m:sty m:val="b"/>
-                              </m:rPr>
-                              <m:t>V</m:t>
-                            </m:r>
-                            <m:r>
-                              <m:rPr>
-                                <m:sty m:val="b"/>
-                              </m:rPr>
-                              <m:t>V</m:t>
-                            </m:r>
-                          </m:e>
-                        </m:d>
+                        <m:r>
+                          <m:rPr>
+                            <m:sty m:val="p"/>
+                          </m:rPr>
+                          <m:t>|</m:t>
+                        </m:r>
                       </m:e>
                       <m:sup>
                         <m:r>
@@ -19987,22 +19993,24 @@
           <m:r>
             <m:t>  </m:t>
           </m:r>
-          <m:d>
-            <m:dPr>
-              <m:begChr m:val="("/>
-              <m:sepChr m:val=""/>
-              <m:endChr m:val=")"/>
-              <m:grow/>
-            </m:dPr>
-            <m:e>
-              <m:r>
-                <m:t>12</m:t>
-              </m:r>
-            </m:e>
-          </m:d>
+          <m:r>
+            <m:rPr>
+              <m:sty m:val="p"/>
+            </m:rPr>
+            <m:t>(</m:t>
+          </m:r>
+          <m:r>
+            <m:t>12</m:t>
+          </m:r>
+          <m:r>
+            <m:rPr>
+              <m:sty m:val="p"/>
+            </m:rPr>
+            <m:t>)</m:t>
+          </m:r>
         </m:oMath>
       </m:oMathPara>
-      <w:bookmarkEnd w:id="294"/>
+      <w:bookmarkEnd w:id="297"/>
     </w:p>
     <w:p>
       <w:pPr>
@@ -20028,7 +20036,7 @@
       <w:pPr>
         <w:pStyle w:val="Textkrper"/>
       </w:pPr>
-      <w:bookmarkStart w:id="295" w:name="eq:sar-pol-covmat-eq2"/>
+      <w:bookmarkStart w:id="298" w:name="eq:sar-pol-covmat-eq2"/>
       <m:oMathPara>
         <m:oMathParaPr>
           <m:jc m:val="center"/>
@@ -20085,30 +20093,32 @@
                 </m:mPr>
                 <m:mr>
                   <m:e>
+                    <m:r>
+                      <m:rPr>
+                        <m:sty m:val="p"/>
+                      </m:rPr>
+                      <m:t>|</m:t>
+                    </m:r>
+                    <m:r>
+                      <m:rPr>
+                        <m:sty m:val="b"/>
+                      </m:rPr>
+                      <m:t>H</m:t>
+                    </m:r>
+                    <m:r>
+                      <m:rPr>
+                        <m:sty m:val="b"/>
+                      </m:rPr>
+                      <m:t>H</m:t>
+                    </m:r>
                     <m:sSup>
                       <m:e>
-                        <m:d>
-                          <m:dPr>
-                            <m:begChr m:val="|"/>
-                            <m:sepChr m:val=""/>
-                            <m:endChr m:val="|"/>
-                            <m:grow/>
-                          </m:dPr>
-                          <m:e>
-                            <m:r>
-                              <m:rPr>
-                                <m:sty m:val="b"/>
-                              </m:rPr>
-                              <m:t>H</m:t>
-                            </m:r>
-                            <m:r>
-                              <m:rPr>
-                                <m:sty m:val="b"/>
-                              </m:rPr>
-                              <m:t>H</m:t>
-                            </m:r>
-                          </m:e>
-                        </m:d>
+                        <m:r>
+                          <m:rPr>
+                            <m:sty m:val="p"/>
+                          </m:rPr>
+                          <m:t>|</m:t>
+                        </m:r>
                       </m:e>
                       <m:sup>
                         <m:r>
@@ -20196,30 +20206,32 @@
                     </m:sSup>
                   </m:e>
                   <m:e>
+                    <m:r>
+                      <m:rPr>
+                        <m:sty m:val="p"/>
+                      </m:rPr>
+                      <m:t>|</m:t>
+                    </m:r>
+                    <m:r>
+                      <m:rPr>
+                        <m:sty m:val="b"/>
+                      </m:rPr>
+                      <m:t>H</m:t>
+                    </m:r>
+                    <m:r>
+                      <m:rPr>
+                        <m:sty m:val="b"/>
+                      </m:rPr>
+                      <m:t>V</m:t>
+                    </m:r>
                     <m:sSup>
                       <m:e>
-                        <m:d>
-                          <m:dPr>
-                            <m:begChr m:val="|"/>
-                            <m:sepChr m:val=""/>
-                            <m:endChr m:val="|"/>
-                            <m:grow/>
-                          </m:dPr>
-                          <m:e>
-                            <m:r>
-                              <m:rPr>
-                                <m:sty m:val="b"/>
-                              </m:rPr>
-                              <m:t>H</m:t>
-                            </m:r>
-                            <m:r>
-                              <m:rPr>
-                                <m:sty m:val="b"/>
-                              </m:rPr>
-                              <m:t>V</m:t>
-                            </m:r>
-                          </m:e>
-                        </m:d>
+                        <m:r>
+                          <m:rPr>
+                            <m:sty m:val="p"/>
+                          </m:rPr>
+                          <m:t>|</m:t>
+                        </m:r>
                       </m:e>
                       <m:sup>
                         <m:r>
@@ -20235,28 +20247,30 @@
           <m:r>
             <m:t>  </m:t>
           </m:r>
-          <m:d>
-            <m:dPr>
-              <m:begChr m:val="("/>
-              <m:sepChr m:val=""/>
-              <m:endChr m:val=")"/>
-              <m:grow/>
-            </m:dPr>
-            <m:e>
-              <m:r>
-                <m:t>13</m:t>
-              </m:r>
-            </m:e>
-          </m:d>
+          <m:r>
+            <m:rPr>
+              <m:sty m:val="p"/>
+            </m:rPr>
+            <m:t>(</m:t>
+          </m:r>
+          <m:r>
+            <m:t>13</m:t>
+          </m:r>
+          <m:r>
+            <m:rPr>
+              <m:sty m:val="p"/>
+            </m:rPr>
+            <m:t>)</m:t>
+          </m:r>
         </m:oMath>
       </m:oMathPara>
-      <w:bookmarkEnd w:id="295"/>
+      <w:bookmarkEnd w:id="298"/>
     </w:p>
     <w:p>
       <w:pPr>
         <w:pStyle w:val="FirstParagraph"/>
       </w:pPr>
-      <w:bookmarkStart w:id="296" w:name="eq:sar-pol-covmat-eq3"/>
+      <w:bookmarkStart w:id="299" w:name="eq:sar-pol-covmat-eq3"/>
       <m:oMathPara>
         <m:oMathParaPr>
           <m:jc m:val="center"/>
@@ -20313,30 +20327,32 @@
                 </m:mPr>
                 <m:mr>
                   <m:e>
+                    <m:r>
+                      <m:rPr>
+                        <m:sty m:val="p"/>
+                      </m:rPr>
+                      <m:t>|</m:t>
+                    </m:r>
+                    <m:r>
+                      <m:rPr>
+                        <m:sty m:val="b"/>
+                      </m:rPr>
+                      <m:t>V</m:t>
+                    </m:r>
+                    <m:r>
+                      <m:rPr>
+                        <m:sty m:val="b"/>
+                      </m:rPr>
+                      <m:t>H</m:t>
+                    </m:r>
                     <m:sSup>
                       <m:e>
-                        <m:d>
-                          <m:dPr>
-                            <m:begChr m:val="|"/>
-                            <m:sepChr m:val=""/>
-                            <m:endChr m:val="|"/>
-                            <m:grow/>
-                          </m:dPr>
-                          <m:e>
-                            <m:r>
-                              <m:rPr>
-                                <m:sty m:val="b"/>
-                              </m:rPr>
-                              <m:t>V</m:t>
-                            </m:r>
-                            <m:r>
-                              <m:rPr>
-                                <m:sty m:val="b"/>
-                              </m:rPr>
-                              <m:t>H</m:t>
-                            </m:r>
-                          </m:e>
-                        </m:d>
+                        <m:r>
+                          <m:rPr>
+                            <m:sty m:val="p"/>
+                          </m:rPr>
+                          <m:t>|</m:t>
+                        </m:r>
                       </m:e>
                       <m:sup>
                         <m:r>
@@ -20424,30 +20440,32 @@
                     </m:sSup>
                   </m:e>
                   <m:e>
+                    <m:r>
+                      <m:rPr>
+                        <m:sty m:val="p"/>
+                      </m:rPr>
+                      <m:t>|</m:t>
+                    </m:r>
+                    <m:r>
+                      <m:rPr>
+                        <m:sty m:val="b"/>
+                      </m:rPr>
+                      <m:t>V</m:t>
+                    </m:r>
+                    <m:r>
+                      <m:rPr>
+                        <m:sty m:val="b"/>
+                      </m:rPr>
+                      <m:t>V</m:t>
+                    </m:r>
                     <m:sSup>
                       <m:e>
-                        <m:d>
-                          <m:dPr>
-                            <m:begChr m:val="|"/>
-                            <m:sepChr m:val=""/>
-                            <m:endChr m:val="|"/>
-                            <m:grow/>
-                          </m:dPr>
-                          <m:e>
-                            <m:r>
-                              <m:rPr>
-                                <m:sty m:val="b"/>
-                              </m:rPr>
-                              <m:t>V</m:t>
-                            </m:r>
-                            <m:r>
-                              <m:rPr>
-                                <m:sty m:val="b"/>
-                              </m:rPr>
-                              <m:t>V</m:t>
-                            </m:r>
-                          </m:e>
-                        </m:d>
+                        <m:r>
+                          <m:rPr>
+                            <m:sty m:val="p"/>
+                          </m:rPr>
+                          <m:t>|</m:t>
+                        </m:r>
                       </m:e>
                       <m:sup>
                         <m:r>
@@ -20463,28 +20481,30 @@
           <m:r>
             <m:t>  </m:t>
           </m:r>
-          <m:d>
-            <m:dPr>
-              <m:begChr m:val="("/>
-              <m:sepChr m:val=""/>
-              <m:endChr m:val=")"/>
-              <m:grow/>
-            </m:dPr>
-            <m:e>
-              <m:r>
-                <m:t>14</m:t>
-              </m:r>
-            </m:e>
-          </m:d>
+          <m:r>
+            <m:rPr>
+              <m:sty m:val="p"/>
+            </m:rPr>
+            <m:t>(</m:t>
+          </m:r>
+          <m:r>
+            <m:t>14</m:t>
+          </m:r>
+          <m:r>
+            <m:rPr>
+              <m:sty m:val="p"/>
+            </m:rPr>
+            <m:t>)</m:t>
+          </m:r>
         </m:oMath>
       </m:oMathPara>
-      <w:bookmarkEnd w:id="296"/>
+      <w:bookmarkEnd w:id="299"/>
     </w:p>
     <w:p>
       <w:pPr>
         <w:pStyle w:val="FirstParagraph"/>
       </w:pPr>
-      <w:bookmarkStart w:id="297" w:name="eq:eq:sar-pol-covmat-eq4"/>
+      <w:bookmarkStart w:id="300" w:name="eq:eq:sar-pol-covmat-eq4"/>
       <m:oMathPara>
         <m:oMathParaPr>
           <m:jc m:val="center"/>
@@ -20541,30 +20561,32 @@
                 </m:mPr>
                 <m:mr>
                   <m:e>
+                    <m:r>
+                      <m:rPr>
+                        <m:sty m:val="p"/>
+                      </m:rPr>
+                      <m:t>|</m:t>
+                    </m:r>
+                    <m:r>
+                      <m:rPr>
+                        <m:sty m:val="b"/>
+                      </m:rPr>
+                      <m:t>C</m:t>
+                    </m:r>
+                    <m:r>
+                      <m:rPr>
+                        <m:sty m:val="b"/>
+                      </m:rPr>
+                      <m:t>H</m:t>
+                    </m:r>
                     <m:sSup>
                       <m:e>
-                        <m:d>
-                          <m:dPr>
-                            <m:begChr m:val="|"/>
-                            <m:sepChr m:val=""/>
-                            <m:endChr m:val="|"/>
-                            <m:grow/>
-                          </m:dPr>
-                          <m:e>
-                            <m:r>
-                              <m:rPr>
-                                <m:sty m:val="b"/>
-                              </m:rPr>
-                              <m:t>C</m:t>
-                            </m:r>
-                            <m:r>
-                              <m:rPr>
-                                <m:sty m:val="b"/>
-                              </m:rPr>
-                              <m:t>H</m:t>
-                            </m:r>
-                          </m:e>
-                        </m:d>
+                        <m:r>
+                          <m:rPr>
+                            <m:sty m:val="p"/>
+                          </m:rPr>
+                          <m:t>|</m:t>
+                        </m:r>
                       </m:e>
                       <m:sup>
                         <m:r>
@@ -20652,30 +20674,32 @@
                     </m:sSup>
                   </m:e>
                   <m:e>
+                    <m:r>
+                      <m:rPr>
+                        <m:sty m:val="p"/>
+                      </m:rPr>
+                      <m:t>|</m:t>
+                    </m:r>
+                    <m:r>
+                      <m:rPr>
+                        <m:sty m:val="b"/>
+                      </m:rPr>
+                      <m:t>C</m:t>
+                    </m:r>
+                    <m:r>
+                      <m:rPr>
+                        <m:sty m:val="b"/>
+                      </m:rPr>
+                      <m:t>V</m:t>
+                    </m:r>
                     <m:sSup>
                       <m:e>
-                        <m:d>
-                          <m:dPr>
-                            <m:begChr m:val="|"/>
-                            <m:sepChr m:val=""/>
-                            <m:endChr m:val="|"/>
-                            <m:grow/>
-                          </m:dPr>
-                          <m:e>
-                            <m:r>
-                              <m:rPr>
-                                <m:sty m:val="b"/>
-                              </m:rPr>
-                              <m:t>C</m:t>
-                            </m:r>
-                            <m:r>
-                              <m:rPr>
-                                <m:sty m:val="b"/>
-                              </m:rPr>
-                              <m:t>V</m:t>
-                            </m:r>
-                          </m:e>
-                        </m:d>
+                        <m:r>
+                          <m:rPr>
+                            <m:sty m:val="p"/>
+                          </m:rPr>
+                          <m:t>|</m:t>
+                        </m:r>
                       </m:e>
                       <m:sup>
                         <m:r>
@@ -20691,22 +20715,24 @@
           <m:r>
             <m:t>  </m:t>
           </m:r>
-          <m:d>
-            <m:dPr>
-              <m:begChr m:val="("/>
-              <m:sepChr m:val=""/>
-              <m:endChr m:val=")"/>
-              <m:grow/>
-            </m:dPr>
-            <m:e>
-              <m:r>
-                <m:t>15</m:t>
-              </m:r>
-            </m:e>
-          </m:d>
+          <m:r>
+            <m:rPr>
+              <m:sty m:val="p"/>
+            </m:rPr>
+            <m:t>(</m:t>
+          </m:r>
+          <m:r>
+            <m:t>15</m:t>
+          </m:r>
+          <m:r>
+            <m:rPr>
+              <m:sty m:val="p"/>
+            </m:rPr>
+            <m:t>)</m:t>
+          </m:r>
         </m:oMath>
       </m:oMathPara>
-      <w:bookmarkEnd w:id="297"/>
+      <w:bookmarkEnd w:id="300"/>
     </w:p>
     <w:p>
       <w:pPr>
@@ -20800,19 +20826,7 @@
         </w:r>
       </w:hyperlink>
       <w:r>
-        <w:t xml:space="preserve">. Users will have to take care of this non-standard representation when applying their polarimetric analytic tools.</w:t>
-      </w:r>
-      <w:r>
-        <w:t xml:space="preserve"> </w:t>
-      </w:r>
-      <w:r>
-        <w:t xml:space="preserve">“&lt; &gt;”</w:t>
-      </w:r>
-      <w:r>
-        <w:t xml:space="preserve"> </w:t>
-      </w:r>
-      <w:r>
-        <w:t xml:space="preserve">means that ARD matrix elements are speckle filtered. Eq. </w:t>
+        <w:t xml:space="preserve">. Users will have to take care of this non-standard representation when applying their polarimetric analytic tools. “&lt; &gt;” means that ARD matrix elements are speckle filtered. Eq. </w:t>
       </w:r>
       <w:hyperlink w:anchor="eq:sar-pol-covmat-eq5">
         <w:r>
@@ -20833,7 +20847,7 @@
       <w:pPr>
         <w:pStyle w:val="Textkrper"/>
       </w:pPr>
-      <w:bookmarkStart w:id="298" w:name="eq:sar-pol-covmat-eq5"/>
+      <w:bookmarkStart w:id="301" w:name="eq:sar-pol-covmat-eq5"/>
       <m:oMathPara>
         <m:oMathParaPr>
           <m:jc m:val="center"/>
@@ -20905,36 +20919,38 @@
                 </m:mPr>
                 <m:mr>
                   <m:e>
+                    <m:r>
+                      <m:rPr>
+                        <m:sty m:val="p"/>
+                      </m:rPr>
+                      <m:t>|</m:t>
+                    </m:r>
+                    <m:r>
+                      <m:rPr>
+                        <m:sty m:val="p"/>
+                      </m:rPr>
+                      <m:t>⟨</m:t>
+                    </m:r>
+                    <m:r>
+                      <m:rPr>
+                        <m:sty m:val="b"/>
+                      </m:rPr>
+                      <m:t>H</m:t>
+                    </m:r>
+                    <m:r>
+                      <m:rPr>
+                        <m:sty m:val="b"/>
+                      </m:rPr>
+                      <m:t>H</m:t>
+                    </m:r>
                     <m:sSup>
                       <m:e>
-                        <m:d>
-                          <m:dPr>
-                            <m:begChr m:val="|"/>
-                            <m:sepChr m:val=""/>
-                            <m:endChr m:val="|"/>
-                            <m:grow/>
-                          </m:dPr>
-                          <m:e>
-                            <m:r>
-                              <m:rPr>
-                                <m:sty m:val="p"/>
-                              </m:rPr>
-                              <m:t>⟨</m:t>
-                            </m:r>
-                            <m:r>
-                              <m:rPr>
-                                <m:sty m:val="b"/>
-                              </m:rPr>
-                              <m:t>H</m:t>
-                            </m:r>
-                            <m:r>
-                              <m:rPr>
-                                <m:sty m:val="b"/>
-                              </m:rPr>
-                              <m:t>H</m:t>
-                            </m:r>
-                          </m:e>
-                        </m:d>
+                        <m:r>
+                          <m:rPr>
+                            <m:sty m:val="p"/>
+                          </m:rPr>
+                          <m:t>|</m:t>
+                        </m:r>
                       </m:e>
                       <m:sup>
                         <m:r>
@@ -21114,30 +21130,32 @@
                       </m:rPr>
                       <m:t>⟨</m:t>
                     </m:r>
+                    <m:r>
+                      <m:rPr>
+                        <m:sty m:val="p"/>
+                      </m:rPr>
+                      <m:t>|</m:t>
+                    </m:r>
+                    <m:r>
+                      <m:rPr>
+                        <m:sty m:val="b"/>
+                      </m:rPr>
+                      <m:t>H</m:t>
+                    </m:r>
+                    <m:r>
+                      <m:rPr>
+                        <m:sty m:val="b"/>
+                      </m:rPr>
+                      <m:t>V</m:t>
+                    </m:r>
                     <m:sSup>
                       <m:e>
-                        <m:d>
-                          <m:dPr>
-                            <m:begChr m:val="|"/>
-                            <m:sepChr m:val=""/>
-                            <m:endChr m:val="|"/>
-                            <m:grow/>
-                          </m:dPr>
-                          <m:e>
-                            <m:r>
-                              <m:rPr>
-                                <m:sty m:val="b"/>
-                              </m:rPr>
-                              <m:t>H</m:t>
-                            </m:r>
-                            <m:r>
-                              <m:rPr>
-                                <m:sty m:val="b"/>
-                              </m:rPr>
-                              <m:t>V</m:t>
-                            </m:r>
-                          </m:e>
-                        </m:d>
+                        <m:r>
+                          <m:rPr>
+                            <m:sty m:val="p"/>
+                          </m:rPr>
+                          <m:t>|</m:t>
+                        </m:r>
                       </m:e>
                       <m:sup>
                         <m:r>
@@ -21305,30 +21323,32 @@
                       </m:rPr>
                       <m:t>⟨</m:t>
                     </m:r>
+                    <m:r>
+                      <m:rPr>
+                        <m:sty m:val="p"/>
+                      </m:rPr>
+                      <m:t>|</m:t>
+                    </m:r>
+                    <m:r>
+                      <m:rPr>
+                        <m:sty m:val="b"/>
+                      </m:rPr>
+                      <m:t>V</m:t>
+                    </m:r>
+                    <m:r>
+                      <m:rPr>
+                        <m:sty m:val="b"/>
+                      </m:rPr>
+                      <m:t>V</m:t>
+                    </m:r>
                     <m:sSup>
                       <m:e>
-                        <m:d>
-                          <m:dPr>
-                            <m:begChr m:val="|"/>
-                            <m:sepChr m:val=""/>
-                            <m:endChr m:val="|"/>
-                            <m:grow/>
-                          </m:dPr>
-                          <m:e>
-                            <m:r>
-                              <m:rPr>
-                                <m:sty m:val="b"/>
-                              </m:rPr>
-                              <m:t>V</m:t>
-                            </m:r>
-                            <m:r>
-                              <m:rPr>
-                                <m:sty m:val="b"/>
-                              </m:rPr>
-                              <m:t>V</m:t>
-                            </m:r>
-                          </m:e>
-                        </m:d>
+                        <m:r>
+                          <m:rPr>
+                            <m:sty m:val="p"/>
+                          </m:rPr>
+                          <m:t>|</m:t>
+                        </m:r>
                       </m:e>
                       <m:sup>
                         <m:r>
@@ -21350,22 +21370,24 @@
           <m:r>
             <m:t>  </m:t>
           </m:r>
-          <m:d>
-            <m:dPr>
-              <m:begChr m:val="("/>
-              <m:sepChr m:val=""/>
-              <m:endChr m:val=")"/>
-              <m:grow/>
-            </m:dPr>
-            <m:e>
-              <m:r>
-                <m:t>16</m:t>
-              </m:r>
-            </m:e>
-          </m:d>
+          <m:r>
+            <m:rPr>
+              <m:sty m:val="p"/>
+            </m:rPr>
+            <m:t>(</m:t>
+          </m:r>
+          <m:r>
+            <m:t>16</m:t>
+          </m:r>
+          <m:r>
+            <m:rPr>
+              <m:sty m:val="p"/>
+            </m:rPr>
+            <m:t>)</m:t>
+          </m:r>
         </m:oMath>
       </m:oMathPara>
-      <w:bookmarkEnd w:id="298"/>
+      <w:bookmarkEnd w:id="301"/>
     </w:p>
     <w:p>
       <w:pPr>
@@ -21390,7 +21412,7 @@
       <w:pPr>
         <w:pStyle w:val="Textkrper"/>
       </w:pPr>
-      <w:bookmarkStart w:id="299" w:name="eq:sar-pol-covmat-eq6"/>
+      <w:bookmarkStart w:id="302" w:name="eq:sar-pol-covmat-eq6"/>
       <m:oMathPara>
         <m:oMathParaPr>
           <m:jc m:val="center"/>
@@ -21462,30 +21484,32 @@
                       </m:rPr>
                       <m:t>⟨</m:t>
                     </m:r>
+                    <m:r>
+                      <m:rPr>
+                        <m:sty m:val="p"/>
+                      </m:rPr>
+                      <m:t>|</m:t>
+                    </m:r>
+                    <m:r>
+                      <m:rPr>
+                        <m:sty m:val="b"/>
+                      </m:rPr>
+                      <m:t>R</m:t>
+                    </m:r>
+                    <m:r>
+                      <m:rPr>
+                        <m:sty m:val="b"/>
+                      </m:rPr>
+                      <m:t>R</m:t>
+                    </m:r>
                     <m:sSup>
                       <m:e>
-                        <m:d>
-                          <m:dPr>
-                            <m:begChr m:val="|"/>
-                            <m:sepChr m:val=""/>
-                            <m:endChr m:val="|"/>
-                            <m:grow/>
-                          </m:dPr>
-                          <m:e>
-                            <m:r>
-                              <m:rPr>
-                                <m:sty m:val="b"/>
-                              </m:rPr>
-                              <m:t>R</m:t>
-                            </m:r>
-                            <m:r>
-                              <m:rPr>
-                                <m:sty m:val="b"/>
-                              </m:rPr>
-                              <m:t>R</m:t>
-                            </m:r>
-                          </m:e>
-                        </m:d>
+                        <m:r>
+                          <m:rPr>
+                            <m:sty m:val="p"/>
+                          </m:rPr>
+                          <m:t>|</m:t>
+                        </m:r>
                       </m:e>
                       <m:sup>
                         <m:r>
@@ -21609,30 +21633,32 @@
                       </m:rPr>
                       <m:t>⟨</m:t>
                     </m:r>
+                    <m:r>
+                      <m:rPr>
+                        <m:sty m:val="p"/>
+                      </m:rPr>
+                      <m:t>|</m:t>
+                    </m:r>
+                    <m:r>
+                      <m:rPr>
+                        <m:sty m:val="b"/>
+                      </m:rPr>
+                      <m:t>R</m:t>
+                    </m:r>
+                    <m:r>
+                      <m:rPr>
+                        <m:sty m:val="b"/>
+                      </m:rPr>
+                      <m:t>L</m:t>
+                    </m:r>
                     <m:sSup>
                       <m:e>
-                        <m:d>
-                          <m:dPr>
-                            <m:begChr m:val="|"/>
-                            <m:sepChr m:val=""/>
-                            <m:endChr m:val="|"/>
-                            <m:grow/>
-                          </m:dPr>
-                          <m:e>
-                            <m:r>
-                              <m:rPr>
-                                <m:sty m:val="b"/>
-                              </m:rPr>
-                              <m:t>R</m:t>
-                            </m:r>
-                            <m:r>
-                              <m:rPr>
-                                <m:sty m:val="b"/>
-                              </m:rPr>
-                              <m:t>L</m:t>
-                            </m:r>
-                          </m:e>
-                        </m:d>
+                        <m:r>
+                          <m:rPr>
+                            <m:sty m:val="p"/>
+                          </m:rPr>
+                          <m:t>|</m:t>
+                        </m:r>
                       </m:e>
                       <m:sup>
                         <m:r>
@@ -21654,32 +21680,34 @@
           <m:r>
             <m:t>  </m:t>
           </m:r>
-          <m:d>
-            <m:dPr>
-              <m:begChr m:val="("/>
-              <m:sepChr m:val=""/>
-              <m:endChr m:val=")"/>
-              <m:grow/>
-            </m:dPr>
-            <m:e>
-              <m:r>
-                <m:t>17</m:t>
-              </m:r>
-            </m:e>
-          </m:d>
+          <m:r>
+            <m:rPr>
+              <m:sty m:val="p"/>
+            </m:rPr>
+            <m:t>(</m:t>
+          </m:r>
+          <m:r>
+            <m:t>17</m:t>
+          </m:r>
+          <m:r>
+            <m:rPr>
+              <m:sty m:val="p"/>
+            </m:rPr>
+            <m:t>)</m:t>
+          </m:r>
         </m:oMath>
       </m:oMathPara>
-      <w:bookmarkEnd w:id="299"/>
-    </w:p>
-    <w:bookmarkEnd w:id="300"/>
-    <w:bookmarkEnd w:id="301"/>
-    <w:bookmarkEnd w:id="302"/>
+      <w:bookmarkEnd w:id="302"/>
+    </w:p>
+    <w:bookmarkEnd w:id="303"/>
+    <w:bookmarkEnd w:id="304"/>
+    <w:bookmarkEnd w:id="305"/>
     <w:sectPr>
-      <w:headerReference r:id="rId11" w:type="even"/>
+      <w:headerReference r:id="rId9" w:type="even"/>
       <w:headerReference r:id="rId10" w:type="default"/>
-      <w:footerReference r:id="rId13" w:type="even"/>
+      <w:footerReference r:id="rId11" w:type="even"/>
       <w:footerReference r:id="rId12" w:type="default"/>
-      <w:headerReference r:id="rId9" w:type="first"/>
+      <w:headerReference r:id="rId13" w:type="first"/>
       <w:footerReference r:id="rId14" w:type="first"/>
       <w:pgSz w:code="9" w:h="16838" w:w="11906"/>
       <w:pgMar w:bottom="1080" w:footer="567" w:gutter="0" w:header="567" w:left="1440" w:right="1440" w:top="1080"/>
@@ -21740,7 +21768,7 @@
       </w:r>
     </w:p>
   </w:footnote>
-  <w:footnote w:id="76">
+  <w:footnote w:id="79">
     <w:p>
       <w:pPr>
         <w:pStyle w:val="Funotentext"/>
@@ -21755,19 +21783,7 @@
         <w:t xml:space="preserve"> </w:t>
       </w:r>
       <w:r>
-        <w:t xml:space="preserve">For data crossing the North or South Pole, it is recommended to produce two distinct products and to use the appropriate</w:t>
-      </w:r>
-      <w:r>
-        <w:t xml:space="preserve"> </w:t>
-      </w:r>
-      <w:r>
-        <w:t xml:space="preserve">“Pass direction”</w:t>
-      </w:r>
-      <w:r>
-        <w:t xml:space="preserve"> </w:t>
-      </w:r>
-      <w:r>
-        <w:t xml:space="preserve">in each.</w:t>
+        <w:t xml:space="preserve">For data crossing the North or South Pole, it is recommended to produce two distinct products and to use the appropriate “Pass direction” in each.</w:t>
       </w:r>
     </w:p>
   </w:footnote>
